--- a/docs/Teza_Licenta.docx
+++ b/docs/Teza_Licenta.docx
@@ -3266,6 +3266,32 @@
     </w:p>
     <w:p>
       <w:pPr>
+        <w:ind w:firstLine="709"/>
+        <w:jc w:val="both"/>
+      </w:pPr>
+      <w:r>
+        <w:t>Modelul combină două ramuri printr-o fuziune târzie (late fusion), adică ramurile sunt procesate separat și informațiile lor se unesc abia înainte de decizia finală. Ramura de imagine este rețeaua EfficientNet-B0 [7], preluată din biblioteca timm [8] cu ponderi preantrenate pe ImageNet (învățare prin transfer: rețeaua pornește de la ce a învățat deja pe un set mare de imagini și este reantrenată pe SCIN). Ramura chestionarului este o rețea mică cu un strat de 64 de unități, care primește vectorul de 40 de trăsături alăturat măștii de 6 valori (46 de numere). Ieșirile celor două ramuri se concatenează și trec printr-un strat final care produce scorul pentru fiecare dintre cele patru categorii. Ca valoare de referință se antrenează și un model doar cu imagine, fără ramura chestionarului.</w:t>
+      </w:r>
+    </w:p>
+    <w:p>
+      <w:pPr>
+        <w:ind w:firstLine="709"/>
+        <w:jc w:val="both"/>
+      </w:pPr>
+      <w:r>
+        <w:t>Pentru robustețea la răspunsuri lipsă se folosește modality dropout: în timpul antrenării, pentru fiecare exemplu chestionarul este ascuns în întregime cu probabilitate 0,3, iar fiecare câmp este ascuns separat cu probabilitate 0,15. Un câmp ascuns primește trăsături 0 și masca 1, exact ca un răspuns lipsă real, deci modelul învață să se descurce și fără chestionar. Cum categoriile sunt dezechilibrate (de exemplu 44 de cazuri redness_rosacea față de 1.068 eczema_dermatitis), pierderea (loss, măsura erorii pe care o minimizează antrenarea) este entropia încrucișată ponderată invers proporțional cu frecvența clasei. Optimizatorul este AdamW [9] cu rata de învățare 3·10⁻⁴ și descreștere cosinusoidală [10], pe 15 epoci, cu precizie mixtă pe GPU. Se păstrează punctul de oprire (checkpoint) cu cel mai bun macro-F1 pe setul de validare.</w:t>
+      </w:r>
+    </w:p>
+    <w:p>
+      <w:pPr>
+        <w:pStyle w:val="Heading2"/>
+      </w:pPr>
+      <w:r>
+        <w:t>5.9 Explicabilitate (Grad-CAM)</w:t>
+      </w:r>
+    </w:p>
+    <w:p>
+      <w:pPr>
         <w:jc w:val="both"/>
       </w:pPr>
       <w:r>
@@ -3280,37 +3306,16 @@
         <w:pStyle w:val="Heading2"/>
       </w:pPr>
       <w:r>
-        <w:t>5.9 Explicabilitate (Grad-CAM)</w:t>
-      </w:r>
-    </w:p>
-    <w:p>
-      <w:pPr>
-        <w:jc w:val="both"/>
-      </w:pPr>
-      <w:r>
-        <w:rPr>
-          <w:highlight w:val="yellow"/>
-        </w:rPr>
-        <w:t>[De redactat.]</w:t>
-      </w:r>
-    </w:p>
-    <w:p>
-      <w:pPr>
-        <w:pStyle w:val="Heading2"/>
-      </w:pPr>
-      <w:r>
         <w:t>5.10 Protocolul de evaluare</w:t>
       </w:r>
     </w:p>
     <w:p>
       <w:pPr>
+        <w:ind w:firstLine="709"/>
         <w:jc w:val="both"/>
       </w:pPr>
       <w:r>
-        <w:rPr>
-          <w:highlight w:val="yellow"/>
-        </w:rPr>
-        <w:t>[De redactat.]</w:t>
+        <w:t>Evaluarea se face o singură dată pe setul de testare, cu ponderile alese pe validare. Metricile sunt macro-F1 (media scorului F1 pe clase, care tratează egal clasele mici și mari) și acuratețea echilibrată (media recall-ului pe clase), raportate global și separat pe grupele eFST (I–II, III–IV, V–VI, lipsă), împreună cu diferența maximă dintre grupe. Pentru întrebarea privind răspunsurile lipsă, modelul este testat cu 0%, 25%, 50%, 75% și 100% dintre câmpurile chestionarului ascunse, și comparat cu modelul doar cu imagine. Fiecare configurație se rulează pentru cele cinci seed-uri (0–4), iar rezultatele se raportează ca medie și interval de variație. Scriptul este ml/train.py.</w:t>
       </w:r>
     </w:p>
     <w:p>
@@ -3474,6 +3479,46 @@
       </w:pPr>
       <w:r>
         <w:t>[6] Google Research, Monk Skin Tone Scale. https://skintone.google/</w:t>
+      </w:r>
+    </w:p>
+    <w:p>
+      <w:pPr>
+        <w:spacing w:after="120" w:line="276" w:lineRule="auto"/>
+        <w:ind w:left="567" w:hanging="567"/>
+        <w:jc w:val="left"/>
+      </w:pPr>
+      <w:r>
+        <w:t>[7] M. Tan, Q. V. Le, EfficientNet: Rethinking Model Scaling for Convolutional Neural Networks, ICML 2019. https://arxiv.org/abs/1905.11946</w:t>
+      </w:r>
+    </w:p>
+    <w:p>
+      <w:pPr>
+        <w:spacing w:after="120" w:line="276" w:lineRule="auto"/>
+        <w:ind w:left="567" w:hanging="567"/>
+        <w:jc w:val="left"/>
+      </w:pPr>
+      <w:r>
+        <w:t>[8] R. Wightman, PyTorch Image Models (timm), GitHub repository. https://github.com/huggingface/pytorch-image-models</w:t>
+      </w:r>
+    </w:p>
+    <w:p>
+      <w:pPr>
+        <w:spacing w:after="120" w:line="276" w:lineRule="auto"/>
+        <w:ind w:left="567" w:hanging="567"/>
+        <w:jc w:val="left"/>
+      </w:pPr>
+      <w:r>
+        <w:t>[9] I. Loshchilov, F. Hutter, Decoupled Weight Decay Regularization, ICLR 2019. https://arxiv.org/abs/1711.05101</w:t>
+      </w:r>
+    </w:p>
+    <w:p>
+      <w:pPr>
+        <w:spacing w:after="120" w:line="276" w:lineRule="auto"/>
+        <w:ind w:left="567" w:hanging="567"/>
+        <w:jc w:val="left"/>
+      </w:pPr>
+      <w:r>
+        <w:t>[10] I. Loshchilov, F. Hutter, SGDR: Stochastic Gradient Descent with Warm Restarts, ICLR 2017. https://arxiv.org/abs/1608.03983</w:t>
       </w:r>
     </w:p>
     <w:sectPr>

--- a/docs/Teza_Licenta.docx
+++ b/docs/Teza_Licenta.docx
@@ -3284,6 +3284,15 @@
     </w:p>
     <w:p>
       <w:pPr>
+        <w:ind w:firstLine="709"/>
+        <w:jc w:val="both"/>
+      </w:pPr>
+      <w:r>
+        <w:t>Antrenarea este realizată de un motor reutilizabil (ml/engine.py) care nu depinde de arhitectura modelului: aceleași funcții de antrenare și evaluare servesc atât modelul doar cu imagine, cât și modelul cu fuziune. Funcția de pierdere poate fi entropia încrucișată ponderată pe clase sau pierderea focală (focal loss) [11], care reduce contribuția exemplelor ușoare, sigure, pentru ca antrenarea să se concentreze pe cele dificile și rare; cele două variante se compară ca ablație. Antrenarea folosește precizie mixtă automată (AMP), adică calcule în precizie redusă pe GPU pentru viteză. Criteriul de oprire și de salvare a punctului de control este macro-F1 pe validare, nu acuratețea simplă, care ar fi înșelătoare la clase dezechilibrate; antrenarea se oprește timpuriu (early stopping) dacă macro-F1 nu se îmbunătățește timp de 5 epoci consecutive. Pentru fiecare epocă se înregistrează pierderea de antrenare, pierderea de validare, macro-F1 și durata (fișierul log.csv).</w:t>
+      </w:r>
+    </w:p>
+    <w:p>
+      <w:pPr>
         <w:pStyle w:val="Heading2"/>
       </w:pPr>
       <w:r>
@@ -3519,6 +3528,16 @@
       </w:pPr>
       <w:r>
         <w:t>[10] I. Loshchilov, F. Hutter, SGDR: Stochastic Gradient Descent with Warm Restarts, ICLR 2017. https://arxiv.org/abs/1608.03983</w:t>
+      </w:r>
+    </w:p>
+    <w:p>
+      <w:pPr>
+        <w:spacing w:after="120" w:line="276" w:lineRule="auto"/>
+        <w:ind w:left="567" w:hanging="567"/>
+        <w:jc w:val="left"/>
+      </w:pPr>
+      <w:r>
+        <w:t>[11] T.-Y. Lin, P. Goyal, R. Girshick, K. He, P. Dollár, Focal Loss for Dense Object Detection, ICCV 2017. https://arxiv.org/abs/1708.02002</w:t>
       </w:r>
     </w:p>
     <w:sectPr>

--- a/docs/Teza_Licenta.docx
+++ b/docs/Teza_Licenta.docx
@@ -3068,7 +3068,26 @@
         <w:jc w:val="both"/>
       </w:pPr>
       <w:r>
-        <w:t>Rezultatul este 3.523 de cazuri în antrenare, 755 în validare și 755 în testare pentru fiecare seed. În grupul eFST V–VI cazurile se repartizează 305, 66 și 65. Categoria redness_rosacea are în total 44 de cazuri (31 în antrenare, 7 în validare, 6 în testare, pentru seed-ul 0), iar în V–VI un singur caz, în antrenare, deci rezultatele pentru ea pe tonuri închise nu pot fi evaluate. Un test automat (</w:t>
+        <w:t xml:space="preserve">Pe lângă cazurile propriu-zise, s-a verificat dacă aceeași fotografie apare în mai multe cazuri: pentru toate cele 4.089 de imagini descărcate (inclusiv toate cele 3.886 ale cazurilor folosite) s-a calculat amprenta MD5, un cod care este identic doar pentru fișiere identice (scriptul </w:t>
+      </w:r>
+      <w:r>
+        <w:rPr>
+          <w:rFonts w:ascii="Courier New" w:hAnsi="Courier New" w:eastAsia="Courier New" w:cs="Courier New"/>
+          <w:sz w:val="21"/>
+        </w:rPr>
+        <w:t>ml/scripts/find_duplicate_images.py</w:t>
+      </w:r>
+      <w:r>
+        <w:t>). Au rezultat 5 grupuri de câte 2–3 cazuri (12 cazuri în total) care conțin aceleași fotografii, probabil același contributor care a trimis cazul de două ori. În prima versiune a împărțirii, pentru seed-ul 0, patru astfel de fotografii ajungeau în seturi diferite, deci modelul ar fi putut vedea la antrenare o imagine de test. De aceea, cazurile unui grup sunt tratate ca o singură unitate la împărțire. Într-un grup, aceleași fotografii au primit categorii diferite (redness_rosacea, eczema_dermatitis și excluded), un exemplu concret de zgomot în etichete, adică etichete inconsecvente pentru aceeași imagine.</w:t>
+      </w:r>
+    </w:p>
+    <w:p>
+      <w:pPr>
+        <w:ind w:firstLine="709"/>
+        <w:jc w:val="both"/>
+      </w:pPr>
+      <w:r>
+        <w:t>Rezultatul este, în funcție de seed, între 3.522 și 3.525 de cazuri în antrenare, între 754 și 757 în validare și între 754 și 756 în testare. În grupul eFST V–VI cazurile se repartizează 303, 68 și 65 (seed-ul 0). Categoria redness_rosacea are în total 44 de cazuri (30 în antrenare, 8 în validare, 6 în testare, pentru seed-ul 0), iar în V–VI un singur caz, în validare, deci rezultatele pentru ea pe tonuri închise nu pot fi evaluate. Un test automat (</w:t>
       </w:r>
       <w:r>
         <w:rPr>
@@ -3088,7 +3107,7 @@
         <w:t>case_id</w:t>
       </w:r>
       <w:r>
-        <w:t xml:space="preserve"> nu apare în două seturi, că nu există duplicate și că seturile acoperă toate cazurile.</w:t>
+        <w:t xml:space="preserve"> nu apare în două seturi, că nu există duplicate, că seturile acoperă toate cazurile și că nicio fotografie identică nu apare în două seturi.</w:t>
       </w:r>
     </w:p>
     <w:p>
@@ -3185,7 +3204,7 @@
         <w:t>excluded</w:t>
       </w:r>
       <w:r>
-        <w:t xml:space="preserve"> (cazuri cu etichetă ambiguă, sub prag sau fără etichetă) nu este o categorie-țintă a asistentului și este lăsată deoparte. Rămân 1.809 cazuri, repartizate pentru seed-ul 0 astfel: 1.266 în antrenare, 272 în validare și 271 în testare.</w:t>
+        <w:t xml:space="preserve"> (cazuri cu etichetă ambiguă, sub prag sau fără etichetă) nu este o categorie-țintă a asistentului și este lăsată deoparte. Rămân 1.809 cazuri, repartizate pentru seed-ul 0 astfel: 1.266 în antrenare, 273 în validare și 270 în testare.</w:t>
       </w:r>
     </w:p>
     <w:p>
@@ -3223,7 +3242,7 @@
         <w:jc w:val="both"/>
       </w:pPr>
       <w:r>
-        <w:t xml:space="preserve">Augmentarea înseamnă modificarea aleatorie a imaginilor de antrenare pentru ca modelul să nu memoreze exemplele și să se descurce la fotografii făcute în condiții diferite. Se aplică exclusiv pe setul de antrenare: oglindire orizontală (probabilitate 0,5), deplasare, scalare și rotire (deplasare până la 6%, scalare între 0,9 și 1,1, rotire până la 15°) și variație de culoare (luminozitate, contrast și saturație cu ±0,2, nuanță cu ±0,02). Variația nuanței este intenționat foarte mică, deoarece culoarea pielii este variabila pe care se măsoară echitatea și nu trebuie distorsionată. Toate seturile sunt redimensionate la 224×224 pixeli și normalizate cu media (0,485; 0,456; 0,406) și abaterea standard (0,229; 0,224; 0,225) ale setului ImageNet, valorile cu care au fost antrenate rețelele preantrenate; validarea și testarea nu primesc nicio augmentare în afară de aceste două operații. Parametrii se află în </w:t>
+        <w:t xml:space="preserve">Augmentarea înseamnă modificarea aleatorie a imaginilor de antrenare pentru ca modelul să nu memoreze exemplele și să se descurce la fotografii făcute în condiții diferite. Se aplică exclusiv pe setul de antrenare: oglindire orizontală (probabilitate 0,5), deplasare, scalare și rotire (deplasare până la 6%, scalare între 0,9 și 1,1, rotire până la 15°) și variație de culoare (luminozitate, contrast și saturație cu ±0,2, nuanță cu ±0,02). Variația nuanței este intenționat foarte mică, deoarece culoarea pielii este variabila pe care se măsoară echitatea și nu trebuie distorsionată. Toate seturile sunt aduse la 224×224 pixeli păstrând proporțiile: latura mai lungă este scalată la 224 de pixeli, iar spațiul rămas este completat cu negru (letterbox). Majoritatea fotografiilor SCIN sunt în format portret 3:4, iar întinderea lor la un pătrat ar deforma leziunile. Imaginile sunt apoi normalizate cu media (0,485; 0,456; 0,406) și abaterea standard (0,229; 0,224; 0,225) ale setului ImageNet, valorile cu care au fost antrenate rețelele preantrenate; validarea și testarea nu primesc nicio augmentare în afară de aceste operații. Parametrii se află în </w:t>
       </w:r>
       <w:r>
         <w:rPr>
@@ -3270,7 +3289,7 @@
         <w:jc w:val="both"/>
       </w:pPr>
       <w:r>
-        <w:t>Modelul combină două ramuri printr-o fuziune târzie (late fusion), adică ramurile sunt procesate separat și informațiile lor se unesc abia înainte de decizia finală. Ramura de imagine este rețeaua EfficientNet-B0 [7], preluată din biblioteca timm [8] cu ponderi preantrenate pe ImageNet (învățare prin transfer: rețeaua pornește de la ce a învățat deja pe un set mare de imagini și este reantrenată pe SCIN). Ramura chestionarului este o rețea mică cu un strat de 64 de unități, care primește vectorul de 40 de trăsături alăturat măștii de 6 valori (46 de numere). Ieșirile celor două ramuri se concatenează și trec printr-un strat final care produce scorul pentru fiecare dintre cele patru categorii. Ca valoare de referință se antrenează și un model doar cu imagine, fără ramura chestionarului.</w:t>
+        <w:t>Modelul combină două ramuri printr-o fuziune târzie (late fusion), adică ramurile sunt procesate separat și informațiile lor se unesc abia înainte de decizia finală. Ramura de imagine este rețeaua EfficientNet-B0 [7], preluată din biblioteca timm [8] cu ponderi preantrenate pe ImageNet (învățare prin transfer: rețeaua pornește de la ce a învățat deja pe un set mare de imagini și este reantrenată pe SCIN). Ramura chestionarului este o rețea mică cu un strat de 64 de unități, care primește vectorul de 40 de trăsături alăturat măștii de 6 valori (46 de numere). Dacă chestionarul lipsește complet, modelul primește trăsături 0 și toate valorile măștii egale cu 1, aceeași reprezentare ca la antrenare, deci un chestionar absent nu este confundat cu unul completat cu răspunsuri 0. Ieșirile celor două ramuri se concatenează și trec printr-un strat final care produce scorul pentru fiecare dintre cele patru categorii. Ca valoare de referință se antrenează și un model doar cu imagine, fără ramura chestionarului.</w:t>
       </w:r>
     </w:p>
     <w:p>
@@ -3324,7 +3343,7 @@
         <w:jc w:val="both"/>
       </w:pPr>
       <w:r>
-        <w:t>Evaluarea se face o singură dată pe setul de testare, cu ponderile alese pe validare. Metricile sunt macro-F1 (media scorului F1 pe clase, care tratează egal clasele mici și mari) și acuratețea echilibrată (media recall-ului pe clase), raportate global și separat pe grupele eFST (I–II, III–IV, V–VI, lipsă), împreună cu diferența maximă dintre grupe. Pentru întrebarea privind răspunsurile lipsă, modelul este testat cu 0%, 25%, 50%, 75% și 100% dintre câmpurile chestionarului ascunse, și comparat cu modelul doar cu imagine. Fiecare configurație se rulează pentru cele cinci seed-uri (0–4), iar rezultatele se raportează ca medie și interval de variație. Scriptul este ml/train.py.</w:t>
+        <w:t>Evaluarea se face o singură dată pe setul de testare, cu ponderile alese pe validare. Metricile sunt macro-F1 (media scorului F1 pe clase, care tratează egal clasele mici și mari) și acuratețea echilibrată (media recall-ului pe clase), raportate global și separat pe grupele eFST (I–II, III–IV, V–VI, lipsă), împreună cu diferența maximă dintre grupele de ton (I–II, III–IV, V–VI; grupa „lipsă” nu este un ton). Într-o grupă, macro-F1 se calculează doar pe categoriile care apar în ea (de exemplu, redness_rosacea nu are cazuri V–VI în testare). Pentru fiecare valoare se raportează un interval de încredere de 95% obținut prin bootstrap [12], adică prin reeșantionarea repetată (de 1.000 de ori) a cazurilor de test cu înlocuire; intervalele arată cât de sigure sunt rezultatele pe grupele mici. Pentru întrebarea privind răspunsurile lipsă, modelul este testat cu 0%, 25%, 50%, 75% și 100% dintre câmpurile chestionarului ascunse (fiecare câmp independent, în plus față de răspunsurile care lipsesc deja în date; la 100% chestionarul este ascuns complet), și comparat cu modelul doar cu imagine. Fiecare configurație se rulează pentru cele cinci seed-uri (0–4), iar rezultatele se raportează ca medie și interval de variație. Scriptul este ml/train.py.</w:t>
       </w:r>
     </w:p>
     <w:p>
@@ -3538,6 +3557,16 @@
       </w:pPr>
       <w:r>
         <w:t>[11] T.-Y. Lin, P. Goyal, R. Girshick, K. He, P. Dollár, Focal Loss for Dense Object Detection, ICCV 2017. https://arxiv.org/abs/1708.02002</w:t>
+      </w:r>
+    </w:p>
+    <w:p>
+      <w:pPr>
+        <w:spacing w:after="120" w:line="276" w:lineRule="auto"/>
+        <w:ind w:left="567" w:hanging="567"/>
+        <w:jc w:val="left"/>
+      </w:pPr>
+      <w:r>
+        <w:t>[12] B. Efron, R. J. Tibshirani, An Introduction to the Bootstrap, Chapman &amp; Hall/CRC, 1993. https://doi.org/10.1201/9780429246593</w:t>
       </w:r>
     </w:p>
     <w:sectPr>

--- a/docs/Teza_Licenta.docx
+++ b/docs/Teza_Licenta.docx
@@ -3312,6 +3312,34 @@
     </w:p>
     <w:p>
       <w:pPr>
+        <w:ind w:firstLine="709"/>
+        <w:jc w:val="both"/>
+      </w:pPr>
+      <w:r>
+        <w:t>Modelul de referință doar cu imagine (</w:t>
+      </w:r>
+      <w:r>
+        <w:rPr>
+          <w:rFonts w:ascii="Courier New" w:hAnsi="Courier New" w:eastAsia="Courier New" w:cs="Courier New"/>
+          <w:sz w:val="21"/>
+        </w:rPr>
+        <w:t>ml/models/image_model.py</w:t>
+      </w:r>
+      <w:r>
+        <w:t>) este evaluat cu două rețele preantrenate: EfficientNet-B0 [7] și MobileNetV3-Large [13], o rețea mai mică, proiectată pentru telefoane mobile, deci relevantă pentru o aplicație mobilă. Stratul de clasificare ImageNet (1.000 de clase) este înlocuit cu unul nou, cu patru ieșiri, inițializat cu ponderi mici, astfel încât la început modelul să atribuie probabilități aproape egale celor patru categorii; inițializarea implicită a bibliotecii pornea de la scoruri foarte mari și de la o pierdere de aproximativ 4,5 în loc de circa 1,4.</w:t>
+      </w:r>
+    </w:p>
+    <w:p>
+      <w:pPr>
+        <w:ind w:firstLine="709"/>
+        <w:jc w:val="both"/>
+      </w:pPr>
+      <w:r>
+        <w:t>Rețeaua este reantrenată în trei etape (staged fine-tuning), pentru a evita uitarea catastrofală (catastrophic forgetting), adică pierderea trăsăturilor utile învățate pe ImageNet atunci când toate straturile sunt modificate brusc de gradienții mari ai unui strat de clasificare încă neantrenat. În etapa 1 se antrenează doar stratul de clasificare (rata de învățare 10⁻³), restul rețelei fiind înghețat (parametrii nu se modifică). În etapa 2 se deblochează și ultimele două blocuri ale rețelei, împreună cu stratul convoluțional final, cu o rată de învățare de 10 ori mai mică decât a stratului de clasificare (3·10⁻⁴ pentru clasificator, 3·10⁻⁵ pentru rețea). În etapa 3, opțională, se antrenează toți parametrii cu o rată și mai mică (10⁻⁴, respectiv 10⁻⁵). Fiecare etapă pornește de la cel mai bun punct de control de până atunci și are propriul criteriu de oprire timpurie. Straturile de normalizare pe lot (batch normalization) care sunt înghețate rămân în modul de evaluare, astfel încât statisticile lor, calculate pe ImageNet, nu sunt suprascrise. Pentru o comparație corectă cu modelul cu chestionar, aceeași procedură în etape trebuie aplicată și modelului cu fuziune.</w:t>
+      </w:r>
+    </w:p>
+    <w:p>
+      <w:pPr>
         <w:pStyle w:val="Heading2"/>
       </w:pPr>
       <w:r>
@@ -3567,6 +3595,16 @@
       </w:pPr>
       <w:r>
         <w:t>[12] B. Efron, R. J. Tibshirani, An Introduction to the Bootstrap, Chapman &amp; Hall/CRC, 1993. https://doi.org/10.1201/9780429246593</w:t>
+      </w:r>
+    </w:p>
+    <w:p>
+      <w:pPr>
+        <w:spacing w:after="120" w:line="276" w:lineRule="auto"/>
+        <w:ind w:left="567" w:hanging="567"/>
+        <w:jc w:val="left"/>
+      </w:pPr>
+      <w:r>
+        <w:t>[13] A. Howard, M. Sandler, G. Chu, L.-C. Chen, B. Chen, M. Tan, W. Wang, Y. Zhu, R. Pang, V. Vasudevan, Q. V. Le, H. Adam, Searching for MobileNetV3, ICCV 2019. https://arxiv.org/abs/1905.02244</w:t>
       </w:r>
     </w:p>
     <w:sectPr>

--- a/docs/Teza_Licenta.docx
+++ b/docs/Teza_Licenta.docx
@@ -3376,6 +3376,63 @@
     </w:p>
     <w:p>
       <w:pPr>
+        <w:ind w:firstLine="709"/>
+        <w:jc w:val="both"/>
+      </w:pPr>
+      <w:r>
+        <w:t xml:space="preserve">Evaluarea este realizată de scriptul </w:t>
+      </w:r>
+      <w:r>
+        <w:rPr>
+          <w:rFonts w:ascii="Courier New" w:hAnsi="Courier New" w:eastAsia="Courier New" w:cs="Courier New"/>
+          <w:sz w:val="21"/>
+        </w:rPr>
+        <w:t>ml/evaluate.py</w:t>
+      </w:r>
+      <w:r>
+        <w:t>, care citește un fișier standard de predicții (</w:t>
+      </w:r>
+      <w:r>
+        <w:rPr>
+          <w:rFonts w:ascii="Courier New" w:hAnsi="Courier New" w:eastAsia="Courier New" w:cs="Courier New"/>
+          <w:sz w:val="21"/>
+        </w:rPr>
+        <w:t>predictions.csv</w:t>
+      </w:r>
+      <w:r>
+        <w:t>, câte un rând pe caz, cu categoria reală, categoria prezisă, încrederea, eFST, eMST, seed-ul și proporția de răspunsuri ascunse). Pe lângă macro-F1 și acuratețea echilibrată, se raportează precizia, recall-ul și F1 pentru fiecare categorie. Precizia arată ce proporție dintre cazurile atribuite unei categorii aparțin cu adevărat ei, iar recall-ul ce proporție dintre cazurile unei categorii au fost găsite.</w:t>
+      </w:r>
+    </w:p>
+    <w:p>
+      <w:pPr>
+        <w:ind w:firstLine="709"/>
+        <w:jc w:val="both"/>
+      </w:pPr>
+      <w:r>
+        <w:t>Calibrarea arată dacă încrederea modelului corespunde realității: un model bine calibrat care afirmă 80% încredere are dreptate în aproximativ 80% din cazuri. Încrederea este probabilitatea maximă dată de model unei categorii. Se măsoară prin eroarea de calibrare așteptată (Expected Calibration Error, ECE) [14]: predicțiile sunt împărțite în 15 intervale egale după încredere, iar ECE este media ponderată a diferenței dintre încrederea medie și acuratețea din fiecare interval. Pentru o aplicație informativă contează și curba risc-acoperire (risk-coverage) [15]: dacă aplicația răspunde doar când încrederea depășește un prag și altfel recomandă consultarea unui specialist, curba arată acuratețea obținută pentru fiecare proporție de cazuri la care răspunde (acoperire). Aria de sub curba riscului (AURC) rezumă curba într-un singur număr; o valoare mai mică este mai bună.</w:t>
+      </w:r>
+    </w:p>
+    <w:p>
+      <w:pPr>
+        <w:ind w:firstLine="709"/>
+        <w:jc w:val="both"/>
+      </w:pPr>
+      <w:r>
+        <w:t>Echitatea este raportată pe ambele scale de ton, eFST (I–II, III–IV, V–VI) și eMST (1–3, 4–6, 7–10). Pentru fiecare scală se identifică grupul cel mai defavorizat (worst group) [16], adică grupul de ton cu cel mai mic macro-F1, împreună cu diferența față de grupul cel mai bun. Doar grupurile cu cel puțin 20 de cazuri pot fi desemnate astfel, deoarece pe grupuri mai mici estimarea este prea nesigură; grupurile excluse sunt menționate explicit. Intervalele de încredere bootstrap [12] reeșantionează cazuri (</w:t>
+      </w:r>
+      <w:r>
+        <w:rPr>
+          <w:rFonts w:ascii="Courier New" w:hAnsi="Courier New" w:eastAsia="Courier New" w:cs="Courier New"/>
+          <w:sz w:val="21"/>
+        </w:rPr>
+        <w:t>case_id</w:t>
+      </w:r>
+      <w:r>
+        <w:t>), nu rânduri: toate rândurile unui caz sunt păstrate împreună, astfel încât observațiile aceluiași caz nu sunt tratate ca independente. Rezultatele celor cinci seed-uri sunt rezumate prin medie, abatere standard, minim și maxim.</w:t>
+      </w:r>
+    </w:p>
+    <w:p>
+      <w:pPr>
         <w:pStyle w:val="Heading1"/>
       </w:pPr>
       <w:r>
@@ -3605,6 +3662,36 @@
       </w:pPr>
       <w:r>
         <w:t>[13] A. Howard, M. Sandler, G. Chu, L.-C. Chen, B. Chen, M. Tan, W. Wang, Y. Zhu, R. Pang, V. Vasudevan, Q. V. Le, H. Adam, Searching for MobileNetV3, ICCV 2019. https://arxiv.org/abs/1905.02244</w:t>
+      </w:r>
+    </w:p>
+    <w:p>
+      <w:pPr>
+        <w:spacing w:after="120" w:line="276" w:lineRule="auto"/>
+        <w:ind w:left="567" w:hanging="567"/>
+        <w:jc w:val="left"/>
+      </w:pPr>
+      <w:r>
+        <w:t>[14] C. Guo, G. Pleiss, Y. Sun, K. Q. Weinberger, On Calibration of Modern Neural Networks, ICML 2017. https://arxiv.org/abs/1706.04599</w:t>
+      </w:r>
+    </w:p>
+    <w:p>
+      <w:pPr>
+        <w:spacing w:after="120" w:line="276" w:lineRule="auto"/>
+        <w:ind w:left="567" w:hanging="567"/>
+        <w:jc w:val="left"/>
+      </w:pPr>
+      <w:r>
+        <w:t>[15] Y. Geifman, R. El-Yaniv, Selective Classification for Deep Neural Networks, NeurIPS 2017. https://arxiv.org/abs/1705.08500</w:t>
+      </w:r>
+    </w:p>
+    <w:p>
+      <w:pPr>
+        <w:spacing w:after="120" w:line="276" w:lineRule="auto"/>
+        <w:ind w:left="567" w:hanging="567"/>
+        <w:jc w:val="left"/>
+      </w:pPr>
+      <w:r>
+        <w:t>[16] S. Sagawa, P. W. Koh, T. B. Hashimoto, P. Liang, Distributionally Robust Neural Networks for Group Shifts, ICLR 2020. https://arxiv.org/abs/1911.08731</w:t>
       </w:r>
     </w:p>
     <w:sectPr>

--- a/docs/Teza_Licenta.docx
+++ b/docs/Teza_Licenta.docx
@@ -3068,7 +3068,26 @@
         <w:jc w:val="both"/>
       </w:pPr>
       <w:r>
-        <w:t>Rezultatul este 3.523 de cazuri în antrenare, 755 în validare și 755 în testare pentru fiecare seed. În grupul eFST V–VI cazurile se repartizează 305, 66 și 65. Categoria redness_rosacea are în total 44 de cazuri (31 în antrenare, 7 în validare, 6 în testare, pentru seed-ul 0), iar în V–VI un singur caz, în antrenare, deci rezultatele pentru ea pe tonuri închise nu pot fi evaluate. Un test automat (</w:t>
+        <w:t xml:space="preserve">Pe lângă cazurile propriu-zise, s-a verificat dacă aceeași fotografie apare în mai multe cazuri: pentru toate cele 4.089 de imagini descărcate (inclusiv toate cele 3.886 ale cazurilor folosite) s-a calculat amprenta MD5, un cod care este identic doar pentru fișiere identice (scriptul </w:t>
+      </w:r>
+      <w:r>
+        <w:rPr>
+          <w:rFonts w:ascii="Courier New" w:hAnsi="Courier New" w:eastAsia="Courier New" w:cs="Courier New"/>
+          <w:sz w:val="21"/>
+        </w:rPr>
+        <w:t>ml/scripts/find_duplicate_images.py</w:t>
+      </w:r>
+      <w:r>
+        <w:t>). Au rezultat 5 grupuri de câte 2–3 cazuri (12 cazuri în total) care conțin aceleași fotografii, probabil același contributor care a trimis cazul de două ori. În prima versiune a împărțirii, pentru seed-ul 0, patru astfel de fotografii ajungeau în seturi diferite, deci modelul ar fi putut vedea la antrenare o imagine de test. De aceea, cazurile unui grup sunt tratate ca o singură unitate la împărțire. Într-un grup, aceleași fotografii au primit categorii diferite (redness_rosacea, eczema_dermatitis și excluded), un exemplu concret de zgomot în etichete, adică etichete inconsecvente pentru aceeași imagine.</w:t>
+      </w:r>
+    </w:p>
+    <w:p>
+      <w:pPr>
+        <w:ind w:firstLine="709"/>
+        <w:jc w:val="both"/>
+      </w:pPr>
+      <w:r>
+        <w:t>Rezultatul este, în funcție de seed, între 3.522 și 3.525 de cazuri în antrenare, între 754 și 757 în validare și între 754 și 756 în testare. În grupul eFST V–VI cazurile se repartizează 303, 68 și 65 (seed-ul 0). Categoria redness_rosacea are în total 44 de cazuri (30 în antrenare, 8 în validare, 6 în testare, pentru seed-ul 0), iar în V–VI un singur caz, în validare, deci rezultatele pentru ea pe tonuri închise nu pot fi evaluate. Un test automat (</w:t>
       </w:r>
       <w:r>
         <w:rPr>
@@ -3088,7 +3107,7 @@
         <w:t>case_id</w:t>
       </w:r>
       <w:r>
-        <w:t xml:space="preserve"> nu apare în două seturi, că nu există duplicate și că seturile acoperă toate cazurile.</w:t>
+        <w:t xml:space="preserve"> nu apare în două seturi, că nu există duplicate, că seturile acoperă toate cazurile și că nicio fotografie identică nu apare în două seturi.</w:t>
       </w:r>
     </w:p>
     <w:p>
@@ -3185,7 +3204,7 @@
         <w:t>excluded</w:t>
       </w:r>
       <w:r>
-        <w:t xml:space="preserve"> (cazuri cu etichetă ambiguă, sub prag sau fără etichetă) nu este o categorie-țintă a asistentului și este lăsată deoparte. Rămân 1.809 cazuri, repartizate pentru seed-ul 0 astfel: 1.266 în antrenare, 272 în validare și 271 în testare.</w:t>
+        <w:t xml:space="preserve"> (cazuri cu etichetă ambiguă, sub prag sau fără etichetă) nu este o categorie-țintă a asistentului și este lăsată deoparte. Rămân 1.809 cazuri, repartizate pentru seed-ul 0 astfel: 1.266 în antrenare, 273 în validare și 270 în testare.</w:t>
       </w:r>
     </w:p>
     <w:p>
@@ -3223,7 +3242,7 @@
         <w:jc w:val="both"/>
       </w:pPr>
       <w:r>
-        <w:t xml:space="preserve">Augmentarea înseamnă modificarea aleatorie a imaginilor de antrenare pentru ca modelul să nu memoreze exemplele și să se descurce la fotografii făcute în condiții diferite. Se aplică exclusiv pe setul de antrenare: oglindire orizontală (probabilitate 0,5), deplasare, scalare și rotire (deplasare până la 6%, scalare între 0,9 și 1,1, rotire până la 15°) și variație de culoare (luminozitate, contrast și saturație cu ±0,2, nuanță cu ±0,02). Variația nuanței este intenționat foarte mică, deoarece culoarea pielii este variabila pe care se măsoară echitatea și nu trebuie distorsionată. Toate seturile sunt redimensionate la 224×224 pixeli și normalizate cu media (0,485; 0,456; 0,406) și abaterea standard (0,229; 0,224; 0,225) ale setului ImageNet, valorile cu care au fost antrenate rețelele preantrenate; validarea și testarea nu primesc nicio augmentare în afară de aceste două operații. Parametrii se află în </w:t>
+        <w:t xml:space="preserve">Augmentarea înseamnă modificarea aleatorie a imaginilor de antrenare pentru ca modelul să nu memoreze exemplele și să se descurce la fotografii făcute în condiții diferite. Se aplică exclusiv pe setul de antrenare: oglindire orizontală (probabilitate 0,5), deplasare, scalare și rotire (deplasare până la 6%, scalare între 0,9 și 1,1, rotire până la 15°) și variație de culoare (luminozitate, contrast și saturație cu ±0,2, nuanță cu ±0,02). Variația nuanței este intenționat foarte mică, deoarece culoarea pielii este variabila pe care se măsoară echitatea și nu trebuie distorsionată. Toate seturile sunt aduse la 224×224 pixeli păstrând proporțiile: latura mai lungă este scalată la 224 de pixeli, iar spațiul rămas este completat cu negru (letterbox). Majoritatea fotografiilor SCIN sunt în format portret 3:4, iar întinderea lor la un pătrat ar deforma leziunile. Imaginile sunt apoi normalizate cu media (0,485; 0,456; 0,406) și abaterea standard (0,229; 0,224; 0,225) ale setului ImageNet, valorile cu care au fost antrenate rețelele preantrenate; validarea și testarea nu primesc nicio augmentare în afară de aceste operații. Parametrii se află în </w:t>
       </w:r>
       <w:r>
         <w:rPr>
@@ -3266,6 +3285,69 @@
     </w:p>
     <w:p>
       <w:pPr>
+        <w:ind w:firstLine="709"/>
+        <w:jc w:val="both"/>
+      </w:pPr>
+      <w:r>
+        <w:t>Modelul combină două ramuri printr-o fuziune târzie (late fusion), adică ramurile sunt procesate separat și informațiile lor se unesc abia înainte de decizia finală. Ramura de imagine este rețeaua EfficientNet-B0 [7], preluată din biblioteca timm [8] cu ponderi preantrenate pe ImageNet (învățare prin transfer: rețeaua pornește de la ce a învățat deja pe un set mare de imagini și este reantrenată pe SCIN). Ramura chestionarului este o rețea mică cu un strat de 64 de unități, care primește vectorul de 40 de trăsături alăturat măștii de 6 valori (46 de numere). Dacă chestionarul lipsește complet, modelul primește trăsături 0 și toate valorile măștii egale cu 1, aceeași reprezentare ca la antrenare, deci un chestionar absent nu este confundat cu unul completat cu răspunsuri 0. Ieșirile celor două ramuri se concatenează și trec printr-un strat final care produce scorul pentru fiecare dintre cele patru categorii. Ca valoare de referință se antrenează și un model doar cu imagine, fără ramura chestionarului.</w:t>
+      </w:r>
+    </w:p>
+    <w:p>
+      <w:pPr>
+        <w:ind w:firstLine="709"/>
+        <w:jc w:val="both"/>
+      </w:pPr>
+      <w:r>
+        <w:t>Pentru robustețea la răspunsuri lipsă se folosește modality dropout: în timpul antrenării, pentru fiecare exemplu chestionarul este ascuns în întregime cu probabilitate 0,3, iar fiecare câmp este ascuns separat cu probabilitate 0,15. Un câmp ascuns primește trăsături 0 și masca 1, exact ca un răspuns lipsă real, deci modelul învață să se descurce și fără chestionar. Cum categoriile sunt dezechilibrate (de exemplu 44 de cazuri redness_rosacea față de 1.068 eczema_dermatitis), pierderea (loss, măsura erorii pe care o minimizează antrenarea) este entropia încrucișată ponderată invers proporțional cu frecvența clasei. Optimizatorul este AdamW [9] cu rata de învățare 3·10⁻⁴ și descreștere cosinusoidală [10], pe 15 epoci, cu precizie mixtă pe GPU. Se păstrează punctul de oprire (checkpoint) cu cel mai bun macro-F1 pe setul de validare.</w:t>
+      </w:r>
+    </w:p>
+    <w:p>
+      <w:pPr>
+        <w:ind w:firstLine="709"/>
+        <w:jc w:val="both"/>
+      </w:pPr>
+      <w:r>
+        <w:t>Antrenarea este realizată de un motor reutilizabil (ml/engine.py) care nu depinde de arhitectura modelului: aceleași funcții de antrenare și evaluare servesc atât modelul doar cu imagine, cât și modelul cu fuziune. Funcția de pierdere poate fi entropia încrucișată ponderată pe clase sau pierderea focală (focal loss) [11], care reduce contribuția exemplelor ușoare, sigure, pentru ca antrenarea să se concentreze pe cele dificile și rare; cele două variante se compară ca ablație. Antrenarea folosește precizie mixtă automată (AMP), adică calcule în precizie redusă pe GPU pentru viteză. Criteriul de oprire și de salvare a punctului de control este macro-F1 pe validare, nu acuratețea simplă, care ar fi înșelătoare la clase dezechilibrate; antrenarea se oprește timpuriu (early stopping) dacă macro-F1 nu se îmbunătățește timp de 5 epoci consecutive. Pentru fiecare epocă se înregistrează pierderea de antrenare, pierderea de validare, macro-F1 și durata (fișierul log.csv).</w:t>
+      </w:r>
+    </w:p>
+    <w:p>
+      <w:pPr>
+        <w:ind w:firstLine="709"/>
+        <w:jc w:val="both"/>
+      </w:pPr>
+      <w:r>
+        <w:t>Modelul de referință doar cu imagine (</w:t>
+      </w:r>
+      <w:r>
+        <w:rPr>
+          <w:rFonts w:ascii="Courier New" w:hAnsi="Courier New" w:eastAsia="Courier New" w:cs="Courier New"/>
+          <w:sz w:val="21"/>
+        </w:rPr>
+        <w:t>ml/models/image_model.py</w:t>
+      </w:r>
+      <w:r>
+        <w:t>) este evaluat cu două rețele preantrenate: EfficientNet-B0 [7] și MobileNetV3-Large [13], o rețea mai mică, proiectată pentru telefoane mobile, deci relevantă pentru o aplicație mobilă. Stratul de clasificare ImageNet (1.000 de clase) este înlocuit cu unul nou, cu patru ieșiri, inițializat cu ponderi mici, astfel încât la început modelul să atribuie probabilități aproape egale celor patru categorii; inițializarea implicită a bibliotecii pornea de la scoruri foarte mari și de la o pierdere de aproximativ 4,5 în loc de circa 1,4.</w:t>
+      </w:r>
+    </w:p>
+    <w:p>
+      <w:pPr>
+        <w:ind w:firstLine="709"/>
+        <w:jc w:val="both"/>
+      </w:pPr>
+      <w:r>
+        <w:t>Rețeaua este reantrenată în trei etape (staged fine-tuning), pentru a evita uitarea catastrofală (catastrophic forgetting), adică pierderea trăsăturilor utile învățate pe ImageNet atunci când toate straturile sunt modificate brusc de gradienții mari ai unui strat de clasificare încă neantrenat. În etapa 1 se antrenează doar stratul de clasificare (rata de învățare 10⁻³), restul rețelei fiind înghețat (parametrii nu se modifică). În etapa 2 se deblochează și ultimele două blocuri ale rețelei, împreună cu stratul convoluțional final, cu o rată de învățare de 10 ori mai mică decât a stratului de clasificare (3·10⁻⁴ pentru clasificator, 3·10⁻⁵ pentru rețea). În etapa 3, opțională, se antrenează toți parametrii cu o rată și mai mică (10⁻⁴, respectiv 10⁻⁵). Fiecare etapă pornește de la cel mai bun punct de control de până atunci și are propriul criteriu de oprire timpurie. Straturile de normalizare pe lot (batch normalization) care sunt înghețate rămân în modul de evaluare, astfel încât statisticile lor, calculate pe ImageNet, nu sunt suprascrise. Pentru o comparație corectă cu modelul cu chestionar, aceeași procedură în etape trebuie aplicată și modelului cu fuziune.</w:t>
+      </w:r>
+    </w:p>
+    <w:p>
+      <w:pPr>
+        <w:pStyle w:val="Heading2"/>
+      </w:pPr>
+      <w:r>
+        <w:t>5.9 Explicabilitate (Grad-CAM)</w:t>
+      </w:r>
+    </w:p>
+    <w:p>
+      <w:pPr>
         <w:jc w:val="both"/>
       </w:pPr>
       <w:r>
@@ -3280,37 +3362,73 @@
         <w:pStyle w:val="Heading2"/>
       </w:pPr>
       <w:r>
-        <w:t>5.9 Explicabilitate (Grad-CAM)</w:t>
+        <w:t>5.10 Protocolul de evaluare</w:t>
       </w:r>
     </w:p>
     <w:p>
       <w:pPr>
+        <w:ind w:firstLine="709"/>
         <w:jc w:val="both"/>
       </w:pPr>
       <w:r>
-        <w:rPr>
-          <w:highlight w:val="yellow"/>
-        </w:rPr>
-        <w:t>[De redactat.]</w:t>
+        <w:t>Evaluarea se face o singură dată pe setul de testare, cu ponderile alese pe validare. Metricile sunt macro-F1 (media scorului F1 pe clase, care tratează egal clasele mici și mari) și acuratețea echilibrată (media recall-ului pe clase), raportate global și separat pe grupele eFST (I–II, III–IV, V–VI, lipsă), împreună cu diferența maximă dintre grupele de ton (I–II, III–IV, V–VI; grupa „lipsă” nu este un ton). Într-o grupă, macro-F1 se calculează doar pe categoriile care apar în ea (de exemplu, redness_rosacea nu are cazuri V–VI în testare). Pentru fiecare valoare se raportează un interval de încredere de 95% obținut prin bootstrap [12], adică prin reeșantionarea repetată (de 1.000 de ori) a cazurilor de test cu înlocuire; intervalele arată cât de sigure sunt rezultatele pe grupele mici. Pentru întrebarea privind răspunsurile lipsă, modelul este testat cu 0%, 25%, 50%, 75% și 100% dintre câmpurile chestionarului ascunse (fiecare câmp independent, în plus față de răspunsurile care lipsesc deja în date; la 100% chestionarul este ascuns complet), și comparat cu modelul doar cu imagine. Fiecare configurație se rulează pentru cele cinci seed-uri (0–4), iar rezultatele se raportează ca medie și interval de variație. Scriptul este ml/train.py.</w:t>
       </w:r>
     </w:p>
     <w:p>
       <w:pPr>
-        <w:pStyle w:val="Heading2"/>
-      </w:pPr>
-      <w:r>
-        <w:t>5.10 Protocolul de evaluare</w:t>
+        <w:ind w:firstLine="709"/>
+        <w:jc w:val="both"/>
+      </w:pPr>
+      <w:r>
+        <w:t xml:space="preserve">Evaluarea este realizată de scriptul </w:t>
+      </w:r>
+      <w:r>
+        <w:rPr>
+          <w:rFonts w:ascii="Courier New" w:hAnsi="Courier New" w:eastAsia="Courier New" w:cs="Courier New"/>
+          <w:sz w:val="21"/>
+        </w:rPr>
+        <w:t>ml/evaluate.py</w:t>
+      </w:r>
+      <w:r>
+        <w:t>, care citește un fișier standard de predicții (</w:t>
+      </w:r>
+      <w:r>
+        <w:rPr>
+          <w:rFonts w:ascii="Courier New" w:hAnsi="Courier New" w:eastAsia="Courier New" w:cs="Courier New"/>
+          <w:sz w:val="21"/>
+        </w:rPr>
+        <w:t>predictions.csv</w:t>
+      </w:r>
+      <w:r>
+        <w:t>, câte un rând pe caz, cu categoria reală, categoria prezisă, încrederea, eFST, eMST, seed-ul și proporția de răspunsuri ascunse). Pe lângă macro-F1 și acuratețea echilibrată, se raportează precizia, recall-ul și F1 pentru fiecare categorie. Precizia arată ce proporție dintre cazurile atribuite unei categorii aparțin cu adevărat ei, iar recall-ul ce proporție dintre cazurile unei categorii au fost găsite.</w:t>
       </w:r>
     </w:p>
     <w:p>
       <w:pPr>
+        <w:ind w:firstLine="709"/>
         <w:jc w:val="both"/>
       </w:pPr>
       <w:r>
+        <w:t>Calibrarea arată dacă încrederea modelului corespunde realității: un model bine calibrat care afirmă 80% încredere are dreptate în aproximativ 80% din cazuri. Încrederea este probabilitatea maximă dată de model unei categorii. Se măsoară prin eroarea de calibrare așteptată (Expected Calibration Error, ECE) [14]: predicțiile sunt împărțite în 15 intervale egale după încredere, iar ECE este media ponderată a diferenței dintre încrederea medie și acuratețea din fiecare interval. Pentru o aplicație informativă contează și curba risc-acoperire (risk-coverage) [15]: dacă aplicația răspunde doar când încrederea depășește un prag și altfel recomandă consultarea unui specialist, curba arată acuratețea obținută pentru fiecare proporție de cazuri la care răspunde (acoperire). Aria de sub curba riscului (AURC) rezumă curba într-un singur număr; o valoare mai mică este mai bună.</w:t>
+      </w:r>
+    </w:p>
+    <w:p>
+      <w:pPr>
+        <w:ind w:firstLine="709"/>
+        <w:jc w:val="both"/>
+      </w:pPr>
+      <w:r>
+        <w:t>Echitatea este raportată pe ambele scale de ton, eFST (I–II, III–IV, V–VI) și eMST (1–3, 4–6, 7–10). Pentru fiecare scală se identifică grupul cel mai defavorizat (worst group) [16], adică grupul de ton cu cel mai mic macro-F1, împreună cu diferența față de grupul cel mai bun. Doar grupurile cu cel puțin 20 de cazuri pot fi desemnate astfel, deoarece pe grupuri mai mici estimarea este prea nesigură; grupurile excluse sunt menționate explicit. Intervalele de încredere bootstrap [12] reeșantionează cazuri (</w:t>
+      </w:r>
+      <w:r>
         <w:rPr>
-          <w:highlight w:val="yellow"/>
+          <w:rFonts w:ascii="Courier New" w:hAnsi="Courier New" w:eastAsia="Courier New" w:cs="Courier New"/>
+          <w:sz w:val="21"/>
         </w:rPr>
-        <w:t>[De redactat.]</w:t>
+        <w:t>case_id</w:t>
+      </w:r>
+      <w:r>
+        <w:t>), nu rânduri: toate rândurile unui caz sunt păstrate împreună, astfel încât observațiile aceluiași caz nu sunt tratate ca independente. Rezultatele celor cinci seed-uri sunt rezumate prin medie, abatere standard, minim și maxim.</w:t>
       </w:r>
     </w:p>
     <w:p>
@@ -3474,6 +3592,106 @@
       </w:pPr>
       <w:r>
         <w:t>[6] Google Research, Monk Skin Tone Scale. https://skintone.google/</w:t>
+      </w:r>
+    </w:p>
+    <w:p>
+      <w:pPr>
+        <w:spacing w:after="120" w:line="276" w:lineRule="auto"/>
+        <w:ind w:left="567" w:hanging="567"/>
+        <w:jc w:val="left"/>
+      </w:pPr>
+      <w:r>
+        <w:t>[7] M. Tan, Q. V. Le, EfficientNet: Rethinking Model Scaling for Convolutional Neural Networks, ICML 2019. https://arxiv.org/abs/1905.11946</w:t>
+      </w:r>
+    </w:p>
+    <w:p>
+      <w:pPr>
+        <w:spacing w:after="120" w:line="276" w:lineRule="auto"/>
+        <w:ind w:left="567" w:hanging="567"/>
+        <w:jc w:val="left"/>
+      </w:pPr>
+      <w:r>
+        <w:t>[8] R. Wightman, PyTorch Image Models (timm), GitHub repository. https://github.com/huggingface/pytorch-image-models</w:t>
+      </w:r>
+    </w:p>
+    <w:p>
+      <w:pPr>
+        <w:spacing w:after="120" w:line="276" w:lineRule="auto"/>
+        <w:ind w:left="567" w:hanging="567"/>
+        <w:jc w:val="left"/>
+      </w:pPr>
+      <w:r>
+        <w:t>[9] I. Loshchilov, F. Hutter, Decoupled Weight Decay Regularization, ICLR 2019. https://arxiv.org/abs/1711.05101</w:t>
+      </w:r>
+    </w:p>
+    <w:p>
+      <w:pPr>
+        <w:spacing w:after="120" w:line="276" w:lineRule="auto"/>
+        <w:ind w:left="567" w:hanging="567"/>
+        <w:jc w:val="left"/>
+      </w:pPr>
+      <w:r>
+        <w:t>[10] I. Loshchilov, F. Hutter, SGDR: Stochastic Gradient Descent with Warm Restarts, ICLR 2017. https://arxiv.org/abs/1608.03983</w:t>
+      </w:r>
+    </w:p>
+    <w:p>
+      <w:pPr>
+        <w:spacing w:after="120" w:line="276" w:lineRule="auto"/>
+        <w:ind w:left="567" w:hanging="567"/>
+        <w:jc w:val="left"/>
+      </w:pPr>
+      <w:r>
+        <w:t>[11] T.-Y. Lin, P. Goyal, R. Girshick, K. He, P. Dollár, Focal Loss for Dense Object Detection, ICCV 2017. https://arxiv.org/abs/1708.02002</w:t>
+      </w:r>
+    </w:p>
+    <w:p>
+      <w:pPr>
+        <w:spacing w:after="120" w:line="276" w:lineRule="auto"/>
+        <w:ind w:left="567" w:hanging="567"/>
+        <w:jc w:val="left"/>
+      </w:pPr>
+      <w:r>
+        <w:t>[12] B. Efron, R. J. Tibshirani, An Introduction to the Bootstrap, Chapman &amp; Hall/CRC, 1993. https://doi.org/10.1201/9780429246593</w:t>
+      </w:r>
+    </w:p>
+    <w:p>
+      <w:pPr>
+        <w:spacing w:after="120" w:line="276" w:lineRule="auto"/>
+        <w:ind w:left="567" w:hanging="567"/>
+        <w:jc w:val="left"/>
+      </w:pPr>
+      <w:r>
+        <w:t>[13] A. Howard, M. Sandler, G. Chu, L.-C. Chen, B. Chen, M. Tan, W. Wang, Y. Zhu, R. Pang, V. Vasudevan, Q. V. Le, H. Adam, Searching for MobileNetV3, ICCV 2019. https://arxiv.org/abs/1905.02244</w:t>
+      </w:r>
+    </w:p>
+    <w:p>
+      <w:pPr>
+        <w:spacing w:after="120" w:line="276" w:lineRule="auto"/>
+        <w:ind w:left="567" w:hanging="567"/>
+        <w:jc w:val="left"/>
+      </w:pPr>
+      <w:r>
+        <w:t>[14] C. Guo, G. Pleiss, Y. Sun, K. Q. Weinberger, On Calibration of Modern Neural Networks, ICML 2017. https://arxiv.org/abs/1706.04599</w:t>
+      </w:r>
+    </w:p>
+    <w:p>
+      <w:pPr>
+        <w:spacing w:after="120" w:line="276" w:lineRule="auto"/>
+        <w:ind w:left="567" w:hanging="567"/>
+        <w:jc w:val="left"/>
+      </w:pPr>
+      <w:r>
+        <w:t>[15] Y. Geifman, R. El-Yaniv, Selective Classification for Deep Neural Networks, NeurIPS 2017. https://arxiv.org/abs/1705.08500</w:t>
+      </w:r>
+    </w:p>
+    <w:p>
+      <w:pPr>
+        <w:spacing w:after="120" w:line="276" w:lineRule="auto"/>
+        <w:ind w:left="567" w:hanging="567"/>
+        <w:jc w:val="left"/>
+      </w:pPr>
+      <w:r>
+        <w:t>[16] S. Sagawa, P. W. Koh, T. B. Hashimoto, P. Liang, Distributionally Robust Neural Networks for Group Shifts, ICLR 2020. https://arxiv.org/abs/1911.08731</w:t>
       </w:r>
     </w:p>
     <w:sectPr>

--- a/docs/Teza_Licenta.docx
+++ b/docs/Teza_Licenta.docx
@@ -3340,47 +3340,21 @@
     </w:p>
     <w:p>
       <w:pPr>
-        <w:pStyle w:val="Heading2"/>
-      </w:pPr>
-      <w:r>
-        <w:t>5.9 Explicabilitate (Grad-CAM)</w:t>
-      </w:r>
-    </w:p>
-    <w:p>
-      <w:pPr>
-        <w:jc w:val="both"/>
-      </w:pPr>
-      <w:r>
-        <w:rPr>
-          <w:highlight w:val="yellow"/>
-        </w:rPr>
-        <w:t>[De redactat.]</w:t>
-      </w:r>
-    </w:p>
-    <w:p>
-      <w:pPr>
-        <w:pStyle w:val="Heading2"/>
-      </w:pPr>
-      <w:r>
-        <w:t>5.10 Protocolul de evaluare</w:t>
-      </w:r>
-    </w:p>
-    <w:p>
-      <w:pPr>
         <w:ind w:firstLine="709"/>
         <w:jc w:val="both"/>
       </w:pPr>
       <w:r>
-        <w:t>Evaluarea se face o singură dată pe setul de testare, cu ponderile alese pe validare. Metricile sunt macro-F1 (media scorului F1 pe clase, care tratează egal clasele mici și mari) și acuratețea echilibrată (media recall-ului pe clase), raportate global și separat pe grupele eFST (I–II, III–IV, V–VI, lipsă), împreună cu diferența maximă dintre grupele de ton (I–II, III–IV, V–VI; grupa „lipsă” nu este un ton). Într-o grupă, macro-F1 se calculează doar pe categoriile care apar în ea (de exemplu, redness_rosacea nu are cazuri V–VI în testare). Pentru fiecare valoare se raportează un interval de încredere de 95% obținut prin bootstrap [12], adică prin reeșantionarea repetată (de 1.000 de ori) a cazurilor de test cu înlocuire; intervalele arată cât de sigure sunt rezultatele pe grupele mici. Pentru întrebarea privind răspunsurile lipsă, modelul este testat cu 0%, 25%, 50%, 75% și 100% dintre câmpurile chestionarului ascunse (fiecare câmp independent, în plus față de răspunsurile care lipsesc deja în date; la 100% chestionarul este ascuns complet), și comparat cu modelul doar cu imagine. Fiecare configurație se rulează pentru cele cinci seed-uri (0–4), iar rezultatele se raportează ca medie și interval de variație. Scriptul este ml/train.py.</w:t>
-      </w:r>
-    </w:p>
-    <w:p>
-      <w:pPr>
-        <w:ind w:firstLine="709"/>
-        <w:jc w:val="both"/>
-      </w:pPr>
-      <w:r>
-        <w:t xml:space="preserve">Evaluarea este realizată de scriptul </w:t>
+        <w:t xml:space="preserve">Modelul de referință doar cu imagine reprezintă primul braț al experimentului E1 și este rulat de scriptul </w:t>
+      </w:r>
+      <w:r>
+        <w:rPr>
+          <w:rFonts w:ascii="Courier New" w:hAnsi="Courier New" w:eastAsia="Courier New" w:cs="Courier New"/>
+          <w:sz w:val="21"/>
+        </w:rPr>
+        <w:t>ml/run_image_only.py</w:t>
+      </w:r>
+      <w:r>
+        <w:t xml:space="preserve"> pe toate cele cinci variante de împărțire (seed-urile 0–4). Un seed este numărul care inițializează generatorul de numere aleatoare; fiecare seed are propria împărțire pe cazuri, propria ordine a exemplelor și propria augmentare, deci repetarea pe cinci seed-uri arată cât de mult variază rezultatul doar din cauza hazardului. Pentru fiecare seed se antrenează modelul în cele trei etape, se păstrează punctul de control (checkpoint, adică ponderile salvate ale rețelei) cu cel mai bun macro-F1 pe validare, iar acesta este testat o singură dată. Predicțiile de test sunt evaluate cu </w:t>
       </w:r>
       <w:r>
         <w:rPr>
@@ -3390,6 +3364,89 @@
         <w:t>ml/evaluate.py</w:t>
       </w:r>
       <w:r>
+        <w:t xml:space="preserve">, iar rezultatele celor cinci seed-uri sunt raportate ca medie ± abatere standard (abaterea standard măsoară cât de împrăștiate sunt cele cinci valori în jurul mediei), în fișierul </w:t>
+      </w:r>
+      <w:r>
+        <w:rPr>
+          <w:rFonts w:ascii="Courier New" w:hAnsi="Courier New" w:eastAsia="Courier New" w:cs="Courier New"/>
+          <w:sz w:val="21"/>
+        </w:rPr>
+        <w:t>e1_image_only_test.csv</w:t>
+      </w:r>
+      <w:r>
+        <w:t>.</w:t>
+      </w:r>
+    </w:p>
+    <w:p>
+      <w:pPr>
+        <w:ind w:firstLine="709"/>
+        <w:jc w:val="both"/>
+      </w:pPr>
+      <w:r>
+        <w:t>Dezechilibrul claselor înseamnă că unele categorii au mult mai multe exemple decât altele: în setul de antrenare al seed-ului 0 sunt 748 de cazuri eczema_dermatitis, 387 normal_other, 101 acne și doar 30 redness_rosacea. Fără corecție, rețeaua ar învăța în principal clasa majoritară. Două corecții uzuale [17] sunt comparate printr-un studiu de ablație (ablation study), adică un experiment în care se schimbă o singură componentă și restul rămâne identic, pentru a vedea efectul acelei componente. (a) Pierderea ponderată pe clase: entropia încrucișată primește pentru fiecare clasă o pondere invers proporțională cu frecvența ei (numărul total de cazuri împărțit la numărul de clase înmulțit cu numărul de cazuri ale clasei; la seed-ul 0, de exemplu, 10,6 pentru redness_rosacea și 0,42 pentru eczema_dermatitis), iar exemplele sunt parcurse în ordine aleatoare, fiecare o dată pe epocă. (b) Eșantionarea ponderată (WeightedRandomSampler [18]): pierderea nu este ponderată, dar cazurile sunt extrase cu înlocuire (același caz poate fi extras de mai multe ori în aceeași epocă) cu probabilitatea invers proporțională cu numărul de cazuri al clasei lor, astfel încât fiecare clasă ocupă în medie un sfert din extrageri. Cele două corecții nu sunt folosite niciodată împreună, deoarece ar compensa dezechilibrul de două ori.</w:t>
+      </w:r>
+    </w:p>
+    <w:p>
+      <w:pPr>
+        <w:ind w:firstLine="709"/>
+        <w:jc w:val="both"/>
+      </w:pPr>
+      <w:r>
+        <w:t>La eșantionarea ponderată, un caz rar este extras de aproximativ zece ori pe epocă (redness_rosacea: 30 de cazuri pentru circa 316 extrageri). Deoarece imaginea și augmentarea unui caz depind de seed, de epocă și de caz, toate copiile ar fi fost identice; scriptul numerotează extragerile repetate și fiecare repetare primește propria imagine a cazului (dacă are mai multe) și propria augmentare. Prima extragere rămâne identică cu cea din varianta (a), deci singura diferență dintre cele două variante este metoda de corecție. Riscul cunoscut al eșantionării este supraînvățarea (overfitting) pe puținele cazuri rare, adică memorarea lor în locul învățării unor trăsături generale; validarea pe macro-F1 și oprirea timpurie limitează acest risc. Ablația se rulează pentru ambele rețele (EfficientNet-B0 și MobileNetV3-Large), iar varianta cu cel mai bun macro-F1 mediu pe validare devine referința doar cu imagine din E1.</w:t>
+      </w:r>
+    </w:p>
+    <w:p>
+      <w:pPr>
+        <w:pStyle w:val="Heading2"/>
+      </w:pPr>
+      <w:r>
+        <w:t>5.9 Explicabilitate (Grad-CAM)</w:t>
+      </w:r>
+    </w:p>
+    <w:p>
+      <w:pPr>
+        <w:jc w:val="both"/>
+      </w:pPr>
+      <w:r>
+        <w:rPr>
+          <w:highlight w:val="yellow"/>
+        </w:rPr>
+        <w:t>[De redactat.]</w:t>
+      </w:r>
+    </w:p>
+    <w:p>
+      <w:pPr>
+        <w:pStyle w:val="Heading2"/>
+      </w:pPr>
+      <w:r>
+        <w:t>5.10 Protocolul de evaluare</w:t>
+      </w:r>
+    </w:p>
+    <w:p>
+      <w:pPr>
+        <w:ind w:firstLine="709"/>
+        <w:jc w:val="both"/>
+      </w:pPr>
+      <w:r>
+        <w:t>Evaluarea se face o singură dată pe setul de testare, cu ponderile alese pe validare. Metricile sunt macro-F1 (media scorului F1 pe clase, care tratează egal clasele mici și mari) și acuratețea echilibrată (media recall-ului pe clase), raportate global și separat pe grupele eFST (I–II, III–IV, V–VI, lipsă), împreună cu diferența maximă dintre grupele de ton (I–II, III–IV, V–VI; grupa „lipsă” nu este un ton). Într-o grupă, macro-F1 se calculează doar pe categoriile care apar în ea (de exemplu, redness_rosacea nu are cazuri V–VI în testare). Pentru fiecare valoare se raportează un interval de încredere de 95% obținut prin bootstrap [12], adică prin reeșantionarea repetată (de 1.000 de ori) a cazurilor de test cu înlocuire; intervalele arată cât de sigure sunt rezultatele pe grupele mici. Pentru întrebarea privind răspunsurile lipsă, modelul este testat cu 0%, 25%, 50%, 75% și 100% dintre câmpurile chestionarului ascunse (fiecare câmp independent, în plus față de răspunsurile care lipsesc deja în date; la 100% chestionarul este ascuns complet), și comparat cu modelul doar cu imagine. Fiecare configurație se rulează pentru cele cinci seed-uri (0–4), iar rezultatele se raportează ca medie și interval de variație. Scriptul este ml/train.py.</w:t>
+      </w:r>
+    </w:p>
+    <w:p>
+      <w:pPr>
+        <w:ind w:firstLine="709"/>
+        <w:jc w:val="both"/>
+      </w:pPr>
+      <w:r>
+        <w:t xml:space="preserve">Evaluarea este realizată de scriptul </w:t>
+      </w:r>
+      <w:r>
+        <w:rPr>
+          <w:rFonts w:ascii="Courier New" w:hAnsi="Courier New" w:eastAsia="Courier New" w:cs="Courier New"/>
+          <w:sz w:val="21"/>
+        </w:rPr>
+        <w:t>ml/evaluate.py</w:t>
+      </w:r>
+      <w:r>
         <w:t>, care citește un fișier standard de predicții (</w:t>
       </w:r>
       <w:r>
@@ -3692,6 +3749,26 @@
       </w:pPr>
       <w:r>
         <w:t>[16] S. Sagawa, P. W. Koh, T. B. Hashimoto, P. Liang, Distributionally Robust Neural Networks for Group Shifts, ICLR 2020. https://arxiv.org/abs/1911.08731</w:t>
+      </w:r>
+    </w:p>
+    <w:p>
+      <w:pPr>
+        <w:spacing w:after="120" w:line="276" w:lineRule="auto"/>
+        <w:ind w:left="567" w:hanging="567"/>
+        <w:jc w:val="left"/>
+      </w:pPr>
+      <w:r>
+        <w:t>[17] M. Buda, A. Maki, M. A. Mazurowski, A systematic study of the class imbalance problem in convolutional neural networks, Neural Networks 106, 2018. https://arxiv.org/abs/1710.05381</w:t>
+      </w:r>
+    </w:p>
+    <w:p>
+      <w:pPr>
+        <w:spacing w:after="120" w:line="276" w:lineRule="auto"/>
+        <w:ind w:left="567" w:hanging="567"/>
+        <w:jc w:val="left"/>
+      </w:pPr>
+      <w:r>
+        <w:t>[18] PyTorch documentation, torch.utils.data.WeightedRandomSampler. https://docs.pytorch.org/docs/stable/data.html#torch.utils.data.WeightedRandomSampler</w:t>
       </w:r>
     </w:p>
     <w:sectPr>

--- a/docs/Teza_Licenta.docx
+++ b/docs/Teza_Licenta.docx
@@ -541,6 +541,16 @@
         <w:t>5.10 Protocolul de evaluare</w:t>
         <w:tab/>
         <w:t>12</w:t>
+      </w:r>
+    </w:p>
+    <w:p>
+      <w:pPr>
+        <w:pStyle w:val="toc2"/>
+      </w:pPr>
+      <w:r>
+        <w:t>5.11 Evaluarea externă și sonda liniară</w:t>
+        <w:tab/>
+        <w:t>13</w:t>
       </w:r>
     </w:p>
     <w:p>
@@ -3490,6 +3500,71 @@
     </w:p>
     <w:p>
       <w:pPr>
+        <w:pStyle w:val="Heading2"/>
+      </w:pPr>
+      <w:r>
+        <w:t>5.11 Evaluarea externă și sonda liniară</w:t>
+      </w:r>
+    </w:p>
+    <w:p>
+      <w:pPr>
+        <w:ind w:firstLine="709"/>
+        <w:jc w:val="both"/>
+      </w:pPr>
+      <w:r>
+        <w:t>Pentru a verifica dacă modelul doar cu imagine antrenat pe SCIN funcționează și pe fotografii provenite din alte surse, acesta este testat fără nicio reantrenare (evaluare externă, zero-shot) pe două seturi publice: DDI (Diverse Dermatology Images) [19], 656 de imagini clinice confirmate prin biopsie (examinarea la microscop a unei mostre de țesut), grupate pe tonuri Fitzpatrick I–II, III–IV și V–VI, și Fitzpatrick17k [20], 16.577 de imagini din atlase dermatologice online, cu 114 diagnostice și tipul Fitzpatrick 1–6. Niciunul nu are chestionar, deci se testează doar modelul cu imagine. Diferența dintre sursa de antrenare și cea de testare (alt aparat, altă încadrare, alte boli) se numește schimbare de domeniu (domain shift); scăderea performanței pe aceste seturi arată cât de mult depinde modelul de particularitățile SCIN.</w:t>
+      </w:r>
+    </w:p>
+    <w:p>
+      <w:pPr>
+        <w:ind w:firstLine="709"/>
+        <w:jc w:val="both"/>
+      </w:pPr>
+      <w:r>
+        <w:t xml:space="preserve">Diagnosticele externe sunt aduse la cele patru categorii țintă cu același fișier </w:t>
+      </w:r>
+      <w:r>
+        <w:rPr>
+          <w:rFonts w:ascii="Courier New" w:hAnsi="Courier New" w:eastAsia="Courier New" w:cs="Courier New"/>
+          <w:sz w:val="21"/>
+        </w:rPr>
+        <w:t>label_map.yaml</w:t>
+      </w:r>
+      <w:r>
+        <w:t xml:space="preserve">, după normalizare (litere mici, cratima citită ca spațiu), plus o listă scurtă de sinonime pe set de date (de exemplu „acne vulgaris” → acne, „rhinophyma” → redness_rosacea). Fiecare rând primește un statut scris într-un raport: păstrat, categorie nețintă (de exemplu cancerele, care sunt </w:t>
+      </w:r>
+      <w:r>
+        <w:rPr>
+          <w:rFonts w:ascii="Courier New" w:hAnsi="Courier New" w:eastAsia="Courier New" w:cs="Courier New"/>
+          <w:sz w:val="21"/>
+        </w:rPr>
+        <w:t>excluded</w:t>
+      </w:r>
+      <w:r>
+        <w:t>), nemapat (diagnostic necunoscut, niciodată ghicit), etichetă greșită conform controlului de calitate al Fitzpatrick17k sau imagine lipsă; doar rândurile păstrate sunt evaluate. În Fitzpatrick17k, 4.012 imagini corespund categoriilor țintă (normal_other 1.892, eczema_dermatitis 1.009, acne 857, redness_rosacea 254), dar normal_other este dominată aici de psoriazis, deci compoziția categoriei diferă de SCIN. O limitare practică: majoritatea adreselor de imagini din Fitzpatrick17k (atlasul DermaAmin) nu mai funcționează, iar setul complet se obține de la autori prin formular. Imaginile nu sunt redistribuite (licența CC BY-NC-SA 3.0 pentru Fitzpatrick17k; condițiile Stanford AIMI pentru DDI). Tonul DDI 12 / 34 / 56 este tratat ca grupul eFST I–II / III–IV / V–VI, iar predicțiile tuturor celor cinci modele (câte unul pe seed) sunt evaluate cu același protocol ca pe SCIN.</w:t>
+      </w:r>
+    </w:p>
+    <w:p>
+      <w:pPr>
+        <w:ind w:firstLine="709"/>
+        <w:jc w:val="both"/>
+      </w:pPr>
+      <w:r>
+        <w:t xml:space="preserve">Ca bază de comparație pentru experimentul E5 se folosește o sondă liniară (linear probe) [21]. Un model fundament (foundation model) este o rețea mare, preantrenată pe foarte multe imagini, ale cărei reprezentări pot fi refolosite pentru multe sarcini; în dermatologie, exemple sunt PanDerm [23] și DermLIP [24]. Rețeaua rămâne înghețată (ponderile ei nu se schimbă): pentru fiecare caz SCIN se calculează o singură dată vectorul de trăsături (features), adică lista de numere prin care rețeaua descrie imaginea, iar peste aceste trăsături se antrenează doar un strat liniar, echivalent cu o regresie logistică multinomială. Trăsăturile sunt standardizate (se scade media și se împarte la abaterea standard, calculate doar pe setul de antrenare), pierderea este entropia încrucișată ponderată pe clase, iar o penalizare L2 (suma pătratelor ponderilor, înmulțită cu o constantă) împiedică ponderile să devină prea mari; constanta este aleasă pe validare dintre 0 și 100. Evaluarea prin sondă liniară este metoda standard de comparare a reprezentărilor [22]: dacă o sondă simplă peste un model fundament egalează rețeaua reantrenată complet, avantajul vine din reprezentare, nu din antrenare. Scriptul </w:t>
+      </w:r>
+      <w:r>
+        <w:rPr>
+          <w:rFonts w:ascii="Courier New" w:hAnsi="Courier New" w:eastAsia="Courier New" w:cs="Courier New"/>
+          <w:sz w:val="21"/>
+        </w:rPr>
+        <w:t>ml/foundation_probe.py</w:t>
+      </w:r>
+      <w:r>
+        <w:t xml:space="preserve"> acceptă orice model timm, OpenCLIP sau Hugging Face, astfel încât ponderile PanDerm și DermLIP pot fi folosite fără modificarea codului.</w:t>
+      </w:r>
+    </w:p>
+    <w:p>
+      <w:pPr>
         <w:pStyle w:val="Heading1"/>
       </w:pPr>
       <w:r>
@@ -3769,6 +3844,66 @@
       </w:pPr>
       <w:r>
         <w:t>[18] PyTorch documentation, torch.utils.data.WeightedRandomSampler. https://docs.pytorch.org/docs/stable/data.html#torch.utils.data.WeightedRandomSampler</w:t>
+      </w:r>
+    </w:p>
+    <w:p>
+      <w:pPr>
+        <w:spacing w:after="120" w:line="276" w:lineRule="auto"/>
+        <w:ind w:left="567" w:hanging="567"/>
+        <w:jc w:val="left"/>
+      </w:pPr>
+      <w:r>
+        <w:t>[19] R. Daneshjou et al., Disparities in dermatology AI performance on a diverse, curated clinical image set, Science Advances 8(32), 2022. https://doi.org/10.1126/sciadv.abq6147</w:t>
+      </w:r>
+    </w:p>
+    <w:p>
+      <w:pPr>
+        <w:spacing w:after="120" w:line="276" w:lineRule="auto"/>
+        <w:ind w:left="567" w:hanging="567"/>
+        <w:jc w:val="left"/>
+      </w:pPr>
+      <w:r>
+        <w:t>[20] M. Groh et al., Evaluating Deep Neural Networks Trained on Clinical Images in Dermatology with the Fitzpatrick 17k Dataset, CVPR Workshops 2021. https://arxiv.org/abs/2104.09957</w:t>
+      </w:r>
+    </w:p>
+    <w:p>
+      <w:pPr>
+        <w:spacing w:after="120" w:line="276" w:lineRule="auto"/>
+        <w:ind w:left="567" w:hanging="567"/>
+        <w:jc w:val="left"/>
+      </w:pPr>
+      <w:r>
+        <w:t>[21] G. Alain, Y. Bengio, Understanding intermediate layers using linear classifier probes, arXiv 2016. https://arxiv.org/abs/1610.01644</w:t>
+      </w:r>
+    </w:p>
+    <w:p>
+      <w:pPr>
+        <w:spacing w:after="120" w:line="276" w:lineRule="auto"/>
+        <w:ind w:left="567" w:hanging="567"/>
+        <w:jc w:val="left"/>
+      </w:pPr>
+      <w:r>
+        <w:t>[22] A. Radford et al., Learning Transferable Visual Models From Natural Language Supervision, ICML 2021. https://arxiv.org/abs/2103.00020</w:t>
+      </w:r>
+    </w:p>
+    <w:p>
+      <w:pPr>
+        <w:spacing w:after="120" w:line="276" w:lineRule="auto"/>
+        <w:ind w:left="567" w:hanging="567"/>
+        <w:jc w:val="left"/>
+      </w:pPr>
+      <w:r>
+        <w:t>[23] S. Yan et al., A multimodal vision foundation model for clinical dermatology (PanDerm), Nature Medicine 2025. https://www.nature.com/articles/s41591-025-03747-y</w:t>
+      </w:r>
+    </w:p>
+    <w:p>
+      <w:pPr>
+        <w:spacing w:after="120" w:line="276" w:lineRule="auto"/>
+        <w:ind w:left="567" w:hanging="567"/>
+        <w:jc w:val="left"/>
+      </w:pPr>
+      <w:r>
+        <w:t>[24] S. Yan et al., Derm1M: A Million-scale Vision-Language Dataset Aligned with Clinical Ontology Knowledge for Dermatology (DermLIP), ICCV 2025. https://arxiv.org/abs/2503.14911</w:t>
       </w:r>
     </w:p>
     <w:sectPr>

--- a/docs/Teza_Licenta.docx
+++ b/docs/Teza_Licenta.docx
@@ -3565,6 +3565,15 @@
     </w:p>
     <w:p>
       <w:pPr>
+        <w:ind w:firstLine="709"/>
+        <w:jc w:val="both"/>
+      </w:pPr>
+      <w:r>
+        <w:t>Imaginile Fitzpatrick17k au fost obținute de la autori în baza unui acord prin care ele trebuie șterse la încheierea cercetării. De aceea sunt folosite exclusiv pentru testare, niciodată pentru antrenare, nu sunt redistribuite și nu apar în aplicație, în depozitul de cod sau în lucrare; se raportează doar rezultate agregate. Modelul livrat în aplicație este antrenat pe SCIN, a cărui licență permite reproducerea și adaptarea cu atribuire.</w:t>
+      </w:r>
+    </w:p>
+    <w:p>
+      <w:pPr>
         <w:pStyle w:val="Heading1"/>
       </w:pPr>
       <w:r>

--- a/docs/Teza_Licenta.docx
+++ b/docs/Teza_Licenta.docx
@@ -541,6 +541,16 @@
         <w:t>5.10 Protocolul de evaluare</w:t>
         <w:tab/>
         <w:t>12</w:t>
+      </w:r>
+    </w:p>
+    <w:p>
+      <w:pPr>
+        <w:pStyle w:val="toc2"/>
+      </w:pPr>
+      <w:r>
+        <w:t>5.11 Evaluarea externă și sonda liniară</w:t>
+        <w:tab/>
+        <w:t>13</w:t>
       </w:r>
     </w:p>
     <w:p>
@@ -3340,47 +3350,21 @@
     </w:p>
     <w:p>
       <w:pPr>
-        <w:pStyle w:val="Heading2"/>
-      </w:pPr>
-      <w:r>
-        <w:t>5.9 Explicabilitate (Grad-CAM)</w:t>
-      </w:r>
-    </w:p>
-    <w:p>
-      <w:pPr>
-        <w:jc w:val="both"/>
-      </w:pPr>
-      <w:r>
-        <w:rPr>
-          <w:highlight w:val="yellow"/>
-        </w:rPr>
-        <w:t>[De redactat.]</w:t>
-      </w:r>
-    </w:p>
-    <w:p>
-      <w:pPr>
-        <w:pStyle w:val="Heading2"/>
-      </w:pPr>
-      <w:r>
-        <w:t>5.10 Protocolul de evaluare</w:t>
-      </w:r>
-    </w:p>
-    <w:p>
-      <w:pPr>
         <w:ind w:firstLine="709"/>
         <w:jc w:val="both"/>
       </w:pPr>
       <w:r>
-        <w:t>Evaluarea se face o singură dată pe setul de testare, cu ponderile alese pe validare. Metricile sunt macro-F1 (media scorului F1 pe clase, care tratează egal clasele mici și mari) și acuratețea echilibrată (media recall-ului pe clase), raportate global și separat pe grupele eFST (I–II, III–IV, V–VI, lipsă), împreună cu diferența maximă dintre grupele de ton (I–II, III–IV, V–VI; grupa „lipsă” nu este un ton). Într-o grupă, macro-F1 se calculează doar pe categoriile care apar în ea (de exemplu, redness_rosacea nu are cazuri V–VI în testare). Pentru fiecare valoare se raportează un interval de încredere de 95% obținut prin bootstrap [12], adică prin reeșantionarea repetată (de 1.000 de ori) a cazurilor de test cu înlocuire; intervalele arată cât de sigure sunt rezultatele pe grupele mici. Pentru întrebarea privind răspunsurile lipsă, modelul este testat cu 0%, 25%, 50%, 75% și 100% dintre câmpurile chestionarului ascunse (fiecare câmp independent, în plus față de răspunsurile care lipsesc deja în date; la 100% chestionarul este ascuns complet), și comparat cu modelul doar cu imagine. Fiecare configurație se rulează pentru cele cinci seed-uri (0–4), iar rezultatele se raportează ca medie și interval de variație. Scriptul este ml/train.py.</w:t>
-      </w:r>
-    </w:p>
-    <w:p>
-      <w:pPr>
-        <w:ind w:firstLine="709"/>
-        <w:jc w:val="both"/>
-      </w:pPr>
-      <w:r>
-        <w:t xml:space="preserve">Evaluarea este realizată de scriptul </w:t>
+        <w:t xml:space="preserve">Modelul de referință doar cu imagine reprezintă primul braț al experimentului E1 și este rulat de scriptul </w:t>
+      </w:r>
+      <w:r>
+        <w:rPr>
+          <w:rFonts w:ascii="Courier New" w:hAnsi="Courier New" w:eastAsia="Courier New" w:cs="Courier New"/>
+          <w:sz w:val="21"/>
+        </w:rPr>
+        <w:t>ml/run_image_only.py</w:t>
+      </w:r>
+      <w:r>
+        <w:t xml:space="preserve"> pe toate cele cinci variante de împărțire (seed-urile 0–4). Un seed este numărul care inițializează generatorul de numere aleatoare; fiecare seed are propria împărțire pe cazuri, propria ordine a exemplelor și propria augmentare, deci repetarea pe cinci seed-uri arată cât de mult variază rezultatul doar din cauza hazardului. Pentru fiecare seed se antrenează modelul în cele trei etape, se păstrează punctul de control (checkpoint, adică ponderile salvate ale rețelei) cu cel mai bun macro-F1 pe validare, iar acesta este testat o singură dată. Predicțiile de test sunt evaluate cu </w:t>
       </w:r>
       <w:r>
         <w:rPr>
@@ -3390,6 +3374,89 @@
         <w:t>ml/evaluate.py</w:t>
       </w:r>
       <w:r>
+        <w:t xml:space="preserve">, iar rezultatele celor cinci seed-uri sunt raportate ca medie ± abatere standard (abaterea standard măsoară cât de împrăștiate sunt cele cinci valori în jurul mediei), în fișierul </w:t>
+      </w:r>
+      <w:r>
+        <w:rPr>
+          <w:rFonts w:ascii="Courier New" w:hAnsi="Courier New" w:eastAsia="Courier New" w:cs="Courier New"/>
+          <w:sz w:val="21"/>
+        </w:rPr>
+        <w:t>e1_image_only_test.csv</w:t>
+      </w:r>
+      <w:r>
+        <w:t>.</w:t>
+      </w:r>
+    </w:p>
+    <w:p>
+      <w:pPr>
+        <w:ind w:firstLine="709"/>
+        <w:jc w:val="both"/>
+      </w:pPr>
+      <w:r>
+        <w:t>Dezechilibrul claselor înseamnă că unele categorii au mult mai multe exemple decât altele: în setul de antrenare al seed-ului 0 sunt 748 de cazuri eczema_dermatitis, 387 normal_other, 101 acne și doar 30 redness_rosacea. Fără corecție, rețeaua ar învăța în principal clasa majoritară. Două corecții uzuale [17] sunt comparate printr-un studiu de ablație (ablation study), adică un experiment în care se schimbă o singură componentă și restul rămâne identic, pentru a vedea efectul acelei componente. (a) Pierderea ponderată pe clase: entropia încrucișată primește pentru fiecare clasă o pondere invers proporțională cu frecvența ei (numărul total de cazuri împărțit la numărul de clase înmulțit cu numărul de cazuri ale clasei; la seed-ul 0, de exemplu, 10,6 pentru redness_rosacea și 0,42 pentru eczema_dermatitis), iar exemplele sunt parcurse în ordine aleatoare, fiecare o dată pe epocă. (b) Eșantionarea ponderată (WeightedRandomSampler [18]): pierderea nu este ponderată, dar cazurile sunt extrase cu înlocuire (același caz poate fi extras de mai multe ori în aceeași epocă) cu probabilitatea invers proporțională cu numărul de cazuri al clasei lor, astfel încât fiecare clasă ocupă în medie un sfert din extrageri. Cele două corecții nu sunt folosite niciodată împreună, deoarece ar compensa dezechilibrul de două ori.</w:t>
+      </w:r>
+    </w:p>
+    <w:p>
+      <w:pPr>
+        <w:ind w:firstLine="709"/>
+        <w:jc w:val="both"/>
+      </w:pPr>
+      <w:r>
+        <w:t>La eșantionarea ponderată, un caz rar este extras de aproximativ zece ori pe epocă (redness_rosacea: 30 de cazuri pentru circa 316 extrageri). Deoarece imaginea și augmentarea unui caz depind de seed, de epocă și de caz, toate copiile ar fi fost identice; scriptul numerotează extragerile repetate și fiecare repetare primește propria imagine a cazului (dacă are mai multe) și propria augmentare. Prima extragere rămâne identică cu cea din varianta (a), deci singura diferență dintre cele două variante este metoda de corecție. Riscul cunoscut al eșantionării este supraînvățarea (overfitting) pe puținele cazuri rare, adică memorarea lor în locul învățării unor trăsături generale; validarea pe macro-F1 și oprirea timpurie limitează acest risc. Ablația se rulează pentru ambele rețele (EfficientNet-B0 și MobileNetV3-Large), iar varianta cu cel mai bun macro-F1 mediu pe validare devine referința doar cu imagine din E1.</w:t>
+      </w:r>
+    </w:p>
+    <w:p>
+      <w:pPr>
+        <w:pStyle w:val="Heading2"/>
+      </w:pPr>
+      <w:r>
+        <w:t>5.9 Explicabilitate (Grad-CAM)</w:t>
+      </w:r>
+    </w:p>
+    <w:p>
+      <w:pPr>
+        <w:jc w:val="both"/>
+      </w:pPr>
+      <w:r>
+        <w:rPr>
+          <w:highlight w:val="yellow"/>
+        </w:rPr>
+        <w:t>[De redactat.]</w:t>
+      </w:r>
+    </w:p>
+    <w:p>
+      <w:pPr>
+        <w:pStyle w:val="Heading2"/>
+      </w:pPr>
+      <w:r>
+        <w:t>5.10 Protocolul de evaluare</w:t>
+      </w:r>
+    </w:p>
+    <w:p>
+      <w:pPr>
+        <w:ind w:firstLine="709"/>
+        <w:jc w:val="both"/>
+      </w:pPr>
+      <w:r>
+        <w:t>Evaluarea se face o singură dată pe setul de testare, cu ponderile alese pe validare. Metricile sunt macro-F1 (media scorului F1 pe clase, care tratează egal clasele mici și mari) și acuratețea echilibrată (media recall-ului pe clase), raportate global și separat pe grupele eFST (I–II, III–IV, V–VI, lipsă), împreună cu diferența maximă dintre grupele de ton (I–II, III–IV, V–VI; grupa „lipsă” nu este un ton). Într-o grupă, macro-F1 se calculează doar pe categoriile care apar în ea (de exemplu, redness_rosacea nu are cazuri V–VI în testare). Pentru fiecare valoare se raportează un interval de încredere de 95% obținut prin bootstrap [12], adică prin reeșantionarea repetată (de 1.000 de ori) a cazurilor de test cu înlocuire; intervalele arată cât de sigure sunt rezultatele pe grupele mici. Pentru întrebarea privind răspunsurile lipsă, modelul este testat cu 0%, 25%, 50%, 75% și 100% dintre câmpurile chestionarului ascunse (fiecare câmp independent, în plus față de răspunsurile care lipsesc deja în date; la 100% chestionarul este ascuns complet), și comparat cu modelul doar cu imagine. Fiecare configurație se rulează pentru cele cinci seed-uri (0–4), iar rezultatele se raportează ca medie și interval de variație. Scriptul este ml/train.py.</w:t>
+      </w:r>
+    </w:p>
+    <w:p>
+      <w:pPr>
+        <w:ind w:firstLine="709"/>
+        <w:jc w:val="both"/>
+      </w:pPr>
+      <w:r>
+        <w:t xml:space="preserve">Evaluarea este realizată de scriptul </w:t>
+      </w:r>
+      <w:r>
+        <w:rPr>
+          <w:rFonts w:ascii="Courier New" w:hAnsi="Courier New" w:eastAsia="Courier New" w:cs="Courier New"/>
+          <w:sz w:val="21"/>
+        </w:rPr>
+        <w:t>ml/evaluate.py</w:t>
+      </w:r>
+      <w:r>
         <w:t>, care citește un fișier standard de predicții (</w:t>
       </w:r>
       <w:r>
@@ -3433,6 +3500,80 @@
     </w:p>
     <w:p>
       <w:pPr>
+        <w:pStyle w:val="Heading2"/>
+      </w:pPr>
+      <w:r>
+        <w:t>5.11 Evaluarea externă și sonda liniară</w:t>
+      </w:r>
+    </w:p>
+    <w:p>
+      <w:pPr>
+        <w:ind w:firstLine="709"/>
+        <w:jc w:val="both"/>
+      </w:pPr>
+      <w:r>
+        <w:t>Pentru a verifica dacă modelul doar cu imagine antrenat pe SCIN funcționează și pe fotografii provenite din alte surse, acesta este testat fără nicio reantrenare (evaluare externă, zero-shot) pe două seturi publice: DDI (Diverse Dermatology Images) [19], 656 de imagini clinice confirmate prin biopsie (examinarea la microscop a unei mostre de țesut), grupate pe tonuri Fitzpatrick I–II, III–IV și V–VI, și Fitzpatrick17k [20], 16.577 de imagini din atlase dermatologice online, cu 114 diagnostice și tipul Fitzpatrick 1–6. Niciunul nu are chestionar, deci se testează doar modelul cu imagine. Diferența dintre sursa de antrenare și cea de testare (alt aparat, altă încadrare, alte boli) se numește schimbare de domeniu (domain shift); scăderea performanței pe aceste seturi arată cât de mult depinde modelul de particularitățile SCIN.</w:t>
+      </w:r>
+    </w:p>
+    <w:p>
+      <w:pPr>
+        <w:ind w:firstLine="709"/>
+        <w:jc w:val="both"/>
+      </w:pPr>
+      <w:r>
+        <w:t xml:space="preserve">Diagnosticele externe sunt aduse la cele patru categorii țintă cu același fișier </w:t>
+      </w:r>
+      <w:r>
+        <w:rPr>
+          <w:rFonts w:ascii="Courier New" w:hAnsi="Courier New" w:eastAsia="Courier New" w:cs="Courier New"/>
+          <w:sz w:val="21"/>
+        </w:rPr>
+        <w:t>label_map.yaml</w:t>
+      </w:r>
+      <w:r>
+        <w:t xml:space="preserve">, după normalizare (litere mici, cratima citită ca spațiu), plus o listă scurtă de sinonime pe set de date (de exemplu „acne vulgaris” → acne, „rhinophyma” → redness_rosacea). Fiecare rând primește un statut scris într-un raport: păstrat, categorie nețintă (de exemplu cancerele, care sunt </w:t>
+      </w:r>
+      <w:r>
+        <w:rPr>
+          <w:rFonts w:ascii="Courier New" w:hAnsi="Courier New" w:eastAsia="Courier New" w:cs="Courier New"/>
+          <w:sz w:val="21"/>
+        </w:rPr>
+        <w:t>excluded</w:t>
+      </w:r>
+      <w:r>
+        <w:t>), nemapat (diagnostic necunoscut, niciodată ghicit), etichetă greșită conform controlului de calitate al Fitzpatrick17k sau imagine lipsă; doar rândurile păstrate sunt evaluate. În Fitzpatrick17k, 4.012 imagini corespund categoriilor țintă (normal_other 1.892, eczema_dermatitis 1.009, acne 857, redness_rosacea 254), dar normal_other este dominată aici de psoriazis, deci compoziția categoriei diferă de SCIN. O limitare practică: majoritatea adreselor de imagini din Fitzpatrick17k (atlasul DermaAmin) nu mai funcționează, iar setul complet se obține de la autori prin formular. Imaginile nu sunt redistribuite (licența CC BY-NC-SA 3.0 pentru Fitzpatrick17k; condițiile Stanford AIMI pentru DDI). Tonul DDI 12 / 34 / 56 este tratat ca grupul eFST I–II / III–IV / V–VI, iar predicțiile tuturor celor cinci modele (câte unul pe seed) sunt evaluate cu același protocol ca pe SCIN.</w:t>
+      </w:r>
+    </w:p>
+    <w:p>
+      <w:pPr>
+        <w:ind w:firstLine="709"/>
+        <w:jc w:val="both"/>
+      </w:pPr>
+      <w:r>
+        <w:t xml:space="preserve">Ca bază de comparație pentru experimentul E5 se folosește o sondă liniară (linear probe) [21]. Un model fundament (foundation model) este o rețea mare, preantrenată pe foarte multe imagini, ale cărei reprezentări pot fi refolosite pentru multe sarcini; în dermatologie, exemple sunt PanDerm [23] și DermLIP [24]. Rețeaua rămâne înghețată (ponderile ei nu se schimbă): pentru fiecare caz SCIN se calculează o singură dată vectorul de trăsături (features), adică lista de numere prin care rețeaua descrie imaginea, iar peste aceste trăsături se antrenează doar un strat liniar, echivalent cu o regresie logistică multinomială. Trăsăturile sunt standardizate (se scade media și se împarte la abaterea standard, calculate doar pe setul de antrenare), pierderea este entropia încrucișată ponderată pe clase, iar o penalizare L2 (suma pătratelor ponderilor, înmulțită cu o constantă) împiedică ponderile să devină prea mari; constanta este aleasă pe validare dintre 0 și 100. Evaluarea prin sondă liniară este metoda standard de comparare a reprezentărilor [22]: dacă o sondă simplă peste un model fundament egalează rețeaua reantrenată complet, avantajul vine din reprezentare, nu din antrenare. Scriptul </w:t>
+      </w:r>
+      <w:r>
+        <w:rPr>
+          <w:rFonts w:ascii="Courier New" w:hAnsi="Courier New" w:eastAsia="Courier New" w:cs="Courier New"/>
+          <w:sz w:val="21"/>
+        </w:rPr>
+        <w:t>ml/foundation_probe.py</w:t>
+      </w:r>
+      <w:r>
+        <w:t xml:space="preserve"> acceptă orice model timm, OpenCLIP sau Hugging Face, astfel încât ponderile PanDerm și DermLIP pot fi folosite fără modificarea codului.</w:t>
+      </w:r>
+    </w:p>
+    <w:p>
+      <w:pPr>
+        <w:ind w:firstLine="709"/>
+        <w:jc w:val="both"/>
+      </w:pPr>
+      <w:r>
+        <w:t>Imaginile Fitzpatrick17k au fost obținute de la autori în baza unui acord prin care ele trebuie șterse la încheierea cercetării. De aceea sunt folosite exclusiv pentru testare, niciodată pentru antrenare, nu sunt redistribuite și nu apar în aplicație, în depozitul de cod sau în lucrare; se raportează doar rezultate agregate. Modelul livrat în aplicație este antrenat pe SCIN, a cărui licență permite reproducerea și adaptarea cu atribuire.</w:t>
+      </w:r>
+    </w:p>
+    <w:p>
+      <w:pPr>
         <w:pStyle w:val="Heading1"/>
       </w:pPr>
       <w:r>
@@ -3692,6 +3833,86 @@
       </w:pPr>
       <w:r>
         <w:t>[16] S. Sagawa, P. W. Koh, T. B. Hashimoto, P. Liang, Distributionally Robust Neural Networks for Group Shifts, ICLR 2020. https://arxiv.org/abs/1911.08731</w:t>
+      </w:r>
+    </w:p>
+    <w:p>
+      <w:pPr>
+        <w:spacing w:after="120" w:line="276" w:lineRule="auto"/>
+        <w:ind w:left="567" w:hanging="567"/>
+        <w:jc w:val="left"/>
+      </w:pPr>
+      <w:r>
+        <w:t>[17] M. Buda, A. Maki, M. A. Mazurowski, A systematic study of the class imbalance problem in convolutional neural networks, Neural Networks 106, 2018. https://arxiv.org/abs/1710.05381</w:t>
+      </w:r>
+    </w:p>
+    <w:p>
+      <w:pPr>
+        <w:spacing w:after="120" w:line="276" w:lineRule="auto"/>
+        <w:ind w:left="567" w:hanging="567"/>
+        <w:jc w:val="left"/>
+      </w:pPr>
+      <w:r>
+        <w:t>[18] PyTorch documentation, torch.utils.data.WeightedRandomSampler. https://docs.pytorch.org/docs/stable/data.html#torch.utils.data.WeightedRandomSampler</w:t>
+      </w:r>
+    </w:p>
+    <w:p>
+      <w:pPr>
+        <w:spacing w:after="120" w:line="276" w:lineRule="auto"/>
+        <w:ind w:left="567" w:hanging="567"/>
+        <w:jc w:val="left"/>
+      </w:pPr>
+      <w:r>
+        <w:t>[19] R. Daneshjou et al., Disparities in dermatology AI performance on a diverse, curated clinical image set, Science Advances 8(32), 2022. https://doi.org/10.1126/sciadv.abq6147</w:t>
+      </w:r>
+    </w:p>
+    <w:p>
+      <w:pPr>
+        <w:spacing w:after="120" w:line="276" w:lineRule="auto"/>
+        <w:ind w:left="567" w:hanging="567"/>
+        <w:jc w:val="left"/>
+      </w:pPr>
+      <w:r>
+        <w:t>[20] M. Groh et al., Evaluating Deep Neural Networks Trained on Clinical Images in Dermatology with the Fitzpatrick 17k Dataset, CVPR Workshops 2021. https://arxiv.org/abs/2104.09957</w:t>
+      </w:r>
+    </w:p>
+    <w:p>
+      <w:pPr>
+        <w:spacing w:after="120" w:line="276" w:lineRule="auto"/>
+        <w:ind w:left="567" w:hanging="567"/>
+        <w:jc w:val="left"/>
+      </w:pPr>
+      <w:r>
+        <w:t>[21] G. Alain, Y. Bengio, Understanding intermediate layers using linear classifier probes, arXiv 2016. https://arxiv.org/abs/1610.01644</w:t>
+      </w:r>
+    </w:p>
+    <w:p>
+      <w:pPr>
+        <w:spacing w:after="120" w:line="276" w:lineRule="auto"/>
+        <w:ind w:left="567" w:hanging="567"/>
+        <w:jc w:val="left"/>
+      </w:pPr>
+      <w:r>
+        <w:t>[22] A. Radford et al., Learning Transferable Visual Models From Natural Language Supervision, ICML 2021. https://arxiv.org/abs/2103.00020</w:t>
+      </w:r>
+    </w:p>
+    <w:p>
+      <w:pPr>
+        <w:spacing w:after="120" w:line="276" w:lineRule="auto"/>
+        <w:ind w:left="567" w:hanging="567"/>
+        <w:jc w:val="left"/>
+      </w:pPr>
+      <w:r>
+        <w:t>[23] S. Yan et al., A multimodal vision foundation model for clinical dermatology (PanDerm), Nature Medicine 2025. https://www.nature.com/articles/s41591-025-03747-y</w:t>
+      </w:r>
+    </w:p>
+    <w:p>
+      <w:pPr>
+        <w:spacing w:after="120" w:line="276" w:lineRule="auto"/>
+        <w:ind w:left="567" w:hanging="567"/>
+        <w:jc w:val="left"/>
+      </w:pPr>
+      <w:r>
+        <w:t>[24] S. Yan et al., Derm1M: A Million-scale Vision-Language Dataset Aligned with Clinical Ontology Knowledge for Dermatology (DermLIP), ICCV 2025. https://arxiv.org/abs/2503.14911</w:t>
       </w:r>
     </w:p>
     <w:sectPr>

--- a/docs/Teza_Licenta.docx
+++ b/docs/Teza_Licenta.docx
@@ -3407,6 +3407,35 @@
     </w:p>
     <w:p>
       <w:pPr>
+        <w:ind w:firstLine="709"/>
+        <w:jc w:val="both"/>
+      </w:pPr>
+      <w:r>
+        <w:t>Al doilea braț al experimentului E1 este modelul doar cu chestionar (</w:t>
+      </w:r>
+      <w:r>
+        <w:rPr>
+          <w:rFonts w:ascii="Courier New" w:hAnsi="Courier New" w:eastAsia="Courier New" w:cs="Courier New"/>
+          <w:sz w:val="21"/>
+        </w:rPr>
+        <w:t>ml/models/q_model.py</w:t>
+      </w:r>
+      <w:r>
+        <w:t xml:space="preserve">, rulat de </w:t>
+      </w:r>
+      <w:r>
+        <w:rPr>
+          <w:rFonts w:ascii="Courier New" w:hAnsi="Courier New" w:eastAsia="Courier New" w:cs="Courier New"/>
+          <w:sz w:val="21"/>
+        </w:rPr>
+        <w:t>ml/run_q_only.py</w:t>
+      </w:r>
+      <w:r>
+        <w:t>), care arată cât semnal conține chestionarul singur, fără fotografie. Este un perceptron multistrat (multilayer perceptron, MLP) [25]: o rețea formată din straturi liniare succesive, fiecare urmat de o funcție de activare ReLU (care păstrează valorile pozitive și le înlocuiește pe cele negative cu 0) și de dropout 0,2 (în antrenare, 20% dintre neuroni sunt ignorați la întâmplare, ca rețeaua să nu memoreze exemplele). Intrarea este vectorul răspunsurilor codificate (40 de valori) alăturat măștii de valori lipsă (6 valori, câte una pe întrebare), astfel încât rețeaua poate deosebi un răspuns „nu” de o întrebare la care nu s-a răspuns; urmează două straturi ascunse de câte 64 de neuroni și un strat de ieșire cu patru valori. Modelul folosește exact aceleași cazuri, împărțiri, seed-uri, pierdere ponderată pe clase, oprire timpurie pe macro-F1 de validare și protocol de evaluare ca modelul cu imagine. Setul de test este evaluat și cu o proporție r din răspunsuri ascunse (r = 0; 0,25; 0,5; 0,75; 1), iar răspunsurile ascunse sunt exact aceleași ca la evaluarea modelului cu fuziune, deci curbele pot fi comparate direct.</w:t>
+      </w:r>
+    </w:p>
+    <w:p>
+      <w:pPr>
         <w:pStyle w:val="Heading2"/>
       </w:pPr>
       <w:r>
@@ -3626,7 +3655,264 @@
         <w:rPr>
           <w:highlight w:val="yellow"/>
         </w:rPr>
-        <w:t>[De redactat: teste, metrici ale modelului, feedback de la utilizatori.]</w:t>
+        <w:t>[De completat: teste, celelalte rezultate ale modelului, feedback de la utilizatori.]</w:t>
+      </w:r>
+    </w:p>
+    <w:p>
+      <w:pPr>
+        <w:pStyle w:val="Heading2"/>
+      </w:pPr>
+      <w:r>
+        <w:t>8.1 Modelul doar cu chestionar (E1, brațul 2)</w:t>
+      </w:r>
+    </w:p>
+    <w:p>
+      <w:pPr>
+        <w:ind w:firstLine="709"/>
+        <w:jc w:val="both"/>
+      </w:pPr>
+      <w:r>
+        <w:t>Pe cele cinci seed-uri, modelul doar cu chestionar obține pe test macro-F1 0,390 ± 0,038 (medie ± abatere standard), acuratețe echilibrată 0,443 ± 0,043 și ECE 0,083 ± 0,020 (Tabelul 8.1). Antrenarea durează 6–11 secunde pe seed, iar oprirea timpurie alege epoci între 16 și 51. Pe categorii, F1 este 0,569 pentru eczema_dermatitis, 0,429 pentru normal_other, 0,343 pentru redness_rosacea și 0,218 pentru acne. Pentru redness_rosacea setul de test are în medie doar 6 cazuri, deci valoarea este foarte nesigură (abatere standard 0,112). Chestionarul conține așadar semnal clar peste nivelul întâmplării, dar insuficient pentru a separa acneea, care pe baza răspunsurilor seamănă cu celelalte probleme.</w:t>
+      </w:r>
+    </w:p>
+    <w:p>
+      <w:pPr>
+        <w:ind w:firstLine="709"/>
+        <w:jc w:val="both"/>
+      </w:pPr>
+      <w:r>
+        <w:t>Tabelul 8.1. Modelul doar cu chestionar pe test (5 seed-uri, medie ± abatere standard), după proporția de răspunsuri ascunse.</w:t>
+      </w:r>
+    </w:p>
+    <w:tbl>
+      <w:tblPr>
+        <w:tblStyle w:val="TableGrid"/>
+        <w:tblW w:type="auto" w:w="0"/>
+        <w:tblLook w:firstColumn="1" w:firstRow="1" w:lastColumn="0" w:lastRow="0" w:noHBand="0" w:noVBand="1" w:val="04A0"/>
+      </w:tblPr>
+      <w:tblGrid>
+        <w:gridCol w:w="3024"/>
+        <w:gridCol w:w="3024"/>
+        <w:gridCol w:w="3024"/>
+      </w:tblGrid>
+      <w:tr>
+        <w:tc>
+          <w:tcPr>
+            <w:tcW w:type="dxa" w:w="3024"/>
+          </w:tcPr>
+          <w:p>
+            <w:r>
+              <w:rPr>
+                <w:b/>
+              </w:rPr>
+              <w:t>% răspunsuri ascunse</w:t>
+            </w:r>
+          </w:p>
+        </w:tc>
+        <w:tc>
+          <w:tcPr>
+            <w:tcW w:type="dxa" w:w="3024"/>
+          </w:tcPr>
+          <w:p>
+            <w:r>
+              <w:rPr>
+                <w:b/>
+              </w:rPr>
+              <w:t>Macro-F1</w:t>
+            </w:r>
+          </w:p>
+        </w:tc>
+        <w:tc>
+          <w:tcPr>
+            <w:tcW w:type="dxa" w:w="3024"/>
+          </w:tcPr>
+          <w:p>
+            <w:r>
+              <w:rPr>
+                <w:b/>
+              </w:rPr>
+              <w:t>Acuratețe echilibrată</w:t>
+            </w:r>
+          </w:p>
+        </w:tc>
+      </w:tr>
+      <w:tr>
+        <w:tc>
+          <w:tcPr>
+            <w:tcW w:type="dxa" w:w="3024"/>
+          </w:tcPr>
+          <w:p>
+            <w:r>
+              <w:t>0 (naturale)</w:t>
+            </w:r>
+          </w:p>
+        </w:tc>
+        <w:tc>
+          <w:tcPr>
+            <w:tcW w:type="dxa" w:w="3024"/>
+          </w:tcPr>
+          <w:p>
+            <w:r>
+              <w:t>0,390 ± 0,038</w:t>
+            </w:r>
+          </w:p>
+        </w:tc>
+        <w:tc>
+          <w:tcPr>
+            <w:tcW w:type="dxa" w:w="3024"/>
+          </w:tcPr>
+          <w:p>
+            <w:r>
+              <w:t>0,443 ± 0,043</w:t>
+            </w:r>
+          </w:p>
+        </w:tc>
+      </w:tr>
+      <w:tr>
+        <w:tc>
+          <w:tcPr>
+            <w:tcW w:type="dxa" w:w="3024"/>
+          </w:tcPr>
+          <w:p>
+            <w:r>
+              <w:t>25</w:t>
+            </w:r>
+          </w:p>
+        </w:tc>
+        <w:tc>
+          <w:tcPr>
+            <w:tcW w:type="dxa" w:w="3024"/>
+          </w:tcPr>
+          <w:p>
+            <w:r>
+              <w:t>0,325 ± 0,038</w:t>
+            </w:r>
+          </w:p>
+        </w:tc>
+        <w:tc>
+          <w:tcPr>
+            <w:tcW w:type="dxa" w:w="3024"/>
+          </w:tcPr>
+          <w:p>
+            <w:r>
+              <w:t>-</w:t>
+            </w:r>
+          </w:p>
+        </w:tc>
+      </w:tr>
+      <w:tr>
+        <w:tc>
+          <w:tcPr>
+            <w:tcW w:type="dxa" w:w="3024"/>
+          </w:tcPr>
+          <w:p>
+            <w:r>
+              <w:t>50</w:t>
+            </w:r>
+          </w:p>
+        </w:tc>
+        <w:tc>
+          <w:tcPr>
+            <w:tcW w:type="dxa" w:w="3024"/>
+          </w:tcPr>
+          <w:p>
+            <w:r>
+              <w:t>0,264 ± 0,047</w:t>
+            </w:r>
+          </w:p>
+        </w:tc>
+        <w:tc>
+          <w:tcPr>
+            <w:tcW w:type="dxa" w:w="3024"/>
+          </w:tcPr>
+          <w:p>
+            <w:r>
+              <w:t>-</w:t>
+            </w:r>
+          </w:p>
+        </w:tc>
+      </w:tr>
+      <w:tr>
+        <w:tc>
+          <w:tcPr>
+            <w:tcW w:type="dxa" w:w="3024"/>
+          </w:tcPr>
+          <w:p>
+            <w:r>
+              <w:t>75</w:t>
+            </w:r>
+          </w:p>
+        </w:tc>
+        <w:tc>
+          <w:tcPr>
+            <w:tcW w:type="dxa" w:w="3024"/>
+          </w:tcPr>
+          <w:p>
+            <w:r>
+              <w:t>0,221 ± 0,037</w:t>
+            </w:r>
+          </w:p>
+        </w:tc>
+        <w:tc>
+          <w:tcPr>
+            <w:tcW w:type="dxa" w:w="3024"/>
+          </w:tcPr>
+          <w:p>
+            <w:r>
+              <w:t>-</w:t>
+            </w:r>
+          </w:p>
+        </w:tc>
+      </w:tr>
+      <w:tr>
+        <w:tc>
+          <w:tcPr>
+            <w:tcW w:type="dxa" w:w="3024"/>
+          </w:tcPr>
+          <w:p>
+            <w:r>
+              <w:t>100</w:t>
+            </w:r>
+          </w:p>
+        </w:tc>
+        <w:tc>
+          <w:tcPr>
+            <w:tcW w:type="dxa" w:w="3024"/>
+          </w:tcPr>
+          <w:p>
+            <w:r>
+              <w:t>0,145 ± 0,037</w:t>
+            </w:r>
+          </w:p>
+        </w:tc>
+        <w:tc>
+          <w:tcPr>
+            <w:tcW w:type="dxa" w:w="3024"/>
+          </w:tcPr>
+          <w:p>
+            <w:r>
+              <w:t>0,250 ± 0,000</w:t>
+            </w:r>
+          </w:p>
+        </w:tc>
+      </w:tr>
+    </w:tbl>
+    <w:p>
+      <w:pPr>
+        <w:ind w:firstLine="709"/>
+        <w:jc w:val="both"/>
+      </w:pPr>
+      <w:r>
+        <w:t>Când răspunsurile sunt ascunse, performanța scade constant: macro-F1 0,390 cu răspunsurile naturale, 0,325 cu 25% ascunse, 0,264 cu 50%, 0,221 cu 75% și 0,145 cu toate ascunse. Fără niciun răspuns, modelul dă aceeași categorie tuturor cazurilor (la seed-ul 0, normal_other), iar acuratețea echilibrată este exact 0,250, adică nivelul întâmplării pentru patru categorii. Acest rezultat confirmă că masca de valori lipsă funcționează așa cum s-a proiectat: un chestionar gol nu aduce nicio informație falsă.</w:t>
+      </w:r>
+    </w:p>
+    <w:p>
+      <w:pPr>
+        <w:ind w:firstLine="709"/>
+        <w:jc w:val="both"/>
+      </w:pPr>
+      <w:r>
+        <w:t>Pe tonuri de piele (eFST), macro-F1 este 0,401 ± 0,045 pentru I–II (117 cazuri în medie), 0,342 ± 0,100 pentru III–IV (120 de cazuri) și 0,475 ± 0,131 pentru V–VI (23 de cazuri). Grupul cel mai defavorizat este III–IV la trei seed-uri și I–II la două, cu macro-F1 mediu 0,319 ± 0,067. Valoarea mai mare pentru V–VI nu trebuie interpretată ca un avantaj: grupul are puțin peste 20 de cazuri, iar abaterea standard între seed-uri (0,131) este mai mare decât diferențele dintre grupuri. Aceste valori sunt referința inferioară cu care vor fi comparate modelul doar cu imagine și modelul cu fuziune (RQ1).</w:t>
       </w:r>
     </w:p>
     <w:p>
@@ -3913,6 +4199,16 @@
       </w:pPr>
       <w:r>
         <w:t>[24] S. Yan et al., Derm1M: A Million-scale Vision-Language Dataset Aligned with Clinical Ontology Knowledge for Dermatology (DermLIP), ICCV 2025. https://arxiv.org/abs/2503.14911</w:t>
+      </w:r>
+    </w:p>
+    <w:p>
+      <w:pPr>
+        <w:spacing w:after="120" w:line="276" w:lineRule="auto"/>
+        <w:ind w:left="567" w:hanging="567"/>
+        <w:jc w:val="left"/>
+      </w:pPr>
+      <w:r>
+        <w:t>[25] I. Goodfellow, Y. Bengio, A. Courville, Deep Learning, MIT Press 2016, chapter 6 (deep feedforward networks). https://www.deeplearningbook.org/</w:t>
       </w:r>
     </w:p>
     <w:sectPr>

--- a/docs/Teza_Licenta.docx
+++ b/docs/Teza_Licenta.docx
@@ -3299,7 +3299,27 @@
         <w:jc w:val="both"/>
       </w:pPr>
       <w:r>
-        <w:t>Modelul combină două ramuri printr-o fuziune târzie (late fusion), adică ramurile sunt procesate separat și informațiile lor se unesc abia înainte de decizia finală. Ramura de imagine este rețeaua EfficientNet-B0 [7], preluată din biblioteca timm [8] cu ponderi preantrenate pe ImageNet (învățare prin transfer: rețeaua pornește de la ce a învățat deja pe un set mare de imagini și este reantrenată pe SCIN). Ramura chestionarului este o rețea mică cu un strat de 64 de unități, care primește vectorul de 40 de trăsături alăturat măștii de 6 valori (46 de numere). Dacă chestionarul lipsește complet, modelul primește trăsături 0 și toate valorile măștii egale cu 1, aceeași reprezentare ca la antrenare, deci un chestionar absent nu este confundat cu unul completat cu răspunsuri 0. Ieșirile celor două ramuri se concatenează și trec printr-un strat final care produce scorul pentru fiecare dintre cele patru categorii. Ca valoare de referință se antrenează și un model doar cu imagine, fără ramura chestionarului.</w:t>
+        <w:t>Modelul combină două ramuri printr-o fuziune târzie (late fusion), adică ramurile sunt procesate separat și informațiile lor se unesc abia înainte de decizia finală (</w:t>
+      </w:r>
+      <w:r>
+        <w:rPr>
+          <w:rFonts w:ascii="Courier New" w:hAnsi="Courier New" w:eastAsia="Courier New" w:cs="Courier New"/>
+          <w:sz w:val="21"/>
+        </w:rPr>
+        <w:t>ml/models/fusion_model.py</w:t>
+      </w:r>
+      <w:r>
+        <w:t xml:space="preserve">, clasa </w:t>
+      </w:r>
+      <w:r>
+        <w:rPr>
+          <w:rFonts w:ascii="Courier New" w:hAnsi="Courier New" w:eastAsia="Courier New" w:cs="Courier New"/>
+          <w:sz w:val="21"/>
+        </w:rPr>
+        <w:t>LateFusionNet</w:t>
+      </w:r>
+      <w:r>
+        <w:t>). Ramura de imagine este aceeași rețea ca la modelul doar cu imagine, EfficientNet-B0 [7] sau MobileNetV3-Large, din biblioteca timm [8] cu ponderi preantrenate pe ImageNet (învățare prin transfer: rețeaua pornește de la ce a învățat deja pe un set mare de imagini și este reantrenată pe SCIN), fără stratul de clasificare; ieșirea ei este vectorul de trăsături obținut prin medierea hărților de activare (1.280 de valori). Ramura chestionarului este o rețea cu două straturi de câte 64 de unități, care primește vectorul de 40 de trăsături alăturat măștii de 6 valori (46 de numere). Dacă chestionarul lipsește complet, modelul primește trăsături 0 și toate valorile măștii egale cu 1, aceeași reprezentare ca la antrenare, deci un chestionar absent nu este confundat cu unul completat cu răspunsuri 0. În varianta de bază (concat), cele două ieșiri se concatenează și trec printr-un strat final care produce scorul pentru fiecare dintre cele patru categorii.</w:t>
       </w:r>
     </w:p>
     <w:p>
@@ -3308,7 +3328,7 @@
         <w:jc w:val="both"/>
       </w:pPr>
       <w:r>
-        <w:t>Pentru robustețea la răspunsuri lipsă se folosește modality dropout: în timpul antrenării, pentru fiecare exemplu chestionarul este ascuns în întregime cu probabilitate 0,3, iar fiecare câmp este ascuns separat cu probabilitate 0,15. Un câmp ascuns primește trăsături 0 și masca 1, exact ca un răspuns lipsă real, deci modelul învață să se descurce și fără chestionar. Cum categoriile sunt dezechilibrate (de exemplu 44 de cazuri redness_rosacea față de 1.068 eczema_dermatitis), pierderea (loss, măsura erorii pe care o minimizează antrenarea) este entropia încrucișată ponderată invers proporțional cu frecvența clasei. Optimizatorul este AdamW [9] cu rata de învățare 3·10⁻⁴ și descreștere cosinusoidală [10], pe 15 epoci, cu precizie mixtă pe GPU. Se păstrează punctul de oprire (checkpoint) cu cel mai bun macro-F1 pe setul de validare.</w:t>
+        <w:t>Pentru robustețea la răspunsuri lipsă se folosește modality dropout: în timpul antrenării, pentru fiecare exemplu chestionarul este ascuns în întregime cu probabilitate 0,3, iar fiecare câmp este ascuns separat cu probabilitate 0,15. Un câmp ascuns primește trăsături 0 și masca 1, exact ca un răspuns lipsă real, deci modelul învață să se descurce și fără chestionar. Cum categoriile sunt dezechilibrate, pierderea (loss, măsura erorii pe care o minimizează antrenarea) este entropia încrucișată ponderată invers proporțional cu frecvența clasei. Modelul cu fuziune este antrenat cu exact aceleași trei etape ca modelul doar cu imagine (descrise mai jos), cu optimizatorul AdamW [9], descreștere cosinusoidală a ratei de învățare [10] și precizie mixtă pe GPU, astfel încât singura diferență dintre cele două modele este chestionarul. Ramura chestionarului și straturile de fuziune sunt noi, deci se antrenează în toate etapele, cu rata stratului de clasificare. Se păstrează punctul de control (checkpoint) cu cel mai bun macro-F1 pe setul de validare.</w:t>
       </w:r>
     </w:p>
     <w:p>
@@ -3432,6 +3452,45 @@
       </w:r>
       <w:r>
         <w:t>), care arată cât semnal conține chestionarul singur, fără fotografie. Este un perceptron multistrat (multilayer perceptron, MLP) [25]: o rețea formată din straturi liniare succesive, fiecare urmat de o funcție de activare ReLU (care păstrează valorile pozitive și le înlocuiește pe cele negative cu 0) și de dropout 0,2 (în antrenare, 20% dintre neuroni sunt ignorați la întâmplare, ca rețeaua să nu memoreze exemplele). Intrarea este vectorul răspunsurilor codificate (40 de valori) alăturat măștii de valori lipsă (6 valori, câte una pe întrebare), astfel încât rețeaua poate deosebi un răspuns „nu” de o întrebare la care nu s-a răspuns; urmează două straturi ascunse de câte 64 de neuroni și un strat de ieșire cu patru valori. Modelul folosește exact aceleași cazuri, împărțiri, seed-uri, pierdere ponderată pe clase, oprire timpurie pe macro-F1 de validare și protocol de evaluare ca modelul cu imagine. Setul de test este evaluat și cu o proporție r din răspunsuri ascunse (r = 0; 0,25; 0,5; 0,75; 1), iar răspunsurile ascunse sunt exact aceleași ca la evaluarea modelului cu fuziune, deci curbele pot fi comparate direct.</w:t>
+      </w:r>
+    </w:p>
+    <w:p>
+      <w:pPr>
+        <w:ind w:firstLine="709"/>
+        <w:jc w:val="both"/>
+      </w:pPr>
+      <w:r>
+        <w:t>Pe lângă concatenare, sunt implementate două variante de fuziune mai puternice, care permit chestionarului să influențeze felul în care este folosită imaginea. (1) Fuziunea cu poartă (gated multimodal unit) [26]: ambele ramuri sunt proiectate la aceeași dimensiune (256), iar o poartă, adică un vector de valori între 0 și 1 calculat din ambele ramuri, decide pentru fiecare dimensiune cât provine din imagine și cât din chestionar. Când masca arată că lipsesc răspunsurile, poarta poate învăța să se bazeze pe fotografie; valoarea medie a porții poate fi inspectată pentru fiecare caz. (2) Condiționarea de tip FiLM (Feature-wise Linear Modulation) [27]: chestionarul produce doi vectori, γ și β, care scalează și deplasează fiecare trăsătură a imaginii (f' = f·(1 + γ) + β). γ și β pornesc de la 0, deci la începutul antrenării modelul se comportă exact ca modelul doar cu imagine. Varianta este aleasă din configurație (</w:t>
+      </w:r>
+      <w:r>
+        <w:rPr>
+          <w:rFonts w:ascii="Courier New" w:hAnsi="Courier New" w:eastAsia="Courier New" w:cs="Courier New"/>
+          <w:sz w:val="21"/>
+        </w:rPr>
+        <w:t>fusion.variant</w:t>
+      </w:r>
+      <w:r>
+        <w:t xml:space="preserve">), iar modelele antrenate sunt salvate ca </w:t>
+      </w:r>
+      <w:r>
+        <w:rPr>
+          <w:rFonts w:ascii="Courier New" w:hAnsi="Courier New" w:eastAsia="Courier New" w:cs="Courier New"/>
+          <w:sz w:val="21"/>
+        </w:rPr>
+        <w:t>fusion_late_&lt;variantă&gt;_seed&lt;k&gt;.pt</w:t>
+      </w:r>
+      <w:r>
+        <w:t xml:space="preserve"> de scriptul </w:t>
+      </w:r>
+      <w:r>
+        <w:rPr>
+          <w:rFonts w:ascii="Courier New" w:hAnsi="Courier New" w:eastAsia="Courier New" w:cs="Courier New"/>
+          <w:sz w:val="21"/>
+        </w:rPr>
+        <w:t>ml/run_fusion.py</w:t>
+      </w:r>
+      <w:r>
+        <w:t>.</w:t>
       </w:r>
     </w:p>
     <w:p>
@@ -3917,6 +3976,278 @@
     </w:p>
     <w:p>
       <w:pPr>
+        <w:pStyle w:val="Heading2"/>
+      </w:pPr>
+      <w:r>
+        <w:t>8.2 Imagine, fuziune și chestionar: prima comparație (E1)</w:t>
+      </w:r>
+    </w:p>
+    <w:p>
+      <w:pPr>
+        <w:ind w:firstLine="709"/>
+        <w:jc w:val="both"/>
+      </w:pPr>
+      <w:r>
+        <w:t>Prima comparație completă a experimentului E1 folosește EfficientNet-B0, pierderea ponderată pe clase și aceleași cinci seed-uri pentru toate cele trei brațe (Tabelul 8.2). Modelul doar cu imagine obține macro-F1 0,537 ± 0,038, modelul cu fuziune prin concatenare 0,516 ± 0,057, iar modelul doar cu chestionar 0,390 ± 0,038. Pentru a compara două modele pe aceleași seed-uri se folosește un test pereche (paired test): pentru fiecare seed se calculează diferența dintre cele două modele, iar testul verifică dacă media diferențelor este diferită de 0. Diferența fuziune minus imagine este −0,021 ± 0,031, iar testul t pereche [28] dă p = 0,20 (testul Wilcoxon, care nu presupune o distribuție normală, dă p = 0,31). Valoarea p este probabilitatea de a obține o diferență cel puțin atât de mare dacă, în realitate, modelele ar fi la fel de bune; o valoare peste 0,05 înseamnă că diferența nu este semnificativă statistic. Cu doar cinci seed-uri testul are putere mică, deci rezultatul arată că, în această configurație, chestionarul nu îmbunătățește clasificarea, nu că o înrăutățește.</w:t>
+      </w:r>
+    </w:p>
+    <w:p>
+      <w:pPr>
+        <w:ind w:firstLine="709"/>
+        <w:jc w:val="both"/>
+      </w:pPr>
+      <w:r>
+        <w:t>Tabelul 8.2. Rezultate pe test ale celor trei brațe E1 (medie ± abatere standard pe 5 seed-uri, toate răspunsurile disponibile).</w:t>
+      </w:r>
+    </w:p>
+    <w:tbl>
+      <w:tblPr>
+        <w:tblStyle w:val="TableGrid"/>
+        <w:tblW w:type="auto" w:w="0"/>
+        <w:tblLook w:firstColumn="1" w:firstRow="1" w:lastColumn="0" w:lastRow="0" w:noHBand="0" w:noVBand="1" w:val="04A0"/>
+      </w:tblPr>
+      <w:tblGrid>
+        <w:gridCol w:w="1814"/>
+        <w:gridCol w:w="1814"/>
+        <w:gridCol w:w="1814"/>
+        <w:gridCol w:w="1814"/>
+        <w:gridCol w:w="1814"/>
+      </w:tblGrid>
+      <w:tr>
+        <w:tc>
+          <w:tcPr>
+            <w:tcW w:type="dxa" w:w="1814"/>
+          </w:tcPr>
+          <w:p>
+            <w:r>
+              <w:rPr>
+                <w:b/>
+              </w:rPr>
+              <w:t>Model (EfficientNet-B0, 5 seed-uri)</w:t>
+            </w:r>
+          </w:p>
+        </w:tc>
+        <w:tc>
+          <w:tcPr>
+            <w:tcW w:type="dxa" w:w="1814"/>
+          </w:tcPr>
+          <w:p>
+            <w:r>
+              <w:rPr>
+                <w:b/>
+              </w:rPr>
+              <w:t>Macro-F1</w:t>
+            </w:r>
+          </w:p>
+        </w:tc>
+        <w:tc>
+          <w:tcPr>
+            <w:tcW w:type="dxa" w:w="1814"/>
+          </w:tcPr>
+          <w:p>
+            <w:r>
+              <w:rPr>
+                <w:b/>
+              </w:rPr>
+              <w:t>Acuratețe echilibrată</w:t>
+            </w:r>
+          </w:p>
+        </w:tc>
+        <w:tc>
+          <w:tcPr>
+            <w:tcW w:type="dxa" w:w="1814"/>
+          </w:tcPr>
+          <w:p>
+            <w:r>
+              <w:rPr>
+                <w:b/>
+              </w:rPr>
+              <w:t>ECE</w:t>
+            </w:r>
+          </w:p>
+        </w:tc>
+        <w:tc>
+          <w:tcPr>
+            <w:tcW w:type="dxa" w:w="1814"/>
+          </w:tcPr>
+          <w:p>
+            <w:r>
+              <w:rPr>
+                <w:b/>
+              </w:rPr>
+              <w:t>eFST V–VI macro-F1</w:t>
+            </w:r>
+          </w:p>
+        </w:tc>
+      </w:tr>
+      <w:tr>
+        <w:tc>
+          <w:tcPr>
+            <w:tcW w:type="dxa" w:w="1814"/>
+          </w:tcPr>
+          <w:p>
+            <w:r>
+              <w:t>Doar imagine</w:t>
+            </w:r>
+          </w:p>
+        </w:tc>
+        <w:tc>
+          <w:tcPr>
+            <w:tcW w:type="dxa" w:w="1814"/>
+          </w:tcPr>
+          <w:p>
+            <w:r>
+              <w:t>0,537 ± 0,038</w:t>
+            </w:r>
+          </w:p>
+        </w:tc>
+        <w:tc>
+          <w:tcPr>
+            <w:tcW w:type="dxa" w:w="1814"/>
+          </w:tcPr>
+          <w:p>
+            <w:r>
+              <w:t>0,624 ± 0,044</w:t>
+            </w:r>
+          </w:p>
+        </w:tc>
+        <w:tc>
+          <w:tcPr>
+            <w:tcW w:type="dxa" w:w="1814"/>
+          </w:tcPr>
+          <w:p>
+            <w:r>
+              <w:t>0,070 ± 0,012</w:t>
+            </w:r>
+          </w:p>
+        </w:tc>
+        <w:tc>
+          <w:tcPr>
+            <w:tcW w:type="dxa" w:w="1814"/>
+          </w:tcPr>
+          <w:p>
+            <w:r>
+              <w:t>0,490 ± 0,175</w:t>
+            </w:r>
+          </w:p>
+        </w:tc>
+      </w:tr>
+      <w:tr>
+        <w:tc>
+          <w:tcPr>
+            <w:tcW w:type="dxa" w:w="1814"/>
+          </w:tcPr>
+          <w:p>
+            <w:r>
+              <w:t>Fuziune (concat)</w:t>
+            </w:r>
+          </w:p>
+        </w:tc>
+        <w:tc>
+          <w:tcPr>
+            <w:tcW w:type="dxa" w:w="1814"/>
+          </w:tcPr>
+          <w:p>
+            <w:r>
+              <w:t>0,516 ± 0,057</w:t>
+            </w:r>
+          </w:p>
+        </w:tc>
+        <w:tc>
+          <w:tcPr>
+            <w:tcW w:type="dxa" w:w="1814"/>
+          </w:tcPr>
+          <w:p>
+            <w:r>
+              <w:t>0,595 ± 0,038</w:t>
+            </w:r>
+          </w:p>
+        </w:tc>
+        <w:tc>
+          <w:tcPr>
+            <w:tcW w:type="dxa" w:w="1814"/>
+          </w:tcPr>
+          <w:p>
+            <w:r>
+              <w:t>0,088 ± 0,056</w:t>
+            </w:r>
+          </w:p>
+        </w:tc>
+        <w:tc>
+          <w:tcPr>
+            <w:tcW w:type="dxa" w:w="1814"/>
+          </w:tcPr>
+          <w:p>
+            <w:r>
+              <w:t>0,445 ± 0,085</w:t>
+            </w:r>
+          </w:p>
+        </w:tc>
+      </w:tr>
+      <w:tr>
+        <w:tc>
+          <w:tcPr>
+            <w:tcW w:type="dxa" w:w="1814"/>
+          </w:tcPr>
+          <w:p>
+            <w:r>
+              <w:t>Doar chestionar</w:t>
+            </w:r>
+          </w:p>
+        </w:tc>
+        <w:tc>
+          <w:tcPr>
+            <w:tcW w:type="dxa" w:w="1814"/>
+          </w:tcPr>
+          <w:p>
+            <w:r>
+              <w:t>0,390 ± 0,038</w:t>
+            </w:r>
+          </w:p>
+        </w:tc>
+        <w:tc>
+          <w:tcPr>
+            <w:tcW w:type="dxa" w:w="1814"/>
+          </w:tcPr>
+          <w:p>
+            <w:r>
+              <w:t>0,443 ± 0,043</w:t>
+            </w:r>
+          </w:p>
+        </w:tc>
+        <w:tc>
+          <w:tcPr>
+            <w:tcW w:type="dxa" w:w="1814"/>
+          </w:tcPr>
+          <w:p>
+            <w:r>
+              <w:t>0,083 ± 0,020</w:t>
+            </w:r>
+          </w:p>
+        </w:tc>
+        <w:tc>
+          <w:tcPr>
+            <w:tcW w:type="dxa" w:w="1814"/>
+          </w:tcPr>
+          <w:p>
+            <w:r>
+              <w:t>0,475 ± 0,131</w:t>
+            </w:r>
+          </w:p>
+        </w:tc>
+      </w:tr>
+    </w:tbl>
+    <w:p>
+      <w:pPr>
+        <w:ind w:firstLine="709"/>
+        <w:jc w:val="both"/>
+      </w:pPr>
+      <w:r>
+        <w:t>Două observații pot explica rezultatul (ipoteze încă netestate). Mai întâi, modelul cu fuziune aproape că nu folosește chestionarul: macro-F1 rămâne între 0,506 și 0,518 indiferent dacă sunt ascunse 0%, 25%, 50%, 75% sau 100% din răspunsuri, deși chestionarul singur conține semnal (0,390). Ramura de imagine (1.280 de trăsături) domină ramura chestionarului (64 de trăsături) în stratul de concatenare, iar ascunderea chestionarului în 30% din exemple în timpul antrenării îi reduce și mai mult contribuția. În al doilea rând, la trei din cinci seed-uri punctul de control ales pentru fuziune provine din etapa 1, din primele trei epoci, deci rețeaua nu a beneficiat de reantrenarea straturilor superioare; macro-F1 pe validare, calculat pe circa 270 de cazuri, variază mult de la o epocă la alta, iar selecția pe validare este zgomotoasă. Pe tonuri de piele, ambele modele sunt cele mai slabe pe grupul eFST V–VI (imagine 0,490 ± 0,175, fuziune 0,445 ± 0,085, circa 23 de cazuri), cu cel mai slab grup V–VI la trei seed-uri pentru modelul cu imagine. Pașii următori sunt variantele de fuziune cu poartă și FiLM, care pot da chestionarului o influență mai mare, și antrenarea fără modality dropout (E2), pentru a separa efectul arhitecturii de cel al ascunderii răspunsurilor.</w:t>
+      </w:r>
+    </w:p>
+    <w:p>
+      <w:pPr>
         <w:pStyle w:val="Heading1"/>
       </w:pPr>
       <w:r>
@@ -4209,6 +4540,36 @@
       </w:pPr>
       <w:r>
         <w:t>[25] I. Goodfellow, Y. Bengio, A. Courville, Deep Learning, MIT Press 2016, chapter 6 (deep feedforward networks). https://www.deeplearningbook.org/</w:t>
+      </w:r>
+    </w:p>
+    <w:p>
+      <w:pPr>
+        <w:spacing w:after="120" w:line="276" w:lineRule="auto"/>
+        <w:ind w:left="567" w:hanging="567"/>
+        <w:jc w:val="left"/>
+      </w:pPr>
+      <w:r>
+        <w:t>[26] J. Arevalo, T. Solorio, M. Montes-y-Gómez, F. A. González, Gated Multimodal Units for Information Fusion, ICLR Workshop 2017. https://arxiv.org/abs/1702.01992</w:t>
+      </w:r>
+    </w:p>
+    <w:p>
+      <w:pPr>
+        <w:spacing w:after="120" w:line="276" w:lineRule="auto"/>
+        <w:ind w:left="567" w:hanging="567"/>
+        <w:jc w:val="left"/>
+      </w:pPr>
+      <w:r>
+        <w:t>[27] E. Perez, F. Strub, H. de Vries, V. Dumoulin, A. Courville, FiLM: Visual Reasoning with a General Conditioning Layer, AAAI 2018. https://arxiv.org/abs/1709.07871</w:t>
+      </w:r>
+    </w:p>
+    <w:p>
+      <w:pPr>
+        <w:spacing w:after="120" w:line="276" w:lineRule="auto"/>
+        <w:ind w:left="567" w:hanging="567"/>
+        <w:jc w:val="left"/>
+      </w:pPr>
+      <w:r>
+        <w:t>[28] Student (W. S. Gosset), The Probable Error of a Mean, Biometrika 6(1), 1908. https://doi.org/10.1093/biomet/6.1.1</w:t>
       </w:r>
     </w:p>
     <w:sectPr>

--- a/docs/Teza_Licenta.docx
+++ b/docs/Teza_Licenta.docx
@@ -3588,6 +3588,15 @@
     </w:p>
     <w:p>
       <w:pPr>
+        <w:ind w:firstLine="709"/>
+        <w:jc w:val="both"/>
+      </w:pPr>
+      <w:r>
+        <w:t>Intervalul de încredere al ECE necesită o corecție. Prin reeșantionarea cazurilor cu înlocuire, fiecare interval de încredere conține mai puține cazuri distincte, diferența dintre acuratețe și încredere devine mai zgomotoasă și, fiind o valoare absolută, nu poate fi negativă; de aceea ECE calculat pe eșantioanele bootstrap este în medie mai mare decât cel calculat pe setul de test (eroare sistematică, bias) [29]. Intervalul percentil obișnuit se deplasează astfel în sus și, după medierea pe cinci seed-uri, poate chiar să nu mai conțină valoarea estimată. Pentru ECE se folosește de aceea intervalul percentil deplasat cu bias-ul bootstrap (media eșantioanelor minus valoarea estimată); pentru celelalte metrici rămâne intervalul percentil.</w:t>
+      </w:r>
+    </w:p>
+    <w:p>
+      <w:pPr>
         <w:pStyle w:val="Heading2"/>
       </w:pPr>
       <w:r>
@@ -4248,6 +4257,525 @@
     </w:p>
     <w:p>
       <w:pPr>
+        <w:pStyle w:val="Heading2"/>
+      </w:pPr>
+      <w:r>
+        <w:t>8.3 Variante de fuziune și ansamblu: aduce chestionarul informație nouă?</w:t>
+      </w:r>
+    </w:p>
+    <w:p>
+      <w:pPr>
+        <w:ind w:firstLine="709"/>
+        <w:jc w:val="both"/>
+      </w:pPr>
+      <w:r>
+        <w:t xml:space="preserve">Pentru a afla dacă rezultatul precedent ține de arhitectura fuziunii, scriptul </w:t>
+      </w:r>
+      <w:r>
+        <w:rPr>
+          <w:rFonts w:ascii="Courier New" w:hAnsi="Courier New" w:eastAsia="Courier New" w:cs="Courier New"/>
+          <w:sz w:val="21"/>
+        </w:rPr>
+        <w:t>ml/run_e1.py</w:t>
+      </w:r>
+      <w:r>
+        <w:t xml:space="preserve"> antrenează pe aceleași cinci seed-uri încă trei variante: fuziunea cu poartă, fuziunea FiLM și fuziunea prin concatenare fără modality dropout. Se adaugă și un ansamblu (ensemble) al celor două modele antrenate separat: probabilitățile modelului doar cu imagine și ale celui doar cu chestionar sunt combinate prin medie geometrică ponderată (log-linear pooling) [30], p ∝ p_imagine^w · p_chestionar^(1−w), cu ponderea w aleasă pe setul de validare dintre 0; 0,1; ...; 1, fără reantrenare. Dacă ansamblul ar depăși modelul doar cu imagine, ar însemna că chestionarul conține informație pe care fotografia nu o are, dar modelele antrenate împreună nu o folosesc. Toate modelele sunt testate pe exact aceleași cazuri, iar diferențele sunt calculate pereche, pe aceleași cazuri, cu intervale de încredere bootstrap stratificate pe seed (cazurile sunt reeșantionate în setul de test al fiecărui seed, iar diferența este mediată pe seed-uri). Rezultatele sunt în Tabelul 8.3 și în fișierele </w:t>
+      </w:r>
+      <w:r>
+        <w:rPr>
+          <w:rFonts w:ascii="Courier New" w:hAnsi="Courier New" w:eastAsia="Courier New" w:cs="Courier New"/>
+          <w:sz w:val="21"/>
+        </w:rPr>
+        <w:t>ml/results/e1/e1_summary.csv</w:t>
+      </w:r>
+      <w:r>
+        <w:t xml:space="preserve"> și </w:t>
+      </w:r>
+      <w:r>
+        <w:rPr>
+          <w:rFonts w:ascii="Courier New" w:hAnsi="Courier New" w:eastAsia="Courier New" w:cs="Courier New"/>
+          <w:sz w:val="21"/>
+        </w:rPr>
+        <w:t>e1_table.md</w:t>
+      </w:r>
+      <w:r>
+        <w:t>.</w:t>
+      </w:r>
+    </w:p>
+    <w:p>
+      <w:pPr>
+        <w:ind w:firstLine="709"/>
+        <w:jc w:val="both"/>
+      </w:pPr>
+      <w:r>
+        <w:t>Tabelul 8.3. Toate brațele E1 pe test (EfficientNet-B0, pierdere ponderată, 5 seed-uri; medie ± abatere standard, interval de încredere bootstrap stratificat pe seed; diferențe pereche pe aceleași cazuri).</w:t>
+      </w:r>
+    </w:p>
+    <w:tbl>
+      <w:tblPr>
+        <w:tblStyle w:val="TableGrid"/>
+        <w:tblW w:type="auto" w:w="0"/>
+        <w:tblLook w:firstColumn="1" w:firstRow="1" w:lastColumn="0" w:lastRow="0" w:noHBand="0" w:noVBand="1" w:val="04A0"/>
+      </w:tblPr>
+      <w:tblGrid>
+        <w:gridCol w:w="1814"/>
+        <w:gridCol w:w="1814"/>
+        <w:gridCol w:w="1814"/>
+        <w:gridCol w:w="1814"/>
+        <w:gridCol w:w="1814"/>
+      </w:tblGrid>
+      <w:tr>
+        <w:tc>
+          <w:tcPr>
+            <w:tcW w:type="dxa" w:w="1814"/>
+          </w:tcPr>
+          <w:p>
+            <w:r>
+              <w:rPr>
+                <w:b/>
+              </w:rPr>
+              <w:t>Model</w:t>
+            </w:r>
+          </w:p>
+        </w:tc>
+        <w:tc>
+          <w:tcPr>
+            <w:tcW w:type="dxa" w:w="1814"/>
+          </w:tcPr>
+          <w:p>
+            <w:r>
+              <w:rPr>
+                <w:b/>
+              </w:rPr>
+              <w:t>Macro-F1</w:t>
+            </w:r>
+          </w:p>
+        </w:tc>
+        <w:tc>
+          <w:tcPr>
+            <w:tcW w:type="dxa" w:w="1814"/>
+          </w:tcPr>
+          <w:p>
+            <w:r>
+              <w:rPr>
+                <w:b/>
+              </w:rPr>
+              <w:t>IÎ 95%</w:t>
+            </w:r>
+          </w:p>
+        </w:tc>
+        <w:tc>
+          <w:tcPr>
+            <w:tcW w:type="dxa" w:w="1814"/>
+          </w:tcPr>
+          <w:p>
+            <w:r>
+              <w:rPr>
+                <w:b/>
+              </w:rPr>
+              <w:t>Diferență față de imagine [IÎ 95%]</w:t>
+            </w:r>
+          </w:p>
+        </w:tc>
+        <w:tc>
+          <w:tcPr>
+            <w:tcW w:type="dxa" w:w="1814"/>
+          </w:tcPr>
+          <w:p>
+            <w:r>
+              <w:rPr>
+                <w:b/>
+              </w:rPr>
+              <w:t>Macro-F1, răspunsuri ascunse</w:t>
+            </w:r>
+          </w:p>
+        </w:tc>
+      </w:tr>
+      <w:tr>
+        <w:tc>
+          <w:tcPr>
+            <w:tcW w:type="dxa" w:w="1814"/>
+          </w:tcPr>
+          <w:p>
+            <w:r>
+              <w:t>Doar imagine</w:t>
+            </w:r>
+          </w:p>
+        </w:tc>
+        <w:tc>
+          <w:tcPr>
+            <w:tcW w:type="dxa" w:w="1814"/>
+          </w:tcPr>
+          <w:p>
+            <w:r>
+              <w:t>0,537 ± 0,038</w:t>
+            </w:r>
+          </w:p>
+        </w:tc>
+        <w:tc>
+          <w:tcPr>
+            <w:tcW w:type="dxa" w:w="1814"/>
+          </w:tcPr>
+          <w:p>
+            <w:r>
+              <w:t>[0,493; 0,572]</w:t>
+            </w:r>
+          </w:p>
+        </w:tc>
+        <w:tc>
+          <w:tcPr>
+            <w:tcW w:type="dxa" w:w="1814"/>
+          </w:tcPr>
+          <w:p>
+            <w:r>
+              <w:t>-</w:t>
+            </w:r>
+          </w:p>
+        </w:tc>
+        <w:tc>
+          <w:tcPr>
+            <w:tcW w:type="dxa" w:w="1814"/>
+          </w:tcPr>
+          <w:p>
+            <w:r>
+              <w:t>-</w:t>
+            </w:r>
+          </w:p>
+        </w:tc>
+      </w:tr>
+      <w:tr>
+        <w:tc>
+          <w:tcPr>
+            <w:tcW w:type="dxa" w:w="1814"/>
+          </w:tcPr>
+          <w:p>
+            <w:r>
+              <w:t>Doar chestionar</w:t>
+            </w:r>
+          </w:p>
+        </w:tc>
+        <w:tc>
+          <w:tcPr>
+            <w:tcW w:type="dxa" w:w="1814"/>
+          </w:tcPr>
+          <w:p>
+            <w:r>
+              <w:t>0,390 ± 0,038</w:t>
+            </w:r>
+          </w:p>
+        </w:tc>
+        <w:tc>
+          <w:tcPr>
+            <w:tcW w:type="dxa" w:w="1814"/>
+          </w:tcPr>
+          <w:p>
+            <w:r>
+              <w:t>[0,344; 0,428]</w:t>
+            </w:r>
+          </w:p>
+        </w:tc>
+        <w:tc>
+          <w:tcPr>
+            <w:tcW w:type="dxa" w:w="1814"/>
+          </w:tcPr>
+          <w:p>
+            <w:r>
+              <w:t>-0,147 [-0,199; -0,096]</w:t>
+            </w:r>
+          </w:p>
+        </w:tc>
+        <w:tc>
+          <w:tcPr>
+            <w:tcW w:type="dxa" w:w="1814"/>
+          </w:tcPr>
+          <w:p>
+            <w:r>
+              <w:t>0,145</w:t>
+            </w:r>
+          </w:p>
+        </w:tc>
+      </w:tr>
+      <w:tr>
+        <w:tc>
+          <w:tcPr>
+            <w:tcW w:type="dxa" w:w="1814"/>
+          </w:tcPr>
+          <w:p>
+            <w:r>
+              <w:t>Fuziune concat</w:t>
+            </w:r>
+          </w:p>
+        </w:tc>
+        <w:tc>
+          <w:tcPr>
+            <w:tcW w:type="dxa" w:w="1814"/>
+          </w:tcPr>
+          <w:p>
+            <w:r>
+              <w:t>0,516 ± 0,057</w:t>
+            </w:r>
+          </w:p>
+        </w:tc>
+        <w:tc>
+          <w:tcPr>
+            <w:tcW w:type="dxa" w:w="1814"/>
+          </w:tcPr>
+          <w:p>
+            <w:r>
+              <w:t>[0,468; 0,551]</w:t>
+            </w:r>
+          </w:p>
+        </w:tc>
+        <w:tc>
+          <w:tcPr>
+            <w:tcW w:type="dxa" w:w="1814"/>
+          </w:tcPr>
+          <w:p>
+            <w:r>
+              <w:t>-0,021 [-0,051; +0,007]</w:t>
+            </w:r>
+          </w:p>
+        </w:tc>
+        <w:tc>
+          <w:tcPr>
+            <w:tcW w:type="dxa" w:w="1814"/>
+          </w:tcPr>
+          <w:p>
+            <w:r>
+              <w:t>0,506</w:t>
+            </w:r>
+          </w:p>
+        </w:tc>
+      </w:tr>
+      <w:tr>
+        <w:tc>
+          <w:tcPr>
+            <w:tcW w:type="dxa" w:w="1814"/>
+          </w:tcPr>
+          <w:p>
+            <w:r>
+              <w:t>Fuziune cu poartă</w:t>
+            </w:r>
+          </w:p>
+        </w:tc>
+        <w:tc>
+          <w:tcPr>
+            <w:tcW w:type="dxa" w:w="1814"/>
+          </w:tcPr>
+          <w:p>
+            <w:r>
+              <w:t>0,514 ± 0,040</w:t>
+            </w:r>
+          </w:p>
+        </w:tc>
+        <w:tc>
+          <w:tcPr>
+            <w:tcW w:type="dxa" w:w="1814"/>
+          </w:tcPr>
+          <w:p>
+            <w:r>
+              <w:t>[0,464; 0,550]</w:t>
+            </w:r>
+          </w:p>
+        </w:tc>
+        <w:tc>
+          <w:tcPr>
+            <w:tcW w:type="dxa" w:w="1814"/>
+          </w:tcPr>
+          <w:p>
+            <w:r>
+              <w:t>-0,023 [-0,060; +0,011]</w:t>
+            </w:r>
+          </w:p>
+        </w:tc>
+        <w:tc>
+          <w:tcPr>
+            <w:tcW w:type="dxa" w:w="1814"/>
+          </w:tcPr>
+          <w:p>
+            <w:r>
+              <w:t>0,521</w:t>
+            </w:r>
+          </w:p>
+        </w:tc>
+      </w:tr>
+      <w:tr>
+        <w:tc>
+          <w:tcPr>
+            <w:tcW w:type="dxa" w:w="1814"/>
+          </w:tcPr>
+          <w:p>
+            <w:r>
+              <w:t>Fuziune FiLM</w:t>
+            </w:r>
+          </w:p>
+        </w:tc>
+        <w:tc>
+          <w:tcPr>
+            <w:tcW w:type="dxa" w:w="1814"/>
+          </w:tcPr>
+          <w:p>
+            <w:r>
+              <w:t>0,544 ± 0,043</w:t>
+            </w:r>
+          </w:p>
+        </w:tc>
+        <w:tc>
+          <w:tcPr>
+            <w:tcW w:type="dxa" w:w="1814"/>
+          </w:tcPr>
+          <w:p>
+            <w:r>
+              <w:t>[0,497; 0,579]</w:t>
+            </w:r>
+          </w:p>
+        </w:tc>
+        <w:tc>
+          <w:tcPr>
+            <w:tcW w:type="dxa" w:w="1814"/>
+          </w:tcPr>
+          <w:p>
+            <w:r>
+              <w:t>+0,008 [-0,023; +0,038]</w:t>
+            </w:r>
+          </w:p>
+        </w:tc>
+        <w:tc>
+          <w:tcPr>
+            <w:tcW w:type="dxa" w:w="1814"/>
+          </w:tcPr>
+          <w:p>
+            <w:r>
+              <w:t>0,518</w:t>
+            </w:r>
+          </w:p>
+        </w:tc>
+      </w:tr>
+      <w:tr>
+        <w:tc>
+          <w:tcPr>
+            <w:tcW w:type="dxa" w:w="1814"/>
+          </w:tcPr>
+          <w:p>
+            <w:r>
+              <w:t>Concat fără dropout</w:t>
+            </w:r>
+          </w:p>
+        </w:tc>
+        <w:tc>
+          <w:tcPr>
+            <w:tcW w:type="dxa" w:w="1814"/>
+          </w:tcPr>
+          <w:p>
+            <w:r>
+              <w:t>0,503 ± 0,046</w:t>
+            </w:r>
+          </w:p>
+        </w:tc>
+        <w:tc>
+          <w:tcPr>
+            <w:tcW w:type="dxa" w:w="1814"/>
+          </w:tcPr>
+          <w:p>
+            <w:r>
+              <w:t>[0,456; 0,538]</w:t>
+            </w:r>
+          </w:p>
+        </w:tc>
+        <w:tc>
+          <w:tcPr>
+            <w:tcW w:type="dxa" w:w="1814"/>
+          </w:tcPr>
+          <w:p>
+            <w:r>
+              <w:t>-0,033 [-0,067; -0,002]</w:t>
+            </w:r>
+          </w:p>
+        </w:tc>
+        <w:tc>
+          <w:tcPr>
+            <w:tcW w:type="dxa" w:w="1814"/>
+          </w:tcPr>
+          <w:p>
+            <w:r>
+              <w:t>0,495</w:t>
+            </w:r>
+          </w:p>
+        </w:tc>
+      </w:tr>
+      <w:tr>
+        <w:tc>
+          <w:tcPr>
+            <w:tcW w:type="dxa" w:w="1814"/>
+          </w:tcPr>
+          <w:p>
+            <w:r>
+              <w:t>Ansamblu imagine × chestionar</w:t>
+            </w:r>
+          </w:p>
+        </w:tc>
+        <w:tc>
+          <w:tcPr>
+            <w:tcW w:type="dxa" w:w="1814"/>
+          </w:tcPr>
+          <w:p>
+            <w:r>
+              <w:t>0,521 ± 0,035</w:t>
+            </w:r>
+          </w:p>
+        </w:tc>
+        <w:tc>
+          <w:tcPr>
+            <w:tcW w:type="dxa" w:w="1814"/>
+          </w:tcPr>
+          <w:p>
+            <w:r>
+              <w:t>[0,470; 0,556]</w:t>
+            </w:r>
+          </w:p>
+        </w:tc>
+        <w:tc>
+          <w:tcPr>
+            <w:tcW w:type="dxa" w:w="1814"/>
+          </w:tcPr>
+          <w:p>
+            <w:r>
+              <w:t>-0,016 [-0,053; +0,018]</w:t>
+            </w:r>
+          </w:p>
+        </w:tc>
+        <w:tc>
+          <w:tcPr>
+            <w:tcW w:type="dxa" w:w="1814"/>
+          </w:tcPr>
+          <w:p>
+            <w:r>
+              <w:t>0,549</w:t>
+            </w:r>
+          </w:p>
+        </w:tc>
+      </w:tr>
+    </w:tbl>
+    <w:p>
+      <w:pPr>
+        <w:ind w:firstLine="709"/>
+        <w:jc w:val="both"/>
+      </w:pPr>
+      <w:r>
+        <w:t>Niciuna dintre variante nu depășește semnificativ modelul doar cu imagine (macro-F1 0,537 ± 0,038). Fuziunea FiLM obține cel mai bun rezultat, 0,544 ± 0,043, dar diferența față de imagine este +0,008 (IÎ 95% −0,023 ... +0,038; mai bună la 3 din 5 seed-uri). Fuziunea cu poartă obține 0,514 ± 0,040 (−0,023 [−0,060; +0,011]), iar ansamblul 0,521 ± 0,035 (−0,016 [−0,053; +0,018]). Fuziunea prin concatenare fără modality dropout este singura variantă semnificativ mai slabă decât imaginea: 0,503 ± 0,046, diferență −0,033 [−0,067; −0,002], mai slabă la toate cele 5 seed-uri. Prin urmare, ipoteza că ascunderea răspunsurilor în antrenare ar fi împiedicat folosirea chestionarului nu se confirmă: fără ea rezultatul este chiar mai slab.</w:t>
+      </w:r>
+    </w:p>
+    <w:p>
+      <w:pPr>
+        <w:ind w:firstLine="709"/>
+        <w:jc w:val="both"/>
+      </w:pPr>
+      <w:r>
+        <w:t>Testul cu chestionarul ascuns confirmă imaginea de ansamblu: cu toate răspunsurile ascunse, macro-F1 rămâne practic același pentru concatenare (0,506), poartă (0,521) și FiLM (0,518). Doar FiLM pierde ceva (0,544 → 0,518), deci este singura variantă care folosește puțin chestionarul. La ansamblu, ponderea aleasă pe validare a dat chestionarului un rol la trei seed-uri, dar câștigul observat pe validare nu s-a regăsit pe test, ceea ce arată că avantajul de pe validare era zgomot. Concluzia pentru RQ1 în această configurație este că pe SCIN, cu chestionarul codificat astfel, răspunsurile nu aduc informație măsurabilă în plus față de fotografie pentru cele patru categorii, deși singure au semnal clar (0,390 față de nivelul întâmplării). O explicație posibilă este că o parte din informația chestionarului (de exemplu zona corpului sau aspectul leziunii) este deja vizibilă în fotografie. Rezultatul este limitat de dimensiunea setului (circa 1.270 de cazuri de antrenare, 270 de test pe seed) și de cele cinci seed-uri, care pot detecta doar diferențe de ordinul a 0,03–0,04 macro-F1.</w:t>
+      </w:r>
+    </w:p>
+    <w:p>
+      <w:pPr>
         <w:pStyle w:val="Heading1"/>
       </w:pPr>
       <w:r>
@@ -4570,6 +5098,26 @@
       </w:pPr>
       <w:r>
         <w:t>[28] Student (W. S. Gosset), The Probable Error of a Mean, Biometrika 6(1), 1908. https://doi.org/10.1093/biomet/6.1.1</w:t>
+      </w:r>
+    </w:p>
+    <w:p>
+      <w:pPr>
+        <w:spacing w:after="120" w:line="276" w:lineRule="auto"/>
+        <w:ind w:left="567" w:hanging="567"/>
+        <w:jc w:val="left"/>
+      </w:pPr>
+      <w:r>
+        <w:t>[29] R. Roelofs, N. Cain, J. Shlens, M. C. Mozer, Mitigating Bias in Calibration Error Estimation, AISTATS 2022. https://arxiv.org/abs/2012.08668</w:t>
+      </w:r>
+    </w:p>
+    <w:p>
+      <w:pPr>
+        <w:spacing w:after="120" w:line="276" w:lineRule="auto"/>
+        <w:ind w:left="567" w:hanging="567"/>
+        <w:jc w:val="left"/>
+      </w:pPr>
+      <w:r>
+        <w:t>[30] C. Genest, J. V. Zidek, Combining Probability Distributions: A Critique and an Annotated Bibliography, Statistical Science 1(1), 1986. https://doi.org/10.1214/ss/1177013825</w:t>
       </w:r>
     </w:p>
     <w:sectPr>

--- a/docs/Teza_Licenta.docx
+++ b/docs/Teza_Licenta.docx
@@ -4776,6 +4776,525 @@
     </w:p>
     <w:p>
       <w:pPr>
+        <w:pStyle w:val="Heading2"/>
+      </w:pPr>
+      <w:r>
+        <w:t>8.4 Rezultatele finale pe zece seed-uri, pe tonuri de piele și pe categorii</w:t>
+      </w:r>
+    </w:p>
+    <w:p>
+      <w:pPr>
+        <w:ind w:firstLine="709"/>
+        <w:jc w:val="both"/>
+      </w:pPr>
+      <w:r>
+        <w:t xml:space="preserve">Rezultatele din secțiunile 8.2 și 8.3 folosesc primele cinci seed-uri și sunt preliminare. Pentru a strânge intervalele de încredere, s-au creat încă cinci variante de împărțire (seed-urile 5–9; împărțirile 0–4 au rămas identice) și toate brațele au fost reantrenate pe ele. Planul de analiză a fost stabilit înainte de a vedea noile rezultate: aceleași brațe, aceleași metrici, diferențe pereche față de modelul doar cu imagine, iar pe grupuri de ton și pe categorii, valori p corectate Holm [31]. Corecția Holm este necesară deoarece se fac multe teste deodată (6 grupuri de ton și 4 categorii pentru fiecare model): cu 10 teste, cel puțin un rezultat „semnificativ” poate apărea din întâmplare, iar corecția crește pragul astfel încât probabilitatea unei astfel de alarme false în întreaga familie de teste să rămână sub 5%. Testul Wilcoxon [32] compară diferențele pe seed-uri fără să presupună o distribuție normală. Rezultatele complete sunt în </w:t>
+      </w:r>
+      <w:r>
+        <w:rPr>
+          <w:rFonts w:ascii="Courier New" w:hAnsi="Courier New" w:eastAsia="Courier New" w:cs="Courier New"/>
+          <w:sz w:val="21"/>
+        </w:rPr>
+        <w:t>ml/results/e1/</w:t>
+      </w:r>
+      <w:r>
+        <w:t xml:space="preserve"> (toate cele zece seed-uri), iar jumătățile </w:t>
+      </w:r>
+      <w:r>
+        <w:rPr>
+          <w:rFonts w:ascii="Courier New" w:hAnsi="Courier New" w:eastAsia="Courier New" w:cs="Courier New"/>
+          <w:sz w:val="21"/>
+        </w:rPr>
+        <w:t>seeds0-4</w:t>
+      </w:r>
+      <w:r>
+        <w:t xml:space="preserve"> și </w:t>
+      </w:r>
+      <w:r>
+        <w:rPr>
+          <w:rFonts w:ascii="Courier New" w:hAnsi="Courier New" w:eastAsia="Courier New" w:cs="Courier New"/>
+          <w:sz w:val="21"/>
+        </w:rPr>
+        <w:t>seeds5-9</w:t>
+      </w:r>
+      <w:r>
+        <w:t xml:space="preserve"> sunt raportate separat ca verificare de replicare.</w:t>
+      </w:r>
+    </w:p>
+    <w:p>
+      <w:pPr>
+        <w:ind w:firstLine="709"/>
+        <w:jc w:val="both"/>
+      </w:pPr>
+      <w:r>
+        <w:t>Pe zece seed-uri (Tabelul 8.4), modelul doar cu imagine obține macro-F1 0,519 ± 0,040, iar niciuna dintre variantele care folosesc chestionarul nu îl depășește: concatenare −0,005 [IÎ 95% −0,024; +0,014], mai bună la 6 din 10 seed-uri; FiLM +0,000 [−0,023; +0,023], 5/10; concatenare fără dropout −0,014 [−0,035; +0,006]; ansamblu −0,021 [−0,047; +0,003]. Fuziunea cu poartă este chiar mai slabă: −0,030 [−0,053; −0,007], mai bună doar la 2 din 10 seed-uri (Wilcoxon p = 0,037). Avantajul mic al variantei FiLM pe primele cinci seed-uri (+0,008) a dispărut, ceea ce arată de ce cinci seed-uri nu sunt suficiente. Intervalele mai înguste permit o concluzie mai fermă: cu 95% încredere, un eventual câștig adus de chestionar în această configurație este mai mic de aproximativ 0,02 macro-F1 (limita superioară a intervalului pentru FiLM este +0,023, pentru concatenare +0,014).</w:t>
+      </w:r>
+    </w:p>
+    <w:p>
+      <w:pPr>
+        <w:ind w:firstLine="709"/>
+        <w:jc w:val="both"/>
+      </w:pPr>
+      <w:r>
+        <w:t>Tabelul 8.4. Toate brațele E1 pe zece seed-uri (EfficientNet-B0, pierdere ponderată; medie ± abatere standard; diferențe pereche pe aceleași cazuri, interval bootstrap stratificat pe seed).</w:t>
+      </w:r>
+    </w:p>
+    <w:tbl>
+      <w:tblPr>
+        <w:tblStyle w:val="TableGrid"/>
+        <w:tblW w:type="auto" w:w="0"/>
+        <w:tblLook w:firstColumn="1" w:firstRow="1" w:lastColumn="0" w:lastRow="0" w:noHBand="0" w:noVBand="1" w:val="04A0"/>
+      </w:tblPr>
+      <w:tblGrid>
+        <w:gridCol w:w="1814"/>
+        <w:gridCol w:w="1814"/>
+        <w:gridCol w:w="1814"/>
+        <w:gridCol w:w="1814"/>
+        <w:gridCol w:w="1814"/>
+      </w:tblGrid>
+      <w:tr>
+        <w:tc>
+          <w:tcPr>
+            <w:tcW w:type="dxa" w:w="1814"/>
+          </w:tcPr>
+          <w:p>
+            <w:r>
+              <w:rPr>
+                <w:b/>
+              </w:rPr>
+              <w:t>Model</w:t>
+            </w:r>
+          </w:p>
+        </w:tc>
+        <w:tc>
+          <w:tcPr>
+            <w:tcW w:type="dxa" w:w="1814"/>
+          </w:tcPr>
+          <w:p>
+            <w:r>
+              <w:rPr>
+                <w:b/>
+              </w:rPr>
+              <w:t>Macro-F1 (10 seed-uri)</w:t>
+            </w:r>
+          </w:p>
+        </w:tc>
+        <w:tc>
+          <w:tcPr>
+            <w:tcW w:type="dxa" w:w="1814"/>
+          </w:tcPr>
+          <w:p>
+            <w:r>
+              <w:rPr>
+                <w:b/>
+              </w:rPr>
+              <w:t>Diferență față de imagine [IÎ 95%]</w:t>
+            </w:r>
+          </w:p>
+        </w:tc>
+        <w:tc>
+          <w:tcPr>
+            <w:tcW w:type="dxa" w:w="1814"/>
+          </w:tcPr>
+          <w:p>
+            <w:r>
+              <w:rPr>
+                <w:b/>
+              </w:rPr>
+              <w:t>Seed-uri mai bune</w:t>
+            </w:r>
+          </w:p>
+        </w:tc>
+        <w:tc>
+          <w:tcPr>
+            <w:tcW w:type="dxa" w:w="1814"/>
+          </w:tcPr>
+          <w:p>
+            <w:r>
+              <w:rPr>
+                <w:b/>
+              </w:rPr>
+              <w:t>Macro-F1, răspunsuri ascunse</w:t>
+            </w:r>
+          </w:p>
+        </w:tc>
+      </w:tr>
+      <w:tr>
+        <w:tc>
+          <w:tcPr>
+            <w:tcW w:type="dxa" w:w="1814"/>
+          </w:tcPr>
+          <w:p>
+            <w:r>
+              <w:t>Doar imagine</w:t>
+            </w:r>
+          </w:p>
+        </w:tc>
+        <w:tc>
+          <w:tcPr>
+            <w:tcW w:type="dxa" w:w="1814"/>
+          </w:tcPr>
+          <w:p>
+            <w:r>
+              <w:t>0,519 ± 0,040</w:t>
+            </w:r>
+          </w:p>
+        </w:tc>
+        <w:tc>
+          <w:tcPr>
+            <w:tcW w:type="dxa" w:w="1814"/>
+          </w:tcPr>
+          <w:p>
+            <w:r>
+              <w:t>-</w:t>
+            </w:r>
+          </w:p>
+        </w:tc>
+        <w:tc>
+          <w:tcPr>
+            <w:tcW w:type="dxa" w:w="1814"/>
+          </w:tcPr>
+          <w:p>
+            <w:r>
+              <w:t>-</w:t>
+            </w:r>
+          </w:p>
+        </w:tc>
+        <w:tc>
+          <w:tcPr>
+            <w:tcW w:type="dxa" w:w="1814"/>
+          </w:tcPr>
+          <w:p>
+            <w:r>
+              <w:t>-</w:t>
+            </w:r>
+          </w:p>
+        </w:tc>
+      </w:tr>
+      <w:tr>
+        <w:tc>
+          <w:tcPr>
+            <w:tcW w:type="dxa" w:w="1814"/>
+          </w:tcPr>
+          <w:p>
+            <w:r>
+              <w:t>Doar chestionar</w:t>
+            </w:r>
+          </w:p>
+        </w:tc>
+        <w:tc>
+          <w:tcPr>
+            <w:tcW w:type="dxa" w:w="1814"/>
+          </w:tcPr>
+          <w:p>
+            <w:r>
+              <w:t>0,381 ± 0,050</w:t>
+            </w:r>
+          </w:p>
+        </w:tc>
+        <w:tc>
+          <w:tcPr>
+            <w:tcW w:type="dxa" w:w="1814"/>
+          </w:tcPr>
+          <w:p>
+            <w:r>
+              <w:t>-0,138 [-0,173; -0,102]</w:t>
+            </w:r>
+          </w:p>
+        </w:tc>
+        <w:tc>
+          <w:tcPr>
+            <w:tcW w:type="dxa" w:w="1814"/>
+          </w:tcPr>
+          <w:p>
+            <w:r>
+              <w:t>0/10</w:t>
+            </w:r>
+          </w:p>
+        </w:tc>
+        <w:tc>
+          <w:tcPr>
+            <w:tcW w:type="dxa" w:w="1814"/>
+          </w:tcPr>
+          <w:p>
+            <w:r>
+              <w:t>0,138</w:t>
+            </w:r>
+          </w:p>
+        </w:tc>
+      </w:tr>
+      <w:tr>
+        <w:tc>
+          <w:tcPr>
+            <w:tcW w:type="dxa" w:w="1814"/>
+          </w:tcPr>
+          <w:p>
+            <w:r>
+              <w:t>Fuziune concat</w:t>
+            </w:r>
+          </w:p>
+        </w:tc>
+        <w:tc>
+          <w:tcPr>
+            <w:tcW w:type="dxa" w:w="1814"/>
+          </w:tcPr>
+          <w:p>
+            <w:r>
+              <w:t>0,514 ± 0,040</w:t>
+            </w:r>
+          </w:p>
+        </w:tc>
+        <w:tc>
+          <w:tcPr>
+            <w:tcW w:type="dxa" w:w="1814"/>
+          </w:tcPr>
+          <w:p>
+            <w:r>
+              <w:t>-0,005 [-0,024; +0,014]</w:t>
+            </w:r>
+          </w:p>
+        </w:tc>
+        <w:tc>
+          <w:tcPr>
+            <w:tcW w:type="dxa" w:w="1814"/>
+          </w:tcPr>
+          <w:p>
+            <w:r>
+              <w:t>6/10</w:t>
+            </w:r>
+          </w:p>
+        </w:tc>
+        <w:tc>
+          <w:tcPr>
+            <w:tcW w:type="dxa" w:w="1814"/>
+          </w:tcPr>
+          <w:p>
+            <w:r>
+              <w:t>0,505</w:t>
+            </w:r>
+          </w:p>
+        </w:tc>
+      </w:tr>
+      <w:tr>
+        <w:tc>
+          <w:tcPr>
+            <w:tcW w:type="dxa" w:w="1814"/>
+          </w:tcPr>
+          <w:p>
+            <w:r>
+              <w:t>Fuziune cu poartă</w:t>
+            </w:r>
+          </w:p>
+        </w:tc>
+        <w:tc>
+          <w:tcPr>
+            <w:tcW w:type="dxa" w:w="1814"/>
+          </w:tcPr>
+          <w:p>
+            <w:r>
+              <w:t>0,490 ± 0,041</w:t>
+            </w:r>
+          </w:p>
+        </w:tc>
+        <w:tc>
+          <w:tcPr>
+            <w:tcW w:type="dxa" w:w="1814"/>
+          </w:tcPr>
+          <w:p>
+            <w:r>
+              <w:t>-0,030 [-0,053; -0,007]</w:t>
+            </w:r>
+          </w:p>
+        </w:tc>
+        <w:tc>
+          <w:tcPr>
+            <w:tcW w:type="dxa" w:w="1814"/>
+          </w:tcPr>
+          <w:p>
+            <w:r>
+              <w:t>2/10</w:t>
+            </w:r>
+          </w:p>
+        </w:tc>
+        <w:tc>
+          <w:tcPr>
+            <w:tcW w:type="dxa" w:w="1814"/>
+          </w:tcPr>
+          <w:p>
+            <w:r>
+              <w:t>0,491</w:t>
+            </w:r>
+          </w:p>
+        </w:tc>
+      </w:tr>
+      <w:tr>
+        <w:tc>
+          <w:tcPr>
+            <w:tcW w:type="dxa" w:w="1814"/>
+          </w:tcPr>
+          <w:p>
+            <w:r>
+              <w:t>Fuziune FiLM</w:t>
+            </w:r>
+          </w:p>
+        </w:tc>
+        <w:tc>
+          <w:tcPr>
+            <w:tcW w:type="dxa" w:w="1814"/>
+          </w:tcPr>
+          <w:p>
+            <w:r>
+              <w:t>0,519 ± 0,044</w:t>
+            </w:r>
+          </w:p>
+        </w:tc>
+        <w:tc>
+          <w:tcPr>
+            <w:tcW w:type="dxa" w:w="1814"/>
+          </w:tcPr>
+          <w:p>
+            <w:r>
+              <w:t>+0,000 [-0,023; +0,023]</w:t>
+            </w:r>
+          </w:p>
+        </w:tc>
+        <w:tc>
+          <w:tcPr>
+            <w:tcW w:type="dxa" w:w="1814"/>
+          </w:tcPr>
+          <w:p>
+            <w:r>
+              <w:t>5/10</w:t>
+            </w:r>
+          </w:p>
+        </w:tc>
+        <w:tc>
+          <w:tcPr>
+            <w:tcW w:type="dxa" w:w="1814"/>
+          </w:tcPr>
+          <w:p>
+            <w:r>
+              <w:t>0,513</w:t>
+            </w:r>
+          </w:p>
+        </w:tc>
+      </w:tr>
+      <w:tr>
+        <w:tc>
+          <w:tcPr>
+            <w:tcW w:type="dxa" w:w="1814"/>
+          </w:tcPr>
+          <w:p>
+            <w:r>
+              <w:t>Concat fără dropout</w:t>
+            </w:r>
+          </w:p>
+        </w:tc>
+        <w:tc>
+          <w:tcPr>
+            <w:tcW w:type="dxa" w:w="1814"/>
+          </w:tcPr>
+          <w:p>
+            <w:r>
+              <w:t>0,505 ± 0,036</w:t>
+            </w:r>
+          </w:p>
+        </w:tc>
+        <w:tc>
+          <w:tcPr>
+            <w:tcW w:type="dxa" w:w="1814"/>
+          </w:tcPr>
+          <w:p>
+            <w:r>
+              <w:t>-0,014 [-0,035; +0,006]</w:t>
+            </w:r>
+          </w:p>
+        </w:tc>
+        <w:tc>
+          <w:tcPr>
+            <w:tcW w:type="dxa" w:w="1814"/>
+          </w:tcPr>
+          <w:p>
+            <w:r>
+              <w:t>3/10</w:t>
+            </w:r>
+          </w:p>
+        </w:tc>
+        <w:tc>
+          <w:tcPr>
+            <w:tcW w:type="dxa" w:w="1814"/>
+          </w:tcPr>
+          <w:p>
+            <w:r>
+              <w:t>0,504</w:t>
+            </w:r>
+          </w:p>
+        </w:tc>
+      </w:tr>
+      <w:tr>
+        <w:tc>
+          <w:tcPr>
+            <w:tcW w:type="dxa" w:w="1814"/>
+          </w:tcPr>
+          <w:p>
+            <w:r>
+              <w:t>Ansamblu imagine × chestionar</w:t>
+            </w:r>
+          </w:p>
+        </w:tc>
+        <w:tc>
+          <w:tcPr>
+            <w:tcW w:type="dxa" w:w="1814"/>
+          </w:tcPr>
+          <w:p>
+            <w:r>
+              <w:t>0,498 ± 0,052</w:t>
+            </w:r>
+          </w:p>
+        </w:tc>
+        <w:tc>
+          <w:tcPr>
+            <w:tcW w:type="dxa" w:w="1814"/>
+          </w:tcPr>
+          <w:p>
+            <w:r>
+              <w:t>-0,021 [-0,047; +0,003]</w:t>
+            </w:r>
+          </w:p>
+        </w:tc>
+        <w:tc>
+          <w:tcPr>
+            <w:tcW w:type="dxa" w:w="1814"/>
+          </w:tcPr>
+          <w:p>
+            <w:r>
+              <w:t>3/10</w:t>
+            </w:r>
+          </w:p>
+        </w:tc>
+        <w:tc>
+          <w:tcPr>
+            <w:tcW w:type="dxa" w:w="1814"/>
+          </w:tcPr>
+          <w:p>
+            <w:r>
+              <w:t>0,496</w:t>
+            </w:r>
+          </w:p>
+        </w:tc>
+      </w:tr>
+    </w:tbl>
+    <w:p>
+      <w:pPr>
+        <w:ind w:firstLine="709"/>
+        <w:jc w:val="both"/>
+      </w:pPr>
+      <w:r>
+        <w:t>Analiza pe grupuri arată același lucru și pentru întrebarea „pentru cine?”. Niciuna dintre variantele de fuziune nu îmbunătățește semnificativ vreun grup de ton (eFST I–II, III–IV, V–VI; eMST 1–3, 4–6, 7–10) sau vreo categorie după corecția Holm; singurul efect semnificativ al fuziunii este negativ: varianta cu poartă scade macro-F1 pe eFST III–IV cu 0,073 (p Holm = 0,028). Pe primele cinci seed-uri, FiLM părea mai bună pe grupul eMST 4–6 (+0,088, la toate cele 5 seed-uri); acest indiciu a fost notat înainte de rularea seed-urilor 5–9 și nu s-a replicat (−0,013, mai bună la un singur seed din cinci), deci era zgomot. Modelul doar cu imagine are cel mai slab rezultat pe eMST 4–6 (0,457 ± 0,069, circa 72 de cazuri pe seed) și pe eFST V–VI (0,496 ± 0,140, circa 23 de cazuri), iar pe categorii acneea rămâne cea mai dificilă (F1 0,320 ± 0,064). Un detaliu util pentru discuție: diferența dintre chestionar și imagine este cea mai mică tocmai pe grupurile mai închise la culoare (eFST V–VI −0,070, eMST 4–6 −0,050, ambele nesemnificative, față de −0,12 ... −0,20 pe celelalte grupuri), ceea ce sugerează că fotografia pierde din avantaj pe pielea mai închisă, dar modelele cu fuziune nu reușesc să compenseze cu chestionarul. Grupurile mici (eMST 7–10 are 11 cazuri pe seed, redness_rosacea 6) au intervale foarte largi și nu permit concluzii.</w:t>
+      </w:r>
+    </w:p>
+    <w:p>
+      <w:pPr>
         <w:pStyle w:val="Heading1"/>
       </w:pPr>
       <w:r>
@@ -5118,6 +5637,26 @@
       </w:pPr>
       <w:r>
         <w:t>[30] C. Genest, J. V. Zidek, Combining Probability Distributions: A Critique and an Annotated Bibliography, Statistical Science 1(1), 1986. https://doi.org/10.1214/ss/1177013825</w:t>
+      </w:r>
+    </w:p>
+    <w:p>
+      <w:pPr>
+        <w:spacing w:after="120" w:line="276" w:lineRule="auto"/>
+        <w:ind w:left="567" w:hanging="567"/>
+        <w:jc w:val="left"/>
+      </w:pPr>
+      <w:r>
+        <w:t>[31] S. Holm, A Simple Sequentially Rejective Multiple Test Procedure, Scandinavian Journal of Statistics 6(2), 1979. https://www.jstor.org/stable/4615733</w:t>
+      </w:r>
+    </w:p>
+    <w:p>
+      <w:pPr>
+        <w:spacing w:after="120" w:line="276" w:lineRule="auto"/>
+        <w:ind w:left="567" w:hanging="567"/>
+        <w:jc w:val="left"/>
+      </w:pPr>
+      <w:r>
+        <w:t>[32] F. Wilcoxon, Individual Comparisons by Ranking Methods, Biometrics Bulletin 1(6), 1945. https://doi.org/10.2307/3001968</w:t>
       </w:r>
     </w:p>
     <w:sectPr>

--- a/docs/Teza_Licenta.docx
+++ b/docs/Teza_Licenta.docx
@@ -4771,7 +4771,7 @@
         <w:jc w:val="both"/>
       </w:pPr>
       <w:r>
-        <w:t>Testul cu chestionarul ascuns confirmă imaginea de ansamblu: cu toate răspunsurile ascunse, macro-F1 rămâne practic același pentru concatenare (0,506), poartă (0,521) și FiLM (0,518). Doar FiLM pierde ceva (0,544 → 0,518), deci este singura variantă care folosește puțin chestionarul. La ansamblu, ponderea aleasă pe validare a dat chestionarului un rol la trei seed-uri, dar câștigul observat pe validare nu s-a regăsit pe test, ceea ce arată că avantajul de pe validare era zgomot. Concluzia pentru RQ1 în această configurație este că pe SCIN, cu chestionarul codificat astfel, răspunsurile nu aduc informație măsurabilă în plus față de fotografie pentru cele patru categorii, deși singure au semnal clar (0,390 față de nivelul întâmplării). O explicație posibilă este că o parte din informația chestionarului (de exemplu zona corpului sau aspectul leziunii) este deja vizibilă în fotografie. Rezultatul este limitat de dimensiunea setului (circa 1.270 de cazuri de antrenare, 270 de test pe seed) și de cele cinci seed-uri, care pot detecta doar diferențe de ordinul a 0,03–0,04 macro-F1.</w:t>
+        <w:t>Testul cu chestionarul ascuns confirmă imaginea de ansamblu: cu toate răspunsurile ascunse, macro-F1 rămâne practic același pentru concatenare (0,506), poartă (0,521) și FiLM (0,518). Doar FiLM pierde ceva (0,544 → 0,518), deci este singura variantă care folosește puțin chestionarul. La ansamblu, ponderea aleasă pe validare a dat chestionarului un rol la trei seed-uri, dar câștigul observat pe validare nu s-a regăsit pe test, ceea ce arată că avantajul de pe validare era zgomot. Concluzia pentru RQ1 în această configurație este că pe SCIN, cu chestionarul codificat astfel, răspunsurile nu aduc informație măsurabilă în plus față de fotografie pentru cele patru categorii, deși singure au semnal clar (0,390 față de nivelul întâmplării). O primă ipoteză, că informația chestionarului (de exemplu zona corpului sau aspectul leziunii) ar fi deja vizibilă în fotografie, a fost testată în secțiunea 8.5 și nu s-a confirmat. Rezultatul este limitat de dimensiunea setului (circa 1.270 de cazuri de antrenare, 270 de test pe seed) și de cele cinci seed-uri, care pot detecta doar diferențe de ordinul a 0,03–0,04 macro-F1.</w:t>
       </w:r>
     </w:p>
     <w:p>
@@ -5295,6 +5295,79 @@
     </w:p>
     <w:p>
       <w:pPr>
+        <w:pStyle w:val="Heading2"/>
+      </w:pPr>
+      <w:r>
+        <w:t>8.5 De ce nu ajută chestionarul?</w:t>
+      </w:r>
+    </w:p>
+    <w:p>
+      <w:pPr>
+        <w:ind w:firstLine="709"/>
+        <w:jc w:val="both"/>
+      </w:pPr>
+      <w:r>
+        <w:t xml:space="preserve">Rezultatul este surprinzător, deoarece în SCIN dermatologii au văzut atât fotografiile, cât și răspunsurile la chestionar atunci când au stabilit etichetele, iar încrederea lor a crescut cu numărul de răspunsuri disponibile [33]. Pentru a înțelege de ce modelele nu profită de chestionar, scriptul </w:t>
+      </w:r>
+      <w:r>
+        <w:rPr>
+          <w:rFonts w:ascii="Courier New" w:hAnsi="Courier New" w:eastAsia="Courier New" w:cs="Courier New"/>
+          <w:sz w:val="21"/>
+        </w:rPr>
+        <w:t>ml/analysis/questionnaire_diagnostics.py</w:t>
+      </w:r>
+      <w:r>
+        <w:t xml:space="preserve"> face trei verificări pe modelele deja antrenate (zece seed-uri, fără reantrenare); rezultatele sunt în </w:t>
+      </w:r>
+      <w:r>
+        <w:rPr>
+          <w:rFonts w:ascii="Courier New" w:hAnsi="Courier New" w:eastAsia="Courier New" w:cs="Courier New"/>
+          <w:sz w:val="21"/>
+        </w:rPr>
+        <w:t>ml/results/e1/diagnostics/</w:t>
+      </w:r>
+      <w:r>
+        <w:t>.</w:t>
+      </w:r>
+    </w:p>
+    <w:p>
+      <w:pPr>
+        <w:ind w:firstLine="709"/>
+        <w:jc w:val="both"/>
+      </w:pPr>
+      <w:r>
+        <w:t>(1) Poate modelul cu imagine să „vadă” răspunsurile? Pe trăsăturile interne ale rețelei antrenate pe fotografii se antrenează o regresie logistică ce prezice fiecare răspuns, iar calitatea predicției se măsoară prin AUROC [34] (aria de sub curba ROC: 0,5 înseamnă ghicire la întâmplare, 1 înseamnă predicție perfectă). Valorile sunt între 0,50 și 0,70: zona corpului 0,57–0,69, simptomele 0,51–0,57, textura 0,50–0,55, durata 0,56. Fotografiile din SCIN sunt în mare parte prim-planuri, deci nici zona corpului nu se vede bine. Chestionarul conține așadar informație pe care modelul cu imagine nu o are; ipoteza redundanței nu se confirmă.</w:t>
+      </w:r>
+    </w:p>
+    <w:p>
+      <w:pPr>
+        <w:ind w:firstLine="709"/>
+        <w:jc w:val="both"/>
+      </w:pPr>
+      <w:r>
+        <w:t>(2) Greșesc cele două modele pe aceleași cazuri? Dacă erorile ar fi independente, modelul doar cu chestionar ar avea dreptate la cazurile greșite de fotografie la fel de des ca în general (48,2%). În realitate are dreptate doar în 42,6% dintre ele, față de 52,6% la cazurile pe care fotografia le rezolvă corect. Erorile sunt deci corelate: cazurile grele sunt grele pentru ambele modele, ceea ce indică imagini ambigue și etichete zgomotoase, nu lipsă de informație. Ar exista totuși loc de câștig: un „oracol” care ar alege mereu modelul corect ar atinge acuratețea 0,749 față de 0,564 pentru fotografie, dar nimic din datele de intrare nu spune când să ai încredere în chestionar; ansamblul, care a încercat exact acest lucru cu o pondere aleasă pe validare, nu a reușit.</w:t>
+      </w:r>
+    </w:p>
+    <w:p>
+      <w:pPr>
+        <w:ind w:firstLine="709"/>
+        <w:jc w:val="both"/>
+      </w:pPr>
+      <w:r>
+        <w:t>(3) Ce întrebări contează? Ascunzând câte o întrebare din modelul doar cu chestionar, cea mai mare pierdere apare la zona corpului (macro-F1 scade cu 0,125), urmată de durată (0,057), simptome (0,053) și textură (0,043); tipul de piele declarat și vârsta aproape nu contează (0,012 fiecare). Semnalul chestionarului este, în ansamblu, slab (macro-F1 0,381 față de 0,519 pentru fotografie) și concentrat într-o singură întrebare.</w:t>
+      </w:r>
+    </w:p>
+    <w:p>
+      <w:pPr>
+        <w:ind w:firstLine="709"/>
+        <w:jc w:val="both"/>
+      </w:pPr>
+      <w:r>
+        <w:t>Explicația care rezultă este următoarea: chestionarul aduce informație diferită de fotografie, dar slabă, iar partea ei utilă se suprapune în mare parte cu cazurile pe care fotografia le rezolvă deja. Partea cu adevărat complementară este mică și zgomotoasă, iar circa 1.270 de cazuri de antrenare, cu etichete date în majoritate de un singur dermatolog, nu ajung pentru ca un model să învețe în mod fiabil când să se bazeze pe ea. Acest lucru sugerează direcții concrete pentru o aplicație: întrebările despre zona corpului și durată sunt cele care merită păstrate, iar un set de date mai mare sau etichete mai sigure ar fi necesare pentru a obține un câștig măsurabil.</w:t>
+      </w:r>
+    </w:p>
+    <w:p>
+      <w:pPr>
         <w:pStyle w:val="Heading1"/>
       </w:pPr>
       <w:r>
@@ -5657,6 +5730,26 @@
       </w:pPr>
       <w:r>
         <w:t>[32] F. Wilcoxon, Individual Comparisons by Ranking Methods, Biometrics Bulletin 1(6), 1945. https://doi.org/10.2307/3001968</w:t>
+      </w:r>
+    </w:p>
+    <w:p>
+      <w:pPr>
+        <w:spacing w:after="120" w:line="276" w:lineRule="auto"/>
+        <w:ind w:left="567" w:hanging="567"/>
+        <w:jc w:val="left"/>
+      </w:pPr>
+      <w:r>
+        <w:t>[33] A. Ward, J. Li, J. Wang et al., Crowdsourcing Dermatology Images with Google Search Ads: Creating a Real-World Skin Condition Dataset, JAMA Network Open 2024. https://arxiv.org/abs/2402.18545</w:t>
+      </w:r>
+    </w:p>
+    <w:p>
+      <w:pPr>
+        <w:spacing w:after="120" w:line="276" w:lineRule="auto"/>
+        <w:ind w:left="567" w:hanging="567"/>
+        <w:jc w:val="left"/>
+      </w:pPr>
+      <w:r>
+        <w:t>[34] T. Fawcett, An introduction to ROC analysis, Pattern Recognition Letters 27(8), 2006. https://doi.org/10.1016/j.patrec.2005.10.010</w:t>
       </w:r>
     </w:p>
     <w:sectPr>

--- a/docs/Teza_Licenta.docx
+++ b/docs/Teza_Licenta.docx
@@ -3299,7 +3299,27 @@
         <w:jc w:val="both"/>
       </w:pPr>
       <w:r>
-        <w:t>Modelul combină două ramuri printr-o fuziune târzie (late fusion), adică ramurile sunt procesate separat și informațiile lor se unesc abia înainte de decizia finală. Ramura de imagine este rețeaua EfficientNet-B0 [7], preluată din biblioteca timm [8] cu ponderi preantrenate pe ImageNet (învățare prin transfer: rețeaua pornește de la ce a învățat deja pe un set mare de imagini și este reantrenată pe SCIN). Ramura chestionarului este o rețea mică cu un strat de 64 de unități, care primește vectorul de 40 de trăsături alăturat măștii de 6 valori (46 de numere). Dacă chestionarul lipsește complet, modelul primește trăsături 0 și toate valorile măștii egale cu 1, aceeași reprezentare ca la antrenare, deci un chestionar absent nu este confundat cu unul completat cu răspunsuri 0. Ieșirile celor două ramuri se concatenează și trec printr-un strat final care produce scorul pentru fiecare dintre cele patru categorii. Ca valoare de referință se antrenează și un model doar cu imagine, fără ramura chestionarului.</w:t>
+        <w:t>Modelul combină două ramuri printr-o fuziune târzie (late fusion), adică ramurile sunt procesate separat și informațiile lor se unesc abia înainte de decizia finală (</w:t>
+      </w:r>
+      <w:r>
+        <w:rPr>
+          <w:rFonts w:ascii="Courier New" w:hAnsi="Courier New" w:eastAsia="Courier New" w:cs="Courier New"/>
+          <w:sz w:val="21"/>
+        </w:rPr>
+        <w:t>ml/models/fusion_model.py</w:t>
+      </w:r>
+      <w:r>
+        <w:t xml:space="preserve">, clasa </w:t>
+      </w:r>
+      <w:r>
+        <w:rPr>
+          <w:rFonts w:ascii="Courier New" w:hAnsi="Courier New" w:eastAsia="Courier New" w:cs="Courier New"/>
+          <w:sz w:val="21"/>
+        </w:rPr>
+        <w:t>LateFusionNet</w:t>
+      </w:r>
+      <w:r>
+        <w:t>). Ramura de imagine este aceeași rețea ca la modelul doar cu imagine, EfficientNet-B0 [7] sau MobileNetV3-Large, din biblioteca timm [8] cu ponderi preantrenate pe ImageNet (învățare prin transfer: rețeaua pornește de la ce a învățat deja pe un set mare de imagini și este reantrenată pe SCIN), fără stratul de clasificare; ieșirea ei este vectorul de trăsături obținut prin medierea hărților de activare (1.280 de valori). Ramura chestionarului este o rețea cu două straturi de câte 64 de unități, care primește vectorul de 40 de trăsături alăturat măștii de 6 valori (46 de numere). Dacă chestionarul lipsește complet, modelul primește trăsături 0 și toate valorile măștii egale cu 1, aceeași reprezentare ca la antrenare, deci un chestionar absent nu este confundat cu unul completat cu răspunsuri 0. În varianta de bază (concat), cele două ieșiri se concatenează și trec printr-un strat final care produce scorul pentru fiecare dintre cele patru categorii.</w:t>
       </w:r>
     </w:p>
     <w:p>
@@ -3308,7 +3328,7 @@
         <w:jc w:val="both"/>
       </w:pPr>
       <w:r>
-        <w:t>Pentru robustețea la răspunsuri lipsă se folosește modality dropout: în timpul antrenării, pentru fiecare exemplu chestionarul este ascuns în întregime cu probabilitate 0,3, iar fiecare câmp este ascuns separat cu probabilitate 0,15. Un câmp ascuns primește trăsături 0 și masca 1, exact ca un răspuns lipsă real, deci modelul învață să se descurce și fără chestionar. Cum categoriile sunt dezechilibrate (de exemplu 44 de cazuri redness_rosacea față de 1.068 eczema_dermatitis), pierderea (loss, măsura erorii pe care o minimizează antrenarea) este entropia încrucișată ponderată invers proporțional cu frecvența clasei. Optimizatorul este AdamW [9] cu rata de învățare 3·10⁻⁴ și descreștere cosinusoidală [10], pe 15 epoci, cu precizie mixtă pe GPU. Se păstrează punctul de oprire (checkpoint) cu cel mai bun macro-F1 pe setul de validare.</w:t>
+        <w:t>Pentru robustețea la răspunsuri lipsă se folosește modality dropout: în timpul antrenării, pentru fiecare exemplu chestionarul este ascuns în întregime cu probabilitate 0,3, iar fiecare câmp este ascuns separat cu probabilitate 0,15. Un câmp ascuns primește trăsături 0 și masca 1, exact ca un răspuns lipsă real, deci modelul învață să se descurce și fără chestionar. Cum categoriile sunt dezechilibrate, pierderea (loss, măsura erorii pe care o minimizează antrenarea) este entropia încrucișată ponderată invers proporțional cu frecvența clasei. Modelul cu fuziune este antrenat cu exact aceleași trei etape ca modelul doar cu imagine (descrise mai jos), cu optimizatorul AdamW [9], descreștere cosinusoidală a ratei de învățare [10] și precizie mixtă pe GPU, astfel încât singura diferență dintre cele două modele este chestionarul. Ramura chestionarului și straturile de fuziune sunt noi, deci se antrenează în toate etapele, cu rata stratului de clasificare. Se păstrează punctul de control (checkpoint) cu cel mai bun macro-F1 pe setul de validare.</w:t>
       </w:r>
     </w:p>
     <w:p>
@@ -3407,6 +3427,74 @@
     </w:p>
     <w:p>
       <w:pPr>
+        <w:ind w:firstLine="709"/>
+        <w:jc w:val="both"/>
+      </w:pPr>
+      <w:r>
+        <w:t>Al doilea braț al experimentului E1 este modelul doar cu chestionar (</w:t>
+      </w:r>
+      <w:r>
+        <w:rPr>
+          <w:rFonts w:ascii="Courier New" w:hAnsi="Courier New" w:eastAsia="Courier New" w:cs="Courier New"/>
+          <w:sz w:val="21"/>
+        </w:rPr>
+        <w:t>ml/models/q_model.py</w:t>
+      </w:r>
+      <w:r>
+        <w:t xml:space="preserve">, rulat de </w:t>
+      </w:r>
+      <w:r>
+        <w:rPr>
+          <w:rFonts w:ascii="Courier New" w:hAnsi="Courier New" w:eastAsia="Courier New" w:cs="Courier New"/>
+          <w:sz w:val="21"/>
+        </w:rPr>
+        <w:t>ml/run_q_only.py</w:t>
+      </w:r>
+      <w:r>
+        <w:t>), care arată cât semnal conține chestionarul singur, fără fotografie. Este un perceptron multistrat (multilayer perceptron, MLP) [25]: o rețea formată din straturi liniare succesive, fiecare urmat de o funcție de activare ReLU (care păstrează valorile pozitive și le înlocuiește pe cele negative cu 0) și de dropout 0,2 (în antrenare, 20% dintre neuroni sunt ignorați la întâmplare, ca rețeaua să nu memoreze exemplele). Intrarea este vectorul răspunsurilor codificate (40 de valori) alăturat măștii de valori lipsă (6 valori, câte una pe întrebare), astfel încât rețeaua poate deosebi un răspuns „nu” de o întrebare la care nu s-a răspuns; urmează două straturi ascunse de câte 64 de neuroni și un strat de ieșire cu patru valori. Modelul folosește exact aceleași cazuri, împărțiri, seed-uri, pierdere ponderată pe clase, oprire timpurie pe macro-F1 de validare și protocol de evaluare ca modelul cu imagine. Setul de test este evaluat și cu o proporție r din răspunsuri ascunse (r = 0; 0,25; 0,5; 0,75; 1), iar răspunsurile ascunse sunt exact aceleași ca la evaluarea modelului cu fuziune, deci curbele pot fi comparate direct.</w:t>
+      </w:r>
+    </w:p>
+    <w:p>
+      <w:pPr>
+        <w:ind w:firstLine="709"/>
+        <w:jc w:val="both"/>
+      </w:pPr>
+      <w:r>
+        <w:t>Pe lângă concatenare, sunt implementate două variante de fuziune mai puternice, care permit chestionarului să influențeze felul în care este folosită imaginea. (1) Fuziunea cu poartă (gated multimodal unit) [26]: ambele ramuri sunt proiectate la aceeași dimensiune (256), iar o poartă, adică un vector de valori între 0 și 1 calculat din ambele ramuri, decide pentru fiecare dimensiune cât provine din imagine și cât din chestionar. Când masca arată că lipsesc răspunsurile, poarta poate învăța să se bazeze pe fotografie; valoarea medie a porții poate fi inspectată pentru fiecare caz. (2) Condiționarea de tip FiLM (Feature-wise Linear Modulation) [27]: chestionarul produce doi vectori, γ și β, care scalează și deplasează fiecare trăsătură a imaginii (f' = f·(1 + γ) + β). γ și β pornesc de la 0, deci la începutul antrenării modelul se comportă exact ca modelul doar cu imagine. Varianta este aleasă din configurație (</w:t>
+      </w:r>
+      <w:r>
+        <w:rPr>
+          <w:rFonts w:ascii="Courier New" w:hAnsi="Courier New" w:eastAsia="Courier New" w:cs="Courier New"/>
+          <w:sz w:val="21"/>
+        </w:rPr>
+        <w:t>fusion.variant</w:t>
+      </w:r>
+      <w:r>
+        <w:t xml:space="preserve">), iar modelele antrenate sunt salvate ca </w:t>
+      </w:r>
+      <w:r>
+        <w:rPr>
+          <w:rFonts w:ascii="Courier New" w:hAnsi="Courier New" w:eastAsia="Courier New" w:cs="Courier New"/>
+          <w:sz w:val="21"/>
+        </w:rPr>
+        <w:t>fusion_late_&lt;variantă&gt;_seed&lt;k&gt;.pt</w:t>
+      </w:r>
+      <w:r>
+        <w:t xml:space="preserve"> de scriptul </w:t>
+      </w:r>
+      <w:r>
+        <w:rPr>
+          <w:rFonts w:ascii="Courier New" w:hAnsi="Courier New" w:eastAsia="Courier New" w:cs="Courier New"/>
+          <w:sz w:val="21"/>
+        </w:rPr>
+        <w:t>ml/run_fusion.py</w:t>
+      </w:r>
+      <w:r>
+        <w:t>.</w:t>
+      </w:r>
+    </w:p>
+    <w:p>
+      <w:pPr>
         <w:pStyle w:val="Heading2"/>
       </w:pPr>
       <w:r>
@@ -3500,6 +3588,15 @@
     </w:p>
     <w:p>
       <w:pPr>
+        <w:ind w:firstLine="709"/>
+        <w:jc w:val="both"/>
+      </w:pPr>
+      <w:r>
+        <w:t>Intervalul de încredere al ECE necesită o corecție. Prin reeșantionarea cazurilor cu înlocuire, fiecare interval de încredere conține mai puține cazuri distincte, diferența dintre acuratețe și încredere devine mai zgomotoasă și, fiind o valoare absolută, nu poate fi negativă; de aceea ECE calculat pe eșantioanele bootstrap este în medie mai mare decât cel calculat pe setul de test (eroare sistematică, bias) [29]. Intervalul percentil obișnuit se deplasează astfel în sus și, după medierea pe cinci seed-uri, poate chiar să nu mai conțină valoarea estimată. Pentru ECE se folosește de aceea intervalul percentil deplasat cu bias-ul bootstrap (media eșantioanelor minus valoarea estimată); pentru celelalte metrici rămâne intervalul percentil.</w:t>
+      </w:r>
+    </w:p>
+    <w:p>
+      <w:pPr>
         <w:pStyle w:val="Heading2"/>
       </w:pPr>
       <w:r>
@@ -3626,7 +3723,1647 @@
         <w:rPr>
           <w:highlight w:val="yellow"/>
         </w:rPr>
-        <w:t>[De redactat: teste, metrici ale modelului, feedback de la utilizatori.]</w:t>
+        <w:t>[De completat: teste, celelalte rezultate ale modelului, feedback de la utilizatori.]</w:t>
+      </w:r>
+    </w:p>
+    <w:p>
+      <w:pPr>
+        <w:pStyle w:val="Heading2"/>
+      </w:pPr>
+      <w:r>
+        <w:t>8.1 Modelul doar cu chestionar (E1, brațul 2)</w:t>
+      </w:r>
+    </w:p>
+    <w:p>
+      <w:pPr>
+        <w:ind w:firstLine="709"/>
+        <w:jc w:val="both"/>
+      </w:pPr>
+      <w:r>
+        <w:t>Pe cele cinci seed-uri, modelul doar cu chestionar obține pe test macro-F1 0,390 ± 0,038 (medie ± abatere standard), acuratețe echilibrată 0,443 ± 0,043 și ECE 0,083 ± 0,020 (Tabelul 8.1). Antrenarea durează 6–11 secunde pe seed, iar oprirea timpurie alege epoci între 16 și 51. Pe categorii, F1 este 0,569 pentru eczema_dermatitis, 0,429 pentru normal_other, 0,343 pentru redness_rosacea și 0,218 pentru acne. Pentru redness_rosacea setul de test are în medie doar 6 cazuri, deci valoarea este foarte nesigură (abatere standard 0,112). Chestionarul conține așadar semnal clar peste nivelul întâmplării, dar insuficient pentru a separa acneea, care pe baza răspunsurilor seamănă cu celelalte probleme.</w:t>
+      </w:r>
+    </w:p>
+    <w:p>
+      <w:pPr>
+        <w:ind w:firstLine="709"/>
+        <w:jc w:val="both"/>
+      </w:pPr>
+      <w:r>
+        <w:t>Tabelul 8.1. Modelul doar cu chestionar pe test (5 seed-uri, medie ± abatere standard), după proporția de răspunsuri ascunse.</w:t>
+      </w:r>
+    </w:p>
+    <w:tbl>
+      <w:tblPr>
+        <w:tblStyle w:val="TableGrid"/>
+        <w:tblW w:type="auto" w:w="0"/>
+        <w:tblLook w:firstColumn="1" w:firstRow="1" w:lastColumn="0" w:lastRow="0" w:noHBand="0" w:noVBand="1" w:val="04A0"/>
+      </w:tblPr>
+      <w:tblGrid>
+        <w:gridCol w:w="3024"/>
+        <w:gridCol w:w="3024"/>
+        <w:gridCol w:w="3024"/>
+      </w:tblGrid>
+      <w:tr>
+        <w:tc>
+          <w:tcPr>
+            <w:tcW w:type="dxa" w:w="3024"/>
+          </w:tcPr>
+          <w:p>
+            <w:r>
+              <w:rPr>
+                <w:b/>
+              </w:rPr>
+              <w:t>% răspunsuri ascunse</w:t>
+            </w:r>
+          </w:p>
+        </w:tc>
+        <w:tc>
+          <w:tcPr>
+            <w:tcW w:type="dxa" w:w="3024"/>
+          </w:tcPr>
+          <w:p>
+            <w:r>
+              <w:rPr>
+                <w:b/>
+              </w:rPr>
+              <w:t>Macro-F1</w:t>
+            </w:r>
+          </w:p>
+        </w:tc>
+        <w:tc>
+          <w:tcPr>
+            <w:tcW w:type="dxa" w:w="3024"/>
+          </w:tcPr>
+          <w:p>
+            <w:r>
+              <w:rPr>
+                <w:b/>
+              </w:rPr>
+              <w:t>Acuratețe echilibrată</w:t>
+            </w:r>
+          </w:p>
+        </w:tc>
+      </w:tr>
+      <w:tr>
+        <w:tc>
+          <w:tcPr>
+            <w:tcW w:type="dxa" w:w="3024"/>
+          </w:tcPr>
+          <w:p>
+            <w:r>
+              <w:t>0 (naturale)</w:t>
+            </w:r>
+          </w:p>
+        </w:tc>
+        <w:tc>
+          <w:tcPr>
+            <w:tcW w:type="dxa" w:w="3024"/>
+          </w:tcPr>
+          <w:p>
+            <w:r>
+              <w:t>0,390 ± 0,038</w:t>
+            </w:r>
+          </w:p>
+        </w:tc>
+        <w:tc>
+          <w:tcPr>
+            <w:tcW w:type="dxa" w:w="3024"/>
+          </w:tcPr>
+          <w:p>
+            <w:r>
+              <w:t>0,443 ± 0,043</w:t>
+            </w:r>
+          </w:p>
+        </w:tc>
+      </w:tr>
+      <w:tr>
+        <w:tc>
+          <w:tcPr>
+            <w:tcW w:type="dxa" w:w="3024"/>
+          </w:tcPr>
+          <w:p>
+            <w:r>
+              <w:t>25</w:t>
+            </w:r>
+          </w:p>
+        </w:tc>
+        <w:tc>
+          <w:tcPr>
+            <w:tcW w:type="dxa" w:w="3024"/>
+          </w:tcPr>
+          <w:p>
+            <w:r>
+              <w:t>0,325 ± 0,038</w:t>
+            </w:r>
+          </w:p>
+        </w:tc>
+        <w:tc>
+          <w:tcPr>
+            <w:tcW w:type="dxa" w:w="3024"/>
+          </w:tcPr>
+          <w:p>
+            <w:r>
+              <w:t>-</w:t>
+            </w:r>
+          </w:p>
+        </w:tc>
+      </w:tr>
+      <w:tr>
+        <w:tc>
+          <w:tcPr>
+            <w:tcW w:type="dxa" w:w="3024"/>
+          </w:tcPr>
+          <w:p>
+            <w:r>
+              <w:t>50</w:t>
+            </w:r>
+          </w:p>
+        </w:tc>
+        <w:tc>
+          <w:tcPr>
+            <w:tcW w:type="dxa" w:w="3024"/>
+          </w:tcPr>
+          <w:p>
+            <w:r>
+              <w:t>0,264 ± 0,047</w:t>
+            </w:r>
+          </w:p>
+        </w:tc>
+        <w:tc>
+          <w:tcPr>
+            <w:tcW w:type="dxa" w:w="3024"/>
+          </w:tcPr>
+          <w:p>
+            <w:r>
+              <w:t>-</w:t>
+            </w:r>
+          </w:p>
+        </w:tc>
+      </w:tr>
+      <w:tr>
+        <w:tc>
+          <w:tcPr>
+            <w:tcW w:type="dxa" w:w="3024"/>
+          </w:tcPr>
+          <w:p>
+            <w:r>
+              <w:t>75</w:t>
+            </w:r>
+          </w:p>
+        </w:tc>
+        <w:tc>
+          <w:tcPr>
+            <w:tcW w:type="dxa" w:w="3024"/>
+          </w:tcPr>
+          <w:p>
+            <w:r>
+              <w:t>0,221 ± 0,037</w:t>
+            </w:r>
+          </w:p>
+        </w:tc>
+        <w:tc>
+          <w:tcPr>
+            <w:tcW w:type="dxa" w:w="3024"/>
+          </w:tcPr>
+          <w:p>
+            <w:r>
+              <w:t>-</w:t>
+            </w:r>
+          </w:p>
+        </w:tc>
+      </w:tr>
+      <w:tr>
+        <w:tc>
+          <w:tcPr>
+            <w:tcW w:type="dxa" w:w="3024"/>
+          </w:tcPr>
+          <w:p>
+            <w:r>
+              <w:t>100</w:t>
+            </w:r>
+          </w:p>
+        </w:tc>
+        <w:tc>
+          <w:tcPr>
+            <w:tcW w:type="dxa" w:w="3024"/>
+          </w:tcPr>
+          <w:p>
+            <w:r>
+              <w:t>0,145 ± 0,037</w:t>
+            </w:r>
+          </w:p>
+        </w:tc>
+        <w:tc>
+          <w:tcPr>
+            <w:tcW w:type="dxa" w:w="3024"/>
+          </w:tcPr>
+          <w:p>
+            <w:r>
+              <w:t>0,250 ± 0,000</w:t>
+            </w:r>
+          </w:p>
+        </w:tc>
+      </w:tr>
+    </w:tbl>
+    <w:p>
+      <w:pPr>
+        <w:ind w:firstLine="709"/>
+        <w:jc w:val="both"/>
+      </w:pPr>
+      <w:r>
+        <w:t>Când răspunsurile sunt ascunse, performanța scade constant: macro-F1 0,390 cu răspunsurile naturale, 0,325 cu 25% ascunse, 0,264 cu 50%, 0,221 cu 75% și 0,145 cu toate ascunse. Fără niciun răspuns, modelul dă aceeași categorie tuturor cazurilor (la seed-ul 0, normal_other), iar acuratețea echilibrată este exact 0,250, adică nivelul întâmplării pentru patru categorii. Acest rezultat confirmă că masca de valori lipsă funcționează așa cum s-a proiectat: un chestionar gol nu aduce nicio informație falsă.</w:t>
+      </w:r>
+    </w:p>
+    <w:p>
+      <w:pPr>
+        <w:ind w:firstLine="709"/>
+        <w:jc w:val="both"/>
+      </w:pPr>
+      <w:r>
+        <w:t>Pe tonuri de piele (eFST), macro-F1 este 0,401 ± 0,045 pentru I–II (117 cazuri în medie), 0,342 ± 0,100 pentru III–IV (120 de cazuri) și 0,475 ± 0,131 pentru V–VI (23 de cazuri). Grupul cel mai defavorizat este III–IV la trei seed-uri și I–II la două, cu macro-F1 mediu 0,319 ± 0,067. Valoarea mai mare pentru V–VI nu trebuie interpretată ca un avantaj: grupul are puțin peste 20 de cazuri, iar abaterea standard între seed-uri (0,131) este mai mare decât diferențele dintre grupuri. Aceste valori sunt referința inferioară cu care vor fi comparate modelul doar cu imagine și modelul cu fuziune (RQ1).</w:t>
+      </w:r>
+    </w:p>
+    <w:p>
+      <w:pPr>
+        <w:pStyle w:val="Heading2"/>
+      </w:pPr>
+      <w:r>
+        <w:t>8.2 Imagine, fuziune și chestionar: prima comparație (E1)</w:t>
+      </w:r>
+    </w:p>
+    <w:p>
+      <w:pPr>
+        <w:ind w:firstLine="709"/>
+        <w:jc w:val="both"/>
+      </w:pPr>
+      <w:r>
+        <w:t>Prima comparație completă a experimentului E1 folosește EfficientNet-B0, pierderea ponderată pe clase și aceleași cinci seed-uri pentru toate cele trei brațe (Tabelul 8.2). Modelul doar cu imagine obține macro-F1 0,537 ± 0,038, modelul cu fuziune prin concatenare 0,516 ± 0,057, iar modelul doar cu chestionar 0,390 ± 0,038. Pentru a compara două modele pe aceleași seed-uri se folosește un test pereche (paired test): pentru fiecare seed se calculează diferența dintre cele două modele, iar testul verifică dacă media diferențelor este diferită de 0. Diferența fuziune minus imagine este −0,021 ± 0,031, iar testul t pereche [28] dă p = 0,20 (testul Wilcoxon, care nu presupune o distribuție normală, dă p = 0,31). Valoarea p este probabilitatea de a obține o diferență cel puțin atât de mare dacă, în realitate, modelele ar fi la fel de bune; o valoare peste 0,05 înseamnă că diferența nu este semnificativă statistic. Cu doar cinci seed-uri testul are putere mică, deci rezultatul arată că, în această configurație, chestionarul nu îmbunătățește clasificarea, nu că o înrăutățește.</w:t>
+      </w:r>
+    </w:p>
+    <w:p>
+      <w:pPr>
+        <w:ind w:firstLine="709"/>
+        <w:jc w:val="both"/>
+      </w:pPr>
+      <w:r>
+        <w:t>Tabelul 8.2. Rezultate pe test ale celor trei brațe E1 (medie ± abatere standard pe 5 seed-uri, toate răspunsurile disponibile).</w:t>
+      </w:r>
+    </w:p>
+    <w:tbl>
+      <w:tblPr>
+        <w:tblStyle w:val="TableGrid"/>
+        <w:tblW w:type="auto" w:w="0"/>
+        <w:tblLook w:firstColumn="1" w:firstRow="1" w:lastColumn="0" w:lastRow="0" w:noHBand="0" w:noVBand="1" w:val="04A0"/>
+      </w:tblPr>
+      <w:tblGrid>
+        <w:gridCol w:w="1814"/>
+        <w:gridCol w:w="1814"/>
+        <w:gridCol w:w="1814"/>
+        <w:gridCol w:w="1814"/>
+        <w:gridCol w:w="1814"/>
+      </w:tblGrid>
+      <w:tr>
+        <w:tc>
+          <w:tcPr>
+            <w:tcW w:type="dxa" w:w="1814"/>
+          </w:tcPr>
+          <w:p>
+            <w:r>
+              <w:rPr>
+                <w:b/>
+              </w:rPr>
+              <w:t>Model (EfficientNet-B0, 5 seed-uri)</w:t>
+            </w:r>
+          </w:p>
+        </w:tc>
+        <w:tc>
+          <w:tcPr>
+            <w:tcW w:type="dxa" w:w="1814"/>
+          </w:tcPr>
+          <w:p>
+            <w:r>
+              <w:rPr>
+                <w:b/>
+              </w:rPr>
+              <w:t>Macro-F1</w:t>
+            </w:r>
+          </w:p>
+        </w:tc>
+        <w:tc>
+          <w:tcPr>
+            <w:tcW w:type="dxa" w:w="1814"/>
+          </w:tcPr>
+          <w:p>
+            <w:r>
+              <w:rPr>
+                <w:b/>
+              </w:rPr>
+              <w:t>Acuratețe echilibrată</w:t>
+            </w:r>
+          </w:p>
+        </w:tc>
+        <w:tc>
+          <w:tcPr>
+            <w:tcW w:type="dxa" w:w="1814"/>
+          </w:tcPr>
+          <w:p>
+            <w:r>
+              <w:rPr>
+                <w:b/>
+              </w:rPr>
+              <w:t>ECE</w:t>
+            </w:r>
+          </w:p>
+        </w:tc>
+        <w:tc>
+          <w:tcPr>
+            <w:tcW w:type="dxa" w:w="1814"/>
+          </w:tcPr>
+          <w:p>
+            <w:r>
+              <w:rPr>
+                <w:b/>
+              </w:rPr>
+              <w:t>eFST V–VI macro-F1</w:t>
+            </w:r>
+          </w:p>
+        </w:tc>
+      </w:tr>
+      <w:tr>
+        <w:tc>
+          <w:tcPr>
+            <w:tcW w:type="dxa" w:w="1814"/>
+          </w:tcPr>
+          <w:p>
+            <w:r>
+              <w:t>Doar imagine</w:t>
+            </w:r>
+          </w:p>
+        </w:tc>
+        <w:tc>
+          <w:tcPr>
+            <w:tcW w:type="dxa" w:w="1814"/>
+          </w:tcPr>
+          <w:p>
+            <w:r>
+              <w:t>0,537 ± 0,038</w:t>
+            </w:r>
+          </w:p>
+        </w:tc>
+        <w:tc>
+          <w:tcPr>
+            <w:tcW w:type="dxa" w:w="1814"/>
+          </w:tcPr>
+          <w:p>
+            <w:r>
+              <w:t>0,624 ± 0,044</w:t>
+            </w:r>
+          </w:p>
+        </w:tc>
+        <w:tc>
+          <w:tcPr>
+            <w:tcW w:type="dxa" w:w="1814"/>
+          </w:tcPr>
+          <w:p>
+            <w:r>
+              <w:t>0,070 ± 0,012</w:t>
+            </w:r>
+          </w:p>
+        </w:tc>
+        <w:tc>
+          <w:tcPr>
+            <w:tcW w:type="dxa" w:w="1814"/>
+          </w:tcPr>
+          <w:p>
+            <w:r>
+              <w:t>0,490 ± 0,175</w:t>
+            </w:r>
+          </w:p>
+        </w:tc>
+      </w:tr>
+      <w:tr>
+        <w:tc>
+          <w:tcPr>
+            <w:tcW w:type="dxa" w:w="1814"/>
+          </w:tcPr>
+          <w:p>
+            <w:r>
+              <w:t>Fuziune (concat)</w:t>
+            </w:r>
+          </w:p>
+        </w:tc>
+        <w:tc>
+          <w:tcPr>
+            <w:tcW w:type="dxa" w:w="1814"/>
+          </w:tcPr>
+          <w:p>
+            <w:r>
+              <w:t>0,516 ± 0,057</w:t>
+            </w:r>
+          </w:p>
+        </w:tc>
+        <w:tc>
+          <w:tcPr>
+            <w:tcW w:type="dxa" w:w="1814"/>
+          </w:tcPr>
+          <w:p>
+            <w:r>
+              <w:t>0,595 ± 0,038</w:t>
+            </w:r>
+          </w:p>
+        </w:tc>
+        <w:tc>
+          <w:tcPr>
+            <w:tcW w:type="dxa" w:w="1814"/>
+          </w:tcPr>
+          <w:p>
+            <w:r>
+              <w:t>0,088 ± 0,056</w:t>
+            </w:r>
+          </w:p>
+        </w:tc>
+        <w:tc>
+          <w:tcPr>
+            <w:tcW w:type="dxa" w:w="1814"/>
+          </w:tcPr>
+          <w:p>
+            <w:r>
+              <w:t>0,445 ± 0,085</w:t>
+            </w:r>
+          </w:p>
+        </w:tc>
+      </w:tr>
+      <w:tr>
+        <w:tc>
+          <w:tcPr>
+            <w:tcW w:type="dxa" w:w="1814"/>
+          </w:tcPr>
+          <w:p>
+            <w:r>
+              <w:t>Doar chestionar</w:t>
+            </w:r>
+          </w:p>
+        </w:tc>
+        <w:tc>
+          <w:tcPr>
+            <w:tcW w:type="dxa" w:w="1814"/>
+          </w:tcPr>
+          <w:p>
+            <w:r>
+              <w:t>0,390 ± 0,038</w:t>
+            </w:r>
+          </w:p>
+        </w:tc>
+        <w:tc>
+          <w:tcPr>
+            <w:tcW w:type="dxa" w:w="1814"/>
+          </w:tcPr>
+          <w:p>
+            <w:r>
+              <w:t>0,443 ± 0,043</w:t>
+            </w:r>
+          </w:p>
+        </w:tc>
+        <w:tc>
+          <w:tcPr>
+            <w:tcW w:type="dxa" w:w="1814"/>
+          </w:tcPr>
+          <w:p>
+            <w:r>
+              <w:t>0,083 ± 0,020</w:t>
+            </w:r>
+          </w:p>
+        </w:tc>
+        <w:tc>
+          <w:tcPr>
+            <w:tcW w:type="dxa" w:w="1814"/>
+          </w:tcPr>
+          <w:p>
+            <w:r>
+              <w:t>0,475 ± 0,131</w:t>
+            </w:r>
+          </w:p>
+        </w:tc>
+      </w:tr>
+    </w:tbl>
+    <w:p>
+      <w:pPr>
+        <w:ind w:firstLine="709"/>
+        <w:jc w:val="both"/>
+      </w:pPr>
+      <w:r>
+        <w:t>Două observații pot explica rezultatul (ipoteze încă netestate). Mai întâi, modelul cu fuziune aproape că nu folosește chestionarul: macro-F1 rămâne între 0,506 și 0,518 indiferent dacă sunt ascunse 0%, 25%, 50%, 75% sau 100% din răspunsuri, deși chestionarul singur conține semnal (0,390). Ramura de imagine (1.280 de trăsături) domină ramura chestionarului (64 de trăsături) în stratul de concatenare, iar ascunderea chestionarului în 30% din exemple în timpul antrenării îi reduce și mai mult contribuția. În al doilea rând, la trei din cinci seed-uri punctul de control ales pentru fuziune provine din etapa 1, din primele trei epoci, deci rețeaua nu a beneficiat de reantrenarea straturilor superioare; macro-F1 pe validare, calculat pe circa 270 de cazuri, variază mult de la o epocă la alta, iar selecția pe validare este zgomotoasă. Pe tonuri de piele, ambele modele sunt cele mai slabe pe grupul eFST V–VI (imagine 0,490 ± 0,175, fuziune 0,445 ± 0,085, circa 23 de cazuri), cu cel mai slab grup V–VI la trei seed-uri pentru modelul cu imagine. Pașii următori sunt variantele de fuziune cu poartă și FiLM, care pot da chestionarului o influență mai mare, și antrenarea fără modality dropout (E2), pentru a separa efectul arhitecturii de cel al ascunderii răspunsurilor.</w:t>
+      </w:r>
+    </w:p>
+    <w:p>
+      <w:pPr>
+        <w:pStyle w:val="Heading2"/>
+      </w:pPr>
+      <w:r>
+        <w:t>8.3 Variante de fuziune și ansamblu: aduce chestionarul informație nouă?</w:t>
+      </w:r>
+    </w:p>
+    <w:p>
+      <w:pPr>
+        <w:ind w:firstLine="709"/>
+        <w:jc w:val="both"/>
+      </w:pPr>
+      <w:r>
+        <w:t xml:space="preserve">Pentru a afla dacă rezultatul precedent ține de arhitectura fuziunii, scriptul </w:t>
+      </w:r>
+      <w:r>
+        <w:rPr>
+          <w:rFonts w:ascii="Courier New" w:hAnsi="Courier New" w:eastAsia="Courier New" w:cs="Courier New"/>
+          <w:sz w:val="21"/>
+        </w:rPr>
+        <w:t>ml/run_e1.py</w:t>
+      </w:r>
+      <w:r>
+        <w:t xml:space="preserve"> antrenează pe aceleași cinci seed-uri încă trei variante: fuziunea cu poartă, fuziunea FiLM și fuziunea prin concatenare fără modality dropout. Se adaugă și un ansamblu (ensemble) al celor două modele antrenate separat: probabilitățile modelului doar cu imagine și ale celui doar cu chestionar sunt combinate prin medie geometrică ponderată (log-linear pooling) [30], p ∝ p_imagine^w · p_chestionar^(1−w), cu ponderea w aleasă pe setul de validare dintre 0; 0,1; ...; 1, fără reantrenare. Dacă ansamblul ar depăși modelul doar cu imagine, ar însemna că chestionarul conține informație pe care fotografia nu o are, dar modelele antrenate împreună nu o folosesc. Toate modelele sunt testate pe exact aceleași cazuri, iar diferențele sunt calculate pereche, pe aceleași cazuri, cu intervale de încredere bootstrap stratificate pe seed (cazurile sunt reeșantionate în setul de test al fiecărui seed, iar diferența este mediată pe seed-uri). Rezultatele sunt în Tabelul 8.3 și în fișierele </w:t>
+      </w:r>
+      <w:r>
+        <w:rPr>
+          <w:rFonts w:ascii="Courier New" w:hAnsi="Courier New" w:eastAsia="Courier New" w:cs="Courier New"/>
+          <w:sz w:val="21"/>
+        </w:rPr>
+        <w:t>ml/results/e1/e1_summary.csv</w:t>
+      </w:r>
+      <w:r>
+        <w:t xml:space="preserve"> și </w:t>
+      </w:r>
+      <w:r>
+        <w:rPr>
+          <w:rFonts w:ascii="Courier New" w:hAnsi="Courier New" w:eastAsia="Courier New" w:cs="Courier New"/>
+          <w:sz w:val="21"/>
+        </w:rPr>
+        <w:t>e1_table.md</w:t>
+      </w:r>
+      <w:r>
+        <w:t>.</w:t>
+      </w:r>
+    </w:p>
+    <w:p>
+      <w:pPr>
+        <w:ind w:firstLine="709"/>
+        <w:jc w:val="both"/>
+      </w:pPr>
+      <w:r>
+        <w:t>Tabelul 8.3. Toate brațele E1 pe test (EfficientNet-B0, pierdere ponderată, 5 seed-uri; medie ± abatere standard, interval de încredere bootstrap stratificat pe seed; diferențe pereche pe aceleași cazuri).</w:t>
+      </w:r>
+    </w:p>
+    <w:tbl>
+      <w:tblPr>
+        <w:tblStyle w:val="TableGrid"/>
+        <w:tblW w:type="auto" w:w="0"/>
+        <w:tblLook w:firstColumn="1" w:firstRow="1" w:lastColumn="0" w:lastRow="0" w:noHBand="0" w:noVBand="1" w:val="04A0"/>
+      </w:tblPr>
+      <w:tblGrid>
+        <w:gridCol w:w="1814"/>
+        <w:gridCol w:w="1814"/>
+        <w:gridCol w:w="1814"/>
+        <w:gridCol w:w="1814"/>
+        <w:gridCol w:w="1814"/>
+      </w:tblGrid>
+      <w:tr>
+        <w:tc>
+          <w:tcPr>
+            <w:tcW w:type="dxa" w:w="1814"/>
+          </w:tcPr>
+          <w:p>
+            <w:r>
+              <w:rPr>
+                <w:b/>
+              </w:rPr>
+              <w:t>Model</w:t>
+            </w:r>
+          </w:p>
+        </w:tc>
+        <w:tc>
+          <w:tcPr>
+            <w:tcW w:type="dxa" w:w="1814"/>
+          </w:tcPr>
+          <w:p>
+            <w:r>
+              <w:rPr>
+                <w:b/>
+              </w:rPr>
+              <w:t>Macro-F1</w:t>
+            </w:r>
+          </w:p>
+        </w:tc>
+        <w:tc>
+          <w:tcPr>
+            <w:tcW w:type="dxa" w:w="1814"/>
+          </w:tcPr>
+          <w:p>
+            <w:r>
+              <w:rPr>
+                <w:b/>
+              </w:rPr>
+              <w:t>IÎ 95%</w:t>
+            </w:r>
+          </w:p>
+        </w:tc>
+        <w:tc>
+          <w:tcPr>
+            <w:tcW w:type="dxa" w:w="1814"/>
+          </w:tcPr>
+          <w:p>
+            <w:r>
+              <w:rPr>
+                <w:b/>
+              </w:rPr>
+              <w:t>Diferență față de imagine [IÎ 95%]</w:t>
+            </w:r>
+          </w:p>
+        </w:tc>
+        <w:tc>
+          <w:tcPr>
+            <w:tcW w:type="dxa" w:w="1814"/>
+          </w:tcPr>
+          <w:p>
+            <w:r>
+              <w:rPr>
+                <w:b/>
+              </w:rPr>
+              <w:t>Macro-F1, răspunsuri ascunse</w:t>
+            </w:r>
+          </w:p>
+        </w:tc>
+      </w:tr>
+      <w:tr>
+        <w:tc>
+          <w:tcPr>
+            <w:tcW w:type="dxa" w:w="1814"/>
+          </w:tcPr>
+          <w:p>
+            <w:r>
+              <w:t>Doar imagine</w:t>
+            </w:r>
+          </w:p>
+        </w:tc>
+        <w:tc>
+          <w:tcPr>
+            <w:tcW w:type="dxa" w:w="1814"/>
+          </w:tcPr>
+          <w:p>
+            <w:r>
+              <w:t>0,537 ± 0,038</w:t>
+            </w:r>
+          </w:p>
+        </w:tc>
+        <w:tc>
+          <w:tcPr>
+            <w:tcW w:type="dxa" w:w="1814"/>
+          </w:tcPr>
+          <w:p>
+            <w:r>
+              <w:t>[0,493; 0,572]</w:t>
+            </w:r>
+          </w:p>
+        </w:tc>
+        <w:tc>
+          <w:tcPr>
+            <w:tcW w:type="dxa" w:w="1814"/>
+          </w:tcPr>
+          <w:p>
+            <w:r>
+              <w:t>-</w:t>
+            </w:r>
+          </w:p>
+        </w:tc>
+        <w:tc>
+          <w:tcPr>
+            <w:tcW w:type="dxa" w:w="1814"/>
+          </w:tcPr>
+          <w:p>
+            <w:r>
+              <w:t>-</w:t>
+            </w:r>
+          </w:p>
+        </w:tc>
+      </w:tr>
+      <w:tr>
+        <w:tc>
+          <w:tcPr>
+            <w:tcW w:type="dxa" w:w="1814"/>
+          </w:tcPr>
+          <w:p>
+            <w:r>
+              <w:t>Doar chestionar</w:t>
+            </w:r>
+          </w:p>
+        </w:tc>
+        <w:tc>
+          <w:tcPr>
+            <w:tcW w:type="dxa" w:w="1814"/>
+          </w:tcPr>
+          <w:p>
+            <w:r>
+              <w:t>0,390 ± 0,038</w:t>
+            </w:r>
+          </w:p>
+        </w:tc>
+        <w:tc>
+          <w:tcPr>
+            <w:tcW w:type="dxa" w:w="1814"/>
+          </w:tcPr>
+          <w:p>
+            <w:r>
+              <w:t>[0,344; 0,428]</w:t>
+            </w:r>
+          </w:p>
+        </w:tc>
+        <w:tc>
+          <w:tcPr>
+            <w:tcW w:type="dxa" w:w="1814"/>
+          </w:tcPr>
+          <w:p>
+            <w:r>
+              <w:t>-0,147 [-0,199; -0,096]</w:t>
+            </w:r>
+          </w:p>
+        </w:tc>
+        <w:tc>
+          <w:tcPr>
+            <w:tcW w:type="dxa" w:w="1814"/>
+          </w:tcPr>
+          <w:p>
+            <w:r>
+              <w:t>0,145</w:t>
+            </w:r>
+          </w:p>
+        </w:tc>
+      </w:tr>
+      <w:tr>
+        <w:tc>
+          <w:tcPr>
+            <w:tcW w:type="dxa" w:w="1814"/>
+          </w:tcPr>
+          <w:p>
+            <w:r>
+              <w:t>Fuziune concat</w:t>
+            </w:r>
+          </w:p>
+        </w:tc>
+        <w:tc>
+          <w:tcPr>
+            <w:tcW w:type="dxa" w:w="1814"/>
+          </w:tcPr>
+          <w:p>
+            <w:r>
+              <w:t>0,516 ± 0,057</w:t>
+            </w:r>
+          </w:p>
+        </w:tc>
+        <w:tc>
+          <w:tcPr>
+            <w:tcW w:type="dxa" w:w="1814"/>
+          </w:tcPr>
+          <w:p>
+            <w:r>
+              <w:t>[0,468; 0,551]</w:t>
+            </w:r>
+          </w:p>
+        </w:tc>
+        <w:tc>
+          <w:tcPr>
+            <w:tcW w:type="dxa" w:w="1814"/>
+          </w:tcPr>
+          <w:p>
+            <w:r>
+              <w:t>-0,021 [-0,051; +0,007]</w:t>
+            </w:r>
+          </w:p>
+        </w:tc>
+        <w:tc>
+          <w:tcPr>
+            <w:tcW w:type="dxa" w:w="1814"/>
+          </w:tcPr>
+          <w:p>
+            <w:r>
+              <w:t>0,506</w:t>
+            </w:r>
+          </w:p>
+        </w:tc>
+      </w:tr>
+      <w:tr>
+        <w:tc>
+          <w:tcPr>
+            <w:tcW w:type="dxa" w:w="1814"/>
+          </w:tcPr>
+          <w:p>
+            <w:r>
+              <w:t>Fuziune cu poartă</w:t>
+            </w:r>
+          </w:p>
+        </w:tc>
+        <w:tc>
+          <w:tcPr>
+            <w:tcW w:type="dxa" w:w="1814"/>
+          </w:tcPr>
+          <w:p>
+            <w:r>
+              <w:t>0,514 ± 0,040</w:t>
+            </w:r>
+          </w:p>
+        </w:tc>
+        <w:tc>
+          <w:tcPr>
+            <w:tcW w:type="dxa" w:w="1814"/>
+          </w:tcPr>
+          <w:p>
+            <w:r>
+              <w:t>[0,464; 0,550]</w:t>
+            </w:r>
+          </w:p>
+        </w:tc>
+        <w:tc>
+          <w:tcPr>
+            <w:tcW w:type="dxa" w:w="1814"/>
+          </w:tcPr>
+          <w:p>
+            <w:r>
+              <w:t>-0,023 [-0,060; +0,011]</w:t>
+            </w:r>
+          </w:p>
+        </w:tc>
+        <w:tc>
+          <w:tcPr>
+            <w:tcW w:type="dxa" w:w="1814"/>
+          </w:tcPr>
+          <w:p>
+            <w:r>
+              <w:t>0,521</w:t>
+            </w:r>
+          </w:p>
+        </w:tc>
+      </w:tr>
+      <w:tr>
+        <w:tc>
+          <w:tcPr>
+            <w:tcW w:type="dxa" w:w="1814"/>
+          </w:tcPr>
+          <w:p>
+            <w:r>
+              <w:t>Fuziune FiLM</w:t>
+            </w:r>
+          </w:p>
+        </w:tc>
+        <w:tc>
+          <w:tcPr>
+            <w:tcW w:type="dxa" w:w="1814"/>
+          </w:tcPr>
+          <w:p>
+            <w:r>
+              <w:t>0,544 ± 0,043</w:t>
+            </w:r>
+          </w:p>
+        </w:tc>
+        <w:tc>
+          <w:tcPr>
+            <w:tcW w:type="dxa" w:w="1814"/>
+          </w:tcPr>
+          <w:p>
+            <w:r>
+              <w:t>[0,497; 0,579]</w:t>
+            </w:r>
+          </w:p>
+        </w:tc>
+        <w:tc>
+          <w:tcPr>
+            <w:tcW w:type="dxa" w:w="1814"/>
+          </w:tcPr>
+          <w:p>
+            <w:r>
+              <w:t>+0,008 [-0,023; +0,038]</w:t>
+            </w:r>
+          </w:p>
+        </w:tc>
+        <w:tc>
+          <w:tcPr>
+            <w:tcW w:type="dxa" w:w="1814"/>
+          </w:tcPr>
+          <w:p>
+            <w:r>
+              <w:t>0,518</w:t>
+            </w:r>
+          </w:p>
+        </w:tc>
+      </w:tr>
+      <w:tr>
+        <w:tc>
+          <w:tcPr>
+            <w:tcW w:type="dxa" w:w="1814"/>
+          </w:tcPr>
+          <w:p>
+            <w:r>
+              <w:t>Concat fără dropout</w:t>
+            </w:r>
+          </w:p>
+        </w:tc>
+        <w:tc>
+          <w:tcPr>
+            <w:tcW w:type="dxa" w:w="1814"/>
+          </w:tcPr>
+          <w:p>
+            <w:r>
+              <w:t>0,503 ± 0,046</w:t>
+            </w:r>
+          </w:p>
+        </w:tc>
+        <w:tc>
+          <w:tcPr>
+            <w:tcW w:type="dxa" w:w="1814"/>
+          </w:tcPr>
+          <w:p>
+            <w:r>
+              <w:t>[0,456; 0,538]</w:t>
+            </w:r>
+          </w:p>
+        </w:tc>
+        <w:tc>
+          <w:tcPr>
+            <w:tcW w:type="dxa" w:w="1814"/>
+          </w:tcPr>
+          <w:p>
+            <w:r>
+              <w:t>-0,033 [-0,067; -0,002]</w:t>
+            </w:r>
+          </w:p>
+        </w:tc>
+        <w:tc>
+          <w:tcPr>
+            <w:tcW w:type="dxa" w:w="1814"/>
+          </w:tcPr>
+          <w:p>
+            <w:r>
+              <w:t>0,495</w:t>
+            </w:r>
+          </w:p>
+        </w:tc>
+      </w:tr>
+      <w:tr>
+        <w:tc>
+          <w:tcPr>
+            <w:tcW w:type="dxa" w:w="1814"/>
+          </w:tcPr>
+          <w:p>
+            <w:r>
+              <w:t>Ansamblu imagine × chestionar</w:t>
+            </w:r>
+          </w:p>
+        </w:tc>
+        <w:tc>
+          <w:tcPr>
+            <w:tcW w:type="dxa" w:w="1814"/>
+          </w:tcPr>
+          <w:p>
+            <w:r>
+              <w:t>0,521 ± 0,035</w:t>
+            </w:r>
+          </w:p>
+        </w:tc>
+        <w:tc>
+          <w:tcPr>
+            <w:tcW w:type="dxa" w:w="1814"/>
+          </w:tcPr>
+          <w:p>
+            <w:r>
+              <w:t>[0,470; 0,556]</w:t>
+            </w:r>
+          </w:p>
+        </w:tc>
+        <w:tc>
+          <w:tcPr>
+            <w:tcW w:type="dxa" w:w="1814"/>
+          </w:tcPr>
+          <w:p>
+            <w:r>
+              <w:t>-0,016 [-0,053; +0,018]</w:t>
+            </w:r>
+          </w:p>
+        </w:tc>
+        <w:tc>
+          <w:tcPr>
+            <w:tcW w:type="dxa" w:w="1814"/>
+          </w:tcPr>
+          <w:p>
+            <w:r>
+              <w:t>0,549</w:t>
+            </w:r>
+          </w:p>
+        </w:tc>
+      </w:tr>
+    </w:tbl>
+    <w:p>
+      <w:pPr>
+        <w:ind w:firstLine="709"/>
+        <w:jc w:val="both"/>
+      </w:pPr>
+      <w:r>
+        <w:t>Niciuna dintre variante nu depășește semnificativ modelul doar cu imagine (macro-F1 0,537 ± 0,038). Fuziunea FiLM obține cel mai bun rezultat, 0,544 ± 0,043, dar diferența față de imagine este +0,008 (IÎ 95% −0,023 ... +0,038; mai bună la 3 din 5 seed-uri). Fuziunea cu poartă obține 0,514 ± 0,040 (−0,023 [−0,060; +0,011]), iar ansamblul 0,521 ± 0,035 (−0,016 [−0,053; +0,018]). Fuziunea prin concatenare fără modality dropout este singura variantă semnificativ mai slabă decât imaginea: 0,503 ± 0,046, diferență −0,033 [−0,067; −0,002], mai slabă la toate cele 5 seed-uri. Prin urmare, ipoteza că ascunderea răspunsurilor în antrenare ar fi împiedicat folosirea chestionarului nu se confirmă: fără ea rezultatul este chiar mai slab.</w:t>
+      </w:r>
+    </w:p>
+    <w:p>
+      <w:pPr>
+        <w:ind w:firstLine="709"/>
+        <w:jc w:val="both"/>
+      </w:pPr>
+      <w:r>
+        <w:t>Testul cu chestionarul ascuns confirmă imaginea de ansamblu: cu toate răspunsurile ascunse, macro-F1 rămâne practic același pentru concatenare (0,506), poartă (0,521) și FiLM (0,518). Doar FiLM pierde ceva (0,544 → 0,518), deci este singura variantă care folosește puțin chestionarul. La ansamblu, ponderea aleasă pe validare a dat chestionarului un rol la trei seed-uri, dar câștigul observat pe validare nu s-a regăsit pe test, ceea ce arată că avantajul de pe validare era zgomot. Concluzia pentru RQ1 în această configurație este că pe SCIN, cu chestionarul codificat astfel, răspunsurile nu aduc informație măsurabilă în plus față de fotografie pentru cele patru categorii, deși singure au semnal clar (0,390 față de nivelul întâmplării). O primă ipoteză, că informația chestionarului (de exemplu zona corpului sau aspectul leziunii) ar fi deja vizibilă în fotografie, a fost testată în secțiunea 8.5 și nu s-a confirmat. Rezultatul este limitat de dimensiunea setului (circa 1.270 de cazuri de antrenare, 270 de test pe seed) și de cele cinci seed-uri, care pot detecta doar diferențe de ordinul a 0,03–0,04 macro-F1.</w:t>
+      </w:r>
+    </w:p>
+    <w:p>
+      <w:pPr>
+        <w:pStyle w:val="Heading2"/>
+      </w:pPr>
+      <w:r>
+        <w:t>8.4 Rezultatele finale pe zece seed-uri, pe tonuri de piele și pe categorii</w:t>
+      </w:r>
+    </w:p>
+    <w:p>
+      <w:pPr>
+        <w:ind w:firstLine="709"/>
+        <w:jc w:val="both"/>
+      </w:pPr>
+      <w:r>
+        <w:t xml:space="preserve">Rezultatele din secțiunile 8.2 și 8.3 folosesc primele cinci seed-uri și sunt preliminare. Pentru a strânge intervalele de încredere, s-au creat încă cinci variante de împărțire (seed-urile 5–9; împărțirile 0–4 au rămas identice) și toate brațele au fost reantrenate pe ele. Planul de analiză a fost stabilit înainte de a vedea noile rezultate: aceleași brațe, aceleași metrici, diferențe pereche față de modelul doar cu imagine, iar pe grupuri de ton și pe categorii, valori p corectate Holm [31]. Corecția Holm este necesară deoarece se fac multe teste deodată (6 grupuri de ton și 4 categorii pentru fiecare model): cu 10 teste, cel puțin un rezultat „semnificativ” poate apărea din întâmplare, iar corecția crește pragul astfel încât probabilitatea unei astfel de alarme false în întreaga familie de teste să rămână sub 5%. Testul Wilcoxon [32] compară diferențele pe seed-uri fără să presupună o distribuție normală. Rezultatele complete sunt în </w:t>
+      </w:r>
+      <w:r>
+        <w:rPr>
+          <w:rFonts w:ascii="Courier New" w:hAnsi="Courier New" w:eastAsia="Courier New" w:cs="Courier New"/>
+          <w:sz w:val="21"/>
+        </w:rPr>
+        <w:t>ml/results/e1/</w:t>
+      </w:r>
+      <w:r>
+        <w:t xml:space="preserve"> (toate cele zece seed-uri), iar jumătățile </w:t>
+      </w:r>
+      <w:r>
+        <w:rPr>
+          <w:rFonts w:ascii="Courier New" w:hAnsi="Courier New" w:eastAsia="Courier New" w:cs="Courier New"/>
+          <w:sz w:val="21"/>
+        </w:rPr>
+        <w:t>seeds0-4</w:t>
+      </w:r>
+      <w:r>
+        <w:t xml:space="preserve"> și </w:t>
+      </w:r>
+      <w:r>
+        <w:rPr>
+          <w:rFonts w:ascii="Courier New" w:hAnsi="Courier New" w:eastAsia="Courier New" w:cs="Courier New"/>
+          <w:sz w:val="21"/>
+        </w:rPr>
+        <w:t>seeds5-9</w:t>
+      </w:r>
+      <w:r>
+        <w:t xml:space="preserve"> sunt raportate separat ca verificare de replicare.</w:t>
+      </w:r>
+    </w:p>
+    <w:p>
+      <w:pPr>
+        <w:ind w:firstLine="709"/>
+        <w:jc w:val="both"/>
+      </w:pPr>
+      <w:r>
+        <w:t>Pe zece seed-uri (Tabelul 8.4), modelul doar cu imagine obține macro-F1 0,519 ± 0,040, iar niciuna dintre variantele care folosesc chestionarul nu îl depășește: concatenare −0,005 [IÎ 95% −0,024; +0,014], mai bună la 6 din 10 seed-uri; FiLM +0,000 [−0,023; +0,023], 5/10; concatenare fără dropout −0,014 [−0,035; +0,006]; ansamblu −0,021 [−0,047; +0,003]. Fuziunea cu poartă este chiar mai slabă: −0,030 [−0,053; −0,007], mai bună doar la 2 din 10 seed-uri (Wilcoxon p = 0,037). Avantajul mic al variantei FiLM pe primele cinci seed-uri (+0,008) a dispărut, ceea ce arată de ce cinci seed-uri nu sunt suficiente. Intervalele mai înguste permit o concluzie mai fermă: cu 95% încredere, un eventual câștig adus de chestionar în această configurație este mai mic de aproximativ 0,02 macro-F1 (limita superioară a intervalului pentru FiLM este +0,023, pentru concatenare +0,014).</w:t>
+      </w:r>
+    </w:p>
+    <w:p>
+      <w:pPr>
+        <w:ind w:firstLine="709"/>
+        <w:jc w:val="both"/>
+      </w:pPr>
+      <w:r>
+        <w:t>Tabelul 8.4. Toate brațele E1 pe zece seed-uri (EfficientNet-B0, pierdere ponderată; medie ± abatere standard; diferențe pereche pe aceleași cazuri, interval bootstrap stratificat pe seed).</w:t>
+      </w:r>
+    </w:p>
+    <w:tbl>
+      <w:tblPr>
+        <w:tblStyle w:val="TableGrid"/>
+        <w:tblW w:type="auto" w:w="0"/>
+        <w:tblLook w:firstColumn="1" w:firstRow="1" w:lastColumn="0" w:lastRow="0" w:noHBand="0" w:noVBand="1" w:val="04A0"/>
+      </w:tblPr>
+      <w:tblGrid>
+        <w:gridCol w:w="1814"/>
+        <w:gridCol w:w="1814"/>
+        <w:gridCol w:w="1814"/>
+        <w:gridCol w:w="1814"/>
+        <w:gridCol w:w="1814"/>
+      </w:tblGrid>
+      <w:tr>
+        <w:tc>
+          <w:tcPr>
+            <w:tcW w:type="dxa" w:w="1814"/>
+          </w:tcPr>
+          <w:p>
+            <w:r>
+              <w:rPr>
+                <w:b/>
+              </w:rPr>
+              <w:t>Model</w:t>
+            </w:r>
+          </w:p>
+        </w:tc>
+        <w:tc>
+          <w:tcPr>
+            <w:tcW w:type="dxa" w:w="1814"/>
+          </w:tcPr>
+          <w:p>
+            <w:r>
+              <w:rPr>
+                <w:b/>
+              </w:rPr>
+              <w:t>Macro-F1 (10 seed-uri)</w:t>
+            </w:r>
+          </w:p>
+        </w:tc>
+        <w:tc>
+          <w:tcPr>
+            <w:tcW w:type="dxa" w:w="1814"/>
+          </w:tcPr>
+          <w:p>
+            <w:r>
+              <w:rPr>
+                <w:b/>
+              </w:rPr>
+              <w:t>Diferență față de imagine [IÎ 95%]</w:t>
+            </w:r>
+          </w:p>
+        </w:tc>
+        <w:tc>
+          <w:tcPr>
+            <w:tcW w:type="dxa" w:w="1814"/>
+          </w:tcPr>
+          <w:p>
+            <w:r>
+              <w:rPr>
+                <w:b/>
+              </w:rPr>
+              <w:t>Seed-uri mai bune</w:t>
+            </w:r>
+          </w:p>
+        </w:tc>
+        <w:tc>
+          <w:tcPr>
+            <w:tcW w:type="dxa" w:w="1814"/>
+          </w:tcPr>
+          <w:p>
+            <w:r>
+              <w:rPr>
+                <w:b/>
+              </w:rPr>
+              <w:t>Macro-F1, răspunsuri ascunse</w:t>
+            </w:r>
+          </w:p>
+        </w:tc>
+      </w:tr>
+      <w:tr>
+        <w:tc>
+          <w:tcPr>
+            <w:tcW w:type="dxa" w:w="1814"/>
+          </w:tcPr>
+          <w:p>
+            <w:r>
+              <w:t>Doar imagine</w:t>
+            </w:r>
+          </w:p>
+        </w:tc>
+        <w:tc>
+          <w:tcPr>
+            <w:tcW w:type="dxa" w:w="1814"/>
+          </w:tcPr>
+          <w:p>
+            <w:r>
+              <w:t>0,519 ± 0,040</w:t>
+            </w:r>
+          </w:p>
+        </w:tc>
+        <w:tc>
+          <w:tcPr>
+            <w:tcW w:type="dxa" w:w="1814"/>
+          </w:tcPr>
+          <w:p>
+            <w:r>
+              <w:t>-</w:t>
+            </w:r>
+          </w:p>
+        </w:tc>
+        <w:tc>
+          <w:tcPr>
+            <w:tcW w:type="dxa" w:w="1814"/>
+          </w:tcPr>
+          <w:p>
+            <w:r>
+              <w:t>-</w:t>
+            </w:r>
+          </w:p>
+        </w:tc>
+        <w:tc>
+          <w:tcPr>
+            <w:tcW w:type="dxa" w:w="1814"/>
+          </w:tcPr>
+          <w:p>
+            <w:r>
+              <w:t>-</w:t>
+            </w:r>
+          </w:p>
+        </w:tc>
+      </w:tr>
+      <w:tr>
+        <w:tc>
+          <w:tcPr>
+            <w:tcW w:type="dxa" w:w="1814"/>
+          </w:tcPr>
+          <w:p>
+            <w:r>
+              <w:t>Doar chestionar</w:t>
+            </w:r>
+          </w:p>
+        </w:tc>
+        <w:tc>
+          <w:tcPr>
+            <w:tcW w:type="dxa" w:w="1814"/>
+          </w:tcPr>
+          <w:p>
+            <w:r>
+              <w:t>0,381 ± 0,050</w:t>
+            </w:r>
+          </w:p>
+        </w:tc>
+        <w:tc>
+          <w:tcPr>
+            <w:tcW w:type="dxa" w:w="1814"/>
+          </w:tcPr>
+          <w:p>
+            <w:r>
+              <w:t>-0,138 [-0,173; -0,102]</w:t>
+            </w:r>
+          </w:p>
+        </w:tc>
+        <w:tc>
+          <w:tcPr>
+            <w:tcW w:type="dxa" w:w="1814"/>
+          </w:tcPr>
+          <w:p>
+            <w:r>
+              <w:t>0/10</w:t>
+            </w:r>
+          </w:p>
+        </w:tc>
+        <w:tc>
+          <w:tcPr>
+            <w:tcW w:type="dxa" w:w="1814"/>
+          </w:tcPr>
+          <w:p>
+            <w:r>
+              <w:t>0,138</w:t>
+            </w:r>
+          </w:p>
+        </w:tc>
+      </w:tr>
+      <w:tr>
+        <w:tc>
+          <w:tcPr>
+            <w:tcW w:type="dxa" w:w="1814"/>
+          </w:tcPr>
+          <w:p>
+            <w:r>
+              <w:t>Fuziune concat</w:t>
+            </w:r>
+          </w:p>
+        </w:tc>
+        <w:tc>
+          <w:tcPr>
+            <w:tcW w:type="dxa" w:w="1814"/>
+          </w:tcPr>
+          <w:p>
+            <w:r>
+              <w:t>0,514 ± 0,040</w:t>
+            </w:r>
+          </w:p>
+        </w:tc>
+        <w:tc>
+          <w:tcPr>
+            <w:tcW w:type="dxa" w:w="1814"/>
+          </w:tcPr>
+          <w:p>
+            <w:r>
+              <w:t>-0,005 [-0,024; +0,014]</w:t>
+            </w:r>
+          </w:p>
+        </w:tc>
+        <w:tc>
+          <w:tcPr>
+            <w:tcW w:type="dxa" w:w="1814"/>
+          </w:tcPr>
+          <w:p>
+            <w:r>
+              <w:t>6/10</w:t>
+            </w:r>
+          </w:p>
+        </w:tc>
+        <w:tc>
+          <w:tcPr>
+            <w:tcW w:type="dxa" w:w="1814"/>
+          </w:tcPr>
+          <w:p>
+            <w:r>
+              <w:t>0,505</w:t>
+            </w:r>
+          </w:p>
+        </w:tc>
+      </w:tr>
+      <w:tr>
+        <w:tc>
+          <w:tcPr>
+            <w:tcW w:type="dxa" w:w="1814"/>
+          </w:tcPr>
+          <w:p>
+            <w:r>
+              <w:t>Fuziune cu poartă</w:t>
+            </w:r>
+          </w:p>
+        </w:tc>
+        <w:tc>
+          <w:tcPr>
+            <w:tcW w:type="dxa" w:w="1814"/>
+          </w:tcPr>
+          <w:p>
+            <w:r>
+              <w:t>0,490 ± 0,041</w:t>
+            </w:r>
+          </w:p>
+        </w:tc>
+        <w:tc>
+          <w:tcPr>
+            <w:tcW w:type="dxa" w:w="1814"/>
+          </w:tcPr>
+          <w:p>
+            <w:r>
+              <w:t>-0,030 [-0,053; -0,007]</w:t>
+            </w:r>
+          </w:p>
+        </w:tc>
+        <w:tc>
+          <w:tcPr>
+            <w:tcW w:type="dxa" w:w="1814"/>
+          </w:tcPr>
+          <w:p>
+            <w:r>
+              <w:t>2/10</w:t>
+            </w:r>
+          </w:p>
+        </w:tc>
+        <w:tc>
+          <w:tcPr>
+            <w:tcW w:type="dxa" w:w="1814"/>
+          </w:tcPr>
+          <w:p>
+            <w:r>
+              <w:t>0,491</w:t>
+            </w:r>
+          </w:p>
+        </w:tc>
+      </w:tr>
+      <w:tr>
+        <w:tc>
+          <w:tcPr>
+            <w:tcW w:type="dxa" w:w="1814"/>
+          </w:tcPr>
+          <w:p>
+            <w:r>
+              <w:t>Fuziune FiLM</w:t>
+            </w:r>
+          </w:p>
+        </w:tc>
+        <w:tc>
+          <w:tcPr>
+            <w:tcW w:type="dxa" w:w="1814"/>
+          </w:tcPr>
+          <w:p>
+            <w:r>
+              <w:t>0,519 ± 0,044</w:t>
+            </w:r>
+          </w:p>
+        </w:tc>
+        <w:tc>
+          <w:tcPr>
+            <w:tcW w:type="dxa" w:w="1814"/>
+          </w:tcPr>
+          <w:p>
+            <w:r>
+              <w:t>+0,000 [-0,023; +0,023]</w:t>
+            </w:r>
+          </w:p>
+        </w:tc>
+        <w:tc>
+          <w:tcPr>
+            <w:tcW w:type="dxa" w:w="1814"/>
+          </w:tcPr>
+          <w:p>
+            <w:r>
+              <w:t>5/10</w:t>
+            </w:r>
+          </w:p>
+        </w:tc>
+        <w:tc>
+          <w:tcPr>
+            <w:tcW w:type="dxa" w:w="1814"/>
+          </w:tcPr>
+          <w:p>
+            <w:r>
+              <w:t>0,513</w:t>
+            </w:r>
+          </w:p>
+        </w:tc>
+      </w:tr>
+      <w:tr>
+        <w:tc>
+          <w:tcPr>
+            <w:tcW w:type="dxa" w:w="1814"/>
+          </w:tcPr>
+          <w:p>
+            <w:r>
+              <w:t>Concat fără dropout</w:t>
+            </w:r>
+          </w:p>
+        </w:tc>
+        <w:tc>
+          <w:tcPr>
+            <w:tcW w:type="dxa" w:w="1814"/>
+          </w:tcPr>
+          <w:p>
+            <w:r>
+              <w:t>0,505 ± 0,036</w:t>
+            </w:r>
+          </w:p>
+        </w:tc>
+        <w:tc>
+          <w:tcPr>
+            <w:tcW w:type="dxa" w:w="1814"/>
+          </w:tcPr>
+          <w:p>
+            <w:r>
+              <w:t>-0,014 [-0,035; +0,006]</w:t>
+            </w:r>
+          </w:p>
+        </w:tc>
+        <w:tc>
+          <w:tcPr>
+            <w:tcW w:type="dxa" w:w="1814"/>
+          </w:tcPr>
+          <w:p>
+            <w:r>
+              <w:t>3/10</w:t>
+            </w:r>
+          </w:p>
+        </w:tc>
+        <w:tc>
+          <w:tcPr>
+            <w:tcW w:type="dxa" w:w="1814"/>
+          </w:tcPr>
+          <w:p>
+            <w:r>
+              <w:t>0,504</w:t>
+            </w:r>
+          </w:p>
+        </w:tc>
+      </w:tr>
+      <w:tr>
+        <w:tc>
+          <w:tcPr>
+            <w:tcW w:type="dxa" w:w="1814"/>
+          </w:tcPr>
+          <w:p>
+            <w:r>
+              <w:t>Ansamblu imagine × chestionar</w:t>
+            </w:r>
+          </w:p>
+        </w:tc>
+        <w:tc>
+          <w:tcPr>
+            <w:tcW w:type="dxa" w:w="1814"/>
+          </w:tcPr>
+          <w:p>
+            <w:r>
+              <w:t>0,498 ± 0,052</w:t>
+            </w:r>
+          </w:p>
+        </w:tc>
+        <w:tc>
+          <w:tcPr>
+            <w:tcW w:type="dxa" w:w="1814"/>
+          </w:tcPr>
+          <w:p>
+            <w:r>
+              <w:t>-0,021 [-0,047; +0,003]</w:t>
+            </w:r>
+          </w:p>
+        </w:tc>
+        <w:tc>
+          <w:tcPr>
+            <w:tcW w:type="dxa" w:w="1814"/>
+          </w:tcPr>
+          <w:p>
+            <w:r>
+              <w:t>3/10</w:t>
+            </w:r>
+          </w:p>
+        </w:tc>
+        <w:tc>
+          <w:tcPr>
+            <w:tcW w:type="dxa" w:w="1814"/>
+          </w:tcPr>
+          <w:p>
+            <w:r>
+              <w:t>0,496</w:t>
+            </w:r>
+          </w:p>
+        </w:tc>
+      </w:tr>
+    </w:tbl>
+    <w:p>
+      <w:pPr>
+        <w:ind w:firstLine="709"/>
+        <w:jc w:val="both"/>
+      </w:pPr>
+      <w:r>
+        <w:t>Analiza pe grupuri arată același lucru și pentru întrebarea „pentru cine?”. Niciuna dintre variantele de fuziune nu îmbunătățește semnificativ vreun grup de ton (eFST I–II, III–IV, V–VI; eMST 1–3, 4–6, 7–10) sau vreo categorie după corecția Holm; singurul efect semnificativ al fuziunii este negativ: varianta cu poartă scade macro-F1 pe eFST III–IV cu 0,073 (p Holm = 0,028). Pe primele cinci seed-uri, FiLM părea mai bună pe grupul eMST 4–6 (+0,088, la toate cele 5 seed-uri); acest indiciu a fost notat înainte de rularea seed-urilor 5–9 și nu s-a replicat (−0,013, mai bună la un singur seed din cinci), deci era zgomot. Modelul doar cu imagine are cel mai slab rezultat pe eMST 4–6 (0,457 ± 0,069, circa 72 de cazuri pe seed) și pe eFST V–VI (0,496 ± 0,140, circa 23 de cazuri), iar pe categorii acneea rămâne cea mai dificilă (F1 0,320 ± 0,064). Un detaliu util pentru discuție: diferența dintre chestionar și imagine este cea mai mică tocmai pe grupurile mai închise la culoare (eFST V–VI −0,070, eMST 4–6 −0,050, ambele nesemnificative, față de −0,12 ... −0,20 pe celelalte grupuri), ceea ce sugerează că fotografia pierde din avantaj pe pielea mai închisă, dar modelele cu fuziune nu reușesc să compenseze cu chestionarul. Grupurile mici (eMST 7–10 are 11 cazuri pe seed, redness_rosacea 6) au intervale foarte largi și nu permit concluzii.</w:t>
+      </w:r>
+    </w:p>
+    <w:p>
+      <w:pPr>
+        <w:pStyle w:val="Heading2"/>
+      </w:pPr>
+      <w:r>
+        <w:t>8.5 De ce nu ajută chestionarul?</w:t>
+      </w:r>
+    </w:p>
+    <w:p>
+      <w:pPr>
+        <w:ind w:firstLine="709"/>
+        <w:jc w:val="both"/>
+      </w:pPr>
+      <w:r>
+        <w:t xml:space="preserve">Rezultatul este surprinzător, deoarece în SCIN dermatologii au văzut atât fotografiile, cât și răspunsurile la chestionar atunci când au stabilit etichetele, iar încrederea lor a crescut cu numărul de răspunsuri disponibile [33]. Pentru a înțelege de ce modelele nu profită de chestionar, scriptul </w:t>
+      </w:r>
+      <w:r>
+        <w:rPr>
+          <w:rFonts w:ascii="Courier New" w:hAnsi="Courier New" w:eastAsia="Courier New" w:cs="Courier New"/>
+          <w:sz w:val="21"/>
+        </w:rPr>
+        <w:t>ml/analysis/questionnaire_diagnostics.py</w:t>
+      </w:r>
+      <w:r>
+        <w:t xml:space="preserve"> face trei verificări pe modelele deja antrenate (zece seed-uri, fără reantrenare); rezultatele sunt în </w:t>
+      </w:r>
+      <w:r>
+        <w:rPr>
+          <w:rFonts w:ascii="Courier New" w:hAnsi="Courier New" w:eastAsia="Courier New" w:cs="Courier New"/>
+          <w:sz w:val="21"/>
+        </w:rPr>
+        <w:t>ml/results/e1/diagnostics/</w:t>
+      </w:r>
+      <w:r>
+        <w:t>.</w:t>
+      </w:r>
+    </w:p>
+    <w:p>
+      <w:pPr>
+        <w:ind w:firstLine="709"/>
+        <w:jc w:val="both"/>
+      </w:pPr>
+      <w:r>
+        <w:t>(1) Poate modelul cu imagine să „vadă” răspunsurile? Pe trăsăturile interne ale rețelei antrenate pe fotografii se antrenează o regresie logistică ce prezice fiecare răspuns, iar calitatea predicției se măsoară prin AUROC [34] (aria de sub curba ROC: 0,5 înseamnă ghicire la întâmplare, 1 înseamnă predicție perfectă). Valorile sunt între 0,50 și 0,70: zona corpului 0,57–0,69, simptomele 0,51–0,57, textura 0,50–0,55, durata 0,56. Fotografiile din SCIN sunt în mare parte prim-planuri, deci nici zona corpului nu se vede bine. Chestionarul conține așadar informație pe care modelul cu imagine nu o are; ipoteza redundanței nu se confirmă.</w:t>
+      </w:r>
+    </w:p>
+    <w:p>
+      <w:pPr>
+        <w:ind w:firstLine="709"/>
+        <w:jc w:val="both"/>
+      </w:pPr>
+      <w:r>
+        <w:t>(2) Greșesc cele două modele pe aceleași cazuri? Dacă erorile ar fi independente, modelul doar cu chestionar ar avea dreptate la cazurile greșite de fotografie la fel de des ca în general (48,2%). În realitate are dreptate doar în 42,6% dintre ele, față de 52,6% la cazurile pe care fotografia le rezolvă corect. Erorile sunt deci corelate: cazurile grele sunt grele pentru ambele modele, ceea ce indică imagini ambigue și etichete zgomotoase, nu lipsă de informație. Ar exista totuși loc de câștig: un „oracol” care ar alege mereu modelul corect ar atinge acuratețea 0,749 față de 0,564 pentru fotografie, dar nimic din datele de intrare nu spune când să ai încredere în chestionar; ansamblul, care a încercat exact acest lucru cu o pondere aleasă pe validare, nu a reușit.</w:t>
+      </w:r>
+    </w:p>
+    <w:p>
+      <w:pPr>
+        <w:ind w:firstLine="709"/>
+        <w:jc w:val="both"/>
+      </w:pPr>
+      <w:r>
+        <w:t>(3) Ce întrebări contează? Ascunzând câte o întrebare din modelul doar cu chestionar, cea mai mare pierdere apare la zona corpului (macro-F1 scade cu 0,125), urmată de durată (0,057), simptome (0,053) și textură (0,043); tipul de piele declarat și vârsta aproape nu contează (0,012 fiecare). Semnalul chestionarului este, în ansamblu, slab (macro-F1 0,381 față de 0,519 pentru fotografie) și concentrat într-o singură întrebare.</w:t>
+      </w:r>
+    </w:p>
+    <w:p>
+      <w:pPr>
+        <w:ind w:firstLine="709"/>
+        <w:jc w:val="both"/>
+      </w:pPr>
+      <w:r>
+        <w:t>Explicația care rezultă este următoarea: chestionarul aduce informație diferită de fotografie, dar slabă, iar partea ei utilă se suprapune în mare parte cu cazurile pe care fotografia le rezolvă deja. Partea cu adevărat complementară este mică și zgomotoasă, iar circa 1.270 de cazuri de antrenare, cu etichete date în majoritate de un singur dermatolog, nu ajung pentru ca un model să învețe în mod fiabil când să se bazeze pe ea. Acest lucru sugerează direcții concrete pentru o aplicație: întrebările despre zona corpului și durată sunt cele care merită păstrate, iar un set de date mai mare sau etichete mai sigure ar fi necesare pentru a obține un câștig măsurabil.</w:t>
       </w:r>
     </w:p>
     <w:p>
@@ -3913,6 +5650,106 @@
       </w:pPr>
       <w:r>
         <w:t>[24] S. Yan et al., Derm1M: A Million-scale Vision-Language Dataset Aligned with Clinical Ontology Knowledge for Dermatology (DermLIP), ICCV 2025. https://arxiv.org/abs/2503.14911</w:t>
+      </w:r>
+    </w:p>
+    <w:p>
+      <w:pPr>
+        <w:spacing w:after="120" w:line="276" w:lineRule="auto"/>
+        <w:ind w:left="567" w:hanging="567"/>
+        <w:jc w:val="left"/>
+      </w:pPr>
+      <w:r>
+        <w:t>[25] I. Goodfellow, Y. Bengio, A. Courville, Deep Learning, MIT Press 2016, chapter 6 (deep feedforward networks). https://www.deeplearningbook.org/</w:t>
+      </w:r>
+    </w:p>
+    <w:p>
+      <w:pPr>
+        <w:spacing w:after="120" w:line="276" w:lineRule="auto"/>
+        <w:ind w:left="567" w:hanging="567"/>
+        <w:jc w:val="left"/>
+      </w:pPr>
+      <w:r>
+        <w:t>[26] J. Arevalo, T. Solorio, M. Montes-y-Gómez, F. A. González, Gated Multimodal Units for Information Fusion, ICLR Workshop 2017. https://arxiv.org/abs/1702.01992</w:t>
+      </w:r>
+    </w:p>
+    <w:p>
+      <w:pPr>
+        <w:spacing w:after="120" w:line="276" w:lineRule="auto"/>
+        <w:ind w:left="567" w:hanging="567"/>
+        <w:jc w:val="left"/>
+      </w:pPr>
+      <w:r>
+        <w:t>[27] E. Perez, F. Strub, H. de Vries, V. Dumoulin, A. Courville, FiLM: Visual Reasoning with a General Conditioning Layer, AAAI 2018. https://arxiv.org/abs/1709.07871</w:t>
+      </w:r>
+    </w:p>
+    <w:p>
+      <w:pPr>
+        <w:spacing w:after="120" w:line="276" w:lineRule="auto"/>
+        <w:ind w:left="567" w:hanging="567"/>
+        <w:jc w:val="left"/>
+      </w:pPr>
+      <w:r>
+        <w:t>[28] Student (W. S. Gosset), The Probable Error of a Mean, Biometrika 6(1), 1908. https://doi.org/10.1093/biomet/6.1.1</w:t>
+      </w:r>
+    </w:p>
+    <w:p>
+      <w:pPr>
+        <w:spacing w:after="120" w:line="276" w:lineRule="auto"/>
+        <w:ind w:left="567" w:hanging="567"/>
+        <w:jc w:val="left"/>
+      </w:pPr>
+      <w:r>
+        <w:t>[29] R. Roelofs, N. Cain, J. Shlens, M. C. Mozer, Mitigating Bias in Calibration Error Estimation, AISTATS 2022. https://arxiv.org/abs/2012.08668</w:t>
+      </w:r>
+    </w:p>
+    <w:p>
+      <w:pPr>
+        <w:spacing w:after="120" w:line="276" w:lineRule="auto"/>
+        <w:ind w:left="567" w:hanging="567"/>
+        <w:jc w:val="left"/>
+      </w:pPr>
+      <w:r>
+        <w:t>[30] C. Genest, J. V. Zidek, Combining Probability Distributions: A Critique and an Annotated Bibliography, Statistical Science 1(1), 1986. https://doi.org/10.1214/ss/1177013825</w:t>
+      </w:r>
+    </w:p>
+    <w:p>
+      <w:pPr>
+        <w:spacing w:after="120" w:line="276" w:lineRule="auto"/>
+        <w:ind w:left="567" w:hanging="567"/>
+        <w:jc w:val="left"/>
+      </w:pPr>
+      <w:r>
+        <w:t>[31] S. Holm, A Simple Sequentially Rejective Multiple Test Procedure, Scandinavian Journal of Statistics 6(2), 1979. https://www.jstor.org/stable/4615733</w:t>
+      </w:r>
+    </w:p>
+    <w:p>
+      <w:pPr>
+        <w:spacing w:after="120" w:line="276" w:lineRule="auto"/>
+        <w:ind w:left="567" w:hanging="567"/>
+        <w:jc w:val="left"/>
+      </w:pPr>
+      <w:r>
+        <w:t>[32] F. Wilcoxon, Individual Comparisons by Ranking Methods, Biometrics Bulletin 1(6), 1945. https://doi.org/10.2307/3001968</w:t>
+      </w:r>
+    </w:p>
+    <w:p>
+      <w:pPr>
+        <w:spacing w:after="120" w:line="276" w:lineRule="auto"/>
+        <w:ind w:left="567" w:hanging="567"/>
+        <w:jc w:val="left"/>
+      </w:pPr>
+      <w:r>
+        <w:t>[33] A. Ward, J. Li, J. Wang et al., Crowdsourcing Dermatology Images with Google Search Ads: Creating a Real-World Skin Condition Dataset, JAMA Network Open 2024. https://arxiv.org/abs/2402.18545</w:t>
+      </w:r>
+    </w:p>
+    <w:p>
+      <w:pPr>
+        <w:spacing w:after="120" w:line="276" w:lineRule="auto"/>
+        <w:ind w:left="567" w:hanging="567"/>
+        <w:jc w:val="left"/>
+      </w:pPr>
+      <w:r>
+        <w:t>[34] T. Fawcett, An introduction to ROC analysis, Pattern Recognition Letters 27(8), 2006. https://doi.org/10.1016/j.patrec.2005.10.010</w:t>
       </w:r>
     </w:p>
     <w:sectPr>

--- a/docs/Teza_Licenta.docx
+++ b/docs/Teza_Licenta.docx
@@ -3495,6 +3495,75 @@
     </w:p>
     <w:p>
       <w:pPr>
+        <w:ind w:firstLine="709"/>
+        <w:jc w:val="both"/>
+      </w:pPr>
+      <w:r>
+        <w:t xml:space="preserve">Pe lângă regimul fix de mai sus, a fost implementat un al doilea regim de ascundere a răspunsurilor la antrenare, numit în continuare „dropout pe răspunsuri cu rată eșantionată” (fișierul </w:t>
+      </w:r>
+      <w:r>
+        <w:rPr>
+          <w:rFonts w:ascii="Courier New" w:hAnsi="Courier New" w:eastAsia="Courier New" w:cs="Courier New"/>
+          <w:sz w:val="21"/>
+        </w:rPr>
+        <w:t>ml/dropout_utils.py</w:t>
+      </w:r>
+      <w:r>
+        <w:t xml:space="preserve">, funcția </w:t>
+      </w:r>
+      <w:r>
+        <w:rPr>
+          <w:rFonts w:ascii="Courier New" w:hAnsi="Courier New" w:eastAsia="Courier New" w:cs="Courier New"/>
+          <w:sz w:val="21"/>
+        </w:rPr>
+        <w:t>apply_answer_dropout</w:t>
+      </w:r>
+      <w:r>
+        <w:t xml:space="preserve">, opțiunea </w:t>
+      </w:r>
+      <w:r>
+        <w:rPr>
+          <w:rFonts w:ascii="Courier New" w:hAnsi="Courier New" w:eastAsia="Courier New" w:cs="Courier New"/>
+          <w:sz w:val="21"/>
+        </w:rPr>
+        <w:t>--q_dropout random</w:t>
+      </w:r>
+      <w:r>
+        <w:t xml:space="preserve"> din </w:t>
+      </w:r>
+      <w:r>
+        <w:rPr>
+          <w:rFonts w:ascii="Courier New" w:hAnsi="Courier New" w:eastAsia="Courier New" w:cs="Courier New"/>
+          <w:sz w:val="21"/>
+        </w:rPr>
+        <w:t>ml/train.py</w:t>
+      </w:r>
+      <w:r>
+        <w:t xml:space="preserve"> și </w:t>
+      </w:r>
+      <w:r>
+        <w:rPr>
+          <w:rFonts w:ascii="Courier New" w:hAnsi="Courier New" w:eastAsia="Courier New" w:cs="Courier New"/>
+          <w:sz w:val="21"/>
+        </w:rPr>
+        <w:t>ml/run_fusion.py</w:t>
+      </w:r>
+      <w:r>
+        <w:t xml:space="preserve">). Termenul de dropout desemnează, în general, eliminarea aleatoare a unor unități ale rețelei la antrenare, ca rețeaua să nu depindă de niciuna în parte [35]; dropout-ul pe modalitate aplică aceeași idee unei întregi surse de date (aici, chestionarul) [36]. În noul regim, pentru fiecare lot (batch, grupul de 32 de cazuri procesat într-un pas de antrenare) se extrage o rată p dintr-o distribuție uniformă între 0 și 1 (orice valoare din interval este la fel de probabilă), iar fiecare întrebare a fiecărui caz este ascunsă cu probabilitatea p; independent, întregul chestionar al unui caz este ascuns cu probabilitatea 0,1. Câmpurile ascunse primesc trăsături 0 și bitul de mască 1, exact ca un răspuns lipsă real, deci modelul nu poate distinge o întrebare ascunsă de una la care utilizatorul nu a răspuns. Spre deosebire de regimul fix (30% chestionar întreg, 15% pe întrebare), rata eșantionată pe lot expune modelul la toate nivelurile de completare, de la chestionare complete la chestionare goale. Ponderile se salvează în fișierele </w:t>
+      </w:r>
+      <w:r>
+        <w:rPr>
+          <w:rFonts w:ascii="Courier New" w:hAnsi="Courier New" w:eastAsia="Courier New" w:cs="Courier New"/>
+          <w:sz w:val="21"/>
+        </w:rPr>
+        <w:t>fusion_dropout_&lt;variantă&gt;_seed&lt;k&gt;.pt</w:t>
+      </w:r>
+      <w:r>
+        <w:t>. Trei regimuri sunt comparate în experimentul E2: fără ascundere (none), regimul fix (fixed) și rata eșantionată (random).</w:t>
+      </w:r>
+    </w:p>
+    <w:p>
+      <w:pPr>
         <w:pStyle w:val="Heading2"/>
       </w:pPr>
       <w:r>
@@ -5368,6 +5437,467 @@
     </w:p>
     <w:p>
       <w:pPr>
+        <w:pStyle w:val="Heading2"/>
+      </w:pPr>
+      <w:r>
+        <w:t>8.6 Antrenarea cu răspunsuri ascunse (E2)</w:t>
+      </w:r>
+    </w:p>
+    <w:p>
+      <w:pPr>
+        <w:ind w:firstLine="709"/>
+        <w:jc w:val="both"/>
+      </w:pPr>
+      <w:r>
+        <w:t>Experimentul E2 răspunde la întrebarea de cercetare RQ2: cât pierde modelul de fuziune când lipsesc răspunsuri și dacă antrenarea cu răspunsuri ascunse îl face mai robust (robustețe înseamnă aici că performanța scade puțin când datele de intrare sunt incomplete). Modelul de fuziune prin concatenare (EfficientNet-B0, pierdere ponderată) a fost antrenat în cele trei regimuri de la secțiunea 5.8 pe aceleași zece seed-uri, iar fiecare model a fost testat cu o proporție r de întrebări ascunse (r = 0; 0,25; 0,5; 0,75; 1, pe lângă răspunsurile care lipsesc natural), cu aceleași întrebări ascunse pentru toate modelele (</w:t>
+      </w:r>
+      <w:r>
+        <w:rPr>
+          <w:rFonts w:ascii="Courier New" w:hAnsi="Courier New" w:eastAsia="Courier New" w:cs="Courier New"/>
+          <w:sz w:val="21"/>
+        </w:rPr>
+        <w:t>ml/run_e2_dropout.py</w:t>
+      </w:r>
+      <w:r>
+        <w:t xml:space="preserve">; rezultatele în </w:t>
+      </w:r>
+      <w:r>
+        <w:rPr>
+          <w:rFonts w:ascii="Courier New" w:hAnsi="Courier New" w:eastAsia="Courier New" w:cs="Courier New"/>
+          <w:sz w:val="21"/>
+        </w:rPr>
+        <w:t>ml/results/e2/</w:t>
+      </w:r>
+      <w:r>
+        <w:t>). Tabelul 8.6 arată macro-F1 pe test.</w:t>
+      </w:r>
+    </w:p>
+    <w:p>
+      <w:pPr>
+        <w:ind w:firstLine="709"/>
+        <w:jc w:val="both"/>
+      </w:pPr>
+      <w:r>
+        <w:t>Cele trei regimuri dau rezultate practic identice. Diferența dintre rata eșantionată și antrenarea fără ascundere este între +0,001 și +0,009 la toate valorile lui r, cu intervale de încredere de 95% care conțin zero (de exemplu +0,003 [-0,015; +0,020] la r = 1); la fel între regimul fix și cel fără ascundere (+0,000 până la +0,009) și între rata eșantionată și regimul fix (-0,004 până la +0,002). Nici un regim nu depășește modelul doar cu imagine (diferențe între -0,005 și -0,020, nesemnificative după corecție, cu excepția unei valori izolate p = 0,049 fără corecție pentru regimul fără ascundere la r = 0,75).</w:t>
+      </w:r>
+    </w:p>
+    <w:p>
+      <w:pPr>
+        <w:ind w:firstLine="709"/>
+        <w:jc w:val="both"/>
+      </w:pPr>
+      <w:r>
+        <w:t>Tabelul 8.6. Macro-F1 pe test în funcție de proporția r de întrebări ascunse, pe zece seed-uri (fuziune prin concatenare, EfficientNet-B0; medie ± abatere standard; ultima coloană: diferența pereche cu interval bootstrap de 95%).</w:t>
+      </w:r>
+    </w:p>
+    <w:tbl>
+      <w:tblPr>
+        <w:tblStyle w:val="TableGrid"/>
+        <w:tblW w:type="auto" w:w="0"/>
+        <w:tblLook w:firstColumn="1" w:firstRow="1" w:lastColumn="0" w:lastRow="0" w:noHBand="0" w:noVBand="1" w:val="04A0"/>
+      </w:tblPr>
+      <w:tblGrid>
+        <w:gridCol w:w="1296"/>
+        <w:gridCol w:w="1296"/>
+        <w:gridCol w:w="1296"/>
+        <w:gridCol w:w="1296"/>
+        <w:gridCol w:w="1296"/>
+        <w:gridCol w:w="1296"/>
+        <w:gridCol w:w="1296"/>
+      </w:tblGrid>
+      <w:tr>
+        <w:tc>
+          <w:tcPr>
+            <w:tcW w:type="dxa" w:w="1296"/>
+          </w:tcPr>
+          <w:p>
+            <w:r>
+              <w:rPr>
+                <w:b/>
+              </w:rPr>
+              <w:t>Regim</w:t>
+            </w:r>
+          </w:p>
+        </w:tc>
+        <w:tc>
+          <w:tcPr>
+            <w:tcW w:type="dxa" w:w="1296"/>
+          </w:tcPr>
+          <w:p>
+            <w:r>
+              <w:rPr>
+                <w:b/>
+              </w:rPr>
+              <w:t>r = 0</w:t>
+            </w:r>
+          </w:p>
+        </w:tc>
+        <w:tc>
+          <w:tcPr>
+            <w:tcW w:type="dxa" w:w="1296"/>
+          </w:tcPr>
+          <w:p>
+            <w:r>
+              <w:rPr>
+                <w:b/>
+              </w:rPr>
+              <w:t>r = 0,25</w:t>
+            </w:r>
+          </w:p>
+        </w:tc>
+        <w:tc>
+          <w:tcPr>
+            <w:tcW w:type="dxa" w:w="1296"/>
+          </w:tcPr>
+          <w:p>
+            <w:r>
+              <w:rPr>
+                <w:b/>
+              </w:rPr>
+              <w:t>r = 0,5</w:t>
+            </w:r>
+          </w:p>
+        </w:tc>
+        <w:tc>
+          <w:tcPr>
+            <w:tcW w:type="dxa" w:w="1296"/>
+          </w:tcPr>
+          <w:p>
+            <w:r>
+              <w:rPr>
+                <w:b/>
+              </w:rPr>
+              <w:t>r = 0,75</w:t>
+            </w:r>
+          </w:p>
+        </w:tc>
+        <w:tc>
+          <w:tcPr>
+            <w:tcW w:type="dxa" w:w="1296"/>
+          </w:tcPr>
+          <w:p>
+            <w:r>
+              <w:rPr>
+                <w:b/>
+              </w:rPr>
+              <w:t>r = 1</w:t>
+            </w:r>
+          </w:p>
+        </w:tc>
+        <w:tc>
+          <w:tcPr>
+            <w:tcW w:type="dxa" w:w="1296"/>
+          </w:tcPr>
+          <w:p>
+            <w:r>
+              <w:rPr>
+                <w:b/>
+              </w:rPr>
+              <w:t>r = 1 minus r = 0</w:t>
+            </w:r>
+          </w:p>
+        </w:tc>
+      </w:tr>
+      <w:tr>
+        <w:tc>
+          <w:tcPr>
+            <w:tcW w:type="dxa" w:w="1296"/>
+          </w:tcPr>
+          <w:p>
+            <w:r>
+              <w:t>image_only</w:t>
+            </w:r>
+          </w:p>
+        </w:tc>
+        <w:tc>
+          <w:tcPr>
+            <w:tcW w:type="dxa" w:w="1296"/>
+          </w:tcPr>
+          <w:p>
+            <w:r>
+              <w:t>0,519 ± 0,040</w:t>
+            </w:r>
+          </w:p>
+        </w:tc>
+        <w:tc>
+          <w:tcPr>
+            <w:tcW w:type="dxa" w:w="1296"/>
+          </w:tcPr>
+          <w:p>
+            <w:r>
+              <w:t>0,519</w:t>
+            </w:r>
+          </w:p>
+        </w:tc>
+        <w:tc>
+          <w:tcPr>
+            <w:tcW w:type="dxa" w:w="1296"/>
+          </w:tcPr>
+          <w:p>
+            <w:r>
+              <w:t>0,519</w:t>
+            </w:r>
+          </w:p>
+        </w:tc>
+        <w:tc>
+          <w:tcPr>
+            <w:tcW w:type="dxa" w:w="1296"/>
+          </w:tcPr>
+          <w:p>
+            <w:r>
+              <w:t>0,519</w:t>
+            </w:r>
+          </w:p>
+        </w:tc>
+        <w:tc>
+          <w:tcPr>
+            <w:tcW w:type="dxa" w:w="1296"/>
+          </w:tcPr>
+          <w:p>
+            <w:r>
+              <w:t>0,519</w:t>
+            </w:r>
+          </w:p>
+        </w:tc>
+        <w:tc>
+          <w:tcPr>
+            <w:tcW w:type="dxa" w:w="1296"/>
+          </w:tcPr>
+          <w:p>
+            <w:r>
+              <w:t>—</w:t>
+            </w:r>
+          </w:p>
+        </w:tc>
+      </w:tr>
+      <w:tr>
+        <w:tc>
+          <w:tcPr>
+            <w:tcW w:type="dxa" w:w="1296"/>
+          </w:tcPr>
+          <w:p>
+            <w:r>
+              <w:t>none</w:t>
+            </w:r>
+          </w:p>
+        </w:tc>
+        <w:tc>
+          <w:tcPr>
+            <w:tcW w:type="dxa" w:w="1296"/>
+          </w:tcPr>
+          <w:p>
+            <w:r>
+              <w:t>0,505 ± 0,036</w:t>
+            </w:r>
+          </w:p>
+        </w:tc>
+        <w:tc>
+          <w:tcPr>
+            <w:tcW w:type="dxa" w:w="1296"/>
+          </w:tcPr>
+          <w:p>
+            <w:r>
+              <w:t>0,506</w:t>
+            </w:r>
+          </w:p>
+        </w:tc>
+        <w:tc>
+          <w:tcPr>
+            <w:tcW w:type="dxa" w:w="1296"/>
+          </w:tcPr>
+          <w:p>
+            <w:r>
+              <w:t>0,506</w:t>
+            </w:r>
+          </w:p>
+        </w:tc>
+        <w:tc>
+          <w:tcPr>
+            <w:tcW w:type="dxa" w:w="1296"/>
+          </w:tcPr>
+          <w:p>
+            <w:r>
+              <w:t>0,499</w:t>
+            </w:r>
+          </w:p>
+        </w:tc>
+        <w:tc>
+          <w:tcPr>
+            <w:tcW w:type="dxa" w:w="1296"/>
+          </w:tcPr>
+          <w:p>
+            <w:r>
+              <w:t>0,504 ± 0,035</w:t>
+            </w:r>
+          </w:p>
+        </w:tc>
+        <w:tc>
+          <w:tcPr>
+            <w:tcW w:type="dxa" w:w="1296"/>
+          </w:tcPr>
+          <w:p>
+            <w:r>
+              <w:t>-0,001 [-0,016; +0,015]</w:t>
+            </w:r>
+          </w:p>
+        </w:tc>
+      </w:tr>
+      <w:tr>
+        <w:tc>
+          <w:tcPr>
+            <w:tcW w:type="dxa" w:w="1296"/>
+          </w:tcPr>
+          <w:p>
+            <w:r>
+              <w:t>fixed</w:t>
+            </w:r>
+          </w:p>
+        </w:tc>
+        <w:tc>
+          <w:tcPr>
+            <w:tcW w:type="dxa" w:w="1296"/>
+          </w:tcPr>
+          <w:p>
+            <w:r>
+              <w:t>0,514 ± 0,040</w:t>
+            </w:r>
+          </w:p>
+        </w:tc>
+        <w:tc>
+          <w:tcPr>
+            <w:tcW w:type="dxa" w:w="1296"/>
+          </w:tcPr>
+          <w:p>
+            <w:r>
+              <w:t>0,508</w:t>
+            </w:r>
+          </w:p>
+        </w:tc>
+        <w:tc>
+          <w:tcPr>
+            <w:tcW w:type="dxa" w:w="1296"/>
+          </w:tcPr>
+          <w:p>
+            <w:r>
+              <w:t>0,511</w:t>
+            </w:r>
+          </w:p>
+        </w:tc>
+        <w:tc>
+          <w:tcPr>
+            <w:tcW w:type="dxa" w:w="1296"/>
+          </w:tcPr>
+          <w:p>
+            <w:r>
+              <w:t>0,508</w:t>
+            </w:r>
+          </w:p>
+        </w:tc>
+        <w:tc>
+          <w:tcPr>
+            <w:tcW w:type="dxa" w:w="1296"/>
+          </w:tcPr>
+          <w:p>
+            <w:r>
+              <w:t>0,505 ± 0,042</w:t>
+            </w:r>
+          </w:p>
+        </w:tc>
+        <w:tc>
+          <w:tcPr>
+            <w:tcW w:type="dxa" w:w="1296"/>
+          </w:tcPr>
+          <w:p>
+            <w:r>
+              <w:t>-0,010 [-0,022; +0,003]</w:t>
+            </w:r>
+          </w:p>
+        </w:tc>
+      </w:tr>
+      <w:tr>
+        <w:tc>
+          <w:tcPr>
+            <w:tcW w:type="dxa" w:w="1296"/>
+          </w:tcPr>
+          <w:p>
+            <w:r>
+              <w:t>random</w:t>
+            </w:r>
+          </w:p>
+        </w:tc>
+        <w:tc>
+          <w:tcPr>
+            <w:tcW w:type="dxa" w:w="1296"/>
+          </w:tcPr>
+          <w:p>
+            <w:r>
+              <w:t>0,510 ± 0,037</w:t>
+            </w:r>
+          </w:p>
+        </w:tc>
+        <w:tc>
+          <w:tcPr>
+            <w:tcW w:type="dxa" w:w="1296"/>
+          </w:tcPr>
+          <w:p>
+            <w:r>
+              <w:t>0,509</w:t>
+            </w:r>
+          </w:p>
+        </w:tc>
+        <w:tc>
+          <w:tcPr>
+            <w:tcW w:type="dxa" w:w="1296"/>
+          </w:tcPr>
+          <w:p>
+            <w:r>
+              <w:t>0,508</w:t>
+            </w:r>
+          </w:p>
+        </w:tc>
+        <w:tc>
+          <w:tcPr>
+            <w:tcW w:type="dxa" w:w="1296"/>
+          </w:tcPr>
+          <w:p>
+            <w:r>
+              <w:t>0,508</w:t>
+            </w:r>
+          </w:p>
+        </w:tc>
+        <w:tc>
+          <w:tcPr>
+            <w:tcW w:type="dxa" w:w="1296"/>
+          </w:tcPr>
+          <w:p>
+            <w:r>
+              <w:t>0,507 ± 0,039</w:t>
+            </w:r>
+          </w:p>
+        </w:tc>
+        <w:tc>
+          <w:tcPr>
+            <w:tcW w:type="dxa" w:w="1296"/>
+          </w:tcPr>
+          <w:p>
+            <w:r>
+              <w:t>-0,003 [-0,009; +0,003]</w:t>
+            </w:r>
+          </w:p>
+        </w:tc>
+      </w:tr>
+    </w:tbl>
+    <w:p>
+      <w:pPr>
+        <w:ind w:firstLine="709"/>
+        <w:jc w:val="both"/>
+      </w:pPr>
+      <w:r>
+        <w:t>Rezultatul principal este că pierderea la ascunderea tuturor răspunsurilor este foarte mică chiar și pentru modelul antrenat fără ascundere: -0,001 [-0,016; +0,015], față de -0,010 pentru regimul fix și -0,003 [-0,009; +0,003] pentru rata eșantionată (cel mai îngust interval). Altfel spus, modelul de fuziune se bazează aproape în întregime pe fotografie, deci nu are ce pierde când chestionarul lipsește. Acest lucru este în acord cu secțiunea 8.5 (semnal slab al chestionarului): dropout-ul pe răspunsuri nu poate proteja o informație pe care modelul nu o folosește. Pe grupe de ton al pielii (eFST, eMST) nicio diferență față de regimul fără ascundere nu este semnificativă după corecția Holm; grupele mici (eFST V–VI, circa 23 de cazuri pe seed; eMST 7–10, 11 cazuri) variază mult între seed-uri și nu permit concluzii. Pentru aplicație, consecința practică este că modelul antrenat cu rată eșantionată poate fi folosit fără risc atunci când utilizatorul sare peste întrebări, dar răspunsul la RQ2 trebuie formulat cu prudență: robustețea observată provine din faptul că chestionarul contribuie puțin, nu din antrenarea cu răspunsuri ascunse.</w:t>
+      </w:r>
+    </w:p>
+    <w:p>
+      <w:pPr>
         <w:pStyle w:val="Heading1"/>
       </w:pPr>
       <w:r>
@@ -5750,6 +6280,26 @@
       </w:pPr>
       <w:r>
         <w:t>[34] T. Fawcett, An introduction to ROC analysis, Pattern Recognition Letters 27(8), 2006. https://doi.org/10.1016/j.patrec.2005.10.010</w:t>
+      </w:r>
+    </w:p>
+    <w:p>
+      <w:pPr>
+        <w:spacing w:after="120" w:line="276" w:lineRule="auto"/>
+        <w:ind w:left="567" w:hanging="567"/>
+        <w:jc w:val="left"/>
+      </w:pPr>
+      <w:r>
+        <w:t>[35] N. Srivastava, G. Hinton, A. Krizhevsky, I. Sutskever, R. Salakhutdinov, Dropout: A Simple Way to Prevent Neural Networks from Overfitting, Journal of Machine Learning Research 15, 2014. https://jmlr.org/papers/v15/srivastava14a.html</w:t>
+      </w:r>
+    </w:p>
+    <w:p>
+      <w:pPr>
+        <w:spacing w:after="120" w:line="276" w:lineRule="auto"/>
+        <w:ind w:left="567" w:hanging="567"/>
+        <w:jc w:val="left"/>
+      </w:pPr>
+      <w:r>
+        <w:t>[36] N. Neverova, C. Wolf, G. Taylor, F. Nebout, ModDrop: Adaptive Multi-Modal Gesture Recognition, IEEE Transactions on Pattern Analysis and Machine Intelligence 38(8), 2016. https://doi.org/10.1109/TPAMI.2015.2461544</w:t>
       </w:r>
     </w:p>
     <w:sectPr>

--- a/docs/Teza_Licenta.docx
+++ b/docs/Teza_Licenta.docx
@@ -5898,6 +5898,459 @@
     </w:p>
     <w:p>
       <w:pPr>
+        <w:pStyle w:val="Heading2"/>
+      </w:pPr>
+      <w:r>
+        <w:t>8.7 Este rezultatul nul o eroare de metodă? Control pozitiv și stivuire</w:t>
+      </w:r>
+    </w:p>
+    <w:p>
+      <w:pPr>
+        <w:ind w:firstLine="709"/>
+        <w:jc w:val="both"/>
+      </w:pPr>
+      <w:r>
+        <w:t>Secțiunile 8.4–8.6 arată că niciun model nu câștigă din chestionar și că modelul de fuziune nu îl folosește deloc (ascunderea tuturor răspunsurilor nu costă nimic), deși chestionarul singur este clar peste nivelul întâmplării (macro-F1 0,381 față de 0,25 pentru o ghicire la întâmplare între patru categorii). Înainte de a atribui rezultatul datelor, trebuie exclusă o eroare de metodă. O cauză cunoscută în învățarea multimodală este că ramura cea mai puternică (aici imaginea) ajunge să încadreze aproape perfect cazurile de antrenare, astfel că pe datele de antrenare cealaltă sursă pare inutilă și stratul de fuziune învață să o ignore [37]. Au fost făcute trei verificări suplimentare.</w:t>
+      </w:r>
+    </w:p>
+    <w:p>
+      <w:pPr>
+        <w:ind w:firstLine="709"/>
+        <w:jc w:val="both"/>
+      </w:pPr>
+      <w:r>
+        <w:t>(1) Control pozitiv. Un control pozitiv este un test în care rezultatul corect este cunoscut dinainte, folosit pentru a verifica dacă metoda îl poate detecta. Chestionarului real i s-a adăugat o întrebare sintetică al cărei răspuns este categoria adevărată pentru o proporție a („acord”) din cazuri și o categorie aleatoare în rest, fixă pentru fiecare caz (</w:t>
+      </w:r>
+      <w:r>
+        <w:rPr>
+          <w:rFonts w:ascii="Courier New" w:hAnsi="Courier New" w:eastAsia="Courier New" w:cs="Courier New"/>
+          <w:sz w:val="21"/>
+        </w:rPr>
+        <w:t>ml/analysis/fusion_positive_control.py</w:t>
+      </w:r>
+      <w:r>
+        <w:t>; trei seed-uri). Erorile acestei întrebări sunt independente de fotografie prin construcție, deci informația ei este complet complementară. La a = 0,5 (întrebarea singură: macro-F1 0,50) modelul de fuziune crește de la 0,527 la 0,635 (+0,108), deci procedura de antrenare poate folosi chestionarul atunci când acesta este suficient de informativ: nu există o eroare de implementare. La a = 0,3, însă, întrebarea singură are macro-F1 0,380, aproape exact cât chestionarul real, iar câștigul fuziunii este doar +0,005.</w:t>
+      </w:r>
+    </w:p>
+    <w:p>
+      <w:pPr>
+        <w:ind w:firstLine="709"/>
+        <w:jc w:val="both"/>
+      </w:pPr>
+      <w:r>
+        <w:t>(2) Stivuire cu validare încrucișată (cross-fitted stacking) [38]. Stivuirea înseamnă combinarea predicțiilor unor modele deja antrenate de către un al doilea model, mic. Pentru ca fotografia să nu pară mai sigură decât este, setul de antrenare al fiecărui seed a fost împărțit în cinci părți (fold-uri) cu aceeași distribuție a categoriilor; pentru fiecare parte, un model doar cu imagine a fost antrenat pe celelalte patru și a prezis partea lăsată deoparte. Astfel fiecare caz de antrenare primește o predicție „din afara fold-ului” (out-of-fold), făcută de un model care nu l-a văzut, la fel de onestă ca o predicție pe test. Combinatorul este o regresie logistică multinomială (un model liniar care transformă intrările în probabilități pentru cele patru categorii), cu ponderi de clasă echilibrate și cu tăria regularizării C (penalizarea coeficienților mari; un C mic înseamnă un model mai simplu) aleasă pe validare (</w:t>
+      </w:r>
+      <w:r>
+        <w:rPr>
+          <w:rFonts w:ascii="Courier New" w:hAnsi="Courier New" w:eastAsia="Courier New" w:cs="Courier New"/>
+          <w:sz w:val="21"/>
+        </w:rPr>
+        <w:t>ml/run_stacking.py</w:t>
+      </w:r>
+      <w:r>
+        <w:t>; zece seed-uri). Patru variante folosesc exact aceleași predicții ale fotografiei, deci diferența dintre ele izolează contribuția chestionarului: doar fotografia, fotografia plus răspunsurile brute, fotografia plus probabilitățile unui MLP pe chestionar antrenat tot out-of-fold, și doar chestionarul. Spre deosebire de fuziune, aceste modele folosesc efectiv chestionarul (ascunderea răspunsurilor le schimbă rezultatul), dar nu câștigă din el (Tabelul 8.7): fotografia plus răspunsurile -0,020 [-0,044; +0,006], fotografia plus MLP -0,005 [-0,020; +0,011] față de combinatorul doar cu fotografia. Combinatorul doar cu fotografia este puțin sub modelul doar cu imagine din E1 (-0,023), deoarece fiecare model de fold vede doar 80% din cazurile de antrenare.</w:t>
+      </w:r>
+    </w:p>
+    <w:p>
+      <w:pPr>
+        <w:ind w:firstLine="709"/>
+        <w:jc w:val="both"/>
+      </w:pPr>
+      <w:r>
+        <w:t>Tabelul 8.7. Verificările de metodă (test, macro-F1; stivuirea pe zece seed-uri, diferențe pereche față de combinatorul doar cu fotografia cu interval bootstrap de 95% sau ± abatere standard pentru întrebarea sintetică).</w:t>
+      </w:r>
+    </w:p>
+    <w:tbl>
+      <w:tblPr>
+        <w:tblStyle w:val="TableGrid"/>
+        <w:tblW w:type="auto" w:w="0"/>
+        <w:tblLook w:firstColumn="1" w:firstRow="1" w:lastColumn="0" w:lastRow="0" w:noHBand="0" w:noVBand="1" w:val="04A0"/>
+      </w:tblPr>
+      <w:tblGrid>
+        <w:gridCol w:w="2268"/>
+        <w:gridCol w:w="2268"/>
+        <w:gridCol w:w="2268"/>
+        <w:gridCol w:w="2268"/>
+      </w:tblGrid>
+      <w:tr>
+        <w:tc>
+          <w:tcPr>
+            <w:tcW w:type="dxa" w:w="2268"/>
+          </w:tcPr>
+          <w:p>
+            <w:r>
+              <w:rPr>
+                <w:b/>
+              </w:rPr>
+              <w:t>Model</w:t>
+            </w:r>
+          </w:p>
+        </w:tc>
+        <w:tc>
+          <w:tcPr>
+            <w:tcW w:type="dxa" w:w="2268"/>
+          </w:tcPr>
+          <w:p>
+            <w:r>
+              <w:rPr>
+                <w:b/>
+              </w:rPr>
+              <w:t>Macro-F1</w:t>
+            </w:r>
+          </w:p>
+        </w:tc>
+        <w:tc>
+          <w:tcPr>
+            <w:tcW w:type="dxa" w:w="2268"/>
+          </w:tcPr>
+          <w:p>
+            <w:r>
+              <w:rPr>
+                <w:b/>
+              </w:rPr>
+              <w:t>Diferență</w:t>
+            </w:r>
+          </w:p>
+        </w:tc>
+        <w:tc>
+          <w:tcPr>
+            <w:tcW w:type="dxa" w:w="2268"/>
+          </w:tcPr>
+          <w:p>
+            <w:r>
+              <w:rPr>
+                <w:b/>
+              </w:rPr>
+              <w:t>Seed-uri mai bune</w:t>
+            </w:r>
+          </w:p>
+        </w:tc>
+      </w:tr>
+      <w:tr>
+        <w:tc>
+          <w:tcPr>
+            <w:tcW w:type="dxa" w:w="2268"/>
+          </w:tcPr>
+          <w:p>
+            <w:r>
+              <w:t>Control pozitiv, fuziune + sintetic a = 0,5 (3 seed-uri)</w:t>
+            </w:r>
+          </w:p>
+        </w:tc>
+        <w:tc>
+          <w:tcPr>
+            <w:tcW w:type="dxa" w:w="2268"/>
+          </w:tcPr>
+          <w:p>
+            <w:r>
+              <w:t>0,635 ± 0,051</w:t>
+            </w:r>
+          </w:p>
+        </w:tc>
+        <w:tc>
+          <w:tcPr>
+            <w:tcW w:type="dxa" w:w="2268"/>
+          </w:tcPr>
+          <w:p>
+            <w:r>
+              <w:t>+0,108 față de fotografie</w:t>
+            </w:r>
+          </w:p>
+        </w:tc>
+        <w:tc>
+          <w:tcPr>
+            <w:tcW w:type="dxa" w:w="2268"/>
+          </w:tcPr>
+          <w:p>
+            <w:r>
+              <w:t>3/3</w:t>
+            </w:r>
+          </w:p>
+        </w:tc>
+      </w:tr>
+      <w:tr>
+        <w:tc>
+          <w:tcPr>
+            <w:tcW w:type="dxa" w:w="2268"/>
+          </w:tcPr>
+          <w:p>
+            <w:r>
+              <w:t>Control pozitiv, fuziune + sintetic a = 0,3 (3 seed-uri)</w:t>
+            </w:r>
+          </w:p>
+        </w:tc>
+        <w:tc>
+          <w:tcPr>
+            <w:tcW w:type="dxa" w:w="2268"/>
+          </w:tcPr>
+          <w:p>
+            <w:r>
+              <w:t>0,532 ± 0,024</w:t>
+            </w:r>
+          </w:p>
+        </w:tc>
+        <w:tc>
+          <w:tcPr>
+            <w:tcW w:type="dxa" w:w="2268"/>
+          </w:tcPr>
+          <w:p>
+            <w:r>
+              <w:t>+0,005 față de fotografie</w:t>
+            </w:r>
+          </w:p>
+        </w:tc>
+        <w:tc>
+          <w:tcPr>
+            <w:tcW w:type="dxa" w:w="2268"/>
+          </w:tcPr>
+          <w:p>
+            <w:r>
+              <w:t>2/3</w:t>
+            </w:r>
+          </w:p>
+        </w:tc>
+      </w:tr>
+      <w:tr>
+        <w:tc>
+          <w:tcPr>
+            <w:tcW w:type="dxa" w:w="2268"/>
+          </w:tcPr>
+          <w:p>
+            <w:r>
+              <w:t>Stivuire: doar fotografie</w:t>
+            </w:r>
+          </w:p>
+        </w:tc>
+        <w:tc>
+          <w:tcPr>
+            <w:tcW w:type="dxa" w:w="2268"/>
+          </w:tcPr>
+          <w:p>
+            <w:r>
+              <w:t>0,496 ± 0,041</w:t>
+            </w:r>
+          </w:p>
+        </w:tc>
+        <w:tc>
+          <w:tcPr>
+            <w:tcW w:type="dxa" w:w="2268"/>
+          </w:tcPr>
+          <w:p>
+            <w:r>
+              <w:t>referință</w:t>
+            </w:r>
+          </w:p>
+        </w:tc>
+        <w:tc>
+          <w:tcPr>
+            <w:tcW w:type="dxa" w:w="2268"/>
+          </w:tcPr>
+          <w:p>
+            <w:r>
+              <w:t>—</w:t>
+            </w:r>
+          </w:p>
+        </w:tc>
+      </w:tr>
+      <w:tr>
+        <w:tc>
+          <w:tcPr>
+            <w:tcW w:type="dxa" w:w="2268"/>
+          </w:tcPr>
+          <w:p>
+            <w:r>
+              <w:t>Stivuire: fotografie + răspunsuri brute</w:t>
+            </w:r>
+          </w:p>
+        </w:tc>
+        <w:tc>
+          <w:tcPr>
+            <w:tcW w:type="dxa" w:w="2268"/>
+          </w:tcPr>
+          <w:p>
+            <w:r>
+              <w:t>0,476 ± 0,038</w:t>
+            </w:r>
+          </w:p>
+        </w:tc>
+        <w:tc>
+          <w:tcPr>
+            <w:tcW w:type="dxa" w:w="2268"/>
+          </w:tcPr>
+          <w:p>
+            <w:r>
+              <w:t>-0,020 [-0,044; +0,006]</w:t>
+            </w:r>
+          </w:p>
+        </w:tc>
+        <w:tc>
+          <w:tcPr>
+            <w:tcW w:type="dxa" w:w="2268"/>
+          </w:tcPr>
+          <w:p>
+            <w:r>
+              <w:t>2/10</w:t>
+            </w:r>
+          </w:p>
+        </w:tc>
+      </w:tr>
+      <w:tr>
+        <w:tc>
+          <w:tcPr>
+            <w:tcW w:type="dxa" w:w="2268"/>
+          </w:tcPr>
+          <w:p>
+            <w:r>
+              <w:t>Stivuire: fotografie + MLP chestionar</w:t>
+            </w:r>
+          </w:p>
+        </w:tc>
+        <w:tc>
+          <w:tcPr>
+            <w:tcW w:type="dxa" w:w="2268"/>
+          </w:tcPr>
+          <w:p>
+            <w:r>
+              <w:t>0,491 ± 0,031</w:t>
+            </w:r>
+          </w:p>
+        </w:tc>
+        <w:tc>
+          <w:tcPr>
+            <w:tcW w:type="dxa" w:w="2268"/>
+          </w:tcPr>
+          <w:p>
+            <w:r>
+              <w:t>-0,005 [-0,020; +0,011]</w:t>
+            </w:r>
+          </w:p>
+        </w:tc>
+        <w:tc>
+          <w:tcPr>
+            <w:tcW w:type="dxa" w:w="2268"/>
+          </w:tcPr>
+          <w:p>
+            <w:r>
+              <w:t>4/10</w:t>
+            </w:r>
+          </w:p>
+        </w:tc>
+      </w:tr>
+      <w:tr>
+        <w:tc>
+          <w:tcPr>
+            <w:tcW w:type="dxa" w:w="2268"/>
+          </w:tcPr>
+          <w:p>
+            <w:r>
+              <w:t>Stivuire: fotografie + sintetic a = 0,3</w:t>
+            </w:r>
+          </w:p>
+        </w:tc>
+        <w:tc>
+          <w:tcPr>
+            <w:tcW w:type="dxa" w:w="2268"/>
+          </w:tcPr>
+          <w:p>
+            <w:r>
+              <w:t>0,513 ± 0,048</w:t>
+            </w:r>
+          </w:p>
+        </w:tc>
+        <w:tc>
+          <w:tcPr>
+            <w:tcW w:type="dxa" w:w="2268"/>
+          </w:tcPr>
+          <w:p>
+            <w:r>
+              <w:t>+0,017 ± 0,036</w:t>
+            </w:r>
+          </w:p>
+        </w:tc>
+        <w:tc>
+          <w:tcPr>
+            <w:tcW w:type="dxa" w:w="2268"/>
+          </w:tcPr>
+          <w:p>
+            <w:r>
+              <w:t>6/10</w:t>
+            </w:r>
+          </w:p>
+        </w:tc>
+      </w:tr>
+      <w:tr>
+        <w:tc>
+          <w:tcPr>
+            <w:tcW w:type="dxa" w:w="2268"/>
+          </w:tcPr>
+          <w:p>
+            <w:r>
+              <w:t>Stivuire: fotografie + sintetic a = 0,5</w:t>
+            </w:r>
+          </w:p>
+        </w:tc>
+        <w:tc>
+          <w:tcPr>
+            <w:tcW w:type="dxa" w:w="2268"/>
+          </w:tcPr>
+          <w:p>
+            <w:r>
+              <w:t>0,577 ± 0,047</w:t>
+            </w:r>
+          </w:p>
+        </w:tc>
+        <w:tc>
+          <w:tcPr>
+            <w:tcW w:type="dxa" w:w="2268"/>
+          </w:tcPr>
+          <w:p>
+            <w:r>
+              <w:t>+0,081 ± 0,046</w:t>
+            </w:r>
+          </w:p>
+        </w:tc>
+        <w:tc>
+          <w:tcPr>
+            <w:tcW w:type="dxa" w:w="2268"/>
+          </w:tcPr>
+          <w:p>
+            <w:r>
+              <w:t>10/10</w:t>
+            </w:r>
+          </w:p>
+        </w:tc>
+      </w:tr>
+    </w:tbl>
+    <w:p>
+      <w:pPr>
+        <w:ind w:firstLine="709"/>
+        <w:jc w:val="both"/>
+      </w:pPr>
+      <w:r>
+        <w:t>(3) Plafonul câștigului. Întrebarea sintetică a fost pusă și în combinatorul de stivuire, pe aceleași predicții out-of-fold (</w:t>
+      </w:r>
+      <w:r>
+        <w:rPr>
+          <w:rFonts w:ascii="Courier New" w:hAnsi="Courier New" w:eastAsia="Courier New" w:cs="Courier New"/>
+          <w:sz w:val="21"/>
+        </w:rPr>
+        <w:t>ml/analysis/stacking_synthetic_ceiling.py</w:t>
+      </w:r>
+      <w:r>
+        <w:t>; zece seed-uri). Este cazul cel mai favorabil posibil: o întrebare de o anumită tărie, cu erori complet independente de fotografie. Rezultatul dă plafonul câștigului: la tăria chestionarului real (a = 0,3, întrebarea singură 0,363) câștigul este doar +0,017 ± 0,036 (mai bun în 6 din 10 seed-uri); la a = 0,4 (0,417) +0,039 (8/10), la a = 0,5 (0,485) +0,081 (10/10).</w:t>
+      </w:r>
+    </w:p>
+    <w:p>
+      <w:pPr>
+        <w:ind w:firstLine="709"/>
+        <w:jc w:val="both"/>
+      </w:pPr>
+      <w:r>
+        <w:t>Concluzia este că rezultatul nul nu provine dintr-o eroare de metodă, ci din date. O întrebare de tăria chestionarului SCIN poate aduce, chiar și în cazul ideal al independenței complete față de fotografie, cel mult aproximativ 0,02 macro-F1, iar diferențe de această mărime nu pot fi detectate cu circa 270 de cazuri de test pe seed. Răspunsurile reale sunt mai slabe decât acest ideal, deoarece greșesc mai ales pe aceleași cazuri ca fotografia (secțiunea 8.5). Pentru un câștig măsurabil ar fi nevoie de întrebări mai informative (de exemplu macro-F1 de cel puțin 0,42 singure și puțin corelate cu fotografia) sau de un set de date mult mai mare. Pentru lucrare, acesta este un rezultat util: arată de ce chestionarul nu ajută și ce ar trebui să îndeplinească un chestionar ca să ajute.</w:t>
+      </w:r>
+    </w:p>
+    <w:p>
+      <w:pPr>
         <w:pStyle w:val="Heading1"/>
       </w:pPr>
       <w:r>
@@ -6300,6 +6753,26 @@
       </w:pPr>
       <w:r>
         <w:t>[36] N. Neverova, C. Wolf, G. Taylor, F. Nebout, ModDrop: Adaptive Multi-Modal Gesture Recognition, IEEE Transactions on Pattern Analysis and Machine Intelligence 38(8), 2016. https://doi.org/10.1109/TPAMI.2015.2461544</w:t>
+      </w:r>
+    </w:p>
+    <w:p>
+      <w:pPr>
+        <w:spacing w:after="120" w:line="276" w:lineRule="auto"/>
+        <w:ind w:left="567" w:hanging="567"/>
+        <w:jc w:val="left"/>
+      </w:pPr>
+      <w:r>
+        <w:t>[37] W. Wang, D. Tran, M. Feiszli, What Makes Training Multi-Modal Classification Networks Hard?, CVPR 2020. https://arxiv.org/abs/1905.12681</w:t>
+      </w:r>
+    </w:p>
+    <w:p>
+      <w:pPr>
+        <w:spacing w:after="120" w:line="276" w:lineRule="auto"/>
+        <w:ind w:left="567" w:hanging="567"/>
+        <w:jc w:val="left"/>
+      </w:pPr>
+      <w:r>
+        <w:t>[38] D. H. Wolpert, Stacked generalization, Neural Networks 5(2), 1992. https://doi.org/10.1016/S0893-6080(05)80023-1</w:t>
       </w:r>
     </w:p>
     <w:sectPr>

--- a/docs/Teza_Licenta.docx
+++ b/docs/Teza_Licenta.docx
@@ -379,6 +379,16 @@
       </w:pPr>
       <w:r>
         <w:t>Capitolul 4. Proiectarea sistemului și arhitectura</w:t>
+        <w:tab/>
+        <w:t>5</w:t>
+      </w:r>
+    </w:p>
+    <w:p>
+      <w:pPr>
+        <w:pStyle w:val="toc2"/>
+      </w:pPr>
+      <w:r>
+        <w:t>4.1 Modelul conceptual al datelor: diagrama Entitate-Legătură extinsă (EER)</w:t>
         <w:tab/>
         <w:t>5</w:t>
       </w:r>
@@ -1212,13 +1222,210 @@
     </w:p>
     <w:p>
       <w:pPr>
+        <w:ind w:firstLine="709"/>
         <w:jc w:val="both"/>
       </w:pPr>
       <w:r>
+        <w:t>Acest capitol descrie proiectarea aplicației: modelul conceptual al datelor, arhitectura componentelor (aplicația mobilă, API-ul, serviciul de inferență și stocarea) și interfața de programare (API). Secțiunea 4.1 prezintă modelul conceptual al datelor și transformarea lui într-o schemă relațională; arhitectura, modelul fizic în MongoDB și proiectarea API-ului vor fi descrise în secțiunile următoare.</w:t>
+      </w:r>
+    </w:p>
+    <w:p>
+      <w:pPr>
+        <w:pStyle w:val="Heading2"/>
+      </w:pPr>
+      <w:r>
+        <w:t>4.1 Modelul conceptual al datelor: diagrama Entitate-Legătură extinsă (EER)</w:t>
+      </w:r>
+    </w:p>
+    <w:p>
+      <w:pPr>
+        <w:ind w:firstLine="709"/>
+        <w:jc w:val="both"/>
+      </w:pPr>
+      <w:r>
+        <w:t xml:space="preserve">Modelul Entitate-Legătură (Entity-Relationship, ER), propus de Chen [39], descrie datele unei aplicații independent de sistemul de gestiune a bazei de date care le va stoca. Elementele lui sunt: entitatea, adică o categorie de obiecte despre care se rețin date (de exemplu USER; o instanță a entității este un utilizator concret), desenată ca dreptunghi; atributul, o proprietate a entității (de exemplu email), desenat ca elipsă; cheia, atributul ale cărui valori identifică în mod unic fiecare instanță (de exemplu user_id), scrisă subliniat; și legătura (relationship), o asociere între entități (de exemplu PERFORMS: un utilizator efectuează analize), desenată ca romb. Modelul Entitate-Legătură extins (Enhanced ER, EER) adaugă concepte de tip clasă-subclasă, în special specializarea și generalizarea, cu moștenirea atributelor [40]. Diagrama a fost realizată în draw.io [41], în notația Chen, cu denumirile în limba engleză pentru a fi identice cu cele din cod. Sursa editabilă este </w:t>
+      </w:r>
+      <w:r>
         <w:rPr>
-          <w:highlight w:val="yellow"/>
+          <w:rFonts w:ascii="Courier New" w:hAnsi="Courier New" w:eastAsia="Courier New" w:cs="Courier New"/>
+          <w:sz w:val="21"/>
         </w:rPr>
-        <w:t>[De redactat: diagrame, modelul de date MongoDB, proiectarea API-ului.]</w:t>
+        <w:t>docs/diagrams/skincare_eer.drawio</w:t>
+      </w:r>
+      <w:r>
+        <w:t xml:space="preserve"> (pagina „EER model” pentru Figura 4.1 și pagina „Relational schema” pentru Figura 4.2), iar imaginile exportate se află în același director. Fișierul este generat de scriptul </w:t>
+      </w:r>
+      <w:r>
+        <w:rPr>
+          <w:rFonts w:ascii="Courier New" w:hAnsi="Courier New" w:eastAsia="Courier New" w:cs="Courier New"/>
+          <w:sz w:val="21"/>
+        </w:rPr>
+        <w:t>docs/tools/build_er_diagram.py</w:t>
+      </w:r>
+      <w:r>
+        <w:t>, astfel încât modificările modelului rămân reproductibile.</w:t>
+      </w:r>
+    </w:p>
+    <w:p>
+      <w:pPr>
+        <w:ind w:firstLine="709"/>
+        <w:jc w:val="both"/>
+      </w:pPr>
+      <w:r>
+        <w:t>Notația folosită are următoarele semnificații. Raportul de cardinalitate indică numărul maxim de instanțe ale unei entități care se pot asocia cu o instanță a celeilalte: 1:1 (unu la unu), 1:N (unu la mai mulți) sau M:N (mai mulți la mai mulți); valorile 1, N și M sunt scrise pe liniile legăturii. Participarea arată dacă fiecare instanță trebuie să ia parte la legătură: linia dublă marchează participarea totală (de exemplu, orice analiză aparține unui utilizator), iar linia simplă participarea parțială (un utilizator poate să nu aibă nicio analiză). O entitate slabă nu are o cheie proprie și este identificată prin entitatea de care aparține (proprietarul) împreună cu o cheie parțială; se desenează cu dreptunghi dublu, iar legătura care o identifică cu romb dublu. În model, ROUTINE_STEP este entitate slabă: pasul 3 are sens doar în interiorul unei rutine anume, deci cheia lui este (routine_id, step_no), unde step_no este cheia parțială (subliniată punctat). Un atribut compus are subatribute (full_name = first_name + last_name; skin_profile = skin_type, main_concern, climate). Un atribut multivalorat poate avea mai multe valori pentru aceeași instanță (variantele de răspuns options ale unei întrebări, funcțiile functions și marcajele de risc flags ale unui ingredient) și se desenează cu elipsă dublă. Un atribut derivat nu se stochează, ci se calculează din alte date (age_range din date_of_birth, total_duration ca sumă a duratelor pașilor unei rutine, safety_score din scorurile ingredientelor unui produs) și se desenează cu elipsă punctată.</w:t>
+      </w:r>
+    </w:p>
+    <w:p>
+      <w:pPr>
+        <w:ind w:firstLine="0"/>
+        <w:jc w:val="center"/>
+      </w:pPr>
+      <w:r>
+        <w:drawing>
+          <wp:inline xmlns:a="http://schemas.openxmlformats.org/drawingml/2006/main" xmlns:pic="http://schemas.openxmlformats.org/drawingml/2006/picture">
+            <wp:extent cx="5760000" cy="4170065"/>
+            <wp:docPr id="1" name="Picture 1"/>
+            <wp:cNvGraphicFramePr>
+              <a:graphicFrameLocks noChangeAspect="1"/>
+            </wp:cNvGraphicFramePr>
+            <a:graphic>
+              <a:graphicData uri="http://schemas.openxmlformats.org/drawingml/2006/picture">
+                <pic:pic>
+                  <pic:nvPicPr>
+                    <pic:cNvPr id="0" name="eer_model.png"/>
+                    <pic:cNvPicPr/>
+                  </pic:nvPicPr>
+                  <pic:blipFill>
+                    <a:blip r:embed="rId15"/>
+                    <a:stretch>
+                      <a:fillRect/>
+                    </a:stretch>
+                  </pic:blipFill>
+                  <pic:spPr>
+                    <a:xfrm>
+                      <a:off x="0" y="0"/>
+                      <a:ext cx="5760000" cy="4170065"/>
+                    </a:xfrm>
+                    <a:prstGeom prst="rect"/>
+                  </pic:spPr>
+                </pic:pic>
+              </a:graphicData>
+            </a:graphic>
+          </wp:inline>
+        </w:drawing>
+      </w:r>
+    </w:p>
+    <w:p>
+      <w:pPr>
+        <w:pStyle w:val="Caption"/>
+        <w:jc w:val="center"/>
+      </w:pPr>
+      <w:r>
+        <w:t>Figura 4.1. Diagrama Entitate-Legătură extinsă (EER) a aplicației, în notația Chen; componenta EER este specializarea disjunctă și totală a entității PHOTO.</w:t>
+      </w:r>
+    </w:p>
+    <w:p>
+      <w:pPr>
+        <w:ind w:firstLine="709"/>
+        <w:jc w:val="both"/>
+      </w:pPr>
+      <w:r>
+        <w:t>Entitățile au fost stabilite pornind de la modelul de date din planul tezei (colecțiile users, consents, refresh_tokens, skin_analyses, products, ingredients, routines și daily_logs) și de la ecranele proiectate în Figma (chestionarul de analiză, alegerea zonelor feței, rezultatele, detaliile produsului cu scorul de siguranță, constructorul de rutine, jurnalul zilnic și setările de confidențialitate). Cele 16 entități formează patru grupuri: contul și securitatea (USER, CONSENT pentru consimțămintele GDPR, REFRESH_TOKEN pentru sesiunile de autentificare, REMINDER pentru mementourile de dimineață și seară), analiza pielii (SKIN_ANALYSIS, QUESTION, FACE_ZONE, SKIN_CONCERN), fotografiile (PHOTO cu subclasele ANALYSIS_PHOTO și PROGRESS_PHOTO) și produsele cu rutinele (PRODUCT, INGREDIENT, ROUTINE, ROUTINE_STEP, DAILY_LOG).</w:t>
+      </w:r>
+    </w:p>
+    <w:p>
+      <w:pPr>
+        <w:ind w:firstLine="709"/>
+        <w:jc w:val="both"/>
+      </w:pPr>
+      <w:r>
+        <w:t>Legăturile reflectă direct metodologia din capitolul 5. ANSWERS (M:N între SKIN_ANALYSIS și QUESTION) are atributele answer_value și is_missing: o întrebare la care utilizatorul nu a răspuns este înregistrată explicit ca lipsă, la fel ca masca de valori lipsă a modelului (secțiunea 5.5), în loc să fie completată cu o valoare inventată. PREDICTS (M:N între SKIN_ANALYSIS și SKIN_CONCERN) are atributele probability și rank, deoarece modelul întoarce o probabilitate pentru fiecare categorie din secțiunea 5.4; atributul is_uncertain al analizei marchează cazurile cu încredere scăzută, pentru care aplicația recomandă consultarea unui specialist. ASSESSES (M:N între SKIN_ANALYSIS și FACE_ZONE) reține pentru fiecare zonă a feței constatarea (finding) și gradul ei (severity); harta facială pe mai multe zone este o funcționalitate opțională (stretch), de aceea participarea este parțială, iar legătura poate rămâne goală în MVP fără ca schema să se schimbe. CONTAINS (M:N între PRODUCT și INGREDIENT) păstrează în atributul position ordinea din lista INCI (International Nomenclature of Cosmetic Ingredients, denumirile standard ale ingredientelor cosmetice), care pe etichetă este descrescătoare după concentrație. RECORDS_USE (M:N între DAILY_LOG și PRODUCT) reține perioada (AM sau PM) și momentul folosirii fiecărui produs. BASED_ON leagă opțional o rutină de analiza din care a fost generată, iar USES leagă opțional un pas de rutină de un produs concret din catalog.</w:t>
+      </w:r>
+    </w:p>
+    <w:p>
+      <w:pPr>
+        <w:ind w:firstLine="709"/>
+        <w:jc w:val="both"/>
+      </w:pPr>
+      <w:r>
+        <w:t>Componenta EER a modelului este specializarea entității PHOTO. Specializarea împarte o entitate generală (superclasa) în subclase care moștenesc toate atributele și legăturile superclasei și au, în plus, atribute și legături proprii. Specializarea este disjunctă (cercul marcat cu d): o fotografie aparține unei singure subclase. Este totală (linie dublă între PHOTO și cerc): orice fotografie este fie fotografie de analiză, fie fotografie de progres. Simbolul de submulțime de pe fiecare linie arată sensul moștenirii. Ambele tipuri au aceleași atribute de stocare (photo_id, object_key, content_type, captured_at): fotografia stă criptată în stocarea de obiecte din UE, iar baza de date reține doar cheia obiectului. Diferă însă prin rest: ANALYSIS_PHOTO are shot_type și heatmap_key (harta Grad-CAM, secțiunea 5.9) și aparține unei analize (DEPICTS, o analiză are una sau mai multe fotografii, ca în SCIN), iar PROGRESS_PHOTO are caption și documentează o zi din jurnal (DOCUMENTS, 1:1). Avantajul practic este că dreptul la ștergere din GDPR se poate aplica tuturor fotografiilor unui utilizator printr-o singură entitate.</w:t>
+      </w:r>
+    </w:p>
+    <w:p>
+      <w:pPr>
+        <w:ind w:firstLine="0"/>
+        <w:jc w:val="center"/>
+      </w:pPr>
+      <w:r>
+        <w:drawing>
+          <wp:inline xmlns:a="http://schemas.openxmlformats.org/drawingml/2006/main" xmlns:pic="http://schemas.openxmlformats.org/drawingml/2006/picture">
+            <wp:extent cx="5760000" cy="2199273"/>
+            <wp:docPr id="2" name="Picture 2"/>
+            <wp:cNvGraphicFramePr>
+              <a:graphicFrameLocks noChangeAspect="1"/>
+            </wp:cNvGraphicFramePr>
+            <a:graphic>
+              <a:graphicData uri="http://schemas.openxmlformats.org/drawingml/2006/picture">
+                <pic:pic>
+                  <pic:nvPicPr>
+                    <pic:cNvPr id="0" name="relational_schema.png"/>
+                    <pic:cNvPicPr/>
+                  </pic:nvPicPr>
+                  <pic:blipFill>
+                    <a:blip r:embed="rId16"/>
+                    <a:stretch>
+                      <a:fillRect/>
+                    </a:stretch>
+                  </pic:blipFill>
+                  <pic:spPr>
+                    <a:xfrm>
+                      <a:off x="0" y="0"/>
+                      <a:ext cx="5760000" cy="2199273"/>
+                    </a:xfrm>
+                    <a:prstGeom prst="rect"/>
+                  </pic:spPr>
+                </pic:pic>
+              </a:graphicData>
+            </a:graphic>
+          </wp:inline>
+        </w:drawing>
+      </w:r>
+    </w:p>
+    <w:p>
+      <w:pPr>
+        <w:pStyle w:val="Caption"/>
+        <w:jc w:val="center"/>
+      </w:pPr>
+      <w:r>
+        <w:t>Figura 4.2. Schema relațională obținută din modelul EER (24 de tabele, notația crow's foot).</w:t>
+      </w:r>
+    </w:p>
+    <w:p>
+      <w:pPr>
+        <w:ind w:firstLine="709"/>
+        <w:jc w:val="both"/>
+      </w:pPr>
+      <w:r>
+        <w:t>Pentru a verifica modelul, el a fost transformat în modelul relațional (Figura 4.2), după regulile clasice de trecere de la EER la tabele [40]. În modelul relațional datele sunt păstrate în tabele (relații) formate din rânduri și coloane; cheia primară (PK) este coloana sau grupul de coloane care identifică unic fiecare rând, cheia străină (FK) este o coloană care conține cheia primară a unui rând din alt tabel, iar UQ marchează o constrângere de unicitate. Legăturile dintre tabele sunt desenate în notația „crow's foot”: liniuța înseamnă exact unu, cercul înseamnă opțional, iar „piciorul de cioară” (bifurcația) înseamnă mai mulți. Regulile aplicate au fost: fiecare entitate puternică devine un tabel, cu cheia ei drept cheie primară; atributele compuse se descompun în coloane simple; atributele derivate nu se stochează; la o legătură 1:N cheia străină se pune în tabelul de pe partea N (de exemplu SKIN_ANALYSIS.user_id); o legătură M:N devine un tabel de legătură care conține cheile ambelor entități și atributele legăturii (ANSWER, ZONE_ASSESSMENT, PREDICTION, PRODUCT_USE, PRODUCT_INGREDIENT); fiecare atribut multivalorat devine un tabel separat (QUESTION_OPTION, INGREDIENT_FUNCTION, INGREDIENT_FLAG); entitatea slabă ROUTINE_STEP primește cheia compusă (routine_id, step_no); legătura 1:1 DOCUMENTS devine o cheie străină unică (PROGRESS_PHOTO.log_id); iar specializarea lui PHOTO devine câte un tabel pentru superclasă și pentru fiecare subclasă, în care photo_id este simultan cheie primară și cheie străină, iar coloana photo_kind indică subclasa. Rezultatul are 24 de tabele.</w:t>
+      </w:r>
+    </w:p>
+    <w:p>
+      <w:pPr>
+        <w:ind w:firstLine="709"/>
+        <w:jc w:val="both"/>
+      </w:pPr>
+      <w:r>
+        <w:t xml:space="preserve">Modelul conceptual nu depinde de baza de date aleasă. Implementarea folosește MongoDB, o bază de date orientată pe documente, deci schema relațională servește ca verificare a modelului și ca reper, nu ca implementare. În MongoDB, datele citite mereu împreună cu entitatea proprietar sunt incluse (embedded) în documentul acesteia: răspunsurile, predicțiile și evaluările pe zone în documentul analizei, pașii în documentul rutinei, produsele folosite în documentul zilei din jurnal. Entitățile de referință partajate (produse, ingrediente, întrebări, categorii de probleme ale pielii) rămân colecții separate, referite prin identificator. Constrângerile de unicitate devin indexuri unice (email, barcode, inci_name și perechea user_id, log_date). Modelul fizic MongoDB, cu indexurile și regulile de validare, va fi descris în secțiunea următoare. Limitare: entitatea QUESTION urmează deocamdată întrebările SCIN mapate în </w:t>
+      </w:r>
+      <w:r>
+        <w:rPr>
+          <w:rFonts w:ascii="Courier New" w:hAnsi="Courier New" w:eastAsia="Courier New" w:cs="Courier New"/>
+          <w:sz w:val="21"/>
+        </w:rPr>
+        <w:t>ml/features/field_mapping.md</w:t>
+      </w:r>
+      <w:r>
+        <w:t>, deoarece chestionarul final din aplicație nu este încă implementat.</w:t>
       </w:r>
     </w:p>
     <w:p>
@@ -6775,6 +6982,36 @@
         <w:t>[38] D. H. Wolpert, Stacked generalization, Neural Networks 5(2), 1992. https://doi.org/10.1016/S0893-6080(05)80023-1</w:t>
       </w:r>
     </w:p>
+    <w:p>
+      <w:pPr>
+        <w:spacing w:after="120" w:line="276" w:lineRule="auto"/>
+        <w:ind w:left="567" w:hanging="567"/>
+        <w:jc w:val="left"/>
+      </w:pPr>
+      <w:r>
+        <w:t>[39] P. P. Chen, The Entity-Relationship Model: Toward a Unified View of Data, ACM Transactions on Database Systems 1(1), 9-36, 1976. https://doi.org/10.1145/320434.320440</w:t>
+      </w:r>
+    </w:p>
+    <w:p>
+      <w:pPr>
+        <w:spacing w:after="120" w:line="276" w:lineRule="auto"/>
+        <w:ind w:left="567" w:hanging="567"/>
+        <w:jc w:val="left"/>
+      </w:pPr>
+      <w:r>
+        <w:t>[40] T. J. Teorey, D. Yang, J. P. Fry, A Logical Design Methodology for Relational Databases Using the Extended Entity-Relationship Model, ACM Computing Surveys 18(2), 197-222, 1986. https://doi.org/10.1145/7474.7475</w:t>
+      </w:r>
+    </w:p>
+    <w:p>
+      <w:pPr>
+        <w:spacing w:after="120" w:line="276" w:lineRule="auto"/>
+        <w:ind w:left="567" w:hanging="567"/>
+        <w:jc w:val="left"/>
+      </w:pPr>
+      <w:r>
+        <w:t>[41] draw.io (diagrams.net), instrument de realizare a diagramelor, JGraph Ltd. https://www.drawio.com/</w:t>
+      </w:r>
+    </w:p>
     <w:sectPr>
       <w:footerReference w:type="default" r:id="rId13"/>
       <w:headerReference w:type="default" r:id="rId14"/>

--- a/docs/Teza_Licenta.docx
+++ b/docs/Teza_Licenta.docx
@@ -611,6 +611,16 @@
         <w:t>Anexe</w:t>
         <w:tab/>
         <w:t>17</w:t>
+      </w:r>
+    </w:p>
+    <w:p>
+      <w:pPr>
+        <w:pStyle w:val="toc2"/>
+      </w:pPr>
+      <w:r>
+        <w:t>Anexa A. Planificarea proiectului: enunțul domeniului și WBS</w:t>
+        <w:tab/>
+        <w:t/>
       </w:r>
     </w:p>
     <w:p>
@@ -6596,6 +6606,99 @@
     </w:p>
     <w:p>
       <w:pPr>
+        <w:pStyle w:val="Heading2"/>
+      </w:pPr>
+      <w:r>
+        <w:t>Anexa A. Planificarea proiectului: enunțul domeniului și WBS</w:t>
+      </w:r>
+    </w:p>
+    <w:p>
+      <w:pPr>
+        <w:ind w:firstLine="709"/>
+        <w:jc w:val="both"/>
+      </w:pPr>
+      <w:r>
+        <w:t>Proiectul a fost planificat după procesele de management al domeniului din ghidul PMBOK [42]. Domeniul proiectului înseamnă tot lucrul necesar pentru a produce livrabilele, și numai acesta. Planificarea are trei documente: carta proiectului (care autorizează proiectul și fixează obiectivele de nivel înalt), enunțul domeniului (scope statement) și structura de descompunere a lucrărilor (Work Breakdown Structure, WBS) cu dicționarul ei. Ultimele două, împreună cu enunțul, formează baza de referință a domeniului: după aprobare, orice schimbare de domeniu se face doar printr-o cerere de schimbare analizată ca impact asupra timpului, efortului și calității.</w:t>
+      </w:r>
+    </w:p>
+    <w:p>
+      <w:pPr>
+        <w:ind w:firstLine="709"/>
+        <w:jc w:val="both"/>
+      </w:pPr>
+      <w:r>
+        <w:t>Enunțul domeniului (fișierul docs/Enuntul_domeniului_Giotina.docx) descrie scopul proiectului, obiectivele SMART (specifice, măsurabile, realizabile, relevante și încadrate în timp), produsul și cerințele de nivel înalt, nouă livrabile, domeniul inclus și cel exclus, criteriile de acceptare verificabile ale fiecărui livrabil, constrângerile, ipotezele și aprobările. Excluderile scrise explicit (diagnosticul medical, monetizarea, teleconsultația, publicarea în magazinele de aplicații, mentenanța după susținere și funcțiile „stretch”) sunt prima apărare împotriva extinderii necontrolate a domeniului (scope creep). Constrângerile (limite impuse, de exemplu termenele și licența SCIN) sunt separate de ipoteze (lucruri considerate adevărate fără a fi dovedite, de exemplu disponibilitatea a cel puțin cinci testeri beta), deoarece o ipoteză falsă devine un risc.</w:t>
+      </w:r>
+    </w:p>
+    <w:p>
+      <w:pPr>
+        <w:ind w:firstLine="709"/>
+        <w:jc w:val="both"/>
+      </w:pPr>
+      <w:r>
+        <w:t>WBS-ul (Figura A.1, fișierul docs/WBS_Giotina.docx) este descompunerea ierarhică a lucrului în livrabile, nu în activități. Nivelul 1 este proiectul, nivelul 2 sunt cele 10 livrabile majore (managementul proiectului, cercetarea și cerințele, proiectarea, componenta ML, backend-ul, aplicația mobilă, testarea, articolul, teza și livrarea aplicației), iar nivelul 3 sunt cele 44 pachete de lucru. Un pachet de lucru este elementul cel mai de jos al WBS-ului, pentru care efortul se estimează, se atribuie unei persoane și se verifică printr-un rezultat clar. Codul fiecărui element începe cu codul părintelui (de exemplu 1.4 → 1.4.3), iar pachetele respectă regula 8/80 (între 8 și 80 de ore de efort). Efortul total estimat este de 1256 de ore, dintre care 260 pentru componenta ML. WBS-ul respectă regula 100%: ramurile acoperă tot lucrul din enunț, inclusiv managementul proiectului, iar fiecare lucru apare o singură dată (de exemplu, testele unitare aparțin pachetului componentei testate, iar ramura de testare conține doar testele de integrare, end-to-end, de securitate și beta). Diagrama a fost realizată în PlantUML [43], iar culoarea pachetelor arată starea lor la 15.10.2026.</w:t>
+      </w:r>
+    </w:p>
+    <w:p>
+      <w:pPr>
+        <w:ind w:firstLine="0"/>
+        <w:jc w:val="center"/>
+      </w:pPr>
+      <w:r>
+        <w:drawing>
+          <wp:inline xmlns:a="http://schemas.openxmlformats.org/drawingml/2006/main" xmlns:pic="http://schemas.openxmlformats.org/drawingml/2006/picture">
+            <wp:extent cx="5760000" cy="1508468"/>
+            <wp:docPr id="3" name="Picture 3"/>
+            <wp:cNvGraphicFramePr>
+              <a:graphicFrameLocks noChangeAspect="1"/>
+            </wp:cNvGraphicFramePr>
+            <a:graphic>
+              <a:graphicData uri="http://schemas.openxmlformats.org/drawingml/2006/picture">
+                <pic:pic>
+                  <pic:nvPicPr>
+                    <pic:cNvPr id="0" name="wbs.png"/>
+                    <pic:cNvPicPr/>
+                  </pic:nvPicPr>
+                  <pic:blipFill>
+                    <a:blip r:embed="rId17"/>
+                    <a:stretch>
+                      <a:fillRect/>
+                    </a:stretch>
+                  </pic:blipFill>
+                  <pic:spPr>
+                    <a:xfrm>
+                      <a:off x="0" y="0"/>
+                      <a:ext cx="5760000" cy="1508468"/>
+                    </a:xfrm>
+                    <a:prstGeom prst="rect"/>
+                  </pic:spPr>
+                </pic:pic>
+              </a:graphicData>
+            </a:graphic>
+          </wp:inline>
+        </w:drawing>
+      </w:r>
+    </w:p>
+    <w:p>
+      <w:pPr>
+        <w:pStyle w:val="Caption"/>
+        <w:jc w:val="center"/>
+      </w:pPr>
+      <w:r>
+        <w:t>Figura A.1. Structura de descompunere a lucrărilor (WBS) a proiectului, cu efortul estimat pe fiecare element (verde = realizat, galben = în lucru, alb = planificat). Versiunea la scară mare este docs/diagrams/wbs.svg.</w:t>
+      </w:r>
+    </w:p>
+    <w:p>
+      <w:pPr>
+        <w:ind w:firstLine="709"/>
+        <w:jc w:val="both"/>
+      </w:pPr>
+      <w:r>
+        <w:t>Dicționarul WBS conține fișele a patru pachete de lucru (1.4.3, 1.4.4, 1.5.1 și 1.6.2), fiecare cu descrierea lucrului, criteriile de acceptare, responsabilul după matricea RACI (R = execută, A = răspunde, C = consultat, I = informat), efortul, dependențele și riscurile. Pentru pachetul 1.6.2 (fluxul de analiză a pielii, 48 de ore) au fost derivate șapte activități, a căror sumă este egală cu efortul pachetului; abia la acest nivel apar verbele și ordinea lucrului, care trec apoi în calendarul proiectului (diagrama Gantt).</w:t>
+      </w:r>
+    </w:p>
+    <w:p>
+      <w:pPr>
         <w:pStyle w:val="Heading1"/>
       </w:pPr>
       <w:r>
@@ -7010,6 +7113,26 @@
       </w:pPr>
       <w:r>
         <w:t>[41] draw.io (diagrams.net), instrument de realizare a diagramelor, JGraph Ltd. https://www.drawio.com/</w:t>
+      </w:r>
+    </w:p>
+    <w:p>
+      <w:pPr>
+        <w:spacing w:after="120" w:line="276" w:lineRule="auto"/>
+        <w:ind w:left="567" w:hanging="567"/>
+        <w:jc w:val="left"/>
+      </w:pPr>
+      <w:r>
+        <w:t>[42] Project Management Institute, A Guide to the Project Management Body of Knowledge (PMBOK Guide), ediția a 6-a, 2017. https://www.pmi.org/pmbok-guide-standards/foundational/pmbok</w:t>
+      </w:r>
+    </w:p>
+    <w:p>
+      <w:pPr>
+        <w:spacing w:after="120" w:line="276" w:lineRule="auto"/>
+        <w:ind w:left="567" w:hanging="567"/>
+        <w:jc w:val="left"/>
+      </w:pPr>
+      <w:r>
+        <w:t>[43] PlantUML, Work Breakdown Structure (WBS) diagram, documentație. https://plantuml.com/wbs-diagram</w:t>
       </w:r>
     </w:p>
     <w:sectPr>

--- a/docs/Teza_Licenta.docx
+++ b/docs/Teza_Licenta.docx
@@ -6568,6 +6568,344 @@
     </w:p>
     <w:p>
       <w:pPr>
+        <w:pStyle w:val="Heading2"/>
+      </w:pPr>
+      <w:r>
+        <w:t>8.8 Setul complet Fitzpatrick17k: test extern și antrenare combinată (E7)</w:t>
+      </w:r>
+    </w:p>
+    <w:p>
+      <w:pPr>
+        <w:ind w:firstLine="709"/>
+        <w:jc w:val="both"/>
+      </w:pPr>
+      <w:r>
+        <w:t>Setul complet de imagini Fitzpatrick17k [20] (16.577 de fișiere) a fost primit de la autori, cu obligația de a fi șters după încheierea cercetării. Cu el, toate cele 4.012 imagini care corespund categoriilor țintă pot fi folosite (înainte doar 619 se mai puteau descărca). Imaginile nu sunt redistribuite și nu apar în aplicație, în depozitul de cod sau în lucrare; se raportează doar valori agregate. Au fost făcute două lucruri: testul extern complet al modelului SCIN și un experiment nou, E7, care verifică dacă imaginile suplimentare fac modelul mai precis.</w:t>
+      </w:r>
+    </w:p>
+    <w:p>
+      <w:pPr>
+        <w:ind w:firstLine="709"/>
+        <w:jc w:val="both"/>
+      </w:pPr>
+      <w:r>
+        <w:t>Testul extern complet (zero-shot, adică fără nicio reantrenare). Cele zece modele doar cu imagine din E1 (câte unul pe seed) obțin pe cele 4.012 imagini un macro-F1 de 0,393 ± 0,016, față de 0,519 pe testul SCIN. Scăderea arată schimbarea de domeniu: fotografiile clinice din atlase diferă de fotografiile făcute cu telefonul în SCIN, iar categoria normal_other este dominată aici de psoriazis. Performanța scade odată cu tonul pielii: macro-F1 0,412 pentru eFST I–II, 0,371 pentru III–IV și 0,312 pentru V–VI. Pe categorii, redness_rosacea este cea mai slabă (F1 0,237).</w:t>
+      </w:r>
+    </w:p>
+    <w:p>
+      <w:pPr>
+        <w:ind w:firstLine="709"/>
+        <w:jc w:val="both"/>
+      </w:pPr>
+      <w:r>
+        <w:t>Duplicate și fotografii ale aceluiași pacient. Fitzpatrick17k conține multe aproape-duplicate [44]: aceeași fotografie reîncărcată, redimensionată, oglindită sau decupată, și mai multe fotografii ale aceluiași pacient. Dacă una ajunge în antrenare și alta în test, scorul de test este prea mare (scurgere de date, data leakage). Două verificări leagă imaginile (</w:t>
+      </w:r>
+      <w:r>
+        <w:rPr>
+          <w:rFonts w:ascii="Courier New" w:hAnsi="Courier New" w:eastAsia="Courier New" w:cs="Courier New"/>
+          <w:sz w:val="21"/>
+        </w:rPr>
+        <w:t>ml/splits/make_fitzpatrick_splits.py</w:t>
+      </w:r>
+      <w:r>
+        <w:t xml:space="preserve">). (a) Hash-ul de diferență (dHash) pe 256 de biți: imaginea este transformată în tonuri de gri și micșorată la 17 × 16 pixeli, iar fiecare bit spune dacă un pixel este mai luminos decât vecinul din dreapta. Distanța Hamming (numărul de biți diferiți, 0–256) măsoară cât de diferite sunt două hash-uri; două imagini sunt legate dacă distanța este cel mult 20. (b) Similaritatea cosinus (între -1 și 1; 1 înseamnă aceeași direcție) a trăsăturilor ImageNet ale unei rețele EfficientNet-B0 fără antrenare pe piele; două imagini sunt legate dacă similaritatea este cel puțin 0,88. Pragul a fost ales prin inspecția vizuală a unor perechi: peste 0,88 aproape toate perechile arătau același pacient sau aceeași leziune, sub 0,87 apăreau des fotografii fără legătură. Imaginile legate formează grupuri (prin union-find, o structură care unește grupurile pe măsură ce apar legături): 588 de perechi, 903 imagini în grupuri de cel puțin două. Pentru fiecare seed, </w:t>
+      </w:r>
+      <w:r>
+        <w:rPr>
+          <w:rFonts w:ascii="Courier New" w:hAnsi="Courier New" w:eastAsia="Courier New" w:cs="Courier New"/>
+          <w:sz w:val="21"/>
+        </w:rPr>
+        <w:t>StratifiedGroupKFold</w:t>
+      </w:r>
+      <w:r>
+        <w:t xml:space="preserve"> (împărțire în cinci părți care păstrează grupurile întregi și proporția categoriilor) pune circa 20% din grupuri în setul de test Fitzpatrick17k (803 imagini), restul de 3.209 imagini putând fi folosite la antrenare.</w:t>
+      </w:r>
+    </w:p>
+    <w:p>
+      <w:pPr>
+        <w:ind w:firstLine="709"/>
+        <w:jc w:val="both"/>
+      </w:pPr>
+      <w:r>
+        <w:t>Experimentul E7 (</w:t>
+      </w:r>
+      <w:r>
+        <w:rPr>
+          <w:rFonts w:ascii="Courier New" w:hAnsi="Courier New" w:eastAsia="Courier New" w:cs="Courier New"/>
+          <w:sz w:val="21"/>
+        </w:rPr>
+        <w:t>ml/run_fitz_pooling.py</w:t>
+      </w:r>
+      <w:r>
+        <w:t>) compară modelul doar cu imagine din E1 cu două moduri de a folosi imaginile suplimentare, cu aceeași rețea (EfficientNet-B0), aceeași antrenare în etape și aceleași zece seed-uri: (1) reunirea datelor (data pooling): antrenarea pe SCIN și pe partea de antrenare Fitzpatrick17k împreună, cu ponderi de clasă calculate pe setul reunit; (2) transfer secvențial: antrenarea întâi doar pe Fitzpatrick17k, apoi ajustarea fină (fine-tuning, continuarea antrenării cu o rată de învățare mică) pe SCIN. Oprirea timpurie folosește mereu validarea SCIN, deoarece ținta aplicației sunt fotografiile de telefon. Fiecare model este testat pe testul SCIN (pereche cu E1, pe aceleași cazuri) și pe setul de test Fitzpatrick17k al seed-ului, pe care nu l-a văzut. Experimentul este doar de cercetare: modelul livrat în aplicație rămâne antrenat numai pe SCIN.</w:t>
+      </w:r>
+    </w:p>
+    <w:p>
+      <w:pPr>
+        <w:ind w:firstLine="709"/>
+        <w:jc w:val="both"/>
+      </w:pPr>
+      <w:r>
+        <w:t>Tabelul 8.8. Experimentul E7 (zece seed-uri; medie ± abatere standard; diferență pereche față de modelul doar cu fotografie, cu interval bootstrap de 95% și numărul de seed-uri mai bune).</w:t>
+      </w:r>
+    </w:p>
+    <w:tbl>
+      <w:tblPr>
+        <w:tblStyle w:val="TableGrid"/>
+        <w:tblW w:type="auto" w:w="0"/>
+        <w:tblLook w:firstColumn="1" w:firstRow="1" w:lastColumn="0" w:lastRow="0" w:noHBand="0" w:noVBand="1" w:val="04A0"/>
+      </w:tblPr>
+      <w:tblGrid>
+        <w:gridCol w:w="1814"/>
+        <w:gridCol w:w="1814"/>
+        <w:gridCol w:w="1814"/>
+        <w:gridCol w:w="1814"/>
+        <w:gridCol w:w="1814"/>
+      </w:tblGrid>
+      <w:tr>
+        <w:tc>
+          <w:tcPr>
+            <w:tcW w:type="dxa" w:w="1814"/>
+          </w:tcPr>
+          <w:p>
+            <w:r>
+              <w:rPr>
+                <w:b/>
+              </w:rPr>
+              <w:t>Model</w:t>
+            </w:r>
+          </w:p>
+        </w:tc>
+        <w:tc>
+          <w:tcPr>
+            <w:tcW w:type="dxa" w:w="1814"/>
+          </w:tcPr>
+          <w:p>
+            <w:r>
+              <w:rPr>
+                <w:b/>
+              </w:rPr>
+              <w:t>Macro-F1 SCIN</w:t>
+            </w:r>
+          </w:p>
+        </w:tc>
+        <w:tc>
+          <w:tcPr>
+            <w:tcW w:type="dxa" w:w="1814"/>
+          </w:tcPr>
+          <w:p>
+            <w:r>
+              <w:rPr>
+                <w:b/>
+              </w:rPr>
+              <w:t>Diferență SCIN</w:t>
+            </w:r>
+          </w:p>
+        </w:tc>
+        <w:tc>
+          <w:tcPr>
+            <w:tcW w:type="dxa" w:w="1814"/>
+          </w:tcPr>
+          <w:p>
+            <w:r>
+              <w:rPr>
+                <w:b/>
+              </w:rPr>
+              <w:t>Macro-F1 Fitzpatrick17k</w:t>
+            </w:r>
+          </w:p>
+        </w:tc>
+        <w:tc>
+          <w:tcPr>
+            <w:tcW w:type="dxa" w:w="1814"/>
+          </w:tcPr>
+          <w:p>
+            <w:r>
+              <w:rPr>
+                <w:b/>
+              </w:rPr>
+              <w:t>Diferență Fitzpatrick17k</w:t>
+            </w:r>
+          </w:p>
+        </w:tc>
+      </w:tr>
+      <w:tr>
+        <w:tc>
+          <w:tcPr>
+            <w:tcW w:type="dxa" w:w="1814"/>
+          </w:tcPr>
+          <w:p>
+            <w:r>
+              <w:t>Doar fotografie, SCIN (E1; zero-shot pe Fitzpatrick17k)</w:t>
+            </w:r>
+          </w:p>
+        </w:tc>
+        <w:tc>
+          <w:tcPr>
+            <w:tcW w:type="dxa" w:w="1814"/>
+          </w:tcPr>
+          <w:p>
+            <w:r>
+              <w:t>0,519 ± 0,040</w:t>
+            </w:r>
+          </w:p>
+        </w:tc>
+        <w:tc>
+          <w:tcPr>
+            <w:tcW w:type="dxa" w:w="1814"/>
+          </w:tcPr>
+          <w:p>
+            <w:r>
+              <w:t>referință</w:t>
+            </w:r>
+          </w:p>
+        </w:tc>
+        <w:tc>
+          <w:tcPr>
+            <w:tcW w:type="dxa" w:w="1814"/>
+          </w:tcPr>
+          <w:p>
+            <w:r>
+              <w:t>0,410 ± 0,022</w:t>
+            </w:r>
+          </w:p>
+        </w:tc>
+        <w:tc>
+          <w:tcPr>
+            <w:tcW w:type="dxa" w:w="1814"/>
+          </w:tcPr>
+          <w:p>
+            <w:r>
+              <w:t>referință</w:t>
+            </w:r>
+          </w:p>
+        </w:tc>
+      </w:tr>
+      <w:tr>
+        <w:tc>
+          <w:tcPr>
+            <w:tcW w:type="dxa" w:w="1814"/>
+          </w:tcPr>
+          <w:p>
+            <w:r>
+              <w:t>Reunirea datelor (SCIN + Fitzpatrick17k)</w:t>
+            </w:r>
+          </w:p>
+        </w:tc>
+        <w:tc>
+          <w:tcPr>
+            <w:tcW w:type="dxa" w:w="1814"/>
+          </w:tcPr>
+          <w:p>
+            <w:r>
+              <w:t>0,484 ± 0,071</w:t>
+            </w:r>
+          </w:p>
+        </w:tc>
+        <w:tc>
+          <w:tcPr>
+            <w:tcW w:type="dxa" w:w="1814"/>
+          </w:tcPr>
+          <w:p>
+            <w:r>
+              <w:t>-0,035 [-0,071; -0,002]; 2/10</w:t>
+            </w:r>
+          </w:p>
+        </w:tc>
+        <w:tc>
+          <w:tcPr>
+            <w:tcW w:type="dxa" w:w="1814"/>
+          </w:tcPr>
+          <w:p>
+            <w:r>
+              <w:t>0,626 ± 0,062</w:t>
+            </w:r>
+          </w:p>
+        </w:tc>
+        <w:tc>
+          <w:tcPr>
+            <w:tcW w:type="dxa" w:w="1814"/>
+          </w:tcPr>
+          <w:p>
+            <w:r>
+              <w:t>+0,216 [+0,202; +0,231]; 10/10</w:t>
+            </w:r>
+          </w:p>
+        </w:tc>
+      </w:tr>
+      <w:tr>
+        <w:tc>
+          <w:tcPr>
+            <w:tcW w:type="dxa" w:w="1814"/>
+          </w:tcPr>
+          <w:p>
+            <w:r>
+              <w:t>Transfer secvențial (Fitzpatrick17k, apoi SCIN)</w:t>
+            </w:r>
+          </w:p>
+        </w:tc>
+        <w:tc>
+          <w:tcPr>
+            <w:tcW w:type="dxa" w:w="1814"/>
+          </w:tcPr>
+          <w:p>
+            <w:r>
+              <w:t>0,496 ± 0,051</w:t>
+            </w:r>
+          </w:p>
+        </w:tc>
+        <w:tc>
+          <w:tcPr>
+            <w:tcW w:type="dxa" w:w="1814"/>
+          </w:tcPr>
+          <w:p>
+            <w:r>
+              <w:t>-0,024 [-0,049; +0,001]; 3/10</w:t>
+            </w:r>
+          </w:p>
+        </w:tc>
+        <w:tc>
+          <w:tcPr>
+            <w:tcW w:type="dxa" w:w="1814"/>
+          </w:tcPr>
+          <w:p>
+            <w:r>
+              <w:t>0,464 ± 0,049</w:t>
+            </w:r>
+          </w:p>
+        </w:tc>
+        <w:tc>
+          <w:tcPr>
+            <w:tcW w:type="dxa" w:w="1814"/>
+          </w:tcPr>
+          <w:p>
+            <w:r>
+              <w:t>+0,053 [+0,042; +0,065]; 9/10</w:t>
+            </w:r>
+          </w:p>
+        </w:tc>
+      </w:tr>
+    </w:tbl>
+    <w:p>
+      <w:pPr>
+        <w:ind w:firstLine="709"/>
+        <w:jc w:val="both"/>
+      </w:pPr>
+      <w:r>
+        <w:t>Rezultatele (Tabelul 8.8) răspund negativ la întrebarea dacă imaginile suplimentare ajută ținta aplicației. Pe testul SCIN, reunirea datelor scade macro-F1 cu 0,035 [-0,071; -0,002] (mai bună doar în 2 din 10 seed-uri; t-test pereche p = 0,016), iar acuratețea echilibrată (media recall-ului pe categorii) scade de la 0,610 la 0,499. Transferul secvențial scade macro-F1 cu 0,024 [-0,049; +0,001] (3/10 seed-uri). Pe categorii, reunirea crește F1 pentru eczema_dermatitis (+0,042) dar îl scade pentru redness_rosacea (-0,107) și acne (-0,057). Pe setul Fitzpatrick17k, în schimb, reunirea crește macro-F1 de la 0,410 (zero-shot) la 0,626 (+0,216, 10/10 seed-uri), iar diferența dintre tonuri aproape dispare (I–II 0,633; III–IV 0,615; V–VI 0,606, față de 0,429 / 0,380 / 0,353 zero-shot). Transferul secvențial păstrează doar o parte din acest câștig (0,464).</w:t>
+      </w:r>
+    </w:p>
+    <w:p>
+      <w:pPr>
+        <w:ind w:firstLine="709"/>
+        <w:jc w:val="both"/>
+      </w:pPr>
+      <w:r>
+        <w:t>Interpretarea este că mai multe imagini ajută doar dacă seamănă cu fotografiile pe care va fi folosit modelul. Fotografiile clinice din atlase au altă încadrare, altă lumină și o altă compoziție a categoriilor (normal_other înseamnă mai ales psoriazis), iar modelul reunit își adaptează deciziile la ele, în detrimentul fotografiilor de telefon. Câștigul mare pe Fitzpatrick17k este un câștig în același domeniu (antrenare și test din aceeași sursă), nu o îmbunătățire a modelului aplicației. Pentru lucrare rezultă două concluzii: modelul SCIN rămâne cel ales, iar decalajul pe tonuri de piele observat zero-shot ține în mare parte de schimbarea de domeniu, deoarece dispare aproape complet când modelul vede date din aceeași sursă.</w:t>
+      </w:r>
+    </w:p>
+    <w:p>
+      <w:pPr>
         <w:pStyle w:val="Heading1"/>
       </w:pPr>
       <w:r>
@@ -7133,6 +7471,16 @@
       </w:pPr>
       <w:r>
         <w:t>[43] PlantUML, Work Breakdown Structure (WBS) diagram, documentație. https://plantuml.com/wbs-diagram</w:t>
+      </w:r>
+    </w:p>
+    <w:p>
+      <w:pPr>
+        <w:spacing w:after="120" w:line="276" w:lineRule="auto"/>
+        <w:ind w:left="567" w:hanging="567"/>
+        <w:jc w:val="left"/>
+      </w:pPr>
+      <w:r>
+        <w:t>[44] K. Abhishek, A. Jain, G. Hamarneh, Investigating the Quality of DermaMNIST and Fitzpatrick17k Dermatological Image Datasets, Scientific Data 12, 196, 2025. https://doi.org/10.1038/s41597-025-04382-5</w:t>
       </w:r>
     </w:p>
     <w:sectPr>

--- a/docs/Teza_Licenta.docx
+++ b/docs/Teza_Licenta.docx
@@ -618,7 +618,7 @@
         <w:pStyle w:val="toc2"/>
       </w:pPr>
       <w:r>
-        <w:t>Anexa A. Planificarea proiectului: enunțul domeniului și WBS</w:t>
+        <w:t>Anexa A. Planificarea proiectului: enunțul domeniului, WBS și riscurile</w:t>
         <w:tab/>
         <w:t/>
       </w:r>
@@ -6906,87 +6906,59 @@
     </w:p>
     <w:p>
       <w:pPr>
-        <w:pStyle w:val="Heading1"/>
-      </w:pPr>
-      <w:r>
-        <w:t>Capitolul 9. Concluzii și direcții viitoare</w:t>
+        <w:pStyle w:val="Heading2"/>
+      </w:pPr>
+      <w:r>
+        <w:t>8.9 Răspunsuri lipsă pe câmpuri și în mod natural (E2, completare)</w:t>
       </w:r>
     </w:p>
     <w:p>
       <w:pPr>
+        <w:ind w:firstLine="709"/>
         <w:jc w:val="both"/>
       </w:pPr>
       <w:r>
+        <w:t>Secțiunea 8.6 a ascuns o proporție aleatoare din răspunsuri. Trei verificări completează experimentul E2 (</w:t>
+      </w:r>
+      <w:r>
         <w:rPr>
-          <w:highlight w:val="yellow"/>
+          <w:rFonts w:ascii="Courier New" w:hAnsi="Courier New" w:eastAsia="Courier New" w:cs="Courier New"/>
+          <w:sz w:val="21"/>
         </w:rPr>
-        <w:t>[De redactat: concluzii și direcții viitoare, inclusiv traseul pentru tendințe și monetizare.]</w:t>
+        <w:t>ml/eval_missingness.py</w:t>
+      </w:r>
+      <w:r>
+        <w:t>, zece seed-uri, aceleași cazuri de test). (1) Eliminarea pe câmpuri: fiecare întrebare (grupa de vârstă, zona corpului, simptomele, textura, durata, tipul de piele) este ascunsă pentru toate cazurile, iar separat se păstrează doar acea întrebare și se ascund toate celelalte. Un câmp ascuns primește trăsături 0 și masca 1, exact ca un răspuns sărit (fără imputare, adică fără a ghici valoarea lipsă). (2) Lipsa naturală: cazurile de test sunt grupate după câte întrebări a lăsat necompletate chiar contribuitorul SCIN: complet (niciuna), parțial (unele) și gol (toate). Vârsta nu intră în numărătoare, deoarece „vârstă necunoscută” este codificată ca răspuns explicit, deci întrebarea nu lipsește niciodată. (3) Curba macro-F1 în funcție de proporția de răspunsuri ascunse (Figura 8.1). Pentru fiecare diferență se raportează media pe seed-uri, intervalul de încredere de 95% bazat pe distribuția t (pe cele zece diferențe pereche), numărul de seed-uri în care diferența este negativă și valoarea p corectată Holm (corecție pentru comparații multiple: fiecare test este judecat la un prag mai strict, astfel încât probabilitatea unui fals pozitiv în toată familia de teste să rămână 5%).</w:t>
       </w:r>
     </w:p>
     <w:p>
       <w:pPr>
-        <w:pStyle w:val="Heading1"/>
-      </w:pPr>
-      <w:r>
-        <w:t>Anexe</w:t>
+        <w:ind w:firstLine="709"/>
+        <w:jc w:val="both"/>
+      </w:pPr>
+      <w:r>
+        <w:t>Niciun câmp nu contează. Ascunderea oricărei singure întrebări schimbă macro-F1 cu cel mult 0,008, în oricare dintre cele patru modele de fuziune (concatenare fără dropout, cu dropout fix, cu dropout aleator și FiLM), iar niciun efect nu rămâne semnificativ după corecția Holm. Păstrarea unei singure întrebări dă același rezultat (scăderi de 0,000-0,010, toate cu intervale care includ sau ating 0). Acest lucru confirmă secțiunile 8.5-8.7: modelul de fuziune folosește foarte puțin chestionarul, deci nu există un câmp anume a cărui lipsă să-l afecteze.</w:t>
       </w:r>
     </w:p>
     <w:p>
       <w:pPr>
+        <w:ind w:firstLine="709"/>
         <w:jc w:val="both"/>
       </w:pPr>
       <w:r>
-        <w:rPr>
-          <w:highlight w:val="yellow"/>
-        </w:rPr>
-        <w:t>[De redactat: modelul de date și indecșii, documentația API, fișa modelului (*model card*), texte de consimțământ și confidențialitate.]</w:t>
+        <w:t>Pe chestionarele lipsă în mod natural apare o diferență mică între antrenări. În medie, pe seed există 139 de cazuri de test complete, 95 parțiale și 37 goale. Pe cazurile goale, concatenarea antrenată fără răspunsuri ascunse este cu 0,041 sub modelul doar cu fotografie (interval [-0,097; +0,014]), în timp ce variantele antrenate cu răspunsuri ascunse sunt la nivelul lui (+0,009 cu dropout fix, +0,006 cu dropout aleator, +0,002 pentru FiLM). Intervalele includ 0, deci este doar un indiciu: un model care nu a văzut niciodată un chestionar gol la antrenare se poate comporta mai slab când îl întâlnește. Pentru aplicație, concluzia practică rămâne aceeași: modelul doar cu fotografie este cel puțin la fel de bun la orice nivel de completare (Figura 8.1).</w:t>
       </w:r>
     </w:p>
     <w:p>
       <w:pPr>
-        <w:pStyle w:val="Heading2"/>
-      </w:pPr>
-      <w:r>
-        <w:t>Anexa A. Planificarea proiectului: enunțul domeniului și WBS</w:t>
-      </w:r>
-    </w:p>
-    <w:p>
-      <w:pPr>
         <w:ind w:firstLine="709"/>
         <w:jc w:val="both"/>
       </w:pPr>
       <w:r>
-        <w:t>Proiectul a fost planificat după procesele de management al domeniului din ghidul PMBOK [42]. Domeniul proiectului înseamnă tot lucrul necesar pentru a produce livrabilele, și numai acesta. Planificarea are trei documente: carta proiectului (care autorizează proiectul și fixează obiectivele de nivel înalt), enunțul domeniului (scope statement) și structura de descompunere a lucrărilor (Work Breakdown Structure, WBS) cu dicționarul ei. Ultimele două, împreună cu enunțul, formează baza de referință a domeniului: după aprobare, orice schimbare de domeniu se face doar printr-o cerere de schimbare analizată ca impact asupra timpului, efortului și calității.</w:t>
-      </w:r>
-    </w:p>
-    <w:p>
-      <w:pPr>
-        <w:ind w:firstLine="709"/>
-        <w:jc w:val="both"/>
-      </w:pPr>
-      <w:r>
-        <w:t>Enunțul domeniului (fișierul docs/Enuntul_domeniului_Giotina.docx) descrie scopul proiectului, obiectivele SMART (specifice, măsurabile, realizabile, relevante și încadrate în timp), produsul și cerințele de nivel înalt, nouă livrabile, domeniul inclus și cel exclus, criteriile de acceptare verificabile ale fiecărui livrabil, constrângerile, ipotezele și aprobările. Excluderile scrise explicit (diagnosticul medical, monetizarea, teleconsultația, publicarea în magazinele de aplicații, mentenanța după susținere și funcțiile „stretch”) sunt prima apărare împotriva extinderii necontrolate a domeniului (scope creep). Constrângerile (limite impuse, de exemplu termenele și licența SCIN) sunt separate de ipoteze (lucruri considerate adevărate fără a fi dovedite, de exemplu disponibilitatea a cel puțin cinci testeri beta), deoarece o ipoteză falsă devine un risc.</w:t>
-      </w:r>
-    </w:p>
-    <w:p>
-      <w:pPr>
-        <w:ind w:firstLine="709"/>
-        <w:jc w:val="both"/>
-      </w:pPr>
-      <w:r>
-        <w:t>WBS-ul (Figura A.1, fișierul docs/WBS_Giotina.docx) este descompunerea ierarhică a lucrului în livrabile, nu în activități. Nivelul 1 este proiectul, nivelul 2 sunt cele 10 livrabile majore (managementul proiectului, cercetarea și cerințele, proiectarea, componenta ML, backend-ul, aplicația mobilă, testarea, articolul, teza și livrarea aplicației), iar nivelul 3 sunt cele 44 pachete de lucru. Un pachet de lucru este elementul cel mai de jos al WBS-ului, pentru care efortul se estimează, se atribuie unei persoane și se verifică printr-un rezultat clar. Codul fiecărui element începe cu codul părintelui (de exemplu 1.4 → 1.4.3), iar pachetele respectă regula 8/80 (între 8 și 80 de ore de efort). Efortul total estimat este de 1256 de ore, dintre care 260 pentru componenta ML. WBS-ul respectă regula 100%: ramurile acoperă tot lucrul din enunț, inclusiv managementul proiectului, iar fiecare lucru apare o singură dată (de exemplu, testele unitare aparțin pachetului componentei testate, iar ramura de testare conține doar testele de integrare, end-to-end, de securitate și beta). Diagrama a fost realizată în PlantUML [43], iar culoarea pachetelor arată starea lor la 15.10.2026.</w:t>
-      </w:r>
-    </w:p>
-    <w:p>
-      <w:pPr>
-        <w:ind w:firstLine="0"/>
-        <w:jc w:val="center"/>
-      </w:pPr>
-      <w:r>
         <w:drawing>
           <wp:inline xmlns:a="http://schemas.openxmlformats.org/drawingml/2006/main" xmlns:pic="http://schemas.openxmlformats.org/drawingml/2006/picture">
-            <wp:extent cx="5760000" cy="1508468"/>
-            <wp:docPr id="3" name="Picture 3"/>
+            <wp:extent cx="5303520" cy="3480435"/>
+            <wp:docPr id="4" name="Picture 4"/>
             <wp:cNvGraphicFramePr>
               <a:graphicFrameLocks noChangeAspect="1"/>
             </wp:cNvGraphicFramePr>
@@ -6994,11 +6966,11 @@
               <a:graphicData uri="http://schemas.openxmlformats.org/drawingml/2006/picture">
                 <pic:pic>
                   <pic:nvPicPr>
-                    <pic:cNvPr id="0" name="wbs.png"/>
+                    <pic:cNvPr id="0" name="e2_curve.png"/>
                     <pic:cNvPicPr/>
                   </pic:nvPicPr>
                   <pic:blipFill>
-                    <a:blip r:embed="rId17"/>
+                    <a:blip r:embed="rId18"/>
                     <a:stretch>
                       <a:fillRect/>
                     </a:stretch>
@@ -7006,7 +6978,7 @@
                   <pic:spPr>
                     <a:xfrm>
                       <a:off x="0" y="0"/>
-                      <a:ext cx="5760000" cy="1508468"/>
+                      <a:ext cx="5303520" cy="3480435"/>
                     </a:xfrm>
                     <a:prstGeom prst="rect"/>
                   </pic:spPr>
@@ -7019,11 +6991,2335 @@
     </w:p>
     <w:p>
       <w:pPr>
+        <w:ind w:firstLine="709"/>
+        <w:jc w:val="both"/>
+      </w:pPr>
+      <w:r>
+        <w:t>Figura 8.1. Macro-F1 pe testul SCIN în funcție de proporția de răspunsuri ascunse la testare (medie și interval de încredere de 95% pe zece seed-uri). Linia întreruptă: modelul doar cu fotografie, care nu citește chestionarul.</w:t>
+      </w:r>
+    </w:p>
+    <w:p>
+      <w:pPr>
+        <w:pStyle w:val="Heading2"/>
+      </w:pPr>
+      <w:r>
+        <w:t>8.10 Encodere pre-antrenate înghețate și sondă liniară (E5)</w:t>
+      </w:r>
+    </w:p>
+    <w:p>
+      <w:pPr>
+        <w:ind w:firstLine="709"/>
+        <w:jc w:val="both"/>
+      </w:pPr>
+      <w:r>
+        <w:t>Experimentul E5 compară rețeaua EfficientNet-B0 ajustată fin (toate straturile antrenate pe SCIN, secțiunea 8.4) cu encodere înghețate urmate de o sondă liniară. Un encoder înghețat este o rețea pre-antrenată ale cărei ponderi nu se mai modifică: fiecare imagine este transformată o singură dată într-un vector de trăsături. Sonda liniară (linear probe) este un singur strat liniar antrenat peste aceste trăsături, cu aceeași pondere a claselor ca modelul de referință și cu o penalizare L2 (termen care micșorează ponderile pentru a evita supraînvățarea), aleasă pe validare. Sonda măsoară cât de utile sunt trăsăturile ca atare pentru categoriile noastre.</w:t>
+      </w:r>
+    </w:p>
+    <w:p>
+      <w:pPr>
+        <w:ind w:firstLine="709"/>
+        <w:jc w:val="both"/>
+      </w:pPr>
+      <w:r>
+        <w:t>S-au comparat șase encodere, în trei familii. (1) Supervizate pe ImageNet: EfficientNet-B0 (aceeași rețea, dar neajustată) și un Vision Transformer ViT-B/16 [45] pre-antrenat pe ImageNet-21k (14 milioane de imagini, 21.000 de clase). Un Vision Transformer împarte imaginea în pătrate mici (patch-uri) și le prelucrează cu mecanismul de atenție, care cântărește cât contează fiecare patch pentru celelalte. (2) Auto-supervizat general: DINOv2 ViT-B/14 [46], antrenat fără etichete pe 142 de milioane de imagini selectate, învățând ca două vederi diferite ale aceleiași imagini să aibă trăsături asemănătoare. (3) Modele fundație pentru dermatologie. Un model fundație este un model mare pre-antrenat pe date foarte multe și variate, gândit să fie refolosit pentru multe sarcini. PanDerm [23] este pre-antrenat auto-supervizat pe peste două milioane de imagini de boli de piele (clinice, dermatoscopice și din alte modalități), în două mărimi: Base (ViT-B/16, circa 86 de milioane de parametri) și Large (ViT-L/16, circa 303 milioane). DermLIP [24] este un model imagine-text de tip CLIP [22] (antrenare contrastivă: imaginea și descrierea ei sunt aduse aproape în același spațiu de trăsături, iar perechile nepotrivite sunt îndepărtate), antrenat pe circa un milion de perechi imagine-text din dermatologie; se folosește doar encoderul de imagine (ViT-B/16). Ponderile PanDerm au fost încărcate în implementarea timm a ViT; conversia a fost verificată față de codul autorilor (diferență maximă a trăsăturilor 2·10⁻⁶, adică doar rotunjire numerică).</w:t>
+      </w:r>
+    </w:p>
+    <w:p>
+      <w:pPr>
+        <w:ind w:firstLine="709"/>
+        <w:jc w:val="both"/>
+      </w:pPr>
+      <w:r>
+        <w:t>Tabelul 8.9. Experimentul E5 pe testul SCIN (zece seed-uri; medie ± abatere standard; diferență pereche de macro-F1 cu interval bootstrap de 95% și numărul de seed-uri mai bune).</w:t>
+      </w:r>
+    </w:p>
+    <w:tbl>
+      <w:tblPr>
+        <w:tblStyle w:val="TableGrid"/>
+        <w:tblW w:type="auto" w:w="0"/>
+        <w:tblLook w:firstColumn="1" w:firstRow="1" w:lastColumn="0" w:lastRow="0" w:noHBand="0" w:noVBand="1" w:val="04A0"/>
+      </w:tblPr>
+      <w:tblGrid>
+        <w:gridCol w:w="1814"/>
+        <w:gridCol w:w="1814"/>
+        <w:gridCol w:w="1814"/>
+        <w:gridCol w:w="1814"/>
+        <w:gridCol w:w="1814"/>
+      </w:tblGrid>
+      <w:tr>
+        <w:tc>
+          <w:tcPr>
+            <w:tcW w:type="dxa" w:w="1814"/>
+          </w:tcPr>
+          <w:p>
+            <w:r>
+              <w:rPr>
+                <w:b/>
+              </w:rPr>
+              <w:t>Model</w:t>
+            </w:r>
+          </w:p>
+        </w:tc>
+        <w:tc>
+          <w:tcPr>
+            <w:tcW w:type="dxa" w:w="1814"/>
+          </w:tcPr>
+          <w:p>
+            <w:r>
+              <w:rPr>
+                <w:b/>
+              </w:rPr>
+              <w:t>Macro-F1</w:t>
+            </w:r>
+          </w:p>
+        </w:tc>
+        <w:tc>
+          <w:tcPr>
+            <w:tcW w:type="dxa" w:w="1814"/>
+          </w:tcPr>
+          <w:p>
+            <w:r>
+              <w:rPr>
+                <w:b/>
+              </w:rPr>
+              <w:t>Acuratețe echilibrată</w:t>
+            </w:r>
+          </w:p>
+        </w:tc>
+        <w:tc>
+          <w:tcPr>
+            <w:tcW w:type="dxa" w:w="1814"/>
+          </w:tcPr>
+          <w:p>
+            <w:r>
+              <w:rPr>
+                <w:b/>
+              </w:rPr>
+              <w:t>ECE</w:t>
+            </w:r>
+          </w:p>
+        </w:tc>
+        <w:tc>
+          <w:tcPr>
+            <w:tcW w:type="dxa" w:w="1814"/>
+          </w:tcPr>
+          <w:p>
+            <w:r>
+              <w:rPr>
+                <w:b/>
+              </w:rPr>
+              <w:t>Diferență față de modelul ajustat fin</w:t>
+            </w:r>
+          </w:p>
+        </w:tc>
+      </w:tr>
+      <w:tr>
+        <w:tc>
+          <w:tcPr>
+            <w:tcW w:type="dxa" w:w="1814"/>
+          </w:tcPr>
+          <w:p>
+            <w:r>
+              <w:t>EfficientNet-B0, ajustat fin (referință)</w:t>
+            </w:r>
+          </w:p>
+        </w:tc>
+        <w:tc>
+          <w:tcPr>
+            <w:tcW w:type="dxa" w:w="1814"/>
+          </w:tcPr>
+          <w:p>
+            <w:r>
+              <w:t>0,519 ± 0,040</w:t>
+            </w:r>
+          </w:p>
+        </w:tc>
+        <w:tc>
+          <w:tcPr>
+            <w:tcW w:type="dxa" w:w="1814"/>
+          </w:tcPr>
+          <w:p>
+            <w:r>
+              <w:t>0,610 ± 0,038</w:t>
+            </w:r>
+          </w:p>
+        </w:tc>
+        <w:tc>
+          <w:tcPr>
+            <w:tcW w:type="dxa" w:w="1814"/>
+          </w:tcPr>
+          <w:p>
+            <w:r>
+              <w:t>0,079 ± 0,017</w:t>
+            </w:r>
+          </w:p>
+        </w:tc>
+        <w:tc>
+          <w:tcPr>
+            <w:tcW w:type="dxa" w:w="1814"/>
+          </w:tcPr>
+          <w:p>
+            <w:r>
+              <w:t>referință</w:t>
+            </w:r>
+          </w:p>
+        </w:tc>
+      </w:tr>
+      <w:tr>
+        <w:tc>
+          <w:tcPr>
+            <w:tcW w:type="dxa" w:w="1814"/>
+          </w:tcPr>
+          <w:p>
+            <w:r>
+              <w:t>EfficientNet-B0 ImageNet, înghețat + sondă liniară</w:t>
+            </w:r>
+          </w:p>
+        </w:tc>
+        <w:tc>
+          <w:tcPr>
+            <w:tcW w:type="dxa" w:w="1814"/>
+          </w:tcPr>
+          <w:p>
+            <w:r>
+              <w:t>0,447 ± 0,029</w:t>
+            </w:r>
+          </w:p>
+        </w:tc>
+        <w:tc>
+          <w:tcPr>
+            <w:tcW w:type="dxa" w:w="1814"/>
+          </w:tcPr>
+          <w:p>
+            <w:r>
+              <w:t>0,543 ± 0,065</w:t>
+            </w:r>
+          </w:p>
+        </w:tc>
+        <w:tc>
+          <w:tcPr>
+            <w:tcW w:type="dxa" w:w="1814"/>
+          </w:tcPr>
+          <w:p>
+            <w:r>
+              <w:t>0,139 ± 0,090</w:t>
+            </w:r>
+          </w:p>
+        </w:tc>
+        <w:tc>
+          <w:tcPr>
+            <w:tcW w:type="dxa" w:w="1814"/>
+          </w:tcPr>
+          <w:p>
+            <w:r>
+              <w:t>-0,072 [-0,099; -0,044]; 0/10</w:t>
+            </w:r>
+          </w:p>
+        </w:tc>
+      </w:tr>
+      <w:tr>
+        <w:tc>
+          <w:tcPr>
+            <w:tcW w:type="dxa" w:w="1814"/>
+          </w:tcPr>
+          <w:p>
+            <w:r>
+              <w:t>ViT-B/16 ImageNet-21k, înghețat + sondă liniară</w:t>
+            </w:r>
+          </w:p>
+        </w:tc>
+        <w:tc>
+          <w:tcPr>
+            <w:tcW w:type="dxa" w:w="1814"/>
+          </w:tcPr>
+          <w:p>
+            <w:r>
+              <w:t>0,450 ± 0,043</w:t>
+            </w:r>
+          </w:p>
+        </w:tc>
+        <w:tc>
+          <w:tcPr>
+            <w:tcW w:type="dxa" w:w="1814"/>
+          </w:tcPr>
+          <w:p>
+            <w:r>
+              <w:t>0,542 ± 0,069</w:t>
+            </w:r>
+          </w:p>
+        </w:tc>
+        <w:tc>
+          <w:tcPr>
+            <w:tcW w:type="dxa" w:w="1814"/>
+          </w:tcPr>
+          <w:p>
+            <w:r>
+              <w:t>0,095 ± 0,028</w:t>
+            </w:r>
+          </w:p>
+        </w:tc>
+        <w:tc>
+          <w:tcPr>
+            <w:tcW w:type="dxa" w:w="1814"/>
+          </w:tcPr>
+          <w:p>
+            <w:r>
+              <w:t>-0,069 [-0,097; -0,039]; 0/10</w:t>
+            </w:r>
+          </w:p>
+        </w:tc>
+      </w:tr>
+      <w:tr>
+        <w:tc>
+          <w:tcPr>
+            <w:tcW w:type="dxa" w:w="1814"/>
+          </w:tcPr>
+          <w:p>
+            <w:r>
+              <w:t>ViT-B/14 DINOv2, înghețat + sondă liniară</w:t>
+            </w:r>
+          </w:p>
+        </w:tc>
+        <w:tc>
+          <w:tcPr>
+            <w:tcW w:type="dxa" w:w="1814"/>
+          </w:tcPr>
+          <w:p>
+            <w:r>
+              <w:t>0,551 ± 0,064</w:t>
+            </w:r>
+          </w:p>
+        </w:tc>
+        <w:tc>
+          <w:tcPr>
+            <w:tcW w:type="dxa" w:w="1814"/>
+          </w:tcPr>
+          <w:p>
+            <w:r>
+              <w:t>0,635 ± 0,059</w:t>
+            </w:r>
+          </w:p>
+        </w:tc>
+        <w:tc>
+          <w:tcPr>
+            <w:tcW w:type="dxa" w:w="1814"/>
+          </w:tcPr>
+          <w:p>
+            <w:r>
+              <w:t>0,083 ± 0,027</w:t>
+            </w:r>
+          </w:p>
+        </w:tc>
+        <w:tc>
+          <w:tcPr>
+            <w:tcW w:type="dxa" w:w="1814"/>
+          </w:tcPr>
+          <w:p>
+            <w:r>
+              <w:t>+0,032 [+0,005; +0,061]; 7/10</w:t>
+            </w:r>
+          </w:p>
+        </w:tc>
+      </w:tr>
+      <w:tr>
+        <w:tc>
+          <w:tcPr>
+            <w:tcW w:type="dxa" w:w="1814"/>
+          </w:tcPr>
+          <w:p>
+            <w:r>
+              <w:t>PanDerm-Base ViT-B/16, înghețat + sondă liniară</w:t>
+            </w:r>
+          </w:p>
+        </w:tc>
+        <w:tc>
+          <w:tcPr>
+            <w:tcW w:type="dxa" w:w="1814"/>
+          </w:tcPr>
+          <w:p>
+            <w:r>
+              <w:t>0,553 ± 0,049</w:t>
+            </w:r>
+          </w:p>
+        </w:tc>
+        <w:tc>
+          <w:tcPr>
+            <w:tcW w:type="dxa" w:w="1814"/>
+          </w:tcPr>
+          <w:p>
+            <w:r>
+              <w:t>0,642 ± 0,071</w:t>
+            </w:r>
+          </w:p>
+        </w:tc>
+        <w:tc>
+          <w:tcPr>
+            <w:tcW w:type="dxa" w:w="1814"/>
+          </w:tcPr>
+          <w:p>
+            <w:r>
+              <w:t>0,128 ± 0,071</w:t>
+            </w:r>
+          </w:p>
+        </w:tc>
+        <w:tc>
+          <w:tcPr>
+            <w:tcW w:type="dxa" w:w="1814"/>
+          </w:tcPr>
+          <w:p>
+            <w:r>
+              <w:t>+0,034 [+0,003; +0,066]; 8/10</w:t>
+            </w:r>
+          </w:p>
+        </w:tc>
+      </w:tr>
+      <w:tr>
+        <w:tc>
+          <w:tcPr>
+            <w:tcW w:type="dxa" w:w="1814"/>
+          </w:tcPr>
+          <w:p>
+            <w:r>
+              <w:t>PanDerm-Large ViT-L/16, înghețat + sondă liniară</w:t>
+            </w:r>
+          </w:p>
+        </w:tc>
+        <w:tc>
+          <w:tcPr>
+            <w:tcW w:type="dxa" w:w="1814"/>
+          </w:tcPr>
+          <w:p>
+            <w:r>
+              <w:t>0,566 ± 0,044</w:t>
+            </w:r>
+          </w:p>
+        </w:tc>
+        <w:tc>
+          <w:tcPr>
+            <w:tcW w:type="dxa" w:w="1814"/>
+          </w:tcPr>
+          <w:p>
+            <w:r>
+              <w:t>0,662 ± 0,065</w:t>
+            </w:r>
+          </w:p>
+        </w:tc>
+        <w:tc>
+          <w:tcPr>
+            <w:tcW w:type="dxa" w:w="1814"/>
+          </w:tcPr>
+          <w:p>
+            <w:r>
+              <w:t>0,113 ± 0,062</w:t>
+            </w:r>
+          </w:p>
+        </w:tc>
+        <w:tc>
+          <w:tcPr>
+            <w:tcW w:type="dxa" w:w="1814"/>
+          </w:tcPr>
+          <w:p>
+            <w:r>
+              <w:t>+0,047 [+0,017; +0,078]; 7/10</w:t>
+            </w:r>
+          </w:p>
+        </w:tc>
+      </w:tr>
+      <w:tr>
+        <w:tc>
+          <w:tcPr>
+            <w:tcW w:type="dxa" w:w="1814"/>
+          </w:tcPr>
+          <w:p>
+            <w:r>
+              <w:t>DermLIP ViT-B/16, înghețat + sondă liniară</w:t>
+            </w:r>
+          </w:p>
+        </w:tc>
+        <w:tc>
+          <w:tcPr>
+            <w:tcW w:type="dxa" w:w="1814"/>
+          </w:tcPr>
+          <w:p>
+            <w:r>
+              <w:t>0,603 ± 0,046</w:t>
+            </w:r>
+          </w:p>
+        </w:tc>
+        <w:tc>
+          <w:tcPr>
+            <w:tcW w:type="dxa" w:w="1814"/>
+          </w:tcPr>
+          <w:p>
+            <w:r>
+              <w:t>0,689 ± 0,056</w:t>
+            </w:r>
+          </w:p>
+        </w:tc>
+        <w:tc>
+          <w:tcPr>
+            <w:tcW w:type="dxa" w:w="1814"/>
+          </w:tcPr>
+          <w:p>
+            <w:r>
+              <w:t>0,161 ± 0,115</w:t>
+            </w:r>
+          </w:p>
+        </w:tc>
+        <w:tc>
+          <w:tcPr>
+            <w:tcW w:type="dxa" w:w="1814"/>
+          </w:tcPr>
+          <w:p>
+            <w:r>
+              <w:t>+0,084 [+0,052; +0,114]; 10/10</w:t>
+            </w:r>
+          </w:p>
+        </w:tc>
+      </w:tr>
+    </w:tbl>
+    <w:p>
+      <w:pPr>
+        <w:ind w:firstLine="709"/>
+        <w:jc w:val="both"/>
+      </w:pPr>
+      <w:r>
+        <w:t>Rezultatele sunt în Tabelul 8.9. Sondele pe trăsături ImageNet rămân mult sub modelul ajustat fin (-0,072 și -0,069 macro-F1, mai slabe în toate cele zece seed-uri): pentru rețelele antrenate pe etichete ImageNet, ajustarea fină pe piele este necesară. Celelalte patru encodere depășesc modelul ajustat fin, iar ordinea urmează cât de apropiate de dermatologie sunt datele de pre-antrenare: DINOv2 +0,032 [+0,005; +0,061] (7/10 seed-uri, t-test pereche p = 0,185), PanDerm-Base +0,034 (8/10, p = 0,069), PanDerm-Large +0,047 [+0,017; +0,078] (7/10, p = 0,022) și DermLIP +0,084 [+0,052; +0,114], mai bun în toate cele zece seed-uri (p &lt; 0,001; Wilcoxon p = 0,002). DermLIP atinge macro-F1 0,603 și acuratețe echilibrată 0,689. Câștigurile sunt pozitive la toate tonurile de piele; pentru DermLIP ele rămân semnificative după corecția Holm pentru eFST I-II, eMST 1-3 și eMST 4-6, precum și pentru acne (+0,163), eczema_dermatitis (+0,066) și normal_other (+0,156). Pentru redness_rosacea toate sondele sunt mai slabe sau la același nivel (DermLIP -0,050, interval care include 0; PanDerm-Large -0,119), însă categoria are în medie doar 6 cazuri de test pe seed.</w:t>
+      </w:r>
+    </w:p>
+    <w:p>
+      <w:pPr>
+        <w:ind w:firstLine="709"/>
+        <w:jc w:val="both"/>
+      </w:pPr>
+      <w:r>
+        <w:t>Două limite contează pentru aplicație. Prima este calibrarea: eroarea de calibrare ECE (diferența medie dintre încrederea afișată și acuratețea reală) este mai mare pentru sondele PanDerm și DermLIP (0,113-0,161) decât pentru modelul ajustat fin (0,079); corecția ei este tratată în secțiunea 8.11. A doua este licența: PanDerm și DermLIP sunt publicate sub CC BY-NC-ND 4.0, care permite doar cercetare necomercială și interzice distribuirea unor versiuni modificate, în timp ce DINOv2 are licența Apache 2.0, care permite și utilizarea comercială.</w:t>
+      </w:r>
+    </w:p>
+    <w:p>
+      <w:pPr>
+        <w:pStyle w:val="Heading2"/>
+      </w:pPr>
+      <w:r>
+        <w:t>8.11 Calibrarea încrederii și abținerea pe tonuri de piele (E4)</w:t>
+      </w:r>
+    </w:p>
+    <w:p>
+      <w:pPr>
+        <w:ind w:firstLine="709"/>
+        <w:jc w:val="both"/>
+      </w:pPr>
+      <w:r>
+        <w:t>Experimentul E4 răspunde la RQ4: când modelul spune „nu sunt sigur, consultați un specialist”, face acest lucru la fel de des și la fel de corect pentru toate tonurile de piele? Sunt comparate cinci modele pe aceleași cazuri de test SCIN și aceleași zece seed-uri: EfficientNet-B0 ajustat fin, fuziunea FiLM (cea mai bună fuziune din E1) și sondele DINOv2, PanDerm-Large și DermLIP din E5 (</w:t>
+      </w:r>
+      <w:r>
+        <w:rPr>
+          <w:rFonts w:ascii="Courier New" w:hAnsi="Courier New" w:eastAsia="Courier New" w:cs="Courier New"/>
+          <w:sz w:val="21"/>
+        </w:rPr>
+        <w:t>ml/run_e4.py</w:t>
+      </w:r>
+      <w:r>
+        <w:t xml:space="preserve">, </w:t>
+      </w:r>
+      <w:r>
+        <w:rPr>
+          <w:rFonts w:ascii="Courier New" w:hAnsi="Courier New" w:eastAsia="Courier New" w:cs="Courier New"/>
+          <w:sz w:val="21"/>
+        </w:rPr>
+        <w:t>ml/calibrate.py</w:t>
+      </w:r>
+      <w:r>
+        <w:t xml:space="preserve">, </w:t>
+      </w:r>
+      <w:r>
+        <w:rPr>
+          <w:rFonts w:ascii="Courier New" w:hAnsi="Courier New" w:eastAsia="Courier New" w:cs="Courier New"/>
+          <w:sz w:val="21"/>
+        </w:rPr>
+        <w:t>ml/abstain.py</w:t>
+      </w:r>
+      <w:r>
+        <w:t>).</w:t>
+      </w:r>
+    </w:p>
+    <w:p>
+      <w:pPr>
+        <w:ind w:firstLine="709"/>
+        <w:jc w:val="both"/>
+      </w:pPr>
+      <w:r>
+        <w:t>Calibrarea. Un model este bine calibrat dacă, dintre cazurile la care afișează o încredere de 70%, circa 70% sunt corecte. Scalarea temperaturii [14] împarte ieșirile brute ale modelului (logiții) la un singur număr T înainte de softmax: T &gt; 1 coboară încrederile prea mari, T &lt; 1 le ridică pe cele prea mici, iar clasa prezisă nu se schimbă. T este ales pe validare, pentru fiecare seed, minimizând log-verosimilitatea negativă (NLL, media lui -log din probabilitatea dată clasei corecte; mai mică este mai bine). Pentru modelele care au salvat doar probabilitățile, logiții se obțin ca logaritmul probabilităților (softmax-ul nu se schimbă dacă se adună aceeași constantă la toți logiții); pentru EfficientNet-B0 și FiLM, probabilitățile complete au fost recalculate din checkpoint-uri, iar predicțiile au coincis 100% cu cele salvate.</w:t>
+      </w:r>
+    </w:p>
+    <w:p>
+      <w:pPr>
+        <w:ind w:firstLine="709"/>
+        <w:jc w:val="both"/>
+      </w:pPr>
+      <w:r>
+        <w:t>Abținerea. Regula este: modelul răspunde doar dacă încrederea calibrată este cel puțin τ; altfel afișează recomandarea de a consulta un specialist. τ se alege pe validare astfel încât 80% din cazuri să primească răspuns (acoperire, coverage, de 80%) și se aplică neschimbat pe test. Fixarea acoperirii, nu a lui τ, face modelele comparabile: toate se pot abține pe aceeași proporție de cazuri, iar întrebarea este doar dacă se abțin pe cazurile potrivite și la fel de des pentru fiecare ton de piele. Se raportează: rata de abținere, acuratețea selectivă (acuratețea pe cazurile la care modelul răspunde), precizia abținerii (proporția cazurilor refuzate care ar fi fost greșite) și curba risc-acoperire [15] (rata de eroare pe cazurile cu răspuns, când se păstrează doar cele mai sigure x% dintre cazuri) cu aria de sub ea, AURC (mai mică este mai bine; T nu o schimbă, deoarece păstrează ordinea încrederilor). Intervalele pe grupe provin dintr-un bootstrap pe cazuri în interiorul fiecărui seed; diferențele dintre grupe sunt pereche și nu sunt corectate pentru comparații multiple.</w:t>
+      </w:r>
+    </w:p>
+    <w:p>
+      <w:pPr>
+        <w:ind w:firstLine="709"/>
+        <w:jc w:val="both"/>
+      </w:pPr>
+      <w:r>
+        <w:t>Rezultate generale (Tabelul 8.10, Figura 8.2). Scalarea temperaturii aduce toate modelele la o eroare de calibrare apropiată (ECE 0,061-0,079): pentru sondele PanDerm-Large și DermLIP eroarea scade aproape la jumătate (0,113 → 0,067 și 0,161 → 0,077), iar pentru EfficientNet-B0, deja calibrat, T este aproape 1. Sondele separă mult mai bine răspunsurile corecte de cele greșite prin încredere: AURC scade față de EfficientNet-B0 cu 0,089 (DINOv2), 0,119 (PanDerm-Large) și 0,116 (DermLIP), în toate cele zece seed-uri; fuziunea FiLM aduce un câștig mic (-0,023, 8/10). La 80% acoperire, acuratețea selectivă este 0,607 pentru EfficientNet-B0 și 0,720 pentru DermLIP.</w:t>
+      </w:r>
+    </w:p>
+    <w:p>
+      <w:pPr>
+        <w:ind w:firstLine="709"/>
+        <w:jc w:val="both"/>
+      </w:pPr>
+      <w:r>
+        <w:t>Tabelul 8.10. Calibrare și predicție selectivă pe testul SCIN (medii pe zece seed-uri; acoperire țintă 80%, τ ales pe validare).</w:t>
+      </w:r>
+    </w:p>
+    <w:tbl>
+      <w:tblPr>
+        <w:tblStyle w:val="TableGrid"/>
+        <w:tblW w:type="auto" w:w="0"/>
+        <w:tblLook w:firstColumn="1" w:firstRow="1" w:lastColumn="0" w:lastRow="0" w:noHBand="0" w:noVBand="1" w:val="04A0"/>
+      </w:tblPr>
+      <w:tblGrid>
+        <w:gridCol w:w="1512"/>
+        <w:gridCol w:w="1512"/>
+        <w:gridCol w:w="1512"/>
+        <w:gridCol w:w="1512"/>
+        <w:gridCol w:w="1512"/>
+        <w:gridCol w:w="1512"/>
+      </w:tblGrid>
+      <w:tr>
+        <w:tc>
+          <w:tcPr>
+            <w:tcW w:type="dxa" w:w="1512"/>
+          </w:tcPr>
+          <w:p>
+            <w:r>
+              <w:rPr>
+                <w:b/>
+              </w:rPr>
+              <w:t>Model</w:t>
+            </w:r>
+          </w:p>
+        </w:tc>
+        <w:tc>
+          <w:tcPr>
+            <w:tcW w:type="dxa" w:w="1512"/>
+          </w:tcPr>
+          <w:p>
+            <w:r>
+              <w:rPr>
+                <w:b/>
+              </w:rPr>
+              <w:t>T</w:t>
+            </w:r>
+          </w:p>
+        </w:tc>
+        <w:tc>
+          <w:tcPr>
+            <w:tcW w:type="dxa" w:w="1512"/>
+          </w:tcPr>
+          <w:p>
+            <w:r>
+              <w:rPr>
+                <w:b/>
+              </w:rPr>
+              <w:t>ECE înainte → după</w:t>
+            </w:r>
+          </w:p>
+        </w:tc>
+        <w:tc>
+          <w:tcPr>
+            <w:tcW w:type="dxa" w:w="1512"/>
+          </w:tcPr>
+          <w:p>
+            <w:r>
+              <w:rPr>
+                <w:b/>
+              </w:rPr>
+              <w:t>AURC</w:t>
+            </w:r>
+          </w:p>
+        </w:tc>
+        <w:tc>
+          <w:tcPr>
+            <w:tcW w:type="dxa" w:w="1512"/>
+          </w:tcPr>
+          <w:p>
+            <w:r>
+              <w:rPr>
+                <w:b/>
+              </w:rPr>
+              <w:t>Acuratețe</w:t>
+            </w:r>
+          </w:p>
+        </w:tc>
+        <w:tc>
+          <w:tcPr>
+            <w:tcW w:type="dxa" w:w="1512"/>
+          </w:tcPr>
+          <w:p>
+            <w:r>
+              <w:rPr>
+                <w:b/>
+              </w:rPr>
+              <w:t>Acuratețe selectivă (80%)</w:t>
+            </w:r>
+          </w:p>
+        </w:tc>
+      </w:tr>
+      <w:tr>
+        <w:tc>
+          <w:tcPr>
+            <w:tcW w:type="dxa" w:w="1512"/>
+          </w:tcPr>
+          <w:p>
+            <w:r>
+              <w:t>EfficientNet-B0, ajustat fin</w:t>
+            </w:r>
+          </w:p>
+        </w:tc>
+        <w:tc>
+          <w:tcPr>
+            <w:tcW w:type="dxa" w:w="1512"/>
+          </w:tcPr>
+          <w:p>
+            <w:r>
+              <w:t>0,93</w:t>
+            </w:r>
+          </w:p>
+        </w:tc>
+        <w:tc>
+          <w:tcPr>
+            <w:tcW w:type="dxa" w:w="1512"/>
+          </w:tcPr>
+          <w:p>
+            <w:r>
+              <w:t>0,079 → 0,074</w:t>
+            </w:r>
+          </w:p>
+        </w:tc>
+        <w:tc>
+          <w:tcPr>
+            <w:tcW w:type="dxa" w:w="1512"/>
+          </w:tcPr>
+          <w:p>
+            <w:r>
+              <w:t>0,345</w:t>
+            </w:r>
+          </w:p>
+        </w:tc>
+        <w:tc>
+          <w:tcPr>
+            <w:tcW w:type="dxa" w:w="1512"/>
+          </w:tcPr>
+          <w:p>
+            <w:r>
+              <w:t>0,564</w:t>
+            </w:r>
+          </w:p>
+        </w:tc>
+        <w:tc>
+          <w:tcPr>
+            <w:tcW w:type="dxa" w:w="1512"/>
+          </w:tcPr>
+          <w:p>
+            <w:r>
+              <w:t>0,607</w:t>
+            </w:r>
+          </w:p>
+        </w:tc>
+      </w:tr>
+      <w:tr>
+        <w:tc>
+          <w:tcPr>
+            <w:tcW w:type="dxa" w:w="1512"/>
+          </w:tcPr>
+          <w:p>
+            <w:r>
+              <w:t>Fuziune FiLM (fotografie + chestionar)</w:t>
+            </w:r>
+          </w:p>
+        </w:tc>
+        <w:tc>
+          <w:tcPr>
+            <w:tcW w:type="dxa" w:w="1512"/>
+          </w:tcPr>
+          <w:p>
+            <w:r>
+              <w:t>1,01</w:t>
+            </w:r>
+          </w:p>
+        </w:tc>
+        <w:tc>
+          <w:tcPr>
+            <w:tcW w:type="dxa" w:w="1512"/>
+          </w:tcPr>
+          <w:p>
+            <w:r>
+              <w:t>0,076 → 0,079</w:t>
+            </w:r>
+          </w:p>
+        </w:tc>
+        <w:tc>
+          <w:tcPr>
+            <w:tcW w:type="dxa" w:w="1512"/>
+          </w:tcPr>
+          <w:p>
+            <w:r>
+              <w:t>0,322</w:t>
+            </w:r>
+          </w:p>
+        </w:tc>
+        <w:tc>
+          <w:tcPr>
+            <w:tcW w:type="dxa" w:w="1512"/>
+          </w:tcPr>
+          <w:p>
+            <w:r>
+              <w:t>0,584</w:t>
+            </w:r>
+          </w:p>
+        </w:tc>
+        <w:tc>
+          <w:tcPr>
+            <w:tcW w:type="dxa" w:w="1512"/>
+          </w:tcPr>
+          <w:p>
+            <w:r>
+              <w:t>0,616</w:t>
+            </w:r>
+          </w:p>
+        </w:tc>
+      </w:tr>
+      <w:tr>
+        <w:tc>
+          <w:tcPr>
+            <w:tcW w:type="dxa" w:w="1512"/>
+          </w:tcPr>
+          <w:p>
+            <w:r>
+              <w:t>DINOv2 + sondă liniară</w:t>
+            </w:r>
+          </w:p>
+        </w:tc>
+        <w:tc>
+          <w:tcPr>
+            <w:tcW w:type="dxa" w:w="1512"/>
+          </w:tcPr>
+          <w:p>
+            <w:r>
+              <w:t>1,06</w:t>
+            </w:r>
+          </w:p>
+        </w:tc>
+        <w:tc>
+          <w:tcPr>
+            <w:tcW w:type="dxa" w:w="1512"/>
+          </w:tcPr>
+          <w:p>
+            <w:r>
+              <w:t>0,083 → 0,061</w:t>
+            </w:r>
+          </w:p>
+        </w:tc>
+        <w:tc>
+          <w:tcPr>
+            <w:tcW w:type="dxa" w:w="1512"/>
+          </w:tcPr>
+          <w:p>
+            <w:r>
+              <w:t>0,256</w:t>
+            </w:r>
+          </w:p>
+        </w:tc>
+        <w:tc>
+          <w:tcPr>
+            <w:tcW w:type="dxa" w:w="1512"/>
+          </w:tcPr>
+          <w:p>
+            <w:r>
+              <w:t>0,626</w:t>
+            </w:r>
+          </w:p>
+        </w:tc>
+        <w:tc>
+          <w:tcPr>
+            <w:tcW w:type="dxa" w:w="1512"/>
+          </w:tcPr>
+          <w:p>
+            <w:r>
+              <w:t>0,676</w:t>
+            </w:r>
+          </w:p>
+        </w:tc>
+      </w:tr>
+      <w:tr>
+        <w:tc>
+          <w:tcPr>
+            <w:tcW w:type="dxa" w:w="1512"/>
+          </w:tcPr>
+          <w:p>
+            <w:r>
+              <w:t>PanDerm-Large + sondă liniară</w:t>
+            </w:r>
+          </w:p>
+        </w:tc>
+        <w:tc>
+          <w:tcPr>
+            <w:tcW w:type="dxa" w:w="1512"/>
+          </w:tcPr>
+          <w:p>
+            <w:r>
+              <w:t>1,44</w:t>
+            </w:r>
+          </w:p>
+        </w:tc>
+        <w:tc>
+          <w:tcPr>
+            <w:tcW w:type="dxa" w:w="1512"/>
+          </w:tcPr>
+          <w:p>
+            <w:r>
+              <w:t>0,113 → 0,067</w:t>
+            </w:r>
+          </w:p>
+        </w:tc>
+        <w:tc>
+          <w:tcPr>
+            <w:tcW w:type="dxa" w:w="1512"/>
+          </w:tcPr>
+          <w:p>
+            <w:r>
+              <w:t>0,226</w:t>
+            </w:r>
+          </w:p>
+        </w:tc>
+        <w:tc>
+          <w:tcPr>
+            <w:tcW w:type="dxa" w:w="1512"/>
+          </w:tcPr>
+          <w:p>
+            <w:r>
+              <w:t>0,641</w:t>
+            </w:r>
+          </w:p>
+        </w:tc>
+        <w:tc>
+          <w:tcPr>
+            <w:tcW w:type="dxa" w:w="1512"/>
+          </w:tcPr>
+          <w:p>
+            <w:r>
+              <w:t>0,699</w:t>
+            </w:r>
+          </w:p>
+        </w:tc>
+      </w:tr>
+      <w:tr>
+        <w:tc>
+          <w:tcPr>
+            <w:tcW w:type="dxa" w:w="1512"/>
+          </w:tcPr>
+          <w:p>
+            <w:r>
+              <w:t>DermLIP + sondă liniară</w:t>
+            </w:r>
+          </w:p>
+        </w:tc>
+        <w:tc>
+          <w:tcPr>
+            <w:tcW w:type="dxa" w:w="1512"/>
+          </w:tcPr>
+          <w:p>
+            <w:r>
+              <w:t>1,15</w:t>
+            </w:r>
+          </w:p>
+        </w:tc>
+        <w:tc>
+          <w:tcPr>
+            <w:tcW w:type="dxa" w:w="1512"/>
+          </w:tcPr>
+          <w:p>
+            <w:r>
+              <w:t>0,161 → 0,077</w:t>
+            </w:r>
+          </w:p>
+        </w:tc>
+        <w:tc>
+          <w:tcPr>
+            <w:tcW w:type="dxa" w:w="1512"/>
+          </w:tcPr>
+          <w:p>
+            <w:r>
+              <w:t>0,229</w:t>
+            </w:r>
+          </w:p>
+        </w:tc>
+        <w:tc>
+          <w:tcPr>
+            <w:tcW w:type="dxa" w:w="1512"/>
+          </w:tcPr>
+          <w:p>
+            <w:r>
+              <w:t>0,670</w:t>
+            </w:r>
+          </w:p>
+        </w:tc>
+        <w:tc>
+          <w:tcPr>
+            <w:tcW w:type="dxa" w:w="1512"/>
+          </w:tcPr>
+          <w:p>
+            <w:r>
+              <w:t>0,720</w:t>
+            </w:r>
+          </w:p>
+        </w:tc>
+      </w:tr>
+    </w:tbl>
+    <w:p>
+      <w:pPr>
+        <w:ind w:firstLine="709"/>
+        <w:jc w:val="both"/>
+      </w:pPr>
+      <w:r>
+        <w:drawing>
+          <wp:inline xmlns:a="http://schemas.openxmlformats.org/drawingml/2006/main" xmlns:pic="http://schemas.openxmlformats.org/drawingml/2006/picture">
+            <wp:extent cx="5303520" cy="3480435"/>
+            <wp:docPr id="11" name="Picture 11"/>
+            <wp:cNvGraphicFramePr>
+              <a:graphicFrameLocks noChangeAspect="1"/>
+            </wp:cNvGraphicFramePr>
+            <a:graphic>
+              <a:graphicData uri="http://schemas.openxmlformats.org/drawingml/2006/picture">
+                <pic:pic>
+                  <pic:nvPicPr>
+                    <pic:cNvPr id="0" name="e4_risk_coverage.png"/>
+                    <pic:cNvPicPr/>
+                  </pic:nvPicPr>
+                  <pic:blipFill>
+                    <a:blip r:embed="rId24"/>
+                    <a:stretch>
+                      <a:fillRect/>
+                    </a:stretch>
+                  </pic:blipFill>
+                  <pic:spPr>
+                    <a:xfrm>
+                      <a:off x="0" y="0"/>
+                      <a:ext cx="5303520" cy="3480435"/>
+                    </a:xfrm>
+                    <a:prstGeom prst="rect"/>
+                  </pic:spPr>
+                </pic:pic>
+              </a:graphicData>
+            </a:graphic>
+          </wp:inline>
+        </w:drawing>
+      </w:r>
+    </w:p>
+    <w:p>
+      <w:pPr>
+        <w:ind w:firstLine="709"/>
+        <w:jc w:val="both"/>
+      </w:pPr>
+      <w:r>
+        <w:t>Figura 8.2. Curba risc-acoperire pe testul SCIN (medie pe zece seed-uri): rata de eroare pe cazurile cu răspuns când se păstrează doar cele mai sigure x% dintre cazuri.</w:t>
+      </w:r>
+    </w:p>
+    <w:p>
+      <w:pPr>
+        <w:ind w:firstLine="709"/>
+        <w:jc w:val="both"/>
+      </w:pPr>
+      <w:r>
+        <w:t>Rezultate pe tonuri de piele (Tabelul 8.11, Figura 8.3). Pe SCIN, rata de abținere este aproape aceeași pentru toate grupele eFST și eMST (20-25%); singura diferență cu interval care exclude 0 este că fuziunea FiLM se abține mai rar pe eFST V-VI (-6,0 puncte procentuale). Corectitudinea răspunsurilor nu este însă egală: pe cazurile eMST 4-6, acuratețea selectivă este mai mică decât pe eMST 1-3 la toate modelele (de la -4,6 la -8,9 puncte, toate intervalele sub 0). Regula de abținere nu elimină deci decalajul, deoarece modelul nu este mai nesigur acolo unde greșește mai des. Sondele pe modele fundație reduc decalajul (de la -8,9 la -4,6 până la -6,4 puncte), dar nu îl elimină. Pe Fitzpatrick17k (zero-shot, cu T și τ din SCIN, intervale prin bootstrap pe imagini), EfficientNet-B0 se abține mai des pe pielea închisă (27,5% la eFST I-II, 38,8% la V-VI; +11,2 [8,0; 14,1] puncte) și, când răspunde, are o acuratețe mai mică (-5,0 [-9,5; -0,4] puncte). Pe fotografii dintr-un domeniu necunoscut, recomandarea de a consulta un specialist ar apărea deci mai des pentru persoanele cu piele închisă.</w:t>
+      </w:r>
+    </w:p>
+    <w:p>
+      <w:pPr>
+        <w:ind w:firstLine="709"/>
+        <w:jc w:val="both"/>
+      </w:pPr>
+      <w:r>
+        <w:t>Tabelul 8.11. Abținerea pe tonuri de piele (SCIN, cazuri de test din zece seed-uri; diferențe în puncte procentuale cu interval bootstrap de 95%).</w:t>
+      </w:r>
+    </w:p>
+    <w:tbl>
+      <w:tblPr>
+        <w:tblStyle w:val="TableGrid"/>
+        <w:tblW w:type="auto" w:w="0"/>
+        <w:tblLook w:firstColumn="1" w:firstRow="1" w:lastColumn="0" w:lastRow="0" w:noHBand="0" w:noVBand="1" w:val="04A0"/>
+      </w:tblPr>
+      <w:tblGrid>
+        <w:gridCol w:w="1512"/>
+        <w:gridCol w:w="1512"/>
+        <w:gridCol w:w="1512"/>
+        <w:gridCol w:w="1512"/>
+        <w:gridCol w:w="1512"/>
+        <w:gridCol w:w="1512"/>
+      </w:tblGrid>
+      <w:tr>
+        <w:tc>
+          <w:tcPr>
+            <w:tcW w:type="dxa" w:w="1512"/>
+          </w:tcPr>
+          <w:p>
+            <w:r>
+              <w:rPr>
+                <w:b/>
+              </w:rPr>
+              <w:t>Model</w:t>
+            </w:r>
+          </w:p>
+        </w:tc>
+        <w:tc>
+          <w:tcPr>
+            <w:tcW w:type="dxa" w:w="1512"/>
+          </w:tcPr>
+          <w:p>
+            <w:r>
+              <w:rPr>
+                <w:b/>
+              </w:rPr>
+              <w:t>Abținere eFST I-II (%)</w:t>
+            </w:r>
+          </w:p>
+        </w:tc>
+        <w:tc>
+          <w:tcPr>
+            <w:tcW w:type="dxa" w:w="1512"/>
+          </w:tcPr>
+          <w:p>
+            <w:r>
+              <w:rPr>
+                <w:b/>
+              </w:rPr>
+              <w:t>III-IV (%)</w:t>
+            </w:r>
+          </w:p>
+        </w:tc>
+        <w:tc>
+          <w:tcPr>
+            <w:tcW w:type="dxa" w:w="1512"/>
+          </w:tcPr>
+          <w:p>
+            <w:r>
+              <w:rPr>
+                <w:b/>
+              </w:rPr>
+              <w:t>V-VI (%)</w:t>
+            </w:r>
+          </w:p>
+        </w:tc>
+        <w:tc>
+          <w:tcPr>
+            <w:tcW w:type="dxa" w:w="1512"/>
+          </w:tcPr>
+          <w:p>
+            <w:r>
+              <w:rPr>
+                <w:b/>
+              </w:rPr>
+              <w:t>V-VI minus I-II</w:t>
+            </w:r>
+          </w:p>
+        </w:tc>
+        <w:tc>
+          <w:tcPr>
+            <w:tcW w:type="dxa" w:w="1512"/>
+          </w:tcPr>
+          <w:p>
+            <w:r>
+              <w:rPr>
+                <w:b/>
+              </w:rPr>
+              <w:t>Acuratețe selectivă eMST 4-6 minus 1-3</w:t>
+            </w:r>
+          </w:p>
+        </w:tc>
+      </w:tr>
+      <w:tr>
+        <w:tc>
+          <w:tcPr>
+            <w:tcW w:type="dxa" w:w="1512"/>
+          </w:tcPr>
+          <w:p>
+            <w:r>
+              <w:t>EfficientNet-B0, ajustat fin</w:t>
+            </w:r>
+          </w:p>
+        </w:tc>
+        <w:tc>
+          <w:tcPr>
+            <w:tcW w:type="dxa" w:w="1512"/>
+          </w:tcPr>
+          <w:p>
+            <w:r>
+              <w:t>22,0</w:t>
+            </w:r>
+          </w:p>
+        </w:tc>
+        <w:tc>
+          <w:tcPr>
+            <w:tcW w:type="dxa" w:w="1512"/>
+          </w:tcPr>
+          <w:p>
+            <w:r>
+              <w:t>21,5</w:t>
+            </w:r>
+          </w:p>
+        </w:tc>
+        <w:tc>
+          <w:tcPr>
+            <w:tcW w:type="dxa" w:w="1512"/>
+          </w:tcPr>
+          <w:p>
+            <w:r>
+              <w:t>21,2</w:t>
+            </w:r>
+          </w:p>
+        </w:tc>
+        <w:tc>
+          <w:tcPr>
+            <w:tcW w:type="dxa" w:w="1512"/>
+          </w:tcPr>
+          <w:p>
+            <w:r>
+              <w:t>-0,8 [-7,1; +5,3]</w:t>
+            </w:r>
+          </w:p>
+        </w:tc>
+        <w:tc>
+          <w:tcPr>
+            <w:tcW w:type="dxa" w:w="1512"/>
+          </w:tcPr>
+          <w:p>
+            <w:r>
+              <w:t>-8,9 [-13,9; -4,1]</w:t>
+            </w:r>
+          </w:p>
+        </w:tc>
+      </w:tr>
+      <w:tr>
+        <w:tc>
+          <w:tcPr>
+            <w:tcW w:type="dxa" w:w="1512"/>
+          </w:tcPr>
+          <w:p>
+            <w:r>
+              <w:t>Fuziune FiLM</w:t>
+            </w:r>
+          </w:p>
+        </w:tc>
+        <w:tc>
+          <w:tcPr>
+            <w:tcW w:type="dxa" w:w="1512"/>
+          </w:tcPr>
+          <w:p>
+            <w:r>
+              <w:t>20,2</w:t>
+            </w:r>
+          </w:p>
+        </w:tc>
+        <w:tc>
+          <w:tcPr>
+            <w:tcW w:type="dxa" w:w="1512"/>
+          </w:tcPr>
+          <w:p>
+            <w:r>
+              <w:t>20,4</w:t>
+            </w:r>
+          </w:p>
+        </w:tc>
+        <w:tc>
+          <w:tcPr>
+            <w:tcW w:type="dxa" w:w="1512"/>
+          </w:tcPr>
+          <w:p>
+            <w:r>
+              <w:t>14,2</w:t>
+            </w:r>
+          </w:p>
+        </w:tc>
+        <w:tc>
+          <w:tcPr>
+            <w:tcW w:type="dxa" w:w="1512"/>
+          </w:tcPr>
+          <w:p>
+            <w:r>
+              <w:t>-6,0 [-10,8; -0,5]</w:t>
+            </w:r>
+          </w:p>
+        </w:tc>
+        <w:tc>
+          <w:tcPr>
+            <w:tcW w:type="dxa" w:w="1512"/>
+          </w:tcPr>
+          <w:p>
+            <w:r>
+              <w:t>-8,1 [-12,6; -3,3]</w:t>
+            </w:r>
+          </w:p>
+        </w:tc>
+      </w:tr>
+      <w:tr>
+        <w:tc>
+          <w:tcPr>
+            <w:tcW w:type="dxa" w:w="1512"/>
+          </w:tcPr>
+          <w:p>
+            <w:r>
+              <w:t>DINOv2 + sondă</w:t>
+            </w:r>
+          </w:p>
+        </w:tc>
+        <w:tc>
+          <w:tcPr>
+            <w:tcW w:type="dxa" w:w="1512"/>
+          </w:tcPr>
+          <w:p>
+            <w:r>
+              <w:t>22,5</w:t>
+            </w:r>
+          </w:p>
+        </w:tc>
+        <w:tc>
+          <w:tcPr>
+            <w:tcW w:type="dxa" w:w="1512"/>
+          </w:tcPr>
+          <w:p>
+            <w:r>
+              <w:t>19,2</w:t>
+            </w:r>
+          </w:p>
+        </w:tc>
+        <w:tc>
+          <w:tcPr>
+            <w:tcW w:type="dxa" w:w="1512"/>
+          </w:tcPr>
+          <w:p>
+            <w:r>
+              <w:t>19,0</w:t>
+            </w:r>
+          </w:p>
+        </w:tc>
+        <w:tc>
+          <w:tcPr>
+            <w:tcW w:type="dxa" w:w="1512"/>
+          </w:tcPr>
+          <w:p>
+            <w:r>
+              <w:t>-3,5 [-9,0; +1,8]</w:t>
+            </w:r>
+          </w:p>
+        </w:tc>
+        <w:tc>
+          <w:tcPr>
+            <w:tcW w:type="dxa" w:w="1512"/>
+          </w:tcPr>
+          <w:p>
+            <w:r>
+              <w:t>-4,9 [-9,3; -0,4]</w:t>
+            </w:r>
+          </w:p>
+        </w:tc>
+      </w:tr>
+      <w:tr>
+        <w:tc>
+          <w:tcPr>
+            <w:tcW w:type="dxa" w:w="1512"/>
+          </w:tcPr>
+          <w:p>
+            <w:r>
+              <w:t>PanDerm-Large + sondă</w:t>
+            </w:r>
+          </w:p>
+        </w:tc>
+        <w:tc>
+          <w:tcPr>
+            <w:tcW w:type="dxa" w:w="1512"/>
+          </w:tcPr>
+          <w:p>
+            <w:r>
+              <w:t>21,2</w:t>
+            </w:r>
+          </w:p>
+        </w:tc>
+        <w:tc>
+          <w:tcPr>
+            <w:tcW w:type="dxa" w:w="1512"/>
+          </w:tcPr>
+          <w:p>
+            <w:r>
+              <w:t>20,1</w:t>
+            </w:r>
+          </w:p>
+        </w:tc>
+        <w:tc>
+          <w:tcPr>
+            <w:tcW w:type="dxa" w:w="1512"/>
+          </w:tcPr>
+          <w:p>
+            <w:r>
+              <w:t>25,2</w:t>
+            </w:r>
+          </w:p>
+        </w:tc>
+        <w:tc>
+          <w:tcPr>
+            <w:tcW w:type="dxa" w:w="1512"/>
+          </w:tcPr>
+          <w:p>
+            <w:r>
+              <w:t>+4,0 [-1,7; +10,1]</w:t>
+            </w:r>
+          </w:p>
+        </w:tc>
+        <w:tc>
+          <w:tcPr>
+            <w:tcW w:type="dxa" w:w="1512"/>
+          </w:tcPr>
+          <w:p>
+            <w:r>
+              <w:t>-4,6 [-9,2; -0,2]</w:t>
+            </w:r>
+          </w:p>
+        </w:tc>
+      </w:tr>
+      <w:tr>
+        <w:tc>
+          <w:tcPr>
+            <w:tcW w:type="dxa" w:w="1512"/>
+          </w:tcPr>
+          <w:p>
+            <w:r>
+              <w:t>DermLIP + sondă</w:t>
+            </w:r>
+          </w:p>
+        </w:tc>
+        <w:tc>
+          <w:tcPr>
+            <w:tcW w:type="dxa" w:w="1512"/>
+          </w:tcPr>
+          <w:p>
+            <w:r>
+              <w:t>20,3</w:t>
+            </w:r>
+          </w:p>
+        </w:tc>
+        <w:tc>
+          <w:tcPr>
+            <w:tcW w:type="dxa" w:w="1512"/>
+          </w:tcPr>
+          <w:p>
+            <w:r>
+              <w:t>21,0</w:t>
+            </w:r>
+          </w:p>
+        </w:tc>
+        <w:tc>
+          <w:tcPr>
+            <w:tcW w:type="dxa" w:w="1512"/>
+          </w:tcPr>
+          <w:p>
+            <w:r>
+              <w:t>24,8</w:t>
+            </w:r>
+          </w:p>
+        </w:tc>
+        <w:tc>
+          <w:tcPr>
+            <w:tcW w:type="dxa" w:w="1512"/>
+          </w:tcPr>
+          <w:p>
+            <w:r>
+              <w:t>+4,5 [-1,7; +10,2]</w:t>
+            </w:r>
+          </w:p>
+        </w:tc>
+        <w:tc>
+          <w:tcPr>
+            <w:tcW w:type="dxa" w:w="1512"/>
+          </w:tcPr>
+          <w:p>
+            <w:r>
+              <w:t>-6,4 [-10,8; -1,7]</w:t>
+            </w:r>
+          </w:p>
+        </w:tc>
+      </w:tr>
+    </w:tbl>
+    <w:p>
+      <w:pPr>
+        <w:ind w:firstLine="709"/>
+        <w:jc w:val="both"/>
+      </w:pPr>
+      <w:r>
+        <w:drawing>
+          <wp:inline xmlns:a="http://schemas.openxmlformats.org/drawingml/2006/main" xmlns:pic="http://schemas.openxmlformats.org/drawingml/2006/picture">
+            <wp:extent cx="5760720" cy="2280285"/>
+            <wp:docPr id="12" name="Picture 12"/>
+            <wp:cNvGraphicFramePr>
+              <a:graphicFrameLocks noChangeAspect="1"/>
+            </wp:cNvGraphicFramePr>
+            <a:graphic>
+              <a:graphicData uri="http://schemas.openxmlformats.org/drawingml/2006/picture">
+                <pic:pic>
+                  <pic:nvPicPr>
+                    <pic:cNvPr id="0" name="e4_abstention_by_tone.png"/>
+                    <pic:cNvPicPr/>
+                  </pic:nvPicPr>
+                  <pic:blipFill>
+                    <a:blip r:embed="rId25"/>
+                    <a:stretch>
+                      <a:fillRect/>
+                    </a:stretch>
+                  </pic:blipFill>
+                  <pic:spPr>
+                    <a:xfrm>
+                      <a:off x="0" y="0"/>
+                      <a:ext cx="5760720" cy="2280285"/>
+                    </a:xfrm>
+                    <a:prstGeom prst="rect"/>
+                  </pic:spPr>
+                </pic:pic>
+              </a:graphicData>
+            </a:graphic>
+          </wp:inline>
+        </w:drawing>
+      </w:r>
+    </w:p>
+    <w:p>
+      <w:pPr>
+        <w:ind w:firstLine="709"/>
+        <w:jc w:val="both"/>
+      </w:pPr>
+      <w:r>
+        <w:t>Figura 8.3. Rata de abținere pe grupe eFST și eMST la 80% acoperire (interval bootstrap de 95%).</w:t>
+      </w:r>
+    </w:p>
+    <w:p>
+      <w:pPr>
+        <w:ind w:firstLine="709"/>
+        <w:jc w:val="both"/>
+      </w:pPr>
+      <w:r>
+        <w:t>Răspunsul la RQ4: în domeniul de antrenare, modelele sunt nesigure la fel de des pentru toate tonurile, dar nu la fel de corect: pentru eMST 4-6 răspunsurile date sunt mai des greșite. În afara domeniului, abținerea crește odată cu tonul pielii. Pentru aplicație rezultă trei decizii: încrederea afișată este cea calibrată; pragul τ se alege pentru acoperirea dorită și se verifică pe tonuri; modelul candidat este o sondă pe un model fundație. DermLIP și PanDerm au cele mai bune rezultate, dar licența lor permite doar cercetare necomercială; DINOv2 (Apache 2.0) rămâne cu 0,069 acuratețe selectivă peste EfficientNet-B0 și are cea mai mică eroare de calibrare după scalare (0,061), deci este varianta potrivită pentru o aplicație care poate fi distribuită.</w:t>
+      </w:r>
+    </w:p>
+    <w:p>
+      <w:pPr>
+        <w:ind w:firstLine="709"/>
+        <w:jc w:val="both"/>
+      </w:pPr>
+      <w:r>
+        <w:t>Verificarea externă extinsă. Ambele modele candidate (EfficientNet-B0 și DINOv2 + sondă) au fost aplicate, cu T și τ din SCIN, pe toate imaginile din Fitzpatrick17k (16.571) și din DDI [19] (656 de imagini cu diagnostic confirmat prin biopsie, distribuite echilibrat pe tonuri: 208 FST I-II, 241 III-IV, 207 V-VI; toate fișierele au fost verificate: complete, lizibile, fără duplicate exacte). Imaginile sunt împărțite în două: în domeniu (diagnosticul corespunde uneia dintre cele patru categorii) și în afara domeniului (orice alt diagnostic, pe care modelul nu l-a văzut niciodată; aici răspunsul corect este abținerea). DDI conține doar 178 de imagini în domeniu, dintre care 172 normal_other (nevi și veruci), deci nu permite un macro-F1 util, dar conține 171 de leziuni maligne (de exemplu melanom), toate în afara domeniului. Intervalele provin dintr-un bootstrap pe imagini întregi, deoarece aceleași imagini sunt evaluate de toate cele zece modele.</w:t>
+      </w:r>
+    </w:p>
+    <w:p>
+      <w:pPr>
+        <w:ind w:firstLine="709"/>
+        <w:jc w:val="both"/>
+      </w:pPr>
+      <w:r>
+        <w:t>Tabelul 8.12. Modelele candidate pe seturile externe, zero-shot, cu T și τ din SCIN (medii pe zece modele; în afara domeniului și pentru leziunile maligne abținerea este răspunsul corect).</w:t>
+      </w:r>
+    </w:p>
+    <w:tbl>
+      <w:tblPr>
+        <w:tblStyle w:val="TableGrid"/>
+        <w:tblW w:type="auto" w:w="0"/>
+        <w:tblLook w:firstColumn="1" w:firstRow="1" w:lastColumn="0" w:lastRow="0" w:noHBand="0" w:noVBand="1" w:val="04A0"/>
+      </w:tblPr>
+      <w:tblGrid>
+        <w:gridCol w:w="1512"/>
+        <w:gridCol w:w="1512"/>
+        <w:gridCol w:w="1512"/>
+        <w:gridCol w:w="1512"/>
+        <w:gridCol w:w="1512"/>
+        <w:gridCol w:w="1512"/>
+      </w:tblGrid>
+      <w:tr>
+        <w:tc>
+          <w:tcPr>
+            <w:tcW w:type="dxa" w:w="1512"/>
+          </w:tcPr>
+          <w:p>
+            <w:r>
+              <w:rPr>
+                <w:b/>
+              </w:rPr>
+              <w:t>Set</w:t>
+            </w:r>
+          </w:p>
+        </w:tc>
+        <w:tc>
+          <w:tcPr>
+            <w:tcW w:type="dxa" w:w="1512"/>
+          </w:tcPr>
+          <w:p>
+            <w:r>
+              <w:rPr>
+                <w:b/>
+              </w:rPr>
+              <w:t>Model</w:t>
+            </w:r>
+          </w:p>
+        </w:tc>
+        <w:tc>
+          <w:tcPr>
+            <w:tcW w:type="dxa" w:w="1512"/>
+          </w:tcPr>
+          <w:p>
+            <w:r>
+              <w:rPr>
+                <w:b/>
+              </w:rPr>
+              <w:t>Acuratețe în domeniu (%)</w:t>
+            </w:r>
+          </w:p>
+        </w:tc>
+        <w:tc>
+          <w:tcPr>
+            <w:tcW w:type="dxa" w:w="1512"/>
+          </w:tcPr>
+          <w:p>
+            <w:r>
+              <w:rPr>
+                <w:b/>
+              </w:rPr>
+              <w:t>Abținere în domeniu FST I-II / V-VI (%)</w:t>
+            </w:r>
+          </w:p>
+        </w:tc>
+        <w:tc>
+          <w:tcPr>
+            <w:tcW w:type="dxa" w:w="1512"/>
+          </w:tcPr>
+          <w:p>
+            <w:r>
+              <w:rPr>
+                <w:b/>
+              </w:rPr>
+              <w:t>Abținere în afara domeniului: total (I-II / V-VI) (%)</w:t>
+            </w:r>
+          </w:p>
+        </w:tc>
+        <w:tc>
+          <w:tcPr>
+            <w:tcW w:type="dxa" w:w="1512"/>
+          </w:tcPr>
+          <w:p>
+            <w:r>
+              <w:rPr>
+                <w:b/>
+              </w:rPr>
+              <w:t>Leziuni maligne cu răspuns sigur (%)</w:t>
+            </w:r>
+          </w:p>
+        </w:tc>
+      </w:tr>
+      <w:tr>
+        <w:tc>
+          <w:tcPr>
+            <w:tcW w:type="dxa" w:w="1512"/>
+          </w:tcPr>
+          <w:p>
+            <w:r>
+              <w:t>Fitzpatrick17k</w:t>
+            </w:r>
+          </w:p>
+        </w:tc>
+        <w:tc>
+          <w:tcPr>
+            <w:tcW w:type="dxa" w:w="1512"/>
+          </w:tcPr>
+          <w:p>
+            <w:r>
+              <w:t>EfficientNet-B0</w:t>
+            </w:r>
+          </w:p>
+        </w:tc>
+        <w:tc>
+          <w:tcPr>
+            <w:tcW w:type="dxa" w:w="1512"/>
+          </w:tcPr>
+          <w:p>
+            <w:r>
+              <w:t>42,9</w:t>
+            </w:r>
+          </w:p>
+        </w:tc>
+        <w:tc>
+          <w:tcPr>
+            <w:tcW w:type="dxa" w:w="1512"/>
+          </w:tcPr>
+          <w:p>
+            <w:r>
+              <w:t>27,5 / 38,8</w:t>
+            </w:r>
+          </w:p>
+        </w:tc>
+        <w:tc>
+          <w:tcPr>
+            <w:tcW w:type="dxa" w:w="1512"/>
+          </w:tcPr>
+          <w:p>
+            <w:r>
+              <w:t>31,6 (29,9 / 36,0)</w:t>
+            </w:r>
+          </w:p>
+        </w:tc>
+        <w:tc>
+          <w:tcPr>
+            <w:tcW w:type="dxa" w:w="1512"/>
+          </w:tcPr>
+          <w:p>
+            <w:r>
+              <w:t>-</w:t>
+            </w:r>
+          </w:p>
+        </w:tc>
+      </w:tr>
+      <w:tr>
+        <w:tc>
+          <w:tcPr>
+            <w:tcW w:type="dxa" w:w="1512"/>
+          </w:tcPr>
+          <w:p>
+            <w:r>
+              <w:t>Fitzpatrick17k</w:t>
+            </w:r>
+          </w:p>
+        </w:tc>
+        <w:tc>
+          <w:tcPr>
+            <w:tcW w:type="dxa" w:w="1512"/>
+          </w:tcPr>
+          <w:p>
+            <w:r>
+              <w:t>DINOv2 + sondă</w:t>
+            </w:r>
+          </w:p>
+        </w:tc>
+        <w:tc>
+          <w:tcPr>
+            <w:tcW w:type="dxa" w:w="1512"/>
+          </w:tcPr>
+          <w:p>
+            <w:r>
+              <w:t>53,8</w:t>
+            </w:r>
+          </w:p>
+        </w:tc>
+        <w:tc>
+          <w:tcPr>
+            <w:tcW w:type="dxa" w:w="1512"/>
+          </w:tcPr>
+          <w:p>
+            <w:r>
+              <w:t>16,6 / 14,0</w:t>
+            </w:r>
+          </w:p>
+        </w:tc>
+        <w:tc>
+          <w:tcPr>
+            <w:tcW w:type="dxa" w:w="1512"/>
+          </w:tcPr>
+          <w:p>
+            <w:r>
+              <w:t>18,6 (19,7 / 15,4)</w:t>
+            </w:r>
+          </w:p>
+        </w:tc>
+        <w:tc>
+          <w:tcPr>
+            <w:tcW w:type="dxa" w:w="1512"/>
+          </w:tcPr>
+          <w:p>
+            <w:r>
+              <w:t>-</w:t>
+            </w:r>
+          </w:p>
+        </w:tc>
+      </w:tr>
+      <w:tr>
+        <w:tc>
+          <w:tcPr>
+            <w:tcW w:type="dxa" w:w="1512"/>
+          </w:tcPr>
+          <w:p>
+            <w:r>
+              <w:t>DDI</w:t>
+            </w:r>
+          </w:p>
+        </w:tc>
+        <w:tc>
+          <w:tcPr>
+            <w:tcW w:type="dxa" w:w="1512"/>
+          </w:tcPr>
+          <w:p>
+            <w:r>
+              <w:t>EfficientNet-B0</w:t>
+            </w:r>
+          </w:p>
+        </w:tc>
+        <w:tc>
+          <w:tcPr>
+            <w:tcW w:type="dxa" w:w="1512"/>
+          </w:tcPr>
+          <w:p>
+            <w:r>
+              <w:t>45,6</w:t>
+            </w:r>
+          </w:p>
+        </w:tc>
+        <w:tc>
+          <w:tcPr>
+            <w:tcW w:type="dxa" w:w="1512"/>
+          </w:tcPr>
+          <w:p>
+            <w:r>
+              <w:t>45,9 / 46,2</w:t>
+            </w:r>
+          </w:p>
+        </w:tc>
+        <w:tc>
+          <w:tcPr>
+            <w:tcW w:type="dxa" w:w="1512"/>
+          </w:tcPr>
+          <w:p>
+            <w:r>
+              <w:t>45,5 (44,4 / 41,1)</w:t>
+            </w:r>
+          </w:p>
+        </w:tc>
+        <w:tc>
+          <w:tcPr>
+            <w:tcW w:type="dxa" w:w="1512"/>
+          </w:tcPr>
+          <w:p>
+            <w:r>
+              <w:t>55,0 (52,7 / 70,0)</w:t>
+            </w:r>
+          </w:p>
+        </w:tc>
+      </w:tr>
+      <w:tr>
+        <w:tc>
+          <w:tcPr>
+            <w:tcW w:type="dxa" w:w="1512"/>
+          </w:tcPr>
+          <w:p>
+            <w:r>
+              <w:t>DDI</w:t>
+            </w:r>
+          </w:p>
+        </w:tc>
+        <w:tc>
+          <w:tcPr>
+            <w:tcW w:type="dxa" w:w="1512"/>
+          </w:tcPr>
+          <w:p>
+            <w:r>
+              <w:t>DINOv2 + sondă</w:t>
+            </w:r>
+          </w:p>
+        </w:tc>
+        <w:tc>
+          <w:tcPr>
+            <w:tcW w:type="dxa" w:w="1512"/>
+          </w:tcPr>
+          <w:p>
+            <w:r>
+              <w:t>25,6</w:t>
+            </w:r>
+          </w:p>
+        </w:tc>
+        <w:tc>
+          <w:tcPr>
+            <w:tcW w:type="dxa" w:w="1512"/>
+          </w:tcPr>
+          <w:p>
+            <w:r>
+              <w:t>28,8 / 10,4</w:t>
+            </w:r>
+          </w:p>
+        </w:tc>
+        <w:tc>
+          <w:tcPr>
+            <w:tcW w:type="dxa" w:w="1512"/>
+          </w:tcPr>
+          <w:p>
+            <w:r>
+              <w:t>21,4 (25,2 / 16,6)</w:t>
+            </w:r>
+          </w:p>
+        </w:tc>
+        <w:tc>
+          <w:tcPr>
+            <w:tcW w:type="dxa" w:w="1512"/>
+          </w:tcPr>
+          <w:p>
+            <w:r>
+              <w:t>79,5 (79,0 / 87,3)</w:t>
+            </w:r>
+          </w:p>
+        </w:tc>
+      </w:tr>
+    </w:tbl>
+    <w:p>
+      <w:pPr>
+        <w:ind w:firstLine="709"/>
+        <w:jc w:val="both"/>
+      </w:pPr>
+      <w:r>
+        <w:t>Rezultatele (Tabelul 8.12) arată o limită importantă a regulii de abținere. Pe imaginile în domeniu din Fitzpatrick17k, DINOv2 este mult mai precis decât EfficientNet-B0 (53,8% față de 42,9%) și fără diferență între tonuri. Pe imaginile în afara domeniului însă, încrederea nu separă cazurile necunoscute: DINOv2 se abține la doar 18,6% dintre ele în Fitzpatrick17k și la 21,4% în DDI, aproape cât pe cele cunoscute, și mai rar pe pielea închisă (DDI: 25,2% la FST I-II, 16,6% la V-VI). Cel mai grav, DINOv2 dă un răspuns sigur, cu o categorie benignă (mai ales eczema_dermatitis), pentru 79,5% dintre leziunile maligne din DDI (87,3% la FST V-VI); EfficientNet-B0 face același lucru pentru 55,0% (70,0% la V-VI). Concluzia este că abținerea bazată pe încredere funcționează în domeniul de antrenare (secțiunile de mai sus), dar nu poate fi folosită ca filtru de siguranță pentru afecțiuni grave din afara celor patru categorii.</w:t>
+      </w:r>
+    </w:p>
+    <w:p>
+      <w:pPr>
+        <w:ind w:firstLine="709"/>
+        <w:jc w:val="both"/>
+      </w:pPr>
+      <w:r>
+        <w:t>Decizia pentru aplicație. Modelul livrat este DINOv2 ViT-B/14 cu sonda liniară, cu încrederea calibrată și pragul τ, ales pentru licența Apache 2.0 (permite publicarea și utilizarea comercială), acuratețea selectivă de 0,676 și cea mai mică eroare de calibrare după scalare. Din rezultatul extern rezultă două cerințe: aplicația afișează permanent că nu evaluează leziuni suspecte (alunițe care se schimbă, leziuni care sângerează) și trimite direct la medic pentru ele, iar înainte de livrare se adaugă un detector separat pentru imagini în afara domeniului (de exemplu distanța trăsăturilor DINOv2 față de cele din antrenare), evaluat pe aceleași seturi externe și pe tonuri de piele.</w:t>
+      </w:r>
+    </w:p>
+    <w:p>
+      <w:pPr>
+        <w:pStyle w:val="Heading2"/>
+      </w:pPr>
+      <w:r>
+        <w:t>8.12 Explicabilitate: Grad-CAM și verificarea de sănătate</w:t>
+      </w:r>
+    </w:p>
+    <w:p>
+      <w:pPr>
+        <w:ind w:firstLine="709"/>
+        <w:jc w:val="both"/>
+      </w:pPr>
+      <w:r>
+        <w:t xml:space="preserve">Grad-CAM [47] explică o predicție printr-o hartă de căldură: activările unui strat al rețelei sunt ponderate cu gradientul scorului clasei prezise, iar partea pozitivă arată regiunile imaginii care au crescut acel scor. Pentru EfficientNet-B0 se folosește ultimul strat convoluțional; pentru DINOv2 (Vision Transformer), intrarea ultimului bloc, cu token-urile de patch rearanjate în grila lor (37 × 37 la 518 pixeli). Scriptul </w:t>
+      </w:r>
+      <w:r>
+        <w:rPr>
+          <w:rFonts w:ascii="Courier New" w:hAnsi="Courier New" w:eastAsia="Courier New" w:cs="Courier New"/>
+          <w:sz w:val="21"/>
+        </w:rPr>
+        <w:t>ml/run_gradcam.py</w:t>
+      </w:r>
+      <w:r>
+        <w:t xml:space="preserve"> calculează harta clasei prezise pentru toate cazurile de test din cele zece seed-uri (2.708 pe model). Exemplele vizuale (cazuri corecte, greșite și cu abținere, pe grupe eFST) rămân locale, deoarece conțin fotografii SCIN care nu sunt redistribuite; în lucrare se raportează doar măsuri numerice.</w:t>
+      </w:r>
+    </w:p>
+    <w:p>
+      <w:pPr>
+        <w:ind w:firstLine="709"/>
+        <w:jc w:val="both"/>
+      </w:pPr>
+      <w:r>
+        <w:t>Verificarea de sănătate prin randomizarea modelului [48]: o hartă care rămâne la fel când ponderile pe care ar trebui să le explice sunt distruse nu explică nimic. Se compară harta modelului antrenat cu harta obținută după înlocuirea cu zgomot a ponderilor clasificatorului și apoi și a ultimelor blocuri ale encoderului, prin corelația Spearman (corelația rangurilor, între -1 și 1; 0 = fără legătură). Se mai măsoară cât de concentrată este harta (proporția masei în cei mai fierbinți 10% pixeli) și raportul de bordură: masa hărții pe pixel în zona neagră de completare a imaginii (letterbox), raportată la media pe imagine (1 = nicio preferință; mult peste 1 = modelul se uită la bordură, o scurtătură).</w:t>
+      </w:r>
+    </w:p>
+    <w:p>
+      <w:pPr>
+        <w:ind w:firstLine="709"/>
+        <w:jc w:val="both"/>
+      </w:pPr>
+      <w:r>
+        <w:t>Tabelul 8.13. Grad-CAM pe testul SCIN (2.708 cazuri pe model, zece seed-uri; ρ = corelația Spearman cu harta modelului antrenat, medie ± abatere standard).</w:t>
+      </w:r>
+    </w:p>
+    <w:tbl>
+      <w:tblPr>
+        <w:tblStyle w:val="TableGrid"/>
+        <w:tblW w:type="auto" w:w="0"/>
+        <w:tblLook w:firstColumn="1" w:firstRow="1" w:lastColumn="0" w:lastRow="0" w:noHBand="0" w:noVBand="1" w:val="04A0"/>
+      </w:tblPr>
+      <w:tblGrid>
+        <w:gridCol w:w="1296"/>
+        <w:gridCol w:w="1296"/>
+        <w:gridCol w:w="1296"/>
+        <w:gridCol w:w="1296"/>
+        <w:gridCol w:w="1296"/>
+        <w:gridCol w:w="1296"/>
+        <w:gridCol w:w="1296"/>
+      </w:tblGrid>
+      <w:tr>
+        <w:tc>
+          <w:tcPr>
+            <w:tcW w:type="dxa" w:w="1296"/>
+          </w:tcPr>
+          <w:p>
+            <w:r>
+              <w:rPr>
+                <w:b/>
+              </w:rPr>
+              <w:t>Model</w:t>
+            </w:r>
+          </w:p>
+        </w:tc>
+        <w:tc>
+          <w:tcPr>
+            <w:tcW w:type="dxa" w:w="1296"/>
+          </w:tcPr>
+          <w:p>
+            <w:r>
+              <w:rPr>
+                <w:b/>
+              </w:rPr>
+              <w:t>ρ, clasificator randomizat</w:t>
+            </w:r>
+          </w:p>
+        </w:tc>
+        <w:tc>
+          <w:tcPr>
+            <w:tcW w:type="dxa" w:w="1296"/>
+          </w:tcPr>
+          <w:p>
+            <w:r>
+              <w:rPr>
+                <w:b/>
+              </w:rPr>
+              <w:t>ρ, clasificator + vârful encoderului</w:t>
+            </w:r>
+          </w:p>
+        </w:tc>
+        <w:tc>
+          <w:tcPr>
+            <w:tcW w:type="dxa" w:w="1296"/>
+          </w:tcPr>
+          <w:p>
+            <w:r>
+              <w:rPr>
+                <w:b/>
+              </w:rPr>
+              <w:t>Cazuri cu |ρ| &lt; 0,3</w:t>
+            </w:r>
+          </w:p>
+        </w:tc>
+        <w:tc>
+          <w:tcPr>
+            <w:tcW w:type="dxa" w:w="1296"/>
+          </w:tcPr>
+          <w:p>
+            <w:r>
+              <w:rPr>
+                <w:b/>
+              </w:rPr>
+              <w:t>Masa în top 10% pixeli</w:t>
+            </w:r>
+          </w:p>
+        </w:tc>
+        <w:tc>
+          <w:tcPr>
+            <w:tcW w:type="dxa" w:w="1296"/>
+          </w:tcPr>
+          <w:p>
+            <w:r>
+              <w:rPr>
+                <w:b/>
+              </w:rPr>
+              <w:t>Raport de bordură (mediană)</w:t>
+            </w:r>
+          </w:p>
+        </w:tc>
+        <w:tc>
+          <w:tcPr>
+            <w:tcW w:type="dxa" w:w="1296"/>
+          </w:tcPr>
+          <w:p>
+            <w:r>
+              <w:rPr>
+                <w:b/>
+              </w:rPr>
+              <w:t>Cazuri cu raport &gt; 2</w:t>
+            </w:r>
+          </w:p>
+        </w:tc>
+      </w:tr>
+      <w:tr>
+        <w:tc>
+          <w:tcPr>
+            <w:tcW w:type="dxa" w:w="1296"/>
+          </w:tcPr>
+          <w:p>
+            <w:r>
+              <w:t>EfficientNet-B0, ajustat fin</w:t>
+            </w:r>
+          </w:p>
+        </w:tc>
+        <w:tc>
+          <w:tcPr>
+            <w:tcW w:type="dxa" w:w="1296"/>
+          </w:tcPr>
+          <w:p>
+            <w:r>
+              <w:t>0,10 ± 0,44</w:t>
+            </w:r>
+          </w:p>
+        </w:tc>
+        <w:tc>
+          <w:tcPr>
+            <w:tcW w:type="dxa" w:w="1296"/>
+          </w:tcPr>
+          <w:p>
+            <w:r>
+              <w:t>0,02 ± 0,39</w:t>
+            </w:r>
+          </w:p>
+        </w:tc>
+        <w:tc>
+          <w:tcPr>
+            <w:tcW w:type="dxa" w:w="1296"/>
+          </w:tcPr>
+          <w:p>
+            <w:r>
+              <w:t>41,7%</w:t>
+            </w:r>
+          </w:p>
+        </w:tc>
+        <w:tc>
+          <w:tcPr>
+            <w:tcW w:type="dxa" w:w="1296"/>
+          </w:tcPr>
+          <w:p>
+            <w:r>
+              <w:t>0,32</w:t>
+            </w:r>
+          </w:p>
+        </w:tc>
+        <w:tc>
+          <w:tcPr>
+            <w:tcW w:type="dxa" w:w="1296"/>
+          </w:tcPr>
+          <w:p>
+            <w:r>
+              <w:t>0,25</w:t>
+            </w:r>
+          </w:p>
+        </w:tc>
+        <w:tc>
+          <w:tcPr>
+            <w:tcW w:type="dxa" w:w="1296"/>
+          </w:tcPr>
+          <w:p>
+            <w:r>
+              <w:t>0,6%</w:t>
+            </w:r>
+          </w:p>
+        </w:tc>
+      </w:tr>
+      <w:tr>
+        <w:tc>
+          <w:tcPr>
+            <w:tcW w:type="dxa" w:w="1296"/>
+          </w:tcPr>
+          <w:p>
+            <w:r>
+              <w:t>DINOv2 + sondă liniară</w:t>
+            </w:r>
+          </w:p>
+        </w:tc>
+        <w:tc>
+          <w:tcPr>
+            <w:tcW w:type="dxa" w:w="1296"/>
+          </w:tcPr>
+          <w:p>
+            <w:r>
+              <w:t>0,02 ± 0,24</w:t>
+            </w:r>
+          </w:p>
+        </w:tc>
+        <w:tc>
+          <w:tcPr>
+            <w:tcW w:type="dxa" w:w="1296"/>
+          </w:tcPr>
+          <w:p>
+            <w:r>
+              <w:t>0,02 ± 0,21</w:t>
+            </w:r>
+          </w:p>
+        </w:tc>
+        <w:tc>
+          <w:tcPr>
+            <w:tcW w:type="dxa" w:w="1296"/>
+          </w:tcPr>
+          <w:p>
+            <w:r>
+              <w:t>77,5%</w:t>
+            </w:r>
+          </w:p>
+        </w:tc>
+        <w:tc>
+          <w:tcPr>
+            <w:tcW w:type="dxa" w:w="1296"/>
+          </w:tcPr>
+          <w:p>
+            <w:r>
+              <w:t>0,39</w:t>
+            </w:r>
+          </w:p>
+        </w:tc>
+        <w:tc>
+          <w:tcPr>
+            <w:tcW w:type="dxa" w:w="1296"/>
+          </w:tcPr>
+          <w:p>
+            <w:r>
+              <w:t>0,67</w:t>
+            </w:r>
+          </w:p>
+        </w:tc>
+        <w:tc>
+          <w:tcPr>
+            <w:tcW w:type="dxa" w:w="1296"/>
+          </w:tcPr>
+          <w:p>
+            <w:r>
+              <w:t>3,7%</w:t>
+            </w:r>
+          </w:p>
+        </w:tc>
+      </w:tr>
+    </w:tbl>
+    <w:p>
+      <w:pPr>
+        <w:ind w:firstLine="709"/>
+        <w:jc w:val="both"/>
+      </w:pPr>
+      <w:r>
+        <w:t>Rezultatele (Tabelul 8.13): ambele modele trec verificarea în medie (corelații 0,02-0,10 după randomizare), dar DINOv2 o trece mai consecvent: la 77,5% dintre cazuri corelația după randomizarea clasificatorului este sub 0,3 în valoare absolută, față de 41,7% la EfficientNet-B0, ale cărui hărți depind mult de activările generale ale ultimului strat. Hărțile DINOv2 sunt mai concentrate (0,39 față de 0,32), dar acordă mai multă atenție bordurii (mediană 0,67 față de 0,25; 3,7% dintre cazuri peste dublul mediei, față de 0,6%), mai ales la predicțiile acne și normal_other. Este un efect cunoscut al Vision Transformer-ilor de tip DINOv2 fără token-uri de registru, care stochează informație globală în patch-uri fără conținut [49]. Concentrarea hărților nu diferă între tonurile de piele (0,36-0,41 la toate grupele eFST, pentru cazuri corecte, greșite și cu abținere). Pentru aplicație, harta DINOv2 este afișată doar ca indicație generală, iar ca îmbunătățire se propune completarea prin reflexie în locul bordurii negre sau varianta DINOv2 cu registre.</w:t>
+      </w:r>
+    </w:p>
+    <w:p>
+      <w:pPr>
+        <w:pStyle w:val="Heading1"/>
+      </w:pPr>
+      <w:r>
+        <w:t>Capitolul 9. Concluzii și direcții viitoare</w:t>
+      </w:r>
+    </w:p>
+    <w:p>
+      <w:pPr>
+        <w:jc w:val="both"/>
+      </w:pPr>
+      <w:r>
+        <w:rPr>
+          <w:highlight w:val="yellow"/>
+        </w:rPr>
+        <w:t>[De redactat: concluzii și direcții viitoare, inclusiv traseul pentru tendințe și monetizare.]</w:t>
+      </w:r>
+    </w:p>
+    <w:p>
+      <w:pPr>
+        <w:pStyle w:val="Heading1"/>
+      </w:pPr>
+      <w:r>
+        <w:t>Anexe</w:t>
+      </w:r>
+    </w:p>
+    <w:p>
+      <w:pPr>
+        <w:jc w:val="both"/>
+      </w:pPr>
+      <w:r>
+        <w:rPr>
+          <w:highlight w:val="yellow"/>
+        </w:rPr>
+        <w:t>[De redactat: modelul de date și indecșii, documentația API, fișa modelului (*model card*), texte de consimțământ și confidențialitate.]</w:t>
+      </w:r>
+    </w:p>
+    <w:p>
+      <w:pPr>
+        <w:pStyle w:val="Heading2"/>
+      </w:pPr>
+      <w:r>
+        <w:t>Anexa A. Planificarea proiectului: enunțul domeniului, WBS și riscurile</w:t>
+      </w:r>
+    </w:p>
+    <w:p>
+      <w:pPr>
+        <w:ind w:firstLine="709"/>
+        <w:jc w:val="both"/>
+      </w:pPr>
+      <w:r>
+        <w:t>Proiectul a fost planificat după procesele de management al domeniului din ghidul PMBOK [42]. Domeniul proiectului înseamnă tot lucrul necesar pentru a produce livrabilele, și numai acesta. Planificarea are trei documente: carta proiectului (care autorizează proiectul și fixează obiectivele de nivel înalt), enunțul domeniului (scope statement) și structura de descompunere a lucrărilor (Work Breakdown Structure, WBS) cu dicționarul ei. Ultimele două, împreună cu enunțul, formează baza de referință a domeniului: după aprobare, orice schimbare de domeniu se face doar printr-o cerere de schimbare analizată ca impact asupra timpului, efortului și calității.</w:t>
+      </w:r>
+    </w:p>
+    <w:p>
+      <w:pPr>
+        <w:ind w:firstLine="709"/>
+        <w:jc w:val="both"/>
+      </w:pPr>
+      <w:r>
+        <w:t>Enunțul domeniului (fișierul docs/Enuntul_domeniului_Giotina.docx) descrie scopul proiectului, obiectivele SMART (specifice, măsurabile, realizabile, relevante și încadrate în timp), produsul și cerințele de nivel înalt, nouă livrabile, domeniul inclus și cel exclus, criteriile de acceptare verificabile ale fiecărui livrabil, constrângerile, ipotezele și aprobările. Excluderile scrise explicit (diagnosticul medical, monetizarea, teleconsultația, publicarea în magazinele de aplicații, mentenanța după susținere și funcțiile „stretch”) sunt prima apărare împotriva extinderii necontrolate a domeniului (scope creep). Constrângerile (limite impuse, de exemplu termenele și licența SCIN) sunt separate de ipoteze (lucruri considerate adevărate fără a fi dovedite, de exemplu disponibilitatea a cel puțin cinci testeri beta), deoarece o ipoteză falsă devine un risc.</w:t>
+      </w:r>
+    </w:p>
+    <w:p>
+      <w:pPr>
+        <w:ind w:firstLine="709"/>
+        <w:jc w:val="both"/>
+      </w:pPr>
+      <w:r>
+        <w:t>WBS-ul (Figura A.1, fișierul docs/WBS_Giotina.docx) este descompunerea ierarhică a lucrului în livrabile, nu în activități. Nivelul 1 este proiectul, nivelul 2 sunt cele 10 livrabile majore din enunț (managementul proiectului, cercetarea și cerințele, proiectarea, componenta ML, backend-ul, aplicația mobilă, testarea, articolul, teza și livrarea aplicației), iar sub ele urmează componentele și pachetele de lucru, la nivelul 3 sau 4, după ramură; organizarea pe livrabile la nivelul 2 este una dintre variantele descrise în literatura de management al proiectelor IT [43]. Un pachet de lucru este elementul cel mai de jos al WBS-ului, pentru care efortul se estimează, se atribuie unui responsabil și se verifică printr-un rezultat clar; un element de sumar nu are efort propriu, ci suma copiilor lui. Codul fiecărui element începe cu codul părintelui (de exemplu 1.4 → 1.4.3 → 1.4.3.2). Cele 60 pachete au între 6 și 40 ore de efort; pachetele mai mari de 40 de ore au fost descompuse la nivelul 4, ca fiecare să poată fi urmărit între două rapoarte lunare de stare (regula 8/80 cere între 8 și 80 de ore). Efortul total este de 1290 de ore, dintre care 280 pentru componenta ML, și este egal cu bugetul de efort din enunțul domeniului. Aceasta este regula 100%: ramurile acoperă tot lucrul din enunț, inclusiv managementul proiectului, iar fiecare lucru apare o singură dată (de exemplu, testele unitare aparțin pachetului componentei testate, iar ramura de testare conține doar planul de testare, testele de integrare, end-to-end, de securitate, beta și remedierea defectelor). Toate pachetele au un singur responsabil, autoarea, care este singurul membru al echipei; coordonatorul este consultat, dar nu execută pachete.</w:t>
+      </w:r>
+    </w:p>
+    <w:p>
+      <w:pPr>
+        <w:ind w:firstLine="0"/>
+        <w:jc w:val="center"/>
+      </w:pPr>
+      <w:r>
+        <w:drawing>
+          <wp:inline xmlns:a="http://schemas.openxmlformats.org/drawingml/2006/main" xmlns:pic="http://schemas.openxmlformats.org/drawingml/2006/picture">
+            <wp:extent cx="5760000" cy="2223934"/>
+            <wp:docPr id="8" name="Picture 8"/>
+            <wp:cNvGraphicFramePr>
+              <a:graphicFrameLocks noChangeAspect="1"/>
+            </wp:cNvGraphicFramePr>
+            <a:graphic>
+              <a:graphicData uri="http://schemas.openxmlformats.org/drawingml/2006/picture">
+                <pic:pic>
+                  <pic:nvPicPr>
+                    <pic:cNvPr id="0" name="image.png"/>
+                    <pic:cNvPicPr/>
+                  </pic:nvPicPr>
+                  <pic:blipFill>
+                    <a:blip r:embed="rId19"/>
+                    <a:stretch>
+                      <a:fillRect/>
+                    </a:stretch>
+                  </pic:blipFill>
+                  <pic:spPr>
+                    <a:xfrm>
+                      <a:off x="0" y="0"/>
+                      <a:ext cx="5760000" cy="2223934"/>
+                    </a:xfrm>
+                    <a:prstGeom prst="rect"/>
+                  </pic:spPr>
+                </pic:pic>
+              </a:graphicData>
+            </a:graphic>
+          </wp:inline>
+        </w:drawing>
+      </w:r>
+    </w:p>
+    <w:p>
+      <w:pPr>
         <w:pStyle w:val="Caption"/>
         <w:jc w:val="center"/>
       </w:pPr>
       <w:r>
-        <w:t>Figura A.1. Structura de descompunere a lucrărilor (WBS) a proiectului, cu efortul estimat pe fiecare element (verde = realizat, galben = în lucru, alb = planificat). Versiunea la scară mare este docs/diagrams/wbs.svg.</w:t>
+        <w:t>Figura A.1. Structura de descompunere a lucrărilor (WBS) a proiectului, cu efortul estimat pe fiecare element; elementele de sumar sunt colorate, pachetele de lucru sunt albe (versiunea 1.0, 24.10.2026).</w:t>
       </w:r>
     </w:p>
     <w:p>
@@ -7032,7 +9328,123 @@
         <w:jc w:val="both"/>
       </w:pPr>
       <w:r>
-        <w:t>Dicționarul WBS conține fișele a patru pachete de lucru (1.4.3, 1.4.4, 1.5.1 și 1.6.2), fiecare cu descrierea lucrului, criteriile de acceptare, responsabilul după matricea RACI (R = execută, A = răspunde, C = consultat, I = informat), efortul, dependențele și riscurile. Pentru pachetul 1.6.2 (fluxul de analiză a pielii, 48 de ore) au fost derivate șapte activități, a căror sumă este egală cu efortul pachetului; abia la acest nivel apar verbele și ordinea lucrului, care trec apoi în calendarul proiectului (diagrama Gantt).</w:t>
+        <w:t>Documentul WBS mai conține tabelul tuturor pachetelor, cu efortul, responsabilul și starea la 24.10.2026, și dicționarul WBS cu fișele a patru pachete de lucru (1.4.5, 1.5.1, 1.6.3 și 1.8.3). Fiecare fișă are descrierea lucrului, criteriile de acceptare, responsabilul după matricea RACI (R = execută, A = răspunde, C = consultat, I = informat), efortul, dependențele și riscurile. Pentru pachetul 1.5.1 (modulul de autentificare, 32 de ore) au fost derivate șapte activități, a căror sumă este egală cu efortul pachetului; abia la acest nivel apar verbele și ordinea lucrului, care trec apoi în calendarul proiectului (diagrama Gantt).</w:t>
+      </w:r>
+    </w:p>
+    <w:p>
+      <w:pPr>
+        <w:ind w:firstLine="709"/>
+        <w:jc w:val="both"/>
+      </w:pPr>
+      <w:r>
+        <w:t>Managementul riscurilor a pornit de la enunțul domeniului și de la WBS (fișierele docs/Managementul_riscurilor_Giotina.docx și docs/Registrul_riscurilor_Giotina.xlsx). Un risc este un eveniment incert care, dacă apare, afectează cel puțin un obiectiv al proiectului; spre deosebire de o problemă, care s-a produs deja, are o probabilitate. Fiecare risc a fost formulat ca lanț cauză → eveniment → efect și legat de pachetele WBS afectate. Sursele au fost ipotezele din enunț (fiecare ipoteză falsă devine un risc), parcurgerea WBS-ului pachet cu pachet și jurnalul proiectului. Riscurile au fost grupate în structura de defalcare a riscurilor (Risk Breakdown Structure, RBS, Figura A.2), adică ierarhia surselor de risc: patru categorii (tehnic, managementul proiectului, organizațional, extern), subcategorii și, la ultimul nivel, cele 10 riscuri concrete.</w:t>
+      </w:r>
+    </w:p>
+    <w:p>
+      <w:pPr>
+        <w:ind w:firstLine="0"/>
+        <w:jc w:val="center"/>
+      </w:pPr>
+      <w:r>
+        <w:drawing>
+          <wp:inline xmlns:a="http://schemas.openxmlformats.org/drawingml/2006/main" xmlns:pic="http://schemas.openxmlformats.org/drawingml/2006/picture">
+            <wp:extent cx="5760000" cy="2849801"/>
+            <wp:docPr id="9" name="Picture 9"/>
+            <wp:cNvGraphicFramePr>
+              <a:graphicFrameLocks noChangeAspect="1"/>
+            </wp:cNvGraphicFramePr>
+            <a:graphic>
+              <a:graphicData uri="http://schemas.openxmlformats.org/drawingml/2006/picture">
+                <pic:pic>
+                  <pic:nvPicPr>
+                    <pic:cNvPr id="0" name="rbs.png"/>
+                    <pic:cNvPicPr/>
+                  </pic:nvPicPr>
+                  <pic:blipFill>
+                    <a:blip r:embed="rId22"/>
+                    <a:stretch>
+                      <a:fillRect/>
+                    </a:stretch>
+                  </pic:blipFill>
+                  <pic:spPr>
+                    <a:xfrm>
+                      <a:off x="0" y="0"/>
+                      <a:ext cx="5760000" cy="2849801"/>
+                    </a:xfrm>
+                    <a:prstGeom prst="rect"/>
+                  </pic:spPr>
+                </pic:pic>
+              </a:graphicData>
+            </a:graphic>
+          </wp:inline>
+        </w:drawing>
+      </w:r>
+    </w:p>
+    <w:p>
+      <w:pPr>
+        <w:pStyle w:val="Caption"/>
+        <w:jc w:val="center"/>
+      </w:pPr>
+      <w:r>
+        <w:t>Figura A.2. Structura de defalcare a riscurilor (RBS), cu scorul P × I al fiecărui risc și pachetele WBS afectate.</w:t>
+      </w:r>
+    </w:p>
+    <w:p>
+      <w:pPr>
+        <w:ind w:firstLine="709"/>
+        <w:jc w:val="both"/>
+      </w:pPr>
+      <w:r>
+        <w:t>Fiecare risc a primit o probabilitate P și un impact I pe scale de la 1 la 5. Probabilitatea are intervale procentuale care nu se suprapun (de exemplu 3 = 25–50%), iar impactul are praguri adaptate proiectului, în săptămâni de întârziere, ore de efort și efect asupra livrabilelor (de exemplu 4 = 3–6 săptămâni, 80–200 de ore sau o funcție principală lipsă la termenul MVP-ului). Scorul P × I plasează riscul într-una din zonele matricei 5 × 5 (Figura A.3): scăzut (1–4), mediu (5–9), ridicat (10–14) și critic (15–25). Cele mai mari riscuri sunt R1 (efortul pentru aplicație e subestimat, scor 16) și R2 (apare o lucrare foarte apropiată, scor 15). Registrul riscurilor conține pentru fiecare risc strategia de răspuns (evitare, atenuare, transfer, acceptare sau escaladare), acțiunile concrete cu termen, declanșatorul (semnul că riscul se produce) și responsabilul; riscurile critice au și un plan de contingență (plan B), cu riscul rezidual și riscul secundar. Registrul se revizuiește la fiecare raport lunar de stare.</w:t>
+      </w:r>
+    </w:p>
+    <w:p>
+      <w:pPr>
+        <w:ind w:firstLine="0"/>
+        <w:jc w:val="center"/>
+      </w:pPr>
+      <w:r>
+        <w:drawing>
+          <wp:inline xmlns:a="http://schemas.openxmlformats.org/drawingml/2006/main" xmlns:pic="http://schemas.openxmlformats.org/drawingml/2006/picture">
+            <wp:extent cx="5760000" cy="2928755"/>
+            <wp:docPr id="10" name="Picture 10"/>
+            <wp:cNvGraphicFramePr>
+              <a:graphicFrameLocks noChangeAspect="1"/>
+            </wp:cNvGraphicFramePr>
+            <a:graphic>
+              <a:graphicData uri="http://schemas.openxmlformats.org/drawingml/2006/picture">
+                <pic:pic>
+                  <pic:nvPicPr>
+                    <pic:cNvPr id="0" name="risk_matrix.png"/>
+                    <pic:cNvPicPr/>
+                  </pic:nvPicPr>
+                  <pic:blipFill>
+                    <a:blip r:embed="rId23"/>
+                    <a:stretch>
+                      <a:fillRect/>
+                    </a:stretch>
+                  </pic:blipFill>
+                  <pic:spPr>
+                    <a:xfrm>
+                      <a:off x="0" y="0"/>
+                      <a:ext cx="5760000" cy="2928755"/>
+                    </a:xfrm>
+                    <a:prstGeom prst="rect"/>
+                  </pic:spPr>
+                </pic:pic>
+              </a:graphicData>
+            </a:graphic>
+          </wp:inline>
+        </w:drawing>
+      </w:r>
+    </w:p>
+    <w:p>
+      <w:pPr>
+        <w:pStyle w:val="Caption"/>
+        <w:jc w:val="center"/>
+      </w:pPr>
+      <w:r>
+        <w:t>Figura A.3. Matricea probabilitate × impact cu cele zece riscuri și ordinea lor de prioritate.</w:t>
       </w:r>
     </w:p>
     <w:p>
@@ -7470,7 +9882,7 @@
         <w:jc w:val="left"/>
       </w:pPr>
       <w:r>
-        <w:t>[43] PlantUML, Work Breakdown Structure (WBS) diagram, documentație. https://plantuml.com/wbs-diagram</w:t>
+        <w:t>[43] K. Schwalbe, Information Technology Project Management, ediția a 9-a, Cengage Learning, 2019</w:t>
       </w:r>
     </w:p>
     <w:p>
@@ -7481,6 +9893,56 @@
       </w:pPr>
       <w:r>
         <w:t>[44] K. Abhishek, A. Jain, G. Hamarneh, Investigating the Quality of DermaMNIST and Fitzpatrick17k Dermatological Image Datasets, Scientific Data 12, 196, 2025. https://doi.org/10.1038/s41597-025-04382-5</w:t>
+      </w:r>
+    </w:p>
+    <w:p>
+      <w:pPr>
+        <w:spacing w:after="120" w:line="276" w:lineRule="auto"/>
+        <w:ind w:left="567" w:hanging="567"/>
+        <w:jc w:val="left"/>
+      </w:pPr>
+      <w:r>
+        <w:t>[45] A. Dosovitskiy et al., An Image is Worth 16x16 Words: Transformers for Image Recognition at Scale, ICLR 2021. https://arxiv.org/abs/2010.11929</w:t>
+      </w:r>
+    </w:p>
+    <w:p>
+      <w:pPr>
+        <w:spacing w:after="120" w:line="276" w:lineRule="auto"/>
+        <w:ind w:left="567" w:hanging="567"/>
+        <w:jc w:val="left"/>
+      </w:pPr>
+      <w:r>
+        <w:t>[46] M. Oquab et al., DINOv2: Learning Robust Visual Features without Supervision, Transactions on Machine Learning Research, 2024. https://arxiv.org/abs/2304.07193</w:t>
+      </w:r>
+    </w:p>
+    <w:p>
+      <w:pPr>
+        <w:spacing w:after="120" w:line="276" w:lineRule="auto"/>
+        <w:ind w:left="567" w:hanging="567"/>
+        <w:jc w:val="left"/>
+      </w:pPr>
+      <w:r>
+        <w:t>[47] R. R. Selvaraju et al., Grad-CAM: Visual Explanations from Deep Networks via Gradient-based Localization, ICCV 2017. https://arxiv.org/abs/1610.02391</w:t>
+      </w:r>
+    </w:p>
+    <w:p>
+      <w:pPr>
+        <w:spacing w:after="120" w:line="276" w:lineRule="auto"/>
+        <w:ind w:left="567" w:hanging="567"/>
+        <w:jc w:val="left"/>
+      </w:pPr>
+      <w:r>
+        <w:t>[48] J. Adebayo et al., Sanity Checks for Saliency Maps, NeurIPS 2018. https://arxiv.org/abs/1810.03292</w:t>
+      </w:r>
+    </w:p>
+    <w:p>
+      <w:pPr>
+        <w:spacing w:after="120" w:line="276" w:lineRule="auto"/>
+        <w:ind w:left="567" w:hanging="567"/>
+        <w:jc w:val="left"/>
+      </w:pPr>
+      <w:r>
+        <w:t>[49] T. Darcet, M. Oquab, J. Mairal, P. Bojanowski, Vision Transformers Need Registers, ICLR 2024. https://arxiv.org/abs/2309.16588</w:t>
       </w:r>
     </w:p>
     <w:sectPr>

--- a/docs/Teza_Licenta.docx
+++ b/docs/Teza_Licenta.docx
@@ -391,6 +391,16 @@
         <w:t>4.1 Modelul conceptual al datelor: diagrama Entitate-Legătură extinsă (EER)</w:t>
         <w:tab/>
         <w:t>5</w:t>
+      </w:r>
+    </w:p>
+    <w:p>
+      <w:pPr>
+        <w:pStyle w:val="toc2"/>
+      </w:pPr>
+      <w:r>
+        <w:t>4.2 Interfața utilizator: prototipul Figma, versiunea 2</w:t>
+        <w:tab/>
+        <w:t>6</w:t>
       </w:r>
     </w:p>
     <w:p>
@@ -1440,6 +1450,339 @@
     </w:p>
     <w:p>
       <w:pPr>
+        <w:pStyle w:val="Heading2"/>
+      </w:pPr>
+      <w:r>
+        <w:t>4.2 Interfața utilizator: prototipul Figma, versiunea 2</w:t>
+      </w:r>
+    </w:p>
+    <w:p>
+      <w:pPr>
+        <w:ind w:firstLine="709"/>
+        <w:jc w:val="both"/>
+      </w:pPr>
+      <w:r>
+        <w:t>Prototipul interfeței este realizat în Figma, un instrument de proiectare a interfețelor în care fiecare ecran este un cadru (frame) cu straturi editabile. Prima versiune, „Lumière v1” (34 de ecrane), acoperea fluxurile aplicației, dar folosea multe elemente pe care practicienii le asociază cu interfețele generate automat de instrumente AI: pete de gradient estompate în fundal, cuvinte cursive accentuate în mijlocul titlurilor, câte un card cu umbră pentru fiecare bloc, o bară de navigare flotantă cu un buton central ridicat, o grilă 2 × 2 de funcții pe ecranul de start, sclipiri decorative și patru culori de accent pastel care concurau între ele [50]. Versiunea 2 păstrează identitatea roz a aplicației, dar elimină decorul care nu transmite informație și construiește ierarhia prin tipografie, spațiere și contrast. Versiunea 1 rămâne în același fișier, pe pagina „Lumière v1 · Archive”, pentru comparație.</w:t>
+      </w:r>
+    </w:p>
+    <w:p>
+      <w:pPr>
+        <w:ind w:firstLine="709"/>
+        <w:jc w:val="both"/>
+      </w:pPr>
+      <w:r>
+        <w:t>Noua versiune este construită pe un sistem de design, adică un set de reguli și de piese reutilizabile din care se compun toate ecranele. În Figma, sistemul are trei niveluri. Variabilele (design tokens) sunt valori cu nume: 18 culori (de exemplu color/accent sau color/ink), 6 pași de spațiere (4-32 px) și 3 raze de colț (10, 14 și 18 px). Stilurile de text sunt 12 combinații fixe de font, mărime și înălțime de rând (de exemplu Title 26/32 px sau Body 15/22 px). Componentele sunt elemente reutilizabile cu variante: bara de stare, bara de navigare cu 5 file, butonul (Primary, Secondary, Ghost, Danger, Inverse), eticheta selectabilă (chip), câmpul de text (normal, activ, eroare), caseta de bifare, butonul radio, comutatorul, miniatura de produs (tub, flacon cu pompă, borcan, pipetă), sigla și 38 de pictograme de 24 px. Ecranele folosesc instanțe ale acestor componente și auto layout (aranjarea automată a elementelor pe rânduri sau coloane, cu distanțe fixe), astfel încât o modificare făcută într-o componentă sau într-o variabilă se propagă în toate ecranele.</w:t>
+      </w:r>
+    </w:p>
+    <w:p>
+      <w:pPr>
+        <w:ind w:firstLine="709"/>
+        <w:jc w:val="both"/>
+      </w:pPr>
+      <w:r>
+        <w:t>Culoarea are un singur accent, „Peony” #BF3F68, folosit numai pentru acțiuni și pentru elementele selectate; fundalul este alb cald (#FFF8F6), suprafețele sunt albe, iar textul este aproape negru (#2A1E22). Verdele, chihlimbarul și roșul apar doar la scorurile ingredientelor și la avertismente. Toate combinațiile de text au fost verificate cu raportul de contrast din WCAG 2.2 [51], adică raportul dintre luminanțele relative ale celor două culori (de la 1:1, fără contrast, la 21:1, negru pe alb); nivelul AA cere cel puțin 4,5:1 pentru textul normal. Accentul pe alb are 5,09:1, textul secundar pe fundal 5,81:1, iar textul principal 15,31:1. Verificarea a găsit două culori de stare sub prag pe fundalurile lor colorate (verde 4,38:1, chihlimbar 3,96:1); ele au fost închise la #356B4E (5,39:1) și #8C5710 (5,34:1). Tipografia folosește Young Serif doar pentru titlurile ecranelor [53] și Hanken Grotesk pentru restul textului [54]; ambele fonturi au licența SIL Open Font License, deci pot fi incluse în aplicație. Ecranele au margini laterale de 20 px și o scară de spațiere cu pași de 8 px, iar conținutul este grupat în liste cu linii de separare subțiri, fără umbre. Navigarea principală folosește o bară standard cu cinci file (Today, Skin, Scan, Routine, Me), după convențiile platformei iOS [52].</w:t>
+      </w:r>
+    </w:p>
+    <w:p>
+      <w:pPr>
+        <w:ind w:firstLine="709"/>
+        <w:jc w:val="both"/>
+      </w:pPr>
+      <w:r>
+        <w:t>Tabelul 4.1 arată cum acoperă cele 36 de ecrane cerințele MVP din planul lucrării. Ecranele lungi (de exemplu rezultatul analizei) sunt desenate la lungimea completă de derulare, ca să se vadă tot conținutul. Figura 4.3 prezintă opt ecrane reprezentative.</w:t>
+      </w:r>
+    </w:p>
+    <w:p>
+      <w:pPr>
+        <w:pStyle w:val="Caption"/>
+        <w:jc w:val="center"/>
+      </w:pPr>
+      <w:r>
+        <w:t>Tabelul 4.1. Fluxurile prototipului v2 și cerințele MVP acoperite.</w:t>
+      </w:r>
+    </w:p>
+    <w:tbl>
+      <w:tblPr>
+        <w:tblStyle w:val="TableGrid"/>
+        <w:tblW w:type="auto" w:w="0"/>
+        <w:tblLook w:firstColumn="1" w:firstRow="1" w:lastColumn="0" w:lastRow="0" w:noHBand="0" w:noVBand="1" w:val="04A0"/>
+      </w:tblPr>
+      <w:tblGrid>
+        <w:gridCol w:w="3024"/>
+        <w:gridCol w:w="3024"/>
+        <w:gridCol w:w="3024"/>
+      </w:tblGrid>
+      <w:tr>
+        <w:tc>
+          <w:tcPr>
+            <w:tcW w:type="dxa" w:w="3024"/>
+          </w:tcPr>
+          <w:p>
+            <w:r>
+              <w:rPr>
+                <w:b/>
+              </w:rPr>
+              <w:t>Flux</w:t>
+            </w:r>
+          </w:p>
+        </w:tc>
+        <w:tc>
+          <w:tcPr>
+            <w:tcW w:type="dxa" w:w="3024"/>
+          </w:tcPr>
+          <w:p>
+            <w:r>
+              <w:rPr>
+                <w:b/>
+              </w:rPr>
+              <w:t>Ecrane</w:t>
+            </w:r>
+          </w:p>
+        </w:tc>
+        <w:tc>
+          <w:tcPr>
+            <w:tcW w:type="dxa" w:w="3024"/>
+          </w:tcPr>
+          <w:p>
+            <w:r>
+              <w:rPr>
+                <w:b/>
+              </w:rPr>
+              <w:t>Cerințe acoperite</w:t>
+            </w:r>
+          </w:p>
+        </w:tc>
+      </w:tr>
+      <w:tr>
+        <w:tc>
+          <w:tcPr>
+            <w:tcW w:type="dxa" w:w="3024"/>
+          </w:tcPr>
+          <w:p>
+            <w:r>
+              <w:t>Cont și integrare</w:t>
+            </w:r>
+          </w:p>
+        </w:tc>
+        <w:tc>
+          <w:tcPr>
+            <w:tcW w:type="dxa" w:w="3024"/>
+          </w:tcPr>
+          <w:p>
+            <w:r>
+              <w:t>01-07</w:t>
+            </w:r>
+          </w:p>
+        </w:tc>
+        <w:tc>
+          <w:tcPr>
+            <w:tcW w:type="dxa" w:w="3024"/>
+          </w:tcPr>
+          <w:p>
+            <w:r>
+              <w:t>creare cont, autentificare, verificare email, resetare parolă, consimțământ GDPR explicit înainte de prima analiză, profil de piele</w:t>
+            </w:r>
+          </w:p>
+        </w:tc>
+      </w:tr>
+      <w:tr>
+        <w:tc>
+          <w:tcPr>
+            <w:tcW w:type="dxa" w:w="3024"/>
+          </w:tcPr>
+          <w:p>
+            <w:r>
+              <w:t>Analiza pielii</w:t>
+            </w:r>
+          </w:p>
+        </w:tc>
+        <w:tc>
+          <w:tcPr>
+            <w:tcW w:type="dxa" w:w="3024"/>
+          </w:tcPr>
+          <w:p>
+            <w:r>
+              <w:t>10-24</w:t>
+            </w:r>
+          </w:p>
+        </w:tc>
+        <w:tc>
+          <w:tcPr>
+            <w:tcW w:type="dxa" w:w="3024"/>
+          </w:tcPr>
+          <w:p>
+            <w:r>
+              <w:t>fotografie pe zone și chestionar de 5 întrebări (oricare poate fi omisă), rezultat cu încredere calibrată și hartă Grad-CAM, abținere („nu putem spune”), fotografie neutilizabilă, caz în afara domeniului, istoric</w:t>
+            </w:r>
+          </w:p>
+        </w:tc>
+      </w:tr>
+      <w:tr>
+        <w:tc>
+          <w:tcPr>
+            <w:tcW w:type="dxa" w:w="3024"/>
+          </w:tcPr>
+          <w:p>
+            <w:r>
+              <w:t>Produse și ingrediente</w:t>
+            </w:r>
+          </w:p>
+        </w:tc>
+        <w:tc>
+          <w:tcPr>
+            <w:tcW w:type="dxa" w:w="3024"/>
+          </w:tcPr>
+          <w:p>
+            <w:r>
+              <w:t>30-34</w:t>
+            </w:r>
+          </w:p>
+        </w:tc>
+        <w:tc>
+          <w:tcPr>
+            <w:tcW w:type="dxa" w:w="3024"/>
+          </w:tcPr>
+          <w:p>
+            <w:r>
+              <w:t>scanare cod de bare, decodarea și scorul fiecărui ingredient, produs negăsit (lipirea listei INCI), catalog</w:t>
+            </w:r>
+          </w:p>
+        </w:tc>
+      </w:tr>
+      <w:tr>
+        <w:tc>
+          <w:tcPr>
+            <w:tcW w:type="dxa" w:w="3024"/>
+          </w:tcPr>
+          <w:p>
+            <w:r>
+              <w:t>Rutină și monitorizare</w:t>
+            </w:r>
+          </w:p>
+        </w:tc>
+        <w:tc>
+          <w:tcPr>
+            <w:tcW w:type="dxa" w:w="3024"/>
+          </w:tcPr>
+          <w:p>
+            <w:r>
+              <w:t>40-44</w:t>
+            </w:r>
+          </w:p>
+        </w:tc>
+        <w:tc>
+          <w:tcPr>
+            <w:tcW w:type="dxa" w:w="3024"/>
+          </w:tcPr>
+          <w:p>
+            <w:r>
+              <w:t>rutină de dimineață și de seară pe trei niveluri, jurnal zilnic, fotografii de progres (neanalizate), memento-uri locale</w:t>
+            </w:r>
+          </w:p>
+        </w:tc>
+      </w:tr>
+      <w:tr>
+        <w:tc>
+          <w:tcPr>
+            <w:tcW w:type="dxa" w:w="3024"/>
+          </w:tcPr>
+          <w:p>
+            <w:r>
+              <w:t>Profil, confidențialitate, legal</w:t>
+            </w:r>
+          </w:p>
+        </w:tc>
+        <w:tc>
+          <w:tcPr>
+            <w:tcW w:type="dxa" w:w="3024"/>
+          </w:tcPr>
+          <w:p>
+            <w:r>
+              <w:t>50-53</w:t>
+            </w:r>
+          </w:p>
+        </w:tc>
+        <w:tc>
+          <w:tcPr>
+            <w:tcW w:type="dxa" w:w="3024"/>
+          </w:tcPr>
+          <w:p>
+            <w:r>
+              <w:t>retragerea consimțământului, export JSON, ștergerea contului, avertismentul non-medical și limitările modelului</w:t>
+            </w:r>
+          </w:p>
+        </w:tc>
+      </w:tr>
+    </w:tbl>
+    <w:p>
+      <w:pPr>
+        <w:ind w:firstLine="0"/>
+        <w:jc w:val="center"/>
+      </w:pPr>
+      <w:r>
+        <w:drawing>
+          <wp:inline xmlns:a="http://schemas.openxmlformats.org/drawingml/2006/main" xmlns:pic="http://schemas.openxmlformats.org/drawingml/2006/picture">
+            <wp:extent cx="5400000" cy="5854091"/>
+            <wp:docPr id="13" name="Picture 13"/>
+            <wp:cNvGraphicFramePr>
+              <a:graphicFrameLocks noChangeAspect="1"/>
+            </wp:cNvGraphicFramePr>
+            <a:graphic>
+              <a:graphicData uri="http://schemas.openxmlformats.org/drawingml/2006/picture">
+                <pic:pic>
+                  <pic:nvPicPr>
+                    <pic:cNvPr id="0" name="ui_redesign_v2.png"/>
+                    <pic:cNvPicPr/>
+                  </pic:nvPicPr>
+                  <pic:blipFill>
+                    <a:blip r:embed="rId26"/>
+                    <a:stretch>
+                      <a:fillRect/>
+                    </a:stretch>
+                  </pic:blipFill>
+                  <pic:spPr>
+                    <a:xfrm>
+                      <a:off x="0" y="0"/>
+                      <a:ext cx="5400000" cy="5854091"/>
+                    </a:xfrm>
+                    <a:prstGeom prst="rect"/>
+                  </pic:spPr>
+                </pic:pic>
+              </a:graphicData>
+            </a:graphic>
+          </wp:inline>
+        </w:drawing>
+      </w:r>
+    </w:p>
+    <w:p>
+      <w:pPr>
+        <w:pStyle w:val="Caption"/>
+        <w:jc w:val="center"/>
+      </w:pPr>
+      <w:r>
+        <w:t>Figura 4.3. Opt ecrane din versiunea 2 a interfeței: (a) start, (b) Today, (c) alegerea zonei, (d) rezultat cu hartă Grad-CAM, (e) caz în afara domeniului, (f) detaliu produs, (g) rutină, (h) confidențialitate și date.</w:t>
+      </w:r>
+    </w:p>
+    <w:p>
+      <w:pPr>
+        <w:ind w:firstLine="709"/>
+        <w:jc w:val="both"/>
+      </w:pPr>
+      <w:r>
+        <w:t>Două ecrane sunt noi și vin direct din rezultatele capitolelor 5 și 8. Ecranul 23 („fotografie greu de citit”) oprește analiza înainte de orice rezultat dacă fotografia este neclară sau prea întunecată; motivul este că primul dermatolog a considerat 38,3% dintre imaginile SCIN de calitate insuficientă (secțiunea 5.3.5). Ecranul 24 („în afara a ceea ce verifică Lumière”) nu afișează niciun scor și trimite utilizatorul la medic, deoarece experimentul E4 a arătat că încrederea modelului nu este un filtru de siguranță: DINOv2 a dat o etichetă benignă sigură pentru 79,5% dintre leziunile maligne din DDI (secțiunea 8.11). Ecranul 21 implementează abținerea cu pragul τ, iar ecranul 20 afișează încrederea calibrată și harta Grad-CAM (secțiunile 8.11-8.12). Textele nu folosesc niciodată cuvintele „diagnostic” sau „tratament”; un rezultat „poate indica” o problemă, iar fiecare ecran de rezultat repetă că aplicația nu este un dispozitiv medical.</w:t>
+      </w:r>
+    </w:p>
+    <w:p>
+      <w:pPr>
+        <w:ind w:firstLine="709"/>
+        <w:jc w:val="both"/>
+      </w:pPr>
+      <w:r>
+        <w:t>Limitări ale prototipului: produsele sunt reprezentate prin ilustrații plate în locul fotografiilor reale, fotografiile de progres sunt înlocuitori, legăturile interactive dintre ecrane (modul prototip din Figma) nu au fost încă refăcute pentru versiunea 2, iar testarea cu utilizatori este planificată pentru luna a noua.</w:t>
+      </w:r>
+    </w:p>
+    <w:p>
+      <w:pPr>
         <w:pStyle w:val="Heading1"/>
       </w:pPr>
       <w:r>
@@ -9943,6 +10286,56 @@
       </w:pPr>
       <w:r>
         <w:t>[49] T. Darcet, M. Oquab, J. Mairal, P. Bojanowski, Vision Transformers Need Registers, ICLR 2024. https://arxiv.org/abs/2309.16588</w:t>
+      </w:r>
+    </w:p>
+    <w:p>
+      <w:pPr>
+        <w:spacing w:after="120" w:line="276" w:lineRule="auto"/>
+        <w:ind w:left="567" w:hanging="567"/>
+        <w:jc w:val="left"/>
+      </w:pPr>
+      <w:r>
+        <w:t>[50] The Fountain Institute, 7 Signs a UI Has Been Vibe Coded (And How to Avoid Them). https://www.thefountaininstitute.com/blog/signs-vibe-coded-ui</w:t>
+      </w:r>
+    </w:p>
+    <w:p>
+      <w:pPr>
+        <w:spacing w:after="120" w:line="276" w:lineRule="auto"/>
+        <w:ind w:left="567" w:hanging="567"/>
+        <w:jc w:val="left"/>
+      </w:pPr>
+      <w:r>
+        <w:t>[51] W3C, Web Content Accessibility Guidelines (WCAG) 2.2, 2023. https://www.w3.org/TR/WCAG22/</w:t>
+      </w:r>
+    </w:p>
+    <w:p>
+      <w:pPr>
+        <w:spacing w:after="120" w:line="276" w:lineRule="auto"/>
+        <w:ind w:left="567" w:hanging="567"/>
+        <w:jc w:val="left"/>
+      </w:pPr>
+      <w:r>
+        <w:t>[52] Apple, Human Interface Guidelines: Tab bars. https://developer.apple.com/design/human-interface-guidelines/tab-bars</w:t>
+      </w:r>
+    </w:p>
+    <w:p>
+      <w:pPr>
+        <w:spacing w:after="120" w:line="276" w:lineRule="auto"/>
+        <w:ind w:left="567" w:hanging="567"/>
+        <w:jc w:val="left"/>
+      </w:pPr>
+      <w:r>
+        <w:t>[53] Google Fonts, Young Serif (SIL Open Font License 1.1). https://fonts.google.com/specimen/Young+Serif</w:t>
+      </w:r>
+    </w:p>
+    <w:p>
+      <w:pPr>
+        <w:spacing w:after="120" w:line="276" w:lineRule="auto"/>
+        <w:ind w:left="567" w:hanging="567"/>
+        <w:jc w:val="left"/>
+      </w:pPr>
+      <w:r>
+        <w:t>[54] Google Fonts, Hanken Grotesk (SIL Open Font License 1.1). https://fonts.google.com/specimen/Hanken+Grotesk</w:t>
       </w:r>
     </w:p>
     <w:sectPr>

--- a/docs/Teza_Licenta.docx
+++ b/docs/Teza_Licenta.docx
@@ -1778,7 +1778,16 @@
         <w:jc w:val="both"/>
       </w:pPr>
       <w:r>
-        <w:t>Limitări ale prototipului: produsele sunt reprezentate prin ilustrații plate în locul fotografiilor reale, fotografiile de progres sunt înlocuitori, legăturile interactive dintre ecrane (modul prototip din Figma) nu au fost încă refăcute pentru versiunea 2, iar testarea cu utilizatori este planificată pentru luna a noua.</w:t>
+        <w:t>Ecranele sunt legate într-un prototip interactiv (modul Prototype din Figma), în care fiecare buton, rând de listă și filă a barei de navigare deschide ecranul corespunzător: 105 legături între ecrane, 25 de legături în componenta barei de navigare (moștenite de toate ecranele) și opt fluxuri cu nume (integrare, analiza pielii, produse, rutină, profil și trei cazuri-limită: rezultat nesigur, fotografie neutilizabilă, caz în afara domeniului). Tranzițiile sunt alese după tipul ecranului: alunecare laterală pentru pașii următori, apariție de jos pentru camera foto și consimțământ, estompare pentru schimbarea filei, iar ecranul de analiză trece singur la rezultat după 2,5 secunde. Pe ecranele mai lungi decât telefonul, butoanele de jos și bara de navigare sunt fixate, astfel încât rămân pe loc când conținutul derulează.</w:t>
+      </w:r>
+    </w:p>
+    <w:p>
+      <w:pPr>
+        <w:ind w:firstLine="709"/>
+        <w:jc w:val="both"/>
+      </w:pPr>
+      <w:r>
+        <w:t>Limitări ale prototipului: produsele sunt reprezentate prin ilustrații plate în locul fotografiilor reale, iar fotografiile de progres sunt înlocuitori; testarea cu utilizatori este planificată pentru luna a noua.</w:t>
       </w:r>
     </w:p>
     <w:p>

--- a/docs/Teza_Licenta.docx
+++ b/docs/Teza_Licenta.docx
@@ -1489,6 +1489,15 @@
         <w:jc w:val="both"/>
       </w:pPr>
       <w:r>
+        <w:t>După o primă evaluare, interfața a fost considerată prea austeră, așa că peste același sistem de design a fost adăugat un strat vizual mai cald (versiunea 3), pornind de la imaginile de inspirație colectate de autoare (Pinterest) și de la concepte similare de pe Dribbble [56]. Schimbările sunt trei. Primul, fotografia: ecranul de start, ecranul Today, analiza, produsele și fotografiile de progres folosesc fotografii reale, cu fețe de tonuri de piele diferite, ceea ce se potrivește cu tema de echitate a lucrării. Al doilea, o familie de culori pastelate (roz, piersică, galben pal, mentă, lila și albastru pal), fiecare cu o nuanță închisă pentru text; ele codifică un sens și nu decorează: tipul problemei din rezultat, categoria pasului din rutină (curățare, tonifiere, tratament, hidratare, protecție), funcția ingredientului, starea pielii din jurnal și acțiunile rapide. Toate cele șase perechi text pe fundal au contrast între 5,45:1 și 6,27:1, deci peste pragul AA. Peony rămâne singura culoare pentru acțiuni. Al treilea, adâncimea și forma: o umbră roz discretă numai pe cardurile cu fotografie și pe cele de produs, colțuri mai rotunde (20 px) și un buton central rotund pentru scanare în bara de navigare, deoarece scanarea este o acțiune principală. Catalogul devine o grilă de carduri cu fotografie, iar pagina de produs începe cu o fotografie mare.</w:t>
+      </w:r>
+    </w:p>
+    <w:p>
+      <w:pPr>
+        <w:ind w:firstLine="709"/>
+        <w:jc w:val="both"/>
+      </w:pPr>
+      <w:r>
         <w:t>Tabelul 4.1 arată cum acoperă cele 36 de ecrane cerințele MVP din planul lucrării. Ecranele lungi (de exemplu rezultatul analizei) sunt desenate la lungimea completă de derulare, ca să se vadă tot conținutul. Figura 4.3 prezintă opt ecrane reprezentative.</w:t>
       </w:r>
     </w:p>
@@ -1760,7 +1769,7 @@
         <w:jc w:val="center"/>
       </w:pPr>
       <w:r>
-        <w:t>Figura 4.3. Opt ecrane din versiunea 2 a interfeței: (a) start, (b) Today, (c) alegerea zonei, (d) rezultat cu hartă Grad-CAM, (e) caz în afara domeniului, (f) detaliu produs, (g) rutină, (h) confidențialitate și date.</w:t>
+        <w:t>Figura 4.3. Opt ecrane din versiunea 3 a interfeței: (a) start, (b) Today, (c) camera, (d) rezultat cu hartă Grad-CAM, (e) detaliu produs, (f) catalog, (g) rutină, (h) profil.</w:t>
       </w:r>
     </w:p>
     <w:p>
@@ -1787,7 +1796,7 @@
         <w:jc w:val="both"/>
       </w:pPr>
       <w:r>
-        <w:t>Limitări ale prototipului: produsele sunt reprezentate prin ilustrații plate în locul fotografiilor reale, iar fotografiile de progres sunt înlocuitori; testarea cu utilizatori este planificată pentru luna a noua.</w:t>
+        <w:t>Limitări ale prototipului: fotografiile sunt înlocuitori: 11 fotografii gratuite de pe Unsplash, folosite conform licenței Unsplash [55], și două portrete generate în Figma; aplicația finală va folosi imaginile produselor din Open Beauty Facts sau de la producători, iar fotografiile utilizatorilor rămân private; testarea cu utilizatori este planificată pentru luna a noua.</w:t>
       </w:r>
     </w:p>
     <w:p>
@@ -10345,6 +10354,26 @@
       </w:pPr>
       <w:r>
         <w:t>[54] Google Fonts, Hanken Grotesk (SIL Open Font License 1.1). https://fonts.google.com/specimen/Hanken+Grotesk</w:t>
+      </w:r>
+    </w:p>
+    <w:p>
+      <w:pPr>
+        <w:spacing w:after="120" w:line="276" w:lineRule="auto"/>
+        <w:ind w:left="567" w:hanging="567"/>
+        <w:jc w:val="left"/>
+      </w:pPr>
+      <w:r>
+        <w:t>[55] Unsplash, Unsplash License. https://unsplash.com/license</w:t>
+      </w:r>
+    </w:p>
+    <w:p>
+      <w:pPr>
+        <w:spacing w:after="120" w:line="276" w:lineRule="auto"/>
+        <w:ind w:left="567" w:hanging="567"/>
+        <w:jc w:val="left"/>
+      </w:pPr>
+      <w:r>
+        <w:t>[56] N. Laraswati, Skincare Routine App (concept), Dribbble. https://dribbble.com/shots/27646924-Skincare-Routine-App</w:t>
       </w:r>
     </w:p>
     <w:sectPr>

--- a/docs/Teza_Licenta.docx
+++ b/docs/Teza_Licenta.docx
@@ -1498,6 +1498,15 @@
         <w:jc w:val="both"/>
       </w:pPr>
       <w:r>
+        <w:t>Pentru un aspect mai bogat, câteva elemente au fost construite în straturi, după modelele găsite pe Pinterest de autoare și în căutările ulterioare. Rezultatul analizei afișează fotografia cu un strat de analiză: cele 478 de repere faciale (landmarks) detectate de MediaPipe Face Landmarker [58], același model folosit în pipeline-ul ML (secțiunea 5.7), conturul feței, un cadru de scanare, harta Grad-CAM pe obraji și linii de legătură către etichete semitransparente („obrazul stâng, influență mare”). Stratul arată numai informații pe care sistemul le calculează cu adevărat; nu sunt afișate scoruri inventate de tipul „hidratare 72%”, pe care modelul nu le măsoară. Încrederea calibrată este afișată ca un inel (gauge). Produsele apar decupate, fără fundal, și ies din conturul cardurilor (raftul din ecranul Today, catalogul, pagina de produs, ecranul de start); decuparea a fost făcută local cu biblioteca rembg [57], pe fotografiile gratuite de pe Unsplash, deci fără costuri suplimentare. Ecranul de autentificare folosește suprapunerea unei fotografii cu un buton rotund așezat pe marginea ei.</w:t>
+      </w:r>
+    </w:p>
+    <w:p>
+      <w:pPr>
+        <w:ind w:firstLine="709"/>
+        <w:jc w:val="both"/>
+      </w:pPr>
+      <w:r>
         <w:t>Tabelul 4.1 arată cum acoperă cele 36 de ecrane cerințele MVP din planul lucrării. Ecranele lungi (de exemplu rezultatul analizei) sunt desenate la lungimea completă de derulare, ca să se vadă tot conținutul. Figura 4.3 prezintă opt ecrane reprezentative.</w:t>
       </w:r>
     </w:p>
@@ -10374,6 +10383,26 @@
       </w:pPr>
       <w:r>
         <w:t>[56] N. Laraswati, Skincare Routine App (concept), Dribbble. https://dribbble.com/shots/27646924-Skincare-Routine-App</w:t>
+      </w:r>
+    </w:p>
+    <w:p>
+      <w:pPr>
+        <w:spacing w:after="120" w:line="276" w:lineRule="auto"/>
+        <w:ind w:left="567" w:hanging="567"/>
+        <w:jc w:val="left"/>
+      </w:pPr>
+      <w:r>
+        <w:t>[57] D. Gatis, rembg: a tool to remove image backgrounds (model IS-Net general use). https://github.com/danielgatis/rembg</w:t>
+      </w:r>
+    </w:p>
+    <w:p>
+      <w:pPr>
+        <w:spacing w:after="120" w:line="276" w:lineRule="auto"/>
+        <w:ind w:left="567" w:hanging="567"/>
+        <w:jc w:val="left"/>
+      </w:pPr>
+      <w:r>
+        <w:t>[58] Google, MediaPipe Face Landmarker. https://ai.google.dev/edge/mediapipe/solutions/vision/face_landmarker</w:t>
       </w:r>
     </w:p>
     <w:sectPr>

--- a/docs/Teza_Licenta.docx
+++ b/docs/Teza_Licenta.docx
@@ -299,7 +299,7 @@
         </w:rPr>
         <w:fldChar w:fldCharType="separate"/>
       </w:r>
-      <w:hyperlink w:anchor="_Toc243938675" w:history="1">
+      <w:hyperlink w:anchor="_Toc243938989" w:history="1">
         <w:r>
           <w:rPr>
             <w:rStyle w:val="Hyperlink"/>
@@ -326,7 +326,7 @@
             <w:noProof/>
             <w:webHidden/>
           </w:rPr>
-          <w:instrText xml:space="preserve"> PAGEREF _Toc243938675 \h </w:instrText>
+          <w:instrText xml:space="preserve"> PAGEREF _Toc243938989 \h </w:instrText>
         </w:r>
         <w:r>
           <w:rPr>
@@ -373,7 +373,7 @@
           <w14:ligatures w14:val="standardContextual"/>
         </w:rPr>
       </w:pPr>
-      <w:hyperlink w:anchor="_Toc243938676" w:history="1">
+      <w:hyperlink w:anchor="_Toc243938990" w:history="1">
         <w:r>
           <w:rPr>
             <w:rStyle w:val="Hyperlink"/>
@@ -400,7 +400,7 @@
             <w:noProof/>
             <w:webHidden/>
           </w:rPr>
-          <w:instrText xml:space="preserve"> PAGEREF _Toc243938676 \h </w:instrText>
+          <w:instrText xml:space="preserve"> PAGEREF _Toc243938990 \h </w:instrText>
         </w:r>
         <w:r>
           <w:rPr>
@@ -447,7 +447,7 @@
           <w14:ligatures w14:val="standardContextual"/>
         </w:rPr>
       </w:pPr>
-      <w:hyperlink w:anchor="_Toc243938677" w:history="1">
+      <w:hyperlink w:anchor="_Toc243938991" w:history="1">
         <w:r>
           <w:rPr>
             <w:rStyle w:val="Hyperlink"/>
@@ -474,7 +474,7 @@
             <w:noProof/>
             <w:webHidden/>
           </w:rPr>
-          <w:instrText xml:space="preserve"> PAGEREF _Toc243938677 \h </w:instrText>
+          <w:instrText xml:space="preserve"> PAGEREF _Toc243938991 \h </w:instrText>
         </w:r>
         <w:r>
           <w:rPr>
@@ -521,7 +521,7 @@
           <w14:ligatures w14:val="standardContextual"/>
         </w:rPr>
       </w:pPr>
-      <w:hyperlink w:anchor="_Toc243938678" w:history="1">
+      <w:hyperlink w:anchor="_Toc243938992" w:history="1">
         <w:r>
           <w:rPr>
             <w:rStyle w:val="Hyperlink"/>
@@ -548,7 +548,7 @@
             <w:noProof/>
             <w:webHidden/>
           </w:rPr>
-          <w:instrText xml:space="preserve"> PAGEREF _Toc243938678 \h </w:instrText>
+          <w:instrText xml:space="preserve"> PAGEREF _Toc243938992 \h </w:instrText>
         </w:r>
         <w:r>
           <w:rPr>
@@ -595,7 +595,7 @@
           <w14:ligatures w14:val="standardContextual"/>
         </w:rPr>
       </w:pPr>
-      <w:hyperlink w:anchor="_Toc243938679" w:history="1">
+      <w:hyperlink w:anchor="_Toc243938993" w:history="1">
         <w:r>
           <w:rPr>
             <w:rStyle w:val="Hyperlink"/>
@@ -622,7 +622,7 @@
             <w:noProof/>
             <w:webHidden/>
           </w:rPr>
-          <w:instrText xml:space="preserve"> PAGEREF _Toc243938679 \h </w:instrText>
+          <w:instrText xml:space="preserve"> PAGEREF _Toc243938993 \h </w:instrText>
         </w:r>
         <w:r>
           <w:rPr>
@@ -669,7 +669,7 @@
           <w14:ligatures w14:val="standardContextual"/>
         </w:rPr>
       </w:pPr>
-      <w:hyperlink w:anchor="_Toc243938680" w:history="1">
+      <w:hyperlink w:anchor="_Toc243938994" w:history="1">
         <w:r>
           <w:rPr>
             <w:rStyle w:val="Hyperlink"/>
@@ -696,7 +696,7 @@
             <w:noProof/>
             <w:webHidden/>
           </w:rPr>
-          <w:instrText xml:space="preserve"> PAGEREF _Toc243938680 \h </w:instrText>
+          <w:instrText xml:space="preserve"> PAGEREF _Toc243938994 \h </w:instrText>
         </w:r>
         <w:r>
           <w:rPr>
@@ -743,7 +743,7 @@
           <w14:ligatures w14:val="standardContextual"/>
         </w:rPr>
       </w:pPr>
-      <w:hyperlink w:anchor="_Toc243938681" w:history="1">
+      <w:hyperlink w:anchor="_Toc243938995" w:history="1">
         <w:r>
           <w:rPr>
             <w:rStyle w:val="Hyperlink"/>
@@ -770,7 +770,7 @@
             <w:noProof/>
             <w:webHidden/>
           </w:rPr>
-          <w:instrText xml:space="preserve"> PAGEREF _Toc243938681 \h </w:instrText>
+          <w:instrText xml:space="preserve"> PAGEREF _Toc243938995 \h </w:instrText>
         </w:r>
         <w:r>
           <w:rPr>
@@ -817,7 +817,7 @@
           <w14:ligatures w14:val="standardContextual"/>
         </w:rPr>
       </w:pPr>
-      <w:hyperlink w:anchor="_Toc243938682" w:history="1">
+      <w:hyperlink w:anchor="_Toc243938996" w:history="1">
         <w:r>
           <w:rPr>
             <w:rStyle w:val="Hyperlink"/>
@@ -844,7 +844,7 @@
             <w:noProof/>
             <w:webHidden/>
           </w:rPr>
-          <w:instrText xml:space="preserve"> PAGEREF _Toc243938682 \h </w:instrText>
+          <w:instrText xml:space="preserve"> PAGEREF _Toc243938996 \h </w:instrText>
         </w:r>
         <w:r>
           <w:rPr>
@@ -891,7 +891,7 @@
           <w14:ligatures w14:val="standardContextual"/>
         </w:rPr>
       </w:pPr>
-      <w:hyperlink w:anchor="_Toc243938683" w:history="1">
+      <w:hyperlink w:anchor="_Toc243938997" w:history="1">
         <w:r>
           <w:rPr>
             <w:rStyle w:val="Hyperlink"/>
@@ -918,7 +918,7 @@
             <w:noProof/>
             <w:webHidden/>
           </w:rPr>
-          <w:instrText xml:space="preserve"> PAGEREF _Toc243938683 \h </w:instrText>
+          <w:instrText xml:space="preserve"> PAGEREF _Toc243938997 \h </w:instrText>
         </w:r>
         <w:r>
           <w:rPr>
@@ -965,7 +965,7 @@
           <w14:ligatures w14:val="standardContextual"/>
         </w:rPr>
       </w:pPr>
-      <w:hyperlink w:anchor="_Toc243938684" w:history="1">
+      <w:hyperlink w:anchor="_Toc243938998" w:history="1">
         <w:r>
           <w:rPr>
             <w:rStyle w:val="Hyperlink"/>
@@ -992,7 +992,7 @@
             <w:noProof/>
             <w:webHidden/>
           </w:rPr>
-          <w:instrText xml:space="preserve"> PAGEREF _Toc243938684 \h </w:instrText>
+          <w:instrText xml:space="preserve"> PAGEREF _Toc243938998 \h </w:instrText>
         </w:r>
         <w:r>
           <w:rPr>
@@ -1039,7 +1039,7 @@
           <w14:ligatures w14:val="standardContextual"/>
         </w:rPr>
       </w:pPr>
-      <w:hyperlink w:anchor="_Toc243938685" w:history="1">
+      <w:hyperlink w:anchor="_Toc243938999" w:history="1">
         <w:r>
           <w:rPr>
             <w:rStyle w:val="Hyperlink"/>
@@ -1066,7 +1066,7 @@
             <w:noProof/>
             <w:webHidden/>
           </w:rPr>
-          <w:instrText xml:space="preserve"> PAGEREF _Toc243938685 \h </w:instrText>
+          <w:instrText xml:space="preserve"> PAGEREF _Toc243938999 \h </w:instrText>
         </w:r>
         <w:r>
           <w:rPr>
@@ -1113,7 +1113,7 @@
           <w14:ligatures w14:val="standardContextual"/>
         </w:rPr>
       </w:pPr>
-      <w:hyperlink w:anchor="_Toc243938686" w:history="1">
+      <w:hyperlink w:anchor="_Toc243939000" w:history="1">
         <w:r>
           <w:rPr>
             <w:rStyle w:val="Hyperlink"/>
@@ -1140,7 +1140,7 @@
             <w:noProof/>
             <w:webHidden/>
           </w:rPr>
-          <w:instrText xml:space="preserve"> PAGEREF _Toc243938686 \h </w:instrText>
+          <w:instrText xml:space="preserve"> PAGEREF _Toc243939000 \h </w:instrText>
         </w:r>
         <w:r>
           <w:rPr>
@@ -1187,7 +1187,7 @@
           <w14:ligatures w14:val="standardContextual"/>
         </w:rPr>
       </w:pPr>
-      <w:hyperlink w:anchor="_Toc243938687" w:history="1">
+      <w:hyperlink w:anchor="_Toc243939001" w:history="1">
         <w:r>
           <w:rPr>
             <w:rStyle w:val="Hyperlink"/>
@@ -1214,7 +1214,7 @@
             <w:noProof/>
             <w:webHidden/>
           </w:rPr>
-          <w:instrText xml:space="preserve"> PAGEREF _Toc243938687 \h </w:instrText>
+          <w:instrText xml:space="preserve"> PAGEREF _Toc243939001 \h </w:instrText>
         </w:r>
         <w:r>
           <w:rPr>
@@ -1261,7 +1261,7 @@
           <w14:ligatures w14:val="standardContextual"/>
         </w:rPr>
       </w:pPr>
-      <w:hyperlink w:anchor="_Toc243938688" w:history="1">
+      <w:hyperlink w:anchor="_Toc243939002" w:history="1">
         <w:r>
           <w:rPr>
             <w:rStyle w:val="Hyperlink"/>
@@ -1288,7 +1288,7 @@
             <w:noProof/>
             <w:webHidden/>
           </w:rPr>
-          <w:instrText xml:space="preserve"> PAGEREF _Toc243938688 \h </w:instrText>
+          <w:instrText xml:space="preserve"> PAGEREF _Toc243939002 \h </w:instrText>
         </w:r>
         <w:r>
           <w:rPr>
@@ -1335,7 +1335,7 @@
           <w14:ligatures w14:val="standardContextual"/>
         </w:rPr>
       </w:pPr>
-      <w:hyperlink w:anchor="_Toc243938689" w:history="1">
+      <w:hyperlink w:anchor="_Toc243939003" w:history="1">
         <w:r>
           <w:rPr>
             <w:rStyle w:val="Hyperlink"/>
@@ -1362,7 +1362,7 @@
             <w:noProof/>
             <w:webHidden/>
           </w:rPr>
-          <w:instrText xml:space="preserve"> PAGEREF _Toc243938689 \h </w:instrText>
+          <w:instrText xml:space="preserve"> PAGEREF _Toc243939003 \h </w:instrText>
         </w:r>
         <w:r>
           <w:rPr>
@@ -1409,7 +1409,7 @@
           <w14:ligatures w14:val="standardContextual"/>
         </w:rPr>
       </w:pPr>
-      <w:hyperlink w:anchor="_Toc243938690" w:history="1">
+      <w:hyperlink w:anchor="_Toc243939004" w:history="1">
         <w:r>
           <w:rPr>
             <w:rStyle w:val="Hyperlink"/>
@@ -1436,7 +1436,7 @@
             <w:noProof/>
             <w:webHidden/>
           </w:rPr>
-          <w:instrText xml:space="preserve"> PAGEREF _Toc243938690 \h </w:instrText>
+          <w:instrText xml:space="preserve"> PAGEREF _Toc243939004 \h </w:instrText>
         </w:r>
         <w:r>
           <w:rPr>
@@ -1483,7 +1483,7 @@
           <w14:ligatures w14:val="standardContextual"/>
         </w:rPr>
       </w:pPr>
-      <w:hyperlink w:anchor="_Toc243938691" w:history="1">
+      <w:hyperlink w:anchor="_Toc243939005" w:history="1">
         <w:r>
           <w:rPr>
             <w:rStyle w:val="Hyperlink"/>
@@ -1510,7 +1510,7 @@
             <w:noProof/>
             <w:webHidden/>
           </w:rPr>
-          <w:instrText xml:space="preserve"> PAGEREF _Toc243938691 \h </w:instrText>
+          <w:instrText xml:space="preserve"> PAGEREF _Toc243939005 \h </w:instrText>
         </w:r>
         <w:r>
           <w:rPr>
@@ -1557,7 +1557,7 @@
           <w14:ligatures w14:val="standardContextual"/>
         </w:rPr>
       </w:pPr>
-      <w:hyperlink w:anchor="_Toc243938692" w:history="1">
+      <w:hyperlink w:anchor="_Toc243939006" w:history="1">
         <w:r>
           <w:rPr>
             <w:rStyle w:val="Hyperlink"/>
@@ -1584,7 +1584,7 @@
             <w:noProof/>
             <w:webHidden/>
           </w:rPr>
-          <w:instrText xml:space="preserve"> PAGEREF _Toc243938692 \h </w:instrText>
+          <w:instrText xml:space="preserve"> PAGEREF _Toc243939006 \h </w:instrText>
         </w:r>
         <w:r>
           <w:rPr>
@@ -1631,7 +1631,7 @@
           <w14:ligatures w14:val="standardContextual"/>
         </w:rPr>
       </w:pPr>
-      <w:hyperlink w:anchor="_Toc243938693" w:history="1">
+      <w:hyperlink w:anchor="_Toc243939007" w:history="1">
         <w:r>
           <w:rPr>
             <w:rStyle w:val="Hyperlink"/>
@@ -1658,7 +1658,7 @@
             <w:noProof/>
             <w:webHidden/>
           </w:rPr>
-          <w:instrText xml:space="preserve"> PAGEREF _Toc243938693 \h </w:instrText>
+          <w:instrText xml:space="preserve"> PAGEREF _Toc243939007 \h </w:instrText>
         </w:r>
         <w:r>
           <w:rPr>
@@ -1705,7 +1705,7 @@
           <w14:ligatures w14:val="standardContextual"/>
         </w:rPr>
       </w:pPr>
-      <w:hyperlink w:anchor="_Toc243938694" w:history="1">
+      <w:hyperlink w:anchor="_Toc243939008" w:history="1">
         <w:r>
           <w:rPr>
             <w:rStyle w:val="Hyperlink"/>
@@ -1732,7 +1732,7 @@
             <w:noProof/>
             <w:webHidden/>
           </w:rPr>
-          <w:instrText xml:space="preserve"> PAGEREF _Toc243938694 \h </w:instrText>
+          <w:instrText xml:space="preserve"> PAGEREF _Toc243939008 \h </w:instrText>
         </w:r>
         <w:r>
           <w:rPr>
@@ -1779,7 +1779,7 @@
           <w14:ligatures w14:val="standardContextual"/>
         </w:rPr>
       </w:pPr>
-      <w:hyperlink w:anchor="_Toc243938695" w:history="1">
+      <w:hyperlink w:anchor="_Toc243939009" w:history="1">
         <w:r>
           <w:rPr>
             <w:rStyle w:val="Hyperlink"/>
@@ -1806,7 +1806,7 @@
             <w:noProof/>
             <w:webHidden/>
           </w:rPr>
-          <w:instrText xml:space="preserve"> PAGEREF _Toc243938695 \h </w:instrText>
+          <w:instrText xml:space="preserve"> PAGEREF _Toc243939009 \h </w:instrText>
         </w:r>
         <w:r>
           <w:rPr>
@@ -1853,7 +1853,7 @@
           <w14:ligatures w14:val="standardContextual"/>
         </w:rPr>
       </w:pPr>
-      <w:hyperlink w:anchor="_Toc243938696" w:history="1">
+      <w:hyperlink w:anchor="_Toc243939010" w:history="1">
         <w:r>
           <w:rPr>
             <w:rStyle w:val="Hyperlink"/>
@@ -1880,7 +1880,7 @@
             <w:noProof/>
             <w:webHidden/>
           </w:rPr>
-          <w:instrText xml:space="preserve"> PAGEREF _Toc243938696 \h </w:instrText>
+          <w:instrText xml:space="preserve"> PAGEREF _Toc243939010 \h </w:instrText>
         </w:r>
         <w:r>
           <w:rPr>
@@ -1927,7 +1927,7 @@
           <w14:ligatures w14:val="standardContextual"/>
         </w:rPr>
       </w:pPr>
-      <w:hyperlink w:anchor="_Toc243938697" w:history="1">
+      <w:hyperlink w:anchor="_Toc243939011" w:history="1">
         <w:r>
           <w:rPr>
             <w:rStyle w:val="Hyperlink"/>
@@ -1954,7 +1954,7 @@
             <w:noProof/>
             <w:webHidden/>
           </w:rPr>
-          <w:instrText xml:space="preserve"> PAGEREF _Toc243938697 \h </w:instrText>
+          <w:instrText xml:space="preserve"> PAGEREF _Toc243939011 \h </w:instrText>
         </w:r>
         <w:r>
           <w:rPr>
@@ -2001,7 +2001,7 @@
           <w14:ligatures w14:val="standardContextual"/>
         </w:rPr>
       </w:pPr>
-      <w:hyperlink w:anchor="_Toc243938698" w:history="1">
+      <w:hyperlink w:anchor="_Toc243939012" w:history="1">
         <w:r>
           <w:rPr>
             <w:rStyle w:val="Hyperlink"/>
@@ -2028,7 +2028,7 @@
             <w:noProof/>
             <w:webHidden/>
           </w:rPr>
-          <w:instrText xml:space="preserve"> PAGEREF _Toc243938698 \h </w:instrText>
+          <w:instrText xml:space="preserve"> PAGEREF _Toc243939012 \h </w:instrText>
         </w:r>
         <w:r>
           <w:rPr>
@@ -2075,7 +2075,7 @@
           <w14:ligatures w14:val="standardContextual"/>
         </w:rPr>
       </w:pPr>
-      <w:hyperlink w:anchor="_Toc243938699" w:history="1">
+      <w:hyperlink w:anchor="_Toc243939013" w:history="1">
         <w:r>
           <w:rPr>
             <w:rStyle w:val="Hyperlink"/>
@@ -2102,7 +2102,7 @@
             <w:noProof/>
             <w:webHidden/>
           </w:rPr>
-          <w:instrText xml:space="preserve"> PAGEREF _Toc243938699 \h </w:instrText>
+          <w:instrText xml:space="preserve"> PAGEREF _Toc243939013 \h </w:instrText>
         </w:r>
         <w:r>
           <w:rPr>
@@ -2149,7 +2149,7 @@
           <w14:ligatures w14:val="standardContextual"/>
         </w:rPr>
       </w:pPr>
-      <w:hyperlink w:anchor="_Toc243938700" w:history="1">
+      <w:hyperlink w:anchor="_Toc243939014" w:history="1">
         <w:r>
           <w:rPr>
             <w:rStyle w:val="Hyperlink"/>
@@ -2176,7 +2176,7 @@
             <w:noProof/>
             <w:webHidden/>
           </w:rPr>
-          <w:instrText xml:space="preserve"> PAGEREF _Toc243938700 \h </w:instrText>
+          <w:instrText xml:space="preserve"> PAGEREF _Toc243939014 \h </w:instrText>
         </w:r>
         <w:r>
           <w:rPr>
@@ -2223,7 +2223,7 @@
           <w14:ligatures w14:val="standardContextual"/>
         </w:rPr>
       </w:pPr>
-      <w:hyperlink w:anchor="_Toc243938701" w:history="1">
+      <w:hyperlink w:anchor="_Toc243939015" w:history="1">
         <w:r>
           <w:rPr>
             <w:rStyle w:val="Hyperlink"/>
@@ -2250,7 +2250,7 @@
             <w:noProof/>
             <w:webHidden/>
           </w:rPr>
-          <w:instrText xml:space="preserve"> PAGEREF _Toc243938701 \h </w:instrText>
+          <w:instrText xml:space="preserve"> PAGEREF _Toc243939015 \h </w:instrText>
         </w:r>
         <w:r>
           <w:rPr>
@@ -2297,7 +2297,7 @@
           <w14:ligatures w14:val="standardContextual"/>
         </w:rPr>
       </w:pPr>
-      <w:hyperlink w:anchor="_Toc243938702" w:history="1">
+      <w:hyperlink w:anchor="_Toc243939016" w:history="1">
         <w:r>
           <w:rPr>
             <w:rStyle w:val="Hyperlink"/>
@@ -2324,7 +2324,7 @@
             <w:noProof/>
             <w:webHidden/>
           </w:rPr>
-          <w:instrText xml:space="preserve"> PAGEREF _Toc243938702 \h </w:instrText>
+          <w:instrText xml:space="preserve"> PAGEREF _Toc243939016 \h </w:instrText>
         </w:r>
         <w:r>
           <w:rPr>
@@ -2371,7 +2371,7 @@
           <w14:ligatures w14:val="standardContextual"/>
         </w:rPr>
       </w:pPr>
-      <w:hyperlink w:anchor="_Toc243938703" w:history="1">
+      <w:hyperlink w:anchor="_Toc243939017" w:history="1">
         <w:r>
           <w:rPr>
             <w:rStyle w:val="Hyperlink"/>
@@ -2398,7 +2398,7 @@
             <w:noProof/>
             <w:webHidden/>
           </w:rPr>
-          <w:instrText xml:space="preserve"> PAGEREF _Toc243938703 \h </w:instrText>
+          <w:instrText xml:space="preserve"> PAGEREF _Toc243939017 \h </w:instrText>
         </w:r>
         <w:r>
           <w:rPr>
@@ -2445,7 +2445,7 @@
           <w14:ligatures w14:val="standardContextual"/>
         </w:rPr>
       </w:pPr>
-      <w:hyperlink w:anchor="_Toc243938704" w:history="1">
+      <w:hyperlink w:anchor="_Toc243939018" w:history="1">
         <w:r>
           <w:rPr>
             <w:rStyle w:val="Hyperlink"/>
@@ -2472,7 +2472,7 @@
             <w:noProof/>
             <w:webHidden/>
           </w:rPr>
-          <w:instrText xml:space="preserve"> PAGEREF _Toc243938704 \h </w:instrText>
+          <w:instrText xml:space="preserve"> PAGEREF _Toc243939018 \h </w:instrText>
         </w:r>
         <w:r>
           <w:rPr>
@@ -2519,7 +2519,7 @@
           <w14:ligatures w14:val="standardContextual"/>
         </w:rPr>
       </w:pPr>
-      <w:hyperlink w:anchor="_Toc243938705" w:history="1">
+      <w:hyperlink w:anchor="_Toc243939019" w:history="1">
         <w:r>
           <w:rPr>
             <w:rStyle w:val="Hyperlink"/>
@@ -2546,7 +2546,7 @@
             <w:noProof/>
             <w:webHidden/>
           </w:rPr>
-          <w:instrText xml:space="preserve"> PAGEREF _Toc243938705 \h </w:instrText>
+          <w:instrText xml:space="preserve"> PAGEREF _Toc243939019 \h </w:instrText>
         </w:r>
         <w:r>
           <w:rPr>
@@ -2566,7 +2566,7 @@
             <w:noProof/>
             <w:webHidden/>
           </w:rPr>
-          <w:t>32</w:t>
+          <w:t>34</w:t>
         </w:r>
         <w:r>
           <w:rPr>
@@ -2593,7 +2593,7 @@
           <w14:ligatures w14:val="standardContextual"/>
         </w:rPr>
       </w:pPr>
-      <w:hyperlink w:anchor="_Toc243938706" w:history="1">
+      <w:hyperlink w:anchor="_Toc243939020" w:history="1">
         <w:r>
           <w:rPr>
             <w:rStyle w:val="Hyperlink"/>
@@ -2620,7 +2620,7 @@
             <w:noProof/>
             <w:webHidden/>
           </w:rPr>
-          <w:instrText xml:space="preserve"> PAGEREF _Toc243938706 \h </w:instrText>
+          <w:instrText xml:space="preserve"> PAGEREF _Toc243939020 \h </w:instrText>
         </w:r>
         <w:r>
           <w:rPr>
@@ -2640,7 +2640,7 @@
             <w:noProof/>
             <w:webHidden/>
           </w:rPr>
-          <w:t>32</w:t>
+          <w:t>34</w:t>
         </w:r>
         <w:r>
           <w:rPr>
@@ -2667,7 +2667,7 @@
           <w14:ligatures w14:val="standardContextual"/>
         </w:rPr>
       </w:pPr>
-      <w:hyperlink w:anchor="_Toc243938707" w:history="1">
+      <w:hyperlink w:anchor="_Toc243939021" w:history="1">
         <w:r>
           <w:rPr>
             <w:rStyle w:val="Hyperlink"/>
@@ -2694,7 +2694,7 @@
             <w:noProof/>
             <w:webHidden/>
           </w:rPr>
-          <w:instrText xml:space="preserve"> PAGEREF _Toc243938707 \h </w:instrText>
+          <w:instrText xml:space="preserve"> PAGEREF _Toc243939021 \h </w:instrText>
         </w:r>
         <w:r>
           <w:rPr>
@@ -2714,7 +2714,7 @@
             <w:noProof/>
             <w:webHidden/>
           </w:rPr>
-          <w:t>34</w:t>
+          <w:t>36</w:t>
         </w:r>
         <w:r>
           <w:rPr>
@@ -2741,7 +2741,7 @@
           <w14:ligatures w14:val="standardContextual"/>
         </w:rPr>
       </w:pPr>
-      <w:hyperlink w:anchor="_Toc243938708" w:history="1">
+      <w:hyperlink w:anchor="_Toc243939022" w:history="1">
         <w:r>
           <w:rPr>
             <w:rStyle w:val="Hyperlink"/>
@@ -2768,7 +2768,7 @@
             <w:noProof/>
             <w:webHidden/>
           </w:rPr>
-          <w:instrText xml:space="preserve"> PAGEREF _Toc243938708 \h </w:instrText>
+          <w:instrText xml:space="preserve"> PAGEREF _Toc243939022 \h </w:instrText>
         </w:r>
         <w:r>
           <w:rPr>
@@ -2788,7 +2788,7 @@
             <w:noProof/>
             <w:webHidden/>
           </w:rPr>
-          <w:t>35</w:t>
+          <w:t>37</w:t>
         </w:r>
         <w:r>
           <w:rPr>
@@ -2815,7 +2815,7 @@
           <w14:ligatures w14:val="standardContextual"/>
         </w:rPr>
       </w:pPr>
-      <w:hyperlink w:anchor="_Toc243938709" w:history="1">
+      <w:hyperlink w:anchor="_Toc243939023" w:history="1">
         <w:r>
           <w:rPr>
             <w:rStyle w:val="Hyperlink"/>
@@ -2842,7 +2842,7 @@
             <w:noProof/>
             <w:webHidden/>
           </w:rPr>
-          <w:instrText xml:space="preserve"> PAGEREF _Toc243938709 \h </w:instrText>
+          <w:instrText xml:space="preserve"> PAGEREF _Toc243939023 \h </w:instrText>
         </w:r>
         <w:r>
           <w:rPr>
@@ -2862,7 +2862,7 @@
             <w:noProof/>
             <w:webHidden/>
           </w:rPr>
-          <w:t>35</w:t>
+          <w:t>37</w:t>
         </w:r>
         <w:r>
           <w:rPr>
@@ -2889,7 +2889,7 @@
           <w14:ligatures w14:val="standardContextual"/>
         </w:rPr>
       </w:pPr>
-      <w:hyperlink w:anchor="_Toc243938710" w:history="1">
+      <w:hyperlink w:anchor="_Toc243939024" w:history="1">
         <w:r>
           <w:rPr>
             <w:rStyle w:val="Hyperlink"/>
@@ -2916,7 +2916,7 @@
             <w:noProof/>
             <w:webHidden/>
           </w:rPr>
-          <w:instrText xml:space="preserve"> PAGEREF _Toc243938710 \h </w:instrText>
+          <w:instrText xml:space="preserve"> PAGEREF _Toc243939024 \h </w:instrText>
         </w:r>
         <w:r>
           <w:rPr>
@@ -2936,7 +2936,7 @@
             <w:noProof/>
             <w:webHidden/>
           </w:rPr>
-          <w:t>38</w:t>
+          <w:t>40</w:t>
         </w:r>
         <w:r>
           <w:rPr>
@@ -2989,7 +2989,7 @@
       <w:r>
         <w:fldChar w:fldCharType="separate"/>
       </w:r>
-      <w:hyperlink w:anchor="_Toc243938711" w:history="1">
+      <w:hyperlink w:anchor="_Toc243939025" w:history="1">
         <w:r>
           <w:rPr>
             <w:rStyle w:val="Hyperlink"/>
@@ -3016,7 +3016,7 @@
             <w:noProof/>
             <w:webHidden/>
           </w:rPr>
-          <w:instrText xml:space="preserve"> PAGEREF _Toc243938711 \h </w:instrText>
+          <w:instrText xml:space="preserve"> PAGEREF _Toc243939025 \h </w:instrText>
         </w:r>
         <w:r>
           <w:rPr>
@@ -3063,7 +3063,7 @@
           <w14:ligatures w14:val="standardContextual"/>
         </w:rPr>
       </w:pPr>
-      <w:hyperlink w:anchor="_Toc243938712" w:history="1">
+      <w:hyperlink w:anchor="_Toc243939026" w:history="1">
         <w:r>
           <w:rPr>
             <w:rStyle w:val="Hyperlink"/>
@@ -3090,7 +3090,7 @@
             <w:noProof/>
             <w:webHidden/>
           </w:rPr>
-          <w:instrText xml:space="preserve"> PAGEREF _Toc243938712 \h </w:instrText>
+          <w:instrText xml:space="preserve"> PAGEREF _Toc243939026 \h </w:instrText>
         </w:r>
         <w:r>
           <w:rPr>
@@ -3137,7 +3137,7 @@
           <w14:ligatures w14:val="standardContextual"/>
         </w:rPr>
       </w:pPr>
-      <w:hyperlink w:anchor="_Toc243938713" w:history="1">
+      <w:hyperlink w:anchor="_Toc243939027" w:history="1">
         <w:r>
           <w:rPr>
             <w:rStyle w:val="Hyperlink"/>
@@ -3164,7 +3164,7 @@
             <w:noProof/>
             <w:webHidden/>
           </w:rPr>
-          <w:instrText xml:space="preserve"> PAGEREF _Toc243938713 \h </w:instrText>
+          <w:instrText xml:space="preserve"> PAGEREF _Toc243939027 \h </w:instrText>
         </w:r>
         <w:r>
           <w:rPr>
@@ -3211,7 +3211,7 @@
           <w14:ligatures w14:val="standardContextual"/>
         </w:rPr>
       </w:pPr>
-      <w:hyperlink w:anchor="_Toc243938714" w:history="1">
+      <w:hyperlink w:anchor="_Toc243939028" w:history="1">
         <w:r>
           <w:rPr>
             <w:rStyle w:val="Hyperlink"/>
@@ -3238,7 +3238,7 @@
             <w:noProof/>
             <w:webHidden/>
           </w:rPr>
-          <w:instrText xml:space="preserve"> PAGEREF _Toc243938714 \h </w:instrText>
+          <w:instrText xml:space="preserve"> PAGEREF _Toc243939028 \h </w:instrText>
         </w:r>
         <w:r>
           <w:rPr>
@@ -3285,7 +3285,7 @@
           <w14:ligatures w14:val="standardContextual"/>
         </w:rPr>
       </w:pPr>
-      <w:hyperlink w:anchor="_Toc243938715" w:history="1">
+      <w:hyperlink w:anchor="_Toc243939029" w:history="1">
         <w:r>
           <w:rPr>
             <w:rStyle w:val="Hyperlink"/>
@@ -3312,7 +3312,7 @@
             <w:noProof/>
             <w:webHidden/>
           </w:rPr>
-          <w:instrText xml:space="preserve"> PAGEREF _Toc243938715 \h </w:instrText>
+          <w:instrText xml:space="preserve"> PAGEREF _Toc243939029 \h </w:instrText>
         </w:r>
         <w:r>
           <w:rPr>
@@ -3359,7 +3359,7 @@
           <w14:ligatures w14:val="standardContextual"/>
         </w:rPr>
       </w:pPr>
-      <w:hyperlink w:anchor="_Toc243938716" w:history="1">
+      <w:hyperlink w:anchor="_Toc243939030" w:history="1">
         <w:r>
           <w:rPr>
             <w:rStyle w:val="Hyperlink"/>
@@ -3386,7 +3386,7 @@
             <w:noProof/>
             <w:webHidden/>
           </w:rPr>
-          <w:instrText xml:space="preserve"> PAGEREF _Toc243938716 \h </w:instrText>
+          <w:instrText xml:space="preserve"> PAGEREF _Toc243939030 \h </w:instrText>
         </w:r>
         <w:r>
           <w:rPr>
@@ -3433,7 +3433,7 @@
           <w14:ligatures w14:val="standardContextual"/>
         </w:rPr>
       </w:pPr>
-      <w:hyperlink w:anchor="_Toc243938717" w:history="1">
+      <w:hyperlink w:anchor="_Toc243939031" w:history="1">
         <w:r>
           <w:rPr>
             <w:rStyle w:val="Hyperlink"/>
@@ -3460,7 +3460,7 @@
             <w:noProof/>
             <w:webHidden/>
           </w:rPr>
-          <w:instrText xml:space="preserve"> PAGEREF _Toc243938717 \h </w:instrText>
+          <w:instrText xml:space="preserve"> PAGEREF _Toc243939031 \h </w:instrText>
         </w:r>
         <w:r>
           <w:rPr>
@@ -3507,7 +3507,7 @@
           <w14:ligatures w14:val="standardContextual"/>
         </w:rPr>
       </w:pPr>
-      <w:hyperlink w:anchor="_Toc243938718" w:history="1">
+      <w:hyperlink w:anchor="_Toc243939032" w:history="1">
         <w:r>
           <w:rPr>
             <w:rStyle w:val="Hyperlink"/>
@@ -3534,7 +3534,7 @@
             <w:noProof/>
             <w:webHidden/>
           </w:rPr>
-          <w:instrText xml:space="preserve"> PAGEREF _Toc243938718 \h </w:instrText>
+          <w:instrText xml:space="preserve"> PAGEREF _Toc243939032 \h </w:instrText>
         </w:r>
         <w:r>
           <w:rPr>
@@ -3581,7 +3581,7 @@
           <w14:ligatures w14:val="standardContextual"/>
         </w:rPr>
       </w:pPr>
-      <w:hyperlink w:anchor="_Toc243938719" w:history="1">
+      <w:hyperlink w:anchor="_Toc243939033" w:history="1">
         <w:r>
           <w:rPr>
             <w:rStyle w:val="Hyperlink"/>
@@ -3608,7 +3608,7 @@
             <w:noProof/>
             <w:webHidden/>
           </w:rPr>
-          <w:instrText xml:space="preserve"> PAGEREF _Toc243938719 \h </w:instrText>
+          <w:instrText xml:space="preserve"> PAGEREF _Toc243939033 \h </w:instrText>
         </w:r>
         <w:r>
           <w:rPr>
@@ -3655,7 +3655,7 @@
           <w14:ligatures w14:val="standardContextual"/>
         </w:rPr>
       </w:pPr>
-      <w:hyperlink w:anchor="_Toc243938720" w:history="1">
+      <w:hyperlink w:anchor="_Toc243939034" w:history="1">
         <w:r>
           <w:rPr>
             <w:rStyle w:val="Hyperlink"/>
@@ -3682,7 +3682,7 @@
             <w:noProof/>
             <w:webHidden/>
           </w:rPr>
-          <w:instrText xml:space="preserve"> PAGEREF _Toc243938720 \h </w:instrText>
+          <w:instrText xml:space="preserve"> PAGEREF _Toc243939034 \h </w:instrText>
         </w:r>
         <w:r>
           <w:rPr>
@@ -3729,7 +3729,7 @@
           <w14:ligatures w14:val="standardContextual"/>
         </w:rPr>
       </w:pPr>
-      <w:hyperlink w:anchor="_Toc243938721" w:history="1">
+      <w:hyperlink w:anchor="_Toc243939035" w:history="1">
         <w:r>
           <w:rPr>
             <w:rStyle w:val="Hyperlink"/>
@@ -3756,7 +3756,7 @@
             <w:noProof/>
             <w:webHidden/>
           </w:rPr>
-          <w:instrText xml:space="preserve"> PAGEREF _Toc243938721 \h </w:instrText>
+          <w:instrText xml:space="preserve"> PAGEREF _Toc243939035 \h </w:instrText>
         </w:r>
         <w:r>
           <w:rPr>
@@ -3803,13 +3803,13 @@
           <w14:ligatures w14:val="standardContextual"/>
         </w:rPr>
       </w:pPr>
-      <w:hyperlink w:anchor="_Toc243938722" w:history="1">
+      <w:hyperlink w:anchor="_Toc243939036" w:history="1">
         <w:r>
           <w:rPr>
             <w:rStyle w:val="Hyperlink"/>
             <w:noProof/>
           </w:rPr>
-          <w:t>Tabelul 8.9. Grad-CAM pe testul SCIN (2.708 cazuri pe model; ρ = corelația Spearman cu harta modelului antrenat).</w:t>
+          <w:t>Tabelul 8.9. Detectorul de imagini din afara domeniului pe trăsăturile DINOv2 (medii pe zece seed-uri; prag ales pentru 5% alarme false pe validarea SCIN; răspuns sigur = categorie afișată fără recomandarea de a consulta un specialist, mai puțin este mai sigur în afara domeniului).</w:t>
         </w:r>
         <w:r>
           <w:rPr>
@@ -3830,7 +3830,7 @@
             <w:noProof/>
             <w:webHidden/>
           </w:rPr>
-          <w:instrText xml:space="preserve"> PAGEREF _Toc243938722 \h </w:instrText>
+          <w:instrText xml:space="preserve"> PAGEREF _Toc243939036 \h </w:instrText>
         </w:r>
         <w:r>
           <w:rPr>
@@ -3850,7 +3850,7 @@
             <w:noProof/>
             <w:webHidden/>
           </w:rPr>
-          <w:t>32</w:t>
+          <w:t>33</w:t>
         </w:r>
         <w:r>
           <w:rPr>
@@ -3860,23 +3860,6 @@
           <w:fldChar w:fldCharType="end"/>
         </w:r>
       </w:hyperlink>
-    </w:p>
-    <w:p>
-      <w:pPr>
-        <w:spacing w:after="0"/>
-      </w:pPr>
-      <w:r>
-        <w:fldChar w:fldCharType="end"/>
-      </w:r>
-    </w:p>
-    <w:p>
-      <w:pPr>
-        <w:pStyle w:val="FrontHeading"/>
-      </w:pPr>
-      <w:r>
-        <w:lastRenderedPageBreak/>
-        <w:t>Lista figurilor</w:t>
-      </w:r>
     </w:p>
     <w:p>
       <w:pPr>
@@ -3894,22 +3877,13 @@
           <w14:ligatures w14:val="standardContextual"/>
         </w:rPr>
       </w:pPr>
-      <w:r>
-        <w:fldChar w:fldCharType="begin"/>
-      </w:r>
-      <w:r>
-        <w:instrText xml:space="preserve"> TOC \h \z \c "Figura" </w:instrText>
-      </w:r>
-      <w:r>
-        <w:fldChar w:fldCharType="separate"/>
-      </w:r>
-      <w:hyperlink w:anchor="_Toc243938723" w:history="1">
+      <w:hyperlink w:anchor="_Toc243939037" w:history="1">
         <w:r>
           <w:rPr>
             <w:rStyle w:val="Hyperlink"/>
             <w:noProof/>
           </w:rPr>
-          <w:t>Figura 4.1. Diagrama Entitate-Legătură extinsă (EER) a aplicației, în notația Chen; componenta EER este specializarea disjunctă și totală a entității PHOTO.</w:t>
+          <w:t>Tabelul 8.10. Grad-CAM pe testul SCIN (2.708 cazuri pe model; ρ = corelația Spearman cu harta modelului antrenat).</w:t>
         </w:r>
         <w:r>
           <w:rPr>
@@ -3930,7 +3904,7 @@
             <w:noProof/>
             <w:webHidden/>
           </w:rPr>
-          <w:instrText xml:space="preserve"> PAGEREF _Toc243938723 \h </w:instrText>
+          <w:instrText xml:space="preserve"> PAGEREF _Toc243939037 \h </w:instrText>
         </w:r>
         <w:r>
           <w:rPr>
@@ -3950,7 +3924,7 @@
             <w:noProof/>
             <w:webHidden/>
           </w:rPr>
-          <w:t>6</w:t>
+          <w:t>34</w:t>
         </w:r>
         <w:r>
           <w:rPr>
@@ -3960,6 +3934,23 @@
           <w:fldChar w:fldCharType="end"/>
         </w:r>
       </w:hyperlink>
+    </w:p>
+    <w:p>
+      <w:pPr>
+        <w:spacing w:after="0"/>
+      </w:pPr>
+      <w:r>
+        <w:fldChar w:fldCharType="end"/>
+      </w:r>
+    </w:p>
+    <w:p>
+      <w:pPr>
+        <w:pStyle w:val="FrontHeading"/>
+      </w:pPr>
+      <w:r>
+        <w:lastRenderedPageBreak/>
+        <w:t>Lista figurilor</w:t>
+      </w:r>
     </w:p>
     <w:p>
       <w:pPr>
@@ -3977,13 +3968,22 @@
           <w14:ligatures w14:val="standardContextual"/>
         </w:rPr>
       </w:pPr>
-      <w:hyperlink w:anchor="_Toc243938724" w:history="1">
+      <w:r>
+        <w:fldChar w:fldCharType="begin"/>
+      </w:r>
+      <w:r>
+        <w:instrText xml:space="preserve"> TOC \h \z \c "Figura" </w:instrText>
+      </w:r>
+      <w:r>
+        <w:fldChar w:fldCharType="separate"/>
+      </w:r>
+      <w:hyperlink w:anchor="_Toc243939038" w:history="1">
         <w:r>
           <w:rPr>
             <w:rStyle w:val="Hyperlink"/>
             <w:noProof/>
           </w:rPr>
-          <w:t>Figura 4.2. Schema relațională obținută din modelul EER (26 de tabele în forma normală Boyce-Codd, notația crow's foot).</w:t>
+          <w:t>Figura 4.1. Diagrama Entitate-Legătură extinsă (EER) a aplicației, în notația Chen; componenta EER este specializarea disjunctă și totală a entității PHOTO.</w:t>
         </w:r>
         <w:r>
           <w:rPr>
@@ -4004,7 +4004,7 @@
             <w:noProof/>
             <w:webHidden/>
           </w:rPr>
-          <w:instrText xml:space="preserve"> PAGEREF _Toc243938724 \h </w:instrText>
+          <w:instrText xml:space="preserve"> PAGEREF _Toc243939038 \h </w:instrText>
         </w:r>
         <w:r>
           <w:rPr>
@@ -4024,7 +4024,7 @@
             <w:noProof/>
             <w:webHidden/>
           </w:rPr>
-          <w:t>7</w:t>
+          <w:t>6</w:t>
         </w:r>
         <w:r>
           <w:rPr>
@@ -4051,13 +4051,13 @@
           <w14:ligatures w14:val="standardContextual"/>
         </w:rPr>
       </w:pPr>
-      <w:hyperlink w:anchor="_Toc243938725" w:history="1">
+      <w:hyperlink w:anchor="_Toc243939039" w:history="1">
         <w:r>
           <w:rPr>
             <w:rStyle w:val="Hyperlink"/>
             <w:noProof/>
           </w:rPr>
-          <w:t>Figura 4.3. Opt ecrane ale interfeței: (a) start, (b) Today, (c) camera, (d) rezultat cu hartă Grad-CAM, (e) detaliu produs, (f) catalog, (g) rutină, (h) profil.</w:t>
+          <w:t>Figura 4.2. Schema relațională obținută din modelul EER (26 de tabele în forma normală Boyce-Codd, notația crow's foot).</w:t>
         </w:r>
         <w:r>
           <w:rPr>
@@ -4078,7 +4078,7 @@
             <w:noProof/>
             <w:webHidden/>
           </w:rPr>
-          <w:instrText xml:space="preserve"> PAGEREF _Toc243938725 \h </w:instrText>
+          <w:instrText xml:space="preserve"> PAGEREF _Toc243939039 \h </w:instrText>
         </w:r>
         <w:r>
           <w:rPr>
@@ -4098,7 +4098,7 @@
             <w:noProof/>
             <w:webHidden/>
           </w:rPr>
-          <w:t>10</w:t>
+          <w:t>7</w:t>
         </w:r>
         <w:r>
           <w:rPr>
@@ -4125,13 +4125,13 @@
           <w14:ligatures w14:val="standardContextual"/>
         </w:rPr>
       </w:pPr>
-      <w:hyperlink w:anchor="_Toc243938726" w:history="1">
+      <w:hyperlink w:anchor="_Toc243939040" w:history="1">
         <w:r>
           <w:rPr>
             <w:rStyle w:val="Hyperlink"/>
             <w:noProof/>
           </w:rPr>
-          <w:t>Figura 8.1. Macro-F1 pe testul SCIN în funcție de proporția de răspunsuri ascunse (medie și interval de 95%); linia întreruptă este modelul doar cu fotografie.</w:t>
+          <w:t>Figura 4.3. Opt ecrane ale interfeței: (a) start, (b) Today, (c) camera, (d) rezultat cu hartă Grad-CAM, (e) detaliu produs, (f) catalog, (g) rutină, (h) profil.</w:t>
         </w:r>
         <w:r>
           <w:rPr>
@@ -4152,7 +4152,7 @@
             <w:noProof/>
             <w:webHidden/>
           </w:rPr>
-          <w:instrText xml:space="preserve"> PAGEREF _Toc243938726 \h </w:instrText>
+          <w:instrText xml:space="preserve"> PAGEREF _Toc243939040 \h </w:instrText>
         </w:r>
         <w:r>
           <w:rPr>
@@ -4172,7 +4172,7 @@
             <w:noProof/>
             <w:webHidden/>
           </w:rPr>
-          <w:t>26</w:t>
+          <w:t>10</w:t>
         </w:r>
         <w:r>
           <w:rPr>
@@ -4199,13 +4199,13 @@
           <w14:ligatures w14:val="standardContextual"/>
         </w:rPr>
       </w:pPr>
-      <w:hyperlink w:anchor="_Toc243938727" w:history="1">
+      <w:hyperlink w:anchor="_Toc243939041" w:history="1">
         <w:r>
           <w:rPr>
             <w:rStyle w:val="Hyperlink"/>
             <w:noProof/>
           </w:rPr>
-          <w:t>Figura 8.2. Curba risc-acoperire pe testul SCIN: rata de eroare când se păstrează doar cele mai sigure x% dintre cazuri.</w:t>
+          <w:t>Figura 8.1. Macro-F1 pe testul SCIN în funcție de proporția de răspunsuri ascunse (medie și interval de 95%); linia întreruptă este modelul doar cu fotografie.</w:t>
         </w:r>
         <w:r>
           <w:rPr>
@@ -4226,7 +4226,7 @@
             <w:noProof/>
             <w:webHidden/>
           </w:rPr>
-          <w:instrText xml:space="preserve"> PAGEREF _Toc243938727 \h </w:instrText>
+          <w:instrText xml:space="preserve"> PAGEREF _Toc243939041 \h </w:instrText>
         </w:r>
         <w:r>
           <w:rPr>
@@ -4246,7 +4246,7 @@
             <w:noProof/>
             <w:webHidden/>
           </w:rPr>
-          <w:t>30</w:t>
+          <w:t>26</w:t>
         </w:r>
         <w:r>
           <w:rPr>
@@ -4273,13 +4273,13 @@
           <w14:ligatures w14:val="standardContextual"/>
         </w:rPr>
       </w:pPr>
-      <w:hyperlink w:anchor="_Toc243938728" w:history="1">
+      <w:hyperlink w:anchor="_Toc243939042" w:history="1">
         <w:r>
           <w:rPr>
             <w:rStyle w:val="Hyperlink"/>
             <w:noProof/>
           </w:rPr>
-          <w:t>Figura A.1. Structura de descompunere a lucrărilor (WBS) a proiectului, cu efortul estimat pe fiecare element.</w:t>
+          <w:t>Figura 8.2. Curba risc-acoperire pe testul SCIN: rata de eroare când se păstrează doar cele mai sigure x% dintre cazuri.</w:t>
         </w:r>
         <w:r>
           <w:rPr>
@@ -4300,7 +4300,7 @@
             <w:noProof/>
             <w:webHidden/>
           </w:rPr>
-          <w:instrText xml:space="preserve"> PAGEREF _Toc243938728 \h </w:instrText>
+          <w:instrText xml:space="preserve"> PAGEREF _Toc243939042 \h </w:instrText>
         </w:r>
         <w:r>
           <w:rPr>
@@ -4320,7 +4320,7 @@
             <w:noProof/>
             <w:webHidden/>
           </w:rPr>
-          <w:t>36</w:t>
+          <w:t>30</w:t>
         </w:r>
         <w:r>
           <w:rPr>
@@ -4347,13 +4347,13 @@
           <w14:ligatures w14:val="standardContextual"/>
         </w:rPr>
       </w:pPr>
-      <w:hyperlink w:anchor="_Toc243938729" w:history="1">
+      <w:hyperlink w:anchor="_Toc243939043" w:history="1">
         <w:r>
           <w:rPr>
             <w:rStyle w:val="Hyperlink"/>
             <w:noProof/>
           </w:rPr>
-          <w:t>Figura A.2. Structura de defalcare a riscurilor (RBS), cu scorul P × I al fiecărui risc și pachetele WBS afectate.</w:t>
+          <w:t>Figura A.1. Structura de descompunere a lucrărilor (WBS) a proiectului, cu efortul estimat pe fiecare element.</w:t>
         </w:r>
         <w:r>
           <w:rPr>
@@ -4374,7 +4374,7 @@
             <w:noProof/>
             <w:webHidden/>
           </w:rPr>
-          <w:instrText xml:space="preserve"> PAGEREF _Toc243938729 \h </w:instrText>
+          <w:instrText xml:space="preserve"> PAGEREF _Toc243939043 \h </w:instrText>
         </w:r>
         <w:r>
           <w:rPr>
@@ -4394,7 +4394,7 @@
             <w:noProof/>
             <w:webHidden/>
           </w:rPr>
-          <w:t>36</w:t>
+          <w:t>38</w:t>
         </w:r>
         <w:r>
           <w:rPr>
@@ -4421,12 +4421,86 @@
           <w14:ligatures w14:val="standardContextual"/>
         </w:rPr>
       </w:pPr>
-      <w:hyperlink w:anchor="_Toc243938730" w:history="1">
+      <w:hyperlink w:anchor="_Toc243939044" w:history="1">
         <w:r>
           <w:rPr>
             <w:rStyle w:val="Hyperlink"/>
             <w:noProof/>
           </w:rPr>
+          <w:t>Figura A.2. Structura de defalcare a riscurilor (RBS), cu scorul P × I al fiecărui risc și pachetele WBS afectate.</w:t>
+        </w:r>
+        <w:r>
+          <w:rPr>
+            <w:noProof/>
+            <w:webHidden/>
+          </w:rPr>
+          <w:tab/>
+        </w:r>
+        <w:r>
+          <w:rPr>
+            <w:noProof/>
+            <w:webHidden/>
+          </w:rPr>
+          <w:fldChar w:fldCharType="begin"/>
+        </w:r>
+        <w:r>
+          <w:rPr>
+            <w:noProof/>
+            <w:webHidden/>
+          </w:rPr>
+          <w:instrText xml:space="preserve"> PAGEREF _Toc243939044 \h </w:instrText>
+        </w:r>
+        <w:r>
+          <w:rPr>
+            <w:noProof/>
+            <w:webHidden/>
+          </w:rPr>
+        </w:r>
+        <w:r>
+          <w:rPr>
+            <w:noProof/>
+            <w:webHidden/>
+          </w:rPr>
+          <w:fldChar w:fldCharType="separate"/>
+        </w:r>
+        <w:r>
+          <w:rPr>
+            <w:noProof/>
+            <w:webHidden/>
+          </w:rPr>
+          <w:t>38</w:t>
+        </w:r>
+        <w:r>
+          <w:rPr>
+            <w:noProof/>
+            <w:webHidden/>
+          </w:rPr>
+          <w:fldChar w:fldCharType="end"/>
+        </w:r>
+      </w:hyperlink>
+    </w:p>
+    <w:p>
+      <w:pPr>
+        <w:pStyle w:val="TableofFigures"/>
+        <w:tabs>
+          <w:tab w:val="right" w:leader="dot" w:pos="9061"/>
+        </w:tabs>
+        <w:rPr>
+          <w:rFonts w:asciiTheme="minorHAnsi" w:eastAsiaTheme="minorEastAsia" w:hAnsiTheme="minorHAnsi" w:cstheme="minorBidi"/>
+          <w:noProof/>
+          <w:color w:val="auto"/>
+          <w:kern w:val="2"/>
+          <w:szCs w:val="24"/>
+          <w:lang w:val="en-US" w:eastAsia="en-US"/>
+          <w14:ligatures w14:val="standardContextual"/>
+        </w:rPr>
+      </w:pPr>
+      <w:hyperlink w:anchor="_Toc243939045" w:history="1">
+        <w:r>
+          <w:rPr>
+            <w:rStyle w:val="Hyperlink"/>
+            <w:noProof/>
+          </w:rPr>
           <w:t>Figura A.3. Matricea probabilitate × impact cu cele zece riscuri și ordinea lor de prioritate.</w:t>
         </w:r>
         <w:r>
@@ -4448,7 +4522,7 @@
             <w:noProof/>
             <w:webHidden/>
           </w:rPr>
-          <w:instrText xml:space="preserve"> PAGEREF _Toc243938730 \h </w:instrText>
+          <w:instrText xml:space="preserve"> PAGEREF _Toc243939045 \h </w:instrText>
         </w:r>
         <w:r>
           <w:rPr>
@@ -4468,7 +4542,7 @@
             <w:noProof/>
             <w:webHidden/>
           </w:rPr>
-          <w:t>37</w:t>
+          <w:t>39</w:t>
         </w:r>
         <w:r>
           <w:rPr>
@@ -5052,7 +5126,7 @@
       <w:pPr>
         <w:pStyle w:val="Heading1"/>
       </w:pPr>
-      <w:bookmarkStart w:id="0" w:name="_Toc243938675"/>
+      <w:bookmarkStart w:id="0" w:name="_Toc243938989"/>
       <w:r>
         <w:lastRenderedPageBreak/>
         <w:t>Capitolul 1. Introducere</w:t>
@@ -5063,7 +5137,7 @@
       <w:pPr>
         <w:pStyle w:val="Heading2"/>
       </w:pPr>
-      <w:bookmarkStart w:id="1" w:name="_Toc243938676"/>
+      <w:bookmarkStart w:id="1" w:name="_Toc243938990"/>
       <w:r>
         <w:t>1.1 Motivație</w:t>
       </w:r>
@@ -5099,7 +5173,7 @@
       <w:pPr>
         <w:pStyle w:val="Heading2"/>
       </w:pPr>
-      <w:bookmarkStart w:id="2" w:name="_Toc243938677"/>
+      <w:bookmarkStart w:id="2" w:name="_Toc243938991"/>
       <w:r>
         <w:t>1.2 Formularea problemei</w:t>
       </w:r>
@@ -5155,7 +5229,7 @@
       <w:pPr>
         <w:pStyle w:val="Heading2"/>
       </w:pPr>
-      <w:bookmarkStart w:id="3" w:name="_Toc243938678"/>
+      <w:bookmarkStart w:id="3" w:name="_Toc243938992"/>
       <w:r>
         <w:t>1.3 Obiective</w:t>
       </w:r>
@@ -5173,7 +5247,7 @@
       <w:pPr>
         <w:pStyle w:val="Heading2"/>
       </w:pPr>
-      <w:bookmarkStart w:id="4" w:name="_Toc243938679"/>
+      <w:bookmarkStart w:id="4" w:name="_Toc243938993"/>
       <w:r>
         <w:t>1.4 Contribuții</w:t>
       </w:r>
@@ -5191,7 +5265,7 @@
       <w:pPr>
         <w:pStyle w:val="Heading2"/>
       </w:pPr>
-      <w:bookmarkStart w:id="5" w:name="_Toc243938680"/>
+      <w:bookmarkStart w:id="5" w:name="_Toc243938994"/>
       <w:r>
         <w:t>1.5 Structura lucrării</w:t>
       </w:r>
@@ -5209,7 +5283,7 @@
       <w:pPr>
         <w:pStyle w:val="Heading1"/>
       </w:pPr>
-      <w:bookmarkStart w:id="6" w:name="_Toc243938681"/>
+      <w:bookmarkStart w:id="6" w:name="_Toc243938995"/>
       <w:r>
         <w:lastRenderedPageBreak/>
         <w:t>Capitolul 2. Fundamente teoretice și lucrări conexe</w:t>
@@ -5228,7 +5302,7 @@
       <w:pPr>
         <w:pStyle w:val="Heading1"/>
       </w:pPr>
-      <w:bookmarkStart w:id="7" w:name="_Toc243938682"/>
+      <w:bookmarkStart w:id="7" w:name="_Toc243938996"/>
       <w:r>
         <w:lastRenderedPageBreak/>
         <w:t>Capitolul 3. Cerințe</w:t>
@@ -5247,7 +5321,7 @@
       <w:pPr>
         <w:pStyle w:val="Heading1"/>
       </w:pPr>
-      <w:bookmarkStart w:id="8" w:name="_Toc243938683"/>
+      <w:bookmarkStart w:id="8" w:name="_Toc243938997"/>
       <w:r>
         <w:lastRenderedPageBreak/>
         <w:t>Capitolul 4. Proiectarea sistemului și arhitectura</w:t>
@@ -5266,7 +5340,7 @@
       <w:pPr>
         <w:pStyle w:val="Heading2"/>
       </w:pPr>
-      <w:bookmarkStart w:id="9" w:name="_Toc243938684"/>
+      <w:bookmarkStart w:id="9" w:name="_Toc243938998"/>
       <w:r>
         <w:t>4.1 Modelul conceptual al datelor: diagrama Entitate-Legătură extinsă (EER)</w:t>
       </w:r>
@@ -5367,7 +5441,7 @@
         <w:pStyle w:val="Caption"/>
         <w:jc w:val="center"/>
       </w:pPr>
-      <w:bookmarkStart w:id="10" w:name="_Toc243938723"/>
+      <w:bookmarkStart w:id="10" w:name="_Toc243939038"/>
       <w:r>
         <w:t>Figura 4.</w:t>
       </w:r>
@@ -5473,7 +5547,7 @@
         <w:pStyle w:val="Caption"/>
         <w:jc w:val="center"/>
       </w:pPr>
-      <w:bookmarkStart w:id="11" w:name="_Toc243938724"/>
+      <w:bookmarkStart w:id="11" w:name="_Toc243939039"/>
       <w:r>
         <w:t>Figura 4.</w:t>
       </w:r>
@@ -5550,7 +5624,7 @@
       <w:pPr>
         <w:pStyle w:val="Heading2"/>
       </w:pPr>
-      <w:bookmarkStart w:id="12" w:name="_Toc243938685"/>
+      <w:bookmarkStart w:id="12" w:name="_Toc243938999"/>
       <w:r>
         <w:t>4.2 Interfața utilizator</w:t>
       </w:r>
@@ -5615,7 +5689,7 @@
       <w:pPr>
         <w:pStyle w:val="Caption"/>
       </w:pPr>
-      <w:bookmarkStart w:id="13" w:name="_Toc243938711"/>
+      <w:bookmarkStart w:id="13" w:name="_Toc243939025"/>
       <w:r>
         <w:t>Tabelul 4.</w:t>
       </w:r>
@@ -5915,7 +5989,7 @@
         <w:pStyle w:val="Caption"/>
         <w:jc w:val="center"/>
       </w:pPr>
-      <w:bookmarkStart w:id="14" w:name="_Toc243938725"/>
+      <w:bookmarkStart w:id="14" w:name="_Toc243939040"/>
       <w:r>
         <w:t>Figura 4.</w:t>
       </w:r>
@@ -5966,7 +6040,7 @@
       <w:pPr>
         <w:pStyle w:val="Heading1"/>
       </w:pPr>
-      <w:bookmarkStart w:id="15" w:name="_Toc243938686"/>
+      <w:bookmarkStart w:id="15" w:name="_Toc243939000"/>
       <w:r>
         <w:lastRenderedPageBreak/>
         <w:t>Capitolul 5. Metodologia AI/ML</w:t>
@@ -5985,7 +6059,7 @@
       <w:pPr>
         <w:pStyle w:val="Heading2"/>
       </w:pPr>
-      <w:bookmarkStart w:id="16" w:name="_Toc243938687"/>
+      <w:bookmarkStart w:id="16" w:name="_Toc243939001"/>
       <w:r>
         <w:t>5.1 Setul de date SCIN și scalele de ton al pielii</w:t>
       </w:r>
@@ -6068,7 +6142,7 @@
       <w:pPr>
         <w:pStyle w:val="Heading2"/>
       </w:pPr>
-      <w:bookmarkStart w:id="17" w:name="_Toc243938688"/>
+      <w:bookmarkStart w:id="17" w:name="_Toc243939002"/>
       <w:r>
         <w:lastRenderedPageBreak/>
         <w:t>5.2 Auditul datelor</w:t>
@@ -6107,7 +6181,7 @@
       <w:pPr>
         <w:pStyle w:val="Caption"/>
       </w:pPr>
-      <w:bookmarkStart w:id="18" w:name="_Toc243938712"/>
+      <w:bookmarkStart w:id="18" w:name="_Toc243939026"/>
       <w:r>
         <w:t>Tabelul 5.</w:t>
       </w:r>
@@ -6668,7 +6742,7 @@
       <w:pPr>
         <w:pStyle w:val="Heading2"/>
       </w:pPr>
-      <w:bookmarkStart w:id="19" w:name="_Toc243938689"/>
+      <w:bookmarkStart w:id="19" w:name="_Toc243939003"/>
       <w:r>
         <w:t>5.3 Categoriile țintă</w:t>
       </w:r>
@@ -6710,7 +6784,7 @@
       <w:pPr>
         <w:pStyle w:val="Caption"/>
       </w:pPr>
-      <w:bookmarkStart w:id="20" w:name="_Toc243938713"/>
+      <w:bookmarkStart w:id="20" w:name="_Toc243939027"/>
       <w:r>
         <w:t>Tabelul 5.</w:t>
       </w:r>
@@ -7349,7 +7423,7 @@
       <w:pPr>
         <w:pStyle w:val="Heading2"/>
       </w:pPr>
-      <w:bookmarkStart w:id="21" w:name="_Toc243938690"/>
+      <w:bookmarkStart w:id="21" w:name="_Toc243939004"/>
       <w:r>
         <w:t>5.4 Codificarea chestionarului și masca de valori lipsă</w:t>
       </w:r>
@@ -7367,7 +7441,7 @@
       <w:pPr>
         <w:pStyle w:val="Heading2"/>
       </w:pPr>
-      <w:bookmarkStart w:id="22" w:name="_Toc243938691"/>
+      <w:bookmarkStart w:id="22" w:name="_Toc243939005"/>
       <w:r>
         <w:lastRenderedPageBreak/>
         <w:t>5.5 Împărțirea și preprocesarea datelor</w:t>
@@ -7412,7 +7486,7 @@
       <w:pPr>
         <w:pStyle w:val="Heading2"/>
       </w:pPr>
-      <w:bookmarkStart w:id="23" w:name="_Toc243938692"/>
+      <w:bookmarkStart w:id="23" w:name="_Toc243939006"/>
       <w:r>
         <w:t>5.6 Modelele</w:t>
       </w:r>
@@ -7517,7 +7591,7 @@
       <w:pPr>
         <w:pStyle w:val="Heading2"/>
       </w:pPr>
-      <w:bookmarkStart w:id="24" w:name="_Toc243938693"/>
+      <w:bookmarkStart w:id="24" w:name="_Toc243939007"/>
       <w:r>
         <w:lastRenderedPageBreak/>
         <w:t>5.7 Protocolul de evaluare</w:t>
@@ -7582,7 +7656,7 @@
       <w:pPr>
         <w:pStyle w:val="Heading2"/>
       </w:pPr>
-      <w:bookmarkStart w:id="25" w:name="_Toc243938694"/>
+      <w:bookmarkStart w:id="25" w:name="_Toc243939008"/>
       <w:r>
         <w:t>5.8 Date externe și encodere preantrenate</w:t>
       </w:r>
@@ -7653,7 +7727,7 @@
       <w:pPr>
         <w:pStyle w:val="Heading2"/>
       </w:pPr>
-      <w:bookmarkStart w:id="26" w:name="_Toc243938695"/>
+      <w:bookmarkStart w:id="26" w:name="_Toc243939009"/>
       <w:r>
         <w:lastRenderedPageBreak/>
         <w:t>5.9 Explicabilitate (Grad-CAM)</w:t>
@@ -7672,7 +7746,7 @@
       <w:pPr>
         <w:pStyle w:val="Heading1"/>
       </w:pPr>
-      <w:bookmarkStart w:id="27" w:name="_Toc243938696"/>
+      <w:bookmarkStart w:id="27" w:name="_Toc243939010"/>
       <w:r>
         <w:lastRenderedPageBreak/>
         <w:t>Capitolul 6. Implementare</w:t>
@@ -7691,7 +7765,7 @@
       <w:pPr>
         <w:pStyle w:val="Heading1"/>
       </w:pPr>
-      <w:bookmarkStart w:id="28" w:name="_Toc243938697"/>
+      <w:bookmarkStart w:id="28" w:name="_Toc243939011"/>
       <w:r>
         <w:lastRenderedPageBreak/>
         <w:t>Capitolul 7. Securitate și GDPR</w:t>
@@ -7710,7 +7784,7 @@
       <w:pPr>
         <w:pStyle w:val="Heading1"/>
       </w:pPr>
-      <w:bookmarkStart w:id="29" w:name="_Toc243938698"/>
+      <w:bookmarkStart w:id="29" w:name="_Toc243939012"/>
       <w:r>
         <w:lastRenderedPageBreak/>
         <w:t>Capitolul 8. Testare și evaluare</w:t>
@@ -7729,7 +7803,7 @@
       <w:pPr>
         <w:pStyle w:val="Heading2"/>
       </w:pPr>
-      <w:bookmarkStart w:id="30" w:name="_Toc243938699"/>
+      <w:bookmarkStart w:id="30" w:name="_Toc243939013"/>
       <w:r>
         <w:t>8.1 Aduce chestionarul un câștig? (E1)</w:t>
       </w:r>
@@ -7747,7 +7821,7 @@
       <w:pPr>
         <w:pStyle w:val="Caption"/>
       </w:pPr>
-      <w:bookmarkStart w:id="31" w:name="_Toc243938714"/>
+      <w:bookmarkStart w:id="31" w:name="_Toc243939028"/>
       <w:r>
         <w:t>Tabelul 8.</w:t>
       </w:r>
@@ -8232,7 +8306,7 @@
       <w:pPr>
         <w:pStyle w:val="Heading2"/>
       </w:pPr>
-      <w:bookmarkStart w:id="32" w:name="_Toc243938700"/>
+      <w:bookmarkStart w:id="32" w:name="_Toc243939014"/>
       <w:r>
         <w:t>8.2 De ce nu ajută chestionarul?</w:t>
       </w:r>
@@ -8274,7 +8348,7 @@
       <w:pPr>
         <w:pStyle w:val="Caption"/>
       </w:pPr>
-      <w:bookmarkStart w:id="33" w:name="_Toc243938715"/>
+      <w:bookmarkStart w:id="33" w:name="_Toc243939029"/>
       <w:r>
         <w:t>Tabelul 8.</w:t>
       </w:r>
@@ -8674,7 +8748,7 @@
       <w:pPr>
         <w:pStyle w:val="Heading2"/>
       </w:pPr>
-      <w:bookmarkStart w:id="34" w:name="_Toc243938701"/>
+      <w:bookmarkStart w:id="34" w:name="_Toc243939015"/>
       <w:r>
         <w:lastRenderedPageBreak/>
         <w:t>8.3 Răspunsuri lipsă (E2)</w:t>
@@ -8693,7 +8767,7 @@
       <w:pPr>
         <w:pStyle w:val="Caption"/>
       </w:pPr>
-      <w:bookmarkStart w:id="35" w:name="_Toc243938716"/>
+      <w:bookmarkStart w:id="35" w:name="_Toc243939030"/>
       <w:r>
         <w:t>Tabelul 8.</w:t>
       </w:r>
@@ -9168,7 +9242,7 @@
         <w:pStyle w:val="Caption"/>
         <w:jc w:val="center"/>
       </w:pPr>
-      <w:bookmarkStart w:id="36" w:name="_Toc243938726"/>
+      <w:bookmarkStart w:id="36" w:name="_Toc243939041"/>
       <w:r>
         <w:t>Figura 8.</w:t>
       </w:r>
@@ -9207,7 +9281,7 @@
       <w:pPr>
         <w:pStyle w:val="Heading2"/>
       </w:pPr>
-      <w:bookmarkStart w:id="37" w:name="_Toc243938702"/>
+      <w:bookmarkStart w:id="37" w:name="_Toc243939016"/>
       <w:r>
         <w:t>8.4 Date suplimentare și test extern (E7)</w:t>
       </w:r>
@@ -9234,7 +9308,7 @@
       <w:pPr>
         <w:pStyle w:val="Caption"/>
       </w:pPr>
-      <w:bookmarkStart w:id="38" w:name="_Toc243938717"/>
+      <w:bookmarkStart w:id="38" w:name="_Toc243939031"/>
       <w:r>
         <w:lastRenderedPageBreak/>
         <w:t>Tabelul 8.</w:t>
@@ -9511,7 +9585,7 @@
       <w:pPr>
         <w:pStyle w:val="Heading2"/>
       </w:pPr>
-      <w:bookmarkStart w:id="39" w:name="_Toc243938703"/>
+      <w:bookmarkStart w:id="39" w:name="_Toc243939017"/>
       <w:r>
         <w:t>8.5 Encodere preantrenate (E5)</w:t>
       </w:r>
@@ -9529,7 +9603,7 @@
       <w:pPr>
         <w:pStyle w:val="Caption"/>
       </w:pPr>
-      <w:bookmarkStart w:id="40" w:name="_Toc243938718"/>
+      <w:bookmarkStart w:id="40" w:name="_Toc243939032"/>
       <w:r>
         <w:lastRenderedPageBreak/>
         <w:t>Tabelul 8.</w:t>
@@ -10015,7 +10089,7 @@
       <w:pPr>
         <w:pStyle w:val="Heading2"/>
       </w:pPr>
-      <w:bookmarkStart w:id="41" w:name="_Toc243938704"/>
+      <w:bookmarkStart w:id="41" w:name="_Toc243939018"/>
       <w:r>
         <w:t>8.6 Calibrarea încrederii și abținerea (E4)</w:t>
       </w:r>
@@ -10033,7 +10107,7 @@
       <w:pPr>
         <w:pStyle w:val="Caption"/>
       </w:pPr>
-      <w:bookmarkStart w:id="42" w:name="_Toc243938719"/>
+      <w:bookmarkStart w:id="42" w:name="_Toc243939033"/>
       <w:r>
         <w:t>Tabelul 8.</w:t>
       </w:r>
@@ -10516,7 +10590,7 @@
         <w:pStyle w:val="Caption"/>
         <w:jc w:val="center"/>
       </w:pPr>
-      <w:bookmarkStart w:id="43" w:name="_Toc243938727"/>
+      <w:bookmarkStart w:id="43" w:name="_Toc243939042"/>
       <w:r>
         <w:t>Figura 8.</w:t>
       </w:r>
@@ -10555,7 +10629,7 @@
       <w:pPr>
         <w:pStyle w:val="Caption"/>
       </w:pPr>
-      <w:bookmarkStart w:id="44" w:name="_Toc243938720"/>
+      <w:bookmarkStart w:id="44" w:name="_Toc243939034"/>
       <w:r>
         <w:t>Tabelul 8.</w:t>
       </w:r>
@@ -11000,7 +11074,7 @@
       <w:pPr>
         <w:pStyle w:val="Caption"/>
       </w:pPr>
-      <w:bookmarkStart w:id="45" w:name="_Toc243938721"/>
+      <w:bookmarkStart w:id="45" w:name="_Toc243939035"/>
       <w:r>
         <w:t>Tabelul 8.</w:t>
       </w:r>
@@ -11382,27 +11456,29 @@
     </w:tbl>
     <w:p>
       <w:pPr>
-        <w:pStyle w:val="Heading2"/>
-      </w:pPr>
-      <w:bookmarkStart w:id="46" w:name="_Toc243938705"/>
-      <w:r>
-        <w:t>8.7 Explicabilitate (Grad-CAM)</w:t>
-      </w:r>
-      <w:bookmarkEnd w:id="46"/>
-    </w:p>
-    <w:p>
-      <w:pPr>
         <w:ind w:firstLine="709"/>
       </w:pPr>
       <w:r>
-        <w:t>Pe cele 2.708 cazuri de test ale fiecărui model (Tabelul 8.9), ambele modele trec în medie verificarea prin randomizare (corelații 0,02–0,10), dar DINOv2 o trece mai consecvent: la 77,5% dintre cazuri corelația după randomizarea clasificatorului este sub 0,3 în valoare absolută, față de 41,7% la EfficientNet-B0. Hărțile DINOv2 sunt mai concentrate, dar privesc mai mult bordura neagră (mediană 0,67 față de 0,25), un efect cunoscut al Vision Transformer-ilor fără token-uri de registru, care stochează informație globală în patch-uri fără conținut [54]. Concentrarea hărților nu diferă între tonurile de piele. În aplicație, harta este afișată doar ca indicație generală; completarea prin reflexie în locul bordurii negre sau varianta DINOv2 cu registre sunt îmbunătățiri propuse.</w:t>
+        <w:t>Pentru a corecta această limită a fost testat un detector de imagini din afara domeniului (out-of-distribution detection; ml/ood_detect.py): un scor care spune cât de diferită este o fotografie de toate cazurile de antrenare, calculat înainte ca modelul să aleagă o categorie. Pe trăsăturile DINOv2 au fost comparate trei scoruri: probabilitatea maximă calibrată, folosită ca referință [55]; distanța Mahalanobis până la cea mai apropiată medie de categorie, o distanță care ține cont de cât variază trăsăturile și de cât de corelate sunt, cu o matrice de covarianță comună stabilizată prin metoda Ledoit-Wolf [56, 57]; și distanța cosinus până la al 10-lea cel mai apropiat caz de antrenare (k-NN) [58], detectorul principal, fixat înainte de rulare. Pragul fiecărui seed este ales pe validare astfel încât doar 5% dintre cazurile SCIN obișnuite să fie semnalate; o fotografie primește o categorie doar dacă nu este semnalată și încrederea ei depășește τ. Pe lângă Fitzpatrick17k și DDI, a fost construit un set de control din SCIN: 463 de cazuri ale căror diagnostice diferențiale se află toate în afara celor patru categorii (de exemplu impetigo, herpes zoster, tinea, purpură), fotografiate cu aceleași telefoane (ml/labels/scin_near_ood.csv).</w:t>
+      </w:r>
+    </w:p>
+    <w:p>
+      <w:pPr>
+        <w:ind w:firstLine="709"/>
+      </w:pPr>
+      <w:r>
+        <w:t xml:space="preserve">Rezultatele (Tabelul 8.9) arată că distanța în spațiul trăsăturilor recunoaște schimbarea de domeniu, nu afecțiunea necunoscută. Cazurile SCIN cu alte afecțiuni nu se deosebesc de cele obișnuite la niciun scor (AUROC 0,50–0,53): k-NN semnalează 4,6% dintre ele, cât alarmele false (5,1%). Pe seturile externe, Mahalanobis separă cel mai bine (AUROC 0,77–0,89), urmat de k-NN (0,72–0,83), iar probabilitatea maximă deloc (0,46–0,51); imaginile Fitzpatrick17k din domeniu sunt însă semnalate aproape la fel de des ca cele din afara lui (17,4% față de 18,9%), deci detectorul recunoaște fotografia de atlas, nu boala. Combinat cu pragul de încredere, k-NN reduce proporția leziunilor maligne DDI care primesc un răspuns sigur de la 79,5% la 60,8% (FST V–VI: de la 87,3% la 70,4%), iar acoperirea pe SCIN scade de la 79,8% la 75,9%, fără pierdere de acuratețe selectivă (67,7% și 68,4%). Costul nu este egal: detectorul semnalează din greșeală 8,8% dintre cazurile SCIN obișnuite cu eFST V–VI, față de 3,6% la I–II (−5,3 [−9,3; −1,4] puncte procentuale de acoperire). Mahalanobis ar </w:t>
+      </w:r>
+      <w:r>
+        <w:lastRenderedPageBreak/>
+        <w:t>semnala 50,3% dintre leziunile maligne, dar avantajul lui a fost observat chiar pe seturile de test, deci trebuie confirmat pe date noi înainte de a-l prefera.</w:t>
       </w:r>
     </w:p>
     <w:p>
       <w:pPr>
         <w:pStyle w:val="Caption"/>
       </w:pPr>
-      <w:bookmarkStart w:id="47" w:name="_Toc243938722"/>
+      <w:bookmarkStart w:id="46" w:name="_Toc243939036"/>
       <w:r>
         <w:t>Tabelul 8.</w:t>
       </w:r>
@@ -11425,9 +11501,537 @@
         <w:fldChar w:fldCharType="end"/>
       </w:r>
       <w:r>
+        <w:t>. Detectorul de imagini din afara domeniului pe trăsăturile DINOv2 (medii pe zece seed-uri; prag ales pentru 5% alarme false pe validarea SCIN; răspuns sigur = categorie afișată fără recomandarea de a consulta un specialist, mai puțin este mai sigur în afara domeniului).</w:t>
+      </w:r>
+      <w:bookmarkEnd w:id="46"/>
+    </w:p>
+    <w:tbl>
+      <w:tblPr>
+        <w:tblStyle w:val="TableGrid"/>
+        <w:tblW w:w="0" w:type="auto"/>
+        <w:tblLook w:val="04A0" w:firstRow="1" w:lastRow="0" w:firstColumn="1" w:lastColumn="0" w:noHBand="0" w:noVBand="1"/>
+      </w:tblPr>
+      <w:tblGrid>
+        <w:gridCol w:w="1616"/>
+        <w:gridCol w:w="1550"/>
+        <w:gridCol w:w="1512"/>
+        <w:gridCol w:w="1512"/>
+        <w:gridCol w:w="1512"/>
+        <w:gridCol w:w="1512"/>
+      </w:tblGrid>
+      <w:tr>
+        <w:tc>
+          <w:tcPr>
+            <w:tcW w:w="1512" w:type="dxa"/>
+          </w:tcPr>
+          <w:p>
+            <w:r>
+              <w:rPr>
+                <w:b/>
+              </w:rPr>
+              <w:t>Set (imagini)</w:t>
+            </w:r>
+          </w:p>
+        </w:tc>
+        <w:tc>
+          <w:tcPr>
+            <w:tcW w:w="1512" w:type="dxa"/>
+          </w:tcPr>
+          <w:p>
+            <w:r>
+              <w:rPr>
+                <w:b/>
+              </w:rPr>
+              <w:t>AUROC Mahalanobis</w:t>
+            </w:r>
+          </w:p>
+        </w:tc>
+        <w:tc>
+          <w:tcPr>
+            <w:tcW w:w="1512" w:type="dxa"/>
+          </w:tcPr>
+          <w:p>
+            <w:r>
+              <w:rPr>
+                <w:b/>
+              </w:rPr>
+              <w:t>AUROC k-NN</w:t>
+            </w:r>
+          </w:p>
+        </w:tc>
+        <w:tc>
+          <w:tcPr>
+            <w:tcW w:w="1512" w:type="dxa"/>
+          </w:tcPr>
+          <w:p>
+            <w:r>
+              <w:rPr>
+                <w:b/>
+              </w:rPr>
+              <w:t>Semnalate de k-NN (%)</w:t>
+            </w:r>
+          </w:p>
+        </w:tc>
+        <w:tc>
+          <w:tcPr>
+            <w:tcW w:w="1512" w:type="dxa"/>
+          </w:tcPr>
+          <w:p>
+            <w:r>
+              <w:rPr>
+                <w:b/>
+              </w:rPr>
+              <w:t>Răspuns sigur, doar încredere (%)</w:t>
+            </w:r>
+          </w:p>
+        </w:tc>
+        <w:tc>
+          <w:tcPr>
+            <w:tcW w:w="1512" w:type="dxa"/>
+          </w:tcPr>
+          <w:p>
+            <w:r>
+              <w:rPr>
+                <w:b/>
+              </w:rPr>
+              <w:t>Răspuns sigur, încredere + k-NN (%)</w:t>
+            </w:r>
+          </w:p>
+        </w:tc>
+      </w:tr>
+      <w:tr>
+        <w:tc>
+          <w:tcPr>
+            <w:tcW w:w="1512" w:type="dxa"/>
+          </w:tcPr>
+          <w:p>
+            <w:r>
+              <w:t>SCIN test, în domeniu (270/seed)</w:t>
+            </w:r>
+          </w:p>
+        </w:tc>
+        <w:tc>
+          <w:tcPr>
+            <w:tcW w:w="1512" w:type="dxa"/>
+          </w:tcPr>
+          <w:p>
+            <w:r>
+              <w:t>-</w:t>
+            </w:r>
+          </w:p>
+        </w:tc>
+        <w:tc>
+          <w:tcPr>
+            <w:tcW w:w="1512" w:type="dxa"/>
+          </w:tcPr>
+          <w:p>
+            <w:r>
+              <w:t>-</w:t>
+            </w:r>
+          </w:p>
+        </w:tc>
+        <w:tc>
+          <w:tcPr>
+            <w:tcW w:w="1512" w:type="dxa"/>
+          </w:tcPr>
+          <w:p>
+            <w:r>
+              <w:t>5,1</w:t>
+            </w:r>
+          </w:p>
+        </w:tc>
+        <w:tc>
+          <w:tcPr>
+            <w:tcW w:w="1512" w:type="dxa"/>
+          </w:tcPr>
+          <w:p>
+            <w:r>
+              <w:t>79,8</w:t>
+            </w:r>
+          </w:p>
+        </w:tc>
+        <w:tc>
+          <w:tcPr>
+            <w:tcW w:w="1512" w:type="dxa"/>
+          </w:tcPr>
+          <w:p>
+            <w:r>
+              <w:t>75,9</w:t>
+            </w:r>
+          </w:p>
+        </w:tc>
+      </w:tr>
+      <w:tr>
+        <w:tc>
+          <w:tcPr>
+            <w:tcW w:w="1512" w:type="dxa"/>
+          </w:tcPr>
+          <w:p>
+            <w:r>
+              <w:t>SCIN, alte afecțiuni (463)</w:t>
+            </w:r>
+          </w:p>
+        </w:tc>
+        <w:tc>
+          <w:tcPr>
+            <w:tcW w:w="1512" w:type="dxa"/>
+          </w:tcPr>
+          <w:p>
+            <w:r>
+              <w:t>0,525</w:t>
+            </w:r>
+          </w:p>
+        </w:tc>
+        <w:tc>
+          <w:tcPr>
+            <w:tcW w:w="1512" w:type="dxa"/>
+          </w:tcPr>
+          <w:p>
+            <w:r>
+              <w:t>0,504</w:t>
+            </w:r>
+          </w:p>
+        </w:tc>
+        <w:tc>
+          <w:tcPr>
+            <w:tcW w:w="1512" w:type="dxa"/>
+          </w:tcPr>
+          <w:p>
+            <w:r>
+              <w:t>4,6</w:t>
+            </w:r>
+          </w:p>
+        </w:tc>
+        <w:tc>
+          <w:tcPr>
+            <w:tcW w:w="1512" w:type="dxa"/>
+          </w:tcPr>
+          <w:p>
+            <w:r>
+              <w:t>80,3</w:t>
+            </w:r>
+          </w:p>
+        </w:tc>
+        <w:tc>
+          <w:tcPr>
+            <w:tcW w:w="1512" w:type="dxa"/>
+          </w:tcPr>
+          <w:p>
+            <w:r>
+              <w:t>76,8</w:t>
+            </w:r>
+          </w:p>
+        </w:tc>
+      </w:tr>
+      <w:tr>
+        <w:tc>
+          <w:tcPr>
+            <w:tcW w:w="1512" w:type="dxa"/>
+          </w:tcPr>
+          <w:p>
+            <w:r>
+              <w:t>Fitzpatrick17k în domeniu (4.012)</w:t>
+            </w:r>
+          </w:p>
+        </w:tc>
+        <w:tc>
+          <w:tcPr>
+            <w:tcW w:w="1512" w:type="dxa"/>
+          </w:tcPr>
+          <w:p>
+            <w:r>
+              <w:t>0,755</w:t>
+            </w:r>
+          </w:p>
+        </w:tc>
+        <w:tc>
+          <w:tcPr>
+            <w:tcW w:w="1512" w:type="dxa"/>
+          </w:tcPr>
+          <w:p>
+            <w:r>
+              <w:t>0,719</w:t>
+            </w:r>
+          </w:p>
+        </w:tc>
+        <w:tc>
+          <w:tcPr>
+            <w:tcW w:w="1512" w:type="dxa"/>
+          </w:tcPr>
+          <w:p>
+            <w:r>
+              <w:t>17,4</w:t>
+            </w:r>
+          </w:p>
+        </w:tc>
+        <w:tc>
+          <w:tcPr>
+            <w:tcW w:w="1512" w:type="dxa"/>
+          </w:tcPr>
+          <w:p>
+            <w:r>
+              <w:t>83,1</w:t>
+            </w:r>
+          </w:p>
+        </w:tc>
+        <w:tc>
+          <w:tcPr>
+            <w:tcW w:w="1512" w:type="dxa"/>
+          </w:tcPr>
+          <w:p>
+            <w:r>
+              <w:t>69,0</w:t>
+            </w:r>
+          </w:p>
+        </w:tc>
+      </w:tr>
+      <w:tr>
+        <w:tc>
+          <w:tcPr>
+            <w:tcW w:w="1512" w:type="dxa"/>
+          </w:tcPr>
+          <w:p>
+            <w:r>
+              <w:t>Fitzpatrick17k în afara domeniului (12.559)</w:t>
+            </w:r>
+          </w:p>
+        </w:tc>
+        <w:tc>
+          <w:tcPr>
+            <w:tcW w:w="1512" w:type="dxa"/>
+          </w:tcPr>
+          <w:p>
+            <w:r>
+              <w:t>0,772</w:t>
+            </w:r>
+          </w:p>
+        </w:tc>
+        <w:tc>
+          <w:tcPr>
+            <w:tcW w:w="1512" w:type="dxa"/>
+          </w:tcPr>
+          <w:p>
+            <w:r>
+              <w:t>0,724</w:t>
+            </w:r>
+          </w:p>
+        </w:tc>
+        <w:tc>
+          <w:tcPr>
+            <w:tcW w:w="1512" w:type="dxa"/>
+          </w:tcPr>
+          <w:p>
+            <w:r>
+              <w:t>18,9</w:t>
+            </w:r>
+          </w:p>
+        </w:tc>
+        <w:tc>
+          <w:tcPr>
+            <w:tcW w:w="1512" w:type="dxa"/>
+          </w:tcPr>
+          <w:p>
+            <w:r>
+              <w:t>81,4</w:t>
+            </w:r>
+          </w:p>
+        </w:tc>
+        <w:tc>
+          <w:tcPr>
+            <w:tcW w:w="1512" w:type="dxa"/>
+          </w:tcPr>
+          <w:p>
+            <w:r>
+              <w:t>66,1</w:t>
+            </w:r>
+          </w:p>
+        </w:tc>
+      </w:tr>
+      <w:tr>
+        <w:tc>
+          <w:tcPr>
+            <w:tcW w:w="1512" w:type="dxa"/>
+          </w:tcPr>
+          <w:p>
+            <w:r>
+              <w:t>DDI în afara domeniului (478)</w:t>
+            </w:r>
+          </w:p>
+        </w:tc>
+        <w:tc>
+          <w:tcPr>
+            <w:tcW w:w="1512" w:type="dxa"/>
+          </w:tcPr>
+          <w:p>
+            <w:r>
+              <w:t>0,887</w:t>
+            </w:r>
+          </w:p>
+        </w:tc>
+        <w:tc>
+          <w:tcPr>
+            <w:tcW w:w="1512" w:type="dxa"/>
+          </w:tcPr>
+          <w:p>
+            <w:r>
+              <w:t>0,832</w:t>
+            </w:r>
+          </w:p>
+        </w:tc>
+        <w:tc>
+          <w:tcPr>
+            <w:tcW w:w="1512" w:type="dxa"/>
+          </w:tcPr>
+          <w:p>
+            <w:r>
+              <w:t>28,4</w:t>
+            </w:r>
+          </w:p>
+        </w:tc>
+        <w:tc>
+          <w:tcPr>
+            <w:tcW w:w="1512" w:type="dxa"/>
+          </w:tcPr>
+          <w:p>
+            <w:r>
+              <w:t>78,6</w:t>
+            </w:r>
+          </w:p>
+        </w:tc>
+        <w:tc>
+          <w:tcPr>
+            <w:tcW w:w="1512" w:type="dxa"/>
+          </w:tcPr>
+          <w:p>
+            <w:r>
+              <w:t>56,0</w:t>
+            </w:r>
+          </w:p>
+        </w:tc>
+      </w:tr>
+      <w:tr>
+        <w:tc>
+          <w:tcPr>
+            <w:tcW w:w="1512" w:type="dxa"/>
+          </w:tcPr>
+          <w:p>
+            <w:r>
+              <w:t>DDI, leziuni maligne (171)</w:t>
+            </w:r>
+          </w:p>
+        </w:tc>
+        <w:tc>
+          <w:tcPr>
+            <w:tcW w:w="1512" w:type="dxa"/>
+          </w:tcPr>
+          <w:p>
+            <w:r>
+              <w:t>0,855</w:t>
+            </w:r>
+          </w:p>
+        </w:tc>
+        <w:tc>
+          <w:tcPr>
+            <w:tcW w:w="1512" w:type="dxa"/>
+          </w:tcPr>
+          <w:p>
+            <w:r>
+              <w:t>0,797</w:t>
+            </w:r>
+          </w:p>
+        </w:tc>
+        <w:tc>
+          <w:tcPr>
+            <w:tcW w:w="1512" w:type="dxa"/>
+          </w:tcPr>
+          <w:p>
+            <w:r>
+              <w:t>23,6</w:t>
+            </w:r>
+          </w:p>
+        </w:tc>
+        <w:tc>
+          <w:tcPr>
+            <w:tcW w:w="1512" w:type="dxa"/>
+          </w:tcPr>
+          <w:p>
+            <w:r>
+              <w:t>79,5</w:t>
+            </w:r>
+          </w:p>
+        </w:tc>
+        <w:tc>
+          <w:tcPr>
+            <w:tcW w:w="1512" w:type="dxa"/>
+          </w:tcPr>
+          <w:p>
+            <w:r>
+              <w:t>60,8</w:t>
+            </w:r>
+          </w:p>
+        </w:tc>
+      </w:tr>
+    </w:tbl>
+    <w:p>
+      <w:pPr>
+        <w:ind w:firstLine="709"/>
+      </w:pPr>
+      <w:r>
+        <w:t xml:space="preserve">Concluzia este că un filtru bazat doar pe imagine nu poate garanta că aplicația nu răspunde pentru o afecțiune pe care nu o cunoaște: în fotografiile de telefon, pentru encoder, afecțiunile din afara categoriilor seamănă cu cele din categorii. Detectorul rămâne în aplicație ca filtru pentru fotografii neobișnuite, dar siguranța se sprijină pe întrebări explicite de alarmă </w:t>
+      </w:r>
+      <w:r>
+        <w:lastRenderedPageBreak/>
+        <w:t>(leziune nouă sau care se schimbă, sângerare, durere), pe mesajul permanent despre ce nu evaluează aplicația și pe limitarea declarată la cele patru categorii.</w:t>
+      </w:r>
+    </w:p>
+    <w:p>
+      <w:pPr>
+        <w:pStyle w:val="Heading2"/>
+      </w:pPr>
+      <w:bookmarkStart w:id="47" w:name="_Toc243939019"/>
+      <w:r>
+        <w:t>8.7 Explicabilitate (Grad-CAM)</w:t>
+      </w:r>
+      <w:bookmarkEnd w:id="47"/>
+    </w:p>
+    <w:p>
+      <w:pPr>
+        <w:ind w:firstLine="709"/>
+      </w:pPr>
+      <w:r>
+        <w:t>Pe cele 2.708 cazuri de test ale fiecărui model (Tabelul 8.10), ambele modele trec în medie verificarea prin randomizare (corelații 0,02–0,10), dar DINOv2 o trece mai consecvent: la 77,5% dintre cazuri corelația după randomizarea clasificatorului este sub 0,3 în valoare absolută, față de 41,7% la EfficientNet-B0. Hărțile DINOv2 sunt mai concentrate, dar privesc mai mult bordura neagră (mediană 0,67 față de 0,25), un efect cunoscut al Vision Transformer-ilor fără token-uri de registru, care stochează informație globală în patch-uri fără conținut [54]. Concentrarea hărților nu diferă între tonurile de piele. În aplicație, harta este afișată doar ca indicație generală; completarea prin reflexie în locul bordurii negre sau varianta DINOv2 cu registre sunt îmbunătățiri propuse.</w:t>
+      </w:r>
+    </w:p>
+    <w:p>
+      <w:pPr>
+        <w:pStyle w:val="Caption"/>
+      </w:pPr>
+      <w:bookmarkStart w:id="48" w:name="_Toc243939037"/>
+      <w:r>
+        <w:t>Tabelul 8.</w:t>
+      </w:r>
+      <w:r>
+        <w:fldChar w:fldCharType="begin"/>
+      </w:r>
+      <w:r>
+        <w:instrText xml:space="preserve"> SEQ Tabelul \* ARABIC </w:instrText>
+      </w:r>
+      <w:r>
+        <w:fldChar w:fldCharType="separate"/>
+      </w:r>
+      <w:r>
+        <w:rPr>
+          <w:noProof/>
+        </w:rPr>
+        <w:t>10</w:t>
+      </w:r>
+      <w:r>
+        <w:fldChar w:fldCharType="end"/>
+      </w:r>
+      <w:r>
         <w:t>. Grad-CAM pe testul SCIN (2.708 cazuri pe model; ρ = corelația Spearman cu harta modelului antrenat).</w:t>
       </w:r>
-      <w:bookmarkEnd w:id="47"/>
+      <w:bookmarkEnd w:id="48"/>
     </w:p>
     <w:tbl>
       <w:tblPr>
@@ -11686,42 +12290,39 @@
       <w:pPr>
         <w:pStyle w:val="Heading2"/>
       </w:pPr>
-      <w:bookmarkStart w:id="48" w:name="_Toc243938706"/>
+      <w:bookmarkStart w:id="49" w:name="_Toc243939020"/>
       <w:r>
         <w:t>8.8 Sinteza rezultatelor și modelul ales pentru aplicație</w:t>
       </w:r>
-      <w:bookmarkEnd w:id="48"/>
+      <w:bookmarkEnd w:id="49"/>
     </w:p>
     <w:p>
       <w:pPr>
         <w:ind w:firstLine="709"/>
       </w:pPr>
       <w:r>
-        <w:t xml:space="preserve">Rezultatele răspund la cele patru întrebări de cercetare. Chestionarul nu aduce un câștig măsurabil față de fotografie (RQ1). Modelul rămâne stabil când lipsesc răspunsuri, pentru că se bazează aproape numai pe fotografie (RQ2). Niciun grup de ton nu câștigă din </w:t>
-      </w:r>
+        <w:t>Rezultatele răspund la cele patru întrebări de cercetare. Chestionarul nu aduce un câștig măsurabil față de fotografie (RQ1). Modelul rămâne stabil când lipsesc răspunsuri, pentru că se bazează aproape numai pe fotografie (RQ2). Niciun grup de ton nu câștigă din chestionar, iar fotografia este cea mai slabă pe tonurile medii și închise (RQ3). Abținerea este la fel de frecventă, dar nu la fel de corectă pe toate tonurile, iar în afara domeniului devine inegală (RQ4).</w:t>
+      </w:r>
+    </w:p>
+    <w:p>
+      <w:pPr>
+        <w:ind w:firstLine="709"/>
+      </w:pPr>
       <w:r>
         <w:lastRenderedPageBreak/>
-        <w:t>chestionar, iar fotografia este cea mai slabă pe tonurile medii și închise (RQ3). Abținerea este la fel de frecventă, dar nu la fel de corectă pe toate tonurile, iar în afara domeniului devine inegală (RQ4).</w:t>
-      </w:r>
-    </w:p>
-    <w:p>
-      <w:pPr>
-        <w:ind w:firstLine="709"/>
-      </w:pPr>
-      <w:r>
-        <w:t>Modelul livrat în aplicație este DINOv2 ViT-B/14 cu sondă liniară, încredere calibrată și prag τ, ales pentru licența Apache 2.0, acuratețea selectivă de 0,676 și cea mai mică eroare de calibrare după scalare (0,061); modelul folosește doar fotografia, deoarece chestionarul nu a adus câștig. Din rezultatul extern rezultă două cerințe: aplicația declară permanent că nu evaluează leziuni suspecte (alunițe care se schimbă, leziuni care sângerează) și trimite direct la medic pentru ele, iar înainte de livrare se adaugă un detector separat pentru imagini din afara domeniului, evaluat pe aceleași seturi externe și pe tonuri de piele.</w:t>
+        <w:t>Modelul livrat în aplicație este DINOv2 ViT-B/14 cu sondă liniară, încredere calibrată și prag τ, ales pentru licența Apache 2.0, acuratețea selectivă de 0,676 și cea mai mică eroare de calibrare după scalare (0,061); modelul folosește doar fotografia, deoarece chestionarul nu a adus câștig. Din rezultatul extern rezultă două cerințe: aplicația declară permanent că nu evaluează leziuni suspecte (alunițe care se schimbă, leziuni care sângerează) și trimite direct la medic pentru ele, iar detectorul k-NN de imagini din afara domeniului (Secțiunea 8.6) oprește o parte dintre fotografiile neobișnuite, dar nu recunoaște afecțiunile necunoscute fotografiate cu telefonul, deci avertizarea și întrebările de alarmă rămân obligatorii.</w:t>
       </w:r>
     </w:p>
     <w:p>
       <w:pPr>
         <w:pStyle w:val="Heading1"/>
       </w:pPr>
-      <w:bookmarkStart w:id="49" w:name="_Toc243938707"/>
+      <w:bookmarkStart w:id="50" w:name="_Toc243939021"/>
       <w:r>
         <w:lastRenderedPageBreak/>
         <w:t>Capitolul 9. Concluzii și direcții viitoare</w:t>
       </w:r>
-      <w:bookmarkEnd w:id="49"/>
+      <w:bookmarkEnd w:id="50"/>
     </w:p>
     <w:p>
       <w:r>
@@ -11735,12 +12336,12 @@
       <w:pPr>
         <w:pStyle w:val="Heading1"/>
       </w:pPr>
-      <w:bookmarkStart w:id="50" w:name="_Toc243938708"/>
+      <w:bookmarkStart w:id="51" w:name="_Toc243939022"/>
       <w:r>
         <w:lastRenderedPageBreak/>
         <w:t>Anexe</w:t>
       </w:r>
-      <w:bookmarkEnd w:id="50"/>
+      <w:bookmarkEnd w:id="51"/>
     </w:p>
     <w:p>
       <w:r>
@@ -11754,18 +12355,18 @@
       <w:pPr>
         <w:pStyle w:val="Heading2"/>
       </w:pPr>
-      <w:bookmarkStart w:id="51" w:name="_Toc243938709"/>
+      <w:bookmarkStart w:id="52" w:name="_Toc243939023"/>
       <w:r>
         <w:t>Anexa A. Planificarea proiectului: enunțul domeniului, WBS și riscurile</w:t>
       </w:r>
-      <w:bookmarkEnd w:id="51"/>
+      <w:bookmarkEnd w:id="52"/>
     </w:p>
     <w:p>
       <w:pPr>
         <w:ind w:firstLine="709"/>
       </w:pPr>
       <w:r>
-        <w:t>Proiectul a fost planificat după procesele de management al domeniului din ghidul PMBOK [55]. Domeniul proiectului înseamnă tot lucrul necesar pentru a produce livrabilele, și numai acesta. Enunțul domeniului (</w:t>
+        <w:t>Proiectul a fost planificat după procesele de management al domeniului din ghidul PMBOK [59]. Domeniul proiectului înseamnă tot lucrul necesar pentru a produce livrabilele, și numai acesta. Enunțul domeniului (</w:t>
       </w:r>
       <w:r>
         <w:rPr>
@@ -11811,7 +12412,7 @@
         <w:t>docs/WBS_Giotina.docx</w:t>
       </w:r>
       <w:r>
-        <w:t>) împarte proiectul ierarhic în livrabile, nu în activități [56]. Nivelul 2 conține livrabilele majore, iar ultimul nivel conține pachetele de lucru, elementele pentru care efortul se estimează, se atribuie unui responsabil și se verifică printr-un rezultat clar. Cele 60 de pachete au între 6 și 40 de ore, conform regulii 8/80, iar efortul total de 1.290 de ore, dintre care 280 pentru componenta ML, este egal cu bugetul din enunț; aceasta este regula 100%, în care fiecare lucru apare o singură dată. Toate pachetele au un singur responsabil, autoarea.</w:t>
+        <w:t>) împarte proiectul ierarhic în livrabile, nu în activități [60]. Nivelul 2 conține livrabilele majore, iar ultimul nivel conține pachetele de lucru, elementele pentru care efortul se estimează, se atribuie unui responsabil și se verifică printr-un rezultat clar. Cele 60 de pachete au între 6 și 40 de ore, conform regulii 8/80, iar efortul total de 1.290 de ore, dintre care 280 pentru componenta ML, este egal cu bugetul din enunț; aceasta este regula 100%, în care fiecare lucru apare o singură dată. Toate pachetele au un singur responsabil, autoarea.</w:t>
       </w:r>
     </w:p>
     <w:p>
@@ -11864,7 +12465,7 @@
         <w:pStyle w:val="Caption"/>
         <w:jc w:val="center"/>
       </w:pPr>
-      <w:bookmarkStart w:id="52" w:name="_Toc243938728"/>
+      <w:bookmarkStart w:id="53" w:name="_Toc243939043"/>
       <w:r>
         <w:lastRenderedPageBreak/>
         <w:t>Figura A.</w:t>
@@ -11890,7 +12491,7 @@
       <w:r>
         <w:t>. Structura de descompunere a lucrărilor (WBS) a proiectului, cu efortul estimat pe fiecare element.</w:t>
       </w:r>
-      <w:bookmarkEnd w:id="52"/>
+      <w:bookmarkEnd w:id="53"/>
     </w:p>
     <w:p>
       <w:pPr>
@@ -11969,7 +12570,7 @@
         <w:pStyle w:val="Caption"/>
         <w:jc w:val="center"/>
       </w:pPr>
-      <w:bookmarkStart w:id="53" w:name="_Toc243938729"/>
+      <w:bookmarkStart w:id="54" w:name="_Toc243939044"/>
       <w:r>
         <w:t>Figura A.</w:t>
       </w:r>
@@ -11994,7 +12595,7 @@
       <w:r>
         <w:t>. Structura de defalcare a riscurilor (RBS), cu scorul P × I al fiecărui risc și pachetele WBS afectate.</w:t>
       </w:r>
-      <w:bookmarkEnd w:id="53"/>
+      <w:bookmarkEnd w:id="54"/>
     </w:p>
     <w:p>
       <w:pPr>
@@ -12055,7 +12656,7 @@
         <w:pStyle w:val="Caption"/>
         <w:jc w:val="center"/>
       </w:pPr>
-      <w:bookmarkStart w:id="54" w:name="_Toc243938730"/>
+      <w:bookmarkStart w:id="55" w:name="_Toc243939045"/>
       <w:r>
         <w:t>Figura A.</w:t>
       </w:r>
@@ -12080,18 +12681,18 @@
       <w:r>
         <w:t>. Matricea probabilitate × impact cu cele zece riscuri și ordinea lor de prioritate.</w:t>
       </w:r>
-      <w:bookmarkEnd w:id="54"/>
+      <w:bookmarkEnd w:id="55"/>
     </w:p>
     <w:p>
       <w:pPr>
         <w:pStyle w:val="Heading1"/>
       </w:pPr>
-      <w:bookmarkStart w:id="55" w:name="_Toc243938710"/>
+      <w:bookmarkStart w:id="56" w:name="_Toc243939024"/>
       <w:r>
         <w:lastRenderedPageBreak/>
         <w:t>Bibliografie</w:t>
       </w:r>
-      <w:bookmarkEnd w:id="55"/>
+      <w:bookmarkEnd w:id="56"/>
     </w:p>
     <w:p>
       <w:pPr>
@@ -12643,7 +13244,7 @@
         <w:jc w:val="left"/>
       </w:pPr>
       <w:r>
-        <w:t>[55] Project Management Institute, A Guide to the Project Management Body of Knowledge (PMBOK Guide), ediția a 6-a, 2017. https://www.pmi.org/pmbok-guide-standards/foundational/pmbok</w:t>
+        <w:t>[55] D. Hendrycks, K. Gimpel, A Baseline for Detecting Misclassified and Out-of-Distribution Examples in Neural Networks, ICLR 2017. https://arxiv.org/abs/1610.02136</w:t>
       </w:r>
     </w:p>
     <w:p>
@@ -12653,7 +13254,47 @@
         <w:jc w:val="left"/>
       </w:pPr>
       <w:r>
-        <w:t>[56] K. Schwalbe, Information Technology Project Management, ediția a 9-a, Cengage Learning, 2019</w:t>
+        <w:t>[56] K. Lee, K. Lee, H. Lee, J. Shin, A Simple Unified Framework for Detecting Out-of-Distribution Samples and Adversarial Attacks, NeurIPS 2018. https://arxiv.org/abs/1807.03888</w:t>
+      </w:r>
+    </w:p>
+    <w:p>
+      <w:pPr>
+        <w:spacing w:line="276" w:lineRule="auto"/>
+        <w:ind w:left="567" w:hanging="567"/>
+        <w:jc w:val="left"/>
+      </w:pPr>
+      <w:r>
+        <w:t>[57] O. Ledoit, M. Wolf, A well-conditioned estimator for large-dimensional covariance matrices, Journal of Multivariate Analysis 88(2), 2004. https://doi.org/10.1016/S0047-259X(03)00096-4</w:t>
+      </w:r>
+    </w:p>
+    <w:p>
+      <w:pPr>
+        <w:spacing w:line="276" w:lineRule="auto"/>
+        <w:ind w:left="567" w:hanging="567"/>
+        <w:jc w:val="left"/>
+      </w:pPr>
+      <w:r>
+        <w:t>[58] Y. Sun, Y. Ming, X. Zhu, Y. Li, Out-of-Distribution Detection with Deep Nearest Neighbors, ICML 2022. https://arxiv.org/abs/2204.06507</w:t>
+      </w:r>
+    </w:p>
+    <w:p>
+      <w:pPr>
+        <w:spacing w:line="276" w:lineRule="auto"/>
+        <w:ind w:left="567" w:hanging="567"/>
+        <w:jc w:val="left"/>
+      </w:pPr>
+      <w:r>
+        <w:t>[59] Project Management Institute, A Guide to the Project Management Body of Knowledge (PMBOK Guide), ediția a 6-a, 2017. https://www.pmi.org/pmbok-guide-standards/foundational/pmbok</w:t>
+      </w:r>
+    </w:p>
+    <w:p>
+      <w:pPr>
+        <w:spacing w:line="276" w:lineRule="auto"/>
+        <w:ind w:left="567" w:hanging="567"/>
+        <w:jc w:val="left"/>
+      </w:pPr>
+      <w:r>
+        <w:t>[60] K. Schwalbe, Information Technology Project Management, ediția a 9-a, Cengage Learning, 2019</w:t>
       </w:r>
     </w:p>
     <w:sectPr>

--- a/docs/Teza_Licenta.docx
+++ b/docs/Teza_Licenta.docx
@@ -299,7 +299,7 @@
         </w:rPr>
         <w:fldChar w:fldCharType="separate"/>
       </w:r>
-      <w:hyperlink w:anchor="_Toc243938989" w:history="1">
+      <w:hyperlink w:anchor="_Toc243940977" w:history="1">
         <w:r>
           <w:rPr>
             <w:rStyle w:val="Hyperlink"/>
@@ -326,7 +326,7 @@
             <w:noProof/>
             <w:webHidden/>
           </w:rPr>
-          <w:instrText xml:space="preserve"> PAGEREF _Toc243938989 \h </w:instrText>
+          <w:instrText xml:space="preserve"> PAGEREF _Toc243940977 \h </w:instrText>
         </w:r>
         <w:r>
           <w:rPr>
@@ -373,7 +373,7 @@
           <w14:ligatures w14:val="standardContextual"/>
         </w:rPr>
       </w:pPr>
-      <w:hyperlink w:anchor="_Toc243938990" w:history="1">
+      <w:hyperlink w:anchor="_Toc243940978" w:history="1">
         <w:r>
           <w:rPr>
             <w:rStyle w:val="Hyperlink"/>
@@ -400,7 +400,7 @@
             <w:noProof/>
             <w:webHidden/>
           </w:rPr>
-          <w:instrText xml:space="preserve"> PAGEREF _Toc243938990 \h </w:instrText>
+          <w:instrText xml:space="preserve"> PAGEREF _Toc243940978 \h </w:instrText>
         </w:r>
         <w:r>
           <w:rPr>
@@ -447,7 +447,7 @@
           <w14:ligatures w14:val="standardContextual"/>
         </w:rPr>
       </w:pPr>
-      <w:hyperlink w:anchor="_Toc243938991" w:history="1">
+      <w:hyperlink w:anchor="_Toc243940979" w:history="1">
         <w:r>
           <w:rPr>
             <w:rStyle w:val="Hyperlink"/>
@@ -474,7 +474,7 @@
             <w:noProof/>
             <w:webHidden/>
           </w:rPr>
-          <w:instrText xml:space="preserve"> PAGEREF _Toc243938991 \h </w:instrText>
+          <w:instrText xml:space="preserve"> PAGEREF _Toc243940979 \h </w:instrText>
         </w:r>
         <w:r>
           <w:rPr>
@@ -521,7 +521,7 @@
           <w14:ligatures w14:val="standardContextual"/>
         </w:rPr>
       </w:pPr>
-      <w:hyperlink w:anchor="_Toc243938992" w:history="1">
+      <w:hyperlink w:anchor="_Toc243940980" w:history="1">
         <w:r>
           <w:rPr>
             <w:rStyle w:val="Hyperlink"/>
@@ -548,7 +548,7 @@
             <w:noProof/>
             <w:webHidden/>
           </w:rPr>
-          <w:instrText xml:space="preserve"> PAGEREF _Toc243938992 \h </w:instrText>
+          <w:instrText xml:space="preserve"> PAGEREF _Toc243940980 \h </w:instrText>
         </w:r>
         <w:r>
           <w:rPr>
@@ -595,7 +595,7 @@
           <w14:ligatures w14:val="standardContextual"/>
         </w:rPr>
       </w:pPr>
-      <w:hyperlink w:anchor="_Toc243938993" w:history="1">
+      <w:hyperlink w:anchor="_Toc243940981" w:history="1">
         <w:r>
           <w:rPr>
             <w:rStyle w:val="Hyperlink"/>
@@ -622,7 +622,7 @@
             <w:noProof/>
             <w:webHidden/>
           </w:rPr>
-          <w:instrText xml:space="preserve"> PAGEREF _Toc243938993 \h </w:instrText>
+          <w:instrText xml:space="preserve"> PAGEREF _Toc243940981 \h </w:instrText>
         </w:r>
         <w:r>
           <w:rPr>
@@ -669,7 +669,7 @@
           <w14:ligatures w14:val="standardContextual"/>
         </w:rPr>
       </w:pPr>
-      <w:hyperlink w:anchor="_Toc243938994" w:history="1">
+      <w:hyperlink w:anchor="_Toc243940982" w:history="1">
         <w:r>
           <w:rPr>
             <w:rStyle w:val="Hyperlink"/>
@@ -696,7 +696,7 @@
             <w:noProof/>
             <w:webHidden/>
           </w:rPr>
-          <w:instrText xml:space="preserve"> PAGEREF _Toc243938994 \h </w:instrText>
+          <w:instrText xml:space="preserve"> PAGEREF _Toc243940982 \h </w:instrText>
         </w:r>
         <w:r>
           <w:rPr>
@@ -743,7 +743,7 @@
           <w14:ligatures w14:val="standardContextual"/>
         </w:rPr>
       </w:pPr>
-      <w:hyperlink w:anchor="_Toc243938995" w:history="1">
+      <w:hyperlink w:anchor="_Toc243940983" w:history="1">
         <w:r>
           <w:rPr>
             <w:rStyle w:val="Hyperlink"/>
@@ -770,7 +770,7 @@
             <w:noProof/>
             <w:webHidden/>
           </w:rPr>
-          <w:instrText xml:space="preserve"> PAGEREF _Toc243938995 \h </w:instrText>
+          <w:instrText xml:space="preserve"> PAGEREF _Toc243940983 \h </w:instrText>
         </w:r>
         <w:r>
           <w:rPr>
@@ -817,7 +817,7 @@
           <w14:ligatures w14:val="standardContextual"/>
         </w:rPr>
       </w:pPr>
-      <w:hyperlink w:anchor="_Toc243938996" w:history="1">
+      <w:hyperlink w:anchor="_Toc243940984" w:history="1">
         <w:r>
           <w:rPr>
             <w:rStyle w:val="Hyperlink"/>
@@ -844,7 +844,7 @@
             <w:noProof/>
             <w:webHidden/>
           </w:rPr>
-          <w:instrText xml:space="preserve"> PAGEREF _Toc243938996 \h </w:instrText>
+          <w:instrText xml:space="preserve"> PAGEREF _Toc243940984 \h </w:instrText>
         </w:r>
         <w:r>
           <w:rPr>
@@ -891,7 +891,7 @@
           <w14:ligatures w14:val="standardContextual"/>
         </w:rPr>
       </w:pPr>
-      <w:hyperlink w:anchor="_Toc243938997" w:history="1">
+      <w:hyperlink w:anchor="_Toc243940985" w:history="1">
         <w:r>
           <w:rPr>
             <w:rStyle w:val="Hyperlink"/>
@@ -918,7 +918,7 @@
             <w:noProof/>
             <w:webHidden/>
           </w:rPr>
-          <w:instrText xml:space="preserve"> PAGEREF _Toc243938997 \h </w:instrText>
+          <w:instrText xml:space="preserve"> PAGEREF _Toc243940985 \h </w:instrText>
         </w:r>
         <w:r>
           <w:rPr>
@@ -965,7 +965,7 @@
           <w14:ligatures w14:val="standardContextual"/>
         </w:rPr>
       </w:pPr>
-      <w:hyperlink w:anchor="_Toc243938998" w:history="1">
+      <w:hyperlink w:anchor="_Toc243940986" w:history="1">
         <w:r>
           <w:rPr>
             <w:rStyle w:val="Hyperlink"/>
@@ -992,7 +992,7 @@
             <w:noProof/>
             <w:webHidden/>
           </w:rPr>
-          <w:instrText xml:space="preserve"> PAGEREF _Toc243938998 \h </w:instrText>
+          <w:instrText xml:space="preserve"> PAGEREF _Toc243940986 \h </w:instrText>
         </w:r>
         <w:r>
           <w:rPr>
@@ -1039,7 +1039,7 @@
           <w14:ligatures w14:val="standardContextual"/>
         </w:rPr>
       </w:pPr>
-      <w:hyperlink w:anchor="_Toc243938999" w:history="1">
+      <w:hyperlink w:anchor="_Toc243940987" w:history="1">
         <w:r>
           <w:rPr>
             <w:rStyle w:val="Hyperlink"/>
@@ -1066,7 +1066,7 @@
             <w:noProof/>
             <w:webHidden/>
           </w:rPr>
-          <w:instrText xml:space="preserve"> PAGEREF _Toc243938999 \h </w:instrText>
+          <w:instrText xml:space="preserve"> PAGEREF _Toc243940987 \h </w:instrText>
         </w:r>
         <w:r>
           <w:rPr>
@@ -1113,7 +1113,7 @@
           <w14:ligatures w14:val="standardContextual"/>
         </w:rPr>
       </w:pPr>
-      <w:hyperlink w:anchor="_Toc243939000" w:history="1">
+      <w:hyperlink w:anchor="_Toc243940988" w:history="1">
         <w:r>
           <w:rPr>
             <w:rStyle w:val="Hyperlink"/>
@@ -1140,7 +1140,7 @@
             <w:noProof/>
             <w:webHidden/>
           </w:rPr>
-          <w:instrText xml:space="preserve"> PAGEREF _Toc243939000 \h </w:instrText>
+          <w:instrText xml:space="preserve"> PAGEREF _Toc243940988 \h </w:instrText>
         </w:r>
         <w:r>
           <w:rPr>
@@ -1187,7 +1187,7 @@
           <w14:ligatures w14:val="standardContextual"/>
         </w:rPr>
       </w:pPr>
-      <w:hyperlink w:anchor="_Toc243939001" w:history="1">
+      <w:hyperlink w:anchor="_Toc243940989" w:history="1">
         <w:r>
           <w:rPr>
             <w:rStyle w:val="Hyperlink"/>
@@ -1214,7 +1214,7 @@
             <w:noProof/>
             <w:webHidden/>
           </w:rPr>
-          <w:instrText xml:space="preserve"> PAGEREF _Toc243939001 \h </w:instrText>
+          <w:instrText xml:space="preserve"> PAGEREF _Toc243940989 \h </w:instrText>
         </w:r>
         <w:r>
           <w:rPr>
@@ -1261,7 +1261,7 @@
           <w14:ligatures w14:val="standardContextual"/>
         </w:rPr>
       </w:pPr>
-      <w:hyperlink w:anchor="_Toc243939002" w:history="1">
+      <w:hyperlink w:anchor="_Toc243940990" w:history="1">
         <w:r>
           <w:rPr>
             <w:rStyle w:val="Hyperlink"/>
@@ -1288,7 +1288,7 @@
             <w:noProof/>
             <w:webHidden/>
           </w:rPr>
-          <w:instrText xml:space="preserve"> PAGEREF _Toc243939002 \h </w:instrText>
+          <w:instrText xml:space="preserve"> PAGEREF _Toc243940990 \h </w:instrText>
         </w:r>
         <w:r>
           <w:rPr>
@@ -1335,7 +1335,7 @@
           <w14:ligatures w14:val="standardContextual"/>
         </w:rPr>
       </w:pPr>
-      <w:hyperlink w:anchor="_Toc243939003" w:history="1">
+      <w:hyperlink w:anchor="_Toc243940991" w:history="1">
         <w:r>
           <w:rPr>
             <w:rStyle w:val="Hyperlink"/>
@@ -1362,7 +1362,7 @@
             <w:noProof/>
             <w:webHidden/>
           </w:rPr>
-          <w:instrText xml:space="preserve"> PAGEREF _Toc243939003 \h </w:instrText>
+          <w:instrText xml:space="preserve"> PAGEREF _Toc243940991 \h </w:instrText>
         </w:r>
         <w:r>
           <w:rPr>
@@ -1409,7 +1409,7 @@
           <w14:ligatures w14:val="standardContextual"/>
         </w:rPr>
       </w:pPr>
-      <w:hyperlink w:anchor="_Toc243939004" w:history="1">
+      <w:hyperlink w:anchor="_Toc243940992" w:history="1">
         <w:r>
           <w:rPr>
             <w:rStyle w:val="Hyperlink"/>
@@ -1436,7 +1436,7 @@
             <w:noProof/>
             <w:webHidden/>
           </w:rPr>
-          <w:instrText xml:space="preserve"> PAGEREF _Toc243939004 \h </w:instrText>
+          <w:instrText xml:space="preserve"> PAGEREF _Toc243940992 \h </w:instrText>
         </w:r>
         <w:r>
           <w:rPr>
@@ -1483,7 +1483,7 @@
           <w14:ligatures w14:val="standardContextual"/>
         </w:rPr>
       </w:pPr>
-      <w:hyperlink w:anchor="_Toc243939005" w:history="1">
+      <w:hyperlink w:anchor="_Toc243940993" w:history="1">
         <w:r>
           <w:rPr>
             <w:rStyle w:val="Hyperlink"/>
@@ -1510,7 +1510,7 @@
             <w:noProof/>
             <w:webHidden/>
           </w:rPr>
-          <w:instrText xml:space="preserve"> PAGEREF _Toc243939005 \h </w:instrText>
+          <w:instrText xml:space="preserve"> PAGEREF _Toc243940993 \h </w:instrText>
         </w:r>
         <w:r>
           <w:rPr>
@@ -1557,7 +1557,7 @@
           <w14:ligatures w14:val="standardContextual"/>
         </w:rPr>
       </w:pPr>
-      <w:hyperlink w:anchor="_Toc243939006" w:history="1">
+      <w:hyperlink w:anchor="_Toc243940994" w:history="1">
         <w:r>
           <w:rPr>
             <w:rStyle w:val="Hyperlink"/>
@@ -1584,7 +1584,7 @@
             <w:noProof/>
             <w:webHidden/>
           </w:rPr>
-          <w:instrText xml:space="preserve"> PAGEREF _Toc243939006 \h </w:instrText>
+          <w:instrText xml:space="preserve"> PAGEREF _Toc243940994 \h </w:instrText>
         </w:r>
         <w:r>
           <w:rPr>
@@ -1631,7 +1631,7 @@
           <w14:ligatures w14:val="standardContextual"/>
         </w:rPr>
       </w:pPr>
-      <w:hyperlink w:anchor="_Toc243939007" w:history="1">
+      <w:hyperlink w:anchor="_Toc243940995" w:history="1">
         <w:r>
           <w:rPr>
             <w:rStyle w:val="Hyperlink"/>
@@ -1658,7 +1658,7 @@
             <w:noProof/>
             <w:webHidden/>
           </w:rPr>
-          <w:instrText xml:space="preserve"> PAGEREF _Toc243939007 \h </w:instrText>
+          <w:instrText xml:space="preserve"> PAGEREF _Toc243940995 \h </w:instrText>
         </w:r>
         <w:r>
           <w:rPr>
@@ -1705,7 +1705,7 @@
           <w14:ligatures w14:val="standardContextual"/>
         </w:rPr>
       </w:pPr>
-      <w:hyperlink w:anchor="_Toc243939008" w:history="1">
+      <w:hyperlink w:anchor="_Toc243940996" w:history="1">
         <w:r>
           <w:rPr>
             <w:rStyle w:val="Hyperlink"/>
@@ -1732,7 +1732,7 @@
             <w:noProof/>
             <w:webHidden/>
           </w:rPr>
-          <w:instrText xml:space="preserve"> PAGEREF _Toc243939008 \h </w:instrText>
+          <w:instrText xml:space="preserve"> PAGEREF _Toc243940996 \h </w:instrText>
         </w:r>
         <w:r>
           <w:rPr>
@@ -1779,7 +1779,7 @@
           <w14:ligatures w14:val="standardContextual"/>
         </w:rPr>
       </w:pPr>
-      <w:hyperlink w:anchor="_Toc243939009" w:history="1">
+      <w:hyperlink w:anchor="_Toc243940997" w:history="1">
         <w:r>
           <w:rPr>
             <w:rStyle w:val="Hyperlink"/>
@@ -1806,7 +1806,7 @@
             <w:noProof/>
             <w:webHidden/>
           </w:rPr>
-          <w:instrText xml:space="preserve"> PAGEREF _Toc243939009 \h </w:instrText>
+          <w:instrText xml:space="preserve"> PAGEREF _Toc243940997 \h </w:instrText>
         </w:r>
         <w:r>
           <w:rPr>
@@ -1853,7 +1853,7 @@
           <w14:ligatures w14:val="standardContextual"/>
         </w:rPr>
       </w:pPr>
-      <w:hyperlink w:anchor="_Toc243939010" w:history="1">
+      <w:hyperlink w:anchor="_Toc243940998" w:history="1">
         <w:r>
           <w:rPr>
             <w:rStyle w:val="Hyperlink"/>
@@ -1880,7 +1880,7 @@
             <w:noProof/>
             <w:webHidden/>
           </w:rPr>
-          <w:instrText xml:space="preserve"> PAGEREF _Toc243939010 \h </w:instrText>
+          <w:instrText xml:space="preserve"> PAGEREF _Toc243940998 \h </w:instrText>
         </w:r>
         <w:r>
           <w:rPr>
@@ -1927,7 +1927,7 @@
           <w14:ligatures w14:val="standardContextual"/>
         </w:rPr>
       </w:pPr>
-      <w:hyperlink w:anchor="_Toc243939011" w:history="1">
+      <w:hyperlink w:anchor="_Toc243940999" w:history="1">
         <w:r>
           <w:rPr>
             <w:rStyle w:val="Hyperlink"/>
@@ -1954,7 +1954,7 @@
             <w:noProof/>
             <w:webHidden/>
           </w:rPr>
-          <w:instrText xml:space="preserve"> PAGEREF _Toc243939011 \h </w:instrText>
+          <w:instrText xml:space="preserve"> PAGEREF _Toc243940999 \h </w:instrText>
         </w:r>
         <w:r>
           <w:rPr>
@@ -2001,7 +2001,7 @@
           <w14:ligatures w14:val="standardContextual"/>
         </w:rPr>
       </w:pPr>
-      <w:hyperlink w:anchor="_Toc243939012" w:history="1">
+      <w:hyperlink w:anchor="_Toc243941000" w:history="1">
         <w:r>
           <w:rPr>
             <w:rStyle w:val="Hyperlink"/>
@@ -2028,7 +2028,7 @@
             <w:noProof/>
             <w:webHidden/>
           </w:rPr>
-          <w:instrText xml:space="preserve"> PAGEREF _Toc243939012 \h </w:instrText>
+          <w:instrText xml:space="preserve"> PAGEREF _Toc243941000 \h </w:instrText>
         </w:r>
         <w:r>
           <w:rPr>
@@ -2075,7 +2075,7 @@
           <w14:ligatures w14:val="standardContextual"/>
         </w:rPr>
       </w:pPr>
-      <w:hyperlink w:anchor="_Toc243939013" w:history="1">
+      <w:hyperlink w:anchor="_Toc243941001" w:history="1">
         <w:r>
           <w:rPr>
             <w:rStyle w:val="Hyperlink"/>
@@ -2102,7 +2102,7 @@
             <w:noProof/>
             <w:webHidden/>
           </w:rPr>
-          <w:instrText xml:space="preserve"> PAGEREF _Toc243939013 \h </w:instrText>
+          <w:instrText xml:space="preserve"> PAGEREF _Toc243941001 \h </w:instrText>
         </w:r>
         <w:r>
           <w:rPr>
@@ -2149,7 +2149,7 @@
           <w14:ligatures w14:val="standardContextual"/>
         </w:rPr>
       </w:pPr>
-      <w:hyperlink w:anchor="_Toc243939014" w:history="1">
+      <w:hyperlink w:anchor="_Toc243941002" w:history="1">
         <w:r>
           <w:rPr>
             <w:rStyle w:val="Hyperlink"/>
@@ -2176,7 +2176,7 @@
             <w:noProof/>
             <w:webHidden/>
           </w:rPr>
-          <w:instrText xml:space="preserve"> PAGEREF _Toc243939014 \h </w:instrText>
+          <w:instrText xml:space="preserve"> PAGEREF _Toc243941002 \h </w:instrText>
         </w:r>
         <w:r>
           <w:rPr>
@@ -2223,7 +2223,7 @@
           <w14:ligatures w14:val="standardContextual"/>
         </w:rPr>
       </w:pPr>
-      <w:hyperlink w:anchor="_Toc243939015" w:history="1">
+      <w:hyperlink w:anchor="_Toc243941003" w:history="1">
         <w:r>
           <w:rPr>
             <w:rStyle w:val="Hyperlink"/>
@@ -2250,7 +2250,7 @@
             <w:noProof/>
             <w:webHidden/>
           </w:rPr>
-          <w:instrText xml:space="preserve"> PAGEREF _Toc243939015 \h </w:instrText>
+          <w:instrText xml:space="preserve"> PAGEREF _Toc243941003 \h </w:instrText>
         </w:r>
         <w:r>
           <w:rPr>
@@ -2297,7 +2297,7 @@
           <w14:ligatures w14:val="standardContextual"/>
         </w:rPr>
       </w:pPr>
-      <w:hyperlink w:anchor="_Toc243939016" w:history="1">
+      <w:hyperlink w:anchor="_Toc243941004" w:history="1">
         <w:r>
           <w:rPr>
             <w:rStyle w:val="Hyperlink"/>
@@ -2324,7 +2324,7 @@
             <w:noProof/>
             <w:webHidden/>
           </w:rPr>
-          <w:instrText xml:space="preserve"> PAGEREF _Toc243939016 \h </w:instrText>
+          <w:instrText xml:space="preserve"> PAGEREF _Toc243941004 \h </w:instrText>
         </w:r>
         <w:r>
           <w:rPr>
@@ -2371,7 +2371,7 @@
           <w14:ligatures w14:val="standardContextual"/>
         </w:rPr>
       </w:pPr>
-      <w:hyperlink w:anchor="_Toc243939017" w:history="1">
+      <w:hyperlink w:anchor="_Toc243941005" w:history="1">
         <w:r>
           <w:rPr>
             <w:rStyle w:val="Hyperlink"/>
@@ -2398,7 +2398,7 @@
             <w:noProof/>
             <w:webHidden/>
           </w:rPr>
-          <w:instrText xml:space="preserve"> PAGEREF _Toc243939017 \h </w:instrText>
+          <w:instrText xml:space="preserve"> PAGEREF _Toc243941005 \h </w:instrText>
         </w:r>
         <w:r>
           <w:rPr>
@@ -2445,7 +2445,7 @@
           <w14:ligatures w14:val="standardContextual"/>
         </w:rPr>
       </w:pPr>
-      <w:hyperlink w:anchor="_Toc243939018" w:history="1">
+      <w:hyperlink w:anchor="_Toc243941006" w:history="1">
         <w:r>
           <w:rPr>
             <w:rStyle w:val="Hyperlink"/>
@@ -2472,7 +2472,7 @@
             <w:noProof/>
             <w:webHidden/>
           </w:rPr>
-          <w:instrText xml:space="preserve"> PAGEREF _Toc243939018 \h </w:instrText>
+          <w:instrText xml:space="preserve"> PAGEREF _Toc243941006 \h </w:instrText>
         </w:r>
         <w:r>
           <w:rPr>
@@ -2519,7 +2519,7 @@
           <w14:ligatures w14:val="standardContextual"/>
         </w:rPr>
       </w:pPr>
-      <w:hyperlink w:anchor="_Toc243939019" w:history="1">
+      <w:hyperlink w:anchor="_Toc243941007" w:history="1">
         <w:r>
           <w:rPr>
             <w:rStyle w:val="Hyperlink"/>
@@ -2546,7 +2546,7 @@
             <w:noProof/>
             <w:webHidden/>
           </w:rPr>
-          <w:instrText xml:space="preserve"> PAGEREF _Toc243939019 \h </w:instrText>
+          <w:instrText xml:space="preserve"> PAGEREF _Toc243941007 \h </w:instrText>
         </w:r>
         <w:r>
           <w:rPr>
@@ -2593,7 +2593,7 @@
           <w14:ligatures w14:val="standardContextual"/>
         </w:rPr>
       </w:pPr>
-      <w:hyperlink w:anchor="_Toc243939020" w:history="1">
+      <w:hyperlink w:anchor="_Toc243941008" w:history="1">
         <w:r>
           <w:rPr>
             <w:rStyle w:val="Hyperlink"/>
@@ -2620,7 +2620,7 @@
             <w:noProof/>
             <w:webHidden/>
           </w:rPr>
-          <w:instrText xml:space="preserve"> PAGEREF _Toc243939020 \h </w:instrText>
+          <w:instrText xml:space="preserve"> PAGEREF _Toc243941008 \h </w:instrText>
         </w:r>
         <w:r>
           <w:rPr>
@@ -2667,7 +2667,7 @@
           <w14:ligatures w14:val="standardContextual"/>
         </w:rPr>
       </w:pPr>
-      <w:hyperlink w:anchor="_Toc243939021" w:history="1">
+      <w:hyperlink w:anchor="_Toc243941009" w:history="1">
         <w:r>
           <w:rPr>
             <w:rStyle w:val="Hyperlink"/>
@@ -2694,7 +2694,7 @@
             <w:noProof/>
             <w:webHidden/>
           </w:rPr>
-          <w:instrText xml:space="preserve"> PAGEREF _Toc243939021 \h </w:instrText>
+          <w:instrText xml:space="preserve"> PAGEREF _Toc243941009 \h </w:instrText>
         </w:r>
         <w:r>
           <w:rPr>
@@ -2714,7 +2714,7 @@
             <w:noProof/>
             <w:webHidden/>
           </w:rPr>
-          <w:t>36</w:t>
+          <w:t>37</w:t>
         </w:r>
         <w:r>
           <w:rPr>
@@ -2741,7 +2741,7 @@
           <w14:ligatures w14:val="standardContextual"/>
         </w:rPr>
       </w:pPr>
-      <w:hyperlink w:anchor="_Toc243939022" w:history="1">
+      <w:hyperlink w:anchor="_Toc243941010" w:history="1">
         <w:r>
           <w:rPr>
             <w:rStyle w:val="Hyperlink"/>
@@ -2768,7 +2768,7 @@
             <w:noProof/>
             <w:webHidden/>
           </w:rPr>
-          <w:instrText xml:space="preserve"> PAGEREF _Toc243939022 \h </w:instrText>
+          <w:instrText xml:space="preserve"> PAGEREF _Toc243941010 \h </w:instrText>
         </w:r>
         <w:r>
           <w:rPr>
@@ -2788,7 +2788,7 @@
             <w:noProof/>
             <w:webHidden/>
           </w:rPr>
-          <w:t>37</w:t>
+          <w:t>38</w:t>
         </w:r>
         <w:r>
           <w:rPr>
@@ -2815,7 +2815,7 @@
           <w14:ligatures w14:val="standardContextual"/>
         </w:rPr>
       </w:pPr>
-      <w:hyperlink w:anchor="_Toc243939023" w:history="1">
+      <w:hyperlink w:anchor="_Toc243941011" w:history="1">
         <w:r>
           <w:rPr>
             <w:rStyle w:val="Hyperlink"/>
@@ -2842,7 +2842,7 @@
             <w:noProof/>
             <w:webHidden/>
           </w:rPr>
-          <w:instrText xml:space="preserve"> PAGEREF _Toc243939023 \h </w:instrText>
+          <w:instrText xml:space="preserve"> PAGEREF _Toc243941011 \h </w:instrText>
         </w:r>
         <w:r>
           <w:rPr>
@@ -2862,7 +2862,7 @@
             <w:noProof/>
             <w:webHidden/>
           </w:rPr>
-          <w:t>37</w:t>
+          <w:t>38</w:t>
         </w:r>
         <w:r>
           <w:rPr>
@@ -2889,7 +2889,7 @@
           <w14:ligatures w14:val="standardContextual"/>
         </w:rPr>
       </w:pPr>
-      <w:hyperlink w:anchor="_Toc243939024" w:history="1">
+      <w:hyperlink w:anchor="_Toc243941012" w:history="1">
         <w:r>
           <w:rPr>
             <w:rStyle w:val="Hyperlink"/>
@@ -2916,7 +2916,7 @@
             <w:noProof/>
             <w:webHidden/>
           </w:rPr>
-          <w:instrText xml:space="preserve"> PAGEREF _Toc243939024 \h </w:instrText>
+          <w:instrText xml:space="preserve"> PAGEREF _Toc243941012 \h </w:instrText>
         </w:r>
         <w:r>
           <w:rPr>
@@ -2936,7 +2936,7 @@
             <w:noProof/>
             <w:webHidden/>
           </w:rPr>
-          <w:t>40</w:t>
+          <w:t>41</w:t>
         </w:r>
         <w:r>
           <w:rPr>
@@ -2989,7 +2989,7 @@
       <w:r>
         <w:fldChar w:fldCharType="separate"/>
       </w:r>
-      <w:hyperlink w:anchor="_Toc243939025" w:history="1">
+      <w:hyperlink w:anchor="_Toc243941013" w:history="1">
         <w:r>
           <w:rPr>
             <w:rStyle w:val="Hyperlink"/>
@@ -3016,7 +3016,7 @@
             <w:noProof/>
             <w:webHidden/>
           </w:rPr>
-          <w:instrText xml:space="preserve"> PAGEREF _Toc243939025 \h </w:instrText>
+          <w:instrText xml:space="preserve"> PAGEREF _Toc243941013 \h </w:instrText>
         </w:r>
         <w:r>
           <w:rPr>
@@ -3063,7 +3063,7 @@
           <w14:ligatures w14:val="standardContextual"/>
         </w:rPr>
       </w:pPr>
-      <w:hyperlink w:anchor="_Toc243939026" w:history="1">
+      <w:hyperlink w:anchor="_Toc243941014" w:history="1">
         <w:r>
           <w:rPr>
             <w:rStyle w:val="Hyperlink"/>
@@ -3090,7 +3090,7 @@
             <w:noProof/>
             <w:webHidden/>
           </w:rPr>
-          <w:instrText xml:space="preserve"> PAGEREF _Toc243939026 \h </w:instrText>
+          <w:instrText xml:space="preserve"> PAGEREF _Toc243941014 \h </w:instrText>
         </w:r>
         <w:r>
           <w:rPr>
@@ -3137,7 +3137,7 @@
           <w14:ligatures w14:val="standardContextual"/>
         </w:rPr>
       </w:pPr>
-      <w:hyperlink w:anchor="_Toc243939027" w:history="1">
+      <w:hyperlink w:anchor="_Toc243941015" w:history="1">
         <w:r>
           <w:rPr>
             <w:rStyle w:val="Hyperlink"/>
@@ -3164,7 +3164,7 @@
             <w:noProof/>
             <w:webHidden/>
           </w:rPr>
-          <w:instrText xml:space="preserve"> PAGEREF _Toc243939027 \h </w:instrText>
+          <w:instrText xml:space="preserve"> PAGEREF _Toc243941015 \h </w:instrText>
         </w:r>
         <w:r>
           <w:rPr>
@@ -3211,7 +3211,7 @@
           <w14:ligatures w14:val="standardContextual"/>
         </w:rPr>
       </w:pPr>
-      <w:hyperlink w:anchor="_Toc243939028" w:history="1">
+      <w:hyperlink w:anchor="_Toc243941016" w:history="1">
         <w:r>
           <w:rPr>
             <w:rStyle w:val="Hyperlink"/>
@@ -3238,7 +3238,7 @@
             <w:noProof/>
             <w:webHidden/>
           </w:rPr>
-          <w:instrText xml:space="preserve"> PAGEREF _Toc243939028 \h </w:instrText>
+          <w:instrText xml:space="preserve"> PAGEREF _Toc243941016 \h </w:instrText>
         </w:r>
         <w:r>
           <w:rPr>
@@ -3285,7 +3285,7 @@
           <w14:ligatures w14:val="standardContextual"/>
         </w:rPr>
       </w:pPr>
-      <w:hyperlink w:anchor="_Toc243939029" w:history="1">
+      <w:hyperlink w:anchor="_Toc243941017" w:history="1">
         <w:r>
           <w:rPr>
             <w:rStyle w:val="Hyperlink"/>
@@ -3312,7 +3312,7 @@
             <w:noProof/>
             <w:webHidden/>
           </w:rPr>
-          <w:instrText xml:space="preserve"> PAGEREF _Toc243939029 \h </w:instrText>
+          <w:instrText xml:space="preserve"> PAGEREF _Toc243941017 \h </w:instrText>
         </w:r>
         <w:r>
           <w:rPr>
@@ -3359,7 +3359,7 @@
           <w14:ligatures w14:val="standardContextual"/>
         </w:rPr>
       </w:pPr>
-      <w:hyperlink w:anchor="_Toc243939030" w:history="1">
+      <w:hyperlink w:anchor="_Toc243941018" w:history="1">
         <w:r>
           <w:rPr>
             <w:rStyle w:val="Hyperlink"/>
@@ -3386,7 +3386,7 @@
             <w:noProof/>
             <w:webHidden/>
           </w:rPr>
-          <w:instrText xml:space="preserve"> PAGEREF _Toc243939030 \h </w:instrText>
+          <w:instrText xml:space="preserve"> PAGEREF _Toc243941018 \h </w:instrText>
         </w:r>
         <w:r>
           <w:rPr>
@@ -3433,7 +3433,7 @@
           <w14:ligatures w14:val="standardContextual"/>
         </w:rPr>
       </w:pPr>
-      <w:hyperlink w:anchor="_Toc243939031" w:history="1">
+      <w:hyperlink w:anchor="_Toc243941019" w:history="1">
         <w:r>
           <w:rPr>
             <w:rStyle w:val="Hyperlink"/>
@@ -3460,7 +3460,7 @@
             <w:noProof/>
             <w:webHidden/>
           </w:rPr>
-          <w:instrText xml:space="preserve"> PAGEREF _Toc243939031 \h </w:instrText>
+          <w:instrText xml:space="preserve"> PAGEREF _Toc243941019 \h </w:instrText>
         </w:r>
         <w:r>
           <w:rPr>
@@ -3507,7 +3507,7 @@
           <w14:ligatures w14:val="standardContextual"/>
         </w:rPr>
       </w:pPr>
-      <w:hyperlink w:anchor="_Toc243939032" w:history="1">
+      <w:hyperlink w:anchor="_Toc243941020" w:history="1">
         <w:r>
           <w:rPr>
             <w:rStyle w:val="Hyperlink"/>
@@ -3534,7 +3534,7 @@
             <w:noProof/>
             <w:webHidden/>
           </w:rPr>
-          <w:instrText xml:space="preserve"> PAGEREF _Toc243939032 \h </w:instrText>
+          <w:instrText xml:space="preserve"> PAGEREF _Toc243941020 \h </w:instrText>
         </w:r>
         <w:r>
           <w:rPr>
@@ -3581,7 +3581,7 @@
           <w14:ligatures w14:val="standardContextual"/>
         </w:rPr>
       </w:pPr>
-      <w:hyperlink w:anchor="_Toc243939033" w:history="1">
+      <w:hyperlink w:anchor="_Toc243941021" w:history="1">
         <w:r>
           <w:rPr>
             <w:rStyle w:val="Hyperlink"/>
@@ -3608,7 +3608,7 @@
             <w:noProof/>
             <w:webHidden/>
           </w:rPr>
-          <w:instrText xml:space="preserve"> PAGEREF _Toc243939033 \h </w:instrText>
+          <w:instrText xml:space="preserve"> PAGEREF _Toc243941021 \h </w:instrText>
         </w:r>
         <w:r>
           <w:rPr>
@@ -3655,7 +3655,7 @@
           <w14:ligatures w14:val="standardContextual"/>
         </w:rPr>
       </w:pPr>
-      <w:hyperlink w:anchor="_Toc243939034" w:history="1">
+      <w:hyperlink w:anchor="_Toc243941022" w:history="1">
         <w:r>
           <w:rPr>
             <w:rStyle w:val="Hyperlink"/>
@@ -3682,7 +3682,7 @@
             <w:noProof/>
             <w:webHidden/>
           </w:rPr>
-          <w:instrText xml:space="preserve"> PAGEREF _Toc243939034 \h </w:instrText>
+          <w:instrText xml:space="preserve"> PAGEREF _Toc243941022 \h </w:instrText>
         </w:r>
         <w:r>
           <w:rPr>
@@ -3729,7 +3729,7 @@
           <w14:ligatures w14:val="standardContextual"/>
         </w:rPr>
       </w:pPr>
-      <w:hyperlink w:anchor="_Toc243939035" w:history="1">
+      <w:hyperlink w:anchor="_Toc243941023" w:history="1">
         <w:r>
           <w:rPr>
             <w:rStyle w:val="Hyperlink"/>
@@ -3756,7 +3756,7 @@
             <w:noProof/>
             <w:webHidden/>
           </w:rPr>
-          <w:instrText xml:space="preserve"> PAGEREF _Toc243939035 \h </w:instrText>
+          <w:instrText xml:space="preserve"> PAGEREF _Toc243941023 \h </w:instrText>
         </w:r>
         <w:r>
           <w:rPr>
@@ -3803,7 +3803,7 @@
           <w14:ligatures w14:val="standardContextual"/>
         </w:rPr>
       </w:pPr>
-      <w:hyperlink w:anchor="_Toc243939036" w:history="1">
+      <w:hyperlink w:anchor="_Toc243941024" w:history="1">
         <w:r>
           <w:rPr>
             <w:rStyle w:val="Hyperlink"/>
@@ -3830,7 +3830,7 @@
             <w:noProof/>
             <w:webHidden/>
           </w:rPr>
-          <w:instrText xml:space="preserve"> PAGEREF _Toc243939036 \h </w:instrText>
+          <w:instrText xml:space="preserve"> PAGEREF _Toc243941024 \h </w:instrText>
         </w:r>
         <w:r>
           <w:rPr>
@@ -3877,7 +3877,7 @@
           <w14:ligatures w14:val="standardContextual"/>
         </w:rPr>
       </w:pPr>
-      <w:hyperlink w:anchor="_Toc243939037" w:history="1">
+      <w:hyperlink w:anchor="_Toc243941025" w:history="1">
         <w:r>
           <w:rPr>
             <w:rStyle w:val="Hyperlink"/>
@@ -3904,7 +3904,7 @@
             <w:noProof/>
             <w:webHidden/>
           </w:rPr>
-          <w:instrText xml:space="preserve"> PAGEREF _Toc243939037 \h </w:instrText>
+          <w:instrText xml:space="preserve"> PAGEREF _Toc243941025 \h </w:instrText>
         </w:r>
         <w:r>
           <w:rPr>
@@ -3934,23 +3934,6 @@
           <w:fldChar w:fldCharType="end"/>
         </w:r>
       </w:hyperlink>
-    </w:p>
-    <w:p>
-      <w:pPr>
-        <w:spacing w:after="0"/>
-      </w:pPr>
-      <w:r>
-        <w:fldChar w:fldCharType="end"/>
-      </w:r>
-    </w:p>
-    <w:p>
-      <w:pPr>
-        <w:pStyle w:val="FrontHeading"/>
-      </w:pPr>
-      <w:r>
-        <w:lastRenderedPageBreak/>
-        <w:t>Lista figurilor</w:t>
-      </w:r>
     </w:p>
     <w:p>
       <w:pPr>
@@ -3968,22 +3951,13 @@
           <w14:ligatures w14:val="standardContextual"/>
         </w:rPr>
       </w:pPr>
-      <w:r>
-        <w:fldChar w:fldCharType="begin"/>
-      </w:r>
-      <w:r>
-        <w:instrText xml:space="preserve"> TOC \h \z \c "Figura" </w:instrText>
-      </w:r>
-      <w:r>
-        <w:fldChar w:fldCharType="separate"/>
-      </w:r>
-      <w:hyperlink w:anchor="_Toc243939038" w:history="1">
+      <w:hyperlink w:anchor="_Toc243941026" w:history="1">
         <w:r>
           <w:rPr>
             <w:rStyle w:val="Hyperlink"/>
             <w:noProof/>
           </w:rPr>
-          <w:t>Figura 4.1. Diagrama Entitate-Legătură extinsă (EER) a aplicației, în notația Chen; componenta EER este specializarea disjunctă și totală a entității PHOTO.</w:t>
+          <w:t>Tabelul 8.11. Macro-F1 pe grupe de ton (medii pe zece seed-uri; SCIN: cazurile de test ale fiecărui seed; Fitzpatrick17k: evaluare zero-shot pe 4.012 imagini; * = sub 30 de cazuri de test pe seed în SCIN, doar descriptiv).</w:t>
         </w:r>
         <w:r>
           <w:rPr>
@@ -4004,7 +3978,7 @@
             <w:noProof/>
             <w:webHidden/>
           </w:rPr>
-          <w:instrText xml:space="preserve"> PAGEREF _Toc243939038 \h </w:instrText>
+          <w:instrText xml:space="preserve"> PAGEREF _Toc243941026 \h </w:instrText>
         </w:r>
         <w:r>
           <w:rPr>
@@ -4024,7 +3998,7 @@
             <w:noProof/>
             <w:webHidden/>
           </w:rPr>
-          <w:t>6</w:t>
+          <w:t>35</w:t>
         </w:r>
         <w:r>
           <w:rPr>
@@ -4034,6 +4008,23 @@
           <w:fldChar w:fldCharType="end"/>
         </w:r>
       </w:hyperlink>
+    </w:p>
+    <w:p>
+      <w:pPr>
+        <w:spacing w:after="0"/>
+      </w:pPr>
+      <w:r>
+        <w:fldChar w:fldCharType="end"/>
+      </w:r>
+    </w:p>
+    <w:p>
+      <w:pPr>
+        <w:pStyle w:val="FrontHeading"/>
+      </w:pPr>
+      <w:r>
+        <w:lastRenderedPageBreak/>
+        <w:t>Lista figurilor</w:t>
+      </w:r>
     </w:p>
     <w:p>
       <w:pPr>
@@ -4051,13 +4042,22 @@
           <w14:ligatures w14:val="standardContextual"/>
         </w:rPr>
       </w:pPr>
-      <w:hyperlink w:anchor="_Toc243939039" w:history="1">
+      <w:r>
+        <w:fldChar w:fldCharType="begin"/>
+      </w:r>
+      <w:r>
+        <w:instrText xml:space="preserve"> TOC \h \z \c "Figura" </w:instrText>
+      </w:r>
+      <w:r>
+        <w:fldChar w:fldCharType="separate"/>
+      </w:r>
+      <w:hyperlink w:anchor="_Toc243941027" w:history="1">
         <w:r>
           <w:rPr>
             <w:rStyle w:val="Hyperlink"/>
             <w:noProof/>
           </w:rPr>
-          <w:t>Figura 4.2. Schema relațională obținută din modelul EER (26 de tabele în forma normală Boyce-Codd, notația crow's foot).</w:t>
+          <w:t>Figura 4.1. Diagrama Entitate-Legătură extinsă (EER) a aplicației, în notația Chen; componenta EER este specializarea disjunctă și totală a entității PHOTO.</w:t>
         </w:r>
         <w:r>
           <w:rPr>
@@ -4078,7 +4078,7 @@
             <w:noProof/>
             <w:webHidden/>
           </w:rPr>
-          <w:instrText xml:space="preserve"> PAGEREF _Toc243939039 \h </w:instrText>
+          <w:instrText xml:space="preserve"> PAGEREF _Toc243941027 \h </w:instrText>
         </w:r>
         <w:r>
           <w:rPr>
@@ -4098,7 +4098,7 @@
             <w:noProof/>
             <w:webHidden/>
           </w:rPr>
-          <w:t>7</w:t>
+          <w:t>6</w:t>
         </w:r>
         <w:r>
           <w:rPr>
@@ -4125,13 +4125,13 @@
           <w14:ligatures w14:val="standardContextual"/>
         </w:rPr>
       </w:pPr>
-      <w:hyperlink w:anchor="_Toc243939040" w:history="1">
+      <w:hyperlink w:anchor="_Toc243941028" w:history="1">
         <w:r>
           <w:rPr>
             <w:rStyle w:val="Hyperlink"/>
             <w:noProof/>
           </w:rPr>
-          <w:t>Figura 4.3. Opt ecrane ale interfeței: (a) start, (b) Today, (c) camera, (d) rezultat cu hartă Grad-CAM, (e) detaliu produs, (f) catalog, (g) rutină, (h) profil.</w:t>
+          <w:t>Figura 4.2. Schema relațională obținută din modelul EER (26 de tabele în forma normală Boyce-Codd, notația crow's foot).</w:t>
         </w:r>
         <w:r>
           <w:rPr>
@@ -4152,7 +4152,7 @@
             <w:noProof/>
             <w:webHidden/>
           </w:rPr>
-          <w:instrText xml:space="preserve"> PAGEREF _Toc243939040 \h </w:instrText>
+          <w:instrText xml:space="preserve"> PAGEREF _Toc243941028 \h </w:instrText>
         </w:r>
         <w:r>
           <w:rPr>
@@ -4172,7 +4172,7 @@
             <w:noProof/>
             <w:webHidden/>
           </w:rPr>
-          <w:t>10</w:t>
+          <w:t>7</w:t>
         </w:r>
         <w:r>
           <w:rPr>
@@ -4199,13 +4199,13 @@
           <w14:ligatures w14:val="standardContextual"/>
         </w:rPr>
       </w:pPr>
-      <w:hyperlink w:anchor="_Toc243939041" w:history="1">
+      <w:hyperlink w:anchor="_Toc243941029" w:history="1">
         <w:r>
           <w:rPr>
             <w:rStyle w:val="Hyperlink"/>
             <w:noProof/>
           </w:rPr>
-          <w:t>Figura 8.1. Macro-F1 pe testul SCIN în funcție de proporția de răspunsuri ascunse (medie și interval de 95%); linia întreruptă este modelul doar cu fotografie.</w:t>
+          <w:t>Figura 4.3. Opt ecrane ale interfeței: (a) start, (b) Today, (c) camera, (d) rezultat cu hartă Grad-CAM, (e) detaliu produs, (f) catalog, (g) rutină, (h) profil.</w:t>
         </w:r>
         <w:r>
           <w:rPr>
@@ -4226,7 +4226,7 @@
             <w:noProof/>
             <w:webHidden/>
           </w:rPr>
-          <w:instrText xml:space="preserve"> PAGEREF _Toc243939041 \h </w:instrText>
+          <w:instrText xml:space="preserve"> PAGEREF _Toc243941029 \h </w:instrText>
         </w:r>
         <w:r>
           <w:rPr>
@@ -4246,7 +4246,7 @@
             <w:noProof/>
             <w:webHidden/>
           </w:rPr>
-          <w:t>26</w:t>
+          <w:t>10</w:t>
         </w:r>
         <w:r>
           <w:rPr>
@@ -4273,13 +4273,13 @@
           <w14:ligatures w14:val="standardContextual"/>
         </w:rPr>
       </w:pPr>
-      <w:hyperlink w:anchor="_Toc243939042" w:history="1">
+      <w:hyperlink w:anchor="_Toc243941030" w:history="1">
         <w:r>
           <w:rPr>
             <w:rStyle w:val="Hyperlink"/>
             <w:noProof/>
           </w:rPr>
-          <w:t>Figura 8.2. Curba risc-acoperire pe testul SCIN: rata de eroare când se păstrează doar cele mai sigure x% dintre cazuri.</w:t>
+          <w:t>Figura 8.1. Macro-F1 pe testul SCIN în funcție de proporția de răspunsuri ascunse (medie și interval de 95%); linia întreruptă este modelul doar cu fotografie.</w:t>
         </w:r>
         <w:r>
           <w:rPr>
@@ -4300,7 +4300,7 @@
             <w:noProof/>
             <w:webHidden/>
           </w:rPr>
-          <w:instrText xml:space="preserve"> PAGEREF _Toc243939042 \h </w:instrText>
+          <w:instrText xml:space="preserve"> PAGEREF _Toc243941030 \h </w:instrText>
         </w:r>
         <w:r>
           <w:rPr>
@@ -4320,7 +4320,7 @@
             <w:noProof/>
             <w:webHidden/>
           </w:rPr>
-          <w:t>30</w:t>
+          <w:t>26</w:t>
         </w:r>
         <w:r>
           <w:rPr>
@@ -4347,13 +4347,13 @@
           <w14:ligatures w14:val="standardContextual"/>
         </w:rPr>
       </w:pPr>
-      <w:hyperlink w:anchor="_Toc243939043" w:history="1">
+      <w:hyperlink w:anchor="_Toc243941031" w:history="1">
         <w:r>
           <w:rPr>
             <w:rStyle w:val="Hyperlink"/>
             <w:noProof/>
           </w:rPr>
-          <w:t>Figura A.1. Structura de descompunere a lucrărilor (WBS) a proiectului, cu efortul estimat pe fiecare element.</w:t>
+          <w:t>Figura 8.2. Curba risc-acoperire pe testul SCIN: rata de eroare când se păstrează doar cele mai sigure x% dintre cazuri.</w:t>
         </w:r>
         <w:r>
           <w:rPr>
@@ -4374,7 +4374,7 @@
             <w:noProof/>
             <w:webHidden/>
           </w:rPr>
-          <w:instrText xml:space="preserve"> PAGEREF _Toc243939043 \h </w:instrText>
+          <w:instrText xml:space="preserve"> PAGEREF _Toc243941031 \h </w:instrText>
         </w:r>
         <w:r>
           <w:rPr>
@@ -4394,7 +4394,7 @@
             <w:noProof/>
             <w:webHidden/>
           </w:rPr>
-          <w:t>38</w:t>
+          <w:t>30</w:t>
         </w:r>
         <w:r>
           <w:rPr>
@@ -4421,13 +4421,13 @@
           <w14:ligatures w14:val="standardContextual"/>
         </w:rPr>
       </w:pPr>
-      <w:hyperlink w:anchor="_Toc243939044" w:history="1">
+      <w:hyperlink w:anchor="_Toc243941032" w:history="1">
         <w:r>
           <w:rPr>
             <w:rStyle w:val="Hyperlink"/>
             <w:noProof/>
           </w:rPr>
-          <w:t>Figura A.2. Structura de defalcare a riscurilor (RBS), cu scorul P × I al fiecărui risc și pachetele WBS afectate.</w:t>
+          <w:t>Figura A.1. Structura de descompunere a lucrărilor (WBS) a proiectului, cu efortul estimat pe fiecare element.</w:t>
         </w:r>
         <w:r>
           <w:rPr>
@@ -4448,7 +4448,7 @@
             <w:noProof/>
             <w:webHidden/>
           </w:rPr>
-          <w:instrText xml:space="preserve"> PAGEREF _Toc243939044 \h </w:instrText>
+          <w:instrText xml:space="preserve"> PAGEREF _Toc243941032 \h </w:instrText>
         </w:r>
         <w:r>
           <w:rPr>
@@ -4468,7 +4468,7 @@
             <w:noProof/>
             <w:webHidden/>
           </w:rPr>
-          <w:t>38</w:t>
+          <w:t>39</w:t>
         </w:r>
         <w:r>
           <w:rPr>
@@ -4495,12 +4495,86 @@
           <w14:ligatures w14:val="standardContextual"/>
         </w:rPr>
       </w:pPr>
-      <w:hyperlink w:anchor="_Toc243939045" w:history="1">
+      <w:hyperlink w:anchor="_Toc243941033" w:history="1">
         <w:r>
           <w:rPr>
             <w:rStyle w:val="Hyperlink"/>
             <w:noProof/>
           </w:rPr>
+          <w:t>Figura A.2. Structura de defalcare a riscurilor (RBS), cu scorul P × I al fiecărui risc și pachetele WBS afectate.</w:t>
+        </w:r>
+        <w:r>
+          <w:rPr>
+            <w:noProof/>
+            <w:webHidden/>
+          </w:rPr>
+          <w:tab/>
+        </w:r>
+        <w:r>
+          <w:rPr>
+            <w:noProof/>
+            <w:webHidden/>
+          </w:rPr>
+          <w:fldChar w:fldCharType="begin"/>
+        </w:r>
+        <w:r>
+          <w:rPr>
+            <w:noProof/>
+            <w:webHidden/>
+          </w:rPr>
+          <w:instrText xml:space="preserve"> PAGEREF _Toc243941033 \h </w:instrText>
+        </w:r>
+        <w:r>
+          <w:rPr>
+            <w:noProof/>
+            <w:webHidden/>
+          </w:rPr>
+        </w:r>
+        <w:r>
+          <w:rPr>
+            <w:noProof/>
+            <w:webHidden/>
+          </w:rPr>
+          <w:fldChar w:fldCharType="separate"/>
+        </w:r>
+        <w:r>
+          <w:rPr>
+            <w:noProof/>
+            <w:webHidden/>
+          </w:rPr>
+          <w:t>39</w:t>
+        </w:r>
+        <w:r>
+          <w:rPr>
+            <w:noProof/>
+            <w:webHidden/>
+          </w:rPr>
+          <w:fldChar w:fldCharType="end"/>
+        </w:r>
+      </w:hyperlink>
+    </w:p>
+    <w:p>
+      <w:pPr>
+        <w:pStyle w:val="TableofFigures"/>
+        <w:tabs>
+          <w:tab w:val="right" w:leader="dot" w:pos="9061"/>
+        </w:tabs>
+        <w:rPr>
+          <w:rFonts w:asciiTheme="minorHAnsi" w:eastAsiaTheme="minorEastAsia" w:hAnsiTheme="minorHAnsi" w:cstheme="minorBidi"/>
+          <w:noProof/>
+          <w:color w:val="auto"/>
+          <w:kern w:val="2"/>
+          <w:szCs w:val="24"/>
+          <w:lang w:val="en-US" w:eastAsia="en-US"/>
+          <w14:ligatures w14:val="standardContextual"/>
+        </w:rPr>
+      </w:pPr>
+      <w:hyperlink w:anchor="_Toc243941034" w:history="1">
+        <w:r>
+          <w:rPr>
+            <w:rStyle w:val="Hyperlink"/>
+            <w:noProof/>
+          </w:rPr>
           <w:t>Figura A.3. Matricea probabilitate × impact cu cele zece riscuri și ordinea lor de prioritate.</w:t>
         </w:r>
         <w:r>
@@ -4522,7 +4596,7 @@
             <w:noProof/>
             <w:webHidden/>
           </w:rPr>
-          <w:instrText xml:space="preserve"> PAGEREF _Toc243939045 \h </w:instrText>
+          <w:instrText xml:space="preserve"> PAGEREF _Toc243941034 \h </w:instrText>
         </w:r>
         <w:r>
           <w:rPr>
@@ -4542,7 +4616,7 @@
             <w:noProof/>
             <w:webHidden/>
           </w:rPr>
-          <w:t>39</w:t>
+          <w:t>40</w:t>
         </w:r>
         <w:r>
           <w:rPr>
@@ -5126,7 +5200,7 @@
       <w:pPr>
         <w:pStyle w:val="Heading1"/>
       </w:pPr>
-      <w:bookmarkStart w:id="0" w:name="_Toc243938989"/>
+      <w:bookmarkStart w:id="0" w:name="_Toc243940977"/>
       <w:r>
         <w:lastRenderedPageBreak/>
         <w:t>Capitolul 1. Introducere</w:t>
@@ -5137,7 +5211,7 @@
       <w:pPr>
         <w:pStyle w:val="Heading2"/>
       </w:pPr>
-      <w:bookmarkStart w:id="1" w:name="_Toc243938990"/>
+      <w:bookmarkStart w:id="1" w:name="_Toc243940978"/>
       <w:r>
         <w:t>1.1 Motivație</w:t>
       </w:r>
@@ -5173,7 +5247,7 @@
       <w:pPr>
         <w:pStyle w:val="Heading2"/>
       </w:pPr>
-      <w:bookmarkStart w:id="2" w:name="_Toc243938991"/>
+      <w:bookmarkStart w:id="2" w:name="_Toc243940979"/>
       <w:r>
         <w:t>1.2 Formularea problemei</w:t>
       </w:r>
@@ -5229,7 +5303,7 @@
       <w:pPr>
         <w:pStyle w:val="Heading2"/>
       </w:pPr>
-      <w:bookmarkStart w:id="3" w:name="_Toc243938992"/>
+      <w:bookmarkStart w:id="3" w:name="_Toc243940980"/>
       <w:r>
         <w:t>1.3 Obiective</w:t>
       </w:r>
@@ -5247,7 +5321,7 @@
       <w:pPr>
         <w:pStyle w:val="Heading2"/>
       </w:pPr>
-      <w:bookmarkStart w:id="4" w:name="_Toc243938993"/>
+      <w:bookmarkStart w:id="4" w:name="_Toc243940981"/>
       <w:r>
         <w:t>1.4 Contribuții</w:t>
       </w:r>
@@ -5265,7 +5339,7 @@
       <w:pPr>
         <w:pStyle w:val="Heading2"/>
       </w:pPr>
-      <w:bookmarkStart w:id="5" w:name="_Toc243938994"/>
+      <w:bookmarkStart w:id="5" w:name="_Toc243940982"/>
       <w:r>
         <w:t>1.5 Structura lucrării</w:t>
       </w:r>
@@ -5283,7 +5357,7 @@
       <w:pPr>
         <w:pStyle w:val="Heading1"/>
       </w:pPr>
-      <w:bookmarkStart w:id="6" w:name="_Toc243938995"/>
+      <w:bookmarkStart w:id="6" w:name="_Toc243940983"/>
       <w:r>
         <w:lastRenderedPageBreak/>
         <w:t>Capitolul 2. Fundamente teoretice și lucrări conexe</w:t>
@@ -5302,7 +5376,7 @@
       <w:pPr>
         <w:pStyle w:val="Heading1"/>
       </w:pPr>
-      <w:bookmarkStart w:id="7" w:name="_Toc243938996"/>
+      <w:bookmarkStart w:id="7" w:name="_Toc243940984"/>
       <w:r>
         <w:lastRenderedPageBreak/>
         <w:t>Capitolul 3. Cerințe</w:t>
@@ -5321,7 +5395,7 @@
       <w:pPr>
         <w:pStyle w:val="Heading1"/>
       </w:pPr>
-      <w:bookmarkStart w:id="8" w:name="_Toc243938997"/>
+      <w:bookmarkStart w:id="8" w:name="_Toc243940985"/>
       <w:r>
         <w:lastRenderedPageBreak/>
         <w:t>Capitolul 4. Proiectarea sistemului și arhitectura</w:t>
@@ -5340,7 +5414,7 @@
       <w:pPr>
         <w:pStyle w:val="Heading2"/>
       </w:pPr>
-      <w:bookmarkStart w:id="9" w:name="_Toc243938998"/>
+      <w:bookmarkStart w:id="9" w:name="_Toc243940986"/>
       <w:r>
         <w:t>4.1 Modelul conceptual al datelor: diagrama Entitate-Legătură extinsă (EER)</w:t>
       </w:r>
@@ -5441,7 +5515,7 @@
         <w:pStyle w:val="Caption"/>
         <w:jc w:val="center"/>
       </w:pPr>
-      <w:bookmarkStart w:id="10" w:name="_Toc243939038"/>
+      <w:bookmarkStart w:id="10" w:name="_Toc243941027"/>
       <w:r>
         <w:t>Figura 4.</w:t>
       </w:r>
@@ -5547,7 +5621,7 @@
         <w:pStyle w:val="Caption"/>
         <w:jc w:val="center"/>
       </w:pPr>
-      <w:bookmarkStart w:id="11" w:name="_Toc243939039"/>
+      <w:bookmarkStart w:id="11" w:name="_Toc243941028"/>
       <w:r>
         <w:t>Figura 4.</w:t>
       </w:r>
@@ -5624,7 +5698,7 @@
       <w:pPr>
         <w:pStyle w:val="Heading2"/>
       </w:pPr>
-      <w:bookmarkStart w:id="12" w:name="_Toc243938999"/>
+      <w:bookmarkStart w:id="12" w:name="_Toc243940987"/>
       <w:r>
         <w:t>4.2 Interfața utilizator</w:t>
       </w:r>
@@ -5689,7 +5763,7 @@
       <w:pPr>
         <w:pStyle w:val="Caption"/>
       </w:pPr>
-      <w:bookmarkStart w:id="13" w:name="_Toc243939025"/>
+      <w:bookmarkStart w:id="13" w:name="_Toc243941013"/>
       <w:r>
         <w:t>Tabelul 4.</w:t>
       </w:r>
@@ -5989,7 +6063,7 @@
         <w:pStyle w:val="Caption"/>
         <w:jc w:val="center"/>
       </w:pPr>
-      <w:bookmarkStart w:id="14" w:name="_Toc243939040"/>
+      <w:bookmarkStart w:id="14" w:name="_Toc243941029"/>
       <w:r>
         <w:t>Figura 4.</w:t>
       </w:r>
@@ -6040,7 +6114,7 @@
       <w:pPr>
         <w:pStyle w:val="Heading1"/>
       </w:pPr>
-      <w:bookmarkStart w:id="15" w:name="_Toc243939000"/>
+      <w:bookmarkStart w:id="15" w:name="_Toc243940988"/>
       <w:r>
         <w:lastRenderedPageBreak/>
         <w:t>Capitolul 5. Metodologia AI/ML</w:t>
@@ -6059,7 +6133,7 @@
       <w:pPr>
         <w:pStyle w:val="Heading2"/>
       </w:pPr>
-      <w:bookmarkStart w:id="16" w:name="_Toc243939001"/>
+      <w:bookmarkStart w:id="16" w:name="_Toc243940989"/>
       <w:r>
         <w:t>5.1 Setul de date SCIN și scalele de ton al pielii</w:t>
       </w:r>
@@ -6142,7 +6216,7 @@
       <w:pPr>
         <w:pStyle w:val="Heading2"/>
       </w:pPr>
-      <w:bookmarkStart w:id="17" w:name="_Toc243939002"/>
+      <w:bookmarkStart w:id="17" w:name="_Toc243940990"/>
       <w:r>
         <w:lastRenderedPageBreak/>
         <w:t>5.2 Auditul datelor</w:t>
@@ -6181,7 +6255,7 @@
       <w:pPr>
         <w:pStyle w:val="Caption"/>
       </w:pPr>
-      <w:bookmarkStart w:id="18" w:name="_Toc243939026"/>
+      <w:bookmarkStart w:id="18" w:name="_Toc243941014"/>
       <w:r>
         <w:t>Tabelul 5.</w:t>
       </w:r>
@@ -6742,7 +6816,7 @@
       <w:pPr>
         <w:pStyle w:val="Heading2"/>
       </w:pPr>
-      <w:bookmarkStart w:id="19" w:name="_Toc243939003"/>
+      <w:bookmarkStart w:id="19" w:name="_Toc243940991"/>
       <w:r>
         <w:t>5.3 Categoriile țintă</w:t>
       </w:r>
@@ -6784,7 +6858,7 @@
       <w:pPr>
         <w:pStyle w:val="Caption"/>
       </w:pPr>
-      <w:bookmarkStart w:id="20" w:name="_Toc243939027"/>
+      <w:bookmarkStart w:id="20" w:name="_Toc243941015"/>
       <w:r>
         <w:t>Tabelul 5.</w:t>
       </w:r>
@@ -7423,7 +7497,7 @@
       <w:pPr>
         <w:pStyle w:val="Heading2"/>
       </w:pPr>
-      <w:bookmarkStart w:id="21" w:name="_Toc243939004"/>
+      <w:bookmarkStart w:id="21" w:name="_Toc243940992"/>
       <w:r>
         <w:t>5.4 Codificarea chestionarului și masca de valori lipsă</w:t>
       </w:r>
@@ -7441,7 +7515,7 @@
       <w:pPr>
         <w:pStyle w:val="Heading2"/>
       </w:pPr>
-      <w:bookmarkStart w:id="22" w:name="_Toc243939005"/>
+      <w:bookmarkStart w:id="22" w:name="_Toc243940993"/>
       <w:r>
         <w:lastRenderedPageBreak/>
         <w:t>5.5 Împărțirea și preprocesarea datelor</w:t>
@@ -7486,7 +7560,7 @@
       <w:pPr>
         <w:pStyle w:val="Heading2"/>
       </w:pPr>
-      <w:bookmarkStart w:id="23" w:name="_Toc243939006"/>
+      <w:bookmarkStart w:id="23" w:name="_Toc243940994"/>
       <w:r>
         <w:t>5.6 Modelele</w:t>
       </w:r>
@@ -7591,7 +7665,7 @@
       <w:pPr>
         <w:pStyle w:val="Heading2"/>
       </w:pPr>
-      <w:bookmarkStart w:id="24" w:name="_Toc243939007"/>
+      <w:bookmarkStart w:id="24" w:name="_Toc243940995"/>
       <w:r>
         <w:lastRenderedPageBreak/>
         <w:t>5.7 Protocolul de evaluare</w:t>
@@ -7656,7 +7730,7 @@
       <w:pPr>
         <w:pStyle w:val="Heading2"/>
       </w:pPr>
-      <w:bookmarkStart w:id="25" w:name="_Toc243939008"/>
+      <w:bookmarkStart w:id="25" w:name="_Toc243940996"/>
       <w:r>
         <w:t>5.8 Date externe și encodere preantrenate</w:t>
       </w:r>
@@ -7727,7 +7801,7 @@
       <w:pPr>
         <w:pStyle w:val="Heading2"/>
       </w:pPr>
-      <w:bookmarkStart w:id="26" w:name="_Toc243939009"/>
+      <w:bookmarkStart w:id="26" w:name="_Toc243940997"/>
       <w:r>
         <w:lastRenderedPageBreak/>
         <w:t>5.9 Explicabilitate (Grad-CAM)</w:t>
@@ -7746,7 +7820,7 @@
       <w:pPr>
         <w:pStyle w:val="Heading1"/>
       </w:pPr>
-      <w:bookmarkStart w:id="27" w:name="_Toc243939010"/>
+      <w:bookmarkStart w:id="27" w:name="_Toc243940998"/>
       <w:r>
         <w:lastRenderedPageBreak/>
         <w:t>Capitolul 6. Implementare</w:t>
@@ -7765,7 +7839,7 @@
       <w:pPr>
         <w:pStyle w:val="Heading1"/>
       </w:pPr>
-      <w:bookmarkStart w:id="28" w:name="_Toc243939011"/>
+      <w:bookmarkStart w:id="28" w:name="_Toc243940999"/>
       <w:r>
         <w:lastRenderedPageBreak/>
         <w:t>Capitolul 7. Securitate și GDPR</w:t>
@@ -7784,7 +7858,7 @@
       <w:pPr>
         <w:pStyle w:val="Heading1"/>
       </w:pPr>
-      <w:bookmarkStart w:id="29" w:name="_Toc243939012"/>
+      <w:bookmarkStart w:id="29" w:name="_Toc243941000"/>
       <w:r>
         <w:lastRenderedPageBreak/>
         <w:t>Capitolul 8. Testare și evaluare</w:t>
@@ -7803,7 +7877,7 @@
       <w:pPr>
         <w:pStyle w:val="Heading2"/>
       </w:pPr>
-      <w:bookmarkStart w:id="30" w:name="_Toc243939013"/>
+      <w:bookmarkStart w:id="30" w:name="_Toc243941001"/>
       <w:r>
         <w:t>8.1 Aduce chestionarul un câștig? (E1)</w:t>
       </w:r>
@@ -7821,7 +7895,7 @@
       <w:pPr>
         <w:pStyle w:val="Caption"/>
       </w:pPr>
-      <w:bookmarkStart w:id="31" w:name="_Toc243939028"/>
+      <w:bookmarkStart w:id="31" w:name="_Toc243941016"/>
       <w:r>
         <w:t>Tabelul 8.</w:t>
       </w:r>
@@ -8306,7 +8380,7 @@
       <w:pPr>
         <w:pStyle w:val="Heading2"/>
       </w:pPr>
-      <w:bookmarkStart w:id="32" w:name="_Toc243939014"/>
+      <w:bookmarkStart w:id="32" w:name="_Toc243941002"/>
       <w:r>
         <w:t>8.2 De ce nu ajută chestionarul?</w:t>
       </w:r>
@@ -8348,7 +8422,7 @@
       <w:pPr>
         <w:pStyle w:val="Caption"/>
       </w:pPr>
-      <w:bookmarkStart w:id="33" w:name="_Toc243939029"/>
+      <w:bookmarkStart w:id="33" w:name="_Toc243941017"/>
       <w:r>
         <w:t>Tabelul 8.</w:t>
       </w:r>
@@ -8748,7 +8822,7 @@
       <w:pPr>
         <w:pStyle w:val="Heading2"/>
       </w:pPr>
-      <w:bookmarkStart w:id="34" w:name="_Toc243939015"/>
+      <w:bookmarkStart w:id="34" w:name="_Toc243941003"/>
       <w:r>
         <w:lastRenderedPageBreak/>
         <w:t>8.3 Răspunsuri lipsă (E2)</w:t>
@@ -8767,7 +8841,7 @@
       <w:pPr>
         <w:pStyle w:val="Caption"/>
       </w:pPr>
-      <w:bookmarkStart w:id="35" w:name="_Toc243939030"/>
+      <w:bookmarkStart w:id="35" w:name="_Toc243941018"/>
       <w:r>
         <w:t>Tabelul 8.</w:t>
       </w:r>
@@ -9242,7 +9316,7 @@
         <w:pStyle w:val="Caption"/>
         <w:jc w:val="center"/>
       </w:pPr>
-      <w:bookmarkStart w:id="36" w:name="_Toc243939041"/>
+      <w:bookmarkStart w:id="36" w:name="_Toc243941030"/>
       <w:r>
         <w:t>Figura 8.</w:t>
       </w:r>
@@ -9281,7 +9355,7 @@
       <w:pPr>
         <w:pStyle w:val="Heading2"/>
       </w:pPr>
-      <w:bookmarkStart w:id="37" w:name="_Toc243939016"/>
+      <w:bookmarkStart w:id="37" w:name="_Toc243941004"/>
       <w:r>
         <w:t>8.4 Date suplimentare și test extern (E7)</w:t>
       </w:r>
@@ -9308,7 +9382,7 @@
       <w:pPr>
         <w:pStyle w:val="Caption"/>
       </w:pPr>
-      <w:bookmarkStart w:id="38" w:name="_Toc243939031"/>
+      <w:bookmarkStart w:id="38" w:name="_Toc243941019"/>
       <w:r>
         <w:lastRenderedPageBreak/>
         <w:t>Tabelul 8.</w:t>
@@ -9585,7 +9659,7 @@
       <w:pPr>
         <w:pStyle w:val="Heading2"/>
       </w:pPr>
-      <w:bookmarkStart w:id="39" w:name="_Toc243939017"/>
+      <w:bookmarkStart w:id="39" w:name="_Toc243941005"/>
       <w:r>
         <w:t>8.5 Encodere preantrenate (E5)</w:t>
       </w:r>
@@ -9603,7 +9677,7 @@
       <w:pPr>
         <w:pStyle w:val="Caption"/>
       </w:pPr>
-      <w:bookmarkStart w:id="40" w:name="_Toc243939032"/>
+      <w:bookmarkStart w:id="40" w:name="_Toc243941020"/>
       <w:r>
         <w:lastRenderedPageBreak/>
         <w:t>Tabelul 8.</w:t>
@@ -10089,7 +10163,7 @@
       <w:pPr>
         <w:pStyle w:val="Heading2"/>
       </w:pPr>
-      <w:bookmarkStart w:id="41" w:name="_Toc243939018"/>
+      <w:bookmarkStart w:id="41" w:name="_Toc243941006"/>
       <w:r>
         <w:t>8.6 Calibrarea încrederii și abținerea (E4)</w:t>
       </w:r>
@@ -10107,7 +10181,7 @@
       <w:pPr>
         <w:pStyle w:val="Caption"/>
       </w:pPr>
-      <w:bookmarkStart w:id="42" w:name="_Toc243939033"/>
+      <w:bookmarkStart w:id="42" w:name="_Toc243941021"/>
       <w:r>
         <w:t>Tabelul 8.</w:t>
       </w:r>
@@ -10590,7 +10664,7 @@
         <w:pStyle w:val="Caption"/>
         <w:jc w:val="center"/>
       </w:pPr>
-      <w:bookmarkStart w:id="43" w:name="_Toc243939042"/>
+      <w:bookmarkStart w:id="43" w:name="_Toc243941031"/>
       <w:r>
         <w:t>Figura 8.</w:t>
       </w:r>
@@ -10629,7 +10703,7 @@
       <w:pPr>
         <w:pStyle w:val="Caption"/>
       </w:pPr>
-      <w:bookmarkStart w:id="44" w:name="_Toc243939034"/>
+      <w:bookmarkStart w:id="44" w:name="_Toc243941022"/>
       <w:r>
         <w:t>Tabelul 8.</w:t>
       </w:r>
@@ -11074,7 +11148,7 @@
       <w:pPr>
         <w:pStyle w:val="Caption"/>
       </w:pPr>
-      <w:bookmarkStart w:id="45" w:name="_Toc243939035"/>
+      <w:bookmarkStart w:id="45" w:name="_Toc243941023"/>
       <w:r>
         <w:t>Tabelul 8.</w:t>
       </w:r>
@@ -11478,7 +11552,7 @@
       <w:pPr>
         <w:pStyle w:val="Caption"/>
       </w:pPr>
-      <w:bookmarkStart w:id="46" w:name="_Toc243939036"/>
+      <w:bookmarkStart w:id="46" w:name="_Toc243941024"/>
       <w:r>
         <w:t>Tabelul 8.</w:t>
       </w:r>
@@ -11988,7 +12062,7 @@
       <w:pPr>
         <w:pStyle w:val="Heading2"/>
       </w:pPr>
-      <w:bookmarkStart w:id="47" w:name="_Toc243939019"/>
+      <w:bookmarkStart w:id="47" w:name="_Toc243941007"/>
       <w:r>
         <w:t>8.7 Explicabilitate (Grad-CAM)</w:t>
       </w:r>
@@ -12006,7 +12080,7 @@
       <w:pPr>
         <w:pStyle w:val="Caption"/>
       </w:pPr>
-      <w:bookmarkStart w:id="48" w:name="_Toc243939037"/>
+      <w:bookmarkStart w:id="48" w:name="_Toc243941025"/>
       <w:r>
         <w:t>Tabelul 8.</w:t>
       </w:r>
@@ -12290,7 +12364,7 @@
       <w:pPr>
         <w:pStyle w:val="Heading2"/>
       </w:pPr>
-      <w:bookmarkStart w:id="49" w:name="_Toc243939020"/>
+      <w:bookmarkStart w:id="49" w:name="_Toc243941008"/>
       <w:r>
         <w:t>8.8 Sinteza rezultatelor și modelul ales pentru aplicație</w:t>
       </w:r>
@@ -12310,6 +12384,599 @@
       </w:pPr>
       <w:r>
         <w:lastRenderedPageBreak/>
+        <w:t>Tabelul 8.11 reunește rezultatele pe tonuri de piele ale modelelor principale (RQ3; ml/analyze_fairness.py folosește predicțiile salvate, fără reantrenare). Pe SCIN, modelul cu imagine este cel mai slab pe eMST 4–6 (0,457). Modelul ales pentru aplicație, DINOv2 cu sondă, ridică acest grup la 0,532 (+0,075 [+0,023; +0,119], nesemnificativ după corecția Holm), iar DermLIP la 0,577 (+0,120, semnificativ). Ascunderea tuturor răspunsurilor din chestionar costă cel mult 0,023 macro-F1 în grupurile cu cel puțin 30 de cazuri de test (fuziunea FiLM pe eMST 4–6, cu un interval care include 0); singura pierdere semnificativă este de 0,015 (concatenarea cu dropout pe eMST 1–3). Grupurile eFST V–VI (circa 23 de cazuri pe seed) și eMST 7–10 (circa 11) sunt prea mici pentru concluzii și sunt raportate doar descriptiv. Pe Fitzpatrick17k, cu aceleași 4.012 imagini pentru toate seed-urile, diferența dintre cel mai bun și cel mai slab grup scade de la 0,100 (imagine) la 0,068 (DINOv2), iar DINOv2 câștigă în fiecare grup (+0,105 până la +0,153, toate semnificative); cel mai slab grup rămâne însă eFST V–VI. Modelul ales reduce deci decalajul dintre tonuri, fără să-l elimine.</w:t>
+      </w:r>
+    </w:p>
+    <w:p>
+      <w:pPr>
+        <w:pStyle w:val="Caption"/>
+      </w:pPr>
+      <w:bookmarkStart w:id="50" w:name="_Toc243941026"/>
+      <w:r>
+        <w:t>Tabelul 8.</w:t>
+      </w:r>
+      <w:r>
+        <w:fldChar w:fldCharType="begin"/>
+      </w:r>
+      <w:r>
+        <w:instrText xml:space="preserve"> SEQ Tabelul \* ARABIC </w:instrText>
+      </w:r>
+      <w:r>
+        <w:fldChar w:fldCharType="separate"/>
+      </w:r>
+      <w:r>
+        <w:rPr>
+          <w:noProof/>
+        </w:rPr>
+        <w:t>11</w:t>
+      </w:r>
+      <w:r>
+        <w:fldChar w:fldCharType="end"/>
+      </w:r>
+      <w:r>
+        <w:t>. Macro-F1 pe grupe de ton (medii pe zece seed-uri; SCIN: cazurile de test ale fiecărui seed; Fitzpatrick17k: evaluare zero-shot pe 4.012 imagini; * = sub 30 de cazuri de test pe seed în SCIN, doar descriptiv).</w:t>
+      </w:r>
+      <w:bookmarkEnd w:id="50"/>
+    </w:p>
+    <w:tbl>
+      <w:tblPr>
+        <w:tblStyle w:val="TableGrid"/>
+        <w:tblW w:w="0" w:type="auto"/>
+        <w:tblLook w:val="04A0" w:firstRow="1" w:lastRow="0" w:firstColumn="1" w:lastColumn="0" w:noHBand="0" w:noVBand="1"/>
+      </w:tblPr>
+      <w:tblGrid>
+        <w:gridCol w:w="1683"/>
+        <w:gridCol w:w="1264"/>
+        <w:gridCol w:w="1265"/>
+        <w:gridCol w:w="1265"/>
+        <w:gridCol w:w="1270"/>
+        <w:gridCol w:w="1270"/>
+        <w:gridCol w:w="1270"/>
+      </w:tblGrid>
+      <w:tr>
+        <w:tc>
+          <w:tcPr>
+            <w:tcW w:w="1296" w:type="dxa"/>
+          </w:tcPr>
+          <w:p>
+            <w:r>
+              <w:rPr>
+                <w:b/>
+              </w:rPr>
+              <w:t>Model</w:t>
+            </w:r>
+          </w:p>
+        </w:tc>
+        <w:tc>
+          <w:tcPr>
+            <w:tcW w:w="1296" w:type="dxa"/>
+          </w:tcPr>
+          <w:p>
+            <w:r>
+              <w:rPr>
+                <w:b/>
+              </w:rPr>
+              <w:t>eFST I–II</w:t>
+            </w:r>
+          </w:p>
+        </w:tc>
+        <w:tc>
+          <w:tcPr>
+            <w:tcW w:w="1296" w:type="dxa"/>
+          </w:tcPr>
+          <w:p>
+            <w:r>
+              <w:rPr>
+                <w:b/>
+              </w:rPr>
+              <w:t>eFST III–IV</w:t>
+            </w:r>
+          </w:p>
+        </w:tc>
+        <w:tc>
+          <w:tcPr>
+            <w:tcW w:w="1296" w:type="dxa"/>
+          </w:tcPr>
+          <w:p>
+            <w:r>
+              <w:rPr>
+                <w:b/>
+              </w:rPr>
+              <w:t>eFST V–VI*</w:t>
+            </w:r>
+          </w:p>
+        </w:tc>
+        <w:tc>
+          <w:tcPr>
+            <w:tcW w:w="1296" w:type="dxa"/>
+          </w:tcPr>
+          <w:p>
+            <w:r>
+              <w:rPr>
+                <w:b/>
+              </w:rPr>
+              <w:t>eMST 1–3</w:t>
+            </w:r>
+          </w:p>
+        </w:tc>
+        <w:tc>
+          <w:tcPr>
+            <w:tcW w:w="1296" w:type="dxa"/>
+          </w:tcPr>
+          <w:p>
+            <w:r>
+              <w:rPr>
+                <w:b/>
+              </w:rPr>
+              <w:t>eMST 4–6</w:t>
+            </w:r>
+          </w:p>
+        </w:tc>
+        <w:tc>
+          <w:tcPr>
+            <w:tcW w:w="1296" w:type="dxa"/>
+          </w:tcPr>
+          <w:p>
+            <w:r>
+              <w:rPr>
+                <w:b/>
+              </w:rPr>
+              <w:t>eMST 7–10*</w:t>
+            </w:r>
+          </w:p>
+        </w:tc>
+      </w:tr>
+      <w:tr>
+        <w:tc>
+          <w:tcPr>
+            <w:tcW w:w="1296" w:type="dxa"/>
+          </w:tcPr>
+          <w:p>
+            <w:r>
+              <w:t>SCIN: imagine (EfficientNet-B0)</w:t>
+            </w:r>
+          </w:p>
+        </w:tc>
+        <w:tc>
+          <w:tcPr>
+            <w:tcW w:w="1296" w:type="dxa"/>
+          </w:tcPr>
+          <w:p>
+            <w:r>
+              <w:t>0,513</w:t>
+            </w:r>
+          </w:p>
+        </w:tc>
+        <w:tc>
+          <w:tcPr>
+            <w:tcW w:w="1296" w:type="dxa"/>
+          </w:tcPr>
+          <w:p>
+            <w:r>
+              <w:t>0,553</w:t>
+            </w:r>
+          </w:p>
+        </w:tc>
+        <w:tc>
+          <w:tcPr>
+            <w:tcW w:w="1296" w:type="dxa"/>
+          </w:tcPr>
+          <w:p>
+            <w:r>
+              <w:t>0,496</w:t>
+            </w:r>
+          </w:p>
+        </w:tc>
+        <w:tc>
+          <w:tcPr>
+            <w:tcW w:w="1296" w:type="dxa"/>
+          </w:tcPr>
+          <w:p>
+            <w:r>
+              <w:t>0,534</w:t>
+            </w:r>
+          </w:p>
+        </w:tc>
+        <w:tc>
+          <w:tcPr>
+            <w:tcW w:w="1296" w:type="dxa"/>
+          </w:tcPr>
+          <w:p>
+            <w:r>
+              <w:t>0,457</w:t>
+            </w:r>
+          </w:p>
+        </w:tc>
+        <w:tc>
+          <w:tcPr>
+            <w:tcW w:w="1296" w:type="dxa"/>
+          </w:tcPr>
+          <w:p>
+            <w:r>
+              <w:t>0,678</w:t>
+            </w:r>
+          </w:p>
+        </w:tc>
+      </w:tr>
+      <w:tr>
+        <w:tc>
+          <w:tcPr>
+            <w:tcW w:w="1296" w:type="dxa"/>
+          </w:tcPr>
+          <w:p>
+            <w:r>
+              <w:t>SCIN: fuziune FiLM</w:t>
+            </w:r>
+          </w:p>
+        </w:tc>
+        <w:tc>
+          <w:tcPr>
+            <w:tcW w:w="1296" w:type="dxa"/>
+          </w:tcPr>
+          <w:p>
+            <w:r>
+              <w:t>0,500</w:t>
+            </w:r>
+          </w:p>
+        </w:tc>
+        <w:tc>
+          <w:tcPr>
+            <w:tcW w:w="1296" w:type="dxa"/>
+          </w:tcPr>
+          <w:p>
+            <w:r>
+              <w:t>0,549</w:t>
+            </w:r>
+          </w:p>
+        </w:tc>
+        <w:tc>
+          <w:tcPr>
+            <w:tcW w:w="1296" w:type="dxa"/>
+          </w:tcPr>
+          <w:p>
+            <w:r>
+              <w:t>0,572</w:t>
+            </w:r>
+          </w:p>
+        </w:tc>
+        <w:tc>
+          <w:tcPr>
+            <w:tcW w:w="1296" w:type="dxa"/>
+          </w:tcPr>
+          <w:p>
+            <w:r>
+              <w:t>0,527</w:t>
+            </w:r>
+          </w:p>
+        </w:tc>
+        <w:tc>
+          <w:tcPr>
+            <w:tcW w:w="1296" w:type="dxa"/>
+          </w:tcPr>
+          <w:p>
+            <w:r>
+              <w:t>0,494</w:t>
+            </w:r>
+          </w:p>
+        </w:tc>
+        <w:tc>
+          <w:tcPr>
+            <w:tcW w:w="1296" w:type="dxa"/>
+          </w:tcPr>
+          <w:p>
+            <w:r>
+              <w:t>0,702</w:t>
+            </w:r>
+          </w:p>
+        </w:tc>
+      </w:tr>
+      <w:tr>
+        <w:tc>
+          <w:tcPr>
+            <w:tcW w:w="1296" w:type="dxa"/>
+          </w:tcPr>
+          <w:p>
+            <w:r>
+              <w:t>SCIN: DINOv2 + sondă (aplicație)</w:t>
+            </w:r>
+          </w:p>
+        </w:tc>
+        <w:tc>
+          <w:tcPr>
+            <w:tcW w:w="1296" w:type="dxa"/>
+          </w:tcPr>
+          <w:p>
+            <w:r>
+              <w:t>0,537</w:t>
+            </w:r>
+          </w:p>
+        </w:tc>
+        <w:tc>
+          <w:tcPr>
+            <w:tcW w:w="1296" w:type="dxa"/>
+          </w:tcPr>
+          <w:p>
+            <w:r>
+              <w:t>0,560</w:t>
+            </w:r>
+          </w:p>
+        </w:tc>
+        <w:tc>
+          <w:tcPr>
+            <w:tcW w:w="1296" w:type="dxa"/>
+          </w:tcPr>
+          <w:p>
+            <w:r>
+              <w:t>0,605</w:t>
+            </w:r>
+          </w:p>
+        </w:tc>
+        <w:tc>
+          <w:tcPr>
+            <w:tcW w:w="1296" w:type="dxa"/>
+          </w:tcPr>
+          <w:p>
+            <w:r>
+              <w:t>0,564</w:t>
+            </w:r>
+          </w:p>
+        </w:tc>
+        <w:tc>
+          <w:tcPr>
+            <w:tcW w:w="1296" w:type="dxa"/>
+          </w:tcPr>
+          <w:p>
+            <w:r>
+              <w:t>0,532</w:t>
+            </w:r>
+          </w:p>
+        </w:tc>
+        <w:tc>
+          <w:tcPr>
+            <w:tcW w:w="1296" w:type="dxa"/>
+          </w:tcPr>
+          <w:p>
+            <w:r>
+              <w:t>0,659</w:t>
+            </w:r>
+          </w:p>
+        </w:tc>
+      </w:tr>
+      <w:tr>
+        <w:tc>
+          <w:tcPr>
+            <w:tcW w:w="1296" w:type="dxa"/>
+          </w:tcPr>
+          <w:p>
+            <w:r>
+              <w:t>SCIN: DermLIP + sondă</w:t>
+            </w:r>
+          </w:p>
+        </w:tc>
+        <w:tc>
+          <w:tcPr>
+            <w:tcW w:w="1296" w:type="dxa"/>
+          </w:tcPr>
+          <w:p>
+            <w:r>
+              <w:t>0,594</w:t>
+            </w:r>
+          </w:p>
+        </w:tc>
+        <w:tc>
+          <w:tcPr>
+            <w:tcW w:w="1296" w:type="dxa"/>
+          </w:tcPr>
+          <w:p>
+            <w:r>
+              <w:t>0,612</w:t>
+            </w:r>
+          </w:p>
+        </w:tc>
+        <w:tc>
+          <w:tcPr>
+            <w:tcW w:w="1296" w:type="dxa"/>
+          </w:tcPr>
+          <w:p>
+            <w:r>
+              <w:t>0,636</w:t>
+            </w:r>
+          </w:p>
+        </w:tc>
+        <w:tc>
+          <w:tcPr>
+            <w:tcW w:w="1296" w:type="dxa"/>
+          </w:tcPr>
+          <w:p>
+            <w:r>
+              <w:t>0,619</w:t>
+            </w:r>
+          </w:p>
+        </w:tc>
+        <w:tc>
+          <w:tcPr>
+            <w:tcW w:w="1296" w:type="dxa"/>
+          </w:tcPr>
+          <w:p>
+            <w:r>
+              <w:t>0,577</w:t>
+            </w:r>
+          </w:p>
+        </w:tc>
+        <w:tc>
+          <w:tcPr>
+            <w:tcW w:w="1296" w:type="dxa"/>
+          </w:tcPr>
+          <w:p>
+            <w:r>
+              <w:t>0,673</w:t>
+            </w:r>
+          </w:p>
+        </w:tc>
+      </w:tr>
+      <w:tr>
+        <w:tc>
+          <w:tcPr>
+            <w:tcW w:w="1296" w:type="dxa"/>
+          </w:tcPr>
+          <w:p>
+            <w:r>
+              <w:t xml:space="preserve">Fitzpatrick17k: </w:t>
+            </w:r>
+            <w:r>
+              <w:lastRenderedPageBreak/>
+              <w:t>imagine</w:t>
+            </w:r>
+          </w:p>
+        </w:tc>
+        <w:tc>
+          <w:tcPr>
+            <w:tcW w:w="1296" w:type="dxa"/>
+          </w:tcPr>
+          <w:p>
+            <w:r>
+              <w:lastRenderedPageBreak/>
+              <w:t>0,412</w:t>
+            </w:r>
+          </w:p>
+        </w:tc>
+        <w:tc>
+          <w:tcPr>
+            <w:tcW w:w="1296" w:type="dxa"/>
+          </w:tcPr>
+          <w:p>
+            <w:r>
+              <w:t>0,371</w:t>
+            </w:r>
+          </w:p>
+        </w:tc>
+        <w:tc>
+          <w:tcPr>
+            <w:tcW w:w="1296" w:type="dxa"/>
+          </w:tcPr>
+          <w:p>
+            <w:r>
+              <w:t>0,312</w:t>
+            </w:r>
+          </w:p>
+        </w:tc>
+        <w:tc>
+          <w:tcPr>
+            <w:tcW w:w="1296" w:type="dxa"/>
+          </w:tcPr>
+          <w:p>
+            <w:r>
+              <w:t>-</w:t>
+            </w:r>
+          </w:p>
+        </w:tc>
+        <w:tc>
+          <w:tcPr>
+            <w:tcW w:w="1296" w:type="dxa"/>
+          </w:tcPr>
+          <w:p>
+            <w:r>
+              <w:t>-</w:t>
+            </w:r>
+          </w:p>
+        </w:tc>
+        <w:tc>
+          <w:tcPr>
+            <w:tcW w:w="1296" w:type="dxa"/>
+          </w:tcPr>
+          <w:p>
+            <w:r>
+              <w:t>-</w:t>
+            </w:r>
+          </w:p>
+        </w:tc>
+      </w:tr>
+      <w:tr>
+        <w:tc>
+          <w:tcPr>
+            <w:tcW w:w="1296" w:type="dxa"/>
+          </w:tcPr>
+          <w:p>
+            <w:r>
+              <w:t>Fitzpatrick17k: DINOv2 + sondă</w:t>
+            </w:r>
+          </w:p>
+        </w:tc>
+        <w:tc>
+          <w:tcPr>
+            <w:tcW w:w="1296" w:type="dxa"/>
+          </w:tcPr>
+          <w:p>
+            <w:r>
+              <w:t>0,517</w:t>
+            </w:r>
+          </w:p>
+        </w:tc>
+        <w:tc>
+          <w:tcPr>
+            <w:tcW w:w="1296" w:type="dxa"/>
+          </w:tcPr>
+          <w:p>
+            <w:r>
+              <w:t>0,524</w:t>
+            </w:r>
+          </w:p>
+        </w:tc>
+        <w:tc>
+          <w:tcPr>
+            <w:tcW w:w="1296" w:type="dxa"/>
+          </w:tcPr>
+          <w:p>
+            <w:r>
+              <w:t>0,460</w:t>
+            </w:r>
+          </w:p>
+        </w:tc>
+        <w:tc>
+          <w:tcPr>
+            <w:tcW w:w="1296" w:type="dxa"/>
+          </w:tcPr>
+          <w:p>
+            <w:r>
+              <w:t>-</w:t>
+            </w:r>
+          </w:p>
+        </w:tc>
+        <w:tc>
+          <w:tcPr>
+            <w:tcW w:w="1296" w:type="dxa"/>
+          </w:tcPr>
+          <w:p>
+            <w:r>
+              <w:t>-</w:t>
+            </w:r>
+          </w:p>
+        </w:tc>
+        <w:tc>
+          <w:tcPr>
+            <w:tcW w:w="1296" w:type="dxa"/>
+          </w:tcPr>
+          <w:p>
+            <w:r>
+              <w:t>-</w:t>
+            </w:r>
+          </w:p>
+        </w:tc>
+      </w:tr>
+    </w:tbl>
+    <w:p>
+      <w:pPr>
+        <w:ind w:firstLine="709"/>
+      </w:pPr>
+      <w:r>
+        <w:t>Toate cele 31 de comparații principale ale lucrării sunt recalculate într-un singur loc (ml/stats_tests.py), cu aceeași procedură: diferența pe fiecare seed, intervalul t de 95% pe seed-uri, testul t pereche și testul Wilcoxon, apoi corecția Holm atât în interiorul fiecărei familii (o întrebare de cercetare sau un experiment), cât și pe toate comparațiile împreună. Cele 20 de comparații pe care scripturile experimentelor le salvaseră deja sunt reproduse (aceeași medie și aceeași valoare p). Cu corecția pe toate cele 31 de comparații rămân semnificative 12: pierderile chestionarului singur și ale sondelor pe ImageNet, câștigul sondei DermLIP (+0,084), scăderea AURC pentru cele trei sonde și diferențele dintre detectoarele din Secțiunea 8.6. Câștigul PanDerm-Large (+0,047) și pierderea antrenării combinate cu Fitzpatrick17k (−0,035) nu mai trec pragul, iar pentru DINOv2 (+0,032) intervalul pe cazuri exclude 0, dar intervalul pe seed-uri nu ([−0,018; +0,082]): avantajul lui în macro-F1 este probabil, dar nu sigur, iar alegerea lui se sprijină în principal pe calibrare, pe acuratețea selectivă și pe licență. Tabelele și figurile din acest capitol sunt generate direct din rezultatele salvate de ml/make_report_assets.py.</w:t>
+      </w:r>
+    </w:p>
+    <w:p>
+      <w:pPr>
+        <w:ind w:firstLine="709"/>
+      </w:pPr>
+      <w:r>
         <w:t>Modelul livrat în aplicație este DINOv2 ViT-B/14 cu sondă liniară, încredere calibrată și prag τ, ales pentru licența Apache 2.0, acuratețea selectivă de 0,676 și cea mai mică eroare de calibrare după scalare (0,061); modelul folosește doar fotografia, deoarece chestionarul nu a adus câștig. Din rezultatul extern rezultă două cerințe: aplicația declară permanent că nu evaluează leziuni suspecte (alunițe care se schimbă, leziuni care sângerează) și trimite direct la medic pentru ele, iar detectorul k-NN de imagini din afara domeniului (Secțiunea 8.6) oprește o parte dintre fotografiile neobișnuite, dar nu recunoaște afecțiunile necunoscute fotografiate cu telefonul, deci avertizarea și întrebările de alarmă rămân obligatorii.</w:t>
       </w:r>
     </w:p>
@@ -12317,12 +12984,12 @@
       <w:pPr>
         <w:pStyle w:val="Heading1"/>
       </w:pPr>
-      <w:bookmarkStart w:id="50" w:name="_Toc243939021"/>
+      <w:bookmarkStart w:id="51" w:name="_Toc243941009"/>
       <w:r>
         <w:lastRenderedPageBreak/>
         <w:t>Capitolul 9. Concluzii și direcții viitoare</w:t>
       </w:r>
-      <w:bookmarkEnd w:id="50"/>
+      <w:bookmarkEnd w:id="51"/>
     </w:p>
     <w:p>
       <w:r>
@@ -12336,12 +13003,12 @@
       <w:pPr>
         <w:pStyle w:val="Heading1"/>
       </w:pPr>
-      <w:bookmarkStart w:id="51" w:name="_Toc243939022"/>
+      <w:bookmarkStart w:id="52" w:name="_Toc243941010"/>
       <w:r>
         <w:lastRenderedPageBreak/>
         <w:t>Anexe</w:t>
       </w:r>
-      <w:bookmarkEnd w:id="51"/>
+      <w:bookmarkEnd w:id="52"/>
     </w:p>
     <w:p>
       <w:r>
@@ -12355,11 +13022,11 @@
       <w:pPr>
         <w:pStyle w:val="Heading2"/>
       </w:pPr>
-      <w:bookmarkStart w:id="52" w:name="_Toc243939023"/>
+      <w:bookmarkStart w:id="53" w:name="_Toc243941011"/>
       <w:r>
         <w:t>Anexa A. Planificarea proiectului: enunțul domeniului, WBS și riscurile</w:t>
       </w:r>
-      <w:bookmarkEnd w:id="52"/>
+      <w:bookmarkEnd w:id="53"/>
     </w:p>
     <w:p>
       <w:pPr>
@@ -12465,7 +13132,7 @@
         <w:pStyle w:val="Caption"/>
         <w:jc w:val="center"/>
       </w:pPr>
-      <w:bookmarkStart w:id="53" w:name="_Toc243939043"/>
+      <w:bookmarkStart w:id="54" w:name="_Toc243941032"/>
       <w:r>
         <w:lastRenderedPageBreak/>
         <w:t>Figura A.</w:t>
@@ -12491,7 +13158,7 @@
       <w:r>
         <w:t>. Structura de descompunere a lucrărilor (WBS) a proiectului, cu efortul estimat pe fiecare element.</w:t>
       </w:r>
-      <w:bookmarkEnd w:id="53"/>
+      <w:bookmarkEnd w:id="54"/>
     </w:p>
     <w:p>
       <w:pPr>
@@ -12570,7 +13237,7 @@
         <w:pStyle w:val="Caption"/>
         <w:jc w:val="center"/>
       </w:pPr>
-      <w:bookmarkStart w:id="54" w:name="_Toc243939044"/>
+      <w:bookmarkStart w:id="55" w:name="_Toc243941033"/>
       <w:r>
         <w:t>Figura A.</w:t>
       </w:r>
@@ -12595,7 +13262,7 @@
       <w:r>
         <w:t>. Structura de defalcare a riscurilor (RBS), cu scorul P × I al fiecărui risc și pachetele WBS afectate.</w:t>
       </w:r>
-      <w:bookmarkEnd w:id="54"/>
+      <w:bookmarkEnd w:id="55"/>
     </w:p>
     <w:p>
       <w:pPr>
@@ -12656,7 +13323,7 @@
         <w:pStyle w:val="Caption"/>
         <w:jc w:val="center"/>
       </w:pPr>
-      <w:bookmarkStart w:id="55" w:name="_Toc243939045"/>
+      <w:bookmarkStart w:id="56" w:name="_Toc243941034"/>
       <w:r>
         <w:t>Figura A.</w:t>
       </w:r>
@@ -12681,18 +13348,18 @@
       <w:r>
         <w:t>. Matricea probabilitate × impact cu cele zece riscuri și ordinea lor de prioritate.</w:t>
       </w:r>
-      <w:bookmarkEnd w:id="55"/>
+      <w:bookmarkEnd w:id="56"/>
     </w:p>
     <w:p>
       <w:pPr>
         <w:pStyle w:val="Heading1"/>
       </w:pPr>
-      <w:bookmarkStart w:id="56" w:name="_Toc243939024"/>
+      <w:bookmarkStart w:id="57" w:name="_Toc243941012"/>
       <w:r>
         <w:lastRenderedPageBreak/>
         <w:t>Bibliografie</w:t>
       </w:r>
-      <w:bookmarkEnd w:id="56"/>
+      <w:bookmarkEnd w:id="57"/>
     </w:p>
     <w:p>
       <w:pPr>

--- a/docs/Teza_Licenta.docx
+++ b/docs/Teza_Licenta.docx
@@ -299,7 +299,7 @@
         </w:rPr>
         <w:fldChar w:fldCharType="separate"/>
       </w:r>
-      <w:hyperlink w:anchor="_Toc243940977" w:history="1">
+      <w:hyperlink w:anchor="_Toc244034957" w:history="1">
         <w:r>
           <w:rPr>
             <w:rStyle w:val="Hyperlink"/>
@@ -326,7 +326,7 @@
             <w:noProof/>
             <w:webHidden/>
           </w:rPr>
-          <w:instrText xml:space="preserve"> PAGEREF _Toc243940977 \h </w:instrText>
+          <w:instrText xml:space="preserve"> PAGEREF _Toc244034957 \h </w:instrText>
         </w:r>
         <w:r>
           <w:rPr>
@@ -373,7 +373,7 @@
           <w14:ligatures w14:val="standardContextual"/>
         </w:rPr>
       </w:pPr>
-      <w:hyperlink w:anchor="_Toc243940978" w:history="1">
+      <w:hyperlink w:anchor="_Toc244034958" w:history="1">
         <w:r>
           <w:rPr>
             <w:rStyle w:val="Hyperlink"/>
@@ -400,7 +400,7 @@
             <w:noProof/>
             <w:webHidden/>
           </w:rPr>
-          <w:instrText xml:space="preserve"> PAGEREF _Toc243940978 \h </w:instrText>
+          <w:instrText xml:space="preserve"> PAGEREF _Toc244034958 \h </w:instrText>
         </w:r>
         <w:r>
           <w:rPr>
@@ -447,7 +447,7 @@
           <w14:ligatures w14:val="standardContextual"/>
         </w:rPr>
       </w:pPr>
-      <w:hyperlink w:anchor="_Toc243940979" w:history="1">
+      <w:hyperlink w:anchor="_Toc244034959" w:history="1">
         <w:r>
           <w:rPr>
             <w:rStyle w:val="Hyperlink"/>
@@ -474,7 +474,7 @@
             <w:noProof/>
             <w:webHidden/>
           </w:rPr>
-          <w:instrText xml:space="preserve"> PAGEREF _Toc243940979 \h </w:instrText>
+          <w:instrText xml:space="preserve"> PAGEREF _Toc244034959 \h </w:instrText>
         </w:r>
         <w:r>
           <w:rPr>
@@ -521,7 +521,7 @@
           <w14:ligatures w14:val="standardContextual"/>
         </w:rPr>
       </w:pPr>
-      <w:hyperlink w:anchor="_Toc243940980" w:history="1">
+      <w:hyperlink w:anchor="_Toc244034960" w:history="1">
         <w:r>
           <w:rPr>
             <w:rStyle w:val="Hyperlink"/>
@@ -548,7 +548,7 @@
             <w:noProof/>
             <w:webHidden/>
           </w:rPr>
-          <w:instrText xml:space="preserve"> PAGEREF _Toc243940980 \h </w:instrText>
+          <w:instrText xml:space="preserve"> PAGEREF _Toc244034960 \h </w:instrText>
         </w:r>
         <w:r>
           <w:rPr>
@@ -595,7 +595,7 @@
           <w14:ligatures w14:val="standardContextual"/>
         </w:rPr>
       </w:pPr>
-      <w:hyperlink w:anchor="_Toc243940981" w:history="1">
+      <w:hyperlink w:anchor="_Toc244034961" w:history="1">
         <w:r>
           <w:rPr>
             <w:rStyle w:val="Hyperlink"/>
@@ -622,7 +622,7 @@
             <w:noProof/>
             <w:webHidden/>
           </w:rPr>
-          <w:instrText xml:space="preserve"> PAGEREF _Toc243940981 \h </w:instrText>
+          <w:instrText xml:space="preserve"> PAGEREF _Toc244034961 \h </w:instrText>
         </w:r>
         <w:r>
           <w:rPr>
@@ -669,7 +669,7 @@
           <w14:ligatures w14:val="standardContextual"/>
         </w:rPr>
       </w:pPr>
-      <w:hyperlink w:anchor="_Toc243940982" w:history="1">
+      <w:hyperlink w:anchor="_Toc244034962" w:history="1">
         <w:r>
           <w:rPr>
             <w:rStyle w:val="Hyperlink"/>
@@ -696,7 +696,7 @@
             <w:noProof/>
             <w:webHidden/>
           </w:rPr>
-          <w:instrText xml:space="preserve"> PAGEREF _Toc243940982 \h </w:instrText>
+          <w:instrText xml:space="preserve"> PAGEREF _Toc244034962 \h </w:instrText>
         </w:r>
         <w:r>
           <w:rPr>
@@ -743,7 +743,7 @@
           <w14:ligatures w14:val="standardContextual"/>
         </w:rPr>
       </w:pPr>
-      <w:hyperlink w:anchor="_Toc243940983" w:history="1">
+      <w:hyperlink w:anchor="_Toc244034963" w:history="1">
         <w:r>
           <w:rPr>
             <w:rStyle w:val="Hyperlink"/>
@@ -770,7 +770,7 @@
             <w:noProof/>
             <w:webHidden/>
           </w:rPr>
-          <w:instrText xml:space="preserve"> PAGEREF _Toc243940983 \h </w:instrText>
+          <w:instrText xml:space="preserve"> PAGEREF _Toc244034963 \h </w:instrText>
         </w:r>
         <w:r>
           <w:rPr>
@@ -817,7 +817,7 @@
           <w14:ligatures w14:val="standardContextual"/>
         </w:rPr>
       </w:pPr>
-      <w:hyperlink w:anchor="_Toc243940984" w:history="1">
+      <w:hyperlink w:anchor="_Toc244034964" w:history="1">
         <w:r>
           <w:rPr>
             <w:rStyle w:val="Hyperlink"/>
@@ -844,7 +844,7 @@
             <w:noProof/>
             <w:webHidden/>
           </w:rPr>
-          <w:instrText xml:space="preserve"> PAGEREF _Toc243940984 \h </w:instrText>
+          <w:instrText xml:space="preserve"> PAGEREF _Toc244034964 \h </w:instrText>
         </w:r>
         <w:r>
           <w:rPr>
@@ -891,7 +891,7 @@
           <w14:ligatures w14:val="standardContextual"/>
         </w:rPr>
       </w:pPr>
-      <w:hyperlink w:anchor="_Toc243940985" w:history="1">
+      <w:hyperlink w:anchor="_Toc244034965" w:history="1">
         <w:r>
           <w:rPr>
             <w:rStyle w:val="Hyperlink"/>
@@ -918,7 +918,7 @@
             <w:noProof/>
             <w:webHidden/>
           </w:rPr>
-          <w:instrText xml:space="preserve"> PAGEREF _Toc243940985 \h </w:instrText>
+          <w:instrText xml:space="preserve"> PAGEREF _Toc244034965 \h </w:instrText>
         </w:r>
         <w:r>
           <w:rPr>
@@ -965,7 +965,7 @@
           <w14:ligatures w14:val="standardContextual"/>
         </w:rPr>
       </w:pPr>
-      <w:hyperlink w:anchor="_Toc243940986" w:history="1">
+      <w:hyperlink w:anchor="_Toc244034966" w:history="1">
         <w:r>
           <w:rPr>
             <w:rStyle w:val="Hyperlink"/>
@@ -992,7 +992,7 @@
             <w:noProof/>
             <w:webHidden/>
           </w:rPr>
-          <w:instrText xml:space="preserve"> PAGEREF _Toc243940986 \h </w:instrText>
+          <w:instrText xml:space="preserve"> PAGEREF _Toc244034966 \h </w:instrText>
         </w:r>
         <w:r>
           <w:rPr>
@@ -1039,7 +1039,7 @@
           <w14:ligatures w14:val="standardContextual"/>
         </w:rPr>
       </w:pPr>
-      <w:hyperlink w:anchor="_Toc243940987" w:history="1">
+      <w:hyperlink w:anchor="_Toc244034967" w:history="1">
         <w:r>
           <w:rPr>
             <w:rStyle w:val="Hyperlink"/>
@@ -1066,7 +1066,7 @@
             <w:noProof/>
             <w:webHidden/>
           </w:rPr>
-          <w:instrText xml:space="preserve"> PAGEREF _Toc243940987 \h </w:instrText>
+          <w:instrText xml:space="preserve"> PAGEREF _Toc244034967 \h </w:instrText>
         </w:r>
         <w:r>
           <w:rPr>
@@ -1113,7 +1113,7 @@
           <w14:ligatures w14:val="standardContextual"/>
         </w:rPr>
       </w:pPr>
-      <w:hyperlink w:anchor="_Toc243940988" w:history="1">
+      <w:hyperlink w:anchor="_Toc244034968" w:history="1">
         <w:r>
           <w:rPr>
             <w:rStyle w:val="Hyperlink"/>
@@ -1140,7 +1140,7 @@
             <w:noProof/>
             <w:webHidden/>
           </w:rPr>
-          <w:instrText xml:space="preserve"> PAGEREF _Toc243940988 \h </w:instrText>
+          <w:instrText xml:space="preserve"> PAGEREF _Toc244034968 \h </w:instrText>
         </w:r>
         <w:r>
           <w:rPr>
@@ -1187,7 +1187,7 @@
           <w14:ligatures w14:val="standardContextual"/>
         </w:rPr>
       </w:pPr>
-      <w:hyperlink w:anchor="_Toc243940989" w:history="1">
+      <w:hyperlink w:anchor="_Toc244034969" w:history="1">
         <w:r>
           <w:rPr>
             <w:rStyle w:val="Hyperlink"/>
@@ -1214,7 +1214,7 @@
             <w:noProof/>
             <w:webHidden/>
           </w:rPr>
-          <w:instrText xml:space="preserve"> PAGEREF _Toc243940989 \h </w:instrText>
+          <w:instrText xml:space="preserve"> PAGEREF _Toc244034969 \h </w:instrText>
         </w:r>
         <w:r>
           <w:rPr>
@@ -1261,7 +1261,7 @@
           <w14:ligatures w14:val="standardContextual"/>
         </w:rPr>
       </w:pPr>
-      <w:hyperlink w:anchor="_Toc243940990" w:history="1">
+      <w:hyperlink w:anchor="_Toc244034970" w:history="1">
         <w:r>
           <w:rPr>
             <w:rStyle w:val="Hyperlink"/>
@@ -1288,7 +1288,7 @@
             <w:noProof/>
             <w:webHidden/>
           </w:rPr>
-          <w:instrText xml:space="preserve"> PAGEREF _Toc243940990 \h </w:instrText>
+          <w:instrText xml:space="preserve"> PAGEREF _Toc244034970 \h </w:instrText>
         </w:r>
         <w:r>
           <w:rPr>
@@ -1335,7 +1335,7 @@
           <w14:ligatures w14:val="standardContextual"/>
         </w:rPr>
       </w:pPr>
-      <w:hyperlink w:anchor="_Toc243940991" w:history="1">
+      <w:hyperlink w:anchor="_Toc244034971" w:history="1">
         <w:r>
           <w:rPr>
             <w:rStyle w:val="Hyperlink"/>
@@ -1362,7 +1362,7 @@
             <w:noProof/>
             <w:webHidden/>
           </w:rPr>
-          <w:instrText xml:space="preserve"> PAGEREF _Toc243940991 \h </w:instrText>
+          <w:instrText xml:space="preserve"> PAGEREF _Toc244034971 \h </w:instrText>
         </w:r>
         <w:r>
           <w:rPr>
@@ -1409,7 +1409,7 @@
           <w14:ligatures w14:val="standardContextual"/>
         </w:rPr>
       </w:pPr>
-      <w:hyperlink w:anchor="_Toc243940992" w:history="1">
+      <w:hyperlink w:anchor="_Toc244034972" w:history="1">
         <w:r>
           <w:rPr>
             <w:rStyle w:val="Hyperlink"/>
@@ -1436,7 +1436,7 @@
             <w:noProof/>
             <w:webHidden/>
           </w:rPr>
-          <w:instrText xml:space="preserve"> PAGEREF _Toc243940992 \h </w:instrText>
+          <w:instrText xml:space="preserve"> PAGEREF _Toc244034972 \h </w:instrText>
         </w:r>
         <w:r>
           <w:rPr>
@@ -1483,7 +1483,7 @@
           <w14:ligatures w14:val="standardContextual"/>
         </w:rPr>
       </w:pPr>
-      <w:hyperlink w:anchor="_Toc243940993" w:history="1">
+      <w:hyperlink w:anchor="_Toc244034973" w:history="1">
         <w:r>
           <w:rPr>
             <w:rStyle w:val="Hyperlink"/>
@@ -1510,7 +1510,7 @@
             <w:noProof/>
             <w:webHidden/>
           </w:rPr>
-          <w:instrText xml:space="preserve"> PAGEREF _Toc243940993 \h </w:instrText>
+          <w:instrText xml:space="preserve"> PAGEREF _Toc244034973 \h </w:instrText>
         </w:r>
         <w:r>
           <w:rPr>
@@ -1557,7 +1557,7 @@
           <w14:ligatures w14:val="standardContextual"/>
         </w:rPr>
       </w:pPr>
-      <w:hyperlink w:anchor="_Toc243940994" w:history="1">
+      <w:hyperlink w:anchor="_Toc244034974" w:history="1">
         <w:r>
           <w:rPr>
             <w:rStyle w:val="Hyperlink"/>
@@ -1584,7 +1584,7 @@
             <w:noProof/>
             <w:webHidden/>
           </w:rPr>
-          <w:instrText xml:space="preserve"> PAGEREF _Toc243940994 \h </w:instrText>
+          <w:instrText xml:space="preserve"> PAGEREF _Toc244034974 \h </w:instrText>
         </w:r>
         <w:r>
           <w:rPr>
@@ -1631,7 +1631,7 @@
           <w14:ligatures w14:val="standardContextual"/>
         </w:rPr>
       </w:pPr>
-      <w:hyperlink w:anchor="_Toc243940995" w:history="1">
+      <w:hyperlink w:anchor="_Toc244034975" w:history="1">
         <w:r>
           <w:rPr>
             <w:rStyle w:val="Hyperlink"/>
@@ -1658,7 +1658,7 @@
             <w:noProof/>
             <w:webHidden/>
           </w:rPr>
-          <w:instrText xml:space="preserve"> PAGEREF _Toc243940995 \h </w:instrText>
+          <w:instrText xml:space="preserve"> PAGEREF _Toc244034975 \h </w:instrText>
         </w:r>
         <w:r>
           <w:rPr>
@@ -1705,7 +1705,7 @@
           <w14:ligatures w14:val="standardContextual"/>
         </w:rPr>
       </w:pPr>
-      <w:hyperlink w:anchor="_Toc243940996" w:history="1">
+      <w:hyperlink w:anchor="_Toc244034976" w:history="1">
         <w:r>
           <w:rPr>
             <w:rStyle w:val="Hyperlink"/>
@@ -1732,7 +1732,7 @@
             <w:noProof/>
             <w:webHidden/>
           </w:rPr>
-          <w:instrText xml:space="preserve"> PAGEREF _Toc243940996 \h </w:instrText>
+          <w:instrText xml:space="preserve"> PAGEREF _Toc244034976 \h </w:instrText>
         </w:r>
         <w:r>
           <w:rPr>
@@ -1779,7 +1779,7 @@
           <w14:ligatures w14:val="standardContextual"/>
         </w:rPr>
       </w:pPr>
-      <w:hyperlink w:anchor="_Toc243940997" w:history="1">
+      <w:hyperlink w:anchor="_Toc244034977" w:history="1">
         <w:r>
           <w:rPr>
             <w:rStyle w:val="Hyperlink"/>
@@ -1806,7 +1806,7 @@
             <w:noProof/>
             <w:webHidden/>
           </w:rPr>
-          <w:instrText xml:space="preserve"> PAGEREF _Toc243940997 \h </w:instrText>
+          <w:instrText xml:space="preserve"> PAGEREF _Toc244034977 \h </w:instrText>
         </w:r>
         <w:r>
           <w:rPr>
@@ -1853,7 +1853,7 @@
           <w14:ligatures w14:val="standardContextual"/>
         </w:rPr>
       </w:pPr>
-      <w:hyperlink w:anchor="_Toc243940998" w:history="1">
+      <w:hyperlink w:anchor="_Toc244034978" w:history="1">
         <w:r>
           <w:rPr>
             <w:rStyle w:val="Hyperlink"/>
@@ -1880,7 +1880,81 @@
             <w:noProof/>
             <w:webHidden/>
           </w:rPr>
-          <w:instrText xml:space="preserve"> PAGEREF _Toc243940998 \h </w:instrText>
+          <w:instrText xml:space="preserve"> PAGEREF _Toc244034978 \h </w:instrText>
+        </w:r>
+        <w:r>
+          <w:rPr>
+            <w:noProof/>
+            <w:webHidden/>
+          </w:rPr>
+        </w:r>
+        <w:r>
+          <w:rPr>
+            <w:noProof/>
+            <w:webHidden/>
+          </w:rPr>
+          <w:fldChar w:fldCharType="separate"/>
+        </w:r>
+        <w:r>
+          <w:rPr>
+            <w:noProof/>
+            <w:webHidden/>
+          </w:rPr>
+          <w:t>20</w:t>
+        </w:r>
+        <w:r>
+          <w:rPr>
+            <w:noProof/>
+            <w:webHidden/>
+          </w:rPr>
+          <w:fldChar w:fldCharType="end"/>
+        </w:r>
+      </w:hyperlink>
+    </w:p>
+    <w:p>
+      <w:pPr>
+        <w:pStyle w:val="TOC2"/>
+        <w:tabs>
+          <w:tab w:val="right" w:leader="dot" w:pos="9061"/>
+        </w:tabs>
+        <w:rPr>
+          <w:rFonts w:asciiTheme="minorHAnsi" w:eastAsiaTheme="minorEastAsia" w:hAnsiTheme="minorHAnsi" w:cstheme="minorBidi"/>
+          <w:noProof/>
+          <w:color w:val="auto"/>
+          <w:kern w:val="2"/>
+          <w:szCs w:val="24"/>
+          <w:lang w:val="en-US" w:eastAsia="en-US"/>
+          <w14:ligatures w14:val="standardContextual"/>
+        </w:rPr>
+      </w:pPr>
+      <w:hyperlink w:anchor="_Toc244034979" w:history="1">
+        <w:r>
+          <w:rPr>
+            <w:rStyle w:val="Hyperlink"/>
+            <w:noProof/>
+          </w:rPr>
+          <w:t>6.1 Serviciul ML: modelul exportat</w:t>
+        </w:r>
+        <w:r>
+          <w:rPr>
+            <w:noProof/>
+            <w:webHidden/>
+          </w:rPr>
+          <w:tab/>
+        </w:r>
+        <w:r>
+          <w:rPr>
+            <w:noProof/>
+            <w:webHidden/>
+          </w:rPr>
+          <w:fldChar w:fldCharType="begin"/>
+        </w:r>
+        <w:r>
+          <w:rPr>
+            <w:noProof/>
+            <w:webHidden/>
+          </w:rPr>
+          <w:instrText xml:space="preserve"> PAGEREF _Toc244034979 \h </w:instrText>
         </w:r>
         <w:r>
           <w:rPr>
@@ -1927,7 +2001,7 @@
           <w14:ligatures w14:val="standardContextual"/>
         </w:rPr>
       </w:pPr>
-      <w:hyperlink w:anchor="_Toc243940999" w:history="1">
+      <w:hyperlink w:anchor="_Toc244034980" w:history="1">
         <w:r>
           <w:rPr>
             <w:rStyle w:val="Hyperlink"/>
@@ -1954,7 +2028,7 @@
             <w:noProof/>
             <w:webHidden/>
           </w:rPr>
-          <w:instrText xml:space="preserve"> PAGEREF _Toc243940999 \h </w:instrText>
+          <w:instrText xml:space="preserve"> PAGEREF _Toc244034980 \h </w:instrText>
         </w:r>
         <w:r>
           <w:rPr>
@@ -1974,7 +2048,7 @@
             <w:noProof/>
             <w:webHidden/>
           </w:rPr>
-          <w:t>21</w:t>
+          <w:t>22</w:t>
         </w:r>
         <w:r>
           <w:rPr>
@@ -2001,7 +2075,7 @@
           <w14:ligatures w14:val="standardContextual"/>
         </w:rPr>
       </w:pPr>
-      <w:hyperlink w:anchor="_Toc243941000" w:history="1">
+      <w:hyperlink w:anchor="_Toc244034981" w:history="1">
         <w:r>
           <w:rPr>
             <w:rStyle w:val="Hyperlink"/>
@@ -2028,7 +2102,7 @@
             <w:noProof/>
             <w:webHidden/>
           </w:rPr>
-          <w:instrText xml:space="preserve"> PAGEREF _Toc243941000 \h </w:instrText>
+          <w:instrText xml:space="preserve"> PAGEREF _Toc244034981 \h </w:instrText>
         </w:r>
         <w:r>
           <w:rPr>
@@ -2048,7 +2122,7 @@
             <w:noProof/>
             <w:webHidden/>
           </w:rPr>
-          <w:t>22</w:t>
+          <w:t>23</w:t>
         </w:r>
         <w:r>
           <w:rPr>
@@ -2075,7 +2149,7 @@
           <w14:ligatures w14:val="standardContextual"/>
         </w:rPr>
       </w:pPr>
-      <w:hyperlink w:anchor="_Toc243941001" w:history="1">
+      <w:hyperlink w:anchor="_Toc244034982" w:history="1">
         <w:r>
           <w:rPr>
             <w:rStyle w:val="Hyperlink"/>
@@ -2102,7 +2176,7 @@
             <w:noProof/>
             <w:webHidden/>
           </w:rPr>
-          <w:instrText xml:space="preserve"> PAGEREF _Toc243941001 \h </w:instrText>
+          <w:instrText xml:space="preserve"> PAGEREF _Toc244034982 \h </w:instrText>
         </w:r>
         <w:r>
           <w:rPr>
@@ -2122,7 +2196,7 @@
             <w:noProof/>
             <w:webHidden/>
           </w:rPr>
-          <w:t>22</w:t>
+          <w:t>23</w:t>
         </w:r>
         <w:r>
           <w:rPr>
@@ -2149,7 +2223,7 @@
           <w14:ligatures w14:val="standardContextual"/>
         </w:rPr>
       </w:pPr>
-      <w:hyperlink w:anchor="_Toc243941002" w:history="1">
+      <w:hyperlink w:anchor="_Toc244034983" w:history="1">
         <w:r>
           <w:rPr>
             <w:rStyle w:val="Hyperlink"/>
@@ -2176,7 +2250,7 @@
             <w:noProof/>
             <w:webHidden/>
           </w:rPr>
-          <w:instrText xml:space="preserve"> PAGEREF _Toc243941002 \h </w:instrText>
+          <w:instrText xml:space="preserve"> PAGEREF _Toc244034983 \h </w:instrText>
         </w:r>
         <w:r>
           <w:rPr>
@@ -2196,7 +2270,7 @@
             <w:noProof/>
             <w:webHidden/>
           </w:rPr>
-          <w:t>23</w:t>
+          <w:t>24</w:t>
         </w:r>
         <w:r>
           <w:rPr>
@@ -2223,7 +2297,7 @@
           <w14:ligatures w14:val="standardContextual"/>
         </w:rPr>
       </w:pPr>
-      <w:hyperlink w:anchor="_Toc243941003" w:history="1">
+      <w:hyperlink w:anchor="_Toc244034984" w:history="1">
         <w:r>
           <w:rPr>
             <w:rStyle w:val="Hyperlink"/>
@@ -2250,7 +2324,7 @@
             <w:noProof/>
             <w:webHidden/>
           </w:rPr>
-          <w:instrText xml:space="preserve"> PAGEREF _Toc243941003 \h </w:instrText>
+          <w:instrText xml:space="preserve"> PAGEREF _Toc244034984 \h </w:instrText>
         </w:r>
         <w:r>
           <w:rPr>
@@ -2270,7 +2344,7 @@
             <w:noProof/>
             <w:webHidden/>
           </w:rPr>
-          <w:t>25</w:t>
+          <w:t>26</w:t>
         </w:r>
         <w:r>
           <w:rPr>
@@ -2297,7 +2371,7 @@
           <w14:ligatures w14:val="standardContextual"/>
         </w:rPr>
       </w:pPr>
-      <w:hyperlink w:anchor="_Toc243941004" w:history="1">
+      <w:hyperlink w:anchor="_Toc244034985" w:history="1">
         <w:r>
           <w:rPr>
             <w:rStyle w:val="Hyperlink"/>
@@ -2324,7 +2398,7 @@
             <w:noProof/>
             <w:webHidden/>
           </w:rPr>
-          <w:instrText xml:space="preserve"> PAGEREF _Toc243941004 \h </w:instrText>
+          <w:instrText xml:space="preserve"> PAGEREF _Toc244034985 \h </w:instrText>
         </w:r>
         <w:r>
           <w:rPr>
@@ -2344,7 +2418,7 @@
             <w:noProof/>
             <w:webHidden/>
           </w:rPr>
-          <w:t>26</w:t>
+          <w:t>27</w:t>
         </w:r>
         <w:r>
           <w:rPr>
@@ -2371,7 +2445,7 @@
           <w14:ligatures w14:val="standardContextual"/>
         </w:rPr>
       </w:pPr>
-      <w:hyperlink w:anchor="_Toc243941005" w:history="1">
+      <w:hyperlink w:anchor="_Toc244034986" w:history="1">
         <w:r>
           <w:rPr>
             <w:rStyle w:val="Hyperlink"/>
@@ -2398,7 +2472,7 @@
             <w:noProof/>
             <w:webHidden/>
           </w:rPr>
-          <w:instrText xml:space="preserve"> PAGEREF _Toc243941005 \h </w:instrText>
+          <w:instrText xml:space="preserve"> PAGEREF _Toc244034986 \h </w:instrText>
         </w:r>
         <w:r>
           <w:rPr>
@@ -2418,7 +2492,7 @@
             <w:noProof/>
             <w:webHidden/>
           </w:rPr>
-          <w:t>27</w:t>
+          <w:t>28</w:t>
         </w:r>
         <w:r>
           <w:rPr>
@@ -2445,7 +2519,7 @@
           <w14:ligatures w14:val="standardContextual"/>
         </w:rPr>
       </w:pPr>
-      <w:hyperlink w:anchor="_Toc243941006" w:history="1">
+      <w:hyperlink w:anchor="_Toc244034987" w:history="1">
         <w:r>
           <w:rPr>
             <w:rStyle w:val="Hyperlink"/>
@@ -2472,7 +2546,7 @@
             <w:noProof/>
             <w:webHidden/>
           </w:rPr>
-          <w:instrText xml:space="preserve"> PAGEREF _Toc243941006 \h </w:instrText>
+          <w:instrText xml:space="preserve"> PAGEREF _Toc244034987 \h </w:instrText>
         </w:r>
         <w:r>
           <w:rPr>
@@ -2492,7 +2566,7 @@
             <w:noProof/>
             <w:webHidden/>
           </w:rPr>
-          <w:t>29</w:t>
+          <w:t>30</w:t>
         </w:r>
         <w:r>
           <w:rPr>
@@ -2519,7 +2593,7 @@
           <w14:ligatures w14:val="standardContextual"/>
         </w:rPr>
       </w:pPr>
-      <w:hyperlink w:anchor="_Toc243941007" w:history="1">
+      <w:hyperlink w:anchor="_Toc244034988" w:history="1">
         <w:r>
           <w:rPr>
             <w:rStyle w:val="Hyperlink"/>
@@ -2546,7 +2620,7 @@
             <w:noProof/>
             <w:webHidden/>
           </w:rPr>
-          <w:instrText xml:space="preserve"> PAGEREF _Toc243941007 \h </w:instrText>
+          <w:instrText xml:space="preserve"> PAGEREF _Toc244034988 \h </w:instrText>
         </w:r>
         <w:r>
           <w:rPr>
@@ -2566,7 +2640,7 @@
             <w:noProof/>
             <w:webHidden/>
           </w:rPr>
-          <w:t>34</w:t>
+          <w:t>35</w:t>
         </w:r>
         <w:r>
           <w:rPr>
@@ -2593,7 +2667,7 @@
           <w14:ligatures w14:val="standardContextual"/>
         </w:rPr>
       </w:pPr>
-      <w:hyperlink w:anchor="_Toc243941008" w:history="1">
+      <w:hyperlink w:anchor="_Toc244034989" w:history="1">
         <w:r>
           <w:rPr>
             <w:rStyle w:val="Hyperlink"/>
@@ -2620,7 +2694,7 @@
             <w:noProof/>
             <w:webHidden/>
           </w:rPr>
-          <w:instrText xml:space="preserve"> PAGEREF _Toc243941008 \h </w:instrText>
+          <w:instrText xml:space="preserve"> PAGEREF _Toc244034989 \h </w:instrText>
         </w:r>
         <w:r>
           <w:rPr>
@@ -2640,7 +2714,7 @@
             <w:noProof/>
             <w:webHidden/>
           </w:rPr>
-          <w:t>34</w:t>
+          <w:t>35</w:t>
         </w:r>
         <w:r>
           <w:rPr>
@@ -2667,7 +2741,7 @@
           <w14:ligatures w14:val="standardContextual"/>
         </w:rPr>
       </w:pPr>
-      <w:hyperlink w:anchor="_Toc243941009" w:history="1">
+      <w:hyperlink w:anchor="_Toc244034990" w:history="1">
         <w:r>
           <w:rPr>
             <w:rStyle w:val="Hyperlink"/>
@@ -2694,7 +2768,7 @@
             <w:noProof/>
             <w:webHidden/>
           </w:rPr>
-          <w:instrText xml:space="preserve"> PAGEREF _Toc243941009 \h </w:instrText>
+          <w:instrText xml:space="preserve"> PAGEREF _Toc244034990 \h </w:instrText>
         </w:r>
         <w:r>
           <w:rPr>
@@ -2714,7 +2788,7 @@
             <w:noProof/>
             <w:webHidden/>
           </w:rPr>
-          <w:t>37</w:t>
+          <w:t>38</w:t>
         </w:r>
         <w:r>
           <w:rPr>
@@ -2741,7 +2815,7 @@
           <w14:ligatures w14:val="standardContextual"/>
         </w:rPr>
       </w:pPr>
-      <w:hyperlink w:anchor="_Toc243941010" w:history="1">
+      <w:hyperlink w:anchor="_Toc244034991" w:history="1">
         <w:r>
           <w:rPr>
             <w:rStyle w:val="Hyperlink"/>
@@ -2768,7 +2842,7 @@
             <w:noProof/>
             <w:webHidden/>
           </w:rPr>
-          <w:instrText xml:space="preserve"> PAGEREF _Toc243941010 \h </w:instrText>
+          <w:instrText xml:space="preserve"> PAGEREF _Toc244034991 \h </w:instrText>
         </w:r>
         <w:r>
           <w:rPr>
@@ -2788,7 +2862,7 @@
             <w:noProof/>
             <w:webHidden/>
           </w:rPr>
-          <w:t>38</w:t>
+          <w:t>39</w:t>
         </w:r>
         <w:r>
           <w:rPr>
@@ -2815,7 +2889,7 @@
           <w14:ligatures w14:val="standardContextual"/>
         </w:rPr>
       </w:pPr>
-      <w:hyperlink w:anchor="_Toc243941011" w:history="1">
+      <w:hyperlink w:anchor="_Toc244034992" w:history="1">
         <w:r>
           <w:rPr>
             <w:rStyle w:val="Hyperlink"/>
@@ -2842,7 +2916,7 @@
             <w:noProof/>
             <w:webHidden/>
           </w:rPr>
-          <w:instrText xml:space="preserve"> PAGEREF _Toc243941011 \h </w:instrText>
+          <w:instrText xml:space="preserve"> PAGEREF _Toc244034992 \h </w:instrText>
         </w:r>
         <w:r>
           <w:rPr>
@@ -2862,7 +2936,7 @@
             <w:noProof/>
             <w:webHidden/>
           </w:rPr>
-          <w:t>38</w:t>
+          <w:t>39</w:t>
         </w:r>
         <w:r>
           <w:rPr>
@@ -2889,7 +2963,7 @@
           <w14:ligatures w14:val="standardContextual"/>
         </w:rPr>
       </w:pPr>
-      <w:hyperlink w:anchor="_Toc243941012" w:history="1">
+      <w:hyperlink w:anchor="_Toc244034993" w:history="1">
         <w:r>
           <w:rPr>
             <w:rStyle w:val="Hyperlink"/>
@@ -2916,7 +2990,7 @@
             <w:noProof/>
             <w:webHidden/>
           </w:rPr>
-          <w:instrText xml:space="preserve"> PAGEREF _Toc243941012 \h </w:instrText>
+          <w:instrText xml:space="preserve"> PAGEREF _Toc244034993 \h </w:instrText>
         </w:r>
         <w:r>
           <w:rPr>
@@ -2936,7 +3010,7 @@
             <w:noProof/>
             <w:webHidden/>
           </w:rPr>
-          <w:t>41</w:t>
+          <w:t>42</w:t>
         </w:r>
         <w:r>
           <w:rPr>
@@ -3258,7 +3332,7 @@
             <w:noProof/>
             <w:webHidden/>
           </w:rPr>
-          <w:t>22</w:t>
+          <w:t>23</w:t>
         </w:r>
         <w:r>
           <w:rPr>
@@ -3332,7 +3406,7 @@
             <w:noProof/>
             <w:webHidden/>
           </w:rPr>
-          <w:t>24</w:t>
+          <w:t>25</w:t>
         </w:r>
         <w:r>
           <w:rPr>
@@ -3406,7 +3480,7 @@
             <w:noProof/>
             <w:webHidden/>
           </w:rPr>
-          <w:t>25</w:t>
+          <w:t>26</w:t>
         </w:r>
         <w:r>
           <w:rPr>
@@ -3480,7 +3554,7 @@
             <w:noProof/>
             <w:webHidden/>
           </w:rPr>
-          <w:t>27</w:t>
+          <w:t>28</w:t>
         </w:r>
         <w:r>
           <w:rPr>
@@ -3554,7 +3628,7 @@
             <w:noProof/>
             <w:webHidden/>
           </w:rPr>
-          <w:t>28</w:t>
+          <w:t>29</w:t>
         </w:r>
         <w:r>
           <w:rPr>
@@ -3628,7 +3702,7 @@
             <w:noProof/>
             <w:webHidden/>
           </w:rPr>
-          <w:t>29</w:t>
+          <w:t>30</w:t>
         </w:r>
         <w:r>
           <w:rPr>
@@ -3702,7 +3776,7 @@
             <w:noProof/>
             <w:webHidden/>
           </w:rPr>
-          <w:t>30</w:t>
+          <w:t>31</w:t>
         </w:r>
         <w:r>
           <w:rPr>
@@ -3776,7 +3850,7 @@
             <w:noProof/>
             <w:webHidden/>
           </w:rPr>
-          <w:t>31</w:t>
+          <w:t>32</w:t>
         </w:r>
         <w:r>
           <w:rPr>
@@ -3850,7 +3924,7 @@
             <w:noProof/>
             <w:webHidden/>
           </w:rPr>
-          <w:t>33</w:t>
+          <w:t>34</w:t>
         </w:r>
         <w:r>
           <w:rPr>
@@ -3924,7 +3998,7 @@
             <w:noProof/>
             <w:webHidden/>
           </w:rPr>
-          <w:t>34</w:t>
+          <w:t>35</w:t>
         </w:r>
         <w:r>
           <w:rPr>
@@ -3998,7 +4072,7 @@
             <w:noProof/>
             <w:webHidden/>
           </w:rPr>
-          <w:t>35</w:t>
+          <w:t>36</w:t>
         </w:r>
         <w:r>
           <w:rPr>
@@ -4320,7 +4394,7 @@
             <w:noProof/>
             <w:webHidden/>
           </w:rPr>
-          <w:t>26</w:t>
+          <w:t>27</w:t>
         </w:r>
         <w:r>
           <w:rPr>
@@ -4394,7 +4468,7 @@
             <w:noProof/>
             <w:webHidden/>
           </w:rPr>
-          <w:t>30</w:t>
+          <w:t>31</w:t>
         </w:r>
         <w:r>
           <w:rPr>
@@ -4468,7 +4542,7 @@
             <w:noProof/>
             <w:webHidden/>
           </w:rPr>
-          <w:t>39</w:t>
+          <w:t>40</w:t>
         </w:r>
         <w:r>
           <w:rPr>
@@ -4542,7 +4616,7 @@
             <w:noProof/>
             <w:webHidden/>
           </w:rPr>
-          <w:t>39</w:t>
+          <w:t>40</w:t>
         </w:r>
         <w:r>
           <w:rPr>
@@ -4616,7 +4690,7 @@
             <w:noProof/>
             <w:webHidden/>
           </w:rPr>
-          <w:t>40</w:t>
+          <w:t>41</w:t>
         </w:r>
         <w:r>
           <w:rPr>
@@ -5200,7 +5274,7 @@
       <w:pPr>
         <w:pStyle w:val="Heading1"/>
       </w:pPr>
-      <w:bookmarkStart w:id="0" w:name="_Toc243940977"/>
+      <w:bookmarkStart w:id="0" w:name="_Toc244034957"/>
       <w:r>
         <w:lastRenderedPageBreak/>
         <w:t>Capitolul 1. Introducere</w:t>
@@ -5211,7 +5285,7 @@
       <w:pPr>
         <w:pStyle w:val="Heading2"/>
       </w:pPr>
-      <w:bookmarkStart w:id="1" w:name="_Toc243940978"/>
+      <w:bookmarkStart w:id="1" w:name="_Toc244034958"/>
       <w:r>
         <w:t>1.1 Motivație</w:t>
       </w:r>
@@ -5247,7 +5321,7 @@
       <w:pPr>
         <w:pStyle w:val="Heading2"/>
       </w:pPr>
-      <w:bookmarkStart w:id="2" w:name="_Toc243940979"/>
+      <w:bookmarkStart w:id="2" w:name="_Toc244034959"/>
       <w:r>
         <w:t>1.2 Formularea problemei</w:t>
       </w:r>
@@ -5303,7 +5377,7 @@
       <w:pPr>
         <w:pStyle w:val="Heading2"/>
       </w:pPr>
-      <w:bookmarkStart w:id="3" w:name="_Toc243940980"/>
+      <w:bookmarkStart w:id="3" w:name="_Toc244034960"/>
       <w:r>
         <w:t>1.3 Obiective</w:t>
       </w:r>
@@ -5321,7 +5395,7 @@
       <w:pPr>
         <w:pStyle w:val="Heading2"/>
       </w:pPr>
-      <w:bookmarkStart w:id="4" w:name="_Toc243940981"/>
+      <w:bookmarkStart w:id="4" w:name="_Toc244034961"/>
       <w:r>
         <w:t>1.4 Contribuții</w:t>
       </w:r>
@@ -5339,7 +5413,7 @@
       <w:pPr>
         <w:pStyle w:val="Heading2"/>
       </w:pPr>
-      <w:bookmarkStart w:id="5" w:name="_Toc243940982"/>
+      <w:bookmarkStart w:id="5" w:name="_Toc244034962"/>
       <w:r>
         <w:t>1.5 Structura lucrării</w:t>
       </w:r>
@@ -5357,7 +5431,7 @@
       <w:pPr>
         <w:pStyle w:val="Heading1"/>
       </w:pPr>
-      <w:bookmarkStart w:id="6" w:name="_Toc243940983"/>
+      <w:bookmarkStart w:id="6" w:name="_Toc244034963"/>
       <w:r>
         <w:lastRenderedPageBreak/>
         <w:t>Capitolul 2. Fundamente teoretice și lucrări conexe</w:t>
@@ -5376,7 +5450,7 @@
       <w:pPr>
         <w:pStyle w:val="Heading1"/>
       </w:pPr>
-      <w:bookmarkStart w:id="7" w:name="_Toc243940984"/>
+      <w:bookmarkStart w:id="7" w:name="_Toc244034964"/>
       <w:r>
         <w:lastRenderedPageBreak/>
         <w:t>Capitolul 3. Cerințe</w:t>
@@ -5395,7 +5469,7 @@
       <w:pPr>
         <w:pStyle w:val="Heading1"/>
       </w:pPr>
-      <w:bookmarkStart w:id="8" w:name="_Toc243940985"/>
+      <w:bookmarkStart w:id="8" w:name="_Toc244034965"/>
       <w:r>
         <w:lastRenderedPageBreak/>
         <w:t>Capitolul 4. Proiectarea sistemului și arhitectura</w:t>
@@ -5414,7 +5488,7 @@
       <w:pPr>
         <w:pStyle w:val="Heading2"/>
       </w:pPr>
-      <w:bookmarkStart w:id="9" w:name="_Toc243940986"/>
+      <w:bookmarkStart w:id="9" w:name="_Toc244034966"/>
       <w:r>
         <w:t>4.1 Modelul conceptual al datelor: diagrama Entitate-Legătură extinsă (EER)</w:t>
       </w:r>
@@ -5698,7 +5772,7 @@
       <w:pPr>
         <w:pStyle w:val="Heading2"/>
       </w:pPr>
-      <w:bookmarkStart w:id="12" w:name="_Toc243940987"/>
+      <w:bookmarkStart w:id="12" w:name="_Toc244034967"/>
       <w:r>
         <w:t>4.2 Interfața utilizator</w:t>
       </w:r>
@@ -6114,7 +6188,7 @@
       <w:pPr>
         <w:pStyle w:val="Heading1"/>
       </w:pPr>
-      <w:bookmarkStart w:id="15" w:name="_Toc243940988"/>
+      <w:bookmarkStart w:id="15" w:name="_Toc244034968"/>
       <w:r>
         <w:lastRenderedPageBreak/>
         <w:t>Capitolul 5. Metodologia AI/ML</w:t>
@@ -6133,7 +6207,7 @@
       <w:pPr>
         <w:pStyle w:val="Heading2"/>
       </w:pPr>
-      <w:bookmarkStart w:id="16" w:name="_Toc243940989"/>
+      <w:bookmarkStart w:id="16" w:name="_Toc244034969"/>
       <w:r>
         <w:t>5.1 Setul de date SCIN și scalele de ton al pielii</w:t>
       </w:r>
@@ -6216,7 +6290,7 @@
       <w:pPr>
         <w:pStyle w:val="Heading2"/>
       </w:pPr>
-      <w:bookmarkStart w:id="17" w:name="_Toc243940990"/>
+      <w:bookmarkStart w:id="17" w:name="_Toc244034970"/>
       <w:r>
         <w:lastRenderedPageBreak/>
         <w:t>5.2 Auditul datelor</w:t>
@@ -6816,7 +6890,7 @@
       <w:pPr>
         <w:pStyle w:val="Heading2"/>
       </w:pPr>
-      <w:bookmarkStart w:id="19" w:name="_Toc243940991"/>
+      <w:bookmarkStart w:id="19" w:name="_Toc244034971"/>
       <w:r>
         <w:t>5.3 Categoriile țintă</w:t>
       </w:r>
@@ -7497,7 +7571,7 @@
       <w:pPr>
         <w:pStyle w:val="Heading2"/>
       </w:pPr>
-      <w:bookmarkStart w:id="21" w:name="_Toc243940992"/>
+      <w:bookmarkStart w:id="21" w:name="_Toc244034972"/>
       <w:r>
         <w:t>5.4 Codificarea chestionarului și masca de valori lipsă</w:t>
       </w:r>
@@ -7515,7 +7589,7 @@
       <w:pPr>
         <w:pStyle w:val="Heading2"/>
       </w:pPr>
-      <w:bookmarkStart w:id="22" w:name="_Toc243940993"/>
+      <w:bookmarkStart w:id="22" w:name="_Toc244034973"/>
       <w:r>
         <w:lastRenderedPageBreak/>
         <w:t>5.5 Împărțirea și preprocesarea datelor</w:t>
@@ -7560,7 +7634,7 @@
       <w:pPr>
         <w:pStyle w:val="Heading2"/>
       </w:pPr>
-      <w:bookmarkStart w:id="23" w:name="_Toc243940994"/>
+      <w:bookmarkStart w:id="23" w:name="_Toc244034974"/>
       <w:r>
         <w:t>5.6 Modelele</w:t>
       </w:r>
@@ -7665,7 +7739,7 @@
       <w:pPr>
         <w:pStyle w:val="Heading2"/>
       </w:pPr>
-      <w:bookmarkStart w:id="24" w:name="_Toc243940995"/>
+      <w:bookmarkStart w:id="24" w:name="_Toc244034975"/>
       <w:r>
         <w:lastRenderedPageBreak/>
         <w:t>5.7 Protocolul de evaluare</w:t>
@@ -7730,7 +7804,7 @@
       <w:pPr>
         <w:pStyle w:val="Heading2"/>
       </w:pPr>
-      <w:bookmarkStart w:id="25" w:name="_Toc243940996"/>
+      <w:bookmarkStart w:id="25" w:name="_Toc244034976"/>
       <w:r>
         <w:t>5.8 Date externe și encodere preantrenate</w:t>
       </w:r>
@@ -7801,7 +7875,7 @@
       <w:pPr>
         <w:pStyle w:val="Heading2"/>
       </w:pPr>
-      <w:bookmarkStart w:id="26" w:name="_Toc243940997"/>
+      <w:bookmarkStart w:id="26" w:name="_Toc244034977"/>
       <w:r>
         <w:lastRenderedPageBreak/>
         <w:t>5.9 Explicabilitate (Grad-CAM)</w:t>
@@ -7820,7 +7894,7 @@
       <w:pPr>
         <w:pStyle w:val="Heading1"/>
       </w:pPr>
-      <w:bookmarkStart w:id="27" w:name="_Toc243940998"/>
+      <w:bookmarkStart w:id="27" w:name="_Toc244034978"/>
       <w:r>
         <w:lastRenderedPageBreak/>
         <w:t>Capitolul 6. Implementare</w:t>
@@ -7837,14 +7911,398 @@
     </w:p>
     <w:p>
       <w:pPr>
+        <w:pStyle w:val="Heading2"/>
+      </w:pPr>
+      <w:bookmarkStart w:id="28" w:name="_Toc244034979"/>
+      <w:r>
+        <w:t>6.1 Serviciul ML: modelul exportat</w:t>
+      </w:r>
+      <w:bookmarkEnd w:id="28"/>
+    </w:p>
+    <w:p>
+      <w:pPr>
+        <w:spacing w:line="276" w:lineRule="auto"/>
+        <w:ind w:left="567" w:hanging="567"/>
+        <w:jc w:val="left"/>
+      </w:pPr>
+      <w:r>
+        <w:t xml:space="preserve">Modelul ales în secțiunea 8.8 (DINOv2 cu sondă liniară) este pregătit pentru serviciul ML al aplicației prin </w:t>
+      </w:r>
+      <w:r>
+        <w:rPr>
+          <w:rFonts w:ascii="Courier New" w:eastAsia="Courier New" w:hAnsi="Courier New" w:cs="Courier New"/>
+          <w:sz w:val="21"/>
+        </w:rPr>
+        <w:t>ml/export_model.py</w:t>
+      </w:r>
+      <w:r>
+        <w:t>. Exportul folosește formatul ONNX (Open Neural Network Exchange) [50], un format deschis care descrie rețeaua ca un graf de operații matematice, astfel încât serviciul FastAPI o rulează cu biblioteca ONNX Runtime [51], fără PyTorch. Un singur fișier (335 MB) conține, în ordine: normalizarea pixelilor, encoderul DINOv2, standardizarea trăsăturilor, sonda liniară, împărțirea la temperatura T, funcția softmax și scorul k-NN față de cele 1.266 de cazuri de antrenare (detectorul din secțiunea 8.6). Se exportă sonda seed-ului 0, ales printr-o regulă fixată dinainte (seed-ul folosit la dezvoltare), nu după rezultatul pe test; astfel, modelul livrat este exact unul dintre modelele evaluate, iar performanța lui așteptată rămâne media pe zece seed-uri din capitolul 8.</w:t>
+      </w:r>
+    </w:p>
+    <w:p>
+      <w:pPr>
+        <w:spacing w:line="276" w:lineRule="auto"/>
+        <w:ind w:left="567" w:hanging="567"/>
+        <w:jc w:val="left"/>
+      </w:pPr>
+      <w:r>
+        <w:t xml:space="preserve">Pragurile sunt recalculate pe validare din trăsături în precizie completă (numere reale pe 32 de biți, ca în serviciu; experimentele au folosit precizia mixtă, cu o parte din calcule pe 16 biți, pentru viteză). Valorile rămân practic aceleași ca în E4 (Tabelul 6.1), iar pragul k-NN este 0,455 (5% alarme false pe validare). Modulul </w:t>
+      </w:r>
+      <w:r>
+        <w:rPr>
+          <w:rFonts w:ascii="Courier New" w:eastAsia="Courier New" w:hAnsi="Courier New" w:cs="Courier New"/>
+          <w:sz w:val="21"/>
+        </w:rPr>
+        <w:t>ml/serving.py</w:t>
+      </w:r>
+      <w:r>
+        <w:t xml:space="preserve"> aplică decizia în ordinea din secțiunea 8.6: „fotografie neobișnuită” dacă scorul k-NN depășește pragul, „incert, consultați un specialist” dacă încrederea calibrată este sub τ, altfel categoria cu încrederea ei. Preprocesarea din serviciu (micșorare la 448 px, apoi la 518 px și completare cu negru până la un pătrat) este verificată prin teste automate: produce aceeași imagine ca la evaluare.</w:t>
+      </w:r>
+    </w:p>
+    <w:p>
+      <w:pPr>
+        <w:pStyle w:val="Caption"/>
+      </w:pPr>
+      <w:r>
+        <w:t>Tabelul 6.1. Modelul exportat față de rezultatul E4 al aceluiași seed (testul SCIN al seed-ului 0, 270 de cazuri; în paranteză: cu filtrul k-NN).</w:t>
+      </w:r>
+    </w:p>
+    <w:tbl>
+      <w:tblPr>
+        <w:tblStyle w:val="TableGrid"/>
+        <w:tblW w:w="0" w:type="auto"/>
+        <w:tblLook w:val="04A0" w:firstRow="1" w:lastRow="0" w:firstColumn="1" w:lastColumn="0" w:noHBand="0" w:noVBand="1"/>
+      </w:tblPr>
+      <w:tblGrid>
+        <w:gridCol w:w="3024"/>
+        <w:gridCol w:w="3024"/>
+        <w:gridCol w:w="3024"/>
+      </w:tblGrid>
+      <w:tr>
+        <w:tc>
+          <w:tcPr>
+            <w:tcW w:w="3024" w:type="dxa"/>
+          </w:tcPr>
+          <w:p>
+            <w:r>
+              <w:rPr>
+                <w:b/>
+              </w:rPr>
+              <w:t>Mărime</w:t>
+            </w:r>
+          </w:p>
+        </w:tc>
+        <w:tc>
+          <w:tcPr>
+            <w:tcW w:w="3024" w:type="dxa"/>
+          </w:tcPr>
+          <w:p>
+            <w:r>
+              <w:rPr>
+                <w:b/>
+              </w:rPr>
+              <w:t>E4 (PyTorch)</w:t>
+            </w:r>
+          </w:p>
+        </w:tc>
+        <w:tc>
+          <w:tcPr>
+            <w:tcW w:w="3024" w:type="dxa"/>
+          </w:tcPr>
+          <w:p>
+            <w:r>
+              <w:rPr>
+                <w:b/>
+              </w:rPr>
+              <w:t>Model exportat (ONNX)</w:t>
+            </w:r>
+          </w:p>
+        </w:tc>
+      </w:tr>
+      <w:tr>
+        <w:tc>
+          <w:tcPr>
+            <w:tcW w:w="3024" w:type="dxa"/>
+          </w:tcPr>
+          <w:p>
+            <w:r>
+              <w:t>Temperatura T</w:t>
+            </w:r>
+          </w:p>
+        </w:tc>
+        <w:tc>
+          <w:tcPr>
+            <w:tcW w:w="3024" w:type="dxa"/>
+          </w:tcPr>
+          <w:p>
+            <w:r>
+              <w:t>0,857</w:t>
+            </w:r>
+          </w:p>
+        </w:tc>
+        <w:tc>
+          <w:tcPr>
+            <w:tcW w:w="3024" w:type="dxa"/>
+          </w:tcPr>
+          <w:p>
+            <w:r>
+              <w:t>0,857</w:t>
+            </w:r>
+          </w:p>
+        </w:tc>
+      </w:tr>
+      <w:tr>
+        <w:tc>
+          <w:tcPr>
+            <w:tcW w:w="3024" w:type="dxa"/>
+          </w:tcPr>
+          <w:p>
+            <w:r>
+              <w:t>Pragul τ</w:t>
+            </w:r>
+          </w:p>
+        </w:tc>
+        <w:tc>
+          <w:tcPr>
+            <w:tcW w:w="3024" w:type="dxa"/>
+          </w:tcPr>
+          <w:p>
+            <w:r>
+              <w:t>0,487</w:t>
+            </w:r>
+          </w:p>
+        </w:tc>
+        <w:tc>
+          <w:tcPr>
+            <w:tcW w:w="3024" w:type="dxa"/>
+          </w:tcPr>
+          <w:p>
+            <w:r>
+              <w:t>0,488</w:t>
+            </w:r>
+          </w:p>
+        </w:tc>
+      </w:tr>
+      <w:tr>
+        <w:tc>
+          <w:tcPr>
+            <w:tcW w:w="3024" w:type="dxa"/>
+          </w:tcPr>
+          <w:p>
+            <w:r>
+              <w:t>Acuratețe</w:t>
+            </w:r>
+          </w:p>
+        </w:tc>
+        <w:tc>
+          <w:tcPr>
+            <w:tcW w:w="3024" w:type="dxa"/>
+          </w:tcPr>
+          <w:p>
+            <w:r>
+              <w:t>65,2%</w:t>
+            </w:r>
+          </w:p>
+        </w:tc>
+        <w:tc>
+          <w:tcPr>
+            <w:tcW w:w="3024" w:type="dxa"/>
+          </w:tcPr>
+          <w:p>
+            <w:r>
+              <w:t>64,8%</w:t>
+            </w:r>
+          </w:p>
+        </w:tc>
+      </w:tr>
+      <w:tr>
+        <w:tc>
+          <w:tcPr>
+            <w:tcW w:w="3024" w:type="dxa"/>
+          </w:tcPr>
+          <w:p>
+            <w:r>
+              <w:t>Macro-F1</w:t>
+            </w:r>
+          </w:p>
+        </w:tc>
+        <w:tc>
+          <w:tcPr>
+            <w:tcW w:w="3024" w:type="dxa"/>
+          </w:tcPr>
+          <w:p>
+            <w:r>
+              <w:t>0,616</w:t>
+            </w:r>
+          </w:p>
+        </w:tc>
+        <w:tc>
+          <w:tcPr>
+            <w:tcW w:w="3024" w:type="dxa"/>
+          </w:tcPr>
+          <w:p>
+            <w:r>
+              <w:t>0,614</w:t>
+            </w:r>
+          </w:p>
+        </w:tc>
+      </w:tr>
+      <w:tr>
+        <w:tc>
+          <w:tcPr>
+            <w:tcW w:w="3024" w:type="dxa"/>
+          </w:tcPr>
+          <w:p>
+            <w:r>
+              <w:t>Acoperire</w:t>
+            </w:r>
+          </w:p>
+        </w:tc>
+        <w:tc>
+          <w:tcPr>
+            <w:tcW w:w="3024" w:type="dxa"/>
+          </w:tcPr>
+          <w:p>
+            <w:r>
+              <w:t>80,4%</w:t>
+            </w:r>
+          </w:p>
+        </w:tc>
+        <w:tc>
+          <w:tcPr>
+            <w:tcW w:w="3024" w:type="dxa"/>
+          </w:tcPr>
+          <w:p>
+            <w:r>
+              <w:t>80,0% (78,1%)</w:t>
+            </w:r>
+          </w:p>
+        </w:tc>
+      </w:tr>
+      <w:tr>
+        <w:tc>
+          <w:tcPr>
+            <w:tcW w:w="3024" w:type="dxa"/>
+          </w:tcPr>
+          <w:p>
+            <w:r>
+              <w:t>Acuratețe selectivă</w:t>
+            </w:r>
+          </w:p>
+        </w:tc>
+        <w:tc>
+          <w:tcPr>
+            <w:tcW w:w="3024" w:type="dxa"/>
+          </w:tcPr>
+          <w:p>
+            <w:r>
+              <w:t>70,5%</w:t>
+            </w:r>
+          </w:p>
+        </w:tc>
+        <w:tc>
+          <w:tcPr>
+            <w:tcW w:w="3024" w:type="dxa"/>
+          </w:tcPr>
+          <w:p>
+            <w:r>
+              <w:t>70,4% (70,1%)</w:t>
+            </w:r>
+          </w:p>
+        </w:tc>
+      </w:tr>
+    </w:tbl>
+    <w:p>
+      <w:pPr>
+        <w:spacing w:line="276" w:lineRule="auto"/>
+        <w:ind w:left="567" w:hanging="567"/>
+        <w:jc w:val="left"/>
+      </w:pPr>
+      <w:r>
+        <w:lastRenderedPageBreak/>
+        <w:t>ONNX Runtime și PyTorch dau aceleași probabilități până la 6,7 · 10⁻⁶ și aceeași categorie pentru toate cele 270 de cazuri; față de predicțiile salvate în E5, un singur caz își schimbă categoria (acord 99,6%), din cauza diferenței de precizie. Pe procesor, analiza unei fotografii durează circa 1,2 s, cu tot cu citirea imaginii. Rezultatul acestui seed (macro-F1 0,614) este peste media pe zece seed-uri (0,551) datorită împărțirii datelor, nu modelului.</w:t>
+      </w:r>
+    </w:p>
+    <w:p>
+      <w:pPr>
+        <w:spacing w:line="276" w:lineRule="auto"/>
+        <w:ind w:left="567" w:hanging="567"/>
+        <w:jc w:val="left"/>
+      </w:pPr>
+      <w:r>
+        <w:t xml:space="preserve">Pentru reproductibilitate (posibilitatea de a obține din nou aceleași rezultate), versiunile exacte ale celor 163 de pachete Python sunt fixate în </w:t>
+      </w:r>
+      <w:r>
+        <w:rPr>
+          <w:rFonts w:ascii="Courier New" w:eastAsia="Courier New" w:hAnsi="Courier New" w:cs="Courier New"/>
+          <w:sz w:val="21"/>
+        </w:rPr>
+        <w:t>ml/requirements-lock.txt</w:t>
+      </w:r>
+      <w:r>
+        <w:t xml:space="preserve">, iar </w:t>
+      </w:r>
+      <w:r>
+        <w:rPr>
+          <w:rFonts w:ascii="Courier New" w:eastAsia="Courier New" w:hAnsi="Courier New" w:cs="Courier New"/>
+          <w:sz w:val="21"/>
+        </w:rPr>
+        <w:t>ml/run_all.sh</w:t>
+      </w:r>
+      <w:r>
+        <w:t xml:space="preserve"> rulează toți pașii, de la descărcarea datelor până la export, în ordinea corectă. Registrul </w:t>
+      </w:r>
+      <w:r>
+        <w:rPr>
+          <w:rFonts w:ascii="Courier New" w:eastAsia="Courier New" w:hAnsi="Courier New" w:cs="Courier New"/>
+          <w:sz w:val="21"/>
+        </w:rPr>
+        <w:t>ml/results/results_registry.csv</w:t>
+      </w:r>
+      <w:r>
+        <w:t xml:space="preserve"> leagă fiecare dintre cele 337 de valori raportate de fișierul de rezultate din care provine, de comanda care l-a produs, de seed-uri, de configurație și de checkpoint-uri (fișierele cu ponderile salvate ale modelelor); la generare, registrul reconstruiește toate tabelele din rezultatele salvate și se oprește dacă vreunul diferă. Verificarea a găsit o singură abatere: tabelele E5 fuseseră redenumite manual după rulare; </w:t>
+      </w:r>
+      <w:r>
+        <w:rPr>
+          <w:rFonts w:ascii="Courier New" w:eastAsia="Courier New" w:hAnsi="Courier New" w:cs="Courier New"/>
+          <w:sz w:val="21"/>
+        </w:rPr>
+        <w:t>ml/run_e1.py</w:t>
+      </w:r>
+      <w:r>
+        <w:t xml:space="preserve"> are acum opțiunea </w:t>
+      </w:r>
+      <w:r>
+        <w:rPr>
+          <w:rFonts w:ascii="Courier New" w:eastAsia="Courier New" w:hAnsi="Courier New" w:cs="Courier New"/>
+          <w:sz w:val="21"/>
+        </w:rPr>
+        <w:t>--name</w:t>
+      </w:r>
+      <w:r>
+        <w:t xml:space="preserve">, iar reconstrucția dă exact aceleași valori. Fișa modelului (model card) [52], </w:t>
+      </w:r>
+      <w:r>
+        <w:rPr>
+          <w:rFonts w:ascii="Courier New" w:eastAsia="Courier New" w:hAnsi="Courier New" w:cs="Courier New"/>
+          <w:sz w:val="21"/>
+        </w:rPr>
+        <w:t>ml/model_card.md</w:t>
+      </w:r>
+      <w:r>
+        <w:t>, rezumă utilizarea prevăzută (informativă, nu dispozitiv medical), datele, rezultatele pe tonuri de piele și limitele, între care faptul că filtrul k-NN nu recunoaște afecțiunile necunoscute.</w:t>
+      </w:r>
+    </w:p>
+    <w:p>
+      <w:pPr>
         <w:pStyle w:val="Heading1"/>
       </w:pPr>
-      <w:bookmarkStart w:id="28" w:name="_Toc243940999"/>
+      <w:bookmarkStart w:id="29" w:name="_Toc244034980"/>
       <w:r>
         <w:lastRenderedPageBreak/>
         <w:t>Capitolul 7. Securitate și GDPR</w:t>
       </w:r>
-      <w:bookmarkEnd w:id="28"/>
+      <w:bookmarkEnd w:id="29"/>
     </w:p>
     <w:p>
       <w:r>
@@ -7858,12 +8316,12 @@
       <w:pPr>
         <w:pStyle w:val="Heading1"/>
       </w:pPr>
-      <w:bookmarkStart w:id="29" w:name="_Toc243941000"/>
+      <w:bookmarkStart w:id="30" w:name="_Toc244034981"/>
       <w:r>
         <w:lastRenderedPageBreak/>
         <w:t>Capitolul 8. Testare și evaluare</w:t>
       </w:r>
-      <w:bookmarkEnd w:id="29"/>
+      <w:bookmarkEnd w:id="30"/>
     </w:p>
     <w:p>
       <w:pPr>
@@ -7877,11 +8335,11 @@
       <w:pPr>
         <w:pStyle w:val="Heading2"/>
       </w:pPr>
-      <w:bookmarkStart w:id="30" w:name="_Toc243941001"/>
+      <w:bookmarkStart w:id="31" w:name="_Toc244034982"/>
       <w:r>
         <w:t>8.1 Aduce chestionarul un câștig? (E1)</w:t>
       </w:r>
-      <w:bookmarkEnd w:id="30"/>
+      <w:bookmarkEnd w:id="31"/>
     </w:p>
     <w:p>
       <w:pPr>
@@ -7895,7 +8353,7 @@
       <w:pPr>
         <w:pStyle w:val="Caption"/>
       </w:pPr>
-      <w:bookmarkStart w:id="31" w:name="_Toc243941016"/>
+      <w:bookmarkStart w:id="32" w:name="_Toc243941016"/>
       <w:r>
         <w:t>Tabelul 8.</w:t>
       </w:r>
@@ -7920,7 +8378,7 @@
       <w:r>
         <w:t>. Experimentul E1 pe testul SCIN (EfficientNet-B0, pierdere ponderată; diferențe pereche față de modelul doar cu imagine, cu interval bootstrap de 95%).</w:t>
       </w:r>
-      <w:bookmarkEnd w:id="31"/>
+      <w:bookmarkEnd w:id="32"/>
     </w:p>
     <w:tbl>
       <w:tblPr>
@@ -8380,18 +8838,18 @@
       <w:pPr>
         <w:pStyle w:val="Heading2"/>
       </w:pPr>
-      <w:bookmarkStart w:id="32" w:name="_Toc243941002"/>
+      <w:bookmarkStart w:id="33" w:name="_Toc244034983"/>
       <w:r>
         <w:t>8.2 De ce nu ajută chestionarul?</w:t>
       </w:r>
-      <w:bookmarkEnd w:id="32"/>
+      <w:bookmarkEnd w:id="33"/>
     </w:p>
     <w:p>
       <w:pPr>
         <w:ind w:firstLine="709"/>
       </w:pPr>
       <w:r>
-        <w:t>Rezultatul surprinde, deoarece dermatologii SCIN au văzut atât fotografiile, cât și răspunsurile, iar încrederea lor a crescut cu numărul de răspunsuri disponibile [50]. Trei analize pe modelele deja antrenate explică diferența. (1) Chestionarul nu este redundant: o regresie logistică pe trăsăturile modelului cu imagine prezice răspunsurile slab (AUROC [51] între 0,50 și 0,70, unde 0,5 înseamnă ghicire), deci fotografia nu „vede” zona corpului, simptomele sau durata. (2) Erorile sunt corelate: pe cazurile greșite de fotografie, modelul cu chestionar are dreptate doar în 42,6% dintre ele, față de 48,2% în general, deci cazurile grele sunt grele pentru ambele modele. (3) Semnalul este slab și concentrat: ascunderea zonei corpului scade modelul cu chestionar cu 0,125, a duratei cu 0,057 și a simptomelor cu 0,053, iar vârsta și tipul de piele declarat aproape nu contează.</w:t>
+        <w:t>Rezultatul surprinde, deoarece dermatologii SCIN au văzut atât fotografiile, cât și răspunsurile, iar încrederea lor a crescut cu numărul de răspunsuri disponibile [53]. Trei analize pe modelele deja antrenate explică diferența. (1) Chestionarul nu este redundant: o regresie logistică pe trăsăturile modelului cu imagine prezice răspunsurile slab (AUROC [54] între 0,50 și 0,70, unde 0,5 înseamnă ghicire), deci fotografia nu „vede” zona corpului, simptomele sau durata. (2) Erorile sunt corelate: pe cazurile greșite de fotografie, modelul cu chestionar are dreptate doar în 42,6% dintre ele, față de 48,2% în general, deci cazurile grele sunt grele pentru ambele modele. (3) Semnalul este slab și concentrat: ascunderea zonei corpului scade modelul cu chestionar cu 0,125, a duratei cu 0,057 și a simptomelor cu 0,053, iar vârsta și tipul de piele declarat aproape nu contează.</w:t>
       </w:r>
     </w:p>
     <w:p>
@@ -8399,7 +8857,7 @@
         <w:ind w:firstLine="709"/>
       </w:pPr>
       <w:r>
-        <w:t>Pentru a exclude o eroare de metodă, de exemplu ca ramura de imagine să învețe atât de repede încât stratul de fuziune să ignore chestionarul [52], au fost făcute două verificări suplimentare (Tabelul 8.2). Un control pozitiv, adică un test al cărui rezultat corect este cunoscut dinainte, adaugă o întrebare sintetică al cărei răspuns este categoria corectă pentru o proporție a din cazuri și o categorie aleatoare în rest. La a = 0,5, fuziunea câștigă +0,108, deci procedura poate folosi un chestionar informativ; la a = 0,3, când întrebarea are tăria chestionarului real, câștigul este doar +0,005. Stivuirea cu validare încrucișată (</w:t>
+        <w:t>Pentru a exclude o eroare de metodă, de exemplu ca ramura de imagine să învețe atât de repede încât stratul de fuziune să ignore chestionarul [55], au fost făcute două verificări suplimentare (Tabelul 8.2). Un control pozitiv, adică un test al cărui rezultat corect este cunoscut dinainte, adaugă o întrebare sintetică al cărei răspuns este categoria corectă pentru o proporție a din cazuri și o categorie aleatoare în rest. La a = 0,5, fuziunea câștigă +0,108, deci procedura poate folosi un chestionar informativ; la a = 0,3, când întrebarea are tăria chestionarului real, câștigul este doar +0,005. Stivuirea cu validare încrucișată (</w:t>
       </w:r>
       <w:r>
         <w:rPr>
@@ -8415,14 +8873,14 @@
         <w:t>stacking</w:t>
       </w:r>
       <w:r>
-        <w:t>) [53] combină printr-o regresie logistică răspunsurile cu predicțiile fotografiei făcute de modele care nu au văzut cazul respectiv; nici ea nu câștigă din chestionar (−0,005 [−0,020; +0,011]). Chiar o întrebare de aceeași tărie, dar complet independentă de fotografie, ar aduce cel mult +0,017 ± 0,036.</w:t>
+        <w:t>) [56] combină printr-o regresie logistică răspunsurile cu predicțiile fotografiei făcute de modele care nu au văzut cazul respectiv; nici ea nu câștigă din chestionar (−0,005 [−0,020; +0,011]). Chiar o întrebare de aceeași tărie, dar complet independentă de fotografie, ar aduce cel mult +0,017 ± 0,036.</w:t>
       </w:r>
     </w:p>
     <w:p>
       <w:pPr>
         <w:pStyle w:val="Caption"/>
       </w:pPr>
-      <w:bookmarkStart w:id="33" w:name="_Toc243941017"/>
+      <w:bookmarkStart w:id="34" w:name="_Toc243941017"/>
       <w:r>
         <w:t>Tabelul 8.</w:t>
       </w:r>
@@ -8447,7 +8905,7 @@
       <w:r>
         <w:t>. Verificările de metodă: control pozitiv cu întrebare sintetică și stivuire cu validare încrucișată (macro-F1 pe test).</w:t>
       </w:r>
-      <w:bookmarkEnd w:id="33"/>
+      <w:bookmarkEnd w:id="34"/>
     </w:p>
     <w:tbl>
       <w:tblPr>
@@ -8822,12 +9280,12 @@
       <w:pPr>
         <w:pStyle w:val="Heading2"/>
       </w:pPr>
-      <w:bookmarkStart w:id="34" w:name="_Toc243941003"/>
+      <w:bookmarkStart w:id="35" w:name="_Toc244034984"/>
       <w:r>
         <w:lastRenderedPageBreak/>
         <w:t>8.3 Răspunsuri lipsă (E2)</w:t>
       </w:r>
-      <w:bookmarkEnd w:id="34"/>
+      <w:bookmarkEnd w:id="35"/>
     </w:p>
     <w:p>
       <w:pPr>
@@ -8841,7 +9299,7 @@
       <w:pPr>
         <w:pStyle w:val="Caption"/>
       </w:pPr>
-      <w:bookmarkStart w:id="35" w:name="_Toc243941018"/>
+      <w:bookmarkStart w:id="36" w:name="_Toc243941018"/>
       <w:r>
         <w:t>Tabelul 8.</w:t>
       </w:r>
@@ -8866,7 +9324,7 @@
       <w:r>
         <w:t>. Macro-F1 pe test în funcție de proporția r de întrebări ascunse (fuziune prin concatenare; ultima coloană: diferența pereche cu interval de 95%).</w:t>
       </w:r>
-      <w:bookmarkEnd w:id="35"/>
+      <w:bookmarkEnd w:id="36"/>
     </w:p>
     <w:tbl>
       <w:tblPr>
@@ -9316,7 +9774,7 @@
         <w:pStyle w:val="Caption"/>
         <w:jc w:val="center"/>
       </w:pPr>
-      <w:bookmarkStart w:id="36" w:name="_Toc243941030"/>
+      <w:bookmarkStart w:id="37" w:name="_Toc243941030"/>
       <w:r>
         <w:t>Figura 8.</w:t>
       </w:r>
@@ -9341,7 +9799,7 @@
       <w:r>
         <w:t>. Macro-F1 pe testul SCIN în funcție de proporția de răspunsuri ascunse (medie și interval de 95%); linia întreruptă este modelul doar cu fotografie.</w:t>
       </w:r>
-      <w:bookmarkEnd w:id="36"/>
+      <w:bookmarkEnd w:id="37"/>
     </w:p>
     <w:p>
       <w:pPr>
@@ -9355,11 +9813,11 @@
       <w:pPr>
         <w:pStyle w:val="Heading2"/>
       </w:pPr>
-      <w:bookmarkStart w:id="37" w:name="_Toc243941004"/>
+      <w:bookmarkStart w:id="38" w:name="_Toc244034985"/>
       <w:r>
         <w:t>8.4 Date suplimentare și test extern (E7)</w:t>
       </w:r>
-      <w:bookmarkEnd w:id="37"/>
+      <w:bookmarkEnd w:id="38"/>
     </w:p>
     <w:p>
       <w:pPr>
@@ -9382,7 +9840,7 @@
       <w:pPr>
         <w:pStyle w:val="Caption"/>
       </w:pPr>
-      <w:bookmarkStart w:id="38" w:name="_Toc243941019"/>
+      <w:bookmarkStart w:id="39" w:name="_Toc243941019"/>
       <w:r>
         <w:lastRenderedPageBreak/>
         <w:t>Tabelul 8.</w:t>
@@ -9408,7 +9866,7 @@
       <w:r>
         <w:t>. Experimentul E7: antrenarea cu imagini Fitzpatrick17k (diferență pereche față de modelul doar cu fotografie, interval de 95% și seed-uri mai bune).</w:t>
       </w:r>
-      <w:bookmarkEnd w:id="38"/>
+      <w:bookmarkEnd w:id="39"/>
     </w:p>
     <w:tbl>
       <w:tblPr>
@@ -9659,11 +10117,11 @@
       <w:pPr>
         <w:pStyle w:val="Heading2"/>
       </w:pPr>
-      <w:bookmarkStart w:id="39" w:name="_Toc243941005"/>
+      <w:bookmarkStart w:id="40" w:name="_Toc244034986"/>
       <w:r>
         <w:t>8.5 Encodere preantrenate (E5)</w:t>
       </w:r>
-      <w:bookmarkEnd w:id="39"/>
+      <w:bookmarkEnd w:id="40"/>
     </w:p>
     <w:p>
       <w:pPr>
@@ -9677,7 +10135,7 @@
       <w:pPr>
         <w:pStyle w:val="Caption"/>
       </w:pPr>
-      <w:bookmarkStart w:id="40" w:name="_Toc243941020"/>
+      <w:bookmarkStart w:id="41" w:name="_Toc243941020"/>
       <w:r>
         <w:lastRenderedPageBreak/>
         <w:t>Tabelul 8.</w:t>
@@ -9703,7 +10161,7 @@
       <w:r>
         <w:t>. Experimentul E5: encodere înghețate cu sondă liniară pe testul SCIN (diferență pereche față de modelul ajustat fin).</w:t>
       </w:r>
-      <w:bookmarkEnd w:id="40"/>
+      <w:bookmarkEnd w:id="41"/>
     </w:p>
     <w:tbl>
       <w:tblPr>
@@ -10163,11 +10621,11 @@
       <w:pPr>
         <w:pStyle w:val="Heading2"/>
       </w:pPr>
-      <w:bookmarkStart w:id="41" w:name="_Toc243941006"/>
+      <w:bookmarkStart w:id="42" w:name="_Toc244034987"/>
       <w:r>
         <w:t>8.6 Calibrarea încrederii și abținerea (E4)</w:t>
       </w:r>
-      <w:bookmarkEnd w:id="41"/>
+      <w:bookmarkEnd w:id="42"/>
     </w:p>
     <w:p>
       <w:pPr>
@@ -10181,7 +10639,7 @@
       <w:pPr>
         <w:pStyle w:val="Caption"/>
       </w:pPr>
-      <w:bookmarkStart w:id="42" w:name="_Toc243941021"/>
+      <w:bookmarkStart w:id="43" w:name="_Toc243941021"/>
       <w:r>
         <w:t>Tabelul 8.</w:t>
       </w:r>
@@ -10206,7 +10664,7 @@
       <w:r>
         <w:t>. Calibrare și predicție selectivă pe testul SCIN (acoperire țintă 80%, τ ales pe validare).</w:t>
       </w:r>
-      <w:bookmarkEnd w:id="42"/>
+      <w:bookmarkEnd w:id="43"/>
     </w:p>
     <w:tbl>
       <w:tblPr>
@@ -10664,7 +11122,7 @@
         <w:pStyle w:val="Caption"/>
         <w:jc w:val="center"/>
       </w:pPr>
-      <w:bookmarkStart w:id="43" w:name="_Toc243941031"/>
+      <w:bookmarkStart w:id="44" w:name="_Toc243941031"/>
       <w:r>
         <w:t>Figura 8.</w:t>
       </w:r>
@@ -10689,7 +11147,7 @@
       <w:r>
         <w:t>. Curba risc-acoperire pe testul SCIN: rata de eroare când se păstrează doar cele mai sigure x% dintre cazuri.</w:t>
       </w:r>
-      <w:bookmarkEnd w:id="43"/>
+      <w:bookmarkEnd w:id="44"/>
     </w:p>
     <w:p>
       <w:pPr>
@@ -10703,7 +11161,7 @@
       <w:pPr>
         <w:pStyle w:val="Caption"/>
       </w:pPr>
-      <w:bookmarkStart w:id="44" w:name="_Toc243941022"/>
+      <w:bookmarkStart w:id="45" w:name="_Toc243941022"/>
       <w:r>
         <w:t>Tabelul 8.</w:t>
       </w:r>
@@ -10728,7 +11186,7 @@
       <w:r>
         <w:t>. Abținerea pe tonuri de piele pe testul SCIN (diferențe în puncte procentuale, interval bootstrap de 95%).</w:t>
       </w:r>
-      <w:bookmarkEnd w:id="44"/>
+      <w:bookmarkEnd w:id="45"/>
     </w:p>
     <w:tbl>
       <w:tblPr>
@@ -11148,7 +11606,7 @@
       <w:pPr>
         <w:pStyle w:val="Caption"/>
       </w:pPr>
-      <w:bookmarkStart w:id="45" w:name="_Toc243941023"/>
+      <w:bookmarkStart w:id="46" w:name="_Toc243941023"/>
       <w:r>
         <w:t>Tabelul 8.</w:t>
       </w:r>
@@ -11173,7 +11631,7 @@
       <w:r>
         <w:t>. Modelele candidate pe seturile externe, cu T și τ din SCIN (în afara domeniului și pentru leziunile maligne, abținerea este răspunsul corect).</w:t>
       </w:r>
-      <w:bookmarkEnd w:id="45"/>
+      <w:bookmarkEnd w:id="46"/>
     </w:p>
     <w:tbl>
       <w:tblPr>
@@ -11533,7 +11991,7 @@
         <w:ind w:firstLine="709"/>
       </w:pPr>
       <w:r>
-        <w:t>Pentru a corecta această limită a fost testat un detector de imagini din afara domeniului (out-of-distribution detection; ml/ood_detect.py): un scor care spune cât de diferită este o fotografie de toate cazurile de antrenare, calculat înainte ca modelul să aleagă o categorie. Pe trăsăturile DINOv2 au fost comparate trei scoruri: probabilitatea maximă calibrată, folosită ca referință [55]; distanța Mahalanobis până la cea mai apropiată medie de categorie, o distanță care ține cont de cât variază trăsăturile și de cât de corelate sunt, cu o matrice de covarianță comună stabilizată prin metoda Ledoit-Wolf [56, 57]; și distanța cosinus până la al 10-lea cel mai apropiat caz de antrenare (k-NN) [58], detectorul principal, fixat înainte de rulare. Pragul fiecărui seed este ales pe validare astfel încât doar 5% dintre cazurile SCIN obișnuite să fie semnalate; o fotografie primește o categorie doar dacă nu este semnalată și încrederea ei depășește τ. Pe lângă Fitzpatrick17k și DDI, a fost construit un set de control din SCIN: 463 de cazuri ale căror diagnostice diferențiale se află toate în afara celor patru categorii (de exemplu impetigo, herpes zoster, tinea, purpură), fotografiate cu aceleași telefoane (ml/labels/scin_near_ood.csv).</w:t>
+        <w:t>Pentru a corecta această limită a fost testat un detector de imagini din afara domeniului (out-of-distribution detection; ml/ood_detect.py): un scor care spune cât de diferită este o fotografie de toate cazurile de antrenare, calculat înainte ca modelul să aleagă o categorie. Pe trăsăturile DINOv2 au fost comparate trei scoruri: probabilitatea maximă calibrată, folosită ca referință [57]; distanța Mahalanobis până la cea mai apropiată medie de categorie, o distanță care ține cont de cât variază trăsăturile și de cât de corelate sunt, cu o matrice de covarianță comună stabilizată prin metoda Ledoit-Wolf [58, 59]; și distanța cosinus până la al 10-lea cel mai apropiat caz de antrenare (k-NN) [60], detectorul principal, fixat înainte de rulare. Pragul fiecărui seed este ales pe validare astfel încât doar 5% dintre cazurile SCIN obișnuite să fie semnalate; o fotografie primește o categorie doar dacă nu este semnalată și încrederea ei depășește τ. Pe lângă Fitzpatrick17k și DDI, a fost construit un set de control din SCIN: 463 de cazuri ale căror diagnostice diferențiale se află toate în afara celor patru categorii (de exemplu impetigo, herpes zoster, tinea, purpură), fotografiate cu aceleași telefoane (ml/labels/scin_near_ood.csv).</w:t>
       </w:r>
     </w:p>
     <w:p>
@@ -11552,7 +12010,7 @@
       <w:pPr>
         <w:pStyle w:val="Caption"/>
       </w:pPr>
-      <w:bookmarkStart w:id="46" w:name="_Toc243941024"/>
+      <w:bookmarkStart w:id="47" w:name="_Toc243941024"/>
       <w:r>
         <w:t>Tabelul 8.</w:t>
       </w:r>
@@ -11577,7 +12035,7 @@
       <w:r>
         <w:t>. Detectorul de imagini din afara domeniului pe trăsăturile DINOv2 (medii pe zece seed-uri; prag ales pentru 5% alarme false pe validarea SCIN; răspuns sigur = categorie afișată fără recomandarea de a consulta un specialist, mai puțin este mai sigur în afara domeniului).</w:t>
       </w:r>
-      <w:bookmarkEnd w:id="46"/>
+      <w:bookmarkEnd w:id="47"/>
     </w:p>
     <w:tbl>
       <w:tblPr>
@@ -12062,25 +12520,25 @@
       <w:pPr>
         <w:pStyle w:val="Heading2"/>
       </w:pPr>
-      <w:bookmarkStart w:id="47" w:name="_Toc243941007"/>
+      <w:bookmarkStart w:id="48" w:name="_Toc244034988"/>
       <w:r>
         <w:t>8.7 Explicabilitate (Grad-CAM)</w:t>
       </w:r>
-      <w:bookmarkEnd w:id="47"/>
+      <w:bookmarkEnd w:id="48"/>
     </w:p>
     <w:p>
       <w:pPr>
         <w:ind w:firstLine="709"/>
       </w:pPr>
       <w:r>
-        <w:t>Pe cele 2.708 cazuri de test ale fiecărui model (Tabelul 8.10), ambele modele trec în medie verificarea prin randomizare (corelații 0,02–0,10), dar DINOv2 o trece mai consecvent: la 77,5% dintre cazuri corelația după randomizarea clasificatorului este sub 0,3 în valoare absolută, față de 41,7% la EfficientNet-B0. Hărțile DINOv2 sunt mai concentrate, dar privesc mai mult bordura neagră (mediană 0,67 față de 0,25), un efect cunoscut al Vision Transformer-ilor fără token-uri de registru, care stochează informație globală în patch-uri fără conținut [54]. Concentrarea hărților nu diferă între tonurile de piele. În aplicație, harta este afișată doar ca indicație generală; completarea prin reflexie în locul bordurii negre sau varianta DINOv2 cu registre sunt îmbunătățiri propuse.</w:t>
+        <w:t>Pe cele 2.708 cazuri de test ale fiecărui model (Tabelul 8.10), ambele modele trec în medie verificarea prin randomizare (corelații 0,02–0,10), dar DINOv2 o trece mai consecvent: la 77,5% dintre cazuri corelația după randomizarea clasificatorului este sub 0,3 în valoare absolută, față de 41,7% la EfficientNet-B0. Hărțile DINOv2 sunt mai concentrate, dar privesc mai mult bordura neagră (mediană 0,67 față de 0,25), un efect cunoscut al Vision Transformer-ilor fără token-uri de registru, care stochează informație globală în patch-uri fără conținut [61]. Concentrarea hărților nu diferă între tonurile de piele. În aplicație, harta este afișată doar ca indicație generală; completarea prin reflexie în locul bordurii negre sau varianta DINOv2 cu registre sunt îmbunătățiri propuse.</w:t>
       </w:r>
     </w:p>
     <w:p>
       <w:pPr>
         <w:pStyle w:val="Caption"/>
       </w:pPr>
-      <w:bookmarkStart w:id="48" w:name="_Toc243941025"/>
+      <w:bookmarkStart w:id="49" w:name="_Toc243941025"/>
       <w:r>
         <w:t>Tabelul 8.</w:t>
       </w:r>
@@ -12105,7 +12563,7 @@
       <w:r>
         <w:t>. Grad-CAM pe testul SCIN (2.708 cazuri pe model; ρ = corelația Spearman cu harta modelului antrenat).</w:t>
       </w:r>
-      <w:bookmarkEnd w:id="48"/>
+      <w:bookmarkEnd w:id="49"/>
     </w:p>
     <w:tbl>
       <w:tblPr>
@@ -12364,11 +12822,11 @@
       <w:pPr>
         <w:pStyle w:val="Heading2"/>
       </w:pPr>
-      <w:bookmarkStart w:id="49" w:name="_Toc243941008"/>
+      <w:bookmarkStart w:id="50" w:name="_Toc244034989"/>
       <w:r>
         <w:t>8.8 Sinteza rezultatelor și modelul ales pentru aplicație</w:t>
       </w:r>
-      <w:bookmarkEnd w:id="49"/>
+      <w:bookmarkEnd w:id="50"/>
     </w:p>
     <w:p>
       <w:pPr>
@@ -12391,7 +12849,7 @@
       <w:pPr>
         <w:pStyle w:val="Caption"/>
       </w:pPr>
-      <w:bookmarkStart w:id="50" w:name="_Toc243941026"/>
+      <w:bookmarkStart w:id="51" w:name="_Toc243941026"/>
       <w:r>
         <w:t>Tabelul 8.</w:t>
       </w:r>
@@ -12416,7 +12874,7 @@
       <w:r>
         <w:t>. Macro-F1 pe grupe de ton (medii pe zece seed-uri; SCIN: cazurile de test ale fiecărui seed; Fitzpatrick17k: evaluare zero-shot pe 4.012 imagini; * = sub 30 de cazuri de test pe seed în SCIN, doar descriptiv).</w:t>
       </w:r>
-      <w:bookmarkEnd w:id="50"/>
+      <w:bookmarkEnd w:id="51"/>
     </w:p>
     <w:tbl>
       <w:tblPr>
@@ -12977,19 +13435,19 @@
         <w:ind w:firstLine="709"/>
       </w:pPr>
       <w:r>
-        <w:t>Modelul livrat în aplicație este DINOv2 ViT-B/14 cu sondă liniară, încredere calibrată și prag τ, ales pentru licența Apache 2.0, acuratețea selectivă de 0,676 și cea mai mică eroare de calibrare după scalare (0,061); modelul folosește doar fotografia, deoarece chestionarul nu a adus câștig. Din rezultatul extern rezultă două cerințe: aplicația declară permanent că nu evaluează leziuni suspecte (alunițe care se schimbă, leziuni care sângerează) și trimite direct la medic pentru ele, iar detectorul k-NN de imagini din afara domeniului (Secțiunea 8.6) oprește o parte dintre fotografiile neobișnuite, dar nu recunoaște afecțiunile necunoscute fotografiate cu telefonul, deci avertizarea și întrebările de alarmă rămân obligatorii.</w:t>
+        <w:t>Modelul livrat în aplicație este DINOv2 ViT-B/14 cu sondă liniară, încredere calibrată și prag τ, ales pentru licența Apache 2.0, acuratețea selectivă de 0,676 și cea mai mică eroare de calibrare după scalare (0,061); modelul folosește doar fotografia, deoarece chestionarul nu a adus câștig. Din rezultatul extern rezultă două cerințe: aplicația declară permanent că nu evaluează leziuni suspecte (alunițe care se schimbă, leziuni care sângerează) și trimite direct la medic pentru ele, iar detectorul k-NN de imagini din afara domeniului (Secțiunea 8.6) oprește o parte dintre fotografiile neobișnuite, dar nu recunoaște afecțiunile necunoscute fotografiate cu telefonul, deci avertizarea și întrebările de alarmă rămân obligatorii. Exportul modelului și verificarea lui sunt descrise în secțiunea 6.1.</w:t>
       </w:r>
     </w:p>
     <w:p>
       <w:pPr>
         <w:pStyle w:val="Heading1"/>
       </w:pPr>
-      <w:bookmarkStart w:id="51" w:name="_Toc243941009"/>
+      <w:bookmarkStart w:id="52" w:name="_Toc244034990"/>
       <w:r>
         <w:lastRenderedPageBreak/>
         <w:t>Capitolul 9. Concluzii și direcții viitoare</w:t>
       </w:r>
-      <w:bookmarkEnd w:id="51"/>
+      <w:bookmarkEnd w:id="52"/>
     </w:p>
     <w:p>
       <w:r>
@@ -13003,12 +13461,12 @@
       <w:pPr>
         <w:pStyle w:val="Heading1"/>
       </w:pPr>
-      <w:bookmarkStart w:id="52" w:name="_Toc243941010"/>
+      <w:bookmarkStart w:id="53" w:name="_Toc244034991"/>
       <w:r>
         <w:lastRenderedPageBreak/>
         <w:t>Anexe</w:t>
       </w:r>
-      <w:bookmarkEnd w:id="52"/>
+      <w:bookmarkEnd w:id="53"/>
     </w:p>
     <w:p>
       <w:r>
@@ -13022,18 +13480,18 @@
       <w:pPr>
         <w:pStyle w:val="Heading2"/>
       </w:pPr>
-      <w:bookmarkStart w:id="53" w:name="_Toc243941011"/>
+      <w:bookmarkStart w:id="54" w:name="_Toc244034992"/>
       <w:r>
         <w:t>Anexa A. Planificarea proiectului: enunțul domeniului, WBS și riscurile</w:t>
       </w:r>
-      <w:bookmarkEnd w:id="53"/>
+      <w:bookmarkEnd w:id="54"/>
     </w:p>
     <w:p>
       <w:pPr>
         <w:ind w:firstLine="709"/>
       </w:pPr>
       <w:r>
-        <w:t>Proiectul a fost planificat după procesele de management al domeniului din ghidul PMBOK [59]. Domeniul proiectului înseamnă tot lucrul necesar pentru a produce livrabilele, și numai acesta. Enunțul domeniului (</w:t>
+        <w:t>Proiectul a fost planificat după procesele de management al domeniului din ghidul PMBOK [62]. Domeniul proiectului înseamnă tot lucrul necesar pentru a produce livrabilele, și numai acesta. Enunțul domeniului (</w:t>
       </w:r>
       <w:r>
         <w:rPr>
@@ -13079,7 +13537,7 @@
         <w:t>docs/WBS_Giotina.docx</w:t>
       </w:r>
       <w:r>
-        <w:t>) împarte proiectul ierarhic în livrabile, nu în activități [60]. Nivelul 2 conține livrabilele majore, iar ultimul nivel conține pachetele de lucru, elementele pentru care efortul se estimează, se atribuie unui responsabil și se verifică printr-un rezultat clar. Cele 60 de pachete au între 6 și 40 de ore, conform regulii 8/80, iar efortul total de 1.290 de ore, dintre care 280 pentru componenta ML, este egal cu bugetul din enunț; aceasta este regula 100%, în care fiecare lucru apare o singură dată. Toate pachetele au un singur responsabil, autoarea.</w:t>
+        <w:t>) împarte proiectul ierarhic în livrabile, nu în activități [63]. Nivelul 2 conține livrabilele majore, iar ultimul nivel conține pachetele de lucru, elementele pentru care efortul se estimează, se atribuie unui responsabil și se verifică printr-un rezultat clar. Cele 60 de pachete au între 6 și 40 de ore, conform regulii 8/80, iar efortul total de 1.290 de ore, dintre care 280 pentru componenta ML, este egal cu bugetul din enunț; aceasta este regula 100%, în care fiecare lucru apare o singură dată. Toate pachetele au un singur responsabil, autoarea.</w:t>
       </w:r>
     </w:p>
     <w:p>
@@ -13132,7 +13590,7 @@
         <w:pStyle w:val="Caption"/>
         <w:jc w:val="center"/>
       </w:pPr>
-      <w:bookmarkStart w:id="54" w:name="_Toc243941032"/>
+      <w:bookmarkStart w:id="55" w:name="_Toc243941032"/>
       <w:r>
         <w:lastRenderedPageBreak/>
         <w:t>Figura A.</w:t>
@@ -13158,7 +13616,7 @@
       <w:r>
         <w:t>. Structura de descompunere a lucrărilor (WBS) a proiectului, cu efortul estimat pe fiecare element.</w:t>
       </w:r>
-      <w:bookmarkEnd w:id="54"/>
+      <w:bookmarkEnd w:id="55"/>
     </w:p>
     <w:p>
       <w:pPr>
@@ -13237,7 +13695,7 @@
         <w:pStyle w:val="Caption"/>
         <w:jc w:val="center"/>
       </w:pPr>
-      <w:bookmarkStart w:id="55" w:name="_Toc243941033"/>
+      <w:bookmarkStart w:id="56" w:name="_Toc243941033"/>
       <w:r>
         <w:t>Figura A.</w:t>
       </w:r>
@@ -13262,7 +13720,7 @@
       <w:r>
         <w:t>. Structura de defalcare a riscurilor (RBS), cu scorul P × I al fiecărui risc și pachetele WBS afectate.</w:t>
       </w:r>
-      <w:bookmarkEnd w:id="55"/>
+      <w:bookmarkEnd w:id="56"/>
     </w:p>
     <w:p>
       <w:pPr>
@@ -13323,7 +13781,7 @@
         <w:pStyle w:val="Caption"/>
         <w:jc w:val="center"/>
       </w:pPr>
-      <w:bookmarkStart w:id="56" w:name="_Toc243941034"/>
+      <w:bookmarkStart w:id="57" w:name="_Toc243941034"/>
       <w:r>
         <w:t>Figura A.</w:t>
       </w:r>
@@ -13348,18 +13806,18 @@
       <w:r>
         <w:t>. Matricea probabilitate × impact cu cele zece riscuri și ordinea lor de prioritate.</w:t>
       </w:r>
-      <w:bookmarkEnd w:id="56"/>
+      <w:bookmarkEnd w:id="57"/>
     </w:p>
     <w:p>
       <w:pPr>
         <w:pStyle w:val="Heading1"/>
       </w:pPr>
-      <w:bookmarkStart w:id="57" w:name="_Toc243941012"/>
+      <w:bookmarkStart w:id="58" w:name="_Toc244034993"/>
       <w:r>
         <w:lastRenderedPageBreak/>
         <w:t>Bibliografie</w:t>
       </w:r>
-      <w:bookmarkEnd w:id="57"/>
+      <w:bookmarkEnd w:id="58"/>
     </w:p>
     <w:p>
       <w:pPr>
@@ -13861,7 +14319,7 @@
         <w:jc w:val="left"/>
       </w:pPr>
       <w:r>
-        <w:t>[50] A. Ward, J. Li, J. Wang et al., Crowdsourcing Dermatology Images with Google Search Ads: Creating a Real-World Skin Condition Dataset, JAMA Network Open 2024. https://arxiv.org/abs/2402.18545</w:t>
+        <w:t>[50] ONNX: Open Neural Network Exchange, format deschis pentru modele de învățare automată, LF AI &amp; Data Foundation. https://onnx.ai/</w:t>
       </w:r>
     </w:p>
     <w:p>
@@ -13871,7 +14329,7 @@
         <w:jc w:val="left"/>
       </w:pPr>
       <w:r>
-        <w:t>[51] T. Fawcett, An introduction to ROC analysis, Pattern Recognition Letters 27(8), 2006. https://doi.org/10.1016/j.patrec.2005.10.010</w:t>
+        <w:t>[51] Microsoft, ONNX Runtime: motor de inferență pentru modele ONNX, documentație. https://onnxruntime.ai/docs/</w:t>
       </w:r>
     </w:p>
     <w:p>
@@ -13881,7 +14339,7 @@
         <w:jc w:val="left"/>
       </w:pPr>
       <w:r>
-        <w:t>[52] W. Wang, D. Tran, M. Feiszli, What Makes Training Multi-Modal Classification Networks Hard?, CVPR 2020. https://arxiv.org/abs/1905.12681</w:t>
+        <w:t>[52] M. Mitchell, S. Wu, A. Zaldivar, P. Barnes, L. Vasserman, B. Hutchinson, E. Spitzer, I. D. Raji, T. Gebru, Model Cards for Model Reporting, FAT* 2019, 220-229. https://doi.org/10.1145/3287560.3287596</w:t>
       </w:r>
     </w:p>
     <w:p>
@@ -13891,7 +14349,7 @@
         <w:jc w:val="left"/>
       </w:pPr>
       <w:r>
-        <w:t>[53] D. H. Wolpert, Stacked generalization, Neural Networks 5(2), 1992. https://doi.org/10.1016/S0893-6080(05)80023-1</w:t>
+        <w:t>[53] A. Ward, J. Li, J. Wang et al., Crowdsourcing Dermatology Images with Google Search Ads: Creating a Real-World Skin Condition Dataset, JAMA Network Open 2024. https://arxiv.org/abs/2402.18545</w:t>
       </w:r>
     </w:p>
     <w:p>
@@ -13901,7 +14359,7 @@
         <w:jc w:val="left"/>
       </w:pPr>
       <w:r>
-        <w:t>[54] T. Darcet, M. Oquab, J. Mairal, P. Bojanowski, Vision Transformers Need Registers, ICLR 2024. https://arxiv.org/abs/2309.16588</w:t>
+        <w:t>[54] T. Fawcett, An introduction to ROC analysis, Pattern Recognition Letters 27(8), 2006. https://doi.org/10.1016/j.patrec.2005.10.010</w:t>
       </w:r>
     </w:p>
     <w:p>
@@ -13911,7 +14369,7 @@
         <w:jc w:val="left"/>
       </w:pPr>
       <w:r>
-        <w:t>[55] D. Hendrycks, K. Gimpel, A Baseline for Detecting Misclassified and Out-of-Distribution Examples in Neural Networks, ICLR 2017. https://arxiv.org/abs/1610.02136</w:t>
+        <w:t>[55] W. Wang, D. Tran, M. Feiszli, What Makes Training Multi-Modal Classification Networks Hard?, CVPR 2020. https://arxiv.org/abs/1905.12681</w:t>
       </w:r>
     </w:p>
     <w:p>
@@ -13921,7 +14379,7 @@
         <w:jc w:val="left"/>
       </w:pPr>
       <w:r>
-        <w:t>[56] K. Lee, K. Lee, H. Lee, J. Shin, A Simple Unified Framework for Detecting Out-of-Distribution Samples and Adversarial Attacks, NeurIPS 2018. https://arxiv.org/abs/1807.03888</w:t>
+        <w:t>[56] D. H. Wolpert, Stacked generalization, Neural Networks 5(2), 1992. https://doi.org/10.1016/S0893-6080(05)80023-1</w:t>
       </w:r>
     </w:p>
     <w:p>
@@ -13931,7 +14389,7 @@
         <w:jc w:val="left"/>
       </w:pPr>
       <w:r>
-        <w:t>[57] O. Ledoit, M. Wolf, A well-conditioned estimator for large-dimensional covariance matrices, Journal of Multivariate Analysis 88(2), 2004. https://doi.org/10.1016/S0047-259X(03)00096-4</w:t>
+        <w:t>[57] D. Hendrycks, K. Gimpel, A Baseline for Detecting Misclassified and Out-of-Distribution Examples in Neural Networks, ICLR 2017. https://arxiv.org/abs/1610.02136</w:t>
       </w:r>
     </w:p>
     <w:p>
@@ -13941,7 +14399,7 @@
         <w:jc w:val="left"/>
       </w:pPr>
       <w:r>
-        <w:t>[58] Y. Sun, Y. Ming, X. Zhu, Y. Li, Out-of-Distribution Detection with Deep Nearest Neighbors, ICML 2022. https://arxiv.org/abs/2204.06507</w:t>
+        <w:t>[58] K. Lee, K. Lee, H. Lee, J. Shin, A Simple Unified Framework for Detecting Out-of-Distribution Samples and Adversarial Attacks, NeurIPS 2018. https://arxiv.org/abs/1807.03888</w:t>
       </w:r>
     </w:p>
     <w:p>
@@ -13951,7 +14409,7 @@
         <w:jc w:val="left"/>
       </w:pPr>
       <w:r>
-        <w:t>[59] Project Management Institute, A Guide to the Project Management Body of Knowledge (PMBOK Guide), ediția a 6-a, 2017. https://www.pmi.org/pmbok-guide-standards/foundational/pmbok</w:t>
+        <w:t>[59] O. Ledoit, M. Wolf, A well-conditioned estimator for large-dimensional covariance matrices, Journal of Multivariate Analysis 88(2), 2004. https://doi.org/10.1016/S0047-259X(03)00096-4</w:t>
       </w:r>
     </w:p>
     <w:p>
@@ -13961,7 +14419,37 @@
         <w:jc w:val="left"/>
       </w:pPr>
       <w:r>
-        <w:t>[60] K. Schwalbe, Information Technology Project Management, ediția a 9-a, Cengage Learning, 2019</w:t>
+        <w:t>[60] Y. Sun, Y. Ming, X. Zhu, Y. Li, Out-of-Distribution Detection with Deep Nearest Neighbors, ICML 2022. https://arxiv.org/abs/2204.06507</w:t>
+      </w:r>
+    </w:p>
+    <w:p>
+      <w:pPr>
+        <w:spacing w:line="276" w:lineRule="auto"/>
+        <w:ind w:left="567" w:hanging="567"/>
+        <w:jc w:val="left"/>
+      </w:pPr>
+      <w:r>
+        <w:t>[61] T. Darcet, M. Oquab, J. Mairal, P. Bojanowski, Vision Transformers Need Registers, ICLR 2024. https://arxiv.org/abs/2309.16588</w:t>
+      </w:r>
+    </w:p>
+    <w:p>
+      <w:pPr>
+        <w:spacing w:line="276" w:lineRule="auto"/>
+        <w:ind w:left="567" w:hanging="567"/>
+        <w:jc w:val="left"/>
+      </w:pPr>
+      <w:r>
+        <w:t>[62] Project Management Institute, A Guide to the Project Management Body of Knowledge (PMBOK Guide), ediția a 6-a, 2017. https://www.pmi.org/pmbok-guide-standards/foundational/pmbok</w:t>
+      </w:r>
+    </w:p>
+    <w:p>
+      <w:pPr>
+        <w:spacing w:line="276" w:lineRule="auto"/>
+        <w:ind w:left="567" w:hanging="567"/>
+        <w:jc w:val="left"/>
+      </w:pPr>
+      <w:r>
+        <w:t>[63] K. Schwalbe, Information Technology Project Management, ediția a 9-a, Cengage Learning, 2019</w:t>
       </w:r>
     </w:p>
     <w:sectPr>

--- a/docs/Teza_Licenta.docx
+++ b/docs/Teza_Licenta.docx
@@ -299,7 +299,7 @@
         </w:rPr>
         <w:fldChar w:fldCharType="separate"/>
       </w:r>
-      <w:hyperlink w:anchor="_Toc244034957" w:history="1">
+      <w:hyperlink w:anchor="_Toc244063687" w:history="1">
         <w:r>
           <w:rPr>
             <w:rStyle w:val="Hyperlink"/>
@@ -326,7 +326,7 @@
             <w:noProof/>
             <w:webHidden/>
           </w:rPr>
-          <w:instrText xml:space="preserve"> PAGEREF _Toc244034957 \h </w:instrText>
+          <w:instrText xml:space="preserve"> PAGEREF _Toc244063687 \h </w:instrText>
         </w:r>
         <w:r>
           <w:rPr>
@@ -373,7 +373,7 @@
           <w14:ligatures w14:val="standardContextual"/>
         </w:rPr>
       </w:pPr>
-      <w:hyperlink w:anchor="_Toc244034958" w:history="1">
+      <w:hyperlink w:anchor="_Toc244063688" w:history="1">
         <w:r>
           <w:rPr>
             <w:rStyle w:val="Hyperlink"/>
@@ -400,7 +400,7 @@
             <w:noProof/>
             <w:webHidden/>
           </w:rPr>
-          <w:instrText xml:space="preserve"> PAGEREF _Toc244034958 \h </w:instrText>
+          <w:instrText xml:space="preserve"> PAGEREF _Toc244063688 \h </w:instrText>
         </w:r>
         <w:r>
           <w:rPr>
@@ -447,7 +447,7 @@
           <w14:ligatures w14:val="standardContextual"/>
         </w:rPr>
       </w:pPr>
-      <w:hyperlink w:anchor="_Toc244034959" w:history="1">
+      <w:hyperlink w:anchor="_Toc244063689" w:history="1">
         <w:r>
           <w:rPr>
             <w:rStyle w:val="Hyperlink"/>
@@ -474,7 +474,7 @@
             <w:noProof/>
             <w:webHidden/>
           </w:rPr>
-          <w:instrText xml:space="preserve"> PAGEREF _Toc244034959 \h </w:instrText>
+          <w:instrText xml:space="preserve"> PAGEREF _Toc244063689 \h </w:instrText>
         </w:r>
         <w:r>
           <w:rPr>
@@ -521,7 +521,7 @@
           <w14:ligatures w14:val="standardContextual"/>
         </w:rPr>
       </w:pPr>
-      <w:hyperlink w:anchor="_Toc244034960" w:history="1">
+      <w:hyperlink w:anchor="_Toc244063690" w:history="1">
         <w:r>
           <w:rPr>
             <w:rStyle w:val="Hyperlink"/>
@@ -548,7 +548,7 @@
             <w:noProof/>
             <w:webHidden/>
           </w:rPr>
-          <w:instrText xml:space="preserve"> PAGEREF _Toc244034960 \h </w:instrText>
+          <w:instrText xml:space="preserve"> PAGEREF _Toc244063690 \h </w:instrText>
         </w:r>
         <w:r>
           <w:rPr>
@@ -595,7 +595,7 @@
           <w14:ligatures w14:val="standardContextual"/>
         </w:rPr>
       </w:pPr>
-      <w:hyperlink w:anchor="_Toc244034961" w:history="1">
+      <w:hyperlink w:anchor="_Toc244063691" w:history="1">
         <w:r>
           <w:rPr>
             <w:rStyle w:val="Hyperlink"/>
@@ -622,7 +622,7 @@
             <w:noProof/>
             <w:webHidden/>
           </w:rPr>
-          <w:instrText xml:space="preserve"> PAGEREF _Toc244034961 \h </w:instrText>
+          <w:instrText xml:space="preserve"> PAGEREF _Toc244063691 \h </w:instrText>
         </w:r>
         <w:r>
           <w:rPr>
@@ -669,7 +669,7 @@
           <w14:ligatures w14:val="standardContextual"/>
         </w:rPr>
       </w:pPr>
-      <w:hyperlink w:anchor="_Toc244034962" w:history="1">
+      <w:hyperlink w:anchor="_Toc244063692" w:history="1">
         <w:r>
           <w:rPr>
             <w:rStyle w:val="Hyperlink"/>
@@ -696,7 +696,7 @@
             <w:noProof/>
             <w:webHidden/>
           </w:rPr>
-          <w:instrText xml:space="preserve"> PAGEREF _Toc244034962 \h </w:instrText>
+          <w:instrText xml:space="preserve"> PAGEREF _Toc244063692 \h </w:instrText>
         </w:r>
         <w:r>
           <w:rPr>
@@ -743,7 +743,7 @@
           <w14:ligatures w14:val="standardContextual"/>
         </w:rPr>
       </w:pPr>
-      <w:hyperlink w:anchor="_Toc244034963" w:history="1">
+      <w:hyperlink w:anchor="_Toc244063693" w:history="1">
         <w:r>
           <w:rPr>
             <w:rStyle w:val="Hyperlink"/>
@@ -770,7 +770,7 @@
             <w:noProof/>
             <w:webHidden/>
           </w:rPr>
-          <w:instrText xml:space="preserve"> PAGEREF _Toc244034963 \h </w:instrText>
+          <w:instrText xml:space="preserve"> PAGEREF _Toc244063693 \h </w:instrText>
         </w:r>
         <w:r>
           <w:rPr>
@@ -817,7 +817,7 @@
           <w14:ligatures w14:val="standardContextual"/>
         </w:rPr>
       </w:pPr>
-      <w:hyperlink w:anchor="_Toc244034964" w:history="1">
+      <w:hyperlink w:anchor="_Toc244063694" w:history="1">
         <w:r>
           <w:rPr>
             <w:rStyle w:val="Hyperlink"/>
@@ -844,7 +844,7 @@
             <w:noProof/>
             <w:webHidden/>
           </w:rPr>
-          <w:instrText xml:space="preserve"> PAGEREF _Toc244034964 \h </w:instrText>
+          <w:instrText xml:space="preserve"> PAGEREF _Toc244063694 \h </w:instrText>
         </w:r>
         <w:r>
           <w:rPr>
@@ -891,7 +891,7 @@
           <w14:ligatures w14:val="standardContextual"/>
         </w:rPr>
       </w:pPr>
-      <w:hyperlink w:anchor="_Toc244034965" w:history="1">
+      <w:hyperlink w:anchor="_Toc244063695" w:history="1">
         <w:r>
           <w:rPr>
             <w:rStyle w:val="Hyperlink"/>
@@ -918,7 +918,7 @@
             <w:noProof/>
             <w:webHidden/>
           </w:rPr>
-          <w:instrText xml:space="preserve"> PAGEREF _Toc244034965 \h </w:instrText>
+          <w:instrText xml:space="preserve"> PAGEREF _Toc244063695 \h </w:instrText>
         </w:r>
         <w:r>
           <w:rPr>
@@ -965,7 +965,7 @@
           <w14:ligatures w14:val="standardContextual"/>
         </w:rPr>
       </w:pPr>
-      <w:hyperlink w:anchor="_Toc244034966" w:history="1">
+      <w:hyperlink w:anchor="_Toc244063696" w:history="1">
         <w:r>
           <w:rPr>
             <w:rStyle w:val="Hyperlink"/>
@@ -992,7 +992,7 @@
             <w:noProof/>
             <w:webHidden/>
           </w:rPr>
-          <w:instrText xml:space="preserve"> PAGEREF _Toc244034966 \h </w:instrText>
+          <w:instrText xml:space="preserve"> PAGEREF _Toc244063696 \h </w:instrText>
         </w:r>
         <w:r>
           <w:rPr>
@@ -1039,7 +1039,7 @@
           <w14:ligatures w14:val="standardContextual"/>
         </w:rPr>
       </w:pPr>
-      <w:hyperlink w:anchor="_Toc244034967" w:history="1">
+      <w:hyperlink w:anchor="_Toc244063697" w:history="1">
         <w:r>
           <w:rPr>
             <w:rStyle w:val="Hyperlink"/>
@@ -1066,7 +1066,7 @@
             <w:noProof/>
             <w:webHidden/>
           </w:rPr>
-          <w:instrText xml:space="preserve"> PAGEREF _Toc244034967 \h </w:instrText>
+          <w:instrText xml:space="preserve"> PAGEREF _Toc244063697 \h </w:instrText>
         </w:r>
         <w:r>
           <w:rPr>
@@ -1113,7 +1113,7 @@
           <w14:ligatures w14:val="standardContextual"/>
         </w:rPr>
       </w:pPr>
-      <w:hyperlink w:anchor="_Toc244034968" w:history="1">
+      <w:hyperlink w:anchor="_Toc244063698" w:history="1">
         <w:r>
           <w:rPr>
             <w:rStyle w:val="Hyperlink"/>
@@ -1140,7 +1140,7 @@
             <w:noProof/>
             <w:webHidden/>
           </w:rPr>
-          <w:instrText xml:space="preserve"> PAGEREF _Toc244034968 \h </w:instrText>
+          <w:instrText xml:space="preserve"> PAGEREF _Toc244063698 \h </w:instrText>
         </w:r>
         <w:r>
           <w:rPr>
@@ -1187,7 +1187,7 @@
           <w14:ligatures w14:val="standardContextual"/>
         </w:rPr>
       </w:pPr>
-      <w:hyperlink w:anchor="_Toc244034969" w:history="1">
+      <w:hyperlink w:anchor="_Toc244063699" w:history="1">
         <w:r>
           <w:rPr>
             <w:rStyle w:val="Hyperlink"/>
@@ -1214,7 +1214,7 @@
             <w:noProof/>
             <w:webHidden/>
           </w:rPr>
-          <w:instrText xml:space="preserve"> PAGEREF _Toc244034969 \h </w:instrText>
+          <w:instrText xml:space="preserve"> PAGEREF _Toc244063699 \h </w:instrText>
         </w:r>
         <w:r>
           <w:rPr>
@@ -1261,7 +1261,7 @@
           <w14:ligatures w14:val="standardContextual"/>
         </w:rPr>
       </w:pPr>
-      <w:hyperlink w:anchor="_Toc244034970" w:history="1">
+      <w:hyperlink w:anchor="_Toc244063700" w:history="1">
         <w:r>
           <w:rPr>
             <w:rStyle w:val="Hyperlink"/>
@@ -1288,7 +1288,7 @@
             <w:noProof/>
             <w:webHidden/>
           </w:rPr>
-          <w:instrText xml:space="preserve"> PAGEREF _Toc244034970 \h </w:instrText>
+          <w:instrText xml:space="preserve"> PAGEREF _Toc244063700 \h </w:instrText>
         </w:r>
         <w:r>
           <w:rPr>
@@ -1335,7 +1335,7 @@
           <w14:ligatures w14:val="standardContextual"/>
         </w:rPr>
       </w:pPr>
-      <w:hyperlink w:anchor="_Toc244034971" w:history="1">
+      <w:hyperlink w:anchor="_Toc244063701" w:history="1">
         <w:r>
           <w:rPr>
             <w:rStyle w:val="Hyperlink"/>
@@ -1362,7 +1362,7 @@
             <w:noProof/>
             <w:webHidden/>
           </w:rPr>
-          <w:instrText xml:space="preserve"> PAGEREF _Toc244034971 \h </w:instrText>
+          <w:instrText xml:space="preserve"> PAGEREF _Toc244063701 \h </w:instrText>
         </w:r>
         <w:r>
           <w:rPr>
@@ -1409,7 +1409,7 @@
           <w14:ligatures w14:val="standardContextual"/>
         </w:rPr>
       </w:pPr>
-      <w:hyperlink w:anchor="_Toc244034972" w:history="1">
+      <w:hyperlink w:anchor="_Toc244063702" w:history="1">
         <w:r>
           <w:rPr>
             <w:rStyle w:val="Hyperlink"/>
@@ -1436,7 +1436,7 @@
             <w:noProof/>
             <w:webHidden/>
           </w:rPr>
-          <w:instrText xml:space="preserve"> PAGEREF _Toc244034972 \h </w:instrText>
+          <w:instrText xml:space="preserve"> PAGEREF _Toc244063702 \h </w:instrText>
         </w:r>
         <w:r>
           <w:rPr>
@@ -1483,7 +1483,7 @@
           <w14:ligatures w14:val="standardContextual"/>
         </w:rPr>
       </w:pPr>
-      <w:hyperlink w:anchor="_Toc244034973" w:history="1">
+      <w:hyperlink w:anchor="_Toc244063703" w:history="1">
         <w:r>
           <w:rPr>
             <w:rStyle w:val="Hyperlink"/>
@@ -1510,7 +1510,7 @@
             <w:noProof/>
             <w:webHidden/>
           </w:rPr>
-          <w:instrText xml:space="preserve"> PAGEREF _Toc244034973 \h </w:instrText>
+          <w:instrText xml:space="preserve"> PAGEREF _Toc244063703 \h </w:instrText>
         </w:r>
         <w:r>
           <w:rPr>
@@ -1557,7 +1557,7 @@
           <w14:ligatures w14:val="standardContextual"/>
         </w:rPr>
       </w:pPr>
-      <w:hyperlink w:anchor="_Toc244034974" w:history="1">
+      <w:hyperlink w:anchor="_Toc244063704" w:history="1">
         <w:r>
           <w:rPr>
             <w:rStyle w:val="Hyperlink"/>
@@ -1584,7 +1584,7 @@
             <w:noProof/>
             <w:webHidden/>
           </w:rPr>
-          <w:instrText xml:space="preserve"> PAGEREF _Toc244034974 \h </w:instrText>
+          <w:instrText xml:space="preserve"> PAGEREF _Toc244063704 \h </w:instrText>
         </w:r>
         <w:r>
           <w:rPr>
@@ -1631,7 +1631,7 @@
           <w14:ligatures w14:val="standardContextual"/>
         </w:rPr>
       </w:pPr>
-      <w:hyperlink w:anchor="_Toc244034975" w:history="1">
+      <w:hyperlink w:anchor="_Toc244063705" w:history="1">
         <w:r>
           <w:rPr>
             <w:rStyle w:val="Hyperlink"/>
@@ -1658,7 +1658,7 @@
             <w:noProof/>
             <w:webHidden/>
           </w:rPr>
-          <w:instrText xml:space="preserve"> PAGEREF _Toc244034975 \h </w:instrText>
+          <w:instrText xml:space="preserve"> PAGEREF _Toc244063705 \h </w:instrText>
         </w:r>
         <w:r>
           <w:rPr>
@@ -1705,7 +1705,7 @@
           <w14:ligatures w14:val="standardContextual"/>
         </w:rPr>
       </w:pPr>
-      <w:hyperlink w:anchor="_Toc244034976" w:history="1">
+      <w:hyperlink w:anchor="_Toc244063706" w:history="1">
         <w:r>
           <w:rPr>
             <w:rStyle w:val="Hyperlink"/>
@@ -1732,7 +1732,7 @@
             <w:noProof/>
             <w:webHidden/>
           </w:rPr>
-          <w:instrText xml:space="preserve"> PAGEREF _Toc244034976 \h </w:instrText>
+          <w:instrText xml:space="preserve"> PAGEREF _Toc244063706 \h </w:instrText>
         </w:r>
         <w:r>
           <w:rPr>
@@ -1779,7 +1779,7 @@
           <w14:ligatures w14:val="standardContextual"/>
         </w:rPr>
       </w:pPr>
-      <w:hyperlink w:anchor="_Toc244034977" w:history="1">
+      <w:hyperlink w:anchor="_Toc244063707" w:history="1">
         <w:r>
           <w:rPr>
             <w:rStyle w:val="Hyperlink"/>
@@ -1806,7 +1806,7 @@
             <w:noProof/>
             <w:webHidden/>
           </w:rPr>
-          <w:instrText xml:space="preserve"> PAGEREF _Toc244034977 \h </w:instrText>
+          <w:instrText xml:space="preserve"> PAGEREF _Toc244063707 \h </w:instrText>
         </w:r>
         <w:r>
           <w:rPr>
@@ -1853,7 +1853,7 @@
           <w14:ligatures w14:val="standardContextual"/>
         </w:rPr>
       </w:pPr>
-      <w:hyperlink w:anchor="_Toc244034978" w:history="1">
+      <w:hyperlink w:anchor="_Toc244063708" w:history="1">
         <w:r>
           <w:rPr>
             <w:rStyle w:val="Hyperlink"/>
@@ -1880,7 +1880,7 @@
             <w:noProof/>
             <w:webHidden/>
           </w:rPr>
-          <w:instrText xml:space="preserve"> PAGEREF _Toc244034978 \h </w:instrText>
+          <w:instrText xml:space="preserve"> PAGEREF _Toc244063708 \h </w:instrText>
         </w:r>
         <w:r>
           <w:rPr>
@@ -1927,7 +1927,7 @@
           <w14:ligatures w14:val="standardContextual"/>
         </w:rPr>
       </w:pPr>
-      <w:hyperlink w:anchor="_Toc244034979" w:history="1">
+      <w:hyperlink w:anchor="_Toc244063709" w:history="1">
         <w:r>
           <w:rPr>
             <w:rStyle w:val="Hyperlink"/>
@@ -1954,7 +1954,7 @@
             <w:noProof/>
             <w:webHidden/>
           </w:rPr>
-          <w:instrText xml:space="preserve"> PAGEREF _Toc244034979 \h </w:instrText>
+          <w:instrText xml:space="preserve"> PAGEREF _Toc244063709 \h </w:instrText>
         </w:r>
         <w:r>
           <w:rPr>
@@ -2001,7 +2001,7 @@
           <w14:ligatures w14:val="standardContextual"/>
         </w:rPr>
       </w:pPr>
-      <w:hyperlink w:anchor="_Toc244034980" w:history="1">
+      <w:hyperlink w:anchor="_Toc244063710" w:history="1">
         <w:r>
           <w:rPr>
             <w:rStyle w:val="Hyperlink"/>
@@ -2028,7 +2028,7 @@
             <w:noProof/>
             <w:webHidden/>
           </w:rPr>
-          <w:instrText xml:space="preserve"> PAGEREF _Toc244034980 \h </w:instrText>
+          <w:instrText xml:space="preserve"> PAGEREF _Toc244063710 \h </w:instrText>
         </w:r>
         <w:r>
           <w:rPr>
@@ -2075,7 +2075,7 @@
           <w14:ligatures w14:val="standardContextual"/>
         </w:rPr>
       </w:pPr>
-      <w:hyperlink w:anchor="_Toc244034981" w:history="1">
+      <w:hyperlink w:anchor="_Toc244063711" w:history="1">
         <w:r>
           <w:rPr>
             <w:rStyle w:val="Hyperlink"/>
@@ -2102,7 +2102,7 @@
             <w:noProof/>
             <w:webHidden/>
           </w:rPr>
-          <w:instrText xml:space="preserve"> PAGEREF _Toc244034981 \h </w:instrText>
+          <w:instrText xml:space="preserve"> PAGEREF _Toc244063711 \h </w:instrText>
         </w:r>
         <w:r>
           <w:rPr>
@@ -2149,7 +2149,7 @@
           <w14:ligatures w14:val="standardContextual"/>
         </w:rPr>
       </w:pPr>
-      <w:hyperlink w:anchor="_Toc244034982" w:history="1">
+      <w:hyperlink w:anchor="_Toc244063712" w:history="1">
         <w:r>
           <w:rPr>
             <w:rStyle w:val="Hyperlink"/>
@@ -2176,7 +2176,7 @@
             <w:noProof/>
             <w:webHidden/>
           </w:rPr>
-          <w:instrText xml:space="preserve"> PAGEREF _Toc244034982 \h </w:instrText>
+          <w:instrText xml:space="preserve"> PAGEREF _Toc244063712 \h </w:instrText>
         </w:r>
         <w:r>
           <w:rPr>
@@ -2223,7 +2223,7 @@
           <w14:ligatures w14:val="standardContextual"/>
         </w:rPr>
       </w:pPr>
-      <w:hyperlink w:anchor="_Toc244034983" w:history="1">
+      <w:hyperlink w:anchor="_Toc244063713" w:history="1">
         <w:r>
           <w:rPr>
             <w:rStyle w:val="Hyperlink"/>
@@ -2250,7 +2250,7 @@
             <w:noProof/>
             <w:webHidden/>
           </w:rPr>
-          <w:instrText xml:space="preserve"> PAGEREF _Toc244034983 \h </w:instrText>
+          <w:instrText xml:space="preserve"> PAGEREF _Toc244063713 \h </w:instrText>
         </w:r>
         <w:r>
           <w:rPr>
@@ -2297,7 +2297,7 @@
           <w14:ligatures w14:val="standardContextual"/>
         </w:rPr>
       </w:pPr>
-      <w:hyperlink w:anchor="_Toc244034984" w:history="1">
+      <w:hyperlink w:anchor="_Toc244063714" w:history="1">
         <w:r>
           <w:rPr>
             <w:rStyle w:val="Hyperlink"/>
@@ -2324,7 +2324,7 @@
             <w:noProof/>
             <w:webHidden/>
           </w:rPr>
-          <w:instrText xml:space="preserve"> PAGEREF _Toc244034984 \h </w:instrText>
+          <w:instrText xml:space="preserve"> PAGEREF _Toc244063714 \h </w:instrText>
         </w:r>
         <w:r>
           <w:rPr>
@@ -2371,7 +2371,7 @@
           <w14:ligatures w14:val="standardContextual"/>
         </w:rPr>
       </w:pPr>
-      <w:hyperlink w:anchor="_Toc244034985" w:history="1">
+      <w:hyperlink w:anchor="_Toc244063715" w:history="1">
         <w:r>
           <w:rPr>
             <w:rStyle w:val="Hyperlink"/>
@@ -2398,7 +2398,7 @@
             <w:noProof/>
             <w:webHidden/>
           </w:rPr>
-          <w:instrText xml:space="preserve"> PAGEREF _Toc244034985 \h </w:instrText>
+          <w:instrText xml:space="preserve"> PAGEREF _Toc244063715 \h </w:instrText>
         </w:r>
         <w:r>
           <w:rPr>
@@ -2445,7 +2445,7 @@
           <w14:ligatures w14:val="standardContextual"/>
         </w:rPr>
       </w:pPr>
-      <w:hyperlink w:anchor="_Toc244034986" w:history="1">
+      <w:hyperlink w:anchor="_Toc244063716" w:history="1">
         <w:r>
           <w:rPr>
             <w:rStyle w:val="Hyperlink"/>
@@ -2472,7 +2472,7 @@
             <w:noProof/>
             <w:webHidden/>
           </w:rPr>
-          <w:instrText xml:space="preserve"> PAGEREF _Toc244034986 \h </w:instrText>
+          <w:instrText xml:space="preserve"> PAGEREF _Toc244063716 \h </w:instrText>
         </w:r>
         <w:r>
           <w:rPr>
@@ -2519,7 +2519,7 @@
           <w14:ligatures w14:val="standardContextual"/>
         </w:rPr>
       </w:pPr>
-      <w:hyperlink w:anchor="_Toc244034987" w:history="1">
+      <w:hyperlink w:anchor="_Toc244063717" w:history="1">
         <w:r>
           <w:rPr>
             <w:rStyle w:val="Hyperlink"/>
@@ -2546,7 +2546,7 @@
             <w:noProof/>
             <w:webHidden/>
           </w:rPr>
-          <w:instrText xml:space="preserve"> PAGEREF _Toc244034987 \h </w:instrText>
+          <w:instrText xml:space="preserve"> PAGEREF _Toc244063717 \h </w:instrText>
         </w:r>
         <w:r>
           <w:rPr>
@@ -2593,7 +2593,7 @@
           <w14:ligatures w14:val="standardContextual"/>
         </w:rPr>
       </w:pPr>
-      <w:hyperlink w:anchor="_Toc244034988" w:history="1">
+      <w:hyperlink w:anchor="_Toc244063718" w:history="1">
         <w:r>
           <w:rPr>
             <w:rStyle w:val="Hyperlink"/>
@@ -2620,7 +2620,7 @@
             <w:noProof/>
             <w:webHidden/>
           </w:rPr>
-          <w:instrText xml:space="preserve"> PAGEREF _Toc244034988 \h </w:instrText>
+          <w:instrText xml:space="preserve"> PAGEREF _Toc244063718 \h </w:instrText>
         </w:r>
         <w:r>
           <w:rPr>
@@ -2667,7 +2667,7 @@
           <w14:ligatures w14:val="standardContextual"/>
         </w:rPr>
       </w:pPr>
-      <w:hyperlink w:anchor="_Toc244034989" w:history="1">
+      <w:hyperlink w:anchor="_Toc244063719" w:history="1">
         <w:r>
           <w:rPr>
             <w:rStyle w:val="Hyperlink"/>
@@ -2694,7 +2694,7 @@
             <w:noProof/>
             <w:webHidden/>
           </w:rPr>
-          <w:instrText xml:space="preserve"> PAGEREF _Toc244034989 \h </w:instrText>
+          <w:instrText xml:space="preserve"> PAGEREF _Toc244063719 \h </w:instrText>
         </w:r>
         <w:r>
           <w:rPr>
@@ -2741,7 +2741,7 @@
           <w14:ligatures w14:val="standardContextual"/>
         </w:rPr>
       </w:pPr>
-      <w:hyperlink w:anchor="_Toc244034990" w:history="1">
+      <w:hyperlink w:anchor="_Toc244063720" w:history="1">
         <w:r>
           <w:rPr>
             <w:rStyle w:val="Hyperlink"/>
@@ -2768,7 +2768,7 @@
             <w:noProof/>
             <w:webHidden/>
           </w:rPr>
-          <w:instrText xml:space="preserve"> PAGEREF _Toc244034990 \h </w:instrText>
+          <w:instrText xml:space="preserve"> PAGEREF _Toc244063720 \h </w:instrText>
         </w:r>
         <w:r>
           <w:rPr>
@@ -2815,7 +2815,7 @@
           <w14:ligatures w14:val="standardContextual"/>
         </w:rPr>
       </w:pPr>
-      <w:hyperlink w:anchor="_Toc244034991" w:history="1">
+      <w:hyperlink w:anchor="_Toc244063721" w:history="1">
         <w:r>
           <w:rPr>
             <w:rStyle w:val="Hyperlink"/>
@@ -2842,7 +2842,7 @@
             <w:noProof/>
             <w:webHidden/>
           </w:rPr>
-          <w:instrText xml:space="preserve"> PAGEREF _Toc244034991 \h </w:instrText>
+          <w:instrText xml:space="preserve"> PAGEREF _Toc244063721 \h </w:instrText>
         </w:r>
         <w:r>
           <w:rPr>
@@ -2889,7 +2889,7 @@
           <w14:ligatures w14:val="standardContextual"/>
         </w:rPr>
       </w:pPr>
-      <w:hyperlink w:anchor="_Toc244034992" w:history="1">
+      <w:hyperlink w:anchor="_Toc244063722" w:history="1">
         <w:r>
           <w:rPr>
             <w:rStyle w:val="Hyperlink"/>
@@ -2916,7 +2916,7 @@
             <w:noProof/>
             <w:webHidden/>
           </w:rPr>
-          <w:instrText xml:space="preserve"> PAGEREF _Toc244034992 \h </w:instrText>
+          <w:instrText xml:space="preserve"> PAGEREF _Toc244063722 \h </w:instrText>
         </w:r>
         <w:r>
           <w:rPr>
@@ -2963,7 +2963,7 @@
           <w14:ligatures w14:val="standardContextual"/>
         </w:rPr>
       </w:pPr>
-      <w:hyperlink w:anchor="_Toc244034993" w:history="1">
+      <w:hyperlink w:anchor="_Toc244063723" w:history="1">
         <w:r>
           <w:rPr>
             <w:rStyle w:val="Hyperlink"/>
@@ -2990,7 +2990,7 @@
             <w:noProof/>
             <w:webHidden/>
           </w:rPr>
-          <w:instrText xml:space="preserve"> PAGEREF _Toc244034993 \h </w:instrText>
+          <w:instrText xml:space="preserve"> PAGEREF _Toc244063723 \h </w:instrText>
         </w:r>
         <w:r>
           <w:rPr>
@@ -5274,7 +5274,7 @@
       <w:pPr>
         <w:pStyle w:val="Heading1"/>
       </w:pPr>
-      <w:bookmarkStart w:id="0" w:name="_Toc244034957"/>
+      <w:bookmarkStart w:id="0" w:name="_Toc244063687"/>
       <w:r>
         <w:lastRenderedPageBreak/>
         <w:t>Capitolul 1. Introducere</w:t>
@@ -5285,7 +5285,7 @@
       <w:pPr>
         <w:pStyle w:val="Heading2"/>
       </w:pPr>
-      <w:bookmarkStart w:id="1" w:name="_Toc244034958"/>
+      <w:bookmarkStart w:id="1" w:name="_Toc244063688"/>
       <w:r>
         <w:t>1.1 Motivație</w:t>
       </w:r>
@@ -5321,7 +5321,7 @@
       <w:pPr>
         <w:pStyle w:val="Heading2"/>
       </w:pPr>
-      <w:bookmarkStart w:id="2" w:name="_Toc244034959"/>
+      <w:bookmarkStart w:id="2" w:name="_Toc244063689"/>
       <w:r>
         <w:t>1.2 Formularea problemei</w:t>
       </w:r>
@@ -5377,7 +5377,7 @@
       <w:pPr>
         <w:pStyle w:val="Heading2"/>
       </w:pPr>
-      <w:bookmarkStart w:id="3" w:name="_Toc244034960"/>
+      <w:bookmarkStart w:id="3" w:name="_Toc244063690"/>
       <w:r>
         <w:t>1.3 Obiective</w:t>
       </w:r>
@@ -5395,7 +5395,7 @@
       <w:pPr>
         <w:pStyle w:val="Heading2"/>
       </w:pPr>
-      <w:bookmarkStart w:id="4" w:name="_Toc244034961"/>
+      <w:bookmarkStart w:id="4" w:name="_Toc244063691"/>
       <w:r>
         <w:t>1.4 Contribuții</w:t>
       </w:r>
@@ -5413,7 +5413,7 @@
       <w:pPr>
         <w:pStyle w:val="Heading2"/>
       </w:pPr>
-      <w:bookmarkStart w:id="5" w:name="_Toc244034962"/>
+      <w:bookmarkStart w:id="5" w:name="_Toc244063692"/>
       <w:r>
         <w:t>1.5 Structura lucrării</w:t>
       </w:r>
@@ -5431,7 +5431,7 @@
       <w:pPr>
         <w:pStyle w:val="Heading1"/>
       </w:pPr>
-      <w:bookmarkStart w:id="6" w:name="_Toc244034963"/>
+      <w:bookmarkStart w:id="6" w:name="_Toc244063693"/>
       <w:r>
         <w:lastRenderedPageBreak/>
         <w:t>Capitolul 2. Fundamente teoretice și lucrări conexe</w:t>
@@ -5450,7 +5450,7 @@
       <w:pPr>
         <w:pStyle w:val="Heading1"/>
       </w:pPr>
-      <w:bookmarkStart w:id="7" w:name="_Toc244034964"/>
+      <w:bookmarkStart w:id="7" w:name="_Toc244063694"/>
       <w:r>
         <w:lastRenderedPageBreak/>
         <w:t>Capitolul 3. Cerințe</w:t>
@@ -5469,7 +5469,7 @@
       <w:pPr>
         <w:pStyle w:val="Heading1"/>
       </w:pPr>
-      <w:bookmarkStart w:id="8" w:name="_Toc244034965"/>
+      <w:bookmarkStart w:id="8" w:name="_Toc244063695"/>
       <w:r>
         <w:lastRenderedPageBreak/>
         <w:t>Capitolul 4. Proiectarea sistemului și arhitectura</w:t>
@@ -5488,7 +5488,7 @@
       <w:pPr>
         <w:pStyle w:val="Heading2"/>
       </w:pPr>
-      <w:bookmarkStart w:id="9" w:name="_Toc244034966"/>
+      <w:bookmarkStart w:id="9" w:name="_Toc244063696"/>
       <w:r>
         <w:t>4.1 Modelul conceptual al datelor: diagrama Entitate-Legătură extinsă (EER)</w:t>
       </w:r>
@@ -5772,7 +5772,7 @@
       <w:pPr>
         <w:pStyle w:val="Heading2"/>
       </w:pPr>
-      <w:bookmarkStart w:id="12" w:name="_Toc244034967"/>
+      <w:bookmarkStart w:id="12" w:name="_Toc244063697"/>
       <w:r>
         <w:t>4.2 Interfața utilizator</w:t>
       </w:r>
@@ -6188,7 +6188,7 @@
       <w:pPr>
         <w:pStyle w:val="Heading1"/>
       </w:pPr>
-      <w:bookmarkStart w:id="15" w:name="_Toc244034968"/>
+      <w:bookmarkStart w:id="15" w:name="_Toc244063698"/>
       <w:r>
         <w:lastRenderedPageBreak/>
         <w:t>Capitolul 5. Metodologia AI/ML</w:t>
@@ -6207,7 +6207,7 @@
       <w:pPr>
         <w:pStyle w:val="Heading2"/>
       </w:pPr>
-      <w:bookmarkStart w:id="16" w:name="_Toc244034969"/>
+      <w:bookmarkStart w:id="16" w:name="_Toc244063699"/>
       <w:r>
         <w:t>5.1 Setul de date SCIN și scalele de ton al pielii</w:t>
       </w:r>
@@ -6290,7 +6290,7 @@
       <w:pPr>
         <w:pStyle w:val="Heading2"/>
       </w:pPr>
-      <w:bookmarkStart w:id="17" w:name="_Toc244034970"/>
+      <w:bookmarkStart w:id="17" w:name="_Toc244063700"/>
       <w:r>
         <w:lastRenderedPageBreak/>
         <w:t>5.2 Auditul datelor</w:t>
@@ -6890,7 +6890,7 @@
       <w:pPr>
         <w:pStyle w:val="Heading2"/>
       </w:pPr>
-      <w:bookmarkStart w:id="19" w:name="_Toc244034971"/>
+      <w:bookmarkStart w:id="19" w:name="_Toc244063701"/>
       <w:r>
         <w:t>5.3 Categoriile țintă</w:t>
       </w:r>
@@ -7571,7 +7571,7 @@
       <w:pPr>
         <w:pStyle w:val="Heading2"/>
       </w:pPr>
-      <w:bookmarkStart w:id="21" w:name="_Toc244034972"/>
+      <w:bookmarkStart w:id="21" w:name="_Toc244063702"/>
       <w:r>
         <w:t>5.4 Codificarea chestionarului și masca de valori lipsă</w:t>
       </w:r>
@@ -7589,7 +7589,7 @@
       <w:pPr>
         <w:pStyle w:val="Heading2"/>
       </w:pPr>
-      <w:bookmarkStart w:id="22" w:name="_Toc244034973"/>
+      <w:bookmarkStart w:id="22" w:name="_Toc244063703"/>
       <w:r>
         <w:lastRenderedPageBreak/>
         <w:t>5.5 Împărțirea și preprocesarea datelor</w:t>
@@ -7634,7 +7634,7 @@
       <w:pPr>
         <w:pStyle w:val="Heading2"/>
       </w:pPr>
-      <w:bookmarkStart w:id="23" w:name="_Toc244034974"/>
+      <w:bookmarkStart w:id="23" w:name="_Toc244063704"/>
       <w:r>
         <w:t>5.6 Modelele</w:t>
       </w:r>
@@ -7739,7 +7739,7 @@
       <w:pPr>
         <w:pStyle w:val="Heading2"/>
       </w:pPr>
-      <w:bookmarkStart w:id="24" w:name="_Toc244034975"/>
+      <w:bookmarkStart w:id="24" w:name="_Toc244063705"/>
       <w:r>
         <w:lastRenderedPageBreak/>
         <w:t>5.7 Protocolul de evaluare</w:t>
@@ -7804,7 +7804,7 @@
       <w:pPr>
         <w:pStyle w:val="Heading2"/>
       </w:pPr>
-      <w:bookmarkStart w:id="25" w:name="_Toc244034976"/>
+      <w:bookmarkStart w:id="25" w:name="_Toc244063706"/>
       <w:r>
         <w:t>5.8 Date externe și encodere preantrenate</w:t>
       </w:r>
@@ -7875,7 +7875,7 @@
       <w:pPr>
         <w:pStyle w:val="Heading2"/>
       </w:pPr>
-      <w:bookmarkStart w:id="26" w:name="_Toc244034977"/>
+      <w:bookmarkStart w:id="26" w:name="_Toc244063707"/>
       <w:r>
         <w:lastRenderedPageBreak/>
         <w:t>5.9 Explicabilitate (Grad-CAM)</w:t>
@@ -7894,7 +7894,7 @@
       <w:pPr>
         <w:pStyle w:val="Heading1"/>
       </w:pPr>
-      <w:bookmarkStart w:id="27" w:name="_Toc244034978"/>
+      <w:bookmarkStart w:id="27" w:name="_Toc244063708"/>
       <w:r>
         <w:lastRenderedPageBreak/>
         <w:t>Capitolul 6. Implementare</w:t>
@@ -7913,7 +7913,7 @@
       <w:pPr>
         <w:pStyle w:val="Heading2"/>
       </w:pPr>
-      <w:bookmarkStart w:id="28" w:name="_Toc244034979"/>
+      <w:bookmarkStart w:id="28" w:name="_Toc244063709"/>
       <w:r>
         <w:t>6.1 Serviciul ML: modelul exportat</w:t>
       </w:r>
@@ -7936,7 +7936,7 @@
         <w:t>ml/export_model.py</w:t>
       </w:r>
       <w:r>
-        <w:t>. Exportul folosește formatul ONNX (Open Neural Network Exchange) [50], un format deschis care descrie rețeaua ca un graf de operații matematice, astfel încât serviciul FastAPI o rulează cu biblioteca ONNX Runtime [51], fără PyTorch. Un singur fișier (335 MB) conține, în ordine: normalizarea pixelilor, encoderul DINOv2, standardizarea trăsăturilor, sonda liniară, împărțirea la temperatura T, funcția softmax și scorul k-NN față de cele 1.266 de cazuri de antrenare (detectorul din secțiunea 8.6). Se exportă sonda seed-ului 0, ales printr-o regulă fixată dinainte (seed-ul folosit la dezvoltare), nu după rezultatul pe test; astfel, modelul livrat este exact unul dintre modelele evaluate, iar performanța lui așteptată rămâne media pe zece seed-uri din capitolul 8.</w:t>
+        <w:t>. Exportul folosește formatul ONNX (Open Neural Network Exchange) [50], un format deschis care descrie rețeaua ca un graf de operații matematice, astfel încât serviciul FastAPI [51] o rulează cu biblioteca ONNX Runtime [52], fără PyTorch. Un singur fișier (335 MB) conține, în ordine: normalizarea pixelilor, encoderul DINOv2, standardizarea trăsăturilor, sonda liniară, împărțirea la temperatura T, funcția softmax și scorul k-NN față de cele 1.266 de cazuri de antrenare (detectorul din secțiunea 8.6). Se exportă sonda seed-ului 0, ales printr-o regulă fixată dinainte (seed-ul folosit la dezvoltare), nu după rezultatul pe test; astfel, modelul livrat este exact unul dintre modelele evaluate, iar performanța lui așteptată rămâne media pe zece seed-uri din capitolul 8.</w:t>
       </w:r>
     </w:p>
     <w:p>
@@ -8280,7 +8280,7 @@
         <w:t>--name</w:t>
       </w:r>
       <w:r>
-        <w:t xml:space="preserve">, iar reconstrucția dă exact aceleași valori. Fișa modelului (model card) [52], </w:t>
+        <w:t xml:space="preserve">, iar reconstrucția dă exact aceleași valori. Fișa modelului (model card) [53], </w:t>
       </w:r>
       <w:r>
         <w:rPr>
@@ -8295,9 +8295,39 @@
     </w:p>
     <w:p>
       <w:pPr>
+        <w:spacing w:line="276" w:lineRule="auto"/>
+        <w:ind w:left="567" w:hanging="567"/>
+        <w:jc w:val="left"/>
+      </w:pPr>
+      <w:r>
+        <w:t>Serviciul ML (</w:t>
+      </w:r>
+      <w:r>
+        <w:rPr>
+          <w:rFonts w:ascii="Courier New" w:eastAsia="Courier New" w:hAnsi="Courier New" w:cs="Courier New"/>
+          <w:sz w:val="21"/>
+        </w:rPr>
+        <w:t>api/ml_service/app.py</w:t>
+      </w:r>
+      <w:r>
+        <w:t xml:space="preserve">) este o aplicație FastAPI [51] internă: backend-ul principal o apelează după autentificarea utilizatorului, așa că serviciul nu primește și nu păstrează date despre utilizator. Ruta </w:t>
+      </w:r>
+      <w:r>
+        <w:rPr>
+          <w:rFonts w:ascii="Courier New" w:eastAsia="Courier New" w:hAnsi="Courier New" w:cs="Courier New"/>
+          <w:sz w:val="21"/>
+        </w:rPr>
+        <w:t>POST /v1/analyze</w:t>
+      </w:r>
+      <w:r>
+        <w:t xml:space="preserve"> primește o fotografie, o decodează doar în memorie (fără scriere pe disc și fără jurnalizarea imaginii), o rotește după orientarea EXIF (metadatele prin care telefonul notează cum a fost ținut) și întoarce decizia, probabilitățile, amprenta fișierului modelului și avertismentul permanent că rezultatul este informativ. Sunt refuzate fișierele mai mari de 10 MB, imaginile de peste 40 de milioane de pixeli (protecție împotriva fișierelor construite pentru a epuiza memoria), alte formate decât JPEG, PNG și WebP și cererile fără cheia secretă partajată cu backend-ul. Opt teste automate verifică aceste reguli, iar unul dintre ele rulează modelul real cap la cap.</w:t>
+      </w:r>
+    </w:p>
+    <w:p>
+      <w:pPr>
         <w:pStyle w:val="Heading1"/>
       </w:pPr>
-      <w:bookmarkStart w:id="29" w:name="_Toc244034980"/>
+      <w:bookmarkStart w:id="29" w:name="_Toc244063710"/>
       <w:r>
         <w:lastRenderedPageBreak/>
         <w:t>Capitolul 7. Securitate și GDPR</w:t>
@@ -8316,7 +8346,7 @@
       <w:pPr>
         <w:pStyle w:val="Heading1"/>
       </w:pPr>
-      <w:bookmarkStart w:id="30" w:name="_Toc244034981"/>
+      <w:bookmarkStart w:id="30" w:name="_Toc244063711"/>
       <w:r>
         <w:lastRenderedPageBreak/>
         <w:t>Capitolul 8. Testare și evaluare</w:t>
@@ -8335,7 +8365,7 @@
       <w:pPr>
         <w:pStyle w:val="Heading2"/>
       </w:pPr>
-      <w:bookmarkStart w:id="31" w:name="_Toc244034982"/>
+      <w:bookmarkStart w:id="31" w:name="_Toc244063712"/>
       <w:r>
         <w:t>8.1 Aduce chestionarul un câștig? (E1)</w:t>
       </w:r>
@@ -8838,7 +8868,7 @@
       <w:pPr>
         <w:pStyle w:val="Heading2"/>
       </w:pPr>
-      <w:bookmarkStart w:id="33" w:name="_Toc244034983"/>
+      <w:bookmarkStart w:id="33" w:name="_Toc244063713"/>
       <w:r>
         <w:t>8.2 De ce nu ajută chestionarul?</w:t>
       </w:r>
@@ -8849,7 +8879,7 @@
         <w:ind w:firstLine="709"/>
       </w:pPr>
       <w:r>
-        <w:t>Rezultatul surprinde, deoarece dermatologii SCIN au văzut atât fotografiile, cât și răspunsurile, iar încrederea lor a crescut cu numărul de răspunsuri disponibile [53]. Trei analize pe modelele deja antrenate explică diferența. (1) Chestionarul nu este redundant: o regresie logistică pe trăsăturile modelului cu imagine prezice răspunsurile slab (AUROC [54] între 0,50 și 0,70, unde 0,5 înseamnă ghicire), deci fotografia nu „vede” zona corpului, simptomele sau durata. (2) Erorile sunt corelate: pe cazurile greșite de fotografie, modelul cu chestionar are dreptate doar în 42,6% dintre ele, față de 48,2% în general, deci cazurile grele sunt grele pentru ambele modele. (3) Semnalul este slab și concentrat: ascunderea zonei corpului scade modelul cu chestionar cu 0,125, a duratei cu 0,057 și a simptomelor cu 0,053, iar vârsta și tipul de piele declarat aproape nu contează.</w:t>
+        <w:t>Rezultatul surprinde, deoarece dermatologii SCIN au văzut atât fotografiile, cât și răspunsurile, iar încrederea lor a crescut cu numărul de răspunsuri disponibile [54]. Trei analize pe modelele deja antrenate explică diferența. (1) Chestionarul nu este redundant: o regresie logistică pe trăsăturile modelului cu imagine prezice răspunsurile slab (AUROC [55] între 0,50 și 0,70, unde 0,5 înseamnă ghicire), deci fotografia nu „vede” zona corpului, simptomele sau durata. (2) Erorile sunt corelate: pe cazurile greșite de fotografie, modelul cu chestionar are dreptate doar în 42,6% dintre ele, față de 48,2% în general, deci cazurile grele sunt grele pentru ambele modele. (3) Semnalul este slab și concentrat: ascunderea zonei corpului scade modelul cu chestionar cu 0,125, a duratei cu 0,057 și a simptomelor cu 0,053, iar vârsta și tipul de piele declarat aproape nu contează.</w:t>
       </w:r>
     </w:p>
     <w:p>
@@ -8857,7 +8887,7 @@
         <w:ind w:firstLine="709"/>
       </w:pPr>
       <w:r>
-        <w:t>Pentru a exclude o eroare de metodă, de exemplu ca ramura de imagine să învețe atât de repede încât stratul de fuziune să ignore chestionarul [55], au fost făcute două verificări suplimentare (Tabelul 8.2). Un control pozitiv, adică un test al cărui rezultat corect este cunoscut dinainte, adaugă o întrebare sintetică al cărei răspuns este categoria corectă pentru o proporție a din cazuri și o categorie aleatoare în rest. La a = 0,5, fuziunea câștigă +0,108, deci procedura poate folosi un chestionar informativ; la a = 0,3, când întrebarea are tăria chestionarului real, câștigul este doar +0,005. Stivuirea cu validare încrucișată (</w:t>
+        <w:t>Pentru a exclude o eroare de metodă, de exemplu ca ramura de imagine să învețe atât de repede încât stratul de fuziune să ignore chestionarul [56], au fost făcute două verificări suplimentare (Tabelul 8.2). Un control pozitiv, adică un test al cărui rezultat corect este cunoscut dinainte, adaugă o întrebare sintetică al cărei răspuns este categoria corectă pentru o proporție a din cazuri și o categorie aleatoare în rest. La a = 0,5, fuziunea câștigă +0,108, deci procedura poate folosi un chestionar informativ; la a = 0,3, când întrebarea are tăria chestionarului real, câștigul este doar +0,005. Stivuirea cu validare încrucișată (</w:t>
       </w:r>
       <w:r>
         <w:rPr>
@@ -8873,7 +8903,7 @@
         <w:t>stacking</w:t>
       </w:r>
       <w:r>
-        <w:t>) [56] combină printr-o regresie logistică răspunsurile cu predicțiile fotografiei făcute de modele care nu au văzut cazul respectiv; nici ea nu câștigă din chestionar (−0,005 [−0,020; +0,011]). Chiar o întrebare de aceeași tărie, dar complet independentă de fotografie, ar aduce cel mult +0,017 ± 0,036.</w:t>
+        <w:t>) [57] combină printr-o regresie logistică răspunsurile cu predicțiile fotografiei făcute de modele care nu au văzut cazul respectiv; nici ea nu câștigă din chestionar (−0,005 [−0,020; +0,011]). Chiar o întrebare de aceeași tărie, dar complet independentă de fotografie, ar aduce cel mult +0,017 ± 0,036.</w:t>
       </w:r>
     </w:p>
     <w:p>
@@ -9280,7 +9310,7 @@
       <w:pPr>
         <w:pStyle w:val="Heading2"/>
       </w:pPr>
-      <w:bookmarkStart w:id="35" w:name="_Toc244034984"/>
+      <w:bookmarkStart w:id="35" w:name="_Toc244063714"/>
       <w:r>
         <w:lastRenderedPageBreak/>
         <w:t>8.3 Răspunsuri lipsă (E2)</w:t>
@@ -9813,7 +9843,7 @@
       <w:pPr>
         <w:pStyle w:val="Heading2"/>
       </w:pPr>
-      <w:bookmarkStart w:id="38" w:name="_Toc244034985"/>
+      <w:bookmarkStart w:id="38" w:name="_Toc244063715"/>
       <w:r>
         <w:t>8.4 Date suplimentare și test extern (E7)</w:t>
       </w:r>
@@ -10117,7 +10147,7 @@
       <w:pPr>
         <w:pStyle w:val="Heading2"/>
       </w:pPr>
-      <w:bookmarkStart w:id="40" w:name="_Toc244034986"/>
+      <w:bookmarkStart w:id="40" w:name="_Toc244063716"/>
       <w:r>
         <w:t>8.5 Encodere preantrenate (E5)</w:t>
       </w:r>
@@ -10621,7 +10651,7 @@
       <w:pPr>
         <w:pStyle w:val="Heading2"/>
       </w:pPr>
-      <w:bookmarkStart w:id="42" w:name="_Toc244034987"/>
+      <w:bookmarkStart w:id="42" w:name="_Toc244063717"/>
       <w:r>
         <w:t>8.6 Calibrarea încrederii și abținerea (E4)</w:t>
       </w:r>
@@ -11991,7 +12021,7 @@
         <w:ind w:firstLine="709"/>
       </w:pPr>
       <w:r>
-        <w:t>Pentru a corecta această limită a fost testat un detector de imagini din afara domeniului (out-of-distribution detection; ml/ood_detect.py): un scor care spune cât de diferită este o fotografie de toate cazurile de antrenare, calculat înainte ca modelul să aleagă o categorie. Pe trăsăturile DINOv2 au fost comparate trei scoruri: probabilitatea maximă calibrată, folosită ca referință [57]; distanța Mahalanobis până la cea mai apropiată medie de categorie, o distanță care ține cont de cât variază trăsăturile și de cât de corelate sunt, cu o matrice de covarianță comună stabilizată prin metoda Ledoit-Wolf [58, 59]; și distanța cosinus până la al 10-lea cel mai apropiat caz de antrenare (k-NN) [60], detectorul principal, fixat înainte de rulare. Pragul fiecărui seed este ales pe validare astfel încât doar 5% dintre cazurile SCIN obișnuite să fie semnalate; o fotografie primește o categorie doar dacă nu este semnalată și încrederea ei depășește τ. Pe lângă Fitzpatrick17k și DDI, a fost construit un set de control din SCIN: 463 de cazuri ale căror diagnostice diferențiale se află toate în afara celor patru categorii (de exemplu impetigo, herpes zoster, tinea, purpură), fotografiate cu aceleași telefoane (ml/labels/scin_near_ood.csv).</w:t>
+        <w:t>Pentru a corecta această limită a fost testat un detector de imagini din afara domeniului (out-of-distribution detection; ml/ood_detect.py): un scor care spune cât de diferită este o fotografie de toate cazurile de antrenare, calculat înainte ca modelul să aleagă o categorie. Pe trăsăturile DINOv2 au fost comparate trei scoruri: probabilitatea maximă calibrată, folosită ca referință [58]; distanța Mahalanobis până la cea mai apropiată medie de categorie, o distanță care ține cont de cât variază trăsăturile și de cât de corelate sunt, cu o matrice de covarianță comună stabilizată prin metoda Ledoit-Wolf [59, 60]; și distanța cosinus până la al 10-lea cel mai apropiat caz de antrenare (k-NN) [61], detectorul principal, fixat înainte de rulare. Pragul fiecărui seed este ales pe validare astfel încât doar 5% dintre cazurile SCIN obișnuite să fie semnalate; o fotografie primește o categorie doar dacă nu este semnalată și încrederea ei depășește τ. Pe lângă Fitzpatrick17k și DDI, a fost construit un set de control din SCIN: 463 de cazuri ale căror diagnostice diferențiale se află toate în afara celor patru categorii (de exemplu impetigo, herpes zoster, tinea, purpură), fotografiate cu aceleași telefoane (ml/labels/scin_near_ood.csv).</w:t>
       </w:r>
     </w:p>
     <w:p>
@@ -12520,7 +12550,7 @@
       <w:pPr>
         <w:pStyle w:val="Heading2"/>
       </w:pPr>
-      <w:bookmarkStart w:id="48" w:name="_Toc244034988"/>
+      <w:bookmarkStart w:id="48" w:name="_Toc244063718"/>
       <w:r>
         <w:t>8.7 Explicabilitate (Grad-CAM)</w:t>
       </w:r>
@@ -12531,7 +12561,7 @@
         <w:ind w:firstLine="709"/>
       </w:pPr>
       <w:r>
-        <w:t>Pe cele 2.708 cazuri de test ale fiecărui model (Tabelul 8.10), ambele modele trec în medie verificarea prin randomizare (corelații 0,02–0,10), dar DINOv2 o trece mai consecvent: la 77,5% dintre cazuri corelația după randomizarea clasificatorului este sub 0,3 în valoare absolută, față de 41,7% la EfficientNet-B0. Hărțile DINOv2 sunt mai concentrate, dar privesc mai mult bordura neagră (mediană 0,67 față de 0,25), un efect cunoscut al Vision Transformer-ilor fără token-uri de registru, care stochează informație globală în patch-uri fără conținut [61]. Concentrarea hărților nu diferă între tonurile de piele. În aplicație, harta este afișată doar ca indicație generală; completarea prin reflexie în locul bordurii negre sau varianta DINOv2 cu registre sunt îmbunătățiri propuse.</w:t>
+        <w:t>Pe cele 2.708 cazuri de test ale fiecărui model (Tabelul 8.10), ambele modele trec în medie verificarea prin randomizare (corelații 0,02–0,10), dar DINOv2 o trece mai consecvent: la 77,5% dintre cazuri corelația după randomizarea clasificatorului este sub 0,3 în valoare absolută, față de 41,7% la EfficientNet-B0. Hărțile DINOv2 sunt mai concentrate, dar privesc mai mult bordura neagră (mediană 0,67 față de 0,25), un efect cunoscut al Vision Transformer-ilor fără token-uri de registru, care stochează informație globală în patch-uri fără conținut [62]. Concentrarea hărților nu diferă între tonurile de piele. În aplicație, harta este afișată doar ca indicație generală; completarea prin reflexie în locul bordurii negre sau varianta DINOv2 cu registre sunt îmbunătățiri propuse.</w:t>
       </w:r>
     </w:p>
     <w:p>
@@ -12822,7 +12852,7 @@
       <w:pPr>
         <w:pStyle w:val="Heading2"/>
       </w:pPr>
-      <w:bookmarkStart w:id="50" w:name="_Toc244034989"/>
+      <w:bookmarkStart w:id="50" w:name="_Toc244063719"/>
       <w:r>
         <w:t>8.8 Sinteza rezultatelor și modelul ales pentru aplicație</w:t>
       </w:r>
@@ -13442,7 +13472,7 @@
       <w:pPr>
         <w:pStyle w:val="Heading1"/>
       </w:pPr>
-      <w:bookmarkStart w:id="52" w:name="_Toc244034990"/>
+      <w:bookmarkStart w:id="52" w:name="_Toc244063720"/>
       <w:r>
         <w:lastRenderedPageBreak/>
         <w:t>Capitolul 9. Concluzii și direcții viitoare</w:t>
@@ -13461,7 +13491,7 @@
       <w:pPr>
         <w:pStyle w:val="Heading1"/>
       </w:pPr>
-      <w:bookmarkStart w:id="53" w:name="_Toc244034991"/>
+      <w:bookmarkStart w:id="53" w:name="_Toc244063721"/>
       <w:r>
         <w:lastRenderedPageBreak/>
         <w:t>Anexe</w:t>
@@ -13480,7 +13510,7 @@
       <w:pPr>
         <w:pStyle w:val="Heading2"/>
       </w:pPr>
-      <w:bookmarkStart w:id="54" w:name="_Toc244034992"/>
+      <w:bookmarkStart w:id="54" w:name="_Toc244063722"/>
       <w:r>
         <w:t>Anexa A. Planificarea proiectului: enunțul domeniului, WBS și riscurile</w:t>
       </w:r>
@@ -13491,7 +13521,7 @@
         <w:ind w:firstLine="709"/>
       </w:pPr>
       <w:r>
-        <w:t>Proiectul a fost planificat după procesele de management al domeniului din ghidul PMBOK [62]. Domeniul proiectului înseamnă tot lucrul necesar pentru a produce livrabilele, și numai acesta. Enunțul domeniului (</w:t>
+        <w:t>Proiectul a fost planificat după procesele de management al domeniului din ghidul PMBOK [63]. Domeniul proiectului înseamnă tot lucrul necesar pentru a produce livrabilele, și numai acesta. Enunțul domeniului (</w:t>
       </w:r>
       <w:r>
         <w:rPr>
@@ -13537,7 +13567,7 @@
         <w:t>docs/WBS_Giotina.docx</w:t>
       </w:r>
       <w:r>
-        <w:t>) împarte proiectul ierarhic în livrabile, nu în activități [63]. Nivelul 2 conține livrabilele majore, iar ultimul nivel conține pachetele de lucru, elementele pentru care efortul se estimează, se atribuie unui responsabil și se verifică printr-un rezultat clar. Cele 60 de pachete au între 6 și 40 de ore, conform regulii 8/80, iar efortul total de 1.290 de ore, dintre care 280 pentru componenta ML, este egal cu bugetul din enunț; aceasta este regula 100%, în care fiecare lucru apare o singură dată. Toate pachetele au un singur responsabil, autoarea.</w:t>
+        <w:t>) împarte proiectul ierarhic în livrabile, nu în activități [64]. Nivelul 2 conține livrabilele majore, iar ultimul nivel conține pachetele de lucru, elementele pentru care efortul se estimează, se atribuie unui responsabil și se verifică printr-un rezultat clar. Cele 60 de pachete au între 6 și 40 de ore, conform regulii 8/80, iar efortul total de 1.290 de ore, dintre care 280 pentru componenta ML, este egal cu bugetul din enunț; aceasta este regula 100%, în care fiecare lucru apare o singură dată. Toate pachetele au un singur responsabil, autoarea.</w:t>
       </w:r>
     </w:p>
     <w:p>
@@ -13812,7 +13842,7 @@
       <w:pPr>
         <w:pStyle w:val="Heading1"/>
       </w:pPr>
-      <w:bookmarkStart w:id="58" w:name="_Toc244034993"/>
+      <w:bookmarkStart w:id="58" w:name="_Toc244063723"/>
       <w:r>
         <w:lastRenderedPageBreak/>
         <w:t>Bibliografie</w:t>
@@ -14329,7 +14359,7 @@
         <w:jc w:val="left"/>
       </w:pPr>
       <w:r>
-        <w:t>[51] Microsoft, ONNX Runtime: motor de inferență pentru modele ONNX, documentație. https://onnxruntime.ai/docs/</w:t>
+        <w:t>[51] S. Ramírez, FastAPI: framework web pentru construirea de API-uri cu Python, documentație. https://fastapi.tiangolo.com/</w:t>
       </w:r>
     </w:p>
     <w:p>
@@ -14339,7 +14369,7 @@
         <w:jc w:val="left"/>
       </w:pPr>
       <w:r>
-        <w:t>[52] M. Mitchell, S. Wu, A. Zaldivar, P. Barnes, L. Vasserman, B. Hutchinson, E. Spitzer, I. D. Raji, T. Gebru, Model Cards for Model Reporting, FAT* 2019, 220-229. https://doi.org/10.1145/3287560.3287596</w:t>
+        <w:t>[52] Microsoft, ONNX Runtime: motor de inferență pentru modele ONNX, documentație. https://onnxruntime.ai/docs/</w:t>
       </w:r>
     </w:p>
     <w:p>
@@ -14349,7 +14379,7 @@
         <w:jc w:val="left"/>
       </w:pPr>
       <w:r>
-        <w:t>[53] A. Ward, J. Li, J. Wang et al., Crowdsourcing Dermatology Images with Google Search Ads: Creating a Real-World Skin Condition Dataset, JAMA Network Open 2024. https://arxiv.org/abs/2402.18545</w:t>
+        <w:t>[53] M. Mitchell, S. Wu, A. Zaldivar, P. Barnes, L. Vasserman, B. Hutchinson, E. Spitzer, I. D. Raji, T. Gebru, Model Cards for Model Reporting, FAT* 2019, 220-229. https://doi.org/10.1145/3287560.3287596</w:t>
       </w:r>
     </w:p>
     <w:p>
@@ -14359,7 +14389,7 @@
         <w:jc w:val="left"/>
       </w:pPr>
       <w:r>
-        <w:t>[54] T. Fawcett, An introduction to ROC analysis, Pattern Recognition Letters 27(8), 2006. https://doi.org/10.1016/j.patrec.2005.10.010</w:t>
+        <w:t>[54] A. Ward, J. Li, J. Wang et al., Crowdsourcing Dermatology Images with Google Search Ads: Creating a Real-World Skin Condition Dataset, JAMA Network Open 2024. https://arxiv.org/abs/2402.18545</w:t>
       </w:r>
     </w:p>
     <w:p>
@@ -14369,7 +14399,7 @@
         <w:jc w:val="left"/>
       </w:pPr>
       <w:r>
-        <w:t>[55] W. Wang, D. Tran, M. Feiszli, What Makes Training Multi-Modal Classification Networks Hard?, CVPR 2020. https://arxiv.org/abs/1905.12681</w:t>
+        <w:t>[55] T. Fawcett, An introduction to ROC analysis, Pattern Recognition Letters 27(8), 2006. https://doi.org/10.1016/j.patrec.2005.10.010</w:t>
       </w:r>
     </w:p>
     <w:p>
@@ -14379,7 +14409,7 @@
         <w:jc w:val="left"/>
       </w:pPr>
       <w:r>
-        <w:t>[56] D. H. Wolpert, Stacked generalization, Neural Networks 5(2), 1992. https://doi.org/10.1016/S0893-6080(05)80023-1</w:t>
+        <w:t>[56] W. Wang, D. Tran, M. Feiszli, What Makes Training Multi-Modal Classification Networks Hard?, CVPR 2020. https://arxiv.org/abs/1905.12681</w:t>
       </w:r>
     </w:p>
     <w:p>
@@ -14389,7 +14419,7 @@
         <w:jc w:val="left"/>
       </w:pPr>
       <w:r>
-        <w:t>[57] D. Hendrycks, K. Gimpel, A Baseline for Detecting Misclassified and Out-of-Distribution Examples in Neural Networks, ICLR 2017. https://arxiv.org/abs/1610.02136</w:t>
+        <w:t>[57] D. H. Wolpert, Stacked generalization, Neural Networks 5(2), 1992. https://doi.org/10.1016/S0893-6080(05)80023-1</w:t>
       </w:r>
     </w:p>
     <w:p>
@@ -14399,7 +14429,7 @@
         <w:jc w:val="left"/>
       </w:pPr>
       <w:r>
-        <w:t>[58] K. Lee, K. Lee, H. Lee, J. Shin, A Simple Unified Framework for Detecting Out-of-Distribution Samples and Adversarial Attacks, NeurIPS 2018. https://arxiv.org/abs/1807.03888</w:t>
+        <w:t>[58] D. Hendrycks, K. Gimpel, A Baseline for Detecting Misclassified and Out-of-Distribution Examples in Neural Networks, ICLR 2017. https://arxiv.org/abs/1610.02136</w:t>
       </w:r>
     </w:p>
     <w:p>
@@ -14409,7 +14439,7 @@
         <w:jc w:val="left"/>
       </w:pPr>
       <w:r>
-        <w:t>[59] O. Ledoit, M. Wolf, A well-conditioned estimator for large-dimensional covariance matrices, Journal of Multivariate Analysis 88(2), 2004. https://doi.org/10.1016/S0047-259X(03)00096-4</w:t>
+        <w:t>[59] K. Lee, K. Lee, H. Lee, J. Shin, A Simple Unified Framework for Detecting Out-of-Distribution Samples and Adversarial Attacks, NeurIPS 2018. https://arxiv.org/abs/1807.03888</w:t>
       </w:r>
     </w:p>
     <w:p>
@@ -14419,7 +14449,7 @@
         <w:jc w:val="left"/>
       </w:pPr>
       <w:r>
-        <w:t>[60] Y. Sun, Y. Ming, X. Zhu, Y. Li, Out-of-Distribution Detection with Deep Nearest Neighbors, ICML 2022. https://arxiv.org/abs/2204.06507</w:t>
+        <w:t>[60] O. Ledoit, M. Wolf, A well-conditioned estimator for large-dimensional covariance matrices, Journal of Multivariate Analysis 88(2), 2004. https://doi.org/10.1016/S0047-259X(03)00096-4</w:t>
       </w:r>
     </w:p>
     <w:p>
@@ -14429,7 +14459,7 @@
         <w:jc w:val="left"/>
       </w:pPr>
       <w:r>
-        <w:t>[61] T. Darcet, M. Oquab, J. Mairal, P. Bojanowski, Vision Transformers Need Registers, ICLR 2024. https://arxiv.org/abs/2309.16588</w:t>
+        <w:t>[61] Y. Sun, Y. Ming, X. Zhu, Y. Li, Out-of-Distribution Detection with Deep Nearest Neighbors, ICML 2022. https://arxiv.org/abs/2204.06507</w:t>
       </w:r>
     </w:p>
     <w:p>
@@ -14439,7 +14469,7 @@
         <w:jc w:val="left"/>
       </w:pPr>
       <w:r>
-        <w:t>[62] Project Management Institute, A Guide to the Project Management Body of Knowledge (PMBOK Guide), ediția a 6-a, 2017. https://www.pmi.org/pmbok-guide-standards/foundational/pmbok</w:t>
+        <w:t>[62] T. Darcet, M. Oquab, J. Mairal, P. Bojanowski, Vision Transformers Need Registers, ICLR 2024. https://arxiv.org/abs/2309.16588</w:t>
       </w:r>
     </w:p>
     <w:p>
@@ -14449,7 +14479,17 @@
         <w:jc w:val="left"/>
       </w:pPr>
       <w:r>
-        <w:t>[63] K. Schwalbe, Information Technology Project Management, ediția a 9-a, Cengage Learning, 2019</w:t>
+        <w:t>[63] Project Management Institute, A Guide to the Project Management Body of Knowledge (PMBOK Guide), ediția a 6-a, 2017. https://www.pmi.org/pmbok-guide-standards/foundational/pmbok</w:t>
+      </w:r>
+    </w:p>
+    <w:p>
+      <w:pPr>
+        <w:spacing w:line="276" w:lineRule="auto"/>
+        <w:ind w:left="567" w:hanging="567"/>
+        <w:jc w:val="left"/>
+      </w:pPr>
+      <w:r>
+        <w:t>[64] K. Schwalbe, Information Technology Project Management, ediția a 9-a, Cengage Learning, 2019</w:t>
       </w:r>
     </w:p>
     <w:sectPr>

--- a/docs/Teza_Licenta.docx
+++ b/docs/Teza_Licenta.docx
@@ -299,7 +299,7 @@
         </w:rPr>
         <w:fldChar w:fldCharType="separate"/>
       </w:r>
-      <w:hyperlink w:anchor="_Toc244063687" w:history="1">
+      <w:hyperlink w:anchor="_Toc244063830" w:history="1">
         <w:r>
           <w:rPr>
             <w:rStyle w:val="Hyperlink"/>
@@ -326,7 +326,7 @@
             <w:noProof/>
             <w:webHidden/>
           </w:rPr>
-          <w:instrText xml:space="preserve"> PAGEREF _Toc244063687 \h </w:instrText>
+          <w:instrText xml:space="preserve"> PAGEREF _Toc244063830 \h </w:instrText>
         </w:r>
         <w:r>
           <w:rPr>
@@ -373,7 +373,7 @@
           <w14:ligatures w14:val="standardContextual"/>
         </w:rPr>
       </w:pPr>
-      <w:hyperlink w:anchor="_Toc244063688" w:history="1">
+      <w:hyperlink w:anchor="_Toc244063831" w:history="1">
         <w:r>
           <w:rPr>
             <w:rStyle w:val="Hyperlink"/>
@@ -400,7 +400,7 @@
             <w:noProof/>
             <w:webHidden/>
           </w:rPr>
-          <w:instrText xml:space="preserve"> PAGEREF _Toc244063688 \h </w:instrText>
+          <w:instrText xml:space="preserve"> PAGEREF _Toc244063831 \h </w:instrText>
         </w:r>
         <w:r>
           <w:rPr>
@@ -447,7 +447,7 @@
           <w14:ligatures w14:val="standardContextual"/>
         </w:rPr>
       </w:pPr>
-      <w:hyperlink w:anchor="_Toc244063689" w:history="1">
+      <w:hyperlink w:anchor="_Toc244063832" w:history="1">
         <w:r>
           <w:rPr>
             <w:rStyle w:val="Hyperlink"/>
@@ -474,7 +474,7 @@
             <w:noProof/>
             <w:webHidden/>
           </w:rPr>
-          <w:instrText xml:space="preserve"> PAGEREF _Toc244063689 \h </w:instrText>
+          <w:instrText xml:space="preserve"> PAGEREF _Toc244063832 \h </w:instrText>
         </w:r>
         <w:r>
           <w:rPr>
@@ -521,7 +521,7 @@
           <w14:ligatures w14:val="standardContextual"/>
         </w:rPr>
       </w:pPr>
-      <w:hyperlink w:anchor="_Toc244063690" w:history="1">
+      <w:hyperlink w:anchor="_Toc244063833" w:history="1">
         <w:r>
           <w:rPr>
             <w:rStyle w:val="Hyperlink"/>
@@ -548,7 +548,7 @@
             <w:noProof/>
             <w:webHidden/>
           </w:rPr>
-          <w:instrText xml:space="preserve"> PAGEREF _Toc244063690 \h </w:instrText>
+          <w:instrText xml:space="preserve"> PAGEREF _Toc244063833 \h </w:instrText>
         </w:r>
         <w:r>
           <w:rPr>
@@ -595,7 +595,7 @@
           <w14:ligatures w14:val="standardContextual"/>
         </w:rPr>
       </w:pPr>
-      <w:hyperlink w:anchor="_Toc244063691" w:history="1">
+      <w:hyperlink w:anchor="_Toc244063834" w:history="1">
         <w:r>
           <w:rPr>
             <w:rStyle w:val="Hyperlink"/>
@@ -622,7 +622,7 @@
             <w:noProof/>
             <w:webHidden/>
           </w:rPr>
-          <w:instrText xml:space="preserve"> PAGEREF _Toc244063691 \h </w:instrText>
+          <w:instrText xml:space="preserve"> PAGEREF _Toc244063834 \h </w:instrText>
         </w:r>
         <w:r>
           <w:rPr>
@@ -669,7 +669,7 @@
           <w14:ligatures w14:val="standardContextual"/>
         </w:rPr>
       </w:pPr>
-      <w:hyperlink w:anchor="_Toc244063692" w:history="1">
+      <w:hyperlink w:anchor="_Toc244063835" w:history="1">
         <w:r>
           <w:rPr>
             <w:rStyle w:val="Hyperlink"/>
@@ -696,7 +696,7 @@
             <w:noProof/>
             <w:webHidden/>
           </w:rPr>
-          <w:instrText xml:space="preserve"> PAGEREF _Toc244063692 \h </w:instrText>
+          <w:instrText xml:space="preserve"> PAGEREF _Toc244063835 \h </w:instrText>
         </w:r>
         <w:r>
           <w:rPr>
@@ -743,7 +743,7 @@
           <w14:ligatures w14:val="standardContextual"/>
         </w:rPr>
       </w:pPr>
-      <w:hyperlink w:anchor="_Toc244063693" w:history="1">
+      <w:hyperlink w:anchor="_Toc244063836" w:history="1">
         <w:r>
           <w:rPr>
             <w:rStyle w:val="Hyperlink"/>
@@ -770,7 +770,7 @@
             <w:noProof/>
             <w:webHidden/>
           </w:rPr>
-          <w:instrText xml:space="preserve"> PAGEREF _Toc244063693 \h </w:instrText>
+          <w:instrText xml:space="preserve"> PAGEREF _Toc244063836 \h </w:instrText>
         </w:r>
         <w:r>
           <w:rPr>
@@ -817,7 +817,7 @@
           <w14:ligatures w14:val="standardContextual"/>
         </w:rPr>
       </w:pPr>
-      <w:hyperlink w:anchor="_Toc244063694" w:history="1">
+      <w:hyperlink w:anchor="_Toc244063837" w:history="1">
         <w:r>
           <w:rPr>
             <w:rStyle w:val="Hyperlink"/>
@@ -844,7 +844,7 @@
             <w:noProof/>
             <w:webHidden/>
           </w:rPr>
-          <w:instrText xml:space="preserve"> PAGEREF _Toc244063694 \h </w:instrText>
+          <w:instrText xml:space="preserve"> PAGEREF _Toc244063837 \h </w:instrText>
         </w:r>
         <w:r>
           <w:rPr>
@@ -891,7 +891,7 @@
           <w14:ligatures w14:val="standardContextual"/>
         </w:rPr>
       </w:pPr>
-      <w:hyperlink w:anchor="_Toc244063695" w:history="1">
+      <w:hyperlink w:anchor="_Toc244063838" w:history="1">
         <w:r>
           <w:rPr>
             <w:rStyle w:val="Hyperlink"/>
@@ -918,7 +918,7 @@
             <w:noProof/>
             <w:webHidden/>
           </w:rPr>
-          <w:instrText xml:space="preserve"> PAGEREF _Toc244063695 \h </w:instrText>
+          <w:instrText xml:space="preserve"> PAGEREF _Toc244063838 \h </w:instrText>
         </w:r>
         <w:r>
           <w:rPr>
@@ -965,7 +965,7 @@
           <w14:ligatures w14:val="standardContextual"/>
         </w:rPr>
       </w:pPr>
-      <w:hyperlink w:anchor="_Toc244063696" w:history="1">
+      <w:hyperlink w:anchor="_Toc244063839" w:history="1">
         <w:r>
           <w:rPr>
             <w:rStyle w:val="Hyperlink"/>
@@ -992,7 +992,7 @@
             <w:noProof/>
             <w:webHidden/>
           </w:rPr>
-          <w:instrText xml:space="preserve"> PAGEREF _Toc244063696 \h </w:instrText>
+          <w:instrText xml:space="preserve"> PAGEREF _Toc244063839 \h </w:instrText>
         </w:r>
         <w:r>
           <w:rPr>
@@ -1039,7 +1039,7 @@
           <w14:ligatures w14:val="standardContextual"/>
         </w:rPr>
       </w:pPr>
-      <w:hyperlink w:anchor="_Toc244063697" w:history="1">
+      <w:hyperlink w:anchor="_Toc244063840" w:history="1">
         <w:r>
           <w:rPr>
             <w:rStyle w:val="Hyperlink"/>
@@ -1066,7 +1066,7 @@
             <w:noProof/>
             <w:webHidden/>
           </w:rPr>
-          <w:instrText xml:space="preserve"> PAGEREF _Toc244063697 \h </w:instrText>
+          <w:instrText xml:space="preserve"> PAGEREF _Toc244063840 \h </w:instrText>
         </w:r>
         <w:r>
           <w:rPr>
@@ -1113,7 +1113,7 @@
           <w14:ligatures w14:val="standardContextual"/>
         </w:rPr>
       </w:pPr>
-      <w:hyperlink w:anchor="_Toc244063698" w:history="1">
+      <w:hyperlink w:anchor="_Toc244063841" w:history="1">
         <w:r>
           <w:rPr>
             <w:rStyle w:val="Hyperlink"/>
@@ -1140,7 +1140,7 @@
             <w:noProof/>
             <w:webHidden/>
           </w:rPr>
-          <w:instrText xml:space="preserve"> PAGEREF _Toc244063698 \h </w:instrText>
+          <w:instrText xml:space="preserve"> PAGEREF _Toc244063841 \h </w:instrText>
         </w:r>
         <w:r>
           <w:rPr>
@@ -1187,7 +1187,7 @@
           <w14:ligatures w14:val="standardContextual"/>
         </w:rPr>
       </w:pPr>
-      <w:hyperlink w:anchor="_Toc244063699" w:history="1">
+      <w:hyperlink w:anchor="_Toc244063842" w:history="1">
         <w:r>
           <w:rPr>
             <w:rStyle w:val="Hyperlink"/>
@@ -1214,7 +1214,7 @@
             <w:noProof/>
             <w:webHidden/>
           </w:rPr>
-          <w:instrText xml:space="preserve"> PAGEREF _Toc244063699 \h </w:instrText>
+          <w:instrText xml:space="preserve"> PAGEREF _Toc244063842 \h </w:instrText>
         </w:r>
         <w:r>
           <w:rPr>
@@ -1261,7 +1261,7 @@
           <w14:ligatures w14:val="standardContextual"/>
         </w:rPr>
       </w:pPr>
-      <w:hyperlink w:anchor="_Toc244063700" w:history="1">
+      <w:hyperlink w:anchor="_Toc244063843" w:history="1">
         <w:r>
           <w:rPr>
             <w:rStyle w:val="Hyperlink"/>
@@ -1288,7 +1288,7 @@
             <w:noProof/>
             <w:webHidden/>
           </w:rPr>
-          <w:instrText xml:space="preserve"> PAGEREF _Toc244063700 \h </w:instrText>
+          <w:instrText xml:space="preserve"> PAGEREF _Toc244063843 \h </w:instrText>
         </w:r>
         <w:r>
           <w:rPr>
@@ -1335,7 +1335,7 @@
           <w14:ligatures w14:val="standardContextual"/>
         </w:rPr>
       </w:pPr>
-      <w:hyperlink w:anchor="_Toc244063701" w:history="1">
+      <w:hyperlink w:anchor="_Toc244063844" w:history="1">
         <w:r>
           <w:rPr>
             <w:rStyle w:val="Hyperlink"/>
@@ -1362,7 +1362,7 @@
             <w:noProof/>
             <w:webHidden/>
           </w:rPr>
-          <w:instrText xml:space="preserve"> PAGEREF _Toc244063701 \h </w:instrText>
+          <w:instrText xml:space="preserve"> PAGEREF _Toc244063844 \h </w:instrText>
         </w:r>
         <w:r>
           <w:rPr>
@@ -1409,7 +1409,7 @@
           <w14:ligatures w14:val="standardContextual"/>
         </w:rPr>
       </w:pPr>
-      <w:hyperlink w:anchor="_Toc244063702" w:history="1">
+      <w:hyperlink w:anchor="_Toc244063845" w:history="1">
         <w:r>
           <w:rPr>
             <w:rStyle w:val="Hyperlink"/>
@@ -1436,7 +1436,7 @@
             <w:noProof/>
             <w:webHidden/>
           </w:rPr>
-          <w:instrText xml:space="preserve"> PAGEREF _Toc244063702 \h </w:instrText>
+          <w:instrText xml:space="preserve"> PAGEREF _Toc244063845 \h </w:instrText>
         </w:r>
         <w:r>
           <w:rPr>
@@ -1483,7 +1483,7 @@
           <w14:ligatures w14:val="standardContextual"/>
         </w:rPr>
       </w:pPr>
-      <w:hyperlink w:anchor="_Toc244063703" w:history="1">
+      <w:hyperlink w:anchor="_Toc244063846" w:history="1">
         <w:r>
           <w:rPr>
             <w:rStyle w:val="Hyperlink"/>
@@ -1510,7 +1510,7 @@
             <w:noProof/>
             <w:webHidden/>
           </w:rPr>
-          <w:instrText xml:space="preserve"> PAGEREF _Toc244063703 \h </w:instrText>
+          <w:instrText xml:space="preserve"> PAGEREF _Toc244063846 \h </w:instrText>
         </w:r>
         <w:r>
           <w:rPr>
@@ -1557,7 +1557,7 @@
           <w14:ligatures w14:val="standardContextual"/>
         </w:rPr>
       </w:pPr>
-      <w:hyperlink w:anchor="_Toc244063704" w:history="1">
+      <w:hyperlink w:anchor="_Toc244063847" w:history="1">
         <w:r>
           <w:rPr>
             <w:rStyle w:val="Hyperlink"/>
@@ -1584,7 +1584,7 @@
             <w:noProof/>
             <w:webHidden/>
           </w:rPr>
-          <w:instrText xml:space="preserve"> PAGEREF _Toc244063704 \h </w:instrText>
+          <w:instrText xml:space="preserve"> PAGEREF _Toc244063847 \h </w:instrText>
         </w:r>
         <w:r>
           <w:rPr>
@@ -1631,7 +1631,7 @@
           <w14:ligatures w14:val="standardContextual"/>
         </w:rPr>
       </w:pPr>
-      <w:hyperlink w:anchor="_Toc244063705" w:history="1">
+      <w:hyperlink w:anchor="_Toc244063848" w:history="1">
         <w:r>
           <w:rPr>
             <w:rStyle w:val="Hyperlink"/>
@@ -1658,7 +1658,7 @@
             <w:noProof/>
             <w:webHidden/>
           </w:rPr>
-          <w:instrText xml:space="preserve"> PAGEREF _Toc244063705 \h </w:instrText>
+          <w:instrText xml:space="preserve"> PAGEREF _Toc244063848 \h </w:instrText>
         </w:r>
         <w:r>
           <w:rPr>
@@ -1705,7 +1705,7 @@
           <w14:ligatures w14:val="standardContextual"/>
         </w:rPr>
       </w:pPr>
-      <w:hyperlink w:anchor="_Toc244063706" w:history="1">
+      <w:hyperlink w:anchor="_Toc244063849" w:history="1">
         <w:r>
           <w:rPr>
             <w:rStyle w:val="Hyperlink"/>
@@ -1732,7 +1732,7 @@
             <w:noProof/>
             <w:webHidden/>
           </w:rPr>
-          <w:instrText xml:space="preserve"> PAGEREF _Toc244063706 \h </w:instrText>
+          <w:instrText xml:space="preserve"> PAGEREF _Toc244063849 \h </w:instrText>
         </w:r>
         <w:r>
           <w:rPr>
@@ -1779,7 +1779,7 @@
           <w14:ligatures w14:val="standardContextual"/>
         </w:rPr>
       </w:pPr>
-      <w:hyperlink w:anchor="_Toc244063707" w:history="1">
+      <w:hyperlink w:anchor="_Toc244063850" w:history="1">
         <w:r>
           <w:rPr>
             <w:rStyle w:val="Hyperlink"/>
@@ -1806,7 +1806,7 @@
             <w:noProof/>
             <w:webHidden/>
           </w:rPr>
-          <w:instrText xml:space="preserve"> PAGEREF _Toc244063707 \h </w:instrText>
+          <w:instrText xml:space="preserve"> PAGEREF _Toc244063850 \h </w:instrText>
         </w:r>
         <w:r>
           <w:rPr>
@@ -1853,7 +1853,7 @@
           <w14:ligatures w14:val="standardContextual"/>
         </w:rPr>
       </w:pPr>
-      <w:hyperlink w:anchor="_Toc244063708" w:history="1">
+      <w:hyperlink w:anchor="_Toc244063851" w:history="1">
         <w:r>
           <w:rPr>
             <w:rStyle w:val="Hyperlink"/>
@@ -1880,7 +1880,7 @@
             <w:noProof/>
             <w:webHidden/>
           </w:rPr>
-          <w:instrText xml:space="preserve"> PAGEREF _Toc244063708 \h </w:instrText>
+          <w:instrText xml:space="preserve"> PAGEREF _Toc244063851 \h </w:instrText>
         </w:r>
         <w:r>
           <w:rPr>
@@ -1927,7 +1927,7 @@
           <w14:ligatures w14:val="standardContextual"/>
         </w:rPr>
       </w:pPr>
-      <w:hyperlink w:anchor="_Toc244063709" w:history="1">
+      <w:hyperlink w:anchor="_Toc244063852" w:history="1">
         <w:r>
           <w:rPr>
             <w:rStyle w:val="Hyperlink"/>
@@ -1954,7 +1954,7 @@
             <w:noProof/>
             <w:webHidden/>
           </w:rPr>
-          <w:instrText xml:space="preserve"> PAGEREF _Toc244063709 \h </w:instrText>
+          <w:instrText xml:space="preserve"> PAGEREF _Toc244063852 \h </w:instrText>
         </w:r>
         <w:r>
           <w:rPr>
@@ -2001,7 +2001,7 @@
           <w14:ligatures w14:val="standardContextual"/>
         </w:rPr>
       </w:pPr>
-      <w:hyperlink w:anchor="_Toc244063710" w:history="1">
+      <w:hyperlink w:anchor="_Toc244063853" w:history="1">
         <w:r>
           <w:rPr>
             <w:rStyle w:val="Hyperlink"/>
@@ -2028,7 +2028,7 @@
             <w:noProof/>
             <w:webHidden/>
           </w:rPr>
-          <w:instrText xml:space="preserve"> PAGEREF _Toc244063710 \h </w:instrText>
+          <w:instrText xml:space="preserve"> PAGEREF _Toc244063853 \h </w:instrText>
         </w:r>
         <w:r>
           <w:rPr>
@@ -2075,7 +2075,7 @@
           <w14:ligatures w14:val="standardContextual"/>
         </w:rPr>
       </w:pPr>
-      <w:hyperlink w:anchor="_Toc244063711" w:history="1">
+      <w:hyperlink w:anchor="_Toc244063854" w:history="1">
         <w:r>
           <w:rPr>
             <w:rStyle w:val="Hyperlink"/>
@@ -2102,7 +2102,7 @@
             <w:noProof/>
             <w:webHidden/>
           </w:rPr>
-          <w:instrText xml:space="preserve"> PAGEREF _Toc244063711 \h </w:instrText>
+          <w:instrText xml:space="preserve"> PAGEREF _Toc244063854 \h </w:instrText>
         </w:r>
         <w:r>
           <w:rPr>
@@ -2149,7 +2149,7 @@
           <w14:ligatures w14:val="standardContextual"/>
         </w:rPr>
       </w:pPr>
-      <w:hyperlink w:anchor="_Toc244063712" w:history="1">
+      <w:hyperlink w:anchor="_Toc244063855" w:history="1">
         <w:r>
           <w:rPr>
             <w:rStyle w:val="Hyperlink"/>
@@ -2176,7 +2176,7 @@
             <w:noProof/>
             <w:webHidden/>
           </w:rPr>
-          <w:instrText xml:space="preserve"> PAGEREF _Toc244063712 \h </w:instrText>
+          <w:instrText xml:space="preserve"> PAGEREF _Toc244063855 \h </w:instrText>
         </w:r>
         <w:r>
           <w:rPr>
@@ -2223,7 +2223,7 @@
           <w14:ligatures w14:val="standardContextual"/>
         </w:rPr>
       </w:pPr>
-      <w:hyperlink w:anchor="_Toc244063713" w:history="1">
+      <w:hyperlink w:anchor="_Toc244063856" w:history="1">
         <w:r>
           <w:rPr>
             <w:rStyle w:val="Hyperlink"/>
@@ -2250,7 +2250,7 @@
             <w:noProof/>
             <w:webHidden/>
           </w:rPr>
-          <w:instrText xml:space="preserve"> PAGEREF _Toc244063713 \h </w:instrText>
+          <w:instrText xml:space="preserve"> PAGEREF _Toc244063856 \h </w:instrText>
         </w:r>
         <w:r>
           <w:rPr>
@@ -2297,7 +2297,7 @@
           <w14:ligatures w14:val="standardContextual"/>
         </w:rPr>
       </w:pPr>
-      <w:hyperlink w:anchor="_Toc244063714" w:history="1">
+      <w:hyperlink w:anchor="_Toc244063857" w:history="1">
         <w:r>
           <w:rPr>
             <w:rStyle w:val="Hyperlink"/>
@@ -2324,7 +2324,7 @@
             <w:noProof/>
             <w:webHidden/>
           </w:rPr>
-          <w:instrText xml:space="preserve"> PAGEREF _Toc244063714 \h </w:instrText>
+          <w:instrText xml:space="preserve"> PAGEREF _Toc244063857 \h </w:instrText>
         </w:r>
         <w:r>
           <w:rPr>
@@ -2371,7 +2371,7 @@
           <w14:ligatures w14:val="standardContextual"/>
         </w:rPr>
       </w:pPr>
-      <w:hyperlink w:anchor="_Toc244063715" w:history="1">
+      <w:hyperlink w:anchor="_Toc244063858" w:history="1">
         <w:r>
           <w:rPr>
             <w:rStyle w:val="Hyperlink"/>
@@ -2398,7 +2398,7 @@
             <w:noProof/>
             <w:webHidden/>
           </w:rPr>
-          <w:instrText xml:space="preserve"> PAGEREF _Toc244063715 \h </w:instrText>
+          <w:instrText xml:space="preserve"> PAGEREF _Toc244063858 \h </w:instrText>
         </w:r>
         <w:r>
           <w:rPr>
@@ -2445,7 +2445,7 @@
           <w14:ligatures w14:val="standardContextual"/>
         </w:rPr>
       </w:pPr>
-      <w:hyperlink w:anchor="_Toc244063716" w:history="1">
+      <w:hyperlink w:anchor="_Toc244063859" w:history="1">
         <w:r>
           <w:rPr>
             <w:rStyle w:val="Hyperlink"/>
@@ -2472,7 +2472,7 @@
             <w:noProof/>
             <w:webHidden/>
           </w:rPr>
-          <w:instrText xml:space="preserve"> PAGEREF _Toc244063716 \h </w:instrText>
+          <w:instrText xml:space="preserve"> PAGEREF _Toc244063859 \h </w:instrText>
         </w:r>
         <w:r>
           <w:rPr>
@@ -2519,7 +2519,7 @@
           <w14:ligatures w14:val="standardContextual"/>
         </w:rPr>
       </w:pPr>
-      <w:hyperlink w:anchor="_Toc244063717" w:history="1">
+      <w:hyperlink w:anchor="_Toc244063860" w:history="1">
         <w:r>
           <w:rPr>
             <w:rStyle w:val="Hyperlink"/>
@@ -2546,7 +2546,7 @@
             <w:noProof/>
             <w:webHidden/>
           </w:rPr>
-          <w:instrText xml:space="preserve"> PAGEREF _Toc244063717 \h </w:instrText>
+          <w:instrText xml:space="preserve"> PAGEREF _Toc244063860 \h </w:instrText>
         </w:r>
         <w:r>
           <w:rPr>
@@ -2593,7 +2593,7 @@
           <w14:ligatures w14:val="standardContextual"/>
         </w:rPr>
       </w:pPr>
-      <w:hyperlink w:anchor="_Toc244063718" w:history="1">
+      <w:hyperlink w:anchor="_Toc244063861" w:history="1">
         <w:r>
           <w:rPr>
             <w:rStyle w:val="Hyperlink"/>
@@ -2620,7 +2620,7 @@
             <w:noProof/>
             <w:webHidden/>
           </w:rPr>
-          <w:instrText xml:space="preserve"> PAGEREF _Toc244063718 \h </w:instrText>
+          <w:instrText xml:space="preserve"> PAGEREF _Toc244063861 \h </w:instrText>
         </w:r>
         <w:r>
           <w:rPr>
@@ -2667,7 +2667,7 @@
           <w14:ligatures w14:val="standardContextual"/>
         </w:rPr>
       </w:pPr>
-      <w:hyperlink w:anchor="_Toc244063719" w:history="1">
+      <w:hyperlink w:anchor="_Toc244063862" w:history="1">
         <w:r>
           <w:rPr>
             <w:rStyle w:val="Hyperlink"/>
@@ -2694,7 +2694,7 @@
             <w:noProof/>
             <w:webHidden/>
           </w:rPr>
-          <w:instrText xml:space="preserve"> PAGEREF _Toc244063719 \h </w:instrText>
+          <w:instrText xml:space="preserve"> PAGEREF _Toc244063862 \h </w:instrText>
         </w:r>
         <w:r>
           <w:rPr>
@@ -2741,7 +2741,7 @@
           <w14:ligatures w14:val="standardContextual"/>
         </w:rPr>
       </w:pPr>
-      <w:hyperlink w:anchor="_Toc244063720" w:history="1">
+      <w:hyperlink w:anchor="_Toc244063863" w:history="1">
         <w:r>
           <w:rPr>
             <w:rStyle w:val="Hyperlink"/>
@@ -2768,7 +2768,7 @@
             <w:noProof/>
             <w:webHidden/>
           </w:rPr>
-          <w:instrText xml:space="preserve"> PAGEREF _Toc244063720 \h </w:instrText>
+          <w:instrText xml:space="preserve"> PAGEREF _Toc244063863 \h </w:instrText>
         </w:r>
         <w:r>
           <w:rPr>
@@ -2815,7 +2815,7 @@
           <w14:ligatures w14:val="standardContextual"/>
         </w:rPr>
       </w:pPr>
-      <w:hyperlink w:anchor="_Toc244063721" w:history="1">
+      <w:hyperlink w:anchor="_Toc244063864" w:history="1">
         <w:r>
           <w:rPr>
             <w:rStyle w:val="Hyperlink"/>
@@ -2842,7 +2842,7 @@
             <w:noProof/>
             <w:webHidden/>
           </w:rPr>
-          <w:instrText xml:space="preserve"> PAGEREF _Toc244063721 \h </w:instrText>
+          <w:instrText xml:space="preserve"> PAGEREF _Toc244063864 \h </w:instrText>
         </w:r>
         <w:r>
           <w:rPr>
@@ -2889,7 +2889,7 @@
           <w14:ligatures w14:val="standardContextual"/>
         </w:rPr>
       </w:pPr>
-      <w:hyperlink w:anchor="_Toc244063722" w:history="1">
+      <w:hyperlink w:anchor="_Toc244063865" w:history="1">
         <w:r>
           <w:rPr>
             <w:rStyle w:val="Hyperlink"/>
@@ -2916,7 +2916,7 @@
             <w:noProof/>
             <w:webHidden/>
           </w:rPr>
-          <w:instrText xml:space="preserve"> PAGEREF _Toc244063722 \h </w:instrText>
+          <w:instrText xml:space="preserve"> PAGEREF _Toc244063865 \h </w:instrText>
         </w:r>
         <w:r>
           <w:rPr>
@@ -2963,7 +2963,7 @@
           <w14:ligatures w14:val="standardContextual"/>
         </w:rPr>
       </w:pPr>
-      <w:hyperlink w:anchor="_Toc244063723" w:history="1">
+      <w:hyperlink w:anchor="_Toc244063866" w:history="1">
         <w:r>
           <w:rPr>
             <w:rStyle w:val="Hyperlink"/>
@@ -2990,7 +2990,7 @@
             <w:noProof/>
             <w:webHidden/>
           </w:rPr>
-          <w:instrText xml:space="preserve"> PAGEREF _Toc244063723 \h </w:instrText>
+          <w:instrText xml:space="preserve"> PAGEREF _Toc244063866 \h </w:instrText>
         </w:r>
         <w:r>
           <w:rPr>
@@ -5274,7 +5274,7 @@
       <w:pPr>
         <w:pStyle w:val="Heading1"/>
       </w:pPr>
-      <w:bookmarkStart w:id="0" w:name="_Toc244063687"/>
+      <w:bookmarkStart w:id="0" w:name="_Toc244063830"/>
       <w:r>
         <w:lastRenderedPageBreak/>
         <w:t>Capitolul 1. Introducere</w:t>
@@ -5285,7 +5285,7 @@
       <w:pPr>
         <w:pStyle w:val="Heading2"/>
       </w:pPr>
-      <w:bookmarkStart w:id="1" w:name="_Toc244063688"/>
+      <w:bookmarkStart w:id="1" w:name="_Toc244063831"/>
       <w:r>
         <w:t>1.1 Motivație</w:t>
       </w:r>
@@ -5321,7 +5321,7 @@
       <w:pPr>
         <w:pStyle w:val="Heading2"/>
       </w:pPr>
-      <w:bookmarkStart w:id="2" w:name="_Toc244063689"/>
+      <w:bookmarkStart w:id="2" w:name="_Toc244063832"/>
       <w:r>
         <w:t>1.2 Formularea problemei</w:t>
       </w:r>
@@ -5377,7 +5377,7 @@
       <w:pPr>
         <w:pStyle w:val="Heading2"/>
       </w:pPr>
-      <w:bookmarkStart w:id="3" w:name="_Toc244063690"/>
+      <w:bookmarkStart w:id="3" w:name="_Toc244063833"/>
       <w:r>
         <w:t>1.3 Obiective</w:t>
       </w:r>
@@ -5395,7 +5395,7 @@
       <w:pPr>
         <w:pStyle w:val="Heading2"/>
       </w:pPr>
-      <w:bookmarkStart w:id="4" w:name="_Toc244063691"/>
+      <w:bookmarkStart w:id="4" w:name="_Toc244063834"/>
       <w:r>
         <w:t>1.4 Contribuții</w:t>
       </w:r>
@@ -5413,7 +5413,7 @@
       <w:pPr>
         <w:pStyle w:val="Heading2"/>
       </w:pPr>
-      <w:bookmarkStart w:id="5" w:name="_Toc244063692"/>
+      <w:bookmarkStart w:id="5" w:name="_Toc244063835"/>
       <w:r>
         <w:t>1.5 Structura lucrării</w:t>
       </w:r>
@@ -5431,7 +5431,7 @@
       <w:pPr>
         <w:pStyle w:val="Heading1"/>
       </w:pPr>
-      <w:bookmarkStart w:id="6" w:name="_Toc244063693"/>
+      <w:bookmarkStart w:id="6" w:name="_Toc244063836"/>
       <w:r>
         <w:lastRenderedPageBreak/>
         <w:t>Capitolul 2. Fundamente teoretice și lucrări conexe</w:t>
@@ -5450,7 +5450,7 @@
       <w:pPr>
         <w:pStyle w:val="Heading1"/>
       </w:pPr>
-      <w:bookmarkStart w:id="7" w:name="_Toc244063694"/>
+      <w:bookmarkStart w:id="7" w:name="_Toc244063837"/>
       <w:r>
         <w:lastRenderedPageBreak/>
         <w:t>Capitolul 3. Cerințe</w:t>
@@ -5469,7 +5469,7 @@
       <w:pPr>
         <w:pStyle w:val="Heading1"/>
       </w:pPr>
-      <w:bookmarkStart w:id="8" w:name="_Toc244063695"/>
+      <w:bookmarkStart w:id="8" w:name="_Toc244063838"/>
       <w:r>
         <w:lastRenderedPageBreak/>
         <w:t>Capitolul 4. Proiectarea sistemului și arhitectura</w:t>
@@ -5488,7 +5488,7 @@
       <w:pPr>
         <w:pStyle w:val="Heading2"/>
       </w:pPr>
-      <w:bookmarkStart w:id="9" w:name="_Toc244063696"/>
+      <w:bookmarkStart w:id="9" w:name="_Toc244063839"/>
       <w:r>
         <w:t>4.1 Modelul conceptual al datelor: diagrama Entitate-Legătură extinsă (EER)</w:t>
       </w:r>
@@ -5772,7 +5772,7 @@
       <w:pPr>
         <w:pStyle w:val="Heading2"/>
       </w:pPr>
-      <w:bookmarkStart w:id="12" w:name="_Toc244063697"/>
+      <w:bookmarkStart w:id="12" w:name="_Toc244063840"/>
       <w:r>
         <w:t>4.2 Interfața utilizator</w:t>
       </w:r>
@@ -6188,7 +6188,7 @@
       <w:pPr>
         <w:pStyle w:val="Heading1"/>
       </w:pPr>
-      <w:bookmarkStart w:id="15" w:name="_Toc244063698"/>
+      <w:bookmarkStart w:id="15" w:name="_Toc244063841"/>
       <w:r>
         <w:lastRenderedPageBreak/>
         <w:t>Capitolul 5. Metodologia AI/ML</w:t>
@@ -6207,7 +6207,7 @@
       <w:pPr>
         <w:pStyle w:val="Heading2"/>
       </w:pPr>
-      <w:bookmarkStart w:id="16" w:name="_Toc244063699"/>
+      <w:bookmarkStart w:id="16" w:name="_Toc244063842"/>
       <w:r>
         <w:t>5.1 Setul de date SCIN și scalele de ton al pielii</w:t>
       </w:r>
@@ -6290,7 +6290,7 @@
       <w:pPr>
         <w:pStyle w:val="Heading2"/>
       </w:pPr>
-      <w:bookmarkStart w:id="17" w:name="_Toc244063700"/>
+      <w:bookmarkStart w:id="17" w:name="_Toc244063843"/>
       <w:r>
         <w:lastRenderedPageBreak/>
         <w:t>5.2 Auditul datelor</w:t>
@@ -6890,7 +6890,7 @@
       <w:pPr>
         <w:pStyle w:val="Heading2"/>
       </w:pPr>
-      <w:bookmarkStart w:id="19" w:name="_Toc244063701"/>
+      <w:bookmarkStart w:id="19" w:name="_Toc244063844"/>
       <w:r>
         <w:t>5.3 Categoriile țintă</w:t>
       </w:r>
@@ -7571,7 +7571,7 @@
       <w:pPr>
         <w:pStyle w:val="Heading2"/>
       </w:pPr>
-      <w:bookmarkStart w:id="21" w:name="_Toc244063702"/>
+      <w:bookmarkStart w:id="21" w:name="_Toc244063845"/>
       <w:r>
         <w:t>5.4 Codificarea chestionarului și masca de valori lipsă</w:t>
       </w:r>
@@ -7589,7 +7589,7 @@
       <w:pPr>
         <w:pStyle w:val="Heading2"/>
       </w:pPr>
-      <w:bookmarkStart w:id="22" w:name="_Toc244063703"/>
+      <w:bookmarkStart w:id="22" w:name="_Toc244063846"/>
       <w:r>
         <w:lastRenderedPageBreak/>
         <w:t>5.5 Împărțirea și preprocesarea datelor</w:t>
@@ -7634,7 +7634,7 @@
       <w:pPr>
         <w:pStyle w:val="Heading2"/>
       </w:pPr>
-      <w:bookmarkStart w:id="23" w:name="_Toc244063704"/>
+      <w:bookmarkStart w:id="23" w:name="_Toc244063847"/>
       <w:r>
         <w:t>5.6 Modelele</w:t>
       </w:r>
@@ -7739,7 +7739,7 @@
       <w:pPr>
         <w:pStyle w:val="Heading2"/>
       </w:pPr>
-      <w:bookmarkStart w:id="24" w:name="_Toc244063705"/>
+      <w:bookmarkStart w:id="24" w:name="_Toc244063848"/>
       <w:r>
         <w:lastRenderedPageBreak/>
         <w:t>5.7 Protocolul de evaluare</w:t>
@@ -7804,7 +7804,7 @@
       <w:pPr>
         <w:pStyle w:val="Heading2"/>
       </w:pPr>
-      <w:bookmarkStart w:id="25" w:name="_Toc244063706"/>
+      <w:bookmarkStart w:id="25" w:name="_Toc244063849"/>
       <w:r>
         <w:t>5.8 Date externe și encodere preantrenate</w:t>
       </w:r>
@@ -7875,7 +7875,7 @@
       <w:pPr>
         <w:pStyle w:val="Heading2"/>
       </w:pPr>
-      <w:bookmarkStart w:id="26" w:name="_Toc244063707"/>
+      <w:bookmarkStart w:id="26" w:name="_Toc244063850"/>
       <w:r>
         <w:lastRenderedPageBreak/>
         <w:t>5.9 Explicabilitate (Grad-CAM)</w:t>
@@ -7894,7 +7894,7 @@
       <w:pPr>
         <w:pStyle w:val="Heading1"/>
       </w:pPr>
-      <w:bookmarkStart w:id="27" w:name="_Toc244063708"/>
+      <w:bookmarkStart w:id="27" w:name="_Toc244063851"/>
       <w:r>
         <w:lastRenderedPageBreak/>
         <w:t>Capitolul 6. Implementare</w:t>
@@ -7913,7 +7913,7 @@
       <w:pPr>
         <w:pStyle w:val="Heading2"/>
       </w:pPr>
-      <w:bookmarkStart w:id="28" w:name="_Toc244063709"/>
+      <w:bookmarkStart w:id="28" w:name="_Toc244063852"/>
       <w:r>
         <w:t>6.1 Serviciul ML: modelul exportat</w:t>
       </w:r>
@@ -8320,14 +8320,14 @@
         <w:t>POST /v1/analyze</w:t>
       </w:r>
       <w:r>
-        <w:t xml:space="preserve"> primește o fotografie, o decodează doar în memorie (fără scriere pe disc și fără jurnalizarea imaginii), o rotește după orientarea EXIF (metadatele prin care telefonul notează cum a fost ținut) și întoarce decizia, probabilitățile, amprenta fișierului modelului și avertismentul permanent că rezultatul este informativ. Sunt refuzate fișierele mai mari de 10 MB, imaginile de peste 40 de milioane de pixeli (protecție împotriva fișierelor construite pentru a epuiza memoria), alte formate decât JPEG, PNG și WebP și cererile fără cheia secretă partajată cu backend-ul. Opt teste automate verifică aceste reguli, iar unul dintre ele rulează modelul real cap la cap.</w:t>
+        <w:t xml:space="preserve"> primește o fotografie, o decodează doar în memorie (fără scriere pe disc și fără jurnalizarea imaginii), o rotește după orientarea EXIF (metadatele prin care telefonul notează cum a fost ținut) și întoarce decizia, probabilitățile, amprenta fișierului modelului și avertismentul permanent că rezultatul este informativ. Sunt refuzate fișierele mai mari de 10 MB, imaginile de peste 40 de milioane de pixeli (protecție împotriva fișierelor construite pentru a epuiza memoria), alte formate decât JPEG, PNG și WebP și cererile fără cheia secretă partajată cu backend-ul. Fotografia este trimisă direct ca fișier, nu ca formular, iar corpul cererii este citit în bucăți și respins imediat ce depășește limita: un parser de formulare ar scrie fișierele mari pe disc înainte de orice verificare. Nouă teste automate verifică aceste reguli, iar unul dintre ele rulează modelul real cap la cap.</w:t>
       </w:r>
     </w:p>
     <w:p>
       <w:pPr>
         <w:pStyle w:val="Heading1"/>
       </w:pPr>
-      <w:bookmarkStart w:id="29" w:name="_Toc244063710"/>
+      <w:bookmarkStart w:id="29" w:name="_Toc244063853"/>
       <w:r>
         <w:lastRenderedPageBreak/>
         <w:t>Capitolul 7. Securitate și GDPR</w:t>
@@ -8346,7 +8346,7 @@
       <w:pPr>
         <w:pStyle w:val="Heading1"/>
       </w:pPr>
-      <w:bookmarkStart w:id="30" w:name="_Toc244063711"/>
+      <w:bookmarkStart w:id="30" w:name="_Toc244063854"/>
       <w:r>
         <w:lastRenderedPageBreak/>
         <w:t>Capitolul 8. Testare și evaluare</w:t>
@@ -8365,7 +8365,7 @@
       <w:pPr>
         <w:pStyle w:val="Heading2"/>
       </w:pPr>
-      <w:bookmarkStart w:id="31" w:name="_Toc244063712"/>
+      <w:bookmarkStart w:id="31" w:name="_Toc244063855"/>
       <w:r>
         <w:t>8.1 Aduce chestionarul un câștig? (E1)</w:t>
       </w:r>
@@ -8868,7 +8868,7 @@
       <w:pPr>
         <w:pStyle w:val="Heading2"/>
       </w:pPr>
-      <w:bookmarkStart w:id="33" w:name="_Toc244063713"/>
+      <w:bookmarkStart w:id="33" w:name="_Toc244063856"/>
       <w:r>
         <w:t>8.2 De ce nu ajută chestionarul?</w:t>
       </w:r>
@@ -9310,7 +9310,7 @@
       <w:pPr>
         <w:pStyle w:val="Heading2"/>
       </w:pPr>
-      <w:bookmarkStart w:id="35" w:name="_Toc244063714"/>
+      <w:bookmarkStart w:id="35" w:name="_Toc244063857"/>
       <w:r>
         <w:lastRenderedPageBreak/>
         <w:t>8.3 Răspunsuri lipsă (E2)</w:t>
@@ -9843,7 +9843,7 @@
       <w:pPr>
         <w:pStyle w:val="Heading2"/>
       </w:pPr>
-      <w:bookmarkStart w:id="38" w:name="_Toc244063715"/>
+      <w:bookmarkStart w:id="38" w:name="_Toc244063858"/>
       <w:r>
         <w:t>8.4 Date suplimentare și test extern (E7)</w:t>
       </w:r>
@@ -10147,7 +10147,7 @@
       <w:pPr>
         <w:pStyle w:val="Heading2"/>
       </w:pPr>
-      <w:bookmarkStart w:id="40" w:name="_Toc244063716"/>
+      <w:bookmarkStart w:id="40" w:name="_Toc244063859"/>
       <w:r>
         <w:t>8.5 Encodere preantrenate (E5)</w:t>
       </w:r>
@@ -10651,7 +10651,7 @@
       <w:pPr>
         <w:pStyle w:val="Heading2"/>
       </w:pPr>
-      <w:bookmarkStart w:id="42" w:name="_Toc244063717"/>
+      <w:bookmarkStart w:id="42" w:name="_Toc244063860"/>
       <w:r>
         <w:t>8.6 Calibrarea încrederii și abținerea (E4)</w:t>
       </w:r>
@@ -12550,7 +12550,7 @@
       <w:pPr>
         <w:pStyle w:val="Heading2"/>
       </w:pPr>
-      <w:bookmarkStart w:id="48" w:name="_Toc244063718"/>
+      <w:bookmarkStart w:id="48" w:name="_Toc244063861"/>
       <w:r>
         <w:t>8.7 Explicabilitate (Grad-CAM)</w:t>
       </w:r>
@@ -12852,7 +12852,7 @@
       <w:pPr>
         <w:pStyle w:val="Heading2"/>
       </w:pPr>
-      <w:bookmarkStart w:id="50" w:name="_Toc244063719"/>
+      <w:bookmarkStart w:id="50" w:name="_Toc244063862"/>
       <w:r>
         <w:t>8.8 Sinteza rezultatelor și modelul ales pentru aplicație</w:t>
       </w:r>
@@ -13472,7 +13472,7 @@
       <w:pPr>
         <w:pStyle w:val="Heading1"/>
       </w:pPr>
-      <w:bookmarkStart w:id="52" w:name="_Toc244063720"/>
+      <w:bookmarkStart w:id="52" w:name="_Toc244063863"/>
       <w:r>
         <w:lastRenderedPageBreak/>
         <w:t>Capitolul 9. Concluzii și direcții viitoare</w:t>
@@ -13491,7 +13491,7 @@
       <w:pPr>
         <w:pStyle w:val="Heading1"/>
       </w:pPr>
-      <w:bookmarkStart w:id="53" w:name="_Toc244063721"/>
+      <w:bookmarkStart w:id="53" w:name="_Toc244063864"/>
       <w:r>
         <w:lastRenderedPageBreak/>
         <w:t>Anexe</w:t>
@@ -13510,7 +13510,7 @@
       <w:pPr>
         <w:pStyle w:val="Heading2"/>
       </w:pPr>
-      <w:bookmarkStart w:id="54" w:name="_Toc244063722"/>
+      <w:bookmarkStart w:id="54" w:name="_Toc244063865"/>
       <w:r>
         <w:t>Anexa A. Planificarea proiectului: enunțul domeniului, WBS și riscurile</w:t>
       </w:r>
@@ -13842,7 +13842,7 @@
       <w:pPr>
         <w:pStyle w:val="Heading1"/>
       </w:pPr>
-      <w:bookmarkStart w:id="58" w:name="_Toc244063723"/>
+      <w:bookmarkStart w:id="58" w:name="_Toc244063866"/>
       <w:r>
         <w:lastRenderedPageBreak/>
         <w:t>Bibliografie</w:t>

--- a/docs/Teza_Licenta.docx
+++ b/docs/Teza_Licenta.docx
@@ -299,7 +299,7 @@
         </w:rPr>
         <w:fldChar w:fldCharType="separate"/>
       </w:r>
-      <w:hyperlink w:anchor="_Toc244063830" w:history="1">
+      <w:hyperlink w:anchor="_Toc244189214" w:history="1">
         <w:r>
           <w:rPr>
             <w:rStyle w:val="Hyperlink"/>
@@ -326,7 +326,7 @@
             <w:noProof/>
             <w:webHidden/>
           </w:rPr>
-          <w:instrText xml:space="preserve"> PAGEREF _Toc244063830 \h </w:instrText>
+          <w:instrText xml:space="preserve"> PAGEREF _Toc244189214 \h </w:instrText>
         </w:r>
         <w:r>
           <w:rPr>
@@ -373,7 +373,7 @@
           <w14:ligatures w14:val="standardContextual"/>
         </w:rPr>
       </w:pPr>
-      <w:hyperlink w:anchor="_Toc244063831" w:history="1">
+      <w:hyperlink w:anchor="_Toc244189215" w:history="1">
         <w:r>
           <w:rPr>
             <w:rStyle w:val="Hyperlink"/>
@@ -400,7 +400,7 @@
             <w:noProof/>
             <w:webHidden/>
           </w:rPr>
-          <w:instrText xml:space="preserve"> PAGEREF _Toc244063831 \h </w:instrText>
+          <w:instrText xml:space="preserve"> PAGEREF _Toc244189215 \h </w:instrText>
         </w:r>
         <w:r>
           <w:rPr>
@@ -447,7 +447,7 @@
           <w14:ligatures w14:val="standardContextual"/>
         </w:rPr>
       </w:pPr>
-      <w:hyperlink w:anchor="_Toc244063832" w:history="1">
+      <w:hyperlink w:anchor="_Toc244189216" w:history="1">
         <w:r>
           <w:rPr>
             <w:rStyle w:val="Hyperlink"/>
@@ -474,7 +474,7 @@
             <w:noProof/>
             <w:webHidden/>
           </w:rPr>
-          <w:instrText xml:space="preserve"> PAGEREF _Toc244063832 \h </w:instrText>
+          <w:instrText xml:space="preserve"> PAGEREF _Toc244189216 \h </w:instrText>
         </w:r>
         <w:r>
           <w:rPr>
@@ -521,7 +521,7 @@
           <w14:ligatures w14:val="standardContextual"/>
         </w:rPr>
       </w:pPr>
-      <w:hyperlink w:anchor="_Toc244063833" w:history="1">
+      <w:hyperlink w:anchor="_Toc244189217" w:history="1">
         <w:r>
           <w:rPr>
             <w:rStyle w:val="Hyperlink"/>
@@ -548,7 +548,7 @@
             <w:noProof/>
             <w:webHidden/>
           </w:rPr>
-          <w:instrText xml:space="preserve"> PAGEREF _Toc244063833 \h </w:instrText>
+          <w:instrText xml:space="preserve"> PAGEREF _Toc244189217 \h </w:instrText>
         </w:r>
         <w:r>
           <w:rPr>
@@ -595,7 +595,7 @@
           <w14:ligatures w14:val="standardContextual"/>
         </w:rPr>
       </w:pPr>
-      <w:hyperlink w:anchor="_Toc244063834" w:history="1">
+      <w:hyperlink w:anchor="_Toc244189218" w:history="1">
         <w:r>
           <w:rPr>
             <w:rStyle w:val="Hyperlink"/>
@@ -622,7 +622,7 @@
             <w:noProof/>
             <w:webHidden/>
           </w:rPr>
-          <w:instrText xml:space="preserve"> PAGEREF _Toc244063834 \h </w:instrText>
+          <w:instrText xml:space="preserve"> PAGEREF _Toc244189218 \h </w:instrText>
         </w:r>
         <w:r>
           <w:rPr>
@@ -669,7 +669,7 @@
           <w14:ligatures w14:val="standardContextual"/>
         </w:rPr>
       </w:pPr>
-      <w:hyperlink w:anchor="_Toc244063835" w:history="1">
+      <w:hyperlink w:anchor="_Toc244189219" w:history="1">
         <w:r>
           <w:rPr>
             <w:rStyle w:val="Hyperlink"/>
@@ -696,7 +696,7 @@
             <w:noProof/>
             <w:webHidden/>
           </w:rPr>
-          <w:instrText xml:space="preserve"> PAGEREF _Toc244063835 \h </w:instrText>
+          <w:instrText xml:space="preserve"> PAGEREF _Toc244189219 \h </w:instrText>
         </w:r>
         <w:r>
           <w:rPr>
@@ -743,7 +743,7 @@
           <w14:ligatures w14:val="standardContextual"/>
         </w:rPr>
       </w:pPr>
-      <w:hyperlink w:anchor="_Toc244063836" w:history="1">
+      <w:hyperlink w:anchor="_Toc244189220" w:history="1">
         <w:r>
           <w:rPr>
             <w:rStyle w:val="Hyperlink"/>
@@ -770,7 +770,7 @@
             <w:noProof/>
             <w:webHidden/>
           </w:rPr>
-          <w:instrText xml:space="preserve"> PAGEREF _Toc244063836 \h </w:instrText>
+          <w:instrText xml:space="preserve"> PAGEREF _Toc244189220 \h </w:instrText>
         </w:r>
         <w:r>
           <w:rPr>
@@ -817,7 +817,7 @@
           <w14:ligatures w14:val="standardContextual"/>
         </w:rPr>
       </w:pPr>
-      <w:hyperlink w:anchor="_Toc244063837" w:history="1">
+      <w:hyperlink w:anchor="_Toc244189221" w:history="1">
         <w:r>
           <w:rPr>
             <w:rStyle w:val="Hyperlink"/>
@@ -844,7 +844,7 @@
             <w:noProof/>
             <w:webHidden/>
           </w:rPr>
-          <w:instrText xml:space="preserve"> PAGEREF _Toc244063837 \h </w:instrText>
+          <w:instrText xml:space="preserve"> PAGEREF _Toc244189221 \h </w:instrText>
         </w:r>
         <w:r>
           <w:rPr>
@@ -891,7 +891,7 @@
           <w14:ligatures w14:val="standardContextual"/>
         </w:rPr>
       </w:pPr>
-      <w:hyperlink w:anchor="_Toc244063838" w:history="1">
+      <w:hyperlink w:anchor="_Toc244189222" w:history="1">
         <w:r>
           <w:rPr>
             <w:rStyle w:val="Hyperlink"/>
@@ -918,7 +918,7 @@
             <w:noProof/>
             <w:webHidden/>
           </w:rPr>
-          <w:instrText xml:space="preserve"> PAGEREF _Toc244063838 \h </w:instrText>
+          <w:instrText xml:space="preserve"> PAGEREF _Toc244189222 \h </w:instrText>
         </w:r>
         <w:r>
           <w:rPr>
@@ -965,7 +965,7 @@
           <w14:ligatures w14:val="standardContextual"/>
         </w:rPr>
       </w:pPr>
-      <w:hyperlink w:anchor="_Toc244063839" w:history="1">
+      <w:hyperlink w:anchor="_Toc244189223" w:history="1">
         <w:r>
           <w:rPr>
             <w:rStyle w:val="Hyperlink"/>
@@ -992,7 +992,7 @@
             <w:noProof/>
             <w:webHidden/>
           </w:rPr>
-          <w:instrText xml:space="preserve"> PAGEREF _Toc244063839 \h </w:instrText>
+          <w:instrText xml:space="preserve"> PAGEREF _Toc244189223 \h </w:instrText>
         </w:r>
         <w:r>
           <w:rPr>
@@ -1039,7 +1039,7 @@
           <w14:ligatures w14:val="standardContextual"/>
         </w:rPr>
       </w:pPr>
-      <w:hyperlink w:anchor="_Toc244063840" w:history="1">
+      <w:hyperlink w:anchor="_Toc244189224" w:history="1">
         <w:r>
           <w:rPr>
             <w:rStyle w:val="Hyperlink"/>
@@ -1066,7 +1066,7 @@
             <w:noProof/>
             <w:webHidden/>
           </w:rPr>
-          <w:instrText xml:space="preserve"> PAGEREF _Toc244063840 \h </w:instrText>
+          <w:instrText xml:space="preserve"> PAGEREF _Toc244189224 \h </w:instrText>
         </w:r>
         <w:r>
           <w:rPr>
@@ -1113,7 +1113,7 @@
           <w14:ligatures w14:val="standardContextual"/>
         </w:rPr>
       </w:pPr>
-      <w:hyperlink w:anchor="_Toc244063841" w:history="1">
+      <w:hyperlink w:anchor="_Toc244189225" w:history="1">
         <w:r>
           <w:rPr>
             <w:rStyle w:val="Hyperlink"/>
@@ -1140,7 +1140,7 @@
             <w:noProof/>
             <w:webHidden/>
           </w:rPr>
-          <w:instrText xml:space="preserve"> PAGEREF _Toc244063841 \h </w:instrText>
+          <w:instrText xml:space="preserve"> PAGEREF _Toc244189225 \h </w:instrText>
         </w:r>
         <w:r>
           <w:rPr>
@@ -1187,7 +1187,7 @@
           <w14:ligatures w14:val="standardContextual"/>
         </w:rPr>
       </w:pPr>
-      <w:hyperlink w:anchor="_Toc244063842" w:history="1">
+      <w:hyperlink w:anchor="_Toc244189226" w:history="1">
         <w:r>
           <w:rPr>
             <w:rStyle w:val="Hyperlink"/>
@@ -1214,7 +1214,7 @@
             <w:noProof/>
             <w:webHidden/>
           </w:rPr>
-          <w:instrText xml:space="preserve"> PAGEREF _Toc244063842 \h </w:instrText>
+          <w:instrText xml:space="preserve"> PAGEREF _Toc244189226 \h </w:instrText>
         </w:r>
         <w:r>
           <w:rPr>
@@ -1261,7 +1261,7 @@
           <w14:ligatures w14:val="standardContextual"/>
         </w:rPr>
       </w:pPr>
-      <w:hyperlink w:anchor="_Toc244063843" w:history="1">
+      <w:hyperlink w:anchor="_Toc244189227" w:history="1">
         <w:r>
           <w:rPr>
             <w:rStyle w:val="Hyperlink"/>
@@ -1288,7 +1288,7 @@
             <w:noProof/>
             <w:webHidden/>
           </w:rPr>
-          <w:instrText xml:space="preserve"> PAGEREF _Toc244063843 \h </w:instrText>
+          <w:instrText xml:space="preserve"> PAGEREF _Toc244189227 \h </w:instrText>
         </w:r>
         <w:r>
           <w:rPr>
@@ -1335,7 +1335,7 @@
           <w14:ligatures w14:val="standardContextual"/>
         </w:rPr>
       </w:pPr>
-      <w:hyperlink w:anchor="_Toc244063844" w:history="1">
+      <w:hyperlink w:anchor="_Toc244189228" w:history="1">
         <w:r>
           <w:rPr>
             <w:rStyle w:val="Hyperlink"/>
@@ -1362,7 +1362,7 @@
             <w:noProof/>
             <w:webHidden/>
           </w:rPr>
-          <w:instrText xml:space="preserve"> PAGEREF _Toc244063844 \h </w:instrText>
+          <w:instrText xml:space="preserve"> PAGEREF _Toc244189228 \h </w:instrText>
         </w:r>
         <w:r>
           <w:rPr>
@@ -1409,7 +1409,7 @@
           <w14:ligatures w14:val="standardContextual"/>
         </w:rPr>
       </w:pPr>
-      <w:hyperlink w:anchor="_Toc244063845" w:history="1">
+      <w:hyperlink w:anchor="_Toc244189229" w:history="1">
         <w:r>
           <w:rPr>
             <w:rStyle w:val="Hyperlink"/>
@@ -1436,7 +1436,7 @@
             <w:noProof/>
             <w:webHidden/>
           </w:rPr>
-          <w:instrText xml:space="preserve"> PAGEREF _Toc244063845 \h </w:instrText>
+          <w:instrText xml:space="preserve"> PAGEREF _Toc244189229 \h </w:instrText>
         </w:r>
         <w:r>
           <w:rPr>
@@ -1483,7 +1483,7 @@
           <w14:ligatures w14:val="standardContextual"/>
         </w:rPr>
       </w:pPr>
-      <w:hyperlink w:anchor="_Toc244063846" w:history="1">
+      <w:hyperlink w:anchor="_Toc244189230" w:history="1">
         <w:r>
           <w:rPr>
             <w:rStyle w:val="Hyperlink"/>
@@ -1510,7 +1510,7 @@
             <w:noProof/>
             <w:webHidden/>
           </w:rPr>
-          <w:instrText xml:space="preserve"> PAGEREF _Toc244063846 \h </w:instrText>
+          <w:instrText xml:space="preserve"> PAGEREF _Toc244189230 \h </w:instrText>
         </w:r>
         <w:r>
           <w:rPr>
@@ -1557,7 +1557,7 @@
           <w14:ligatures w14:val="standardContextual"/>
         </w:rPr>
       </w:pPr>
-      <w:hyperlink w:anchor="_Toc244063847" w:history="1">
+      <w:hyperlink w:anchor="_Toc244189231" w:history="1">
         <w:r>
           <w:rPr>
             <w:rStyle w:val="Hyperlink"/>
@@ -1584,7 +1584,7 @@
             <w:noProof/>
             <w:webHidden/>
           </w:rPr>
-          <w:instrText xml:space="preserve"> PAGEREF _Toc244063847 \h </w:instrText>
+          <w:instrText xml:space="preserve"> PAGEREF _Toc244189231 \h </w:instrText>
         </w:r>
         <w:r>
           <w:rPr>
@@ -1631,7 +1631,7 @@
           <w14:ligatures w14:val="standardContextual"/>
         </w:rPr>
       </w:pPr>
-      <w:hyperlink w:anchor="_Toc244063848" w:history="1">
+      <w:hyperlink w:anchor="_Toc244189232" w:history="1">
         <w:r>
           <w:rPr>
             <w:rStyle w:val="Hyperlink"/>
@@ -1658,7 +1658,7 @@
             <w:noProof/>
             <w:webHidden/>
           </w:rPr>
-          <w:instrText xml:space="preserve"> PAGEREF _Toc244063848 \h </w:instrText>
+          <w:instrText xml:space="preserve"> PAGEREF _Toc244189232 \h </w:instrText>
         </w:r>
         <w:r>
           <w:rPr>
@@ -1705,7 +1705,7 @@
           <w14:ligatures w14:val="standardContextual"/>
         </w:rPr>
       </w:pPr>
-      <w:hyperlink w:anchor="_Toc244063849" w:history="1">
+      <w:hyperlink w:anchor="_Toc244189233" w:history="1">
         <w:r>
           <w:rPr>
             <w:rStyle w:val="Hyperlink"/>
@@ -1732,7 +1732,7 @@
             <w:noProof/>
             <w:webHidden/>
           </w:rPr>
-          <w:instrText xml:space="preserve"> PAGEREF _Toc244063849 \h </w:instrText>
+          <w:instrText xml:space="preserve"> PAGEREF _Toc244189233 \h </w:instrText>
         </w:r>
         <w:r>
           <w:rPr>
@@ -1779,7 +1779,7 @@
           <w14:ligatures w14:val="standardContextual"/>
         </w:rPr>
       </w:pPr>
-      <w:hyperlink w:anchor="_Toc244063850" w:history="1">
+      <w:hyperlink w:anchor="_Toc244189234" w:history="1">
         <w:r>
           <w:rPr>
             <w:rStyle w:val="Hyperlink"/>
@@ -1806,7 +1806,7 @@
             <w:noProof/>
             <w:webHidden/>
           </w:rPr>
-          <w:instrText xml:space="preserve"> PAGEREF _Toc244063850 \h </w:instrText>
+          <w:instrText xml:space="preserve"> PAGEREF _Toc244189234 \h </w:instrText>
         </w:r>
         <w:r>
           <w:rPr>
@@ -1853,7 +1853,7 @@
           <w14:ligatures w14:val="standardContextual"/>
         </w:rPr>
       </w:pPr>
-      <w:hyperlink w:anchor="_Toc244063851" w:history="1">
+      <w:hyperlink w:anchor="_Toc244189235" w:history="1">
         <w:r>
           <w:rPr>
             <w:rStyle w:val="Hyperlink"/>
@@ -1880,7 +1880,7 @@
             <w:noProof/>
             <w:webHidden/>
           </w:rPr>
-          <w:instrText xml:space="preserve"> PAGEREF _Toc244063851 \h </w:instrText>
+          <w:instrText xml:space="preserve"> PAGEREF _Toc244189235 \h </w:instrText>
         </w:r>
         <w:r>
           <w:rPr>
@@ -1927,7 +1927,7 @@
           <w14:ligatures w14:val="standardContextual"/>
         </w:rPr>
       </w:pPr>
-      <w:hyperlink w:anchor="_Toc244063852" w:history="1">
+      <w:hyperlink w:anchor="_Toc244189236" w:history="1">
         <w:r>
           <w:rPr>
             <w:rStyle w:val="Hyperlink"/>
@@ -1954,7 +1954,7 @@
             <w:noProof/>
             <w:webHidden/>
           </w:rPr>
-          <w:instrText xml:space="preserve"> PAGEREF _Toc244063852 \h </w:instrText>
+          <w:instrText xml:space="preserve"> PAGEREF _Toc244189236 \h </w:instrText>
         </w:r>
         <w:r>
           <w:rPr>
@@ -2001,7 +2001,7 @@
           <w14:ligatures w14:val="standardContextual"/>
         </w:rPr>
       </w:pPr>
-      <w:hyperlink w:anchor="_Toc244063853" w:history="1">
+      <w:hyperlink w:anchor="_Toc244189237" w:history="1">
         <w:r>
           <w:rPr>
             <w:rStyle w:val="Hyperlink"/>
@@ -2028,7 +2028,7 @@
             <w:noProof/>
             <w:webHidden/>
           </w:rPr>
-          <w:instrText xml:space="preserve"> PAGEREF _Toc244063853 \h </w:instrText>
+          <w:instrText xml:space="preserve"> PAGEREF _Toc244189237 \h </w:instrText>
         </w:r>
         <w:r>
           <w:rPr>
@@ -2075,7 +2075,7 @@
           <w14:ligatures w14:val="standardContextual"/>
         </w:rPr>
       </w:pPr>
-      <w:hyperlink w:anchor="_Toc244063854" w:history="1">
+      <w:hyperlink w:anchor="_Toc244189238" w:history="1">
         <w:r>
           <w:rPr>
             <w:rStyle w:val="Hyperlink"/>
@@ -2102,7 +2102,7 @@
             <w:noProof/>
             <w:webHidden/>
           </w:rPr>
-          <w:instrText xml:space="preserve"> PAGEREF _Toc244063854 \h </w:instrText>
+          <w:instrText xml:space="preserve"> PAGEREF _Toc244189238 \h </w:instrText>
         </w:r>
         <w:r>
           <w:rPr>
@@ -2149,7 +2149,7 @@
           <w14:ligatures w14:val="standardContextual"/>
         </w:rPr>
       </w:pPr>
-      <w:hyperlink w:anchor="_Toc244063855" w:history="1">
+      <w:hyperlink w:anchor="_Toc244189239" w:history="1">
         <w:r>
           <w:rPr>
             <w:rStyle w:val="Hyperlink"/>
@@ -2176,7 +2176,7 @@
             <w:noProof/>
             <w:webHidden/>
           </w:rPr>
-          <w:instrText xml:space="preserve"> PAGEREF _Toc244063855 \h </w:instrText>
+          <w:instrText xml:space="preserve"> PAGEREF _Toc244189239 \h </w:instrText>
         </w:r>
         <w:r>
           <w:rPr>
@@ -2223,7 +2223,7 @@
           <w14:ligatures w14:val="standardContextual"/>
         </w:rPr>
       </w:pPr>
-      <w:hyperlink w:anchor="_Toc244063856" w:history="1">
+      <w:hyperlink w:anchor="_Toc244189240" w:history="1">
         <w:r>
           <w:rPr>
             <w:rStyle w:val="Hyperlink"/>
@@ -2250,7 +2250,7 @@
             <w:noProof/>
             <w:webHidden/>
           </w:rPr>
-          <w:instrText xml:space="preserve"> PAGEREF _Toc244063856 \h </w:instrText>
+          <w:instrText xml:space="preserve"> PAGEREF _Toc244189240 \h </w:instrText>
         </w:r>
         <w:r>
           <w:rPr>
@@ -2297,7 +2297,7 @@
           <w14:ligatures w14:val="standardContextual"/>
         </w:rPr>
       </w:pPr>
-      <w:hyperlink w:anchor="_Toc244063857" w:history="1">
+      <w:hyperlink w:anchor="_Toc244189241" w:history="1">
         <w:r>
           <w:rPr>
             <w:rStyle w:val="Hyperlink"/>
@@ -2324,7 +2324,7 @@
             <w:noProof/>
             <w:webHidden/>
           </w:rPr>
-          <w:instrText xml:space="preserve"> PAGEREF _Toc244063857 \h </w:instrText>
+          <w:instrText xml:space="preserve"> PAGEREF _Toc244189241 \h </w:instrText>
         </w:r>
         <w:r>
           <w:rPr>
@@ -2371,7 +2371,7 @@
           <w14:ligatures w14:val="standardContextual"/>
         </w:rPr>
       </w:pPr>
-      <w:hyperlink w:anchor="_Toc244063858" w:history="1">
+      <w:hyperlink w:anchor="_Toc244189242" w:history="1">
         <w:r>
           <w:rPr>
             <w:rStyle w:val="Hyperlink"/>
@@ -2398,7 +2398,7 @@
             <w:noProof/>
             <w:webHidden/>
           </w:rPr>
-          <w:instrText xml:space="preserve"> PAGEREF _Toc244063858 \h </w:instrText>
+          <w:instrText xml:space="preserve"> PAGEREF _Toc244189242 \h </w:instrText>
         </w:r>
         <w:r>
           <w:rPr>
@@ -2445,7 +2445,7 @@
           <w14:ligatures w14:val="standardContextual"/>
         </w:rPr>
       </w:pPr>
-      <w:hyperlink w:anchor="_Toc244063859" w:history="1">
+      <w:hyperlink w:anchor="_Toc244189243" w:history="1">
         <w:r>
           <w:rPr>
             <w:rStyle w:val="Hyperlink"/>
@@ -2472,7 +2472,7 @@
             <w:noProof/>
             <w:webHidden/>
           </w:rPr>
-          <w:instrText xml:space="preserve"> PAGEREF _Toc244063859 \h </w:instrText>
+          <w:instrText xml:space="preserve"> PAGEREF _Toc244189243 \h </w:instrText>
         </w:r>
         <w:r>
           <w:rPr>
@@ -2519,7 +2519,7 @@
           <w14:ligatures w14:val="standardContextual"/>
         </w:rPr>
       </w:pPr>
-      <w:hyperlink w:anchor="_Toc244063860" w:history="1">
+      <w:hyperlink w:anchor="_Toc244189244" w:history="1">
         <w:r>
           <w:rPr>
             <w:rStyle w:val="Hyperlink"/>
@@ -2546,7 +2546,7 @@
             <w:noProof/>
             <w:webHidden/>
           </w:rPr>
-          <w:instrText xml:space="preserve"> PAGEREF _Toc244063860 \h </w:instrText>
+          <w:instrText xml:space="preserve"> PAGEREF _Toc244189244 \h </w:instrText>
         </w:r>
         <w:r>
           <w:rPr>
@@ -2593,7 +2593,7 @@
           <w14:ligatures w14:val="standardContextual"/>
         </w:rPr>
       </w:pPr>
-      <w:hyperlink w:anchor="_Toc244063861" w:history="1">
+      <w:hyperlink w:anchor="_Toc244189245" w:history="1">
         <w:r>
           <w:rPr>
             <w:rStyle w:val="Hyperlink"/>
@@ -2620,7 +2620,7 @@
             <w:noProof/>
             <w:webHidden/>
           </w:rPr>
-          <w:instrText xml:space="preserve"> PAGEREF _Toc244063861 \h </w:instrText>
+          <w:instrText xml:space="preserve"> PAGEREF _Toc244189245 \h </w:instrText>
         </w:r>
         <w:r>
           <w:rPr>
@@ -2667,7 +2667,7 @@
           <w14:ligatures w14:val="standardContextual"/>
         </w:rPr>
       </w:pPr>
-      <w:hyperlink w:anchor="_Toc244063862" w:history="1">
+      <w:hyperlink w:anchor="_Toc244189246" w:history="1">
         <w:r>
           <w:rPr>
             <w:rStyle w:val="Hyperlink"/>
@@ -2694,7 +2694,7 @@
             <w:noProof/>
             <w:webHidden/>
           </w:rPr>
-          <w:instrText xml:space="preserve"> PAGEREF _Toc244063862 \h </w:instrText>
+          <w:instrText xml:space="preserve"> PAGEREF _Toc244189246 \h </w:instrText>
         </w:r>
         <w:r>
           <w:rPr>
@@ -2741,7 +2741,7 @@
           <w14:ligatures w14:val="standardContextual"/>
         </w:rPr>
       </w:pPr>
-      <w:hyperlink w:anchor="_Toc244063863" w:history="1">
+      <w:hyperlink w:anchor="_Toc244189247" w:history="1">
         <w:r>
           <w:rPr>
             <w:rStyle w:val="Hyperlink"/>
@@ -2768,7 +2768,7 @@
             <w:noProof/>
             <w:webHidden/>
           </w:rPr>
-          <w:instrText xml:space="preserve"> PAGEREF _Toc244063863 \h </w:instrText>
+          <w:instrText xml:space="preserve"> PAGEREF _Toc244189247 \h </w:instrText>
         </w:r>
         <w:r>
           <w:rPr>
@@ -2815,7 +2815,7 @@
           <w14:ligatures w14:val="standardContextual"/>
         </w:rPr>
       </w:pPr>
-      <w:hyperlink w:anchor="_Toc244063864" w:history="1">
+      <w:hyperlink w:anchor="_Toc244189248" w:history="1">
         <w:r>
           <w:rPr>
             <w:rStyle w:val="Hyperlink"/>
@@ -2842,7 +2842,7 @@
             <w:noProof/>
             <w:webHidden/>
           </w:rPr>
-          <w:instrText xml:space="preserve"> PAGEREF _Toc244063864 \h </w:instrText>
+          <w:instrText xml:space="preserve"> PAGEREF _Toc244189248 \h </w:instrText>
         </w:r>
         <w:r>
           <w:rPr>
@@ -2889,7 +2889,7 @@
           <w14:ligatures w14:val="standardContextual"/>
         </w:rPr>
       </w:pPr>
-      <w:hyperlink w:anchor="_Toc244063865" w:history="1">
+      <w:hyperlink w:anchor="_Toc244189249" w:history="1">
         <w:r>
           <w:rPr>
             <w:rStyle w:val="Hyperlink"/>
@@ -2916,7 +2916,7 @@
             <w:noProof/>
             <w:webHidden/>
           </w:rPr>
-          <w:instrText xml:space="preserve"> PAGEREF _Toc244063865 \h </w:instrText>
+          <w:instrText xml:space="preserve"> PAGEREF _Toc244189249 \h </w:instrText>
         </w:r>
         <w:r>
           <w:rPr>
@@ -2963,7 +2963,7 @@
           <w14:ligatures w14:val="standardContextual"/>
         </w:rPr>
       </w:pPr>
-      <w:hyperlink w:anchor="_Toc244063866" w:history="1">
+      <w:hyperlink w:anchor="_Toc244189250" w:history="1">
         <w:r>
           <w:rPr>
             <w:rStyle w:val="Hyperlink"/>
@@ -2990,7 +2990,7 @@
             <w:noProof/>
             <w:webHidden/>
           </w:rPr>
-          <w:instrText xml:space="preserve"> PAGEREF _Toc244063866 \h </w:instrText>
+          <w:instrText xml:space="preserve"> PAGEREF _Toc244189250 \h </w:instrText>
         </w:r>
         <w:r>
           <w:rPr>
@@ -3063,7 +3063,7 @@
       <w:r>
         <w:fldChar w:fldCharType="separate"/>
       </w:r>
-      <w:hyperlink w:anchor="_Toc243941013" w:history="1">
+      <w:hyperlink w:anchor="_Toc244189251" w:history="1">
         <w:r>
           <w:rPr>
             <w:rStyle w:val="Hyperlink"/>
@@ -3090,7 +3090,7 @@
             <w:noProof/>
             <w:webHidden/>
           </w:rPr>
-          <w:instrText xml:space="preserve"> PAGEREF _Toc243941013 \h </w:instrText>
+          <w:instrText xml:space="preserve"> PAGEREF _Toc244189251 \h </w:instrText>
         </w:r>
         <w:r>
           <w:rPr>
@@ -3137,7 +3137,7 @@
           <w14:ligatures w14:val="standardContextual"/>
         </w:rPr>
       </w:pPr>
-      <w:hyperlink w:anchor="_Toc243941014" w:history="1">
+      <w:hyperlink w:anchor="_Toc244189252" w:history="1">
         <w:r>
           <w:rPr>
             <w:rStyle w:val="Hyperlink"/>
@@ -3164,7 +3164,7 @@
             <w:noProof/>
             <w:webHidden/>
           </w:rPr>
-          <w:instrText xml:space="preserve"> PAGEREF _Toc243941014 \h </w:instrText>
+          <w:instrText xml:space="preserve"> PAGEREF _Toc244189252 \h </w:instrText>
         </w:r>
         <w:r>
           <w:rPr>
@@ -3211,7 +3211,7 @@
           <w14:ligatures w14:val="standardContextual"/>
         </w:rPr>
       </w:pPr>
-      <w:hyperlink w:anchor="_Toc243941015" w:history="1">
+      <w:hyperlink w:anchor="_Toc244189253" w:history="1">
         <w:r>
           <w:rPr>
             <w:rStyle w:val="Hyperlink"/>
@@ -3238,7 +3238,7 @@
             <w:noProof/>
             <w:webHidden/>
           </w:rPr>
-          <w:instrText xml:space="preserve"> PAGEREF _Toc243941015 \h </w:instrText>
+          <w:instrText xml:space="preserve"> PAGEREF _Toc244189253 \h </w:instrText>
         </w:r>
         <w:r>
           <w:rPr>
@@ -3285,7 +3285,7 @@
           <w14:ligatures w14:val="standardContextual"/>
         </w:rPr>
       </w:pPr>
-      <w:hyperlink w:anchor="_Toc243941016" w:history="1">
+      <w:hyperlink w:anchor="_Toc244189254" w:history="1">
         <w:r>
           <w:rPr>
             <w:rStyle w:val="Hyperlink"/>
@@ -3312,7 +3312,7 @@
             <w:noProof/>
             <w:webHidden/>
           </w:rPr>
-          <w:instrText xml:space="preserve"> PAGEREF _Toc243941016 \h </w:instrText>
+          <w:instrText xml:space="preserve"> PAGEREF _Toc244189254 \h </w:instrText>
         </w:r>
         <w:r>
           <w:rPr>
@@ -3359,7 +3359,7 @@
           <w14:ligatures w14:val="standardContextual"/>
         </w:rPr>
       </w:pPr>
-      <w:hyperlink w:anchor="_Toc243941017" w:history="1">
+      <w:hyperlink w:anchor="_Toc244189255" w:history="1">
         <w:r>
           <w:rPr>
             <w:rStyle w:val="Hyperlink"/>
@@ -3386,7 +3386,7 @@
             <w:noProof/>
             <w:webHidden/>
           </w:rPr>
-          <w:instrText xml:space="preserve"> PAGEREF _Toc243941017 \h </w:instrText>
+          <w:instrText xml:space="preserve"> PAGEREF _Toc244189255 \h </w:instrText>
         </w:r>
         <w:r>
           <w:rPr>
@@ -3433,7 +3433,7 @@
           <w14:ligatures w14:val="standardContextual"/>
         </w:rPr>
       </w:pPr>
-      <w:hyperlink w:anchor="_Toc243941018" w:history="1">
+      <w:hyperlink w:anchor="_Toc244189256" w:history="1">
         <w:r>
           <w:rPr>
             <w:rStyle w:val="Hyperlink"/>
@@ -3460,7 +3460,7 @@
             <w:noProof/>
             <w:webHidden/>
           </w:rPr>
-          <w:instrText xml:space="preserve"> PAGEREF _Toc243941018 \h </w:instrText>
+          <w:instrText xml:space="preserve"> PAGEREF _Toc244189256 \h </w:instrText>
         </w:r>
         <w:r>
           <w:rPr>
@@ -3507,7 +3507,7 @@
           <w14:ligatures w14:val="standardContextual"/>
         </w:rPr>
       </w:pPr>
-      <w:hyperlink w:anchor="_Toc243941019" w:history="1">
+      <w:hyperlink w:anchor="_Toc244189257" w:history="1">
         <w:r>
           <w:rPr>
             <w:rStyle w:val="Hyperlink"/>
@@ -3534,7 +3534,7 @@
             <w:noProof/>
             <w:webHidden/>
           </w:rPr>
-          <w:instrText xml:space="preserve"> PAGEREF _Toc243941019 \h </w:instrText>
+          <w:instrText xml:space="preserve"> PAGEREF _Toc244189257 \h </w:instrText>
         </w:r>
         <w:r>
           <w:rPr>
@@ -3581,7 +3581,7 @@
           <w14:ligatures w14:val="standardContextual"/>
         </w:rPr>
       </w:pPr>
-      <w:hyperlink w:anchor="_Toc243941020" w:history="1">
+      <w:hyperlink w:anchor="_Toc244189258" w:history="1">
         <w:r>
           <w:rPr>
             <w:rStyle w:val="Hyperlink"/>
@@ -3608,7 +3608,7 @@
             <w:noProof/>
             <w:webHidden/>
           </w:rPr>
-          <w:instrText xml:space="preserve"> PAGEREF _Toc243941020 \h </w:instrText>
+          <w:instrText xml:space="preserve"> PAGEREF _Toc244189258 \h </w:instrText>
         </w:r>
         <w:r>
           <w:rPr>
@@ -3655,7 +3655,7 @@
           <w14:ligatures w14:val="standardContextual"/>
         </w:rPr>
       </w:pPr>
-      <w:hyperlink w:anchor="_Toc243941021" w:history="1">
+      <w:hyperlink w:anchor="_Toc244189259" w:history="1">
         <w:r>
           <w:rPr>
             <w:rStyle w:val="Hyperlink"/>
@@ -3682,7 +3682,7 @@
             <w:noProof/>
             <w:webHidden/>
           </w:rPr>
-          <w:instrText xml:space="preserve"> PAGEREF _Toc243941021 \h </w:instrText>
+          <w:instrText xml:space="preserve"> PAGEREF _Toc244189259 \h </w:instrText>
         </w:r>
         <w:r>
           <w:rPr>
@@ -3729,7 +3729,7 @@
           <w14:ligatures w14:val="standardContextual"/>
         </w:rPr>
       </w:pPr>
-      <w:hyperlink w:anchor="_Toc243941022" w:history="1">
+      <w:hyperlink w:anchor="_Toc244189260" w:history="1">
         <w:r>
           <w:rPr>
             <w:rStyle w:val="Hyperlink"/>
@@ -3756,7 +3756,7 @@
             <w:noProof/>
             <w:webHidden/>
           </w:rPr>
-          <w:instrText xml:space="preserve"> PAGEREF _Toc243941022 \h </w:instrText>
+          <w:instrText xml:space="preserve"> PAGEREF _Toc244189260 \h </w:instrText>
         </w:r>
         <w:r>
           <w:rPr>
@@ -3803,7 +3803,7 @@
           <w14:ligatures w14:val="standardContextual"/>
         </w:rPr>
       </w:pPr>
-      <w:hyperlink w:anchor="_Toc243941023" w:history="1">
+      <w:hyperlink w:anchor="_Toc244189261" w:history="1">
         <w:r>
           <w:rPr>
             <w:rStyle w:val="Hyperlink"/>
@@ -3830,7 +3830,7 @@
             <w:noProof/>
             <w:webHidden/>
           </w:rPr>
-          <w:instrText xml:space="preserve"> PAGEREF _Toc243941023 \h </w:instrText>
+          <w:instrText xml:space="preserve"> PAGEREF _Toc244189261 \h </w:instrText>
         </w:r>
         <w:r>
           <w:rPr>
@@ -3877,7 +3877,7 @@
           <w14:ligatures w14:val="standardContextual"/>
         </w:rPr>
       </w:pPr>
-      <w:hyperlink w:anchor="_Toc243941024" w:history="1">
+      <w:hyperlink w:anchor="_Toc244189262" w:history="1">
         <w:r>
           <w:rPr>
             <w:rStyle w:val="Hyperlink"/>
@@ -3904,7 +3904,7 @@
             <w:noProof/>
             <w:webHidden/>
           </w:rPr>
-          <w:instrText xml:space="preserve"> PAGEREF _Toc243941024 \h </w:instrText>
+          <w:instrText xml:space="preserve"> PAGEREF _Toc244189262 \h </w:instrText>
         </w:r>
         <w:r>
           <w:rPr>
@@ -3951,7 +3951,7 @@
           <w14:ligatures w14:val="standardContextual"/>
         </w:rPr>
       </w:pPr>
-      <w:hyperlink w:anchor="_Toc243941025" w:history="1">
+      <w:hyperlink w:anchor="_Toc244189263" w:history="1">
         <w:r>
           <w:rPr>
             <w:rStyle w:val="Hyperlink"/>
@@ -3978,7 +3978,7 @@
             <w:noProof/>
             <w:webHidden/>
           </w:rPr>
-          <w:instrText xml:space="preserve"> PAGEREF _Toc243941025 \h </w:instrText>
+          <w:instrText xml:space="preserve"> PAGEREF _Toc244189263 \h </w:instrText>
         </w:r>
         <w:r>
           <w:rPr>
@@ -4025,7 +4025,7 @@
           <w14:ligatures w14:val="standardContextual"/>
         </w:rPr>
       </w:pPr>
-      <w:hyperlink w:anchor="_Toc243941026" w:history="1">
+      <w:hyperlink w:anchor="_Toc244189264" w:history="1">
         <w:r>
           <w:rPr>
             <w:rStyle w:val="Hyperlink"/>
@@ -4052,7 +4052,7 @@
             <w:noProof/>
             <w:webHidden/>
           </w:rPr>
-          <w:instrText xml:space="preserve"> PAGEREF _Toc243941026 \h </w:instrText>
+          <w:instrText xml:space="preserve"> PAGEREF _Toc244189264 \h </w:instrText>
         </w:r>
         <w:r>
           <w:rPr>
@@ -4125,7 +4125,7 @@
       <w:r>
         <w:fldChar w:fldCharType="separate"/>
       </w:r>
-      <w:hyperlink w:anchor="_Toc243941027" w:history="1">
+      <w:hyperlink w:anchor="_Toc244189265" w:history="1">
         <w:r>
           <w:rPr>
             <w:rStyle w:val="Hyperlink"/>
@@ -4152,7 +4152,7 @@
             <w:noProof/>
             <w:webHidden/>
           </w:rPr>
-          <w:instrText xml:space="preserve"> PAGEREF _Toc243941027 \h </w:instrText>
+          <w:instrText xml:space="preserve"> PAGEREF _Toc244189265 \h </w:instrText>
         </w:r>
         <w:r>
           <w:rPr>
@@ -4199,7 +4199,7 @@
           <w14:ligatures w14:val="standardContextual"/>
         </w:rPr>
       </w:pPr>
-      <w:hyperlink w:anchor="_Toc243941028" w:history="1">
+      <w:hyperlink w:anchor="_Toc244189266" w:history="1">
         <w:r>
           <w:rPr>
             <w:rStyle w:val="Hyperlink"/>
@@ -4226,7 +4226,7 @@
             <w:noProof/>
             <w:webHidden/>
           </w:rPr>
-          <w:instrText xml:space="preserve"> PAGEREF _Toc243941028 \h </w:instrText>
+          <w:instrText xml:space="preserve"> PAGEREF _Toc244189266 \h </w:instrText>
         </w:r>
         <w:r>
           <w:rPr>
@@ -4273,7 +4273,7 @@
           <w14:ligatures w14:val="standardContextual"/>
         </w:rPr>
       </w:pPr>
-      <w:hyperlink w:anchor="_Toc243941029" w:history="1">
+      <w:hyperlink w:anchor="_Toc244189267" w:history="1">
         <w:r>
           <w:rPr>
             <w:rStyle w:val="Hyperlink"/>
@@ -4300,7 +4300,7 @@
             <w:noProof/>
             <w:webHidden/>
           </w:rPr>
-          <w:instrText xml:space="preserve"> PAGEREF _Toc243941029 \h </w:instrText>
+          <w:instrText xml:space="preserve"> PAGEREF _Toc244189267 \h </w:instrText>
         </w:r>
         <w:r>
           <w:rPr>
@@ -4320,7 +4320,7 @@
             <w:noProof/>
             <w:webHidden/>
           </w:rPr>
-          <w:t>10</w:t>
+          <w:t>11</w:t>
         </w:r>
         <w:r>
           <w:rPr>
@@ -4347,7 +4347,7 @@
           <w14:ligatures w14:val="standardContextual"/>
         </w:rPr>
       </w:pPr>
-      <w:hyperlink w:anchor="_Toc243941030" w:history="1">
+      <w:hyperlink w:anchor="_Toc244189268" w:history="1">
         <w:r>
           <w:rPr>
             <w:rStyle w:val="Hyperlink"/>
@@ -4374,7 +4374,7 @@
             <w:noProof/>
             <w:webHidden/>
           </w:rPr>
-          <w:instrText xml:space="preserve"> PAGEREF _Toc243941030 \h </w:instrText>
+          <w:instrText xml:space="preserve"> PAGEREF _Toc244189268 \h </w:instrText>
         </w:r>
         <w:r>
           <w:rPr>
@@ -4421,7 +4421,7 @@
           <w14:ligatures w14:val="standardContextual"/>
         </w:rPr>
       </w:pPr>
-      <w:hyperlink w:anchor="_Toc243941031" w:history="1">
+      <w:hyperlink w:anchor="_Toc244189269" w:history="1">
         <w:r>
           <w:rPr>
             <w:rStyle w:val="Hyperlink"/>
@@ -4448,7 +4448,7 @@
             <w:noProof/>
             <w:webHidden/>
           </w:rPr>
-          <w:instrText xml:space="preserve"> PAGEREF _Toc243941031 \h </w:instrText>
+          <w:instrText xml:space="preserve"> PAGEREF _Toc244189269 \h </w:instrText>
         </w:r>
         <w:r>
           <w:rPr>
@@ -4495,7 +4495,7 @@
           <w14:ligatures w14:val="standardContextual"/>
         </w:rPr>
       </w:pPr>
-      <w:hyperlink w:anchor="_Toc243941032" w:history="1">
+      <w:hyperlink w:anchor="_Toc244189270" w:history="1">
         <w:r>
           <w:rPr>
             <w:rStyle w:val="Hyperlink"/>
@@ -4522,7 +4522,7 @@
             <w:noProof/>
             <w:webHidden/>
           </w:rPr>
-          <w:instrText xml:space="preserve"> PAGEREF _Toc243941032 \h </w:instrText>
+          <w:instrText xml:space="preserve"> PAGEREF _Toc244189270 \h </w:instrText>
         </w:r>
         <w:r>
           <w:rPr>
@@ -4569,7 +4569,7 @@
           <w14:ligatures w14:val="standardContextual"/>
         </w:rPr>
       </w:pPr>
-      <w:hyperlink w:anchor="_Toc243941033" w:history="1">
+      <w:hyperlink w:anchor="_Toc244189271" w:history="1">
         <w:r>
           <w:rPr>
             <w:rStyle w:val="Hyperlink"/>
@@ -4596,7 +4596,7 @@
             <w:noProof/>
             <w:webHidden/>
           </w:rPr>
-          <w:instrText xml:space="preserve"> PAGEREF _Toc243941033 \h </w:instrText>
+          <w:instrText xml:space="preserve"> PAGEREF _Toc244189271 \h </w:instrText>
         </w:r>
         <w:r>
           <w:rPr>
@@ -4643,7 +4643,7 @@
           <w14:ligatures w14:val="standardContextual"/>
         </w:rPr>
       </w:pPr>
-      <w:hyperlink w:anchor="_Toc243941034" w:history="1">
+      <w:hyperlink w:anchor="_Toc244189272" w:history="1">
         <w:r>
           <w:rPr>
             <w:rStyle w:val="Hyperlink"/>
@@ -4670,7 +4670,7 @@
             <w:noProof/>
             <w:webHidden/>
           </w:rPr>
-          <w:instrText xml:space="preserve"> PAGEREF _Toc243941034 \h </w:instrText>
+          <w:instrText xml:space="preserve"> PAGEREF _Toc244189272 \h </w:instrText>
         </w:r>
         <w:r>
           <w:rPr>
@@ -5274,7 +5274,7 @@
       <w:pPr>
         <w:pStyle w:val="Heading1"/>
       </w:pPr>
-      <w:bookmarkStart w:id="0" w:name="_Toc244063830"/>
+      <w:bookmarkStart w:id="0" w:name="_Toc244189214"/>
       <w:r>
         <w:lastRenderedPageBreak/>
         <w:t>Capitolul 1. Introducere</w:t>
@@ -5285,7 +5285,7 @@
       <w:pPr>
         <w:pStyle w:val="Heading2"/>
       </w:pPr>
-      <w:bookmarkStart w:id="1" w:name="_Toc244063831"/>
+      <w:bookmarkStart w:id="1" w:name="_Toc244189215"/>
       <w:r>
         <w:t>1.1 Motivație</w:t>
       </w:r>
@@ -5321,7 +5321,7 @@
       <w:pPr>
         <w:pStyle w:val="Heading2"/>
       </w:pPr>
-      <w:bookmarkStart w:id="2" w:name="_Toc244063832"/>
+      <w:bookmarkStart w:id="2" w:name="_Toc244189216"/>
       <w:r>
         <w:t>1.2 Formularea problemei</w:t>
       </w:r>
@@ -5377,7 +5377,7 @@
       <w:pPr>
         <w:pStyle w:val="Heading2"/>
       </w:pPr>
-      <w:bookmarkStart w:id="3" w:name="_Toc244063833"/>
+      <w:bookmarkStart w:id="3" w:name="_Toc244189217"/>
       <w:r>
         <w:t>1.3 Obiective</w:t>
       </w:r>
@@ -5395,7 +5395,7 @@
       <w:pPr>
         <w:pStyle w:val="Heading2"/>
       </w:pPr>
-      <w:bookmarkStart w:id="4" w:name="_Toc244063834"/>
+      <w:bookmarkStart w:id="4" w:name="_Toc244189218"/>
       <w:r>
         <w:t>1.4 Contribuții</w:t>
       </w:r>
@@ -5413,7 +5413,7 @@
       <w:pPr>
         <w:pStyle w:val="Heading2"/>
       </w:pPr>
-      <w:bookmarkStart w:id="5" w:name="_Toc244063835"/>
+      <w:bookmarkStart w:id="5" w:name="_Toc244189219"/>
       <w:r>
         <w:t>1.5 Structura lucrării</w:t>
       </w:r>
@@ -5431,7 +5431,7 @@
       <w:pPr>
         <w:pStyle w:val="Heading1"/>
       </w:pPr>
-      <w:bookmarkStart w:id="6" w:name="_Toc244063836"/>
+      <w:bookmarkStart w:id="6" w:name="_Toc244189220"/>
       <w:r>
         <w:lastRenderedPageBreak/>
         <w:t>Capitolul 2. Fundamente teoretice și lucrări conexe</w:t>
@@ -5450,7 +5450,7 @@
       <w:pPr>
         <w:pStyle w:val="Heading1"/>
       </w:pPr>
-      <w:bookmarkStart w:id="7" w:name="_Toc244063837"/>
+      <w:bookmarkStart w:id="7" w:name="_Toc244189221"/>
       <w:r>
         <w:lastRenderedPageBreak/>
         <w:t>Capitolul 3. Cerințe</w:t>
@@ -5469,7 +5469,7 @@
       <w:pPr>
         <w:pStyle w:val="Heading1"/>
       </w:pPr>
-      <w:bookmarkStart w:id="8" w:name="_Toc244063838"/>
+      <w:bookmarkStart w:id="8" w:name="_Toc244189222"/>
       <w:r>
         <w:lastRenderedPageBreak/>
         <w:t>Capitolul 4. Proiectarea sistemului și arhitectura</w:t>
@@ -5488,7 +5488,7 @@
       <w:pPr>
         <w:pStyle w:val="Heading2"/>
       </w:pPr>
-      <w:bookmarkStart w:id="9" w:name="_Toc244063839"/>
+      <w:bookmarkStart w:id="9" w:name="_Toc244189223"/>
       <w:r>
         <w:t>4.1 Modelul conceptual al datelor: diagrama Entitate-Legătură extinsă (EER)</w:t>
       </w:r>
@@ -5589,7 +5589,7 @@
         <w:pStyle w:val="Caption"/>
         <w:jc w:val="center"/>
       </w:pPr>
-      <w:bookmarkStart w:id="10" w:name="_Toc243941027"/>
+      <w:bookmarkStart w:id="10" w:name="_Toc244189265"/>
       <w:r>
         <w:t>Figura 4.</w:t>
       </w:r>
@@ -5695,7 +5695,7 @@
         <w:pStyle w:val="Caption"/>
         <w:jc w:val="center"/>
       </w:pPr>
-      <w:bookmarkStart w:id="11" w:name="_Toc243941028"/>
+      <w:bookmarkStart w:id="11" w:name="_Toc244189266"/>
       <w:r>
         <w:t>Figura 4.</w:t>
       </w:r>
@@ -5736,7 +5736,7 @@
         <w:t>crow's foot</w:t>
       </w:r>
       <w:r>
-        <w:t>, liniuța înseamnă exact unu, cercul înseamnă opțional, iar bifurcația înseamnă mai mulți. Fiecare entitate devine un tabel, o legătură 1:N devine o cheie străină pe partea N, legăturile M:N și atributele multivalorate devin tabele separate, entitatea slabă primește cheia compusă (routine_id, step_no), iar specializarea devine câte un tabel pentru superclasă și pentru fiecare subclasă, cu photo_id simultan cheie primară și cheie străină.</w:t>
+        <w:t>, liniuța înseamnă exact unu, cercul înseamnă opțional, iar bifurcația înseamnă mai mulți. Fiecare entitate devine un tabel, o legătură 1:N devine o cheie străină pe partea N, legăturile M:N și atributele multivalorate devin tabele separate, entitatea slabă primește cheia compusă (routine_id, step_no), iar specializarea devine câte un tabel pentru superclasă și pentru fiecare subclasă, cu photo_id simultan cheie primară și cheie străină. Corespondența completă dintre cele două modele este dată în schema atașată Schema_ER_relational_Giotina.pdf, realizată tot în draw.io: fiecare element EER care devine tabel poartă același număr (T1–T26) ca tabelul obținut din el, iar fiecare legătură transformată în cheie străină indică tabelul care o conține, împreună cu regula de transformare aplicată.</w:t>
       </w:r>
     </w:p>
     <w:p>
@@ -5744,11 +5744,11 @@
         <w:ind w:firstLine="709"/>
       </w:pPr>
       <w:r>
-        <w:t xml:space="preserve">Schema a fost apoi normalizată până la forma normală Boyce-Codd (FNBC) [4]. Normalizarea elimină redundanța pornind de la dependențele funcționale: X → Y înseamnă că valorile coloanelor X determină valorile coloanelor Y. Un tabel este în FNBC dacă în orice dependență netrivială X este o supercheie, adică un set de coloane care identifică unic rândul; FNBC include primele trei forme normale (valori atomice, fără dependențe de o parte a cheii și fără dependențe tranzitive). Analiza, făcută tabel cu tabel în documentul atașat Normalizare_bazei_de_date_Giotina.docx, a impus trei descompuneri: răspunsurile la întrebările cu mai multe variante se rețin câte un rând pe variantă (FN1), familia de token-uri </w:t>
+        <w:t xml:space="preserve">Schema a fost apoi normalizată până la forma normală Boyce-Codd (FNBC) [4]. Normalizarea elimină redundanța pornind de la dependențele funcționale: X → Y înseamnă că valorile coloanelor X determină valorile coloanelor Y. Un tabel este în FNBC dacă în orice dependență netrivială X este o supercheie, adică un set de coloane care identifică unic rândul; </w:t>
       </w:r>
       <w:r>
         <w:lastRenderedPageBreak/>
-        <w:t>de autentificare devine tabelul TOKEN_FAMILY, deoarece family_id → user_id (FN3), iar legătura opțională dintre o rutină și analiza din care provine devine tabelul ROUTINE_SOURCE, deoarece analysis_id → user_id (FN3). Încrederea globală a analizei și rangul predicțiilor se calculează din probabilități și nu se mai stochează. Rezultă 26 de tabele, toate în FNBC.</w:t>
+        <w:t>FNBC include primele trei forme normale (valori atomice, fără dependențe de o parte a cheii și fără dependențe tranzitive). Analiza, făcută tabel cu tabel în documentul atașat Normalizare_bazei_de_date_Giotina.docx, a impus trei descompuneri: răspunsurile la întrebările cu mai multe variante se rețin câte un rând pe variantă (FN1), familia de token-uri de autentificare devine tabelul TOKEN_FAMILY, deoarece family_id → user_id (FN3), iar legătura opțională dintre o rutină și analiza din care provine devine tabelul ROUTINE_SOURCE, deoarece analysis_id → user_id (FN3). Încrederea globală a analizei și rangul predicțiilor se calculează din probabilități și nu se mai stochează. Rezultă 26 de tabele, toate în FNBC.</w:t>
       </w:r>
     </w:p>
     <w:p>
@@ -5772,7 +5772,7 @@
       <w:pPr>
         <w:pStyle w:val="Heading2"/>
       </w:pPr>
-      <w:bookmarkStart w:id="12" w:name="_Toc244063840"/>
+      <w:bookmarkStart w:id="12" w:name="_Toc244189224"/>
       <w:r>
         <w:t>4.2 Interfața utilizator</w:t>
       </w:r>
@@ -5809,7 +5809,11 @@
         <w:ind w:firstLine="709"/>
       </w:pPr>
       <w:r>
-        <w:t>Identitatea vizuală este roz și caldă, dar ordonată. Un singur accent, „Peony” #BF3F68, marchează acțiunile și elementele selectate. O familie de culori pastelate (roz, piersică, galben pal, mentă, lila și albastru pal) codifică un sens, nu decorează: tipul problemei din rezultat, categoria pasului din rutină, funcția ingredientului și starea pielii din jurnal. Toate combinațiile de text au fost verificate cu raportul de contrast din WCAG 2.2 [5], adică raportul dintre luminanțele relative a două culori (de la 1:1 la 21:1); nivelul AA cere cel puțin 4,5:1 pentru textul normal, iar toate perechile folosite îl depășesc (accentul pe alb 5,09:1, perechile pastelate 5,45–6,27:1). Titlurile folosesc fontul Young Serif [6], iar restul textului Hanken Grotesk [7], ambele cu licența SIL Open Font License. Fotografiile arată persoane cu tonuri de piele diferite, în acord cu tema de echitate a lucrării, iar navigarea principală este o bară cu cinci file (Today, Skin, Scan, Routine, Me) [8], cu butonul de scanare evidențiat.</w:t>
+        <w:t xml:space="preserve">Identitatea vizuală este roz și caldă, dar ordonată. Un singur accent, „Peony” #BF3F68, marchează acțiunile și elementele selectate. O familie de culori pastelate (roz, piersică, galben pal, mentă, lila și albastru pal) codifică un sens, nu decorează: tipul problemei din rezultat, categoria pasului din rutină, funcția ingredientului și starea pielii din jurnal. Toate combinațiile de text au fost verificate cu raportul de contrast din WCAG 2.2 [5], adică raportul dintre luminanțele relative a două culori (de la 1:1 la 21:1); nivelul AA cere cel puțin 4,5:1 pentru textul normal, iar toate perechile folosite îl depășesc (accentul pe alb 5,09:1, perechile pastelate 5,45–6,27:1). Titlurile folosesc fontul Young Serif [6], iar restul textului Hanken Grotesk [7], ambele cu licența SIL Open Font License. Fotografiile arată persoane cu </w:t>
+      </w:r>
+      <w:r>
+        <w:lastRenderedPageBreak/>
+        <w:t>tonuri de piele diferite, în acord cu tema de echitate a lucrării, iar navigarea principală este o bară cu cinci file (Today, Skin, Scan, Routine, Me) [8], cu butonul de scanare evidențiat.</w:t>
       </w:r>
     </w:p>
     <w:p>
@@ -5826,18 +5830,14 @@
         <w:t>landmarks</w:t>
       </w:r>
       <w:r>
-        <w:t xml:space="preserve">) detectate de MediaPipe Face </w:t>
-      </w:r>
-      <w:r>
-        <w:lastRenderedPageBreak/>
-        <w:t>Landmarker [9], harta Grad-CAM (secțiunea 5.9) și etichete care numesc zonele cu influență mare asupra rezultatului; încrederea calibrată apare sub forma unui inel. Nu sunt afișate scoruri inventate de tipul „hidratare 72%”, pe care modelul nu le măsoară. Produsele apar decupate din fotografii cu biblioteca rembg [10] și ies din conturul cardurilor. Tabelul 4.1 arată cum acoperă ecranele cerințele MVP, iar Figura 4.3 prezintă opt ecrane reprezentative.</w:t>
+        <w:t>) detectate de MediaPipe Face Landmarker [9], harta Grad-CAM (secțiunea 5.9) și etichete care numesc zonele cu influență mare asupra rezultatului; încrederea calibrată apare sub forma unui inel. Nu sunt afișate scoruri inventate de tipul „hidratare 72%”, pe care modelul nu le măsoară. Produsele apar decupate din fotografii cu biblioteca rembg [10] și ies din conturul cardurilor. Tabelul 4.1 arată cum acoperă ecranele cerințele MVP, iar Figura 4.3 prezintă opt ecrane reprezentative.</w:t>
       </w:r>
     </w:p>
     <w:p>
       <w:pPr>
         <w:pStyle w:val="Caption"/>
       </w:pPr>
-      <w:bookmarkStart w:id="13" w:name="_Toc243941013"/>
+      <w:bookmarkStart w:id="13" w:name="_Toc244189251"/>
       <w:r>
         <w:t>Tabelul 4.</w:t>
       </w:r>
@@ -6039,7 +6039,11 @@
           </w:tcPr>
           <w:p>
             <w:r>
-              <w:t>rutină de dimineață și de seară pe trei niveluri, jurnal zilnic, fotografii de progres (neanalizate), memento-uri locale</w:t>
+              <w:t xml:space="preserve">rutină de dimineață și de seară pe trei niveluri, jurnal </w:t>
+            </w:r>
+            <w:r>
+              <w:lastRenderedPageBreak/>
+              <w:t>zilnic, fotografii de progres (neanalizate), memento-uri locale</w:t>
             </w:r>
           </w:p>
         </w:tc>
@@ -6051,11 +6055,8 @@
           </w:tcPr>
           <w:p>
             <w:r>
-              <w:t xml:space="preserve">Profil, confidențialitate, </w:t>
-            </w:r>
-            <w:r>
               <w:lastRenderedPageBreak/>
-              <w:t>legal</w:t>
+              <w:t>Profil, confidențialitate, legal</w:t>
             </w:r>
           </w:p>
         </w:tc>
@@ -6065,7 +6066,6 @@
           </w:tcPr>
           <w:p>
             <w:r>
-              <w:lastRenderedPageBreak/>
               <w:t>50-53</w:t>
             </w:r>
           </w:p>
@@ -6076,11 +6076,7 @@
           </w:tcPr>
           <w:p>
             <w:r>
-              <w:t xml:space="preserve">retragerea consimțământului, </w:t>
-            </w:r>
-            <w:r>
-              <w:lastRenderedPageBreak/>
-              <w:t>export JSON, ștergerea contului, avertismentul non-medical și limitările modelului</w:t>
+              <w:t>retragerea consimțământului, export JSON, ștergerea contului, avertismentul non-medical și limitările modelului</w:t>
             </w:r>
           </w:p>
         </w:tc>
@@ -6094,7 +6090,6 @@
         <w:rPr>
           <w:noProof/>
         </w:rPr>
-        <w:lastRenderedPageBreak/>
         <w:drawing>
           <wp:inline distT="0" distB="0" distL="0" distR="0" wp14:anchorId="0E84266A" wp14:editId="7EC2597D">
             <wp:extent cx="5400000" cy="5854091"/>
@@ -6137,8 +6132,9 @@
         <w:pStyle w:val="Caption"/>
         <w:jc w:val="center"/>
       </w:pPr>
-      <w:bookmarkStart w:id="14" w:name="_Toc243941029"/>
-      <w:r>
+      <w:bookmarkStart w:id="14" w:name="_Toc244189267"/>
+      <w:r>
+        <w:lastRenderedPageBreak/>
         <w:t>Figura 4.</w:t>
       </w:r>
       <w:r>
@@ -6169,11 +6165,7 @@
         <w:ind w:firstLine="709"/>
       </w:pPr>
       <w:r>
-        <w:t xml:space="preserve">Trei ecrane vin direct din rezultatele experimentale. Ecranul 21 aplică regula de abținere: sub pragul de încredere aplicația nu afișează o categorie și recomandă consultarea unui specialist (secțiunea 8.6). Ecranul 23 oprește analiza dacă fotografia este neclară sau prea întunecată, deoarece imaginile a 38,3% dintre cazurile SCIN au fost considerate de calitate insuficientă (secțiunea 5.2). Ecranul 24 nu afișează niciun scor și trimite utilizatorul la medic </w:t>
-      </w:r>
-      <w:r>
-        <w:lastRenderedPageBreak/>
-        <w:t>pentru leziuni din afara celor patru categorii, deoarece încrederea modelului s-a dovedit a nu fi un filtru de siguranță (secțiunea 8.6). Textele nu folosesc cuvintele „diagnostic” sau „tratament”: un rezultat „poate indica” o problemă, iar fiecare ecran de rezultat amintește că aplicația nu este un dispozitiv medical.</w:t>
+        <w:t>Trei ecrane vin direct din rezultatele experimentale. Ecranul 21 aplică regula de abținere: sub pragul de încredere aplicația nu afișează o categorie și recomandă consultarea unui specialist (secțiunea 8.6). Ecranul 23 oprește analiza dacă fotografia este neclară sau prea întunecată, deoarece imaginile a 38,3% dintre cazurile SCIN au fost considerate de calitate insuficientă (secțiunea 5.2). Ecranul 24 nu afișează niciun scor și trimite utilizatorul la medic pentru leziuni din afara celor patru categorii, deoarece încrederea modelului s-a dovedit a nu fi un filtru de siguranță (secțiunea 8.6). Textele nu folosesc cuvintele „diagnostic” sau „tratament”: un rezultat „poate indica” o problemă, iar fiecare ecran de rezultat amintește că aplicația nu este un dispozitiv medical.</w:t>
       </w:r>
     </w:p>
     <w:p>
@@ -6188,7 +6180,7 @@
       <w:pPr>
         <w:pStyle w:val="Heading1"/>
       </w:pPr>
-      <w:bookmarkStart w:id="15" w:name="_Toc244063841"/>
+      <w:bookmarkStart w:id="15" w:name="_Toc244189225"/>
       <w:r>
         <w:lastRenderedPageBreak/>
         <w:t>Capitolul 5. Metodologia AI/ML</w:t>
@@ -6207,7 +6199,7 @@
       <w:pPr>
         <w:pStyle w:val="Heading2"/>
       </w:pPr>
-      <w:bookmarkStart w:id="16" w:name="_Toc244063842"/>
+      <w:bookmarkStart w:id="16" w:name="_Toc244189226"/>
       <w:r>
         <w:t>5.1 Setul de date SCIN și scalele de ton al pielii</w:t>
       </w:r>
@@ -6290,7 +6282,7 @@
       <w:pPr>
         <w:pStyle w:val="Heading2"/>
       </w:pPr>
-      <w:bookmarkStart w:id="17" w:name="_Toc244063843"/>
+      <w:bookmarkStart w:id="17" w:name="_Toc244189227"/>
       <w:r>
         <w:lastRenderedPageBreak/>
         <w:t>5.2 Auditul datelor</w:t>
@@ -6329,7 +6321,7 @@
       <w:pPr>
         <w:pStyle w:val="Caption"/>
       </w:pPr>
-      <w:bookmarkStart w:id="18" w:name="_Toc243941014"/>
+      <w:bookmarkStart w:id="18" w:name="_Toc244189252"/>
       <w:r>
         <w:t>Tabelul 5.</w:t>
       </w:r>
@@ -6890,7 +6882,7 @@
       <w:pPr>
         <w:pStyle w:val="Heading2"/>
       </w:pPr>
-      <w:bookmarkStart w:id="19" w:name="_Toc244063844"/>
+      <w:bookmarkStart w:id="19" w:name="_Toc244189228"/>
       <w:r>
         <w:t>5.3 Categoriile țintă</w:t>
       </w:r>
@@ -6932,7 +6924,7 @@
       <w:pPr>
         <w:pStyle w:val="Caption"/>
       </w:pPr>
-      <w:bookmarkStart w:id="20" w:name="_Toc243941015"/>
+      <w:bookmarkStart w:id="20" w:name="_Toc244189253"/>
       <w:r>
         <w:t>Tabelul 5.</w:t>
       </w:r>
@@ -7571,7 +7563,7 @@
       <w:pPr>
         <w:pStyle w:val="Heading2"/>
       </w:pPr>
-      <w:bookmarkStart w:id="21" w:name="_Toc244063845"/>
+      <w:bookmarkStart w:id="21" w:name="_Toc244189229"/>
       <w:r>
         <w:t>5.4 Codificarea chestionarului și masca de valori lipsă</w:t>
       </w:r>
@@ -7589,7 +7581,7 @@
       <w:pPr>
         <w:pStyle w:val="Heading2"/>
       </w:pPr>
-      <w:bookmarkStart w:id="22" w:name="_Toc244063846"/>
+      <w:bookmarkStart w:id="22" w:name="_Toc244189230"/>
       <w:r>
         <w:lastRenderedPageBreak/>
         <w:t>5.5 Împărțirea și preprocesarea datelor</w:t>
@@ -7634,7 +7626,7 @@
       <w:pPr>
         <w:pStyle w:val="Heading2"/>
       </w:pPr>
-      <w:bookmarkStart w:id="23" w:name="_Toc244063847"/>
+      <w:bookmarkStart w:id="23" w:name="_Toc244189231"/>
       <w:r>
         <w:t>5.6 Modelele</w:t>
       </w:r>
@@ -7739,7 +7731,7 @@
       <w:pPr>
         <w:pStyle w:val="Heading2"/>
       </w:pPr>
-      <w:bookmarkStart w:id="24" w:name="_Toc244063848"/>
+      <w:bookmarkStart w:id="24" w:name="_Toc244189232"/>
       <w:r>
         <w:lastRenderedPageBreak/>
         <w:t>5.7 Protocolul de evaluare</w:t>
@@ -7804,7 +7796,7 @@
       <w:pPr>
         <w:pStyle w:val="Heading2"/>
       </w:pPr>
-      <w:bookmarkStart w:id="25" w:name="_Toc244063849"/>
+      <w:bookmarkStart w:id="25" w:name="_Toc244189233"/>
       <w:r>
         <w:t>5.8 Date externe și encodere preantrenate</w:t>
       </w:r>
@@ -7875,7 +7867,7 @@
       <w:pPr>
         <w:pStyle w:val="Heading2"/>
       </w:pPr>
-      <w:bookmarkStart w:id="26" w:name="_Toc244063850"/>
+      <w:bookmarkStart w:id="26" w:name="_Toc244189234"/>
       <w:r>
         <w:lastRenderedPageBreak/>
         <w:t>5.9 Explicabilitate (Grad-CAM)</w:t>
@@ -7894,7 +7886,7 @@
       <w:pPr>
         <w:pStyle w:val="Heading1"/>
       </w:pPr>
-      <w:bookmarkStart w:id="27" w:name="_Toc244063851"/>
+      <w:bookmarkStart w:id="27" w:name="_Toc244189235"/>
       <w:r>
         <w:lastRenderedPageBreak/>
         <w:t>Capitolul 6. Implementare</w:t>
@@ -7913,7 +7905,7 @@
       <w:pPr>
         <w:pStyle w:val="Heading2"/>
       </w:pPr>
-      <w:bookmarkStart w:id="28" w:name="_Toc244063852"/>
+      <w:bookmarkStart w:id="28" w:name="_Toc244189236"/>
       <w:r>
         <w:t>6.1 Serviciul ML: modelul exportat</w:t>
       </w:r>
@@ -8327,7 +8319,7 @@
       <w:pPr>
         <w:pStyle w:val="Heading1"/>
       </w:pPr>
-      <w:bookmarkStart w:id="29" w:name="_Toc244063853"/>
+      <w:bookmarkStart w:id="29" w:name="_Toc244189237"/>
       <w:r>
         <w:lastRenderedPageBreak/>
         <w:t>Capitolul 7. Securitate și GDPR</w:t>
@@ -8346,7 +8338,7 @@
       <w:pPr>
         <w:pStyle w:val="Heading1"/>
       </w:pPr>
-      <w:bookmarkStart w:id="30" w:name="_Toc244063854"/>
+      <w:bookmarkStart w:id="30" w:name="_Toc244189238"/>
       <w:r>
         <w:lastRenderedPageBreak/>
         <w:t>Capitolul 8. Testare și evaluare</w:t>
@@ -8365,7 +8357,7 @@
       <w:pPr>
         <w:pStyle w:val="Heading2"/>
       </w:pPr>
-      <w:bookmarkStart w:id="31" w:name="_Toc244063855"/>
+      <w:bookmarkStart w:id="31" w:name="_Toc244189239"/>
       <w:r>
         <w:t>8.1 Aduce chestionarul un câștig? (E1)</w:t>
       </w:r>
@@ -8383,7 +8375,7 @@
       <w:pPr>
         <w:pStyle w:val="Caption"/>
       </w:pPr>
-      <w:bookmarkStart w:id="32" w:name="_Toc243941016"/>
+      <w:bookmarkStart w:id="32" w:name="_Toc244189254"/>
       <w:r>
         <w:t>Tabelul 8.</w:t>
       </w:r>
@@ -8868,7 +8860,7 @@
       <w:pPr>
         <w:pStyle w:val="Heading2"/>
       </w:pPr>
-      <w:bookmarkStart w:id="33" w:name="_Toc244063856"/>
+      <w:bookmarkStart w:id="33" w:name="_Toc244189240"/>
       <w:r>
         <w:t>8.2 De ce nu ajută chestionarul?</w:t>
       </w:r>
@@ -8910,7 +8902,7 @@
       <w:pPr>
         <w:pStyle w:val="Caption"/>
       </w:pPr>
-      <w:bookmarkStart w:id="34" w:name="_Toc243941017"/>
+      <w:bookmarkStart w:id="34" w:name="_Toc244189255"/>
       <w:r>
         <w:t>Tabelul 8.</w:t>
       </w:r>
@@ -9310,7 +9302,7 @@
       <w:pPr>
         <w:pStyle w:val="Heading2"/>
       </w:pPr>
-      <w:bookmarkStart w:id="35" w:name="_Toc244063857"/>
+      <w:bookmarkStart w:id="35" w:name="_Toc244189241"/>
       <w:r>
         <w:lastRenderedPageBreak/>
         <w:t>8.3 Răspunsuri lipsă (E2)</w:t>
@@ -9329,7 +9321,7 @@
       <w:pPr>
         <w:pStyle w:val="Caption"/>
       </w:pPr>
-      <w:bookmarkStart w:id="36" w:name="_Toc243941018"/>
+      <w:bookmarkStart w:id="36" w:name="_Toc244189256"/>
       <w:r>
         <w:t>Tabelul 8.</w:t>
       </w:r>
@@ -9804,7 +9796,7 @@
         <w:pStyle w:val="Caption"/>
         <w:jc w:val="center"/>
       </w:pPr>
-      <w:bookmarkStart w:id="37" w:name="_Toc243941030"/>
+      <w:bookmarkStart w:id="37" w:name="_Toc244189268"/>
       <w:r>
         <w:t>Figura 8.</w:t>
       </w:r>
@@ -9843,7 +9835,7 @@
       <w:pPr>
         <w:pStyle w:val="Heading2"/>
       </w:pPr>
-      <w:bookmarkStart w:id="38" w:name="_Toc244063858"/>
+      <w:bookmarkStart w:id="38" w:name="_Toc244189242"/>
       <w:r>
         <w:t>8.4 Date suplimentare și test extern (E7)</w:t>
       </w:r>
@@ -9870,7 +9862,7 @@
       <w:pPr>
         <w:pStyle w:val="Caption"/>
       </w:pPr>
-      <w:bookmarkStart w:id="39" w:name="_Toc243941019"/>
+      <w:bookmarkStart w:id="39" w:name="_Toc244189257"/>
       <w:r>
         <w:lastRenderedPageBreak/>
         <w:t>Tabelul 8.</w:t>
@@ -10147,7 +10139,7 @@
       <w:pPr>
         <w:pStyle w:val="Heading2"/>
       </w:pPr>
-      <w:bookmarkStart w:id="40" w:name="_Toc244063859"/>
+      <w:bookmarkStart w:id="40" w:name="_Toc244189243"/>
       <w:r>
         <w:t>8.5 Encodere preantrenate (E5)</w:t>
       </w:r>
@@ -10165,7 +10157,7 @@
       <w:pPr>
         <w:pStyle w:val="Caption"/>
       </w:pPr>
-      <w:bookmarkStart w:id="41" w:name="_Toc243941020"/>
+      <w:bookmarkStart w:id="41" w:name="_Toc244189258"/>
       <w:r>
         <w:lastRenderedPageBreak/>
         <w:t>Tabelul 8.</w:t>
@@ -10651,7 +10643,7 @@
       <w:pPr>
         <w:pStyle w:val="Heading2"/>
       </w:pPr>
-      <w:bookmarkStart w:id="42" w:name="_Toc244063860"/>
+      <w:bookmarkStart w:id="42" w:name="_Toc244189244"/>
       <w:r>
         <w:t>8.6 Calibrarea încrederii și abținerea (E4)</w:t>
       </w:r>
@@ -10669,7 +10661,7 @@
       <w:pPr>
         <w:pStyle w:val="Caption"/>
       </w:pPr>
-      <w:bookmarkStart w:id="43" w:name="_Toc243941021"/>
+      <w:bookmarkStart w:id="43" w:name="_Toc244189259"/>
       <w:r>
         <w:t>Tabelul 8.</w:t>
       </w:r>
@@ -11152,7 +11144,7 @@
         <w:pStyle w:val="Caption"/>
         <w:jc w:val="center"/>
       </w:pPr>
-      <w:bookmarkStart w:id="44" w:name="_Toc243941031"/>
+      <w:bookmarkStart w:id="44" w:name="_Toc244189269"/>
       <w:r>
         <w:t>Figura 8.</w:t>
       </w:r>
@@ -11191,7 +11183,7 @@
       <w:pPr>
         <w:pStyle w:val="Caption"/>
       </w:pPr>
-      <w:bookmarkStart w:id="45" w:name="_Toc243941022"/>
+      <w:bookmarkStart w:id="45" w:name="_Toc244189260"/>
       <w:r>
         <w:t>Tabelul 8.</w:t>
       </w:r>
@@ -11636,7 +11628,7 @@
       <w:pPr>
         <w:pStyle w:val="Caption"/>
       </w:pPr>
-      <w:bookmarkStart w:id="46" w:name="_Toc243941023"/>
+      <w:bookmarkStart w:id="46" w:name="_Toc244189261"/>
       <w:r>
         <w:t>Tabelul 8.</w:t>
       </w:r>
@@ -12040,7 +12032,7 @@
       <w:pPr>
         <w:pStyle w:val="Caption"/>
       </w:pPr>
-      <w:bookmarkStart w:id="47" w:name="_Toc243941024"/>
+      <w:bookmarkStart w:id="47" w:name="_Toc244189262"/>
       <w:r>
         <w:t>Tabelul 8.</w:t>
       </w:r>
@@ -12550,7 +12542,7 @@
       <w:pPr>
         <w:pStyle w:val="Heading2"/>
       </w:pPr>
-      <w:bookmarkStart w:id="48" w:name="_Toc244063861"/>
+      <w:bookmarkStart w:id="48" w:name="_Toc244189245"/>
       <w:r>
         <w:t>8.7 Explicabilitate (Grad-CAM)</w:t>
       </w:r>
@@ -12568,7 +12560,7 @@
       <w:pPr>
         <w:pStyle w:val="Caption"/>
       </w:pPr>
-      <w:bookmarkStart w:id="49" w:name="_Toc243941025"/>
+      <w:bookmarkStart w:id="49" w:name="_Toc244189263"/>
       <w:r>
         <w:t>Tabelul 8.</w:t>
       </w:r>
@@ -12852,7 +12844,7 @@
       <w:pPr>
         <w:pStyle w:val="Heading2"/>
       </w:pPr>
-      <w:bookmarkStart w:id="50" w:name="_Toc244063862"/>
+      <w:bookmarkStart w:id="50" w:name="_Toc244189246"/>
       <w:r>
         <w:t>8.8 Sinteza rezultatelor și modelul ales pentru aplicație</w:t>
       </w:r>
@@ -12879,7 +12871,7 @@
       <w:pPr>
         <w:pStyle w:val="Caption"/>
       </w:pPr>
-      <w:bookmarkStart w:id="51" w:name="_Toc243941026"/>
+      <w:bookmarkStart w:id="51" w:name="_Toc244189264"/>
       <w:r>
         <w:t>Tabelul 8.</w:t>
       </w:r>
@@ -13472,7 +13464,7 @@
       <w:pPr>
         <w:pStyle w:val="Heading1"/>
       </w:pPr>
-      <w:bookmarkStart w:id="52" w:name="_Toc244063863"/>
+      <w:bookmarkStart w:id="52" w:name="_Toc244189247"/>
       <w:r>
         <w:lastRenderedPageBreak/>
         <w:t>Capitolul 9. Concluzii și direcții viitoare</w:t>
@@ -13491,7 +13483,7 @@
       <w:pPr>
         <w:pStyle w:val="Heading1"/>
       </w:pPr>
-      <w:bookmarkStart w:id="53" w:name="_Toc244063864"/>
+      <w:bookmarkStart w:id="53" w:name="_Toc244189248"/>
       <w:r>
         <w:lastRenderedPageBreak/>
         <w:t>Anexe</w:t>
@@ -13510,7 +13502,7 @@
       <w:pPr>
         <w:pStyle w:val="Heading2"/>
       </w:pPr>
-      <w:bookmarkStart w:id="54" w:name="_Toc244063865"/>
+      <w:bookmarkStart w:id="54" w:name="_Toc244189249"/>
       <w:r>
         <w:t>Anexa A. Planificarea proiectului: enunțul domeniului, WBS și riscurile</w:t>
       </w:r>
@@ -13620,7 +13612,7 @@
         <w:pStyle w:val="Caption"/>
         <w:jc w:val="center"/>
       </w:pPr>
-      <w:bookmarkStart w:id="55" w:name="_Toc243941032"/>
+      <w:bookmarkStart w:id="55" w:name="_Toc244189270"/>
       <w:r>
         <w:lastRenderedPageBreak/>
         <w:t>Figura A.</w:t>
@@ -13725,7 +13717,7 @@
         <w:pStyle w:val="Caption"/>
         <w:jc w:val="center"/>
       </w:pPr>
-      <w:bookmarkStart w:id="56" w:name="_Toc243941033"/>
+      <w:bookmarkStart w:id="56" w:name="_Toc244189271"/>
       <w:r>
         <w:t>Figura A.</w:t>
       </w:r>
@@ -13811,7 +13803,7 @@
         <w:pStyle w:val="Caption"/>
         <w:jc w:val="center"/>
       </w:pPr>
-      <w:bookmarkStart w:id="57" w:name="_Toc243941034"/>
+      <w:bookmarkStart w:id="57" w:name="_Toc244189272"/>
       <w:r>
         <w:t>Figura A.</w:t>
       </w:r>
@@ -13842,7 +13834,7 @@
       <w:pPr>
         <w:pStyle w:val="Heading1"/>
       </w:pPr>
-      <w:bookmarkStart w:id="58" w:name="_Toc244063866"/>
+      <w:bookmarkStart w:id="58" w:name="_Toc244189250"/>
       <w:r>
         <w:lastRenderedPageBreak/>
         <w:t>Bibliografie</w:t>
